--- a/docs/tech/ezEKP/시스템 모니터링 방법.docx
+++ b/docs/tech/ezEKP/시스템 모니터링 방법.docx
@@ -6,7 +6,7 @@
       <w:pPr>
         <w:pStyle w:val="a3"/>
       </w:pPr>
-      <w:bookmarkStart w:id="0" w:name="_Toc83382928"/>
+      <w:bookmarkStart w:id="0" w:name="_Toc83801683"/>
       <w:r>
         <w:rPr>
           <w:rFonts w:hint="eastAsia"/>
@@ -57,60 +57,6 @@
           <w:sz w:val="20"/>
         </w:rPr>
         <w:t>021-09-24</w:t>
-      </w:r>
-    </w:p>
-    <w:p>
-      <w:pPr>
-        <w:jc w:val="right"/>
-      </w:pPr>
-    </w:p>
-    <w:p>
-      <w:r>
-        <w:rPr>
-          <w:rFonts w:hint="eastAsia"/>
-        </w:rPr>
-        <w:t xml:space="preserve">이 문서는 </w:t>
-      </w:r>
-      <w:r>
-        <w:rPr>
-          <w:rFonts w:hint="eastAsia"/>
-        </w:rPr>
-        <w:t xml:space="preserve">솔루션1팀 이동호 수석부장님의 </w:t>
-      </w:r>
-      <w:r>
-        <w:t>[</w:t>
-      </w:r>
-      <w:r>
-        <w:rPr>
-          <w:rFonts w:hint="eastAsia"/>
-        </w:rPr>
-        <w:t>시스템모니터링을</w:t>
-      </w:r>
-      <w:r>
-        <w:t xml:space="preserve"> 위한 </w:t>
-      </w:r>
-      <w:proofErr w:type="spellStart"/>
-      <w:r>
-        <w:t>리눅스명령어들</w:t>
-      </w:r>
-      <w:proofErr w:type="spellEnd"/>
-      <w:r>
-        <w:t xml:space="preserve">] </w:t>
-      </w:r>
-      <w:r>
-        <w:t xml:space="preserve">  </w:t>
-      </w:r>
-      <w:r>
-        <w:rPr>
-          <w:rFonts w:hint="eastAsia"/>
-        </w:rPr>
-        <w:t>세미나를 기반으로</w:t>
-      </w:r>
-      <w:r>
-        <w:rPr>
-          <w:rFonts w:hint="eastAsia"/>
-        </w:rPr>
-        <w:t xml:space="preserve"> 작성되었음을 알려드립니다.</w:t>
       </w:r>
     </w:p>
     <w:p/>
@@ -170,7 +116,7 @@
           <w:r>
             <w:fldChar w:fldCharType="separate"/>
           </w:r>
-          <w:hyperlink w:anchor="_Toc83382928" w:history="1">
+          <w:hyperlink w:anchor="_Toc83801683" w:history="1">
             <w:r>
               <w:rPr>
                 <w:rStyle w:val="a5"/>
@@ -197,7 +143,7 @@
                 <w:noProof/>
                 <w:webHidden/>
               </w:rPr>
-              <w:instrText xml:space="preserve"> PAGEREF _Toc83382928 \h </w:instrText>
+              <w:instrText xml:space="preserve"> PAGEREF _Toc83801683 \h </w:instrText>
             </w:r>
             <w:r>
               <w:rPr>
@@ -241,7 +187,7 @@
               <w:sz w:val="20"/>
             </w:rPr>
           </w:pPr>
-          <w:hyperlink w:anchor="_Toc83382929" w:history="1">
+          <w:hyperlink w:anchor="_Toc83801684" w:history="1">
             <w:r>
               <w:rPr>
                 <w:rStyle w:val="a5"/>
@@ -268,7 +214,7 @@
                 <w:noProof/>
                 <w:webHidden/>
               </w:rPr>
-              <w:instrText xml:space="preserve"> PAGEREF _Toc83382929 \h </w:instrText>
+              <w:instrText xml:space="preserve"> PAGEREF _Toc83801684 \h </w:instrText>
             </w:r>
             <w:r>
               <w:rPr>
@@ -312,7 +258,7 @@
               <w:sz w:val="20"/>
             </w:rPr>
           </w:pPr>
-          <w:hyperlink w:anchor="_Toc83382930" w:history="1">
+          <w:hyperlink w:anchor="_Toc83801685" w:history="1">
             <w:r>
               <w:rPr>
                 <w:rStyle w:val="a5"/>
@@ -339,7 +285,7 @@
                 <w:noProof/>
                 <w:webHidden/>
               </w:rPr>
-              <w:instrText xml:space="preserve"> PAGEREF _Toc83382930 \h </w:instrText>
+              <w:instrText xml:space="preserve"> PAGEREF _Toc83801685 \h </w:instrText>
             </w:r>
             <w:r>
               <w:rPr>
@@ -383,7 +329,7 @@
               <w:sz w:val="20"/>
             </w:rPr>
           </w:pPr>
-          <w:hyperlink w:anchor="_Toc83382931" w:history="1">
+          <w:hyperlink w:anchor="_Toc83801686" w:history="1">
             <w:r>
               <w:rPr>
                 <w:rStyle w:val="a5"/>
@@ -410,7 +356,7 @@
                 <w:noProof/>
                 <w:webHidden/>
               </w:rPr>
-              <w:instrText xml:space="preserve"> PAGEREF _Toc83382931 \h </w:instrText>
+              <w:instrText xml:space="preserve"> PAGEREF _Toc83801686 \h </w:instrText>
             </w:r>
             <w:r>
               <w:rPr>
@@ -454,7 +400,7 @@
               <w:sz w:val="20"/>
             </w:rPr>
           </w:pPr>
-          <w:hyperlink w:anchor="_Toc83382932" w:history="1">
+          <w:hyperlink w:anchor="_Toc83801687" w:history="1">
             <w:r>
               <w:rPr>
                 <w:rStyle w:val="a5"/>
@@ -481,7 +427,7 @@
                 <w:noProof/>
                 <w:webHidden/>
               </w:rPr>
-              <w:instrText xml:space="preserve"> PAGEREF _Toc83382932 \h </w:instrText>
+              <w:instrText xml:space="preserve"> PAGEREF _Toc83801687 \h </w:instrText>
             </w:r>
             <w:r>
               <w:rPr>
@@ -525,7 +471,7 @@
               <w:sz w:val="20"/>
             </w:rPr>
           </w:pPr>
-          <w:hyperlink w:anchor="_Toc83382933" w:history="1">
+          <w:hyperlink w:anchor="_Toc83801688" w:history="1">
             <w:r>
               <w:rPr>
                 <w:rStyle w:val="a5"/>
@@ -552,7 +498,7 @@
                 <w:noProof/>
                 <w:webHidden/>
               </w:rPr>
-              <w:instrText xml:space="preserve"> PAGEREF _Toc83382933 \h </w:instrText>
+              <w:instrText xml:space="preserve"> PAGEREF _Toc83801688 \h </w:instrText>
             </w:r>
             <w:r>
               <w:rPr>
@@ -585,6 +531,148 @@
         </w:p>
         <w:p>
           <w:pPr>
+            <w:pStyle w:val="10"/>
+            <w:tabs>
+              <w:tab w:val="right" w:leader="dot" w:pos="9016"/>
+            </w:tabs>
+            <w:rPr>
+              <w:rFonts w:cstheme="minorBidi"/>
+              <w:noProof/>
+              <w:kern w:val="2"/>
+              <w:sz w:val="20"/>
+            </w:rPr>
+          </w:pPr>
+          <w:hyperlink w:anchor="_Toc83801689" w:history="1">
+            <w:r>
+              <w:rPr>
+                <w:rStyle w:val="a5"/>
+                <w:noProof/>
+              </w:rPr>
+              <w:t>실시간 모니터링 방법</w:t>
+            </w:r>
+            <w:r>
+              <w:rPr>
+                <w:noProof/>
+                <w:webHidden/>
+              </w:rPr>
+              <w:tab/>
+            </w:r>
+            <w:r>
+              <w:rPr>
+                <w:noProof/>
+                <w:webHidden/>
+              </w:rPr>
+              <w:fldChar w:fldCharType="begin"/>
+            </w:r>
+            <w:r>
+              <w:rPr>
+                <w:noProof/>
+                <w:webHidden/>
+              </w:rPr>
+              <w:instrText xml:space="preserve"> PAGEREF _Toc83801689 \h </w:instrText>
+            </w:r>
+            <w:r>
+              <w:rPr>
+                <w:noProof/>
+                <w:webHidden/>
+              </w:rPr>
+            </w:r>
+            <w:r>
+              <w:rPr>
+                <w:noProof/>
+                <w:webHidden/>
+              </w:rPr>
+              <w:fldChar w:fldCharType="separate"/>
+            </w:r>
+            <w:r>
+              <w:rPr>
+                <w:noProof/>
+                <w:webHidden/>
+              </w:rPr>
+              <w:t>7</w:t>
+            </w:r>
+            <w:r>
+              <w:rPr>
+                <w:noProof/>
+                <w:webHidden/>
+              </w:rPr>
+              <w:fldChar w:fldCharType="end"/>
+            </w:r>
+          </w:hyperlink>
+        </w:p>
+        <w:p>
+          <w:pPr>
+            <w:pStyle w:val="10"/>
+            <w:tabs>
+              <w:tab w:val="right" w:leader="dot" w:pos="9016"/>
+            </w:tabs>
+            <w:rPr>
+              <w:rFonts w:cstheme="minorBidi"/>
+              <w:noProof/>
+              <w:kern w:val="2"/>
+              <w:sz w:val="20"/>
+            </w:rPr>
+          </w:pPr>
+          <w:hyperlink w:anchor="_Toc83801690" w:history="1">
+            <w:r>
+              <w:rPr>
+                <w:rStyle w:val="a5"/>
+                <w:noProof/>
+              </w:rPr>
+              <w:t>과거 모니터링 방법</w:t>
+            </w:r>
+            <w:r>
+              <w:rPr>
+                <w:noProof/>
+                <w:webHidden/>
+              </w:rPr>
+              <w:tab/>
+            </w:r>
+            <w:r>
+              <w:rPr>
+                <w:noProof/>
+                <w:webHidden/>
+              </w:rPr>
+              <w:fldChar w:fldCharType="begin"/>
+            </w:r>
+            <w:r>
+              <w:rPr>
+                <w:noProof/>
+                <w:webHidden/>
+              </w:rPr>
+              <w:instrText xml:space="preserve"> PAGEREF _Toc83801690 \h </w:instrText>
+            </w:r>
+            <w:r>
+              <w:rPr>
+                <w:noProof/>
+                <w:webHidden/>
+              </w:rPr>
+            </w:r>
+            <w:r>
+              <w:rPr>
+                <w:noProof/>
+                <w:webHidden/>
+              </w:rPr>
+              <w:fldChar w:fldCharType="separate"/>
+            </w:r>
+            <w:r>
+              <w:rPr>
+                <w:noProof/>
+                <w:webHidden/>
+              </w:rPr>
+              <w:t>11</w:t>
+            </w:r>
+            <w:r>
+              <w:rPr>
+                <w:noProof/>
+                <w:webHidden/>
+              </w:rPr>
+              <w:fldChar w:fldCharType="end"/>
+            </w:r>
+          </w:hyperlink>
+        </w:p>
+        <w:p>
+          <w:pPr>
             <w:rPr>
               <w:b/>
               <w:bCs/>
@@ -618,14 +706,12 @@
       <w:r>
         <w:br w:type="page"/>
       </w:r>
-      <w:bookmarkStart w:id="1" w:name="_GoBack"/>
-      <w:bookmarkEnd w:id="1"/>
     </w:p>
     <w:p>
       <w:pPr>
         <w:pStyle w:val="1"/>
       </w:pPr>
-      <w:bookmarkStart w:id="2" w:name="_Toc83382929"/>
+      <w:bookmarkStart w:id="1" w:name="_Toc83801684"/>
       <w:r>
         <w:rPr>
           <w:rFonts w:hint="eastAsia"/>
@@ -633,7 +719,7 @@
         <w:lastRenderedPageBreak/>
         <w:t>모니터링이란?</w:t>
       </w:r>
-      <w:bookmarkEnd w:id="2"/>
+      <w:bookmarkEnd w:id="1"/>
     </w:p>
     <w:p>
       <w:pPr>
@@ -1794,14 +1880,14 @@
         <w:pStyle w:val="1"/>
         <w:ind w:firstLineChars="50" w:firstLine="180"/>
       </w:pPr>
-      <w:bookmarkStart w:id="3" w:name="_Toc83382930"/>
+      <w:bookmarkStart w:id="2" w:name="_Toc83801685"/>
       <w:r>
         <w:rPr>
           <w:rFonts w:hint="eastAsia"/>
         </w:rPr>
         <w:t>관찰대상</w:t>
       </w:r>
-      <w:bookmarkEnd w:id="3"/>
+      <w:bookmarkEnd w:id="2"/>
     </w:p>
     <w:p>
       <w:pPr>
@@ -1849,7 +1935,23 @@
           <w:sz w:val="32"/>
           <w:szCs w:val="32"/>
         </w:rPr>
-        <w:t>Central Process Unit)</w:t>
+        <w:t>Central Process</w:t>
+      </w:r>
+      <w:r>
+        <w:rPr>
+          <w:b/>
+          <w:sz w:val="32"/>
+          <w:szCs w:val="32"/>
+        </w:rPr>
+        <w:t>ing</w:t>
+      </w:r>
+      <w:r>
+        <w:rPr>
+          <w:b/>
+          <w:sz w:val="32"/>
+          <w:szCs w:val="32"/>
+        </w:rPr>
+        <w:t xml:space="preserve"> Unit)</w:t>
       </w:r>
     </w:p>
     <w:p>
@@ -2310,7 +2412,23 @@
           <w:sz w:val="18"/>
           <w:szCs w:val="18"/>
         </w:rPr>
-        <w:t>SDD</w:t>
+        <w:t>S</w:t>
+      </w:r>
+      <w:r>
+        <w:rPr>
+          <w:rFonts w:eastAsiaTheme="minorHAnsi" w:hint="eastAsia"/>
+          <w:sz w:val="18"/>
+          <w:szCs w:val="18"/>
+        </w:rPr>
+        <w:t>S</w:t>
+      </w:r>
+      <w:r>
+        <w:rPr>
+          <w:rFonts w:eastAsiaTheme="minorHAnsi"/>
+          <w:sz w:val="18"/>
+          <w:szCs w:val="18"/>
+        </w:rPr>
+        <w:t>D</w:t>
       </w:r>
       <w:r>
         <w:rPr>
@@ -2369,7 +2487,7 @@
           <w:szCs w:val="36"/>
         </w:rPr>
       </w:pPr>
-      <w:bookmarkStart w:id="4" w:name="_Toc83382931"/>
+      <w:bookmarkStart w:id="3" w:name="_Toc83801686"/>
       <w:r>
         <w:rPr>
           <w:rFonts w:hint="eastAsia"/>
@@ -2384,7 +2502,7 @@
         </w:rPr>
         <w:t>PU</w:t>
       </w:r>
-      <w:bookmarkEnd w:id="4"/>
+      <w:bookmarkEnd w:id="3"/>
     </w:p>
     <w:p>
       <w:pPr>
@@ -2493,7 +2611,23 @@
           <w:sz w:val="28"/>
           <w:szCs w:val="28"/>
         </w:rPr>
-        <w:t xml:space="preserve">rocess </w:t>
+        <w:t>rocess</w:t>
+      </w:r>
+      <w:r>
+        <w:rPr>
+          <w:b/>
+          <w:sz w:val="28"/>
+          <w:szCs w:val="28"/>
+        </w:rPr>
+        <w:t>ing</w:t>
+      </w:r>
+      <w:r>
+        <w:rPr>
+          <w:b/>
+          <w:sz w:val="28"/>
+          <w:szCs w:val="28"/>
+        </w:rPr>
+        <w:t xml:space="preserve"> </w:t>
       </w:r>
       <w:r>
         <w:rPr>
@@ -3240,11 +3374,11 @@
         <w:pStyle w:val="1"/>
         <w:ind w:firstLineChars="50" w:firstLine="180"/>
       </w:pPr>
-      <w:bookmarkStart w:id="5" w:name="_Toc83382932"/>
+      <w:bookmarkStart w:id="4" w:name="_Toc83801687"/>
       <w:r>
         <w:t>Memory</w:t>
       </w:r>
-      <w:bookmarkEnd w:id="5"/>
+      <w:bookmarkEnd w:id="4"/>
     </w:p>
     <w:p>
       <w:pPr>
@@ -3309,7 +3443,6 @@
         <w:pStyle w:val="a4"/>
         <w:ind w:leftChars="0" w:left="760"/>
         <w:rPr>
-          <w:rFonts w:hint="eastAsia"/>
           <w:b/>
           <w:sz w:val="28"/>
           <w:szCs w:val="28"/>
@@ -3746,7 +3879,7 @@
         <w:pStyle w:val="1"/>
         <w:ind w:firstLineChars="50" w:firstLine="180"/>
       </w:pPr>
-      <w:bookmarkStart w:id="6" w:name="_Toc83382933"/>
+      <w:bookmarkStart w:id="5" w:name="_Toc83801688"/>
       <w:r>
         <w:rPr>
           <w:rFonts w:hint="eastAsia"/>
@@ -3756,7 +3889,7 @@
       <w:r>
         <w:t>/O (Disk, Network)</w:t>
       </w:r>
-      <w:bookmarkEnd w:id="6"/>
+      <w:bookmarkEnd w:id="5"/>
     </w:p>
     <w:p>
       <w:pPr>
@@ -4053,7 +4186,10 @@
         <w:ind w:leftChars="100" w:left="220" w:firstLine="540"/>
       </w:pPr>
       <w:r>
-        <w:t xml:space="preserve">Ls -al </w:t>
+        <w:t>l</w:t>
+      </w:r>
+      <w:r>
+        <w:t xml:space="preserve">s -al </w:t>
       </w:r>
       <w:r>
         <w:rPr>
@@ -5654,6 +5790,4310 @@
         <w:t>.</w:t>
       </w:r>
     </w:p>
+    <w:p>
+      <w:pPr>
+        <w:pStyle w:val="1"/>
+        <w:ind w:firstLineChars="50" w:firstLine="180"/>
+      </w:pPr>
+      <w:bookmarkStart w:id="6" w:name="_Toc83801689"/>
+      <w:r>
+        <w:rPr>
+          <w:rFonts w:hint="eastAsia"/>
+        </w:rPr>
+        <w:lastRenderedPageBreak/>
+        <w:t xml:space="preserve">실시간 모니터링 </w:t>
+      </w:r>
+      <w:r>
+        <w:rPr>
+          <w:rFonts w:hint="eastAsia"/>
+        </w:rPr>
+        <w:t>방법</w:t>
+      </w:r>
+      <w:bookmarkEnd w:id="6"/>
+    </w:p>
+    <w:p>
+      <w:pPr>
+        <w:pStyle w:val="a4"/>
+        <w:numPr>
+          <w:ilvl w:val="1"/>
+          <w:numId w:val="33"/>
+        </w:numPr>
+        <w:ind w:leftChars="0"/>
+        <w:rPr>
+          <w:b/>
+          <w:sz w:val="32"/>
+          <w:szCs w:val="32"/>
+        </w:rPr>
+      </w:pPr>
+      <w:r>
+        <w:rPr>
+          <w:b/>
+          <w:sz w:val="32"/>
+          <w:szCs w:val="32"/>
+        </w:rPr>
+        <w:t>top</w:t>
+      </w:r>
+      <w:r>
+        <w:rPr>
+          <w:rFonts w:hint="eastAsia"/>
+          <w:b/>
+          <w:noProof/>
+          <w:sz w:val="32"/>
+          <w:szCs w:val="32"/>
+        </w:rPr>
+        <w:drawing>
+          <wp:inline distT="0" distB="0" distL="0" distR="0">
+            <wp:extent cx="5731510" cy="3794125"/>
+            <wp:effectExtent l="0" t="0" r="2540" b="0"/>
+            <wp:docPr id="3" name="그림 3"/>
+            <wp:cNvGraphicFramePr>
+              <a:graphicFrameLocks xmlns:a="http://schemas.openxmlformats.org/drawingml/2006/main" noChangeAspect="1"/>
+            </wp:cNvGraphicFramePr>
+            <a:graphic xmlns:a="http://schemas.openxmlformats.org/drawingml/2006/main">
+              <a:graphicData uri="http://schemas.openxmlformats.org/drawingml/2006/picture">
+                <pic:pic xmlns:pic="http://schemas.openxmlformats.org/drawingml/2006/picture">
+                  <pic:nvPicPr>
+                    <pic:cNvPr id="3" name="top.PNG"/>
+                    <pic:cNvPicPr/>
+                  </pic:nvPicPr>
+                  <pic:blipFill>
+                    <a:blip r:embed="rId14">
+                      <a:extLst>
+                        <a:ext uri="{28A0092B-C50C-407E-A947-70E740481C1C}">
+                          <a14:useLocalDpi xmlns:a14="http://schemas.microsoft.com/office/drawing/2010/main" val="0"/>
+                        </a:ext>
+                      </a:extLst>
+                    </a:blip>
+                    <a:stretch>
+                      <a:fillRect/>
+                    </a:stretch>
+                  </pic:blipFill>
+                  <pic:spPr>
+                    <a:xfrm>
+                      <a:off x="0" y="0"/>
+                      <a:ext cx="5731510" cy="3794125"/>
+                    </a:xfrm>
+                    <a:prstGeom prst="rect">
+                      <a:avLst/>
+                    </a:prstGeom>
+                  </pic:spPr>
+                </pic:pic>
+              </a:graphicData>
+            </a:graphic>
+          </wp:inline>
+        </w:drawing>
+      </w:r>
+    </w:p>
+    <w:p>
+      <w:pPr>
+        <w:ind w:firstLine="800"/>
+        <w:rPr>
+          <w:b/>
+          <w:sz w:val="28"/>
+          <w:szCs w:val="28"/>
+        </w:rPr>
+      </w:pPr>
+      <w:r>
+        <w:rPr>
+          <w:rFonts w:hint="eastAsia"/>
+          <w:b/>
+          <w:sz w:val="28"/>
+          <w:szCs w:val="28"/>
+        </w:rPr>
+        <w:t>시스템정보</w:t>
+      </w:r>
+    </w:p>
+    <w:p>
+      <w:pPr>
+        <w:ind w:firstLine="800"/>
+        <w:rPr>
+          <w:b/>
+          <w:sz w:val="28"/>
+          <w:szCs w:val="28"/>
+        </w:rPr>
+      </w:pPr>
+      <w:r>
+        <w:rPr>
+          <w:noProof/>
+        </w:rPr>
+        <w:drawing>
+          <wp:inline distT="0" distB="0" distL="0" distR="0">
+            <wp:extent cx="5731510" cy="757673"/>
+            <wp:effectExtent l="0" t="0" r="2540" b="4445"/>
+            <wp:docPr id="14" name="그림 14" descr="https://postfiles.pstatic.net/MjAyMTA5MjhfMzMg/MDAxNjMyNzg5NTc3MjYw.lnp-24LluIQ8OAa1cD5LLG_eBiOKEzChmk4PM-Fw7mEg.6q4WTx2kHwV9FOEBVioHjUyeC97mGE_nBPyH7vqcqpMg.PNG.ggoddii/image.png?type=w773"/>
+            <wp:cNvGraphicFramePr>
+              <a:graphicFrameLocks xmlns:a="http://schemas.openxmlformats.org/drawingml/2006/main" noChangeAspect="1"/>
+            </wp:cNvGraphicFramePr>
+            <a:graphic xmlns:a="http://schemas.openxmlformats.org/drawingml/2006/main">
+              <a:graphicData uri="http://schemas.openxmlformats.org/drawingml/2006/picture">
+                <pic:pic xmlns:pic="http://schemas.openxmlformats.org/drawingml/2006/picture">
+                  <pic:nvPicPr>
+                    <pic:cNvPr id="0" name="Picture 1" descr="https://postfiles.pstatic.net/MjAyMTA5MjhfMzMg/MDAxNjMyNzg5NTc3MjYw.lnp-24LluIQ8OAa1cD5LLG_eBiOKEzChmk4PM-Fw7mEg.6q4WTx2kHwV9FOEBVioHjUyeC97mGE_nBPyH7vqcqpMg.PNG.ggoddii/image.png?type=w773"/>
+                    <pic:cNvPicPr>
+                      <a:picLocks noChangeAspect="1" noChangeArrowheads="1"/>
+                    </pic:cNvPicPr>
+                  </pic:nvPicPr>
+                  <pic:blipFill>
+                    <a:blip r:embed="rId15">
+                      <a:extLst>
+                        <a:ext uri="{28A0092B-C50C-407E-A947-70E740481C1C}">
+                          <a14:useLocalDpi xmlns:a14="http://schemas.microsoft.com/office/drawing/2010/main" val="0"/>
+                        </a:ext>
+                      </a:extLst>
+                    </a:blip>
+                    <a:srcRect/>
+                    <a:stretch>
+                      <a:fillRect/>
+                    </a:stretch>
+                  </pic:blipFill>
+                  <pic:spPr bwMode="auto">
+                    <a:xfrm>
+                      <a:off x="0" y="0"/>
+                      <a:ext cx="5731510" cy="757673"/>
+                    </a:xfrm>
+                    <a:prstGeom prst="rect">
+                      <a:avLst/>
+                    </a:prstGeom>
+                    <a:noFill/>
+                    <a:ln>
+                      <a:noFill/>
+                    </a:ln>
+                  </pic:spPr>
+                </pic:pic>
+              </a:graphicData>
+            </a:graphic>
+          </wp:inline>
+        </w:drawing>
+      </w:r>
+    </w:p>
+    <w:p>
+      <w:pPr>
+        <w:ind w:firstLine="800"/>
+      </w:pPr>
+      <w:r>
+        <w:rPr>
+          <w:rFonts w:hint="eastAsia"/>
+        </w:rPr>
+        <w:t>t</w:t>
+      </w:r>
+      <w:r>
+        <w:t>op</w:t>
+      </w:r>
+      <w:r>
+        <w:rPr>
+          <w:rFonts w:hint="eastAsia"/>
+        </w:rPr>
+        <w:t>명령어 상단부분은 시스템의 전반적인 상황을 표시</w:t>
+      </w:r>
+    </w:p>
+    <w:p>
+      <w:pPr>
+        <w:ind w:firstLine="800"/>
+      </w:pPr>
+    </w:p>
+    <w:p>
+      <w:pPr>
+        <w:ind w:firstLine="800"/>
+        <w:rPr>
+          <w:b/>
+        </w:rPr>
+      </w:pPr>
+      <w:r>
+        <w:rPr>
+          <w:rFonts w:hint="eastAsia"/>
+          <w:b/>
+        </w:rPr>
+        <w:t>첫번째 줄</w:t>
+      </w:r>
+    </w:p>
+    <w:p>
+      <w:pPr>
+        <w:ind w:firstLine="800"/>
+      </w:pPr>
+      <w:r>
+        <w:rPr>
+          <w:noProof/>
+        </w:rPr>
+        <w:drawing>
+          <wp:inline distT="0" distB="0" distL="0" distR="0">
+            <wp:extent cx="5731510" cy="262119"/>
+            <wp:effectExtent l="0" t="0" r="0" b="5080"/>
+            <wp:docPr id="15" name="그림 15" descr="https://postfiles.pstatic.net/MjAyMTA5MjhfMTEw/MDAxNjMyNzg5NzYxODUx.xhXR9tQIOMYcnWM-eJjo7yTMQ9I8DXjG1QyxcgfjzsEg.qymhhrni_CjrCZrVIGPTTtCjRZS8xt8NUy9ork2LmN8g.PNG.ggoddii/image.png?type=w773"/>
+            <wp:cNvGraphicFramePr>
+              <a:graphicFrameLocks xmlns:a="http://schemas.openxmlformats.org/drawingml/2006/main" noChangeAspect="1"/>
+            </wp:cNvGraphicFramePr>
+            <a:graphic xmlns:a="http://schemas.openxmlformats.org/drawingml/2006/main">
+              <a:graphicData uri="http://schemas.openxmlformats.org/drawingml/2006/picture">
+                <pic:pic xmlns:pic="http://schemas.openxmlformats.org/drawingml/2006/picture">
+                  <pic:nvPicPr>
+                    <pic:cNvPr id="0" name="Picture 3" descr="https://postfiles.pstatic.net/MjAyMTA5MjhfMTEw/MDAxNjMyNzg5NzYxODUx.xhXR9tQIOMYcnWM-eJjo7yTMQ9I8DXjG1QyxcgfjzsEg.qymhhrni_CjrCZrVIGPTTtCjRZS8xt8NUy9ork2LmN8g.PNG.ggoddii/image.png?type=w773"/>
+                    <pic:cNvPicPr>
+                      <a:picLocks noChangeAspect="1" noChangeArrowheads="1"/>
+                    </pic:cNvPicPr>
+                  </pic:nvPicPr>
+                  <pic:blipFill>
+                    <a:blip r:embed="rId16">
+                      <a:extLst>
+                        <a:ext uri="{28A0092B-C50C-407E-A947-70E740481C1C}">
+                          <a14:useLocalDpi xmlns:a14="http://schemas.microsoft.com/office/drawing/2010/main" val="0"/>
+                        </a:ext>
+                      </a:extLst>
+                    </a:blip>
+                    <a:srcRect/>
+                    <a:stretch>
+                      <a:fillRect/>
+                    </a:stretch>
+                  </pic:blipFill>
+                  <pic:spPr bwMode="auto">
+                    <a:xfrm>
+                      <a:off x="0" y="0"/>
+                      <a:ext cx="5731510" cy="262119"/>
+                    </a:xfrm>
+                    <a:prstGeom prst="rect">
+                      <a:avLst/>
+                    </a:prstGeom>
+                    <a:noFill/>
+                    <a:ln>
+                      <a:noFill/>
+                    </a:ln>
+                  </pic:spPr>
+                </pic:pic>
+              </a:graphicData>
+            </a:graphic>
+          </wp:inline>
+        </w:drawing>
+      </w:r>
+    </w:p>
+    <w:p>
+      <w:pPr>
+        <w:ind w:firstLine="800"/>
+      </w:pPr>
+      <w:r>
+        <w:t xml:space="preserve">uptime </w:t>
+      </w:r>
+      <w:r>
+        <w:rPr>
+          <w:rFonts w:hint="eastAsia"/>
+        </w:rPr>
+        <w:t>명령어와 동일한 정보를 표시한다.</w:t>
+      </w:r>
+    </w:p>
+    <w:p>
+      <w:pPr>
+        <w:ind w:firstLine="800"/>
+      </w:pPr>
+      <w:r>
+        <w:rPr>
+          <w:rFonts w:hint="eastAsia"/>
+        </w:rPr>
+        <w:t xml:space="preserve">왼쪽을 기준으로 현재시간, 시스템가동시간, </w:t>
+      </w:r>
+      <w:proofErr w:type="spellStart"/>
+      <w:r>
+        <w:rPr>
+          <w:rFonts w:hint="eastAsia"/>
+        </w:rPr>
+        <w:t>접속유저수</w:t>
+      </w:r>
+      <w:proofErr w:type="spellEnd"/>
+      <w:r>
+        <w:rPr>
+          <w:rFonts w:hint="eastAsia"/>
+        </w:rPr>
+        <w:t xml:space="preserve">, </w:t>
+      </w:r>
+      <w:r>
+        <w:t>load average</w:t>
+      </w:r>
+      <w:r>
+        <w:rPr>
+          <w:rFonts w:hint="eastAsia"/>
+        </w:rPr>
+        <w:t>를 뜻한다</w:t>
+      </w:r>
+      <w:r>
+        <w:t>.</w:t>
+      </w:r>
+    </w:p>
+    <w:p>
+      <w:pPr>
+        <w:ind w:firstLine="800"/>
+      </w:pPr>
+    </w:p>
+    <w:p>
+      <w:pPr>
+        <w:ind w:left="800"/>
+        <w:rPr>
+          <w:color w:val="7F7F7F" w:themeColor="text1" w:themeTint="80"/>
+          <w:sz w:val="18"/>
+          <w:szCs w:val="18"/>
+        </w:rPr>
+      </w:pPr>
+      <w:r>
+        <w:rPr>
+          <w:rFonts w:hint="eastAsia"/>
+          <w:color w:val="7F7F7F" w:themeColor="text1" w:themeTint="80"/>
+          <w:sz w:val="18"/>
+          <w:szCs w:val="18"/>
+        </w:rPr>
+        <w:lastRenderedPageBreak/>
+        <w:t>*</w:t>
+      </w:r>
+      <w:r>
+        <w:rPr>
+          <w:color w:val="7F7F7F" w:themeColor="text1" w:themeTint="80"/>
+          <w:sz w:val="18"/>
+          <w:szCs w:val="18"/>
+        </w:rPr>
+        <w:t>uptime</w:t>
+      </w:r>
+      <w:r>
+        <w:rPr>
+          <w:rFonts w:hint="eastAsia"/>
+          <w:color w:val="7F7F7F" w:themeColor="text1" w:themeTint="80"/>
+          <w:sz w:val="18"/>
+          <w:szCs w:val="18"/>
+        </w:rPr>
+        <w:t>이란?</w:t>
+      </w:r>
+    </w:p>
+    <w:p>
+      <w:pPr>
+        <w:ind w:left="800"/>
+        <w:rPr>
+          <w:color w:val="7F7F7F" w:themeColor="text1" w:themeTint="80"/>
+          <w:sz w:val="18"/>
+          <w:szCs w:val="18"/>
+        </w:rPr>
+      </w:pPr>
+      <w:r>
+        <w:rPr>
+          <w:rFonts w:hint="eastAsia"/>
+          <w:color w:val="7F7F7F" w:themeColor="text1" w:themeTint="80"/>
+          <w:sz w:val="18"/>
+          <w:szCs w:val="18"/>
+        </w:rPr>
+        <w:t xml:space="preserve">리눅스 시스템이 실행되고 난 후부터 지금까지의 시간과 시스템에 </w:t>
+      </w:r>
+      <w:proofErr w:type="spellStart"/>
+      <w:r>
+        <w:rPr>
+          <w:rFonts w:hint="eastAsia"/>
+          <w:color w:val="7F7F7F" w:themeColor="text1" w:themeTint="80"/>
+          <w:sz w:val="18"/>
+          <w:szCs w:val="18"/>
+        </w:rPr>
+        <w:t>로그인된</w:t>
+      </w:r>
+      <w:proofErr w:type="spellEnd"/>
+      <w:r>
+        <w:rPr>
+          <w:rFonts w:hint="eastAsia"/>
+          <w:color w:val="7F7F7F" w:themeColor="text1" w:themeTint="80"/>
+          <w:sz w:val="18"/>
+          <w:szCs w:val="18"/>
+        </w:rPr>
+        <w:t xml:space="preserve"> 사용자 수 그리고 시스템 부하율을 표시하는 명령어</w:t>
+      </w:r>
+    </w:p>
+    <w:p>
+      <w:pPr>
+        <w:ind w:firstLine="800"/>
+        <w:rPr>
+          <w:color w:val="7F7F7F" w:themeColor="text1" w:themeTint="80"/>
+          <w:sz w:val="18"/>
+          <w:szCs w:val="18"/>
+        </w:rPr>
+      </w:pPr>
+      <w:r>
+        <w:rPr>
+          <w:rFonts w:hint="eastAsia"/>
+          <w:color w:val="7F7F7F" w:themeColor="text1" w:themeTint="80"/>
+          <w:sz w:val="18"/>
+          <w:szCs w:val="18"/>
+        </w:rPr>
+        <w:t>*</w:t>
+      </w:r>
+      <w:r>
+        <w:rPr>
+          <w:color w:val="7F7F7F" w:themeColor="text1" w:themeTint="80"/>
+          <w:sz w:val="18"/>
+          <w:szCs w:val="18"/>
+        </w:rPr>
+        <w:t>load average</w:t>
+      </w:r>
+      <w:r>
+        <w:rPr>
+          <w:rFonts w:hint="eastAsia"/>
+          <w:color w:val="7F7F7F" w:themeColor="text1" w:themeTint="80"/>
+          <w:sz w:val="18"/>
+          <w:szCs w:val="18"/>
+        </w:rPr>
+        <w:t>란?</w:t>
+      </w:r>
+      <w:r>
+        <w:rPr>
+          <w:color w:val="7F7F7F" w:themeColor="text1" w:themeTint="80"/>
+          <w:sz w:val="18"/>
+          <w:szCs w:val="18"/>
+        </w:rPr>
+        <w:t xml:space="preserve"> </w:t>
+      </w:r>
+    </w:p>
+    <w:p>
+      <w:pPr>
+        <w:ind w:firstLine="800"/>
+        <w:rPr>
+          <w:color w:val="7F7F7F" w:themeColor="text1" w:themeTint="80"/>
+          <w:sz w:val="18"/>
+          <w:szCs w:val="18"/>
+        </w:rPr>
+      </w:pPr>
+      <w:r>
+        <w:rPr>
+          <w:color w:val="7F7F7F" w:themeColor="text1" w:themeTint="80"/>
+          <w:sz w:val="18"/>
+          <w:szCs w:val="18"/>
+        </w:rPr>
+        <w:t>1</w:t>
+      </w:r>
+      <w:r>
+        <w:rPr>
+          <w:rFonts w:hint="eastAsia"/>
+          <w:color w:val="7F7F7F" w:themeColor="text1" w:themeTint="80"/>
+          <w:sz w:val="18"/>
+          <w:szCs w:val="18"/>
+        </w:rPr>
+        <w:t xml:space="preserve">분 </w:t>
+      </w:r>
+      <w:r>
+        <w:rPr>
+          <w:color w:val="7F7F7F" w:themeColor="text1" w:themeTint="80"/>
+          <w:sz w:val="18"/>
+          <w:szCs w:val="18"/>
+        </w:rPr>
+        <w:t>5</w:t>
+      </w:r>
+      <w:r>
+        <w:rPr>
+          <w:rFonts w:hint="eastAsia"/>
+          <w:color w:val="7F7F7F" w:themeColor="text1" w:themeTint="80"/>
+          <w:sz w:val="18"/>
+          <w:szCs w:val="18"/>
+        </w:rPr>
+        <w:t xml:space="preserve">분 </w:t>
+      </w:r>
+      <w:r>
+        <w:rPr>
+          <w:color w:val="7F7F7F" w:themeColor="text1" w:themeTint="80"/>
+          <w:sz w:val="18"/>
+          <w:szCs w:val="18"/>
+        </w:rPr>
+        <w:t>15</w:t>
+      </w:r>
+      <w:r>
+        <w:rPr>
+          <w:rFonts w:hint="eastAsia"/>
+          <w:color w:val="7F7F7F" w:themeColor="text1" w:themeTint="80"/>
+          <w:sz w:val="18"/>
+          <w:szCs w:val="18"/>
+        </w:rPr>
+        <w:t>분 간의 시스템 부하율을 나타낸다.</w:t>
+      </w:r>
+    </w:p>
+    <w:p>
+      <w:pPr>
+        <w:ind w:firstLine="800"/>
+        <w:rPr>
+          <w:color w:val="7F7F7F" w:themeColor="text1" w:themeTint="80"/>
+          <w:sz w:val="18"/>
+          <w:szCs w:val="18"/>
+        </w:rPr>
+      </w:pPr>
+    </w:p>
+    <w:p>
+      <w:pPr>
+        <w:ind w:firstLine="800"/>
+        <w:rPr>
+          <w:b/>
+        </w:rPr>
+      </w:pPr>
+      <w:r>
+        <w:rPr>
+          <w:rFonts w:hint="eastAsia"/>
+          <w:b/>
+        </w:rPr>
+        <w:t>두번째 줄</w:t>
+      </w:r>
+    </w:p>
+    <w:p>
+      <w:pPr>
+        <w:ind w:firstLine="800"/>
+        <w:rPr>
+          <w:color w:val="7F7F7F" w:themeColor="text1" w:themeTint="80"/>
+          <w:sz w:val="18"/>
+          <w:szCs w:val="18"/>
+        </w:rPr>
+      </w:pPr>
+      <w:r>
+        <w:rPr>
+          <w:noProof/>
+        </w:rPr>
+        <w:drawing>
+          <wp:inline distT="0" distB="0" distL="0" distR="0">
+            <wp:extent cx="5731510" cy="108310"/>
+            <wp:effectExtent l="0" t="0" r="0" b="6350"/>
+            <wp:docPr id="16" name="그림 16" descr="https://postfiles.pstatic.net/MjAyMTA5MjhfMjIw/MDAxNjMyNzg5OTc1Nzg1.bCYfg1TPEqZDi8wPdtSUWOmkuOb92BWl7qll43EGaWUg.MyGWsdl_JONHrIG3bpYnYOPkLsHWF1QSatW4h2ryLm4g.PNG.ggoddii/image.png?type=w773"/>
+            <wp:cNvGraphicFramePr>
+              <a:graphicFrameLocks xmlns:a="http://schemas.openxmlformats.org/drawingml/2006/main" noChangeAspect="1"/>
+            </wp:cNvGraphicFramePr>
+            <a:graphic xmlns:a="http://schemas.openxmlformats.org/drawingml/2006/main">
+              <a:graphicData uri="http://schemas.openxmlformats.org/drawingml/2006/picture">
+                <pic:pic xmlns:pic="http://schemas.openxmlformats.org/drawingml/2006/picture">
+                  <pic:nvPicPr>
+                    <pic:cNvPr id="0" name="Picture 5" descr="https://postfiles.pstatic.net/MjAyMTA5MjhfMjIw/MDAxNjMyNzg5OTc1Nzg1.bCYfg1TPEqZDi8wPdtSUWOmkuOb92BWl7qll43EGaWUg.MyGWsdl_JONHrIG3bpYnYOPkLsHWF1QSatW4h2ryLm4g.PNG.ggoddii/image.png?type=w773"/>
+                    <pic:cNvPicPr>
+                      <a:picLocks noChangeAspect="1" noChangeArrowheads="1"/>
+                    </pic:cNvPicPr>
+                  </pic:nvPicPr>
+                  <pic:blipFill>
+                    <a:blip r:embed="rId17">
+                      <a:extLst>
+                        <a:ext uri="{28A0092B-C50C-407E-A947-70E740481C1C}">
+                          <a14:useLocalDpi xmlns:a14="http://schemas.microsoft.com/office/drawing/2010/main" val="0"/>
+                        </a:ext>
+                      </a:extLst>
+                    </a:blip>
+                    <a:srcRect/>
+                    <a:stretch>
+                      <a:fillRect/>
+                    </a:stretch>
+                  </pic:blipFill>
+                  <pic:spPr bwMode="auto">
+                    <a:xfrm>
+                      <a:off x="0" y="0"/>
+                      <a:ext cx="5731510" cy="108310"/>
+                    </a:xfrm>
+                    <a:prstGeom prst="rect">
+                      <a:avLst/>
+                    </a:prstGeom>
+                    <a:noFill/>
+                    <a:ln>
+                      <a:noFill/>
+                    </a:ln>
+                  </pic:spPr>
+                </pic:pic>
+              </a:graphicData>
+            </a:graphic>
+          </wp:inline>
+        </w:drawing>
+      </w:r>
+    </w:p>
+    <w:p>
+      <w:pPr>
+        <w:ind w:firstLine="800"/>
+      </w:pPr>
+      <w:r>
+        <w:rPr>
+          <w:rFonts w:hint="eastAsia"/>
+        </w:rPr>
+        <w:t>T</w:t>
+      </w:r>
+      <w:r>
+        <w:t>asks</w:t>
+      </w:r>
+      <w:r>
+        <w:rPr>
+          <w:rFonts w:hint="eastAsia"/>
+        </w:rPr>
+        <w:t xml:space="preserve">는 현재 프로세스의 상태를 </w:t>
+      </w:r>
+      <w:proofErr w:type="spellStart"/>
+      <w:r>
+        <w:rPr>
+          <w:rFonts w:hint="eastAsia"/>
+        </w:rPr>
+        <w:t>나타내준다</w:t>
+      </w:r>
+      <w:proofErr w:type="spellEnd"/>
+      <w:r>
+        <w:rPr>
+          <w:rFonts w:hint="eastAsia"/>
+        </w:rPr>
+        <w:t>.</w:t>
+      </w:r>
+      <w:r>
+        <w:t xml:space="preserve"> </w:t>
+      </w:r>
+    </w:p>
+    <w:p>
+      <w:pPr>
+        <w:ind w:firstLine="800"/>
+      </w:pPr>
+      <w:r>
+        <w:rPr>
+          <w:rFonts w:hint="eastAsia"/>
+        </w:rPr>
+        <w:t xml:space="preserve">총 </w:t>
+      </w:r>
+      <w:r>
+        <w:t>227</w:t>
+      </w:r>
+      <w:r>
+        <w:rPr>
+          <w:rFonts w:hint="eastAsia"/>
+        </w:rPr>
+        <w:t xml:space="preserve">개의 </w:t>
+      </w:r>
+      <w:r>
+        <w:t>Task</w:t>
+      </w:r>
+      <w:r>
+        <w:rPr>
+          <w:rFonts w:hint="eastAsia"/>
+        </w:rPr>
+        <w:t xml:space="preserve">가 있고 </w:t>
+      </w:r>
+      <w:r>
+        <w:t>1</w:t>
+      </w:r>
+      <w:r>
+        <w:rPr>
+          <w:rFonts w:hint="eastAsia"/>
+        </w:rPr>
+        <w:t xml:space="preserve">개가 </w:t>
+      </w:r>
+      <w:proofErr w:type="spellStart"/>
+      <w:r>
+        <w:rPr>
+          <w:rFonts w:hint="eastAsia"/>
+        </w:rPr>
+        <w:t>동작중이며</w:t>
+      </w:r>
+      <w:proofErr w:type="spellEnd"/>
+      <w:r>
+        <w:rPr>
+          <w:rFonts w:hint="eastAsia"/>
+        </w:rPr>
+        <w:t xml:space="preserve"> </w:t>
+      </w:r>
+      <w:r>
+        <w:t>226</w:t>
+      </w:r>
+      <w:r>
+        <w:rPr>
+          <w:rFonts w:hint="eastAsia"/>
+        </w:rPr>
+        <w:t xml:space="preserve">개는 </w:t>
+      </w:r>
+      <w:proofErr w:type="gramStart"/>
+      <w:r>
+        <w:rPr>
+          <w:rFonts w:hint="eastAsia"/>
+        </w:rPr>
+        <w:t>쉬고있다</w:t>
+      </w:r>
+      <w:proofErr w:type="gramEnd"/>
+      <w:r>
+        <w:rPr>
+          <w:rFonts w:hint="eastAsia"/>
+        </w:rPr>
+        <w:t>.</w:t>
+      </w:r>
+      <w:r>
+        <w:t xml:space="preserve"> </w:t>
+      </w:r>
+    </w:p>
+    <w:p>
+      <w:pPr>
+        <w:ind w:firstLine="800"/>
+      </w:pPr>
+      <w:r>
+        <w:t>Stopped</w:t>
+      </w:r>
+      <w:r>
+        <w:rPr>
+          <w:rFonts w:hint="eastAsia"/>
+        </w:rPr>
+        <w:t>는 종료된 프로세스,</w:t>
+      </w:r>
+      <w:r>
+        <w:t xml:space="preserve"> zombie</w:t>
+      </w:r>
+      <w:r>
+        <w:rPr>
+          <w:rFonts w:hint="eastAsia"/>
+        </w:rPr>
+        <w:t xml:space="preserve">는 </w:t>
+      </w:r>
+      <w:proofErr w:type="spellStart"/>
+      <w:r>
+        <w:rPr>
+          <w:rFonts w:hint="eastAsia"/>
+        </w:rPr>
+        <w:t>좀비상태인</w:t>
+      </w:r>
+      <w:proofErr w:type="spellEnd"/>
+      <w:r>
+        <w:rPr>
+          <w:rFonts w:hint="eastAsia"/>
+        </w:rPr>
+        <w:t xml:space="preserve"> 프로세스를 뜻한다.</w:t>
+      </w:r>
+    </w:p>
+    <w:p>
+      <w:pPr>
+        <w:ind w:firstLine="800"/>
+      </w:pPr>
+    </w:p>
+    <w:p>
+      <w:pPr>
+        <w:ind w:firstLine="800"/>
+        <w:rPr>
+          <w:b/>
+        </w:rPr>
+      </w:pPr>
+      <w:r>
+        <w:rPr>
+          <w:rFonts w:hint="eastAsia"/>
+          <w:b/>
+        </w:rPr>
+        <w:t>세번째 줄</w:t>
+      </w:r>
+    </w:p>
+    <w:p>
+      <w:pPr>
+        <w:ind w:firstLine="800"/>
+      </w:pPr>
+      <w:r>
+        <w:rPr>
+          <w:noProof/>
+        </w:rPr>
+        <w:drawing>
+          <wp:inline distT="0" distB="0" distL="0" distR="0">
+            <wp:extent cx="5731510" cy="108310"/>
+            <wp:effectExtent l="0" t="0" r="0" b="6350"/>
+            <wp:docPr id="17" name="그림 17" descr="https://postfiles.pstatic.net/MjAyMTA5MjhfMTQw/MDAxNjMyNzkwMjA1MDMx.jsr7tzMnYZAiUL9KXAvMnBm4CvMqliFLhzgp8W-TrTIg.50NYA_qu552esY6vCOmFJLH7qLwAAQCHiC6x-0UaEtIg.PNG.ggoddii/image.png?type=w773"/>
+            <wp:cNvGraphicFramePr>
+              <a:graphicFrameLocks xmlns:a="http://schemas.openxmlformats.org/drawingml/2006/main" noChangeAspect="1"/>
+            </wp:cNvGraphicFramePr>
+            <a:graphic xmlns:a="http://schemas.openxmlformats.org/drawingml/2006/main">
+              <a:graphicData uri="http://schemas.openxmlformats.org/drawingml/2006/picture">
+                <pic:pic xmlns:pic="http://schemas.openxmlformats.org/drawingml/2006/picture">
+                  <pic:nvPicPr>
+                    <pic:cNvPr id="0" name="Picture 7" descr="https://postfiles.pstatic.net/MjAyMTA5MjhfMTQw/MDAxNjMyNzkwMjA1MDMx.jsr7tzMnYZAiUL9KXAvMnBm4CvMqliFLhzgp8W-TrTIg.50NYA_qu552esY6vCOmFJLH7qLwAAQCHiC6x-0UaEtIg.PNG.ggoddii/image.png?type=w773"/>
+                    <pic:cNvPicPr>
+                      <a:picLocks noChangeAspect="1" noChangeArrowheads="1"/>
+                    </pic:cNvPicPr>
+                  </pic:nvPicPr>
+                  <pic:blipFill>
+                    <a:blip r:embed="rId18">
+                      <a:extLst>
+                        <a:ext uri="{28A0092B-C50C-407E-A947-70E740481C1C}">
+                          <a14:useLocalDpi xmlns:a14="http://schemas.microsoft.com/office/drawing/2010/main" val="0"/>
+                        </a:ext>
+                      </a:extLst>
+                    </a:blip>
+                    <a:srcRect/>
+                    <a:stretch>
+                      <a:fillRect/>
+                    </a:stretch>
+                  </pic:blipFill>
+                  <pic:spPr bwMode="auto">
+                    <a:xfrm>
+                      <a:off x="0" y="0"/>
+                      <a:ext cx="5731510" cy="108310"/>
+                    </a:xfrm>
+                    <a:prstGeom prst="rect">
+                      <a:avLst/>
+                    </a:prstGeom>
+                    <a:noFill/>
+                    <a:ln>
+                      <a:noFill/>
+                    </a:ln>
+                  </pic:spPr>
+                </pic:pic>
+              </a:graphicData>
+            </a:graphic>
+          </wp:inline>
+        </w:drawing>
+      </w:r>
+    </w:p>
+    <w:p>
+      <w:pPr>
+        <w:ind w:firstLine="800"/>
+      </w:pPr>
+      <w:r>
+        <w:t>CPU</w:t>
+      </w:r>
+      <w:r>
+        <w:rPr>
+          <w:rFonts w:hint="eastAsia"/>
+        </w:rPr>
+        <w:t>사용량을 나타낸다.</w:t>
+      </w:r>
+      <w:r>
+        <w:t xml:space="preserve"> </w:t>
+      </w:r>
+    </w:p>
+    <w:p>
+      <w:pPr>
+        <w:ind w:firstLine="800"/>
+      </w:pPr>
+      <w:proofErr w:type="gramStart"/>
+      <w:r>
+        <w:t>us</w:t>
+      </w:r>
+      <w:r>
+        <w:rPr>
+          <w:rFonts w:hint="eastAsia"/>
+        </w:rPr>
+        <w:t xml:space="preserve"> </w:t>
+      </w:r>
+      <w:r>
+        <w:t>:</w:t>
+      </w:r>
+      <w:proofErr w:type="gramEnd"/>
+      <w:r>
+        <w:rPr>
+          <w:rFonts w:hint="eastAsia"/>
+        </w:rPr>
+        <w:t xml:space="preserve"> 유저영역에서 </w:t>
+      </w:r>
+      <w:r>
+        <w:t>CPU</w:t>
+      </w:r>
+      <w:r>
+        <w:rPr>
+          <w:rFonts w:hint="eastAsia"/>
+        </w:rPr>
+        <w:t xml:space="preserve">사용률 </w:t>
+      </w:r>
+    </w:p>
+    <w:p>
+      <w:pPr>
+        <w:ind w:firstLine="800"/>
+      </w:pPr>
+      <w:proofErr w:type="spellStart"/>
+      <w:proofErr w:type="gramStart"/>
+      <w:r>
+        <w:t>sy</w:t>
+      </w:r>
+      <w:proofErr w:type="spellEnd"/>
+      <w:r>
+        <w:t xml:space="preserve"> :</w:t>
+      </w:r>
+      <w:proofErr w:type="gramEnd"/>
+      <w:r>
+        <w:t xml:space="preserve"> </w:t>
+      </w:r>
+      <w:r>
+        <w:rPr>
+          <w:rFonts w:hint="eastAsia"/>
+        </w:rPr>
+        <w:t xml:space="preserve">시스템영역에서 </w:t>
+      </w:r>
+      <w:r>
+        <w:t>CPU</w:t>
+      </w:r>
+      <w:r>
+        <w:rPr>
+          <w:rFonts w:hint="eastAsia"/>
+        </w:rPr>
+        <w:t>사용률</w:t>
+      </w:r>
+    </w:p>
+    <w:p>
+      <w:pPr>
+        <w:ind w:firstLine="800"/>
+      </w:pPr>
+      <w:proofErr w:type="gramStart"/>
+      <w:r>
+        <w:rPr>
+          <w:rFonts w:hint="eastAsia"/>
+        </w:rPr>
+        <w:t>i</w:t>
+      </w:r>
+      <w:r>
+        <w:t>d :</w:t>
+      </w:r>
+      <w:proofErr w:type="gramEnd"/>
+      <w:r>
+        <w:t xml:space="preserve"> idle, </w:t>
+      </w:r>
+      <w:r>
+        <w:rPr>
+          <w:rFonts w:hint="eastAsia"/>
+        </w:rPr>
+        <w:t>사용하고 있지 않은 비율</w:t>
+      </w:r>
+    </w:p>
+    <w:p>
+      <w:pPr>
+        <w:ind w:firstLine="800"/>
+      </w:pPr>
+      <w:proofErr w:type="spellStart"/>
+      <w:proofErr w:type="gramStart"/>
+      <w:r>
+        <w:t>wa</w:t>
+      </w:r>
+      <w:proofErr w:type="spellEnd"/>
+      <w:r>
+        <w:t xml:space="preserve"> :</w:t>
+      </w:r>
+      <w:proofErr w:type="gramEnd"/>
+      <w:r>
+        <w:t xml:space="preserve"> I/O wait, I/O</w:t>
+      </w:r>
+      <w:r>
+        <w:rPr>
+          <w:rFonts w:hint="eastAsia"/>
+        </w:rPr>
+        <w:t xml:space="preserve">가 </w:t>
+      </w:r>
+      <w:proofErr w:type="spellStart"/>
+      <w:r>
+        <w:rPr>
+          <w:rFonts w:hint="eastAsia"/>
+        </w:rPr>
+        <w:t>완료될때까지</w:t>
+      </w:r>
+      <w:proofErr w:type="spellEnd"/>
+      <w:r>
+        <w:rPr>
+          <w:rFonts w:hint="eastAsia"/>
+        </w:rPr>
+        <w:t xml:space="preserve"> 기다리고 있는 </w:t>
+      </w:r>
+      <w:r>
+        <w:t>CPU</w:t>
+      </w:r>
+      <w:r>
+        <w:rPr>
+          <w:rFonts w:hint="eastAsia"/>
+        </w:rPr>
+        <w:t>사용률</w:t>
+      </w:r>
+    </w:p>
+    <w:p>
+      <w:pPr>
+        <w:ind w:firstLine="800"/>
+      </w:pPr>
+    </w:p>
+    <w:p>
+      <w:pPr>
+        <w:ind w:firstLine="800"/>
+      </w:pPr>
+      <w:r>
+        <w:rPr>
+          <w:rFonts w:hint="eastAsia"/>
+        </w:rPr>
+        <w:t>u</w:t>
+      </w:r>
+      <w:r>
+        <w:t xml:space="preserve">s + </w:t>
+      </w:r>
+      <w:proofErr w:type="spellStart"/>
+      <w:proofErr w:type="gramStart"/>
+      <w:r>
+        <w:t>sy</w:t>
+      </w:r>
+      <w:proofErr w:type="spellEnd"/>
+      <w:r>
+        <w:t xml:space="preserve"> </w:t>
+      </w:r>
+      <w:r>
+        <w:rPr>
+          <w:rFonts w:hint="eastAsia"/>
+        </w:rPr>
+        <w:t>는</w:t>
+      </w:r>
+      <w:proofErr w:type="gramEnd"/>
+      <w:r>
+        <w:rPr>
+          <w:rFonts w:hint="eastAsia"/>
+        </w:rPr>
+        <w:t xml:space="preserve"> 전체 </w:t>
+      </w:r>
+      <w:r>
+        <w:t>CPU</w:t>
+      </w:r>
+      <w:r>
+        <w:rPr>
+          <w:rFonts w:hint="eastAsia"/>
+        </w:rPr>
+        <w:t>사용률을 뜻하며</w:t>
+      </w:r>
+      <w:r>
+        <w:rPr>
+          <w:rFonts w:hint="eastAsia"/>
+        </w:rPr>
+        <w:t>,</w:t>
+      </w:r>
+      <w:r>
+        <w:rPr>
+          <w:rFonts w:hint="eastAsia"/>
+        </w:rPr>
+        <w:t xml:space="preserve"> </w:t>
+      </w:r>
+    </w:p>
+    <w:p>
+      <w:pPr>
+        <w:ind w:firstLine="800"/>
+      </w:pPr>
+      <w:r>
+        <w:rPr>
+          <w:rFonts w:hint="eastAsia"/>
+        </w:rPr>
+        <w:t>i</w:t>
+      </w:r>
+      <w:r>
+        <w:t xml:space="preserve">d + </w:t>
+      </w:r>
+      <w:proofErr w:type="spellStart"/>
+      <w:proofErr w:type="gramStart"/>
+      <w:r>
+        <w:t>wa</w:t>
+      </w:r>
+      <w:proofErr w:type="spellEnd"/>
+      <w:r>
+        <w:t xml:space="preserve"> </w:t>
+      </w:r>
+      <w:r>
+        <w:rPr>
+          <w:rFonts w:hint="eastAsia"/>
+        </w:rPr>
+        <w:t>는</w:t>
+      </w:r>
+      <w:proofErr w:type="gramEnd"/>
+      <w:r>
+        <w:rPr>
+          <w:rFonts w:hint="eastAsia"/>
+        </w:rPr>
+        <w:t xml:space="preserve"> 놀고있는 C</w:t>
+      </w:r>
+      <w:r>
+        <w:t>PU</w:t>
+      </w:r>
+      <w:r>
+        <w:rPr>
+          <w:rFonts w:hint="eastAsia"/>
+        </w:rPr>
+        <w:t>의 비율을 뜻한다</w:t>
+      </w:r>
+      <w:r>
+        <w:rPr>
+          <w:rFonts w:hint="eastAsia"/>
+        </w:rPr>
+        <w:t>.</w:t>
+      </w:r>
+    </w:p>
+    <w:p>
+      <w:pPr>
+        <w:ind w:firstLine="800"/>
+      </w:pPr>
+    </w:p>
+    <w:p>
+      <w:pPr>
+        <w:ind w:firstLine="800"/>
+        <w:rPr>
+          <w:b/>
+        </w:rPr>
+      </w:pPr>
+      <w:r>
+        <w:rPr>
+          <w:rFonts w:hint="eastAsia"/>
+          <w:b/>
+        </w:rPr>
+        <w:t>네번째 줄</w:t>
+      </w:r>
+    </w:p>
+    <w:p>
+      <w:pPr>
+        <w:ind w:firstLine="800"/>
+      </w:pPr>
+      <w:r>
+        <w:rPr>
+          <w:noProof/>
+        </w:rPr>
+        <w:drawing>
+          <wp:inline distT="0" distB="0" distL="0" distR="0">
+            <wp:extent cx="5731510" cy="244810"/>
+            <wp:effectExtent l="0" t="0" r="0" b="3175"/>
+            <wp:docPr id="18" name="그림 18" descr="https://postfiles.pstatic.net/MjAyMTA5MjhfOTYg/MDAxNjMyNzkwNzMyOTMx.F1yCpNIaeS6NyeuMNHqm-AHXC0HCtVAvL0g-amNurQ4g.nVZd3jhEjyYwOWFMOcFSx6r3_el3RHri8ghZkEOPbtUg.PNG.ggoddii/image.png?type=w773"/>
+            <wp:cNvGraphicFramePr>
+              <a:graphicFrameLocks xmlns:a="http://schemas.openxmlformats.org/drawingml/2006/main" noChangeAspect="1"/>
+            </wp:cNvGraphicFramePr>
+            <a:graphic xmlns:a="http://schemas.openxmlformats.org/drawingml/2006/main">
+              <a:graphicData uri="http://schemas.openxmlformats.org/drawingml/2006/picture">
+                <pic:pic xmlns:pic="http://schemas.openxmlformats.org/drawingml/2006/picture">
+                  <pic:nvPicPr>
+                    <pic:cNvPr id="0" name="Picture 9" descr="https://postfiles.pstatic.net/MjAyMTA5MjhfOTYg/MDAxNjMyNzkwNzMyOTMx.F1yCpNIaeS6NyeuMNHqm-AHXC0HCtVAvL0g-amNurQ4g.nVZd3jhEjyYwOWFMOcFSx6r3_el3RHri8ghZkEOPbtUg.PNG.ggoddii/image.png?type=w773"/>
+                    <pic:cNvPicPr>
+                      <a:picLocks noChangeAspect="1" noChangeArrowheads="1"/>
+                    </pic:cNvPicPr>
+                  </pic:nvPicPr>
+                  <pic:blipFill>
+                    <a:blip r:embed="rId19">
+                      <a:extLst>
+                        <a:ext uri="{28A0092B-C50C-407E-A947-70E740481C1C}">
+                          <a14:useLocalDpi xmlns:a14="http://schemas.microsoft.com/office/drawing/2010/main" val="0"/>
+                        </a:ext>
+                      </a:extLst>
+                    </a:blip>
+                    <a:srcRect/>
+                    <a:stretch>
+                      <a:fillRect/>
+                    </a:stretch>
+                  </pic:blipFill>
+                  <pic:spPr bwMode="auto">
+                    <a:xfrm>
+                      <a:off x="0" y="0"/>
+                      <a:ext cx="5731510" cy="244810"/>
+                    </a:xfrm>
+                    <a:prstGeom prst="rect">
+                      <a:avLst/>
+                    </a:prstGeom>
+                    <a:noFill/>
+                    <a:ln>
+                      <a:noFill/>
+                    </a:ln>
+                  </pic:spPr>
+                </pic:pic>
+              </a:graphicData>
+            </a:graphic>
+          </wp:inline>
+        </w:drawing>
+      </w:r>
+    </w:p>
+    <w:p>
+      <w:pPr>
+        <w:ind w:firstLine="800"/>
+      </w:pPr>
+      <w:r>
+        <w:rPr>
+          <w:rFonts w:hint="eastAsia"/>
+        </w:rPr>
+        <w:lastRenderedPageBreak/>
+        <w:t>메모리 사용량을 나타낸다.</w:t>
+      </w:r>
+      <w:r>
+        <w:t xml:space="preserve"> </w:t>
+      </w:r>
+    </w:p>
+    <w:p>
+      <w:pPr>
+        <w:ind w:firstLine="800"/>
+      </w:pPr>
+      <w:proofErr w:type="gramStart"/>
+      <w:r>
+        <w:t>t</w:t>
+      </w:r>
+      <w:r>
+        <w:t>otal :</w:t>
+      </w:r>
+      <w:proofErr w:type="gramEnd"/>
+      <w:r>
+        <w:t xml:space="preserve"> </w:t>
+      </w:r>
+      <w:r>
+        <w:rPr>
+          <w:rFonts w:hint="eastAsia"/>
+        </w:rPr>
+        <w:t>총 메모리 양</w:t>
+      </w:r>
+    </w:p>
+    <w:p>
+      <w:pPr>
+        <w:ind w:firstLine="800"/>
+      </w:pPr>
+      <w:proofErr w:type="gramStart"/>
+      <w:r>
+        <w:t>f</w:t>
+      </w:r>
+      <w:r>
+        <w:t>ree :</w:t>
+      </w:r>
+      <w:proofErr w:type="gramEnd"/>
+      <w:r>
+        <w:t xml:space="preserve"> </w:t>
+      </w:r>
+      <w:r>
+        <w:rPr>
+          <w:rFonts w:hint="eastAsia"/>
+        </w:rPr>
+        <w:t>사용가능한 메모리 양</w:t>
+      </w:r>
+    </w:p>
+    <w:p>
+      <w:pPr>
+        <w:ind w:firstLine="800"/>
+      </w:pPr>
+      <w:proofErr w:type="gramStart"/>
+      <w:r>
+        <w:t>u</w:t>
+      </w:r>
+      <w:r>
+        <w:t>sed :</w:t>
+      </w:r>
+      <w:proofErr w:type="gramEnd"/>
+      <w:r>
+        <w:t xml:space="preserve"> </w:t>
+      </w:r>
+      <w:r>
+        <w:rPr>
+          <w:rFonts w:hint="eastAsia"/>
+        </w:rPr>
+        <w:t>사용중인 메모리 양</w:t>
+      </w:r>
+    </w:p>
+    <w:p>
+      <w:pPr>
+        <w:ind w:firstLine="800"/>
+      </w:pPr>
+    </w:p>
+    <w:p>
+      <w:pPr>
+        <w:ind w:firstLine="800"/>
+      </w:pPr>
+      <w:r>
+        <w:rPr>
+          <w:rFonts w:hint="eastAsia"/>
+        </w:rPr>
+        <w:t>메모리가 부족하면 b</w:t>
+      </w:r>
+      <w:r>
+        <w:t>uff/cache</w:t>
+      </w:r>
+      <w:r>
+        <w:rPr>
+          <w:rFonts w:hint="eastAsia"/>
+        </w:rPr>
+        <w:t xml:space="preserve">를 줄여 부족분을 충당하므로 </w:t>
+      </w:r>
+    </w:p>
+    <w:p>
+      <w:pPr>
+        <w:ind w:firstLine="800"/>
+      </w:pPr>
+      <w:r>
+        <w:rPr>
+          <w:rFonts w:hint="eastAsia"/>
+        </w:rPr>
+        <w:t xml:space="preserve">실질적 사용가능한 메모리양은 </w:t>
+      </w:r>
+      <w:r>
+        <w:t>free + buff/cache</w:t>
+      </w:r>
+      <w:r>
+        <w:rPr>
+          <w:rFonts w:hint="eastAsia"/>
+        </w:rPr>
+        <w:t xml:space="preserve">이다. </w:t>
+      </w:r>
+    </w:p>
+    <w:p>
+      <w:pPr>
+        <w:ind w:firstLine="800"/>
+      </w:pPr>
+    </w:p>
+    <w:p>
+      <w:pPr>
+        <w:ind w:firstLine="800"/>
+        <w:rPr>
+          <w:color w:val="7F7F7F" w:themeColor="text1" w:themeTint="80"/>
+          <w:sz w:val="18"/>
+          <w:szCs w:val="18"/>
+        </w:rPr>
+      </w:pPr>
+      <w:r>
+        <w:rPr>
+          <w:color w:val="7F7F7F" w:themeColor="text1" w:themeTint="80"/>
+          <w:sz w:val="18"/>
+          <w:szCs w:val="18"/>
+        </w:rPr>
+        <w:t>*</w:t>
+      </w:r>
+      <w:r>
+        <w:rPr>
+          <w:b/>
+          <w:color w:val="7F7F7F" w:themeColor="text1" w:themeTint="80"/>
+          <w:sz w:val="18"/>
+          <w:szCs w:val="18"/>
+        </w:rPr>
+        <w:t>swap</w:t>
+      </w:r>
+      <w:r>
+        <w:rPr>
+          <w:color w:val="7F7F7F" w:themeColor="text1" w:themeTint="80"/>
+          <w:sz w:val="18"/>
+          <w:szCs w:val="18"/>
+        </w:rPr>
+        <w:t xml:space="preserve"> </w:t>
+      </w:r>
+      <w:r>
+        <w:rPr>
+          <w:rFonts w:hint="eastAsia"/>
+          <w:color w:val="7F7F7F" w:themeColor="text1" w:themeTint="80"/>
+          <w:sz w:val="18"/>
+          <w:szCs w:val="18"/>
+        </w:rPr>
+        <w:t>이란?</w:t>
+      </w:r>
+      <w:r>
+        <w:rPr>
+          <w:color w:val="7F7F7F" w:themeColor="text1" w:themeTint="80"/>
+          <w:sz w:val="18"/>
+          <w:szCs w:val="18"/>
+        </w:rPr>
+        <w:t xml:space="preserve"> </w:t>
+      </w:r>
+    </w:p>
+    <w:p>
+      <w:pPr>
+        <w:ind w:firstLine="800"/>
+        <w:rPr>
+          <w:color w:val="7F7F7F" w:themeColor="text1" w:themeTint="80"/>
+          <w:sz w:val="18"/>
+          <w:szCs w:val="18"/>
+        </w:rPr>
+      </w:pPr>
+      <w:r>
+        <w:rPr>
+          <w:rFonts w:hint="eastAsia"/>
+          <w:color w:val="7F7F7F" w:themeColor="text1" w:themeTint="80"/>
+          <w:sz w:val="18"/>
+          <w:szCs w:val="18"/>
+        </w:rPr>
+        <w:t xml:space="preserve"> 물리적 메모리</w:t>
+      </w:r>
+      <w:r>
+        <w:rPr>
+          <w:color w:val="7F7F7F" w:themeColor="text1" w:themeTint="80"/>
+          <w:sz w:val="18"/>
+          <w:szCs w:val="18"/>
+        </w:rPr>
+        <w:t>(RAM)</w:t>
+      </w:r>
+      <w:r>
+        <w:rPr>
+          <w:rFonts w:hint="eastAsia"/>
+          <w:color w:val="7F7F7F" w:themeColor="text1" w:themeTint="80"/>
+          <w:sz w:val="18"/>
+          <w:szCs w:val="18"/>
+        </w:rPr>
+        <w:t xml:space="preserve">의 용량이 가득 </w:t>
+      </w:r>
+      <w:proofErr w:type="spellStart"/>
+      <w:r>
+        <w:rPr>
+          <w:rFonts w:hint="eastAsia"/>
+          <w:color w:val="7F7F7F" w:themeColor="text1" w:themeTint="80"/>
+          <w:sz w:val="18"/>
+          <w:szCs w:val="18"/>
+        </w:rPr>
+        <w:t>차게될</w:t>
+      </w:r>
+      <w:proofErr w:type="spellEnd"/>
+      <w:r>
+        <w:rPr>
+          <w:rFonts w:hint="eastAsia"/>
+          <w:color w:val="7F7F7F" w:themeColor="text1" w:themeTint="80"/>
+          <w:sz w:val="18"/>
+          <w:szCs w:val="18"/>
+        </w:rPr>
+        <w:t xml:space="preserve"> 경우 사용되는 여유공간</w:t>
+      </w:r>
+    </w:p>
+    <w:p>
+      <w:pPr>
+        <w:ind w:firstLine="800"/>
+      </w:pPr>
+    </w:p>
+    <w:p>
+      <w:pPr>
+        <w:ind w:firstLine="800"/>
+        <w:rPr>
+          <w:b/>
+          <w:sz w:val="28"/>
+          <w:szCs w:val="28"/>
+        </w:rPr>
+      </w:pPr>
+      <w:r>
+        <w:rPr>
+          <w:rFonts w:hint="eastAsia"/>
+          <w:b/>
+          <w:sz w:val="28"/>
+          <w:szCs w:val="28"/>
+        </w:rPr>
+        <w:t xml:space="preserve">프로세스정보 </w:t>
+      </w:r>
+    </w:p>
+    <w:p>
+      <w:pPr>
+        <w:pStyle w:val="a4"/>
+        <w:ind w:leftChars="0" w:left="980"/>
+        <w:rPr>
+          <w:b/>
+          <w:sz w:val="32"/>
+          <w:szCs w:val="32"/>
+        </w:rPr>
+      </w:pPr>
+      <w:r>
+        <w:rPr>
+          <w:noProof/>
+        </w:rPr>
+        <w:drawing>
+          <wp:inline distT="0" distB="0" distL="0" distR="0">
+            <wp:extent cx="5731510" cy="4267104"/>
+            <wp:effectExtent l="0" t="0" r="2540" b="635"/>
+            <wp:docPr id="19" name="그림 19" descr="https://postfiles.pstatic.net/MjAyMTA5MjhfMyAg/MDAxNjMyNzkwODgwODEx.KZ8VHWF68YheGITRnv_m4uhg3-Drs7Hgk0n5ZjDuKC8g.V3TpkJ-5VjUOtc5BMSV7CJqWxoNbbgnApxeE0hplkTkg.PNG.ggoddii/image.png?type=w773"/>
+            <wp:cNvGraphicFramePr>
+              <a:graphicFrameLocks xmlns:a="http://schemas.openxmlformats.org/drawingml/2006/main" noChangeAspect="1"/>
+            </wp:cNvGraphicFramePr>
+            <a:graphic xmlns:a="http://schemas.openxmlformats.org/drawingml/2006/main">
+              <a:graphicData uri="http://schemas.openxmlformats.org/drawingml/2006/picture">
+                <pic:pic xmlns:pic="http://schemas.openxmlformats.org/drawingml/2006/picture">
+                  <pic:nvPicPr>
+                    <pic:cNvPr id="0" name="Picture 11" descr="https://postfiles.pstatic.net/MjAyMTA5MjhfMyAg/MDAxNjMyNzkwODgwODEx.KZ8VHWF68YheGITRnv_m4uhg3-Drs7Hgk0n5ZjDuKC8g.V3TpkJ-5VjUOtc5BMSV7CJqWxoNbbgnApxeE0hplkTkg.PNG.ggoddii/image.png?type=w773"/>
+                    <pic:cNvPicPr>
+                      <a:picLocks noChangeAspect="1" noChangeArrowheads="1"/>
+                    </pic:cNvPicPr>
+                  </pic:nvPicPr>
+                  <pic:blipFill>
+                    <a:blip r:embed="rId20">
+                      <a:extLst>
+                        <a:ext uri="{28A0092B-C50C-407E-A947-70E740481C1C}">
+                          <a14:useLocalDpi xmlns:a14="http://schemas.microsoft.com/office/drawing/2010/main" val="0"/>
+                        </a:ext>
+                      </a:extLst>
+                    </a:blip>
+                    <a:srcRect/>
+                    <a:stretch>
+                      <a:fillRect/>
+                    </a:stretch>
+                  </pic:blipFill>
+                  <pic:spPr bwMode="auto">
+                    <a:xfrm>
+                      <a:off x="0" y="0"/>
+                      <a:ext cx="5731510" cy="4267104"/>
+                    </a:xfrm>
+                    <a:prstGeom prst="rect">
+                      <a:avLst/>
+                    </a:prstGeom>
+                    <a:noFill/>
+                    <a:ln>
+                      <a:noFill/>
+                    </a:ln>
+                  </pic:spPr>
+                </pic:pic>
+              </a:graphicData>
+            </a:graphic>
+          </wp:inline>
+        </w:drawing>
+      </w:r>
+    </w:p>
+    <w:p>
+      <w:pPr>
+        <w:pStyle w:val="a4"/>
+        <w:ind w:leftChars="0" w:left="980"/>
+      </w:pPr>
+      <w:proofErr w:type="gramStart"/>
+      <w:r>
+        <w:rPr>
+          <w:rFonts w:hint="eastAsia"/>
+        </w:rPr>
+        <w:lastRenderedPageBreak/>
+        <w:t>P</w:t>
+      </w:r>
+      <w:r>
+        <w:t>ID</w:t>
+      </w:r>
+      <w:r>
+        <w:t xml:space="preserve"> :</w:t>
+      </w:r>
+      <w:proofErr w:type="gramEnd"/>
+      <w:r>
+        <w:t xml:space="preserve"> </w:t>
+      </w:r>
+      <w:r>
+        <w:rPr>
+          <w:rFonts w:hint="eastAsia"/>
+        </w:rPr>
+        <w:t>프로세스I</w:t>
+      </w:r>
+      <w:r>
+        <w:t>D</w:t>
+      </w:r>
+    </w:p>
+    <w:p>
+      <w:pPr>
+        <w:pStyle w:val="a4"/>
+        <w:ind w:leftChars="0" w:left="980"/>
+      </w:pPr>
+      <w:proofErr w:type="gramStart"/>
+      <w:r>
+        <w:t>USER :</w:t>
+      </w:r>
+      <w:proofErr w:type="gramEnd"/>
+      <w:r>
+        <w:t xml:space="preserve"> </w:t>
+      </w:r>
+      <w:r>
+        <w:rPr>
+          <w:rFonts w:hint="eastAsia"/>
+        </w:rPr>
+        <w:t xml:space="preserve">프로세스를 실행한 </w:t>
+      </w:r>
+      <w:r>
+        <w:t xml:space="preserve">USER </w:t>
+      </w:r>
+      <w:r>
+        <w:rPr>
+          <w:rFonts w:hint="eastAsia"/>
+        </w:rPr>
+        <w:t>이름</w:t>
+      </w:r>
+    </w:p>
+    <w:p>
+      <w:pPr>
+        <w:pStyle w:val="a4"/>
+        <w:ind w:leftChars="0" w:left="980"/>
+      </w:pPr>
+      <w:r>
+        <w:rPr>
+          <w:rFonts w:hint="eastAsia"/>
+        </w:rPr>
+        <w:t>R</w:t>
+      </w:r>
+      <w:r>
+        <w:t>ES</w:t>
+      </w:r>
+      <w:r>
+        <w:t>(</w:t>
+      </w:r>
+      <w:proofErr w:type="spellStart"/>
+      <w:r>
+        <w:t>RESident</w:t>
+      </w:r>
+      <w:proofErr w:type="spellEnd"/>
+      <w:proofErr w:type="gramStart"/>
+      <w:r>
+        <w:t>)</w:t>
+      </w:r>
+      <w:r>
+        <w:t xml:space="preserve"> :</w:t>
+      </w:r>
+      <w:proofErr w:type="gramEnd"/>
+      <w:r>
+        <w:t xml:space="preserve"> </w:t>
+      </w:r>
+      <w:r>
+        <w:rPr>
+          <w:rFonts w:hint="eastAsia"/>
+        </w:rPr>
+        <w:t>프로세스의 메모리 사용량</w:t>
+      </w:r>
+    </w:p>
+    <w:p>
+      <w:pPr>
+        <w:pStyle w:val="a4"/>
+        <w:ind w:leftChars="0" w:left="980"/>
+      </w:pPr>
+    </w:p>
+    <w:p>
+      <w:pPr>
+        <w:pStyle w:val="a4"/>
+        <w:ind w:leftChars="0" w:left="980"/>
+        <w:rPr>
+          <w:color w:val="7F7F7F" w:themeColor="text1" w:themeTint="80"/>
+          <w:sz w:val="18"/>
+          <w:szCs w:val="18"/>
+        </w:rPr>
+      </w:pPr>
+      <w:r>
+        <w:rPr>
+          <w:color w:val="7F7F7F" w:themeColor="text1" w:themeTint="80"/>
+          <w:sz w:val="18"/>
+          <w:szCs w:val="18"/>
+        </w:rPr>
+        <w:t xml:space="preserve">* CPU </w:t>
+      </w:r>
+      <w:r>
+        <w:rPr>
+          <w:rFonts w:hint="eastAsia"/>
+          <w:color w:val="7F7F7F" w:themeColor="text1" w:themeTint="80"/>
+          <w:sz w:val="18"/>
+          <w:szCs w:val="18"/>
+        </w:rPr>
+        <w:t xml:space="preserve">사용률이 </w:t>
+      </w:r>
+      <w:r>
+        <w:rPr>
+          <w:color w:val="7F7F7F" w:themeColor="text1" w:themeTint="80"/>
+          <w:sz w:val="18"/>
+          <w:szCs w:val="18"/>
+        </w:rPr>
+        <w:t>100%</w:t>
+      </w:r>
+      <w:r>
+        <w:rPr>
+          <w:rFonts w:hint="eastAsia"/>
+          <w:color w:val="7F7F7F" w:themeColor="text1" w:themeTint="80"/>
+          <w:sz w:val="18"/>
+          <w:szCs w:val="18"/>
+        </w:rPr>
+        <w:t xml:space="preserve">가 넘어가는 이유 </w:t>
+      </w:r>
+    </w:p>
+    <w:p>
+      <w:pPr>
+        <w:pStyle w:val="a4"/>
+        <w:ind w:leftChars="0" w:left="980"/>
+        <w:rPr>
+          <w:color w:val="7F7F7F" w:themeColor="text1" w:themeTint="80"/>
+          <w:sz w:val="18"/>
+          <w:szCs w:val="18"/>
+        </w:rPr>
+      </w:pPr>
+      <w:r>
+        <w:rPr>
+          <w:color w:val="7F7F7F" w:themeColor="text1" w:themeTint="80"/>
+          <w:sz w:val="18"/>
+          <w:szCs w:val="18"/>
+        </w:rPr>
+        <w:t>1core</w:t>
+      </w:r>
+      <w:r>
+        <w:rPr>
+          <w:rFonts w:hint="eastAsia"/>
+          <w:color w:val="7F7F7F" w:themeColor="text1" w:themeTint="80"/>
+          <w:sz w:val="18"/>
+          <w:szCs w:val="18"/>
+        </w:rPr>
+        <w:t xml:space="preserve">당 </w:t>
+      </w:r>
+      <w:r>
+        <w:rPr>
+          <w:color w:val="7F7F7F" w:themeColor="text1" w:themeTint="80"/>
+          <w:sz w:val="18"/>
+          <w:szCs w:val="18"/>
+        </w:rPr>
+        <w:t>100%</w:t>
+      </w:r>
+      <w:r>
+        <w:rPr>
+          <w:rFonts w:hint="eastAsia"/>
+          <w:color w:val="7F7F7F" w:themeColor="text1" w:themeTint="80"/>
+          <w:sz w:val="18"/>
+          <w:szCs w:val="18"/>
+        </w:rPr>
+        <w:t xml:space="preserve">를 기준으로 산정하며 </w:t>
+      </w:r>
+      <w:r>
+        <w:rPr>
+          <w:color w:val="7F7F7F" w:themeColor="text1" w:themeTint="80"/>
+          <w:sz w:val="18"/>
+          <w:szCs w:val="18"/>
+        </w:rPr>
+        <w:t>2core</w:t>
+      </w:r>
+      <w:r>
+        <w:rPr>
+          <w:rFonts w:hint="eastAsia"/>
+          <w:color w:val="7F7F7F" w:themeColor="text1" w:themeTint="80"/>
+          <w:sz w:val="18"/>
+          <w:szCs w:val="18"/>
+        </w:rPr>
+        <w:t xml:space="preserve">일경우 최대 </w:t>
+      </w:r>
+      <w:r>
+        <w:rPr>
+          <w:color w:val="7F7F7F" w:themeColor="text1" w:themeTint="80"/>
+          <w:sz w:val="18"/>
+          <w:szCs w:val="18"/>
+        </w:rPr>
+        <w:t>CPU</w:t>
+      </w:r>
+      <w:r>
+        <w:rPr>
+          <w:rFonts w:hint="eastAsia"/>
+          <w:color w:val="7F7F7F" w:themeColor="text1" w:themeTint="80"/>
+          <w:sz w:val="18"/>
+          <w:szCs w:val="18"/>
+        </w:rPr>
+        <w:t xml:space="preserve">사용률은 </w:t>
+      </w:r>
+      <w:r>
+        <w:rPr>
+          <w:color w:val="7F7F7F" w:themeColor="text1" w:themeTint="80"/>
+          <w:sz w:val="18"/>
+          <w:szCs w:val="18"/>
+        </w:rPr>
+        <w:t>200%</w:t>
+      </w:r>
+      <w:r>
+        <w:rPr>
+          <w:rFonts w:hint="eastAsia"/>
+          <w:color w:val="7F7F7F" w:themeColor="text1" w:themeTint="80"/>
+          <w:sz w:val="18"/>
+          <w:szCs w:val="18"/>
+        </w:rPr>
+        <w:t>이다.</w:t>
+      </w:r>
+    </w:p>
+    <w:p>
+      <w:pPr>
+        <w:pStyle w:val="a4"/>
+        <w:ind w:leftChars="0" w:left="980"/>
+        <w:rPr>
+          <w:color w:val="7F7F7F" w:themeColor="text1" w:themeTint="80"/>
+          <w:sz w:val="18"/>
+          <w:szCs w:val="18"/>
+        </w:rPr>
+      </w:pPr>
+      <w:r>
+        <w:rPr>
+          <w:rFonts w:hint="eastAsia"/>
+          <w:color w:val="7F7F7F" w:themeColor="text1" w:themeTint="80"/>
+          <w:sz w:val="18"/>
+          <w:szCs w:val="18"/>
+        </w:rPr>
+        <w:t xml:space="preserve">그러므로 </w:t>
+      </w:r>
+      <w:r>
+        <w:rPr>
+          <w:color w:val="7F7F7F" w:themeColor="text1" w:themeTint="80"/>
+          <w:sz w:val="18"/>
+          <w:szCs w:val="18"/>
+        </w:rPr>
+        <w:t>CPU</w:t>
+      </w:r>
+      <w:r>
+        <w:rPr>
+          <w:rFonts w:hint="eastAsia"/>
+          <w:color w:val="7F7F7F" w:themeColor="text1" w:themeTint="80"/>
+          <w:sz w:val="18"/>
+          <w:szCs w:val="18"/>
+        </w:rPr>
+        <w:t>의 c</w:t>
+      </w:r>
+      <w:r>
+        <w:rPr>
+          <w:color w:val="7F7F7F" w:themeColor="text1" w:themeTint="80"/>
+          <w:sz w:val="18"/>
+          <w:szCs w:val="18"/>
+        </w:rPr>
+        <w:t>ore</w:t>
+      </w:r>
+      <w:r>
+        <w:rPr>
+          <w:rFonts w:hint="eastAsia"/>
+          <w:color w:val="7F7F7F" w:themeColor="text1" w:themeTint="80"/>
+          <w:sz w:val="18"/>
+          <w:szCs w:val="18"/>
+        </w:rPr>
+        <w:t xml:space="preserve">가 1개 이상이면 </w:t>
+      </w:r>
+      <w:r>
+        <w:rPr>
+          <w:color w:val="7F7F7F" w:themeColor="text1" w:themeTint="80"/>
+          <w:sz w:val="18"/>
+          <w:szCs w:val="18"/>
+        </w:rPr>
+        <w:t>CPU</w:t>
+      </w:r>
+      <w:r>
+        <w:rPr>
+          <w:rFonts w:hint="eastAsia"/>
+          <w:color w:val="7F7F7F" w:themeColor="text1" w:themeTint="80"/>
+          <w:sz w:val="18"/>
+          <w:szCs w:val="18"/>
+        </w:rPr>
+        <w:t>사용률</w:t>
+      </w:r>
+      <w:r>
+        <w:rPr>
+          <w:rFonts w:hint="eastAsia"/>
+          <w:color w:val="7F7F7F" w:themeColor="text1" w:themeTint="80"/>
+          <w:sz w:val="18"/>
+          <w:szCs w:val="18"/>
+        </w:rPr>
+        <w:t xml:space="preserve">이 </w:t>
+      </w:r>
+      <w:r>
+        <w:rPr>
+          <w:color w:val="7F7F7F" w:themeColor="text1" w:themeTint="80"/>
+          <w:sz w:val="18"/>
+          <w:szCs w:val="18"/>
+        </w:rPr>
+        <w:t>100%</w:t>
+      </w:r>
+      <w:r>
+        <w:rPr>
+          <w:rFonts w:hint="eastAsia"/>
+          <w:color w:val="7F7F7F" w:themeColor="text1" w:themeTint="80"/>
+          <w:sz w:val="18"/>
+          <w:szCs w:val="18"/>
+        </w:rPr>
+        <w:t>가 넘을 수 있다.</w:t>
+      </w:r>
+    </w:p>
+    <w:p>
+      <w:pPr>
+        <w:pStyle w:val="a4"/>
+        <w:ind w:leftChars="0" w:left="980"/>
+        <w:rPr>
+          <w:b/>
+          <w:sz w:val="28"/>
+          <w:szCs w:val="28"/>
+        </w:rPr>
+      </w:pPr>
+    </w:p>
+    <w:p>
+      <w:pPr>
+        <w:ind w:left="180" w:firstLine="800"/>
+        <w:rPr>
+          <w:b/>
+          <w:sz w:val="28"/>
+          <w:szCs w:val="28"/>
+        </w:rPr>
+      </w:pPr>
+      <w:r>
+        <w:rPr>
+          <w:rFonts w:hint="eastAsia"/>
+          <w:b/>
+          <w:sz w:val="28"/>
+          <w:szCs w:val="28"/>
+        </w:rPr>
+        <w:t>t</w:t>
+      </w:r>
+      <w:r>
+        <w:rPr>
+          <w:b/>
+          <w:sz w:val="28"/>
+          <w:szCs w:val="28"/>
+        </w:rPr>
+        <w:t>op</w:t>
+      </w:r>
+      <w:r>
+        <w:rPr>
+          <w:rFonts w:hint="eastAsia"/>
+          <w:b/>
+          <w:sz w:val="28"/>
+          <w:szCs w:val="28"/>
+        </w:rPr>
+        <w:t>명령어 주요 단축키</w:t>
+      </w:r>
+    </w:p>
+    <w:p>
+      <w:pPr>
+        <w:pStyle w:val="a4"/>
+        <w:ind w:leftChars="0" w:left="980"/>
+      </w:pPr>
+      <w:r>
+        <w:t xml:space="preserve">shift + </w:t>
+      </w:r>
+      <w:proofErr w:type="gramStart"/>
+      <w:r>
+        <w:t>M</w:t>
+      </w:r>
+      <w:r>
+        <w:t xml:space="preserve"> :</w:t>
+      </w:r>
+      <w:proofErr w:type="gramEnd"/>
+      <w:r>
+        <w:t xml:space="preserve"> </w:t>
+      </w:r>
+      <w:r>
+        <w:rPr>
+          <w:rFonts w:hint="eastAsia"/>
+        </w:rPr>
+        <w:t>메모리 사용률 기준 정렬</w:t>
+      </w:r>
+    </w:p>
+    <w:p>
+      <w:pPr>
+        <w:pStyle w:val="a4"/>
+        <w:ind w:leftChars="0" w:left="980"/>
+      </w:pPr>
+      <w:r>
+        <w:rPr>
+          <w:rFonts w:hint="eastAsia"/>
+        </w:rPr>
+        <w:t>s</w:t>
+      </w:r>
+      <w:r>
+        <w:t xml:space="preserve">hift + </w:t>
+      </w:r>
+      <w:proofErr w:type="gramStart"/>
+      <w:r>
+        <w:t>P</w:t>
+      </w:r>
+      <w:r>
+        <w:t xml:space="preserve"> :</w:t>
+      </w:r>
+      <w:proofErr w:type="gramEnd"/>
+      <w:r>
+        <w:t xml:space="preserve"> </w:t>
+      </w:r>
+      <w:r>
+        <w:rPr>
+          <w:rFonts w:hint="eastAsia"/>
+        </w:rPr>
+        <w:t>C</w:t>
+      </w:r>
+      <w:r>
+        <w:t xml:space="preserve">PU </w:t>
+      </w:r>
+      <w:r>
+        <w:rPr>
+          <w:rFonts w:hint="eastAsia"/>
+        </w:rPr>
+        <w:t>사용률 기준 정렬</w:t>
+      </w:r>
+    </w:p>
+    <w:p>
+      <w:pPr>
+        <w:pStyle w:val="a4"/>
+        <w:ind w:leftChars="0" w:left="980"/>
+      </w:pPr>
+      <w:proofErr w:type="gramStart"/>
+      <w:r>
+        <w:t xml:space="preserve">? </w:t>
+      </w:r>
+      <w:r>
+        <w:t>:</w:t>
+      </w:r>
+      <w:proofErr w:type="gramEnd"/>
+      <w:r>
+        <w:t xml:space="preserve"> </w:t>
+      </w:r>
+      <w:r>
+        <w:t xml:space="preserve">help </w:t>
+      </w:r>
+    </w:p>
+    <w:p>
+      <w:pPr>
+        <w:pStyle w:val="a4"/>
+        <w:ind w:leftChars="0" w:left="980"/>
+      </w:pPr>
+      <w:proofErr w:type="gramStart"/>
+      <w:r>
+        <w:rPr>
+          <w:rFonts w:hint="eastAsia"/>
+        </w:rPr>
+        <w:t>1</w:t>
+      </w:r>
+      <w:r>
+        <w:t xml:space="preserve"> </w:t>
+      </w:r>
+      <w:r>
+        <w:t>:</w:t>
+      </w:r>
+      <w:proofErr w:type="gramEnd"/>
+      <w:r>
+        <w:t xml:space="preserve"> </w:t>
+      </w:r>
+      <w:r>
+        <w:rPr>
+          <w:rFonts w:hint="eastAsia"/>
+        </w:rPr>
+        <w:t xml:space="preserve">각 </w:t>
+      </w:r>
+      <w:r>
+        <w:t xml:space="preserve">CPU </w:t>
+      </w:r>
+      <w:r>
+        <w:rPr>
+          <w:rFonts w:hint="eastAsia"/>
+        </w:rPr>
+        <w:t>정보 출력</w:t>
+      </w:r>
+    </w:p>
+    <w:p>
+      <w:pPr>
+        <w:pStyle w:val="a4"/>
+        <w:ind w:leftChars="0" w:left="980"/>
+      </w:pPr>
+    </w:p>
+    <w:p>
+      <w:pPr>
+        <w:pStyle w:val="a4"/>
+        <w:ind w:leftChars="0" w:left="980"/>
+      </w:pPr>
+      <w:r>
+        <w:rPr>
+          <w:rFonts w:hint="eastAsia"/>
+          <w:b/>
+          <w:sz w:val="28"/>
+          <w:szCs w:val="28"/>
+        </w:rPr>
+        <w:t>t</w:t>
+      </w:r>
+      <w:r>
+        <w:rPr>
+          <w:b/>
+          <w:sz w:val="28"/>
+          <w:szCs w:val="28"/>
+        </w:rPr>
+        <w:t>op</w:t>
+      </w:r>
+      <w:r>
+        <w:rPr>
+          <w:rFonts w:hint="eastAsia"/>
+          <w:b/>
+          <w:sz w:val="28"/>
+          <w:szCs w:val="28"/>
+        </w:rPr>
+        <w:t>명령어</w:t>
+      </w:r>
+      <w:r>
+        <w:rPr>
+          <w:rFonts w:hint="eastAsia"/>
+          <w:b/>
+          <w:sz w:val="28"/>
+          <w:szCs w:val="28"/>
+        </w:rPr>
+        <w:t xml:space="preserve"> 활용</w:t>
+      </w:r>
+    </w:p>
+    <w:p>
+      <w:pPr>
+        <w:pStyle w:val="a4"/>
+        <w:ind w:leftChars="0" w:left="980"/>
+      </w:pPr>
+      <w:r>
+        <w:rPr>
+          <w:rFonts w:hint="eastAsia"/>
+        </w:rPr>
+        <w:t>t</w:t>
+      </w:r>
+      <w:r>
+        <w:t>op -</w:t>
+      </w:r>
+      <w:proofErr w:type="gramStart"/>
+      <w:r>
+        <w:t xml:space="preserve">b </w:t>
+      </w:r>
+      <w:r>
+        <w:t>:</w:t>
+      </w:r>
+      <w:proofErr w:type="gramEnd"/>
+      <w:r>
+        <w:t xml:space="preserve"> batch </w:t>
+      </w:r>
+      <w:r>
+        <w:rPr>
+          <w:rFonts w:hint="eastAsia"/>
+        </w:rPr>
+        <w:t xml:space="preserve">모드 </w:t>
+      </w:r>
+    </w:p>
+    <w:p>
+      <w:pPr>
+        <w:pStyle w:val="a4"/>
+        <w:spacing w:line="14" w:lineRule="atLeast"/>
+        <w:ind w:leftChars="0" w:left="981"/>
+      </w:pPr>
+      <w:r>
+        <w:rPr>
+          <w:rFonts w:hint="eastAsia"/>
+        </w:rPr>
+        <w:t>t</w:t>
+      </w:r>
+      <w:r>
+        <w:t xml:space="preserve">op -b -n 5 &gt; top.txt </w:t>
+      </w:r>
+    </w:p>
+    <w:p>
+      <w:pPr>
+        <w:pStyle w:val="a4"/>
+        <w:spacing w:line="14" w:lineRule="atLeast"/>
+        <w:ind w:leftChars="0" w:left="981"/>
+      </w:pPr>
+      <w:r>
+        <w:rPr>
+          <w:rFonts w:hint="eastAsia"/>
+        </w:rPr>
+        <w:t>-n</w:t>
+      </w:r>
+      <w:r>
+        <w:t xml:space="preserve"> </w:t>
+      </w:r>
+      <w:r>
+        <w:rPr>
+          <w:rFonts w:hint="eastAsia"/>
+        </w:rPr>
+        <w:t xml:space="preserve">은 횟수를 말하며 기본 </w:t>
+      </w:r>
+      <w:r>
+        <w:t>3</w:t>
+      </w:r>
+      <w:r>
+        <w:rPr>
+          <w:rFonts w:hint="eastAsia"/>
+        </w:rPr>
+        <w:t xml:space="preserve">초 </w:t>
+      </w:r>
+      <w:r>
+        <w:rPr>
+          <w:rFonts w:hint="eastAsia"/>
+        </w:rPr>
+        <w:t>간격으로</w:t>
+      </w:r>
+      <w:r>
+        <w:rPr>
+          <w:rFonts w:hint="eastAsia"/>
+        </w:rPr>
+        <w:t xml:space="preserve"> </w:t>
+      </w:r>
+      <w:r>
+        <w:t>5</w:t>
+      </w:r>
+      <w:r>
+        <w:rPr>
+          <w:rFonts w:hint="eastAsia"/>
+        </w:rPr>
+        <w:t xml:space="preserve">번 </w:t>
+      </w:r>
+      <w:r>
+        <w:t>top.txt</w:t>
+      </w:r>
+      <w:r>
+        <w:rPr>
+          <w:rFonts w:hint="eastAsia"/>
+        </w:rPr>
+        <w:t>에 기록한다는 뜻</w:t>
+      </w:r>
+      <w:r>
+        <w:rPr>
+          <w:rFonts w:hint="eastAsia"/>
+        </w:rPr>
+        <w:t>이다.</w:t>
+      </w:r>
+    </w:p>
+    <w:p>
+      <w:pPr>
+        <w:pStyle w:val="a4"/>
+        <w:spacing w:line="240" w:lineRule="auto"/>
+        <w:ind w:leftChars="0" w:left="981"/>
+      </w:pPr>
+      <w:r>
+        <w:rPr>
+          <w:rFonts w:hint="eastAsia"/>
+        </w:rPr>
+        <w:t>t</w:t>
+      </w:r>
+      <w:r>
+        <w:t>op -b -n 5 -</w:t>
+      </w:r>
+      <w:r>
+        <w:rPr>
+          <w:rFonts w:hint="eastAsia"/>
+        </w:rPr>
+        <w:t>d</w:t>
+      </w:r>
+      <w:r>
+        <w:t xml:space="preserve"> 1 &gt; top.txt </w:t>
+      </w:r>
+    </w:p>
+    <w:p>
+      <w:pPr>
+        <w:pStyle w:val="a4"/>
+        <w:spacing w:line="168" w:lineRule="auto"/>
+        <w:ind w:leftChars="0" w:left="981"/>
+      </w:pPr>
+      <w:r>
+        <w:rPr>
+          <w:rFonts w:hint="eastAsia"/>
+        </w:rPr>
+        <w:t>-</w:t>
+      </w:r>
+      <w:r>
+        <w:t>d</w:t>
+      </w:r>
+      <w:r>
+        <w:rPr>
+          <w:rFonts w:hint="eastAsia"/>
+        </w:rPr>
+        <w:t xml:space="preserve">는 </w:t>
+      </w:r>
+      <w:r>
+        <w:t>delay</w:t>
+      </w:r>
+      <w:r>
+        <w:rPr>
+          <w:rFonts w:hint="eastAsia"/>
+        </w:rPr>
+        <w:t xml:space="preserve">의 약자로 </w:t>
+      </w:r>
+      <w:r>
+        <w:t>-</w:t>
+      </w:r>
+      <w:r>
+        <w:rPr>
+          <w:rFonts w:hint="eastAsia"/>
+        </w:rPr>
+        <w:t>n</w:t>
+      </w:r>
+      <w:r>
+        <w:t xml:space="preserve"> 5 -d 1</w:t>
+      </w:r>
+      <w:r>
+        <w:rPr>
+          <w:rFonts w:hint="eastAsia"/>
+        </w:rPr>
+        <w:t xml:space="preserve">은 </w:t>
+      </w:r>
+      <w:r>
+        <w:t>1</w:t>
+      </w:r>
+      <w:r>
+        <w:rPr>
+          <w:rFonts w:hint="eastAsia"/>
+        </w:rPr>
+        <w:t xml:space="preserve">초 간격으로 </w:t>
+      </w:r>
+      <w:r>
+        <w:t>5</w:t>
+      </w:r>
+      <w:r>
+        <w:rPr>
+          <w:rFonts w:hint="eastAsia"/>
+        </w:rPr>
+        <w:t>번 기록을 뜻한다.</w:t>
+      </w:r>
+    </w:p>
+    <w:p>
+      <w:pPr>
+        <w:pStyle w:val="a4"/>
+        <w:ind w:leftChars="0" w:left="980"/>
+      </w:pPr>
+    </w:p>
+    <w:p>
+      <w:pPr>
+        <w:pStyle w:val="a4"/>
+        <w:numPr>
+          <w:ilvl w:val="1"/>
+          <w:numId w:val="33"/>
+        </w:numPr>
+        <w:ind w:leftChars="0"/>
+        <w:rPr>
+          <w:b/>
+          <w:sz w:val="32"/>
+          <w:szCs w:val="32"/>
+        </w:rPr>
+      </w:pPr>
+      <w:proofErr w:type="spellStart"/>
+      <w:r>
+        <w:rPr>
+          <w:b/>
+          <w:sz w:val="32"/>
+          <w:szCs w:val="32"/>
+        </w:rPr>
+        <w:t>vmstat</w:t>
+      </w:r>
+      <w:proofErr w:type="spellEnd"/>
+      <w:r>
+        <w:rPr>
+          <w:b/>
+          <w:noProof/>
+          <w:sz w:val="32"/>
+          <w:szCs w:val="32"/>
+        </w:rPr>
+        <w:drawing>
+          <wp:inline distT="0" distB="0" distL="0" distR="0">
+            <wp:extent cx="5727700" cy="643890"/>
+            <wp:effectExtent l="0" t="0" r="6350" b="3810"/>
+            <wp:docPr id="20" name="그림 20"/>
+            <wp:cNvGraphicFramePr>
+              <a:graphicFrameLocks xmlns:a="http://schemas.openxmlformats.org/drawingml/2006/main" noChangeAspect="1"/>
+            </wp:cNvGraphicFramePr>
+            <a:graphic xmlns:a="http://schemas.openxmlformats.org/drawingml/2006/main">
+              <a:graphicData uri="http://schemas.openxmlformats.org/drawingml/2006/picture">
+                <pic:pic xmlns:pic="http://schemas.openxmlformats.org/drawingml/2006/picture">
+                  <pic:nvPicPr>
+                    <pic:cNvPr id="0" name="Picture 1"/>
+                    <pic:cNvPicPr>
+                      <a:picLocks noChangeAspect="1" noChangeArrowheads="1"/>
+                    </pic:cNvPicPr>
+                  </pic:nvPicPr>
+                  <pic:blipFill>
+                    <a:blip r:embed="rId21">
+                      <a:extLst>
+                        <a:ext uri="{28A0092B-C50C-407E-A947-70E740481C1C}">
+                          <a14:useLocalDpi xmlns:a14="http://schemas.microsoft.com/office/drawing/2010/main" val="0"/>
+                        </a:ext>
+                      </a:extLst>
+                    </a:blip>
+                    <a:srcRect/>
+                    <a:stretch>
+                      <a:fillRect/>
+                    </a:stretch>
+                  </pic:blipFill>
+                  <pic:spPr bwMode="auto">
+                    <a:xfrm>
+                      <a:off x="0" y="0"/>
+                      <a:ext cx="5727700" cy="643890"/>
+                    </a:xfrm>
+                    <a:prstGeom prst="rect">
+                      <a:avLst/>
+                    </a:prstGeom>
+                    <a:noFill/>
+                    <a:ln>
+                      <a:noFill/>
+                    </a:ln>
+                  </pic:spPr>
+                </pic:pic>
+              </a:graphicData>
+            </a:graphic>
+          </wp:inline>
+        </w:drawing>
+      </w:r>
+    </w:p>
+    <w:p>
+      <w:pPr>
+        <w:pStyle w:val="a4"/>
+        <w:ind w:leftChars="0" w:left="980"/>
+      </w:pPr>
+      <w:r>
+        <w:rPr>
+          <w:rFonts w:hint="eastAsia"/>
+        </w:rPr>
+        <w:lastRenderedPageBreak/>
+        <w:t>종합적인 사용량을 보기에 편한 명령어</w:t>
+      </w:r>
+    </w:p>
+    <w:p>
+      <w:pPr>
+        <w:pStyle w:val="a4"/>
+        <w:ind w:leftChars="0" w:left="980"/>
+      </w:pPr>
+      <w:proofErr w:type="spellStart"/>
+      <w:r>
+        <w:t>vmstat</w:t>
+      </w:r>
+      <w:proofErr w:type="spellEnd"/>
+      <w:r>
+        <w:t xml:space="preserve"> 1 </w:t>
+      </w:r>
+      <w:proofErr w:type="gramStart"/>
+      <w:r>
+        <w:t>5 :</w:t>
+      </w:r>
+      <w:proofErr w:type="gramEnd"/>
+      <w:r>
+        <w:rPr>
+          <w:rFonts w:hint="eastAsia"/>
+        </w:rPr>
+        <w:t xml:space="preserve"> </w:t>
+      </w:r>
+      <w:r>
+        <w:t>1</w:t>
+      </w:r>
+      <w:r>
+        <w:rPr>
+          <w:rFonts w:hint="eastAsia"/>
+        </w:rPr>
+        <w:t xml:space="preserve">초간 </w:t>
+      </w:r>
+      <w:r>
+        <w:t>5</w:t>
+      </w:r>
+      <w:r>
+        <w:rPr>
+          <w:rFonts w:hint="eastAsia"/>
+        </w:rPr>
+        <w:t>회 출력</w:t>
+      </w:r>
+    </w:p>
+    <w:p>
+      <w:pPr>
+        <w:pStyle w:val="a4"/>
+        <w:ind w:leftChars="0" w:left="980"/>
+      </w:pPr>
+      <w:r>
+        <w:rPr>
+          <w:rFonts w:hint="eastAsia"/>
+        </w:rPr>
+        <w:t xml:space="preserve"> </w:t>
+      </w:r>
+    </w:p>
+    <w:p>
+      <w:pPr>
+        <w:pStyle w:val="a4"/>
+        <w:numPr>
+          <w:ilvl w:val="1"/>
+          <w:numId w:val="33"/>
+        </w:numPr>
+        <w:ind w:leftChars="0"/>
+        <w:rPr>
+          <w:b/>
+          <w:sz w:val="32"/>
+          <w:szCs w:val="32"/>
+        </w:rPr>
+      </w:pPr>
+      <w:proofErr w:type="spellStart"/>
+      <w:r>
+        <w:rPr>
+          <w:rFonts w:hint="eastAsia"/>
+          <w:b/>
+          <w:sz w:val="32"/>
+          <w:szCs w:val="32"/>
+        </w:rPr>
+        <w:t>i</w:t>
+      </w:r>
+      <w:r>
+        <w:rPr>
+          <w:b/>
+          <w:sz w:val="32"/>
+          <w:szCs w:val="32"/>
+        </w:rPr>
+        <w:t>ostat</w:t>
+      </w:r>
+      <w:proofErr w:type="spellEnd"/>
+      <w:r>
+        <w:rPr>
+          <w:rFonts w:hint="eastAsia"/>
+          <w:b/>
+          <w:noProof/>
+          <w:sz w:val="32"/>
+          <w:szCs w:val="32"/>
+        </w:rPr>
+        <w:drawing>
+          <wp:inline distT="0" distB="0" distL="0" distR="0">
+            <wp:extent cx="5731510" cy="1659255"/>
+            <wp:effectExtent l="0" t="0" r="2540" b="0"/>
+            <wp:docPr id="13" name="그림 13"/>
+            <wp:cNvGraphicFramePr>
+              <a:graphicFrameLocks xmlns:a="http://schemas.openxmlformats.org/drawingml/2006/main" noChangeAspect="1"/>
+            </wp:cNvGraphicFramePr>
+            <a:graphic xmlns:a="http://schemas.openxmlformats.org/drawingml/2006/main">
+              <a:graphicData uri="http://schemas.openxmlformats.org/drawingml/2006/picture">
+                <pic:pic xmlns:pic="http://schemas.openxmlformats.org/drawingml/2006/picture">
+                  <pic:nvPicPr>
+                    <pic:cNvPr id="13" name="iostat.PNG"/>
+                    <pic:cNvPicPr/>
+                  </pic:nvPicPr>
+                  <pic:blipFill>
+                    <a:blip r:embed="rId22" cstate="print">
+                      <a:extLst>
+                        <a:ext uri="{28A0092B-C50C-407E-A947-70E740481C1C}">
+                          <a14:useLocalDpi xmlns:a14="http://schemas.microsoft.com/office/drawing/2010/main" val="0"/>
+                        </a:ext>
+                      </a:extLst>
+                    </a:blip>
+                    <a:stretch>
+                      <a:fillRect/>
+                    </a:stretch>
+                  </pic:blipFill>
+                  <pic:spPr>
+                    <a:xfrm>
+                      <a:off x="0" y="0"/>
+                      <a:ext cx="5731510" cy="1659255"/>
+                    </a:xfrm>
+                    <a:prstGeom prst="rect">
+                      <a:avLst/>
+                    </a:prstGeom>
+                  </pic:spPr>
+                </pic:pic>
+              </a:graphicData>
+            </a:graphic>
+          </wp:inline>
+        </w:drawing>
+      </w:r>
+    </w:p>
+    <w:p>
+      <w:pPr>
+        <w:pStyle w:val="a4"/>
+        <w:ind w:leftChars="0" w:left="980"/>
+      </w:pPr>
+      <w:r>
+        <w:rPr>
+          <w:rFonts w:hint="eastAsia"/>
+        </w:rPr>
+        <w:t xml:space="preserve">각 디바이스별 상황정보 알려주는 명령어 </w:t>
+      </w:r>
+    </w:p>
+    <w:p>
+      <w:pPr>
+        <w:pStyle w:val="a4"/>
+        <w:ind w:leftChars="0" w:left="980"/>
+      </w:pPr>
+    </w:p>
+    <w:p>
+      <w:pPr>
+        <w:pStyle w:val="a4"/>
+        <w:numPr>
+          <w:ilvl w:val="1"/>
+          <w:numId w:val="33"/>
+        </w:numPr>
+        <w:ind w:leftChars="0"/>
+        <w:rPr>
+          <w:b/>
+          <w:sz w:val="32"/>
+          <w:szCs w:val="32"/>
+        </w:rPr>
+      </w:pPr>
+      <w:proofErr w:type="spellStart"/>
+      <w:r>
+        <w:rPr>
+          <w:b/>
+          <w:sz w:val="32"/>
+          <w:szCs w:val="32"/>
+        </w:rPr>
+        <w:t>dstat</w:t>
+      </w:r>
+      <w:proofErr w:type="spellEnd"/>
+      <w:r>
+        <w:rPr>
+          <w:rFonts w:hint="eastAsia"/>
+          <w:b/>
+          <w:noProof/>
+          <w:sz w:val="32"/>
+          <w:szCs w:val="32"/>
+        </w:rPr>
+        <w:t xml:space="preserve"> </w:t>
+      </w:r>
+    </w:p>
+    <w:p>
+      <w:pPr>
+        <w:pStyle w:val="a4"/>
+        <w:ind w:leftChars="0" w:left="980"/>
+        <w:rPr>
+          <w:rFonts w:ascii="Consolas" w:hAnsi="Consolas"/>
+          <w:color w:val="FFFFFF"/>
+          <w:sz w:val="20"/>
+          <w:szCs w:val="20"/>
+          <w:shd w:val="clear" w:color="auto" w:fill="272822"/>
+        </w:rPr>
+      </w:pPr>
+      <w:r>
+        <w:rPr>
+          <w:rFonts w:ascii="Consolas" w:hAnsi="Consolas"/>
+          <w:color w:val="FFFFFF"/>
+          <w:sz w:val="20"/>
+          <w:szCs w:val="20"/>
+          <w:shd w:val="clear" w:color="auto" w:fill="272822"/>
+        </w:rPr>
+        <w:t>yum install</w:t>
+      </w:r>
+      <w:r>
+        <w:rPr>
+          <w:rFonts w:ascii="Consolas" w:hAnsi="Consolas"/>
+          <w:color w:val="FFFFFF"/>
+          <w:sz w:val="20"/>
+          <w:szCs w:val="20"/>
+          <w:shd w:val="clear" w:color="auto" w:fill="272822"/>
+        </w:rPr>
+        <w:t xml:space="preserve"> </w:t>
+      </w:r>
+      <w:r>
+        <w:rPr>
+          <w:rStyle w:val="token"/>
+          <w:rFonts w:ascii="Consolas" w:hAnsi="Consolas"/>
+          <w:color w:val="9FBA45"/>
+          <w:sz w:val="20"/>
+          <w:szCs w:val="20"/>
+          <w:bdr w:val="none" w:sz="0" w:space="0" w:color="auto" w:frame="1"/>
+          <w:shd w:val="clear" w:color="auto" w:fill="272822"/>
+        </w:rPr>
+        <w:t>-</w:t>
+      </w:r>
+      <w:r>
+        <w:rPr>
+          <w:rFonts w:ascii="Consolas" w:hAnsi="Consolas"/>
+          <w:color w:val="FFFFFF"/>
+          <w:sz w:val="20"/>
+          <w:szCs w:val="20"/>
+          <w:shd w:val="clear" w:color="auto" w:fill="272822"/>
+        </w:rPr>
+        <w:t>y</w:t>
+      </w:r>
+      <w:r>
+        <w:rPr>
+          <w:rFonts w:ascii="Consolas" w:hAnsi="Consolas"/>
+          <w:color w:val="FFFFFF"/>
+          <w:sz w:val="20"/>
+          <w:szCs w:val="20"/>
+          <w:shd w:val="clear" w:color="auto" w:fill="272822"/>
+        </w:rPr>
+        <w:t xml:space="preserve"> </w:t>
+      </w:r>
+      <w:proofErr w:type="spellStart"/>
+      <w:r>
+        <w:rPr>
+          <w:rFonts w:ascii="Consolas" w:hAnsi="Consolas"/>
+          <w:color w:val="FFFFFF"/>
+          <w:sz w:val="20"/>
+          <w:szCs w:val="20"/>
+          <w:shd w:val="clear" w:color="auto" w:fill="272822"/>
+        </w:rPr>
+        <w:t>dstat</w:t>
+      </w:r>
+      <w:proofErr w:type="spellEnd"/>
+    </w:p>
+    <w:p>
+      <w:pPr>
+        <w:pStyle w:val="a4"/>
+        <w:ind w:leftChars="0" w:left="980"/>
+      </w:pPr>
+      <w:proofErr w:type="spellStart"/>
+      <w:r>
+        <w:rPr>
+          <w:rFonts w:hint="eastAsia"/>
+        </w:rPr>
+        <w:t>d</w:t>
+      </w:r>
+      <w:r>
+        <w:t>stat</w:t>
+      </w:r>
+      <w:proofErr w:type="spellEnd"/>
+      <w:r>
+        <w:rPr>
+          <w:rFonts w:hint="eastAsia"/>
+        </w:rPr>
+        <w:t>은 별도 설치가 필요하다</w:t>
+      </w:r>
+      <w:r>
+        <w:t>.</w:t>
+      </w:r>
+    </w:p>
+    <w:p>
+      <w:pPr>
+        <w:pStyle w:val="a4"/>
+        <w:ind w:leftChars="0" w:left="980"/>
+        <w:rPr>
+          <w:b/>
+          <w:sz w:val="32"/>
+          <w:szCs w:val="32"/>
+        </w:rPr>
+      </w:pPr>
+      <w:r>
+        <w:rPr>
+          <w:b/>
+          <w:noProof/>
+          <w:sz w:val="32"/>
+          <w:szCs w:val="32"/>
+        </w:rPr>
+        <w:drawing>
+          <wp:inline distT="0" distB="0" distL="0" distR="0">
+            <wp:extent cx="5731510" cy="1246505"/>
+            <wp:effectExtent l="0" t="0" r="2540" b="0"/>
+            <wp:docPr id="21" name="그림 21"/>
+            <wp:cNvGraphicFramePr>
+              <a:graphicFrameLocks xmlns:a="http://schemas.openxmlformats.org/drawingml/2006/main" noChangeAspect="1"/>
+            </wp:cNvGraphicFramePr>
+            <a:graphic xmlns:a="http://schemas.openxmlformats.org/drawingml/2006/main">
+              <a:graphicData uri="http://schemas.openxmlformats.org/drawingml/2006/picture">
+                <pic:pic xmlns:pic="http://schemas.openxmlformats.org/drawingml/2006/picture">
+                  <pic:nvPicPr>
+                    <pic:cNvPr id="21" name="dstat.PNG"/>
+                    <pic:cNvPicPr/>
+                  </pic:nvPicPr>
+                  <pic:blipFill>
+                    <a:blip r:embed="rId23" cstate="print">
+                      <a:extLst>
+                        <a:ext uri="{28A0092B-C50C-407E-A947-70E740481C1C}">
+                          <a14:useLocalDpi xmlns:a14="http://schemas.microsoft.com/office/drawing/2010/main" val="0"/>
+                        </a:ext>
+                      </a:extLst>
+                    </a:blip>
+                    <a:stretch>
+                      <a:fillRect/>
+                    </a:stretch>
+                  </pic:blipFill>
+                  <pic:spPr>
+                    <a:xfrm>
+                      <a:off x="0" y="0"/>
+                      <a:ext cx="5731510" cy="1246505"/>
+                    </a:xfrm>
+                    <a:prstGeom prst="rect">
+                      <a:avLst/>
+                    </a:prstGeom>
+                  </pic:spPr>
+                </pic:pic>
+              </a:graphicData>
+            </a:graphic>
+          </wp:inline>
+        </w:drawing>
+      </w:r>
+      <w:r>
+        <w:rPr>
+          <w:rFonts w:hint="eastAsia"/>
+        </w:rPr>
+        <w:t xml:space="preserve"> </w:t>
+      </w:r>
+    </w:p>
+    <w:p>
+      <w:pPr>
+        <w:pStyle w:val="a4"/>
+        <w:ind w:leftChars="0" w:left="980"/>
+      </w:pPr>
+      <w:r>
+        <w:rPr>
+          <w:rFonts w:hint="eastAsia"/>
+        </w:rPr>
+        <w:t>각 옵션의 약어는 아래와 같다.</w:t>
+      </w:r>
+    </w:p>
+    <w:p>
+      <w:pPr>
+        <w:pStyle w:val="a4"/>
+        <w:ind w:leftChars="0" w:left="980"/>
+      </w:pPr>
+      <w:proofErr w:type="gramStart"/>
+      <w:r>
+        <w:rPr>
+          <w:rFonts w:hint="eastAsia"/>
+        </w:rPr>
+        <w:t>c</w:t>
+      </w:r>
+      <w:r>
+        <w:t xml:space="preserve"> :</w:t>
+      </w:r>
+      <w:proofErr w:type="gramEnd"/>
+      <w:r>
+        <w:t xml:space="preserve"> CPU</w:t>
+      </w:r>
+    </w:p>
+    <w:p>
+      <w:pPr>
+        <w:pStyle w:val="a4"/>
+        <w:ind w:leftChars="0" w:left="980"/>
+      </w:pPr>
+      <w:proofErr w:type="gramStart"/>
+      <w:r>
+        <w:t>m :</w:t>
+      </w:r>
+      <w:proofErr w:type="gramEnd"/>
+      <w:r>
+        <w:t xml:space="preserve"> memory</w:t>
+      </w:r>
+    </w:p>
+    <w:p>
+      <w:pPr>
+        <w:pStyle w:val="a4"/>
+        <w:ind w:leftChars="0" w:left="980"/>
+      </w:pPr>
+      <w:proofErr w:type="gramStart"/>
+      <w:r>
+        <w:rPr>
+          <w:rFonts w:hint="eastAsia"/>
+        </w:rPr>
+        <w:t>d</w:t>
+      </w:r>
+      <w:r>
+        <w:t xml:space="preserve"> :</w:t>
+      </w:r>
+      <w:proofErr w:type="gramEnd"/>
+      <w:r>
+        <w:t xml:space="preserve"> disk</w:t>
+      </w:r>
+    </w:p>
+    <w:p>
+      <w:pPr>
+        <w:pStyle w:val="a4"/>
+        <w:ind w:leftChars="0" w:left="980"/>
+      </w:pPr>
+      <w:proofErr w:type="gramStart"/>
+      <w:r>
+        <w:rPr>
+          <w:rFonts w:hint="eastAsia"/>
+        </w:rPr>
+        <w:t>g</w:t>
+      </w:r>
+      <w:r>
+        <w:t xml:space="preserve"> :</w:t>
+      </w:r>
+      <w:proofErr w:type="gramEnd"/>
+      <w:r>
+        <w:t xml:space="preserve"> paging</w:t>
+      </w:r>
+    </w:p>
+    <w:p>
+      <w:pPr>
+        <w:pStyle w:val="a4"/>
+        <w:ind w:leftChars="0" w:left="980"/>
+      </w:pPr>
+      <w:proofErr w:type="gramStart"/>
+      <w:r>
+        <w:t>n :</w:t>
+      </w:r>
+      <w:proofErr w:type="gramEnd"/>
+      <w:r>
+        <w:t xml:space="preserve"> network</w:t>
+      </w:r>
+    </w:p>
+    <w:p>
+      <w:pPr>
+        <w:pStyle w:val="a4"/>
+        <w:ind w:leftChars="0" w:left="980"/>
+      </w:pPr>
+      <w:proofErr w:type="gramStart"/>
+      <w:r>
+        <w:rPr>
+          <w:rFonts w:hint="eastAsia"/>
+        </w:rPr>
+        <w:lastRenderedPageBreak/>
+        <w:t>t</w:t>
+      </w:r>
+      <w:r>
+        <w:t xml:space="preserve"> :</w:t>
+      </w:r>
+      <w:proofErr w:type="gramEnd"/>
+      <w:r>
+        <w:t xml:space="preserve"> time </w:t>
+      </w:r>
+    </w:p>
+    <w:p>
+      <w:pPr>
+        <w:pStyle w:val="a4"/>
+        <w:ind w:leftChars="0" w:left="980"/>
+      </w:pPr>
+    </w:p>
+    <w:p>
+      <w:pPr>
+        <w:pStyle w:val="1"/>
+        <w:ind w:firstLineChars="50" w:firstLine="180"/>
+      </w:pPr>
+      <w:bookmarkStart w:id="7" w:name="_Toc83801690"/>
+      <w:r>
+        <w:rPr>
+          <w:rFonts w:hint="eastAsia"/>
+        </w:rPr>
+        <w:t xml:space="preserve">과거 모니터링 </w:t>
+      </w:r>
+      <w:r>
+        <w:rPr>
+          <w:rFonts w:hint="eastAsia"/>
+        </w:rPr>
+        <w:t>방법</w:t>
+      </w:r>
+      <w:bookmarkEnd w:id="7"/>
+    </w:p>
+    <w:p>
+      <w:pPr>
+        <w:pStyle w:val="a4"/>
+        <w:numPr>
+          <w:ilvl w:val="0"/>
+          <w:numId w:val="32"/>
+        </w:numPr>
+        <w:ind w:leftChars="0"/>
+        <w:rPr>
+          <w:b/>
+          <w:sz w:val="32"/>
+          <w:szCs w:val="32"/>
+        </w:rPr>
+      </w:pPr>
+      <w:proofErr w:type="spellStart"/>
+      <w:r>
+        <w:rPr>
+          <w:b/>
+          <w:sz w:val="32"/>
+          <w:szCs w:val="32"/>
+        </w:rPr>
+        <w:t>sar</w:t>
+      </w:r>
+      <w:proofErr w:type="spellEnd"/>
+    </w:p>
+    <w:p>
+      <w:pPr>
+        <w:pStyle w:val="a4"/>
+        <w:ind w:leftChars="0" w:left="980"/>
+      </w:pPr>
+      <w:proofErr w:type="spellStart"/>
+      <w:r>
+        <w:rPr>
+          <w:b/>
+          <w:sz w:val="28"/>
+          <w:szCs w:val="28"/>
+        </w:rPr>
+        <w:t>sysstat</w:t>
+      </w:r>
+      <w:proofErr w:type="spellEnd"/>
+      <w:r>
+        <w:rPr>
+          <w:rFonts w:hint="eastAsia"/>
+          <w:b/>
+          <w:sz w:val="28"/>
+          <w:szCs w:val="28"/>
+        </w:rPr>
+        <w:t>파일</w:t>
+      </w:r>
+      <w:r>
+        <w:rPr>
+          <w:b/>
+          <w:sz w:val="28"/>
+          <w:szCs w:val="28"/>
+        </w:rPr>
+        <w:t xml:space="preserve">, </w:t>
+      </w:r>
+      <w:proofErr w:type="spellStart"/>
+      <w:r>
+        <w:rPr>
+          <w:b/>
+          <w:sz w:val="28"/>
+          <w:szCs w:val="28"/>
+        </w:rPr>
+        <w:t>sa</w:t>
+      </w:r>
+      <w:proofErr w:type="spellEnd"/>
+      <w:r>
+        <w:rPr>
+          <w:rFonts w:hint="eastAsia"/>
+          <w:b/>
+          <w:sz w:val="28"/>
+          <w:szCs w:val="28"/>
+        </w:rPr>
+        <w:t>파일</w:t>
+      </w:r>
+    </w:p>
+    <w:p>
+      <w:pPr>
+        <w:pStyle w:val="a4"/>
+        <w:ind w:leftChars="0" w:left="980"/>
+      </w:pPr>
+      <w:r>
+        <w:t>System Activity Report</w:t>
+      </w:r>
+      <w:r>
+        <w:t xml:space="preserve"> </w:t>
+      </w:r>
+      <w:r>
+        <w:rPr>
+          <w:rFonts w:hint="eastAsia"/>
+        </w:rPr>
+        <w:t>약자로 과거 모니터링 정보를 확인할 수 있다.</w:t>
+      </w:r>
+    </w:p>
+    <w:p>
+      <w:pPr>
+        <w:pStyle w:val="a4"/>
+        <w:ind w:leftChars="0" w:left="980"/>
+      </w:pPr>
+      <w:r>
+        <w:rPr>
+          <w:rFonts w:hint="eastAsia"/>
+        </w:rPr>
+        <w:t xml:space="preserve">일반적으로 </w:t>
+      </w:r>
+      <w:proofErr w:type="spellStart"/>
+      <w:r>
+        <w:t>sysstat</w:t>
+      </w:r>
+      <w:proofErr w:type="spellEnd"/>
+      <w:r>
+        <w:rPr>
+          <w:rFonts w:hint="eastAsia"/>
+        </w:rPr>
+        <w:t xml:space="preserve">패키지가 설치되어 있으나 만약 없으면 </w:t>
+      </w:r>
+    </w:p>
+    <w:p>
+      <w:pPr>
+        <w:pStyle w:val="a4"/>
+        <w:ind w:leftChars="0" w:left="980"/>
+        <w:rPr>
+          <w:rFonts w:ascii="Consolas" w:hAnsi="Consolas"/>
+          <w:color w:val="FFFFFF"/>
+          <w:sz w:val="20"/>
+          <w:szCs w:val="20"/>
+          <w:shd w:val="clear" w:color="auto" w:fill="272822"/>
+        </w:rPr>
+      </w:pPr>
+      <w:r>
+        <w:rPr>
+          <w:rFonts w:ascii="Consolas" w:hAnsi="Consolas"/>
+          <w:color w:val="FFFFFF"/>
+          <w:sz w:val="20"/>
+          <w:szCs w:val="20"/>
+          <w:shd w:val="clear" w:color="auto" w:fill="272822"/>
+        </w:rPr>
+        <w:t xml:space="preserve">yum install </w:t>
+      </w:r>
+      <w:r>
+        <w:rPr>
+          <w:rStyle w:val="token"/>
+          <w:rFonts w:ascii="Consolas" w:hAnsi="Consolas"/>
+          <w:color w:val="9FBA45"/>
+          <w:sz w:val="20"/>
+          <w:szCs w:val="20"/>
+          <w:bdr w:val="none" w:sz="0" w:space="0" w:color="auto" w:frame="1"/>
+          <w:shd w:val="clear" w:color="auto" w:fill="272822"/>
+        </w:rPr>
+        <w:t>-</w:t>
+      </w:r>
+      <w:r>
+        <w:rPr>
+          <w:rFonts w:ascii="Consolas" w:hAnsi="Consolas"/>
+          <w:color w:val="FFFFFF"/>
+          <w:sz w:val="20"/>
+          <w:szCs w:val="20"/>
+          <w:shd w:val="clear" w:color="auto" w:fill="272822"/>
+        </w:rPr>
+        <w:t xml:space="preserve">y </w:t>
+      </w:r>
+      <w:proofErr w:type="spellStart"/>
+      <w:r>
+        <w:rPr>
+          <w:rFonts w:ascii="Consolas" w:hAnsi="Consolas"/>
+          <w:color w:val="FFFFFF"/>
+          <w:sz w:val="20"/>
+          <w:szCs w:val="20"/>
+          <w:shd w:val="clear" w:color="auto" w:fill="272822"/>
+        </w:rPr>
+        <w:t>sysstat</w:t>
+      </w:r>
+      <w:proofErr w:type="spellEnd"/>
+    </w:p>
+    <w:p>
+      <w:pPr>
+        <w:pStyle w:val="a4"/>
+        <w:ind w:leftChars="0" w:left="980"/>
+      </w:pPr>
+      <w:r>
+        <w:rPr>
+          <w:rFonts w:hint="eastAsia"/>
+        </w:rPr>
+        <w:t>명령어를 통해서 설치를 해주어야 한다.</w:t>
+      </w:r>
+    </w:p>
+    <w:p>
+      <w:pPr>
+        <w:pStyle w:val="a4"/>
+        <w:ind w:leftChars="0" w:left="980"/>
+      </w:pPr>
+    </w:p>
+    <w:p>
+      <w:pPr>
+        <w:pStyle w:val="a4"/>
+        <w:ind w:leftChars="0" w:left="980"/>
+      </w:pPr>
+      <w:r>
+        <w:rPr>
+          <w:rFonts w:hint="eastAsia"/>
+          <w:noProof/>
+        </w:rPr>
+        <mc:AlternateContent>
+          <mc:Choice Requires="wps">
+            <w:drawing>
+              <wp:anchor distT="0" distB="0" distL="114300" distR="114300" simplePos="0" relativeHeight="251667456" behindDoc="0" locked="0" layoutInCell="1" allowOverlap="1" wp14:anchorId="014089E2" wp14:editId="23F65980">
+                <wp:simplePos x="0" y="0"/>
+                <wp:positionH relativeFrom="column">
+                  <wp:posOffset>811987</wp:posOffset>
+                </wp:positionH>
+                <wp:positionV relativeFrom="paragraph">
+                  <wp:posOffset>167208</wp:posOffset>
+                </wp:positionV>
+                <wp:extent cx="914400" cy="153619"/>
+                <wp:effectExtent l="0" t="0" r="19050" b="18415"/>
+                <wp:wrapNone/>
+                <wp:docPr id="24" name="직사각형 24"/>
+                <wp:cNvGraphicFramePr/>
+                <a:graphic xmlns:a="http://schemas.openxmlformats.org/drawingml/2006/main">
+                  <a:graphicData uri="http://schemas.microsoft.com/office/word/2010/wordprocessingShape">
+                    <wps:wsp>
+                      <wps:cNvSpPr/>
+                      <wps:spPr>
+                        <a:xfrm>
+                          <a:off x="0" y="0"/>
+                          <a:ext cx="914400" cy="153619"/>
+                        </a:xfrm>
+                        <a:prstGeom prst="rect">
+                          <a:avLst/>
+                        </a:prstGeom>
+                        <a:noFill/>
+                        <a:ln>
+                          <a:solidFill>
+                            <a:srgbClr val="FF0000"/>
+                          </a:solidFill>
+                        </a:ln>
+                      </wps:spPr>
+                      <wps:style>
+                        <a:lnRef idx="2">
+                          <a:schemeClr val="accent1">
+                            <a:shade val="50000"/>
+                          </a:schemeClr>
+                        </a:lnRef>
+                        <a:fillRef idx="1">
+                          <a:schemeClr val="accent1"/>
+                        </a:fillRef>
+                        <a:effectRef idx="0">
+                          <a:schemeClr val="accent1"/>
+                        </a:effectRef>
+                        <a:fontRef idx="minor">
+                          <a:schemeClr val="lt1"/>
+                        </a:fontRef>
+                      </wps:style>
+                      <wps:bodyPr rot="0" spcFirstLastPara="0" vertOverflow="overflow" horzOverflow="overflow" vert="horz" wrap="square" lIns="91440" tIns="45720" rIns="91440" bIns="45720" numCol="1" spcCol="0" rtlCol="0" fromWordArt="0" anchor="ctr" anchorCtr="0" forceAA="0" compatLnSpc="1">
+                        <a:prstTxWarp prst="textNoShape">
+                          <a:avLst/>
+                        </a:prstTxWarp>
+                        <a:noAutofit/>
+                      </wps:bodyPr>
+                    </wps:wsp>
+                  </a:graphicData>
+                </a:graphic>
+                <wp14:sizeRelH relativeFrom="margin">
+                  <wp14:pctWidth>0</wp14:pctWidth>
+                </wp14:sizeRelH>
+                <wp14:sizeRelV relativeFrom="margin">
+                  <wp14:pctHeight>0</wp14:pctHeight>
+                </wp14:sizeRelV>
+              </wp:anchor>
+            </w:drawing>
+          </mc:Choice>
+          <mc:Fallback>
+            <w:pict>
+              <v:rect w14:anchorId="499C2093" id="직사각형 24" o:spid="_x0000_s1026" style="position:absolute;left:0;text-align:left;margin-left:63.95pt;margin-top:13.15pt;width:1in;height:12.1pt;z-index:251667456;visibility:visible;mso-wrap-style:square;mso-width-percent:0;mso-height-percent:0;mso-wrap-distance-left:9pt;mso-wrap-distance-top:0;mso-wrap-distance-right:9pt;mso-wrap-distance-bottom:0;mso-position-horizontal:absolute;mso-position-horizontal-relative:text;mso-position-vertical:absolute;mso-position-vertical-relative:text;mso-width-percent:0;mso-height-percent:0;mso-width-relative:margin;mso-height-relative:margin;v-text-anchor:middle" o:gfxdata="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" filled="f" strokecolor="red" strokeweight="1pt"/>
+            </w:pict>
+          </mc:Fallback>
+        </mc:AlternateContent>
+      </w:r>
+      <w:r>
+        <w:rPr>
+          <w:rFonts w:hint="eastAsia"/>
+          <w:noProof/>
+        </w:rPr>
+        <w:drawing>
+          <wp:inline distT="0" distB="0" distL="0" distR="0">
+            <wp:extent cx="5731510" cy="1075690"/>
+            <wp:effectExtent l="0" t="0" r="2540" b="0"/>
+            <wp:docPr id="22" name="그림 22"/>
+            <wp:cNvGraphicFramePr>
+              <a:graphicFrameLocks xmlns:a="http://schemas.openxmlformats.org/drawingml/2006/main" noChangeAspect="1"/>
+            </wp:cNvGraphicFramePr>
+            <a:graphic xmlns:a="http://schemas.openxmlformats.org/drawingml/2006/main">
+              <a:graphicData uri="http://schemas.openxmlformats.org/drawingml/2006/picture">
+                <pic:pic xmlns:pic="http://schemas.openxmlformats.org/drawingml/2006/picture">
+                  <pic:nvPicPr>
+                    <pic:cNvPr id="22" name="sysstat.PNG"/>
+                    <pic:cNvPicPr/>
+                  </pic:nvPicPr>
+                  <pic:blipFill>
+                    <a:blip r:embed="rId24">
+                      <a:extLst>
+                        <a:ext uri="{28A0092B-C50C-407E-A947-70E740481C1C}">
+                          <a14:useLocalDpi xmlns:a14="http://schemas.microsoft.com/office/drawing/2010/main" val="0"/>
+                        </a:ext>
+                      </a:extLst>
+                    </a:blip>
+                    <a:stretch>
+                      <a:fillRect/>
+                    </a:stretch>
+                  </pic:blipFill>
+                  <pic:spPr>
+                    <a:xfrm>
+                      <a:off x="0" y="0"/>
+                      <a:ext cx="5731510" cy="1075690"/>
+                    </a:xfrm>
+                    <a:prstGeom prst="rect">
+                      <a:avLst/>
+                    </a:prstGeom>
+                  </pic:spPr>
+                </pic:pic>
+              </a:graphicData>
+            </a:graphic>
+          </wp:inline>
+        </w:drawing>
+      </w:r>
+    </w:p>
+    <w:p>
+      <w:pPr>
+        <w:pStyle w:val="a4"/>
+        <w:ind w:leftChars="0" w:left="980"/>
+      </w:pPr>
+      <w:r>
+        <w:t>/</w:t>
+      </w:r>
+      <w:proofErr w:type="spellStart"/>
+      <w:r>
+        <w:t>etc</w:t>
+      </w:r>
+      <w:proofErr w:type="spellEnd"/>
+      <w:r>
+        <w:t>/</w:t>
+      </w:r>
+      <w:proofErr w:type="spellStart"/>
+      <w:proofErr w:type="gramStart"/>
+      <w:r>
+        <w:t>cron.d</w:t>
+      </w:r>
+      <w:proofErr w:type="spellEnd"/>
+      <w:proofErr w:type="gramEnd"/>
+      <w:r>
+        <w:t>/</w:t>
+      </w:r>
+      <w:proofErr w:type="spellStart"/>
+      <w:r>
+        <w:t>sysstat</w:t>
+      </w:r>
+      <w:proofErr w:type="spellEnd"/>
+      <w:r>
+        <w:t xml:space="preserve"> </w:t>
+      </w:r>
+      <w:r>
+        <w:rPr>
+          <w:rFonts w:hint="eastAsia"/>
+        </w:rPr>
+        <w:t xml:space="preserve">파일은 기본으로 </w:t>
+      </w:r>
+      <w:r>
+        <w:t>10</w:t>
+      </w:r>
+      <w:r>
+        <w:rPr>
+          <w:rFonts w:hint="eastAsia"/>
+        </w:rPr>
+        <w:t>분마다 시스템 활동을 기록한다.</w:t>
+      </w:r>
+      <w:r>
+        <w:t xml:space="preserve"> </w:t>
+      </w:r>
+    </w:p>
+    <w:p>
+      <w:pPr>
+        <w:pStyle w:val="a4"/>
+        <w:ind w:leftChars="0" w:left="980"/>
+      </w:pPr>
+      <w:r>
+        <w:rPr>
+          <w:rFonts w:hint="eastAsia"/>
+        </w:rPr>
+        <w:t xml:space="preserve">현재는 </w:t>
+      </w:r>
+      <w:r>
+        <w:t>1</w:t>
+      </w:r>
+      <w:r>
+        <w:rPr>
+          <w:rFonts w:hint="eastAsia"/>
+        </w:rPr>
+        <w:t xml:space="preserve">분으로 설정되었고 기록은 </w:t>
+      </w:r>
+      <w:r>
+        <w:t>30</w:t>
+      </w:r>
+      <w:r>
+        <w:rPr>
+          <w:rFonts w:hint="eastAsia"/>
+        </w:rPr>
+        <w:t>일간 유지된다.</w:t>
+      </w:r>
+      <w:r>
+        <w:t xml:space="preserve"> </w:t>
+      </w:r>
+    </w:p>
+    <w:p>
+      <w:pPr>
+        <w:pStyle w:val="a4"/>
+        <w:ind w:leftChars="0" w:left="980"/>
+      </w:pPr>
+    </w:p>
+    <w:p>
+      <w:pPr>
+        <w:pStyle w:val="a4"/>
+        <w:ind w:leftChars="0" w:left="980"/>
+      </w:pPr>
+      <w:r>
+        <w:rPr>
+          <w:rFonts w:hint="eastAsia"/>
+          <w:noProof/>
+        </w:rPr>
+        <mc:AlternateContent>
+          <mc:Choice Requires="wps">
+            <w:drawing>
+              <wp:anchor distT="0" distB="0" distL="114300" distR="114300" simplePos="0" relativeHeight="251669504" behindDoc="0" locked="0" layoutInCell="1" allowOverlap="1" wp14:anchorId="26A643B1" wp14:editId="537FA2AF">
+                <wp:simplePos x="0" y="0"/>
+                <wp:positionH relativeFrom="column">
+                  <wp:posOffset>4045305</wp:posOffset>
+                </wp:positionH>
+                <wp:positionV relativeFrom="paragraph">
+                  <wp:posOffset>1965630</wp:posOffset>
+                </wp:positionV>
+                <wp:extent cx="2275027" cy="211531"/>
+                <wp:effectExtent l="0" t="0" r="11430" b="17145"/>
+                <wp:wrapNone/>
+                <wp:docPr id="26" name="직사각형 26"/>
+                <wp:cNvGraphicFramePr/>
+                <a:graphic xmlns:a="http://schemas.openxmlformats.org/drawingml/2006/main">
+                  <a:graphicData uri="http://schemas.microsoft.com/office/word/2010/wordprocessingShape">
+                    <wps:wsp>
+                      <wps:cNvSpPr/>
+                      <wps:spPr>
+                        <a:xfrm>
+                          <a:off x="0" y="0"/>
+                          <a:ext cx="2275027" cy="211531"/>
+                        </a:xfrm>
+                        <a:prstGeom prst="rect">
+                          <a:avLst/>
+                        </a:prstGeom>
+                        <a:noFill/>
+                        <a:ln>
+                          <a:solidFill>
+                            <a:srgbClr val="FF0000"/>
+                          </a:solidFill>
+                        </a:ln>
+                      </wps:spPr>
+                      <wps:style>
+                        <a:lnRef idx="2">
+                          <a:schemeClr val="accent1">
+                            <a:shade val="50000"/>
+                          </a:schemeClr>
+                        </a:lnRef>
+                        <a:fillRef idx="1">
+                          <a:schemeClr val="accent1"/>
+                        </a:fillRef>
+                        <a:effectRef idx="0">
+                          <a:schemeClr val="accent1"/>
+                        </a:effectRef>
+                        <a:fontRef idx="minor">
+                          <a:schemeClr val="lt1"/>
+                        </a:fontRef>
+                      </wps:style>
+                      <wps:bodyPr rot="0" spcFirstLastPara="0" vertOverflow="overflow" horzOverflow="overflow" vert="horz" wrap="square" lIns="91440" tIns="45720" rIns="91440" bIns="45720" numCol="1" spcCol="0" rtlCol="0" fromWordArt="0" anchor="ctr" anchorCtr="0" forceAA="0" compatLnSpc="1">
+                        <a:prstTxWarp prst="textNoShape">
+                          <a:avLst/>
+                        </a:prstTxWarp>
+                        <a:noAutofit/>
+                      </wps:bodyPr>
+                    </wps:wsp>
+                  </a:graphicData>
+                </a:graphic>
+                <wp14:sizeRelH relativeFrom="margin">
+                  <wp14:pctWidth>0</wp14:pctWidth>
+                </wp14:sizeRelH>
+                <wp14:sizeRelV relativeFrom="margin">
+                  <wp14:pctHeight>0</wp14:pctHeight>
+                </wp14:sizeRelV>
+              </wp:anchor>
+            </w:drawing>
+          </mc:Choice>
+          <mc:Fallback>
+            <w:pict>
+              <v:rect w14:anchorId="114F23B0" id="직사각형 26" o:spid="_x0000_s1026" style="position:absolute;left:0;text-align:left;margin-left:318.55pt;margin-top:154.75pt;width:179.15pt;height:16.65pt;z-index:251669504;visibility:visible;mso-wrap-style:square;mso-width-percent:0;mso-height-percent:0;mso-wrap-distance-left:9pt;mso-wrap-distance-top:0;mso-wrap-distance-right:9pt;mso-wrap-distance-bottom:0;mso-position-horizontal:absolute;mso-position-horizontal-relative:text;mso-position-vertical:absolute;mso-position-vertical-relative:text;mso-width-percent:0;mso-height-percent:0;mso-width-relative:margin;mso-height-relative:margin;v-text-anchor:middle" o:gfxdata="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" filled="f" strokecolor="red" strokeweight="1pt"/>
+            </w:pict>
+          </mc:Fallback>
+        </mc:AlternateContent>
+      </w:r>
+      <w:r>
+        <w:rPr>
+          <w:rFonts w:hint="eastAsia"/>
+          <w:noProof/>
+        </w:rPr>
+        <w:drawing>
+          <wp:inline distT="0" distB="0" distL="0" distR="0">
+            <wp:extent cx="5731251" cy="2179828"/>
+            <wp:effectExtent l="0" t="0" r="3175" b="0"/>
+            <wp:docPr id="25" name="그림 25"/>
+            <wp:cNvGraphicFramePr>
+              <a:graphicFrameLocks xmlns:a="http://schemas.openxmlformats.org/drawingml/2006/main" noChangeAspect="1"/>
+            </wp:cNvGraphicFramePr>
+            <a:graphic xmlns:a="http://schemas.openxmlformats.org/drawingml/2006/main">
+              <a:graphicData uri="http://schemas.openxmlformats.org/drawingml/2006/picture">
+                <pic:pic xmlns:pic="http://schemas.openxmlformats.org/drawingml/2006/picture">
+                  <pic:nvPicPr>
+                    <pic:cNvPr id="25" name="sa.PNG"/>
+                    <pic:cNvPicPr/>
+                  </pic:nvPicPr>
+                  <pic:blipFill rotWithShape="1">
+                    <a:blip r:embed="rId25">
+                      <a:extLst>
+                        <a:ext uri="{28A0092B-C50C-407E-A947-70E740481C1C}">
+                          <a14:useLocalDpi xmlns:a14="http://schemas.microsoft.com/office/drawing/2010/main" val="0"/>
+                        </a:ext>
+                      </a:extLst>
+                    </a:blip>
+                    <a:srcRect t="65943"/>
+                    <a:stretch/>
+                  </pic:blipFill>
+                  <pic:spPr bwMode="auto">
+                    <a:xfrm>
+                      <a:off x="0" y="0"/>
+                      <a:ext cx="5731510" cy="2179927"/>
+                    </a:xfrm>
+                    <a:prstGeom prst="rect">
+                      <a:avLst/>
+                    </a:prstGeom>
+                    <a:ln>
+                      <a:noFill/>
+                    </a:ln>
+                    <a:extLst>
+                      <a:ext uri="{53640926-AAD7-44D8-BBD7-CCE9431645EC}">
+                        <a14:shadowObscured xmlns:a14="http://schemas.microsoft.com/office/drawing/2010/main"/>
+                      </a:ext>
+                    </a:extLst>
+                  </pic:spPr>
+                </pic:pic>
+              </a:graphicData>
+            </a:graphic>
+          </wp:inline>
+        </w:drawing>
+      </w:r>
+    </w:p>
+    <w:p>
+      <w:pPr>
+        <w:pStyle w:val="a4"/>
+        <w:ind w:leftChars="0" w:left="980"/>
+      </w:pPr>
+      <w:r>
+        <w:rPr>
+          <w:rFonts w:hint="eastAsia"/>
+        </w:rPr>
+        <w:lastRenderedPageBreak/>
+        <w:t>/v</w:t>
+      </w:r>
+      <w:r>
+        <w:t>ar/log/</w:t>
+      </w:r>
+      <w:proofErr w:type="spellStart"/>
+      <w:r>
+        <w:t>sa</w:t>
+      </w:r>
+      <w:proofErr w:type="spellEnd"/>
+      <w:r>
+        <w:t xml:space="preserve"> </w:t>
+      </w:r>
+      <w:r>
+        <w:rPr>
+          <w:rFonts w:hint="eastAsia"/>
+        </w:rPr>
+        <w:t xml:space="preserve">폴더에는 기록된 </w:t>
+      </w:r>
+      <w:proofErr w:type="spellStart"/>
+      <w:r>
+        <w:t>sa</w:t>
+      </w:r>
+      <w:proofErr w:type="spellEnd"/>
+      <w:r>
+        <w:rPr>
+          <w:rFonts w:hint="eastAsia"/>
+        </w:rPr>
+        <w:t>파일을 확인할 수 있다.</w:t>
+      </w:r>
+    </w:p>
+    <w:p>
+      <w:pPr>
+        <w:pStyle w:val="a4"/>
+        <w:ind w:leftChars="0" w:left="980"/>
+      </w:pPr>
+      <w:proofErr w:type="spellStart"/>
+      <w:r>
+        <w:rPr>
+          <w:rFonts w:hint="eastAsia"/>
+        </w:rPr>
+        <w:t>s</w:t>
+      </w:r>
+      <w:r>
+        <w:t>ar</w:t>
+      </w:r>
+      <w:proofErr w:type="spellEnd"/>
+      <w:r>
+        <w:rPr>
+          <w:rFonts w:hint="eastAsia"/>
+        </w:rPr>
+        <w:t>는 해당파일</w:t>
+      </w:r>
+      <w:r>
+        <w:rPr>
+          <w:rFonts w:hint="eastAsia"/>
+        </w:rPr>
+        <w:t>들</w:t>
+      </w:r>
+      <w:r>
+        <w:rPr>
+          <w:rFonts w:hint="eastAsia"/>
+        </w:rPr>
+        <w:t>을 조회하는 명령어이다.</w:t>
+      </w:r>
+    </w:p>
+    <w:p>
+      <w:pPr>
+        <w:pStyle w:val="a4"/>
+        <w:ind w:leftChars="0" w:left="980"/>
+      </w:pPr>
+      <w:r>
+        <w:rPr>
+          <w:rFonts w:hint="eastAsia"/>
+        </w:rPr>
+        <w:t>현재일</w:t>
+      </w:r>
+      <w:r>
+        <w:t>(9</w:t>
+      </w:r>
+      <w:r>
+        <w:rPr>
+          <w:rFonts w:hint="eastAsia"/>
+        </w:rPr>
+        <w:t xml:space="preserve">월 </w:t>
+      </w:r>
+      <w:r>
+        <w:t>29)</w:t>
+      </w:r>
+      <w:r>
+        <w:rPr>
+          <w:rFonts w:hint="eastAsia"/>
+        </w:rPr>
+        <w:t xml:space="preserve">일 기준으로 </w:t>
+      </w:r>
+      <w:r>
+        <w:t>sa31</w:t>
+      </w:r>
+      <w:r>
+        <w:rPr>
+          <w:rFonts w:hint="eastAsia"/>
+        </w:rPr>
+        <w:t>파일이 있지만 해당파일의 날짜를 자세히 보면 전월</w:t>
+      </w:r>
+      <w:r>
+        <w:rPr>
+          <w:rFonts w:hint="eastAsia"/>
+        </w:rPr>
+        <w:t>(</w:t>
+      </w:r>
+      <w:r>
+        <w:t>8</w:t>
+      </w:r>
+      <w:r>
+        <w:rPr>
+          <w:rFonts w:hint="eastAsia"/>
+        </w:rPr>
+        <w:t>월)</w:t>
+      </w:r>
+      <w:r>
+        <w:rPr>
+          <w:rFonts w:hint="eastAsia"/>
+        </w:rPr>
+        <w:t xml:space="preserve">을 </w:t>
+      </w:r>
+      <w:proofErr w:type="spellStart"/>
+      <w:r>
+        <w:rPr>
+          <w:rFonts w:hint="eastAsia"/>
+        </w:rPr>
+        <w:t>가르키고</w:t>
+      </w:r>
+      <w:proofErr w:type="spellEnd"/>
+      <w:r>
+        <w:rPr>
+          <w:rFonts w:hint="eastAsia"/>
+        </w:rPr>
+        <w:t xml:space="preserve"> 있다.</w:t>
+      </w:r>
+    </w:p>
+    <w:p>
+      <w:pPr>
+        <w:pStyle w:val="a4"/>
+        <w:ind w:leftChars="0" w:left="980"/>
+      </w:pPr>
+    </w:p>
+    <w:p>
+      <w:pPr>
+        <w:pStyle w:val="a4"/>
+        <w:ind w:leftChars="0" w:left="980"/>
+      </w:pPr>
+      <w:proofErr w:type="spellStart"/>
+      <w:r>
+        <w:rPr>
+          <w:b/>
+          <w:sz w:val="28"/>
+          <w:szCs w:val="28"/>
+        </w:rPr>
+        <w:t>sar</w:t>
+      </w:r>
+      <w:proofErr w:type="spellEnd"/>
+      <w:r>
+        <w:rPr>
+          <w:rFonts w:hint="eastAsia"/>
+          <w:b/>
+          <w:sz w:val="28"/>
+          <w:szCs w:val="28"/>
+        </w:rPr>
+        <w:t>명령어 활용</w:t>
+      </w:r>
+    </w:p>
+    <w:p>
+      <w:pPr>
+        <w:pStyle w:val="a4"/>
+        <w:ind w:leftChars="0" w:left="980"/>
+      </w:pPr>
+      <w:proofErr w:type="spellStart"/>
+      <w:r>
+        <w:rPr>
+          <w:rFonts w:hint="eastAsia"/>
+        </w:rPr>
+        <w:t>s</w:t>
+      </w:r>
+      <w:r>
+        <w:t>ar</w:t>
+      </w:r>
+      <w:proofErr w:type="spellEnd"/>
+      <w:r>
+        <w:t xml:space="preserve"> -u</w:t>
+      </w:r>
+      <w:r>
+        <w:t>(</w:t>
+      </w:r>
+      <w:r>
+        <w:rPr>
+          <w:rFonts w:hint="eastAsia"/>
+        </w:rPr>
+        <w:t>C</w:t>
+      </w:r>
+      <w:r>
+        <w:t>P</w:t>
+      </w:r>
+      <w:r>
+        <w:rPr>
+          <w:b/>
+        </w:rPr>
+        <w:t>U</w:t>
+      </w:r>
+      <w:r>
+        <w:t>)</w:t>
+      </w:r>
+      <w:r>
+        <w:t xml:space="preserve"> </w:t>
+      </w:r>
+    </w:p>
+    <w:p>
+      <w:pPr>
+        <w:pStyle w:val="a4"/>
+        <w:ind w:leftChars="0" w:left="980" w:firstLine="620"/>
+      </w:pPr>
+      <w:r>
+        <w:rPr>
+          <w:rFonts w:hint="eastAsia"/>
+        </w:rPr>
+        <w:t xml:space="preserve">과거 </w:t>
+      </w:r>
+      <w:r>
+        <w:t xml:space="preserve">CPU </w:t>
+      </w:r>
+      <w:r>
+        <w:rPr>
+          <w:rFonts w:hint="eastAsia"/>
+        </w:rPr>
+        <w:t xml:space="preserve">정보 출력 </w:t>
+      </w:r>
+    </w:p>
+    <w:p>
+      <w:pPr>
+        <w:pStyle w:val="a4"/>
+        <w:ind w:leftChars="0" w:left="980"/>
+      </w:pPr>
+      <w:proofErr w:type="spellStart"/>
+      <w:r>
+        <w:rPr>
+          <w:rFonts w:hint="eastAsia"/>
+        </w:rPr>
+        <w:t>s</w:t>
+      </w:r>
+      <w:r>
+        <w:t>ar</w:t>
+      </w:r>
+      <w:proofErr w:type="spellEnd"/>
+      <w:r>
+        <w:t xml:space="preserve"> -r</w:t>
+      </w:r>
+      <w:r>
+        <w:t>(memo</w:t>
+      </w:r>
+      <w:r>
+        <w:rPr>
+          <w:b/>
+        </w:rPr>
+        <w:t>r</w:t>
+      </w:r>
+      <w:r>
+        <w:t>y)</w:t>
+      </w:r>
+      <w:r>
+        <w:t xml:space="preserve"> </w:t>
+      </w:r>
+    </w:p>
+    <w:p>
+      <w:pPr>
+        <w:pStyle w:val="a4"/>
+        <w:ind w:leftChars="0" w:left="980" w:firstLine="620"/>
+      </w:pPr>
+      <w:r>
+        <w:rPr>
+          <w:rFonts w:hint="eastAsia"/>
+        </w:rPr>
+        <w:t>과거 m</w:t>
+      </w:r>
+      <w:r>
+        <w:t>emory</w:t>
+      </w:r>
+      <w:r>
+        <w:rPr>
+          <w:rFonts w:hint="eastAsia"/>
+        </w:rPr>
+        <w:t xml:space="preserve"> 정보 출력</w:t>
+      </w:r>
+    </w:p>
+    <w:p>
+      <w:pPr>
+        <w:pStyle w:val="a4"/>
+        <w:ind w:leftChars="0" w:left="980"/>
+      </w:pPr>
+      <w:proofErr w:type="spellStart"/>
+      <w:r>
+        <w:rPr>
+          <w:rFonts w:hint="eastAsia"/>
+        </w:rPr>
+        <w:t>s</w:t>
+      </w:r>
+      <w:r>
+        <w:t>ar</w:t>
+      </w:r>
+      <w:proofErr w:type="spellEnd"/>
+      <w:r>
+        <w:t xml:space="preserve"> -</w:t>
+      </w:r>
+      <w:proofErr w:type="spellStart"/>
+      <w:proofErr w:type="gramStart"/>
+      <w:r>
+        <w:rPr>
+          <w:rFonts w:hint="eastAsia"/>
+        </w:rPr>
+        <w:t>d</w:t>
+      </w:r>
+      <w:r>
+        <w:t>p</w:t>
+      </w:r>
+      <w:proofErr w:type="spellEnd"/>
+      <w:r>
+        <w:t>(</w:t>
+      </w:r>
+      <w:proofErr w:type="gramEnd"/>
+      <w:r>
+        <w:rPr>
+          <w:b/>
+        </w:rPr>
+        <w:t>d</w:t>
+      </w:r>
+      <w:r>
+        <w:t>evice</w:t>
+      </w:r>
+      <w:r>
+        <w:t xml:space="preserve"> </w:t>
+      </w:r>
+      <w:r>
+        <w:rPr>
+          <w:rFonts w:hint="eastAsia"/>
+          <w:b/>
+        </w:rPr>
+        <w:t>p</w:t>
+      </w:r>
+      <w:r>
+        <w:t>retty</w:t>
+      </w:r>
+      <w:r>
+        <w:t>)</w:t>
+      </w:r>
+      <w:r>
+        <w:t xml:space="preserve"> </w:t>
+      </w:r>
+    </w:p>
+    <w:p>
+      <w:pPr>
+        <w:pStyle w:val="a4"/>
+        <w:ind w:leftChars="0" w:left="980" w:firstLine="620"/>
+      </w:pPr>
+      <w:r>
+        <w:rPr>
+          <w:rFonts w:hint="eastAsia"/>
+        </w:rPr>
+        <w:t xml:space="preserve">과거 </w:t>
+      </w:r>
+      <w:r>
+        <w:t xml:space="preserve">disk </w:t>
+      </w:r>
+      <w:r>
+        <w:rPr>
+          <w:rFonts w:hint="eastAsia"/>
+        </w:rPr>
+        <w:t>정보 출력</w:t>
+      </w:r>
+    </w:p>
+    <w:p>
+      <w:pPr>
+        <w:pStyle w:val="a4"/>
+        <w:spacing w:line="240" w:lineRule="auto"/>
+        <w:ind w:leftChars="0" w:left="980" w:firstLine="620"/>
+        <w:rPr>
+          <w:rFonts w:eastAsiaTheme="minorHAnsi"/>
+          <w:sz w:val="18"/>
+          <w:szCs w:val="18"/>
+        </w:rPr>
+      </w:pPr>
+      <w:proofErr w:type="spellStart"/>
+      <w:r>
+        <w:rPr>
+          <w:rFonts w:eastAsiaTheme="minorHAnsi" w:cs="Lucida Console"/>
+          <w:b/>
+          <w:bCs/>
+          <w:kern w:val="0"/>
+          <w:sz w:val="18"/>
+          <w:szCs w:val="18"/>
+        </w:rPr>
+        <w:t>rd_sec</w:t>
+      </w:r>
+      <w:proofErr w:type="spellEnd"/>
+      <w:r>
+        <w:rPr>
+          <w:rFonts w:eastAsiaTheme="minorHAnsi" w:cs="Lucida Console"/>
+          <w:b/>
+          <w:bCs/>
+          <w:kern w:val="0"/>
+          <w:sz w:val="18"/>
+          <w:szCs w:val="18"/>
+        </w:rPr>
+        <w:t>/s</w:t>
+      </w:r>
+    </w:p>
+    <w:p>
+      <w:pPr>
+        <w:wordWrap/>
+        <w:adjustRightInd w:val="0"/>
+        <w:spacing w:after="0" w:line="240" w:lineRule="auto"/>
+        <w:jc w:val="left"/>
+        <w:rPr>
+          <w:rFonts w:eastAsiaTheme="minorHAnsi" w:cs="Lucida Console"/>
+          <w:b/>
+          <w:bCs/>
+          <w:kern w:val="0"/>
+          <w:sz w:val="18"/>
+          <w:szCs w:val="18"/>
+        </w:rPr>
+      </w:pPr>
+      <w:r>
+        <w:rPr>
+          <w:rFonts w:eastAsiaTheme="minorHAnsi" w:cs="Lucida Console"/>
+          <w:kern w:val="0"/>
+          <w:sz w:val="18"/>
+          <w:szCs w:val="18"/>
+        </w:rPr>
+        <w:t xml:space="preserve">                     </w:t>
+      </w:r>
+      <w:r>
+        <w:rPr>
+          <w:rFonts w:eastAsiaTheme="minorHAnsi" w:cs="Lucida Console" w:hint="eastAsia"/>
+          <w:kern w:val="0"/>
+          <w:sz w:val="18"/>
+          <w:szCs w:val="18"/>
+        </w:rPr>
+        <w:t xml:space="preserve">장치에서 읽은 </w:t>
+      </w:r>
+      <w:r>
+        <w:rPr>
+          <w:rFonts w:eastAsiaTheme="minorHAnsi" w:cs="Lucida Console"/>
+          <w:kern w:val="0"/>
+          <w:sz w:val="18"/>
+          <w:szCs w:val="18"/>
+        </w:rPr>
+        <w:t>s</w:t>
+      </w:r>
+      <w:r>
+        <w:rPr>
+          <w:rFonts w:eastAsiaTheme="minorHAnsi" w:cs="Lucida Console"/>
+          <w:kern w:val="0"/>
+          <w:sz w:val="18"/>
+          <w:szCs w:val="18"/>
+        </w:rPr>
+        <w:t xml:space="preserve">ector </w:t>
+      </w:r>
+      <w:proofErr w:type="gramStart"/>
+      <w:r>
+        <w:rPr>
+          <w:rFonts w:eastAsiaTheme="minorHAnsi" w:cs="Lucida Console" w:hint="eastAsia"/>
+          <w:kern w:val="0"/>
+          <w:sz w:val="18"/>
+          <w:szCs w:val="18"/>
+        </w:rPr>
+        <w:t>수</w:t>
+      </w:r>
+      <w:r>
+        <w:rPr>
+          <w:rFonts w:eastAsiaTheme="minorHAnsi" w:cs="Lucida Console"/>
+          <w:kern w:val="0"/>
+          <w:sz w:val="18"/>
+          <w:szCs w:val="18"/>
+        </w:rPr>
+        <w:t>,</w:t>
+      </w:r>
+      <w:r>
+        <w:rPr>
+          <w:rFonts w:eastAsiaTheme="minorHAnsi" w:cs="Lucida Console"/>
+          <w:kern w:val="0"/>
+          <w:sz w:val="18"/>
+          <w:szCs w:val="18"/>
+        </w:rPr>
+        <w:t xml:space="preserve">  </w:t>
+      </w:r>
+      <w:r>
+        <w:rPr>
+          <w:rFonts w:eastAsiaTheme="minorHAnsi" w:cs="Lucida Console"/>
+          <w:kern w:val="0"/>
+          <w:sz w:val="18"/>
+          <w:szCs w:val="18"/>
+        </w:rPr>
+        <w:t>s</w:t>
+      </w:r>
+      <w:r>
+        <w:rPr>
+          <w:rFonts w:eastAsiaTheme="minorHAnsi" w:cs="Lucida Console"/>
+          <w:kern w:val="0"/>
+          <w:sz w:val="18"/>
+          <w:szCs w:val="18"/>
+        </w:rPr>
+        <w:t>ector</w:t>
+      </w:r>
+      <w:proofErr w:type="gramEnd"/>
+      <w:r>
+        <w:rPr>
+          <w:rFonts w:eastAsiaTheme="minorHAnsi" w:cs="Lucida Console" w:hint="eastAsia"/>
+          <w:kern w:val="0"/>
+          <w:sz w:val="18"/>
+          <w:szCs w:val="18"/>
+        </w:rPr>
+        <w:t xml:space="preserve">는 </w:t>
+      </w:r>
+      <w:r>
+        <w:rPr>
+          <w:rFonts w:eastAsiaTheme="minorHAnsi" w:cs="Lucida Console"/>
+          <w:kern w:val="0"/>
+          <w:sz w:val="18"/>
+          <w:szCs w:val="18"/>
+        </w:rPr>
+        <w:t xml:space="preserve">512 byte </w:t>
+      </w:r>
+      <w:r>
+        <w:rPr>
+          <w:rFonts w:eastAsiaTheme="minorHAnsi" w:cs="Lucida Console" w:hint="eastAsia"/>
+          <w:kern w:val="0"/>
+          <w:sz w:val="18"/>
+          <w:szCs w:val="18"/>
+        </w:rPr>
+        <w:t>이다</w:t>
+      </w:r>
+      <w:r>
+        <w:rPr>
+          <w:rFonts w:eastAsiaTheme="minorHAnsi" w:cs="Lucida Console"/>
+          <w:kern w:val="0"/>
+          <w:sz w:val="18"/>
+          <w:szCs w:val="18"/>
+        </w:rPr>
+        <w:t>.</w:t>
+      </w:r>
+      <w:r>
+        <w:rPr>
+          <w:rFonts w:eastAsiaTheme="minorHAnsi" w:cs="Lucida Console"/>
+          <w:b/>
+          <w:bCs/>
+          <w:kern w:val="0"/>
+          <w:sz w:val="18"/>
+          <w:szCs w:val="18"/>
+        </w:rPr>
+        <w:t xml:space="preserve"> </w:t>
+      </w:r>
+    </w:p>
+    <w:p>
+      <w:pPr>
+        <w:wordWrap/>
+        <w:adjustRightInd w:val="0"/>
+        <w:spacing w:after="0" w:line="240" w:lineRule="auto"/>
+        <w:ind w:left="800" w:firstLine="800"/>
+        <w:jc w:val="left"/>
+        <w:rPr>
+          <w:rFonts w:eastAsiaTheme="minorHAnsi" w:cs="Lucida Console"/>
+          <w:b/>
+          <w:bCs/>
+          <w:kern w:val="0"/>
+          <w:sz w:val="18"/>
+          <w:szCs w:val="18"/>
+        </w:rPr>
+      </w:pPr>
+      <w:proofErr w:type="spellStart"/>
+      <w:r>
+        <w:rPr>
+          <w:rFonts w:eastAsiaTheme="minorHAnsi" w:cs="Lucida Console"/>
+          <w:b/>
+          <w:bCs/>
+          <w:kern w:val="0"/>
+          <w:sz w:val="18"/>
+          <w:szCs w:val="18"/>
+        </w:rPr>
+        <w:t>wr_sec</w:t>
+      </w:r>
+      <w:proofErr w:type="spellEnd"/>
+      <w:r>
+        <w:rPr>
+          <w:rFonts w:eastAsiaTheme="minorHAnsi" w:cs="Lucida Console"/>
+          <w:b/>
+          <w:bCs/>
+          <w:kern w:val="0"/>
+          <w:sz w:val="18"/>
+          <w:szCs w:val="18"/>
+        </w:rPr>
+        <w:t>/s</w:t>
+      </w:r>
+    </w:p>
+    <w:p>
+      <w:pPr>
+        <w:wordWrap/>
+        <w:adjustRightInd w:val="0"/>
+        <w:spacing w:after="0" w:line="240" w:lineRule="auto"/>
+        <w:jc w:val="left"/>
+        <w:rPr>
+          <w:rFonts w:eastAsiaTheme="minorHAnsi" w:cs="Lucida Console"/>
+          <w:kern w:val="0"/>
+          <w:sz w:val="18"/>
+          <w:szCs w:val="18"/>
+        </w:rPr>
+      </w:pPr>
+      <w:r>
+        <w:rPr>
+          <w:rFonts w:eastAsiaTheme="minorHAnsi" w:cs="Lucida Console"/>
+          <w:kern w:val="0"/>
+          <w:sz w:val="18"/>
+          <w:szCs w:val="18"/>
+        </w:rPr>
+        <w:t xml:space="preserve">                     </w:t>
+      </w:r>
+      <w:r>
+        <w:rPr>
+          <w:rFonts w:eastAsiaTheme="minorHAnsi" w:cs="Lucida Console" w:hint="eastAsia"/>
+          <w:kern w:val="0"/>
+          <w:sz w:val="18"/>
+          <w:szCs w:val="18"/>
+        </w:rPr>
+        <w:t xml:space="preserve">장치에서 기록된 </w:t>
+      </w:r>
+      <w:r>
+        <w:rPr>
+          <w:rFonts w:eastAsiaTheme="minorHAnsi" w:cs="Lucida Console"/>
+          <w:kern w:val="0"/>
+          <w:sz w:val="18"/>
+          <w:szCs w:val="18"/>
+        </w:rPr>
+        <w:t>s</w:t>
+      </w:r>
+      <w:bookmarkStart w:id="8" w:name="_GoBack"/>
+      <w:bookmarkEnd w:id="8"/>
+      <w:r>
+        <w:rPr>
+          <w:rFonts w:eastAsiaTheme="minorHAnsi" w:cs="Lucida Console"/>
+          <w:kern w:val="0"/>
+          <w:sz w:val="18"/>
+          <w:szCs w:val="18"/>
+        </w:rPr>
+        <w:t xml:space="preserve">ector </w:t>
+      </w:r>
+      <w:r>
+        <w:rPr>
+          <w:rFonts w:eastAsiaTheme="minorHAnsi" w:cs="Lucida Console" w:hint="eastAsia"/>
+          <w:kern w:val="0"/>
+          <w:sz w:val="18"/>
+          <w:szCs w:val="18"/>
+        </w:rPr>
+        <w:t>수</w:t>
+      </w:r>
+      <w:r>
+        <w:rPr>
+          <w:rFonts w:eastAsiaTheme="minorHAnsi" w:cs="Lucida Console"/>
+          <w:kern w:val="0"/>
+          <w:sz w:val="18"/>
+          <w:szCs w:val="18"/>
+        </w:rPr>
+        <w:t xml:space="preserve">.  </w:t>
+      </w:r>
+    </w:p>
+    <w:p>
+      <w:pPr>
+        <w:pStyle w:val="a4"/>
+        <w:ind w:leftChars="0" w:left="980"/>
+      </w:pPr>
+      <w:proofErr w:type="spellStart"/>
+      <w:r>
+        <w:t>sar</w:t>
+      </w:r>
+      <w:proofErr w:type="spellEnd"/>
+      <w:r>
+        <w:t xml:space="preserve"> -n</w:t>
+      </w:r>
+      <w:r>
+        <w:t>(</w:t>
+      </w:r>
+      <w:r>
+        <w:rPr>
+          <w:b/>
+        </w:rPr>
+        <w:t>n</w:t>
+      </w:r>
+      <w:r>
+        <w:t>etwork)</w:t>
+      </w:r>
+      <w:r>
+        <w:t xml:space="preserve"> </w:t>
+      </w:r>
+    </w:p>
+    <w:p>
+      <w:pPr>
+        <w:pStyle w:val="a4"/>
+        <w:ind w:leftChars="0" w:left="980" w:firstLine="620"/>
+      </w:pPr>
+      <w:r>
+        <w:rPr>
+          <w:rFonts w:hint="eastAsia"/>
+        </w:rPr>
+        <w:t>과거 네트워크 정보 출력</w:t>
+      </w:r>
+    </w:p>
+    <w:p>
+      <w:pPr>
+        <w:pStyle w:val="a4"/>
+        <w:spacing w:line="168" w:lineRule="auto"/>
+        <w:ind w:leftChars="0" w:left="980"/>
+      </w:pPr>
+      <w:proofErr w:type="spellStart"/>
+      <w:r>
+        <w:rPr>
+          <w:rFonts w:hint="eastAsia"/>
+        </w:rPr>
+        <w:t>s</w:t>
+      </w:r>
+      <w:r>
+        <w:t>ar</w:t>
+      </w:r>
+      <w:proofErr w:type="spellEnd"/>
+      <w:r>
+        <w:t xml:space="preserve"> -u -f</w:t>
+      </w:r>
+      <w:r>
+        <w:rPr>
+          <w:rFonts w:eastAsiaTheme="minorHAnsi"/>
+        </w:rPr>
+        <w:t>(</w:t>
+      </w:r>
+      <w:r>
+        <w:rPr>
+          <w:rFonts w:eastAsiaTheme="minorHAnsi" w:cs="Lucida Console"/>
+          <w:b/>
+          <w:kern w:val="0"/>
+        </w:rPr>
+        <w:t>f</w:t>
+      </w:r>
+      <w:r>
+        <w:rPr>
+          <w:rFonts w:eastAsiaTheme="minorHAnsi" w:cs="Lucida Console"/>
+          <w:kern w:val="0"/>
+        </w:rPr>
+        <w:t>ilename)</w:t>
+      </w:r>
+      <w:r>
+        <w:t xml:space="preserve"> /var/log/</w:t>
+      </w:r>
+      <w:proofErr w:type="spellStart"/>
+      <w:r>
+        <w:t>sa</w:t>
+      </w:r>
+      <w:proofErr w:type="spellEnd"/>
+      <w:r>
+        <w:t xml:space="preserve">/sa01 </w:t>
+      </w:r>
+    </w:p>
+    <w:p>
+      <w:pPr>
+        <w:spacing w:line="168" w:lineRule="auto"/>
+        <w:ind w:left="800" w:firstLine="800"/>
+      </w:pPr>
+      <w:r>
+        <w:rPr>
+          <w:rFonts w:hint="eastAsia"/>
+        </w:rPr>
+        <w:t>특정 날짜의 파일</w:t>
+      </w:r>
+      <w:r>
+        <w:rPr>
+          <w:rFonts w:hint="eastAsia"/>
+        </w:rPr>
+        <w:t>을 지정하여</w:t>
+      </w:r>
+      <w:r>
+        <w:rPr>
+          <w:rFonts w:hint="eastAsia"/>
+        </w:rPr>
+        <w:t xml:space="preserve"> 확인가능</w:t>
+      </w:r>
+    </w:p>
+    <w:p>
+      <w:pPr>
+        <w:pStyle w:val="a4"/>
+        <w:spacing w:before="240" w:line="168" w:lineRule="auto"/>
+        <w:ind w:leftChars="0" w:left="980"/>
+      </w:pPr>
+      <w:proofErr w:type="spellStart"/>
+      <w:r>
+        <w:rPr>
+          <w:rFonts w:hint="eastAsia"/>
+        </w:rPr>
+        <w:t>s</w:t>
+      </w:r>
+      <w:r>
+        <w:t>ar</w:t>
+      </w:r>
+      <w:proofErr w:type="spellEnd"/>
+      <w:r>
+        <w:t xml:space="preserve"> -u -s 08:00:00 -e 12:00:00 </w:t>
+      </w:r>
+    </w:p>
+    <w:p>
+      <w:pPr>
+        <w:spacing w:before="240" w:line="168" w:lineRule="auto"/>
+        <w:ind w:left="800" w:firstLine="800"/>
+      </w:pPr>
+      <w:r>
+        <w:t>s(</w:t>
+      </w:r>
+      <w:r>
+        <w:rPr>
+          <w:rFonts w:hint="eastAsia"/>
+        </w:rPr>
+        <w:t>s</w:t>
+      </w:r>
+      <w:r>
+        <w:t>tart)</w:t>
+      </w:r>
+      <w:r>
+        <w:rPr>
+          <w:rFonts w:hint="eastAsia"/>
+        </w:rPr>
+        <w:t xml:space="preserve">시작시간 </w:t>
+      </w:r>
+      <w:r>
+        <w:t>e(end)</w:t>
+      </w:r>
+      <w:r>
+        <w:rPr>
+          <w:rFonts w:hint="eastAsia"/>
+        </w:rPr>
+        <w:t>종료시간</w:t>
+      </w:r>
+      <w:r>
+        <w:t xml:space="preserve"> </w:t>
+      </w:r>
+      <w:r>
+        <w:rPr>
+          <w:rFonts w:hint="eastAsia"/>
+        </w:rPr>
+        <w:t>동안의 정보확인</w:t>
+      </w:r>
+    </w:p>
     <w:sectPr>
       <w:pgSz w:w="11906" w:h="16838"/>
       <w:pgMar w:top="1701" w:right="1440" w:bottom="1440" w:left="1440" w:header="851" w:footer="992" w:gutter="0"/>
@@ -6097,6 +10537,118 @@
     </w:lvl>
   </w:abstractNum>
   <w:abstractNum w:abstractNumId="4" w15:restartNumberingAfterBreak="0">
+    <w:nsid w:val="14C16D99"/>
+    <w:multiLevelType w:val="hybridMultilevel"/>
+    <w:tmpl w:val="F8F0900A"/>
+    <w:lvl w:ilvl="0" w:tplc="836AE1C6">
+      <w:numFmt w:val="bullet"/>
+      <w:lvlText w:val="-"/>
+      <w:lvlJc w:val="left"/>
+      <w:pPr>
+        <w:ind w:left="1340" w:hanging="360"/>
+      </w:pPr>
+      <w:rPr>
+        <w:rFonts w:ascii="맑은 고딕" w:eastAsia="맑은 고딕" w:hAnsi="맑은 고딕" w:cstheme="minorBidi" w:hint="eastAsia"/>
+      </w:rPr>
+    </w:lvl>
+    <w:lvl w:ilvl="1" w:tplc="04090003" w:tentative="1">
+      <w:start w:val="1"/>
+      <w:numFmt w:val="bullet"/>
+      <w:lvlText w:val=""/>
+      <w:lvlJc w:val="left"/>
+      <w:pPr>
+        <w:ind w:left="1780" w:hanging="400"/>
+      </w:pPr>
+      <w:rPr>
+        <w:rFonts w:ascii="Wingdings" w:hAnsi="Wingdings" w:hint="default"/>
+      </w:rPr>
+    </w:lvl>
+    <w:lvl w:ilvl="2" w:tplc="04090005" w:tentative="1">
+      <w:start w:val="1"/>
+      <w:numFmt w:val="bullet"/>
+      <w:lvlText w:val=""/>
+      <w:lvlJc w:val="left"/>
+      <w:pPr>
+        <w:ind w:left="2180" w:hanging="400"/>
+      </w:pPr>
+      <w:rPr>
+        <w:rFonts w:ascii="Wingdings" w:hAnsi="Wingdings" w:hint="default"/>
+      </w:rPr>
+    </w:lvl>
+    <w:lvl w:ilvl="3" w:tplc="04090001" w:tentative="1">
+      <w:start w:val="1"/>
+      <w:numFmt w:val="bullet"/>
+      <w:lvlText w:val=""/>
+      <w:lvlJc w:val="left"/>
+      <w:pPr>
+        <w:ind w:left="2580" w:hanging="400"/>
+      </w:pPr>
+      <w:rPr>
+        <w:rFonts w:ascii="Wingdings" w:hAnsi="Wingdings" w:hint="default"/>
+      </w:rPr>
+    </w:lvl>
+    <w:lvl w:ilvl="4" w:tplc="04090003" w:tentative="1">
+      <w:start w:val="1"/>
+      <w:numFmt w:val="bullet"/>
+      <w:lvlText w:val=""/>
+      <w:lvlJc w:val="left"/>
+      <w:pPr>
+        <w:ind w:left="2980" w:hanging="400"/>
+      </w:pPr>
+      <w:rPr>
+        <w:rFonts w:ascii="Wingdings" w:hAnsi="Wingdings" w:hint="default"/>
+      </w:rPr>
+    </w:lvl>
+    <w:lvl w:ilvl="5" w:tplc="04090005" w:tentative="1">
+      <w:start w:val="1"/>
+      <w:numFmt w:val="bullet"/>
+      <w:lvlText w:val=""/>
+      <w:lvlJc w:val="left"/>
+      <w:pPr>
+        <w:ind w:left="3380" w:hanging="400"/>
+      </w:pPr>
+      <w:rPr>
+        <w:rFonts w:ascii="Wingdings" w:hAnsi="Wingdings" w:hint="default"/>
+      </w:rPr>
+    </w:lvl>
+    <w:lvl w:ilvl="6" w:tplc="04090001" w:tentative="1">
+      <w:start w:val="1"/>
+      <w:numFmt w:val="bullet"/>
+      <w:lvlText w:val=""/>
+      <w:lvlJc w:val="left"/>
+      <w:pPr>
+        <w:ind w:left="3780" w:hanging="400"/>
+      </w:pPr>
+      <w:rPr>
+        <w:rFonts w:ascii="Wingdings" w:hAnsi="Wingdings" w:hint="default"/>
+      </w:rPr>
+    </w:lvl>
+    <w:lvl w:ilvl="7" w:tplc="04090003" w:tentative="1">
+      <w:start w:val="1"/>
+      <w:numFmt w:val="bullet"/>
+      <w:lvlText w:val=""/>
+      <w:lvlJc w:val="left"/>
+      <w:pPr>
+        <w:ind w:left="4180" w:hanging="400"/>
+      </w:pPr>
+      <w:rPr>
+        <w:rFonts w:ascii="Wingdings" w:hAnsi="Wingdings" w:hint="default"/>
+      </w:rPr>
+    </w:lvl>
+    <w:lvl w:ilvl="8" w:tplc="04090005" w:tentative="1">
+      <w:start w:val="1"/>
+      <w:numFmt w:val="bullet"/>
+      <w:lvlText w:val=""/>
+      <w:lvlJc w:val="left"/>
+      <w:pPr>
+        <w:ind w:left="4580" w:hanging="400"/>
+      </w:pPr>
+      <w:rPr>
+        <w:rFonts w:ascii="Wingdings" w:hAnsi="Wingdings" w:hint="default"/>
+      </w:rPr>
+    </w:lvl>
+  </w:abstractNum>
+  <w:abstractNum w:abstractNumId="5" w15:restartNumberingAfterBreak="0">
     <w:nsid w:val="161439A6"/>
     <w:multiLevelType w:val="hybridMultilevel"/>
     <w:tmpl w:val="8618B4BA"/>
@@ -6209,7 +10761,7 @@
       </w:rPr>
     </w:lvl>
   </w:abstractNum>
-  <w:abstractNum w:abstractNumId="5" w15:restartNumberingAfterBreak="0">
+  <w:abstractNum w:abstractNumId="6" w15:restartNumberingAfterBreak="0">
     <w:nsid w:val="17DE6532"/>
     <w:multiLevelType w:val="hybridMultilevel"/>
     <w:tmpl w:val="974E3620"/>
@@ -6298,7 +10850,7 @@
       </w:pPr>
     </w:lvl>
   </w:abstractNum>
-  <w:abstractNum w:abstractNumId="6" w15:restartNumberingAfterBreak="0">
+  <w:abstractNum w:abstractNumId="7" w15:restartNumberingAfterBreak="0">
     <w:nsid w:val="1B264151"/>
     <w:multiLevelType w:val="hybridMultilevel"/>
     <w:tmpl w:val="FFB68368"/>
@@ -6411,7 +10963,7 @@
       </w:rPr>
     </w:lvl>
   </w:abstractNum>
-  <w:abstractNum w:abstractNumId="7" w15:restartNumberingAfterBreak="0">
+  <w:abstractNum w:abstractNumId="8" w15:restartNumberingAfterBreak="0">
     <w:nsid w:val="1BAA023D"/>
     <w:multiLevelType w:val="hybridMultilevel"/>
     <w:tmpl w:val="02DCF9EC"/>
@@ -6524,7 +11076,119 @@
       </w:rPr>
     </w:lvl>
   </w:abstractNum>
-  <w:abstractNum w:abstractNumId="8" w15:restartNumberingAfterBreak="0">
+  <w:abstractNum w:abstractNumId="9" w15:restartNumberingAfterBreak="0">
+    <w:nsid w:val="21A97AF5"/>
+    <w:multiLevelType w:val="hybridMultilevel"/>
+    <w:tmpl w:val="84B4663C"/>
+    <w:lvl w:ilvl="0" w:tplc="CA024E8A">
+      <w:numFmt w:val="bullet"/>
+      <w:lvlText w:val="-"/>
+      <w:lvlJc w:val="left"/>
+      <w:pPr>
+        <w:ind w:left="1340" w:hanging="360"/>
+      </w:pPr>
+      <w:rPr>
+        <w:rFonts w:ascii="맑은 고딕" w:eastAsia="맑은 고딕" w:hAnsi="맑은 고딕" w:cstheme="minorBidi" w:hint="eastAsia"/>
+      </w:rPr>
+    </w:lvl>
+    <w:lvl w:ilvl="1" w:tplc="04090003" w:tentative="1">
+      <w:start w:val="1"/>
+      <w:numFmt w:val="bullet"/>
+      <w:lvlText w:val=""/>
+      <w:lvlJc w:val="left"/>
+      <w:pPr>
+        <w:ind w:left="1780" w:hanging="400"/>
+      </w:pPr>
+      <w:rPr>
+        <w:rFonts w:ascii="Wingdings" w:hAnsi="Wingdings" w:hint="default"/>
+      </w:rPr>
+    </w:lvl>
+    <w:lvl w:ilvl="2" w:tplc="04090005" w:tentative="1">
+      <w:start w:val="1"/>
+      <w:numFmt w:val="bullet"/>
+      <w:lvlText w:val=""/>
+      <w:lvlJc w:val="left"/>
+      <w:pPr>
+        <w:ind w:left="2180" w:hanging="400"/>
+      </w:pPr>
+      <w:rPr>
+        <w:rFonts w:ascii="Wingdings" w:hAnsi="Wingdings" w:hint="default"/>
+      </w:rPr>
+    </w:lvl>
+    <w:lvl w:ilvl="3" w:tplc="04090001" w:tentative="1">
+      <w:start w:val="1"/>
+      <w:numFmt w:val="bullet"/>
+      <w:lvlText w:val=""/>
+      <w:lvlJc w:val="left"/>
+      <w:pPr>
+        <w:ind w:left="2580" w:hanging="400"/>
+      </w:pPr>
+      <w:rPr>
+        <w:rFonts w:ascii="Wingdings" w:hAnsi="Wingdings" w:hint="default"/>
+      </w:rPr>
+    </w:lvl>
+    <w:lvl w:ilvl="4" w:tplc="04090003" w:tentative="1">
+      <w:start w:val="1"/>
+      <w:numFmt w:val="bullet"/>
+      <w:lvlText w:val=""/>
+      <w:lvlJc w:val="left"/>
+      <w:pPr>
+        <w:ind w:left="2980" w:hanging="400"/>
+      </w:pPr>
+      <w:rPr>
+        <w:rFonts w:ascii="Wingdings" w:hAnsi="Wingdings" w:hint="default"/>
+      </w:rPr>
+    </w:lvl>
+    <w:lvl w:ilvl="5" w:tplc="04090005" w:tentative="1">
+      <w:start w:val="1"/>
+      <w:numFmt w:val="bullet"/>
+      <w:lvlText w:val=""/>
+      <w:lvlJc w:val="left"/>
+      <w:pPr>
+        <w:ind w:left="3380" w:hanging="400"/>
+      </w:pPr>
+      <w:rPr>
+        <w:rFonts w:ascii="Wingdings" w:hAnsi="Wingdings" w:hint="default"/>
+      </w:rPr>
+    </w:lvl>
+    <w:lvl w:ilvl="6" w:tplc="04090001" w:tentative="1">
+      <w:start w:val="1"/>
+      <w:numFmt w:val="bullet"/>
+      <w:lvlText w:val=""/>
+      <w:lvlJc w:val="left"/>
+      <w:pPr>
+        <w:ind w:left="3780" w:hanging="400"/>
+      </w:pPr>
+      <w:rPr>
+        <w:rFonts w:ascii="Wingdings" w:hAnsi="Wingdings" w:hint="default"/>
+      </w:rPr>
+    </w:lvl>
+    <w:lvl w:ilvl="7" w:tplc="04090003" w:tentative="1">
+      <w:start w:val="1"/>
+      <w:numFmt w:val="bullet"/>
+      <w:lvlText w:val=""/>
+      <w:lvlJc w:val="left"/>
+      <w:pPr>
+        <w:ind w:left="4180" w:hanging="400"/>
+      </w:pPr>
+      <w:rPr>
+        <w:rFonts w:ascii="Wingdings" w:hAnsi="Wingdings" w:hint="default"/>
+      </w:rPr>
+    </w:lvl>
+    <w:lvl w:ilvl="8" w:tplc="04090005" w:tentative="1">
+      <w:start w:val="1"/>
+      <w:numFmt w:val="bullet"/>
+      <w:lvlText w:val=""/>
+      <w:lvlJc w:val="left"/>
+      <w:pPr>
+        <w:ind w:left="4580" w:hanging="400"/>
+      </w:pPr>
+      <w:rPr>
+        <w:rFonts w:ascii="Wingdings" w:hAnsi="Wingdings" w:hint="default"/>
+      </w:rPr>
+    </w:lvl>
+  </w:abstractNum>
+  <w:abstractNum w:abstractNumId="10" w15:restartNumberingAfterBreak="0">
     <w:nsid w:val="22FC489A"/>
     <w:multiLevelType w:val="hybridMultilevel"/>
     <w:tmpl w:val="08C266C8"/>
@@ -6613,7 +11277,7 @@
       </w:pPr>
     </w:lvl>
   </w:abstractNum>
-  <w:abstractNum w:abstractNumId="9" w15:restartNumberingAfterBreak="0">
+  <w:abstractNum w:abstractNumId="11" w15:restartNumberingAfterBreak="0">
     <w:nsid w:val="24DF397D"/>
     <w:multiLevelType w:val="hybridMultilevel"/>
     <w:tmpl w:val="8CA07F1E"/>
@@ -6726,7 +11390,7 @@
       </w:rPr>
     </w:lvl>
   </w:abstractNum>
-  <w:abstractNum w:abstractNumId="10" w15:restartNumberingAfterBreak="0">
+  <w:abstractNum w:abstractNumId="12" w15:restartNumberingAfterBreak="0">
     <w:nsid w:val="26193FAA"/>
     <w:multiLevelType w:val="hybridMultilevel"/>
     <w:tmpl w:val="549A2028"/>
@@ -6839,7 +11503,7 @@
       </w:rPr>
     </w:lvl>
   </w:abstractNum>
-  <w:abstractNum w:abstractNumId="11" w15:restartNumberingAfterBreak="0">
+  <w:abstractNum w:abstractNumId="13" w15:restartNumberingAfterBreak="0">
     <w:nsid w:val="273A0EC8"/>
     <w:multiLevelType w:val="hybridMultilevel"/>
     <w:tmpl w:val="08C266C8"/>
@@ -6928,7 +11592,7 @@
       </w:pPr>
     </w:lvl>
   </w:abstractNum>
-  <w:abstractNum w:abstractNumId="12" w15:restartNumberingAfterBreak="0">
+  <w:abstractNum w:abstractNumId="14" w15:restartNumberingAfterBreak="0">
     <w:nsid w:val="29A55FD1"/>
     <w:multiLevelType w:val="hybridMultilevel"/>
     <w:tmpl w:val="974E3620"/>
@@ -7017,7 +11681,7 @@
       </w:pPr>
     </w:lvl>
   </w:abstractNum>
-  <w:abstractNum w:abstractNumId="13" w15:restartNumberingAfterBreak="0">
+  <w:abstractNum w:abstractNumId="15" w15:restartNumberingAfterBreak="0">
     <w:nsid w:val="2C52012D"/>
     <w:multiLevelType w:val="hybridMultilevel"/>
     <w:tmpl w:val="ABEABE9C"/>
@@ -7103,7 +11767,7 @@
       </w:pPr>
     </w:lvl>
   </w:abstractNum>
-  <w:abstractNum w:abstractNumId="14" w15:restartNumberingAfterBreak="0">
+  <w:abstractNum w:abstractNumId="16" w15:restartNumberingAfterBreak="0">
     <w:nsid w:val="2D445887"/>
     <w:multiLevelType w:val="hybridMultilevel"/>
     <w:tmpl w:val="974E3620"/>
@@ -7192,7 +11856,212 @@
       </w:pPr>
     </w:lvl>
   </w:abstractNum>
-  <w:abstractNum w:abstractNumId="15" w15:restartNumberingAfterBreak="0">
+  <w:abstractNum w:abstractNumId="17" w15:restartNumberingAfterBreak="0">
+    <w:nsid w:val="33976397"/>
+    <w:multiLevelType w:val="hybridMultilevel"/>
+    <w:tmpl w:val="B9383F5A"/>
+    <w:lvl w:ilvl="0" w:tplc="04090001">
+      <w:start w:val="1"/>
+      <w:numFmt w:val="bullet"/>
+      <w:lvlText w:val=""/>
+      <w:lvlJc w:val="left"/>
+      <w:pPr>
+        <w:ind w:left="540" w:hanging="360"/>
+      </w:pPr>
+      <w:rPr>
+        <w:rFonts w:ascii="Wingdings" w:hAnsi="Wingdings" w:hint="default"/>
+        <w:b w:val="0"/>
+      </w:rPr>
+    </w:lvl>
+    <w:lvl w:ilvl="1" w:tplc="04090001">
+      <w:start w:val="1"/>
+      <w:numFmt w:val="bullet"/>
+      <w:lvlText w:val=""/>
+      <w:lvlJc w:val="left"/>
+      <w:pPr>
+        <w:ind w:left="980" w:hanging="400"/>
+      </w:pPr>
+      <w:rPr>
+        <w:rFonts w:ascii="Wingdings" w:hAnsi="Wingdings" w:hint="default"/>
+      </w:rPr>
+    </w:lvl>
+    <w:lvl w:ilvl="2" w:tplc="0409001B" w:tentative="1">
+      <w:start w:val="1"/>
+      <w:numFmt w:val="lowerRoman"/>
+      <w:lvlText w:val="%3."/>
+      <w:lvlJc w:val="right"/>
+      <w:pPr>
+        <w:ind w:left="1380" w:hanging="400"/>
+      </w:pPr>
+    </w:lvl>
+    <w:lvl w:ilvl="3" w:tplc="0409000F" w:tentative="1">
+      <w:start w:val="1"/>
+      <w:numFmt w:val="decimal"/>
+      <w:lvlText w:val="%4."/>
+      <w:lvlJc w:val="left"/>
+      <w:pPr>
+        <w:ind w:left="1780" w:hanging="400"/>
+      </w:pPr>
+    </w:lvl>
+    <w:lvl w:ilvl="4" w:tplc="04090019" w:tentative="1">
+      <w:start w:val="1"/>
+      <w:numFmt w:val="upperLetter"/>
+      <w:lvlText w:val="%5."/>
+      <w:lvlJc w:val="left"/>
+      <w:pPr>
+        <w:ind w:left="2180" w:hanging="400"/>
+      </w:pPr>
+    </w:lvl>
+    <w:lvl w:ilvl="5" w:tplc="0409001B" w:tentative="1">
+      <w:start w:val="1"/>
+      <w:numFmt w:val="lowerRoman"/>
+      <w:lvlText w:val="%6."/>
+      <w:lvlJc w:val="right"/>
+      <w:pPr>
+        <w:ind w:left="2580" w:hanging="400"/>
+      </w:pPr>
+    </w:lvl>
+    <w:lvl w:ilvl="6" w:tplc="0409000F" w:tentative="1">
+      <w:start w:val="1"/>
+      <w:numFmt w:val="decimal"/>
+      <w:lvlText w:val="%7."/>
+      <w:lvlJc w:val="left"/>
+      <w:pPr>
+        <w:ind w:left="2980" w:hanging="400"/>
+      </w:pPr>
+    </w:lvl>
+    <w:lvl w:ilvl="7" w:tplc="04090019" w:tentative="1">
+      <w:start w:val="1"/>
+      <w:numFmt w:val="upperLetter"/>
+      <w:lvlText w:val="%8."/>
+      <w:lvlJc w:val="left"/>
+      <w:pPr>
+        <w:ind w:left="3380" w:hanging="400"/>
+      </w:pPr>
+    </w:lvl>
+    <w:lvl w:ilvl="8" w:tplc="0409001B" w:tentative="1">
+      <w:start w:val="1"/>
+      <w:numFmt w:val="lowerRoman"/>
+      <w:lvlText w:val="%9."/>
+      <w:lvlJc w:val="right"/>
+      <w:pPr>
+        <w:ind w:left="3780" w:hanging="400"/>
+      </w:pPr>
+    </w:lvl>
+  </w:abstractNum>
+  <w:abstractNum w:abstractNumId="18" w15:restartNumberingAfterBreak="0">
+    <w:nsid w:val="359431A3"/>
+    <w:multiLevelType w:val="hybridMultilevel"/>
+    <w:tmpl w:val="0F707910"/>
+    <w:lvl w:ilvl="0" w:tplc="A9021B6A">
+      <w:numFmt w:val="bullet"/>
+      <w:lvlText w:val="-"/>
+      <w:lvlJc w:val="left"/>
+      <w:pPr>
+        <w:ind w:left="1424" w:hanging="360"/>
+      </w:pPr>
+      <w:rPr>
+        <w:rFonts w:ascii="맑은 고딕" w:eastAsia="맑은 고딕" w:hAnsi="맑은 고딕" w:cstheme="minorBidi" w:hint="eastAsia"/>
+      </w:rPr>
+    </w:lvl>
+    <w:lvl w:ilvl="1" w:tplc="04090003" w:tentative="1">
+      <w:start w:val="1"/>
+      <w:numFmt w:val="bullet"/>
+      <w:lvlText w:val=""/>
+      <w:lvlJc w:val="left"/>
+      <w:pPr>
+        <w:ind w:left="1864" w:hanging="400"/>
+      </w:pPr>
+      <w:rPr>
+        <w:rFonts w:ascii="Wingdings" w:hAnsi="Wingdings" w:hint="default"/>
+      </w:rPr>
+    </w:lvl>
+    <w:lvl w:ilvl="2" w:tplc="04090005" w:tentative="1">
+      <w:start w:val="1"/>
+      <w:numFmt w:val="bullet"/>
+      <w:lvlText w:val=""/>
+      <w:lvlJc w:val="left"/>
+      <w:pPr>
+        <w:ind w:left="2264" w:hanging="400"/>
+      </w:pPr>
+      <w:rPr>
+        <w:rFonts w:ascii="Wingdings" w:hAnsi="Wingdings" w:hint="default"/>
+      </w:rPr>
+    </w:lvl>
+    <w:lvl w:ilvl="3" w:tplc="04090001" w:tentative="1">
+      <w:start w:val="1"/>
+      <w:numFmt w:val="bullet"/>
+      <w:lvlText w:val=""/>
+      <w:lvlJc w:val="left"/>
+      <w:pPr>
+        <w:ind w:left="2664" w:hanging="400"/>
+      </w:pPr>
+      <w:rPr>
+        <w:rFonts w:ascii="Wingdings" w:hAnsi="Wingdings" w:hint="default"/>
+      </w:rPr>
+    </w:lvl>
+    <w:lvl w:ilvl="4" w:tplc="04090003" w:tentative="1">
+      <w:start w:val="1"/>
+      <w:numFmt w:val="bullet"/>
+      <w:lvlText w:val=""/>
+      <w:lvlJc w:val="left"/>
+      <w:pPr>
+        <w:ind w:left="3064" w:hanging="400"/>
+      </w:pPr>
+      <w:rPr>
+        <w:rFonts w:ascii="Wingdings" w:hAnsi="Wingdings" w:hint="default"/>
+      </w:rPr>
+    </w:lvl>
+    <w:lvl w:ilvl="5" w:tplc="04090005" w:tentative="1">
+      <w:start w:val="1"/>
+      <w:numFmt w:val="bullet"/>
+      <w:lvlText w:val=""/>
+      <w:lvlJc w:val="left"/>
+      <w:pPr>
+        <w:ind w:left="3464" w:hanging="400"/>
+      </w:pPr>
+      <w:rPr>
+        <w:rFonts w:ascii="Wingdings" w:hAnsi="Wingdings" w:hint="default"/>
+      </w:rPr>
+    </w:lvl>
+    <w:lvl w:ilvl="6" w:tplc="04090001" w:tentative="1">
+      <w:start w:val="1"/>
+      <w:numFmt w:val="bullet"/>
+      <w:lvlText w:val=""/>
+      <w:lvlJc w:val="left"/>
+      <w:pPr>
+        <w:ind w:left="3864" w:hanging="400"/>
+      </w:pPr>
+      <w:rPr>
+        <w:rFonts w:ascii="Wingdings" w:hAnsi="Wingdings" w:hint="default"/>
+      </w:rPr>
+    </w:lvl>
+    <w:lvl w:ilvl="7" w:tplc="04090003" w:tentative="1">
+      <w:start w:val="1"/>
+      <w:numFmt w:val="bullet"/>
+      <w:lvlText w:val=""/>
+      <w:lvlJc w:val="left"/>
+      <w:pPr>
+        <w:ind w:left="4264" w:hanging="400"/>
+      </w:pPr>
+      <w:rPr>
+        <w:rFonts w:ascii="Wingdings" w:hAnsi="Wingdings" w:hint="default"/>
+      </w:rPr>
+    </w:lvl>
+    <w:lvl w:ilvl="8" w:tplc="04090005" w:tentative="1">
+      <w:start w:val="1"/>
+      <w:numFmt w:val="bullet"/>
+      <w:lvlText w:val=""/>
+      <w:lvlJc w:val="left"/>
+      <w:pPr>
+        <w:ind w:left="4664" w:hanging="400"/>
+      </w:pPr>
+      <w:rPr>
+        <w:rFonts w:ascii="Wingdings" w:hAnsi="Wingdings" w:hint="default"/>
+      </w:rPr>
+    </w:lvl>
+  </w:abstractNum>
+  <w:abstractNum w:abstractNumId="19" w15:restartNumberingAfterBreak="0">
     <w:nsid w:val="35B3493D"/>
     <w:multiLevelType w:val="hybridMultilevel"/>
     <w:tmpl w:val="F6BE948E"/>
@@ -7305,7 +12174,119 @@
       </w:rPr>
     </w:lvl>
   </w:abstractNum>
-  <w:abstractNum w:abstractNumId="16" w15:restartNumberingAfterBreak="0">
+  <w:abstractNum w:abstractNumId="20" w15:restartNumberingAfterBreak="0">
+    <w:nsid w:val="361A5423"/>
+    <w:multiLevelType w:val="hybridMultilevel"/>
+    <w:tmpl w:val="E5DE12F0"/>
+    <w:lvl w:ilvl="0" w:tplc="C63C86E0">
+      <w:numFmt w:val="bullet"/>
+      <w:lvlText w:val="-"/>
+      <w:lvlJc w:val="left"/>
+      <w:pPr>
+        <w:ind w:left="1340" w:hanging="360"/>
+      </w:pPr>
+      <w:rPr>
+        <w:rFonts w:ascii="맑은 고딕" w:eastAsia="맑은 고딕" w:hAnsi="맑은 고딕" w:cstheme="minorBidi" w:hint="eastAsia"/>
+      </w:rPr>
+    </w:lvl>
+    <w:lvl w:ilvl="1" w:tplc="04090003" w:tentative="1">
+      <w:start w:val="1"/>
+      <w:numFmt w:val="bullet"/>
+      <w:lvlText w:val=""/>
+      <w:lvlJc w:val="left"/>
+      <w:pPr>
+        <w:ind w:left="1780" w:hanging="400"/>
+      </w:pPr>
+      <w:rPr>
+        <w:rFonts w:ascii="Wingdings" w:hAnsi="Wingdings" w:hint="default"/>
+      </w:rPr>
+    </w:lvl>
+    <w:lvl w:ilvl="2" w:tplc="04090005" w:tentative="1">
+      <w:start w:val="1"/>
+      <w:numFmt w:val="bullet"/>
+      <w:lvlText w:val=""/>
+      <w:lvlJc w:val="left"/>
+      <w:pPr>
+        <w:ind w:left="2180" w:hanging="400"/>
+      </w:pPr>
+      <w:rPr>
+        <w:rFonts w:ascii="Wingdings" w:hAnsi="Wingdings" w:hint="default"/>
+      </w:rPr>
+    </w:lvl>
+    <w:lvl w:ilvl="3" w:tplc="04090001" w:tentative="1">
+      <w:start w:val="1"/>
+      <w:numFmt w:val="bullet"/>
+      <w:lvlText w:val=""/>
+      <w:lvlJc w:val="left"/>
+      <w:pPr>
+        <w:ind w:left="2580" w:hanging="400"/>
+      </w:pPr>
+      <w:rPr>
+        <w:rFonts w:ascii="Wingdings" w:hAnsi="Wingdings" w:hint="default"/>
+      </w:rPr>
+    </w:lvl>
+    <w:lvl w:ilvl="4" w:tplc="04090003" w:tentative="1">
+      <w:start w:val="1"/>
+      <w:numFmt w:val="bullet"/>
+      <w:lvlText w:val=""/>
+      <w:lvlJc w:val="left"/>
+      <w:pPr>
+        <w:ind w:left="2980" w:hanging="400"/>
+      </w:pPr>
+      <w:rPr>
+        <w:rFonts w:ascii="Wingdings" w:hAnsi="Wingdings" w:hint="default"/>
+      </w:rPr>
+    </w:lvl>
+    <w:lvl w:ilvl="5" w:tplc="04090005" w:tentative="1">
+      <w:start w:val="1"/>
+      <w:numFmt w:val="bullet"/>
+      <w:lvlText w:val=""/>
+      <w:lvlJc w:val="left"/>
+      <w:pPr>
+        <w:ind w:left="3380" w:hanging="400"/>
+      </w:pPr>
+      <w:rPr>
+        <w:rFonts w:ascii="Wingdings" w:hAnsi="Wingdings" w:hint="default"/>
+      </w:rPr>
+    </w:lvl>
+    <w:lvl w:ilvl="6" w:tplc="04090001" w:tentative="1">
+      <w:start w:val="1"/>
+      <w:numFmt w:val="bullet"/>
+      <w:lvlText w:val=""/>
+      <w:lvlJc w:val="left"/>
+      <w:pPr>
+        <w:ind w:left="3780" w:hanging="400"/>
+      </w:pPr>
+      <w:rPr>
+        <w:rFonts w:ascii="Wingdings" w:hAnsi="Wingdings" w:hint="default"/>
+      </w:rPr>
+    </w:lvl>
+    <w:lvl w:ilvl="7" w:tplc="04090003" w:tentative="1">
+      <w:start w:val="1"/>
+      <w:numFmt w:val="bullet"/>
+      <w:lvlText w:val=""/>
+      <w:lvlJc w:val="left"/>
+      <w:pPr>
+        <w:ind w:left="4180" w:hanging="400"/>
+      </w:pPr>
+      <w:rPr>
+        <w:rFonts w:ascii="Wingdings" w:hAnsi="Wingdings" w:hint="default"/>
+      </w:rPr>
+    </w:lvl>
+    <w:lvl w:ilvl="8" w:tplc="04090005" w:tentative="1">
+      <w:start w:val="1"/>
+      <w:numFmt w:val="bullet"/>
+      <w:lvlText w:val=""/>
+      <w:lvlJc w:val="left"/>
+      <w:pPr>
+        <w:ind w:left="4580" w:hanging="400"/>
+      </w:pPr>
+      <w:rPr>
+        <w:rFonts w:ascii="Wingdings" w:hAnsi="Wingdings" w:hint="default"/>
+      </w:rPr>
+    </w:lvl>
+  </w:abstractNum>
+  <w:abstractNum w:abstractNumId="21" w15:restartNumberingAfterBreak="0">
     <w:nsid w:val="3C733EA1"/>
     <w:multiLevelType w:val="hybridMultilevel"/>
     <w:tmpl w:val="CAD25A70"/>
@@ -7391,7 +12372,120 @@
       </w:pPr>
     </w:lvl>
   </w:abstractNum>
-  <w:abstractNum w:abstractNumId="17" w15:restartNumberingAfterBreak="0">
+  <w:abstractNum w:abstractNumId="22" w15:restartNumberingAfterBreak="0">
+    <w:nsid w:val="3D8B4EDE"/>
+    <w:multiLevelType w:val="hybridMultilevel"/>
+    <w:tmpl w:val="DDEA1D66"/>
+    <w:lvl w:ilvl="0" w:tplc="98627034">
+      <w:start w:val="1"/>
+      <w:numFmt w:val="bullet"/>
+      <w:lvlText w:val="-"/>
+      <w:lvlJc w:val="left"/>
+      <w:pPr>
+        <w:ind w:left="1448" w:hanging="360"/>
+      </w:pPr>
+      <w:rPr>
+        <w:rFonts w:ascii="맑은 고딕" w:eastAsia="맑은 고딕" w:hAnsi="맑은 고딕" w:cstheme="minorBidi" w:hint="eastAsia"/>
+      </w:rPr>
+    </w:lvl>
+    <w:lvl w:ilvl="1" w:tplc="04090003" w:tentative="1">
+      <w:start w:val="1"/>
+      <w:numFmt w:val="bullet"/>
+      <w:lvlText w:val=""/>
+      <w:lvlJc w:val="left"/>
+      <w:pPr>
+        <w:ind w:left="1888" w:hanging="400"/>
+      </w:pPr>
+      <w:rPr>
+        <w:rFonts w:ascii="Wingdings" w:hAnsi="Wingdings" w:hint="default"/>
+      </w:rPr>
+    </w:lvl>
+    <w:lvl w:ilvl="2" w:tplc="04090005" w:tentative="1">
+      <w:start w:val="1"/>
+      <w:numFmt w:val="bullet"/>
+      <w:lvlText w:val=""/>
+      <w:lvlJc w:val="left"/>
+      <w:pPr>
+        <w:ind w:left="2288" w:hanging="400"/>
+      </w:pPr>
+      <w:rPr>
+        <w:rFonts w:ascii="Wingdings" w:hAnsi="Wingdings" w:hint="default"/>
+      </w:rPr>
+    </w:lvl>
+    <w:lvl w:ilvl="3" w:tplc="04090001" w:tentative="1">
+      <w:start w:val="1"/>
+      <w:numFmt w:val="bullet"/>
+      <w:lvlText w:val=""/>
+      <w:lvlJc w:val="left"/>
+      <w:pPr>
+        <w:ind w:left="2688" w:hanging="400"/>
+      </w:pPr>
+      <w:rPr>
+        <w:rFonts w:ascii="Wingdings" w:hAnsi="Wingdings" w:hint="default"/>
+      </w:rPr>
+    </w:lvl>
+    <w:lvl w:ilvl="4" w:tplc="04090003" w:tentative="1">
+      <w:start w:val="1"/>
+      <w:numFmt w:val="bullet"/>
+      <w:lvlText w:val=""/>
+      <w:lvlJc w:val="left"/>
+      <w:pPr>
+        <w:ind w:left="3088" w:hanging="400"/>
+      </w:pPr>
+      <w:rPr>
+        <w:rFonts w:ascii="Wingdings" w:hAnsi="Wingdings" w:hint="default"/>
+      </w:rPr>
+    </w:lvl>
+    <w:lvl w:ilvl="5" w:tplc="04090005" w:tentative="1">
+      <w:start w:val="1"/>
+      <w:numFmt w:val="bullet"/>
+      <w:lvlText w:val=""/>
+      <w:lvlJc w:val="left"/>
+      <w:pPr>
+        <w:ind w:left="3488" w:hanging="400"/>
+      </w:pPr>
+      <w:rPr>
+        <w:rFonts w:ascii="Wingdings" w:hAnsi="Wingdings" w:hint="default"/>
+      </w:rPr>
+    </w:lvl>
+    <w:lvl w:ilvl="6" w:tplc="04090001" w:tentative="1">
+      <w:start w:val="1"/>
+      <w:numFmt w:val="bullet"/>
+      <w:lvlText w:val=""/>
+      <w:lvlJc w:val="left"/>
+      <w:pPr>
+        <w:ind w:left="3888" w:hanging="400"/>
+      </w:pPr>
+      <w:rPr>
+        <w:rFonts w:ascii="Wingdings" w:hAnsi="Wingdings" w:hint="default"/>
+      </w:rPr>
+    </w:lvl>
+    <w:lvl w:ilvl="7" w:tplc="04090003" w:tentative="1">
+      <w:start w:val="1"/>
+      <w:numFmt w:val="bullet"/>
+      <w:lvlText w:val=""/>
+      <w:lvlJc w:val="left"/>
+      <w:pPr>
+        <w:ind w:left="4288" w:hanging="400"/>
+      </w:pPr>
+      <w:rPr>
+        <w:rFonts w:ascii="Wingdings" w:hAnsi="Wingdings" w:hint="default"/>
+      </w:rPr>
+    </w:lvl>
+    <w:lvl w:ilvl="8" w:tplc="04090005" w:tentative="1">
+      <w:start w:val="1"/>
+      <w:numFmt w:val="bullet"/>
+      <w:lvlText w:val=""/>
+      <w:lvlJc w:val="left"/>
+      <w:pPr>
+        <w:ind w:left="4688" w:hanging="400"/>
+      </w:pPr>
+      <w:rPr>
+        <w:rFonts w:ascii="Wingdings" w:hAnsi="Wingdings" w:hint="default"/>
+      </w:rPr>
+    </w:lvl>
+  </w:abstractNum>
+  <w:abstractNum w:abstractNumId="23" w15:restartNumberingAfterBreak="0">
     <w:nsid w:val="3ECC572C"/>
     <w:multiLevelType w:val="hybridMultilevel"/>
     <w:tmpl w:val="F6187A72"/>
@@ -7504,7 +12598,7 @@
       </w:rPr>
     </w:lvl>
   </w:abstractNum>
-  <w:abstractNum w:abstractNumId="18" w15:restartNumberingAfterBreak="0">
+  <w:abstractNum w:abstractNumId="24" w15:restartNumberingAfterBreak="0">
     <w:nsid w:val="405111EB"/>
     <w:multiLevelType w:val="hybridMultilevel"/>
     <w:tmpl w:val="B002D896"/>
@@ -7590,10 +12684,10 @@
       </w:pPr>
     </w:lvl>
   </w:abstractNum>
-  <w:abstractNum w:abstractNumId="19" w15:restartNumberingAfterBreak="0">
+  <w:abstractNum w:abstractNumId="25" w15:restartNumberingAfterBreak="0">
     <w:nsid w:val="509E03FA"/>
     <w:multiLevelType w:val="hybridMultilevel"/>
-    <w:tmpl w:val="9230E1C0"/>
+    <w:tmpl w:val="6C72B4CE"/>
     <w:lvl w:ilvl="0" w:tplc="04090001">
       <w:start w:val="1"/>
       <w:numFmt w:val="bullet"/>
@@ -7680,7 +12774,120 @@
       </w:pPr>
     </w:lvl>
   </w:abstractNum>
-  <w:abstractNum w:abstractNumId="20" w15:restartNumberingAfterBreak="0">
+  <w:abstractNum w:abstractNumId="26" w15:restartNumberingAfterBreak="0">
+    <w:nsid w:val="58B43364"/>
+    <w:multiLevelType w:val="hybridMultilevel"/>
+    <w:tmpl w:val="9DD8F622"/>
+    <w:lvl w:ilvl="0" w:tplc="04090001">
+      <w:start w:val="1"/>
+      <w:numFmt w:val="bullet"/>
+      <w:lvlText w:val=""/>
+      <w:lvlJc w:val="left"/>
+      <w:pPr>
+        <w:ind w:left="980" w:hanging="400"/>
+      </w:pPr>
+      <w:rPr>
+        <w:rFonts w:ascii="Wingdings" w:hAnsi="Wingdings" w:hint="default"/>
+      </w:rPr>
+    </w:lvl>
+    <w:lvl w:ilvl="1" w:tplc="04090003" w:tentative="1">
+      <w:start w:val="1"/>
+      <w:numFmt w:val="bullet"/>
+      <w:lvlText w:val=""/>
+      <w:lvlJc w:val="left"/>
+      <w:pPr>
+        <w:ind w:left="1380" w:hanging="400"/>
+      </w:pPr>
+      <w:rPr>
+        <w:rFonts w:ascii="Wingdings" w:hAnsi="Wingdings" w:hint="default"/>
+      </w:rPr>
+    </w:lvl>
+    <w:lvl w:ilvl="2" w:tplc="04090005" w:tentative="1">
+      <w:start w:val="1"/>
+      <w:numFmt w:val="bullet"/>
+      <w:lvlText w:val=""/>
+      <w:lvlJc w:val="left"/>
+      <w:pPr>
+        <w:ind w:left="1780" w:hanging="400"/>
+      </w:pPr>
+      <w:rPr>
+        <w:rFonts w:ascii="Wingdings" w:hAnsi="Wingdings" w:hint="default"/>
+      </w:rPr>
+    </w:lvl>
+    <w:lvl w:ilvl="3" w:tplc="04090001" w:tentative="1">
+      <w:start w:val="1"/>
+      <w:numFmt w:val="bullet"/>
+      <w:lvlText w:val=""/>
+      <w:lvlJc w:val="left"/>
+      <w:pPr>
+        <w:ind w:left="2180" w:hanging="400"/>
+      </w:pPr>
+      <w:rPr>
+        <w:rFonts w:ascii="Wingdings" w:hAnsi="Wingdings" w:hint="default"/>
+      </w:rPr>
+    </w:lvl>
+    <w:lvl w:ilvl="4" w:tplc="04090003" w:tentative="1">
+      <w:start w:val="1"/>
+      <w:numFmt w:val="bullet"/>
+      <w:lvlText w:val=""/>
+      <w:lvlJc w:val="left"/>
+      <w:pPr>
+        <w:ind w:left="2580" w:hanging="400"/>
+      </w:pPr>
+      <w:rPr>
+        <w:rFonts w:ascii="Wingdings" w:hAnsi="Wingdings" w:hint="default"/>
+      </w:rPr>
+    </w:lvl>
+    <w:lvl w:ilvl="5" w:tplc="04090005" w:tentative="1">
+      <w:start w:val="1"/>
+      <w:numFmt w:val="bullet"/>
+      <w:lvlText w:val=""/>
+      <w:lvlJc w:val="left"/>
+      <w:pPr>
+        <w:ind w:left="2980" w:hanging="400"/>
+      </w:pPr>
+      <w:rPr>
+        <w:rFonts w:ascii="Wingdings" w:hAnsi="Wingdings" w:hint="default"/>
+      </w:rPr>
+    </w:lvl>
+    <w:lvl w:ilvl="6" w:tplc="04090001" w:tentative="1">
+      <w:start w:val="1"/>
+      <w:numFmt w:val="bullet"/>
+      <w:lvlText w:val=""/>
+      <w:lvlJc w:val="left"/>
+      <w:pPr>
+        <w:ind w:left="3380" w:hanging="400"/>
+      </w:pPr>
+      <w:rPr>
+        <w:rFonts w:ascii="Wingdings" w:hAnsi="Wingdings" w:hint="default"/>
+      </w:rPr>
+    </w:lvl>
+    <w:lvl w:ilvl="7" w:tplc="04090003" w:tentative="1">
+      <w:start w:val="1"/>
+      <w:numFmt w:val="bullet"/>
+      <w:lvlText w:val=""/>
+      <w:lvlJc w:val="left"/>
+      <w:pPr>
+        <w:ind w:left="3780" w:hanging="400"/>
+      </w:pPr>
+      <w:rPr>
+        <w:rFonts w:ascii="Wingdings" w:hAnsi="Wingdings" w:hint="default"/>
+      </w:rPr>
+    </w:lvl>
+    <w:lvl w:ilvl="8" w:tplc="04090005" w:tentative="1">
+      <w:start w:val="1"/>
+      <w:numFmt w:val="bullet"/>
+      <w:lvlText w:val=""/>
+      <w:lvlJc w:val="left"/>
+      <w:pPr>
+        <w:ind w:left="4180" w:hanging="400"/>
+      </w:pPr>
+      <w:rPr>
+        <w:rFonts w:ascii="Wingdings" w:hAnsi="Wingdings" w:hint="default"/>
+      </w:rPr>
+    </w:lvl>
+  </w:abstractNum>
+  <w:abstractNum w:abstractNumId="27" w15:restartNumberingAfterBreak="0">
     <w:nsid w:val="5ADA17F7"/>
     <w:multiLevelType w:val="hybridMultilevel"/>
     <w:tmpl w:val="3AE6FD1C"/>
@@ -7766,7 +12973,7 @@
       </w:pPr>
     </w:lvl>
   </w:abstractNum>
-  <w:abstractNum w:abstractNumId="21" w15:restartNumberingAfterBreak="0">
+  <w:abstractNum w:abstractNumId="28" w15:restartNumberingAfterBreak="0">
     <w:nsid w:val="5BC6044E"/>
     <w:multiLevelType w:val="hybridMultilevel"/>
     <w:tmpl w:val="B1A8FDF8"/>
@@ -7879,7 +13086,7 @@
       </w:rPr>
     </w:lvl>
   </w:abstractNum>
-  <w:abstractNum w:abstractNumId="22" w15:restartNumberingAfterBreak="0">
+  <w:abstractNum w:abstractNumId="29" w15:restartNumberingAfterBreak="0">
     <w:nsid w:val="5C130679"/>
     <w:multiLevelType w:val="hybridMultilevel"/>
     <w:tmpl w:val="B002D896"/>
@@ -7965,7 +13172,7 @@
       </w:pPr>
     </w:lvl>
   </w:abstractNum>
-  <w:abstractNum w:abstractNumId="23" w15:restartNumberingAfterBreak="0">
+  <w:abstractNum w:abstractNumId="30" w15:restartNumberingAfterBreak="0">
     <w:nsid w:val="5E146EDC"/>
     <w:multiLevelType w:val="hybridMultilevel"/>
     <w:tmpl w:val="7A8E14C2"/>
@@ -8051,7 +13258,7 @@
       </w:pPr>
     </w:lvl>
   </w:abstractNum>
-  <w:abstractNum w:abstractNumId="24" w15:restartNumberingAfterBreak="0">
+  <w:abstractNum w:abstractNumId="31" w15:restartNumberingAfterBreak="0">
     <w:nsid w:val="66AC2CC3"/>
     <w:multiLevelType w:val="hybridMultilevel"/>
     <w:tmpl w:val="D972A702"/>
@@ -8164,7 +13371,7 @@
       </w:rPr>
     </w:lvl>
   </w:abstractNum>
-  <w:abstractNum w:abstractNumId="25" w15:restartNumberingAfterBreak="0">
+  <w:abstractNum w:abstractNumId="32" w15:restartNumberingAfterBreak="0">
     <w:nsid w:val="6778381C"/>
     <w:multiLevelType w:val="hybridMultilevel"/>
     <w:tmpl w:val="8EDAA420"/>
@@ -8253,7 +13460,7 @@
       </w:pPr>
     </w:lvl>
   </w:abstractNum>
-  <w:abstractNum w:abstractNumId="26" w15:restartNumberingAfterBreak="0">
+  <w:abstractNum w:abstractNumId="33" w15:restartNumberingAfterBreak="0">
     <w:nsid w:val="6A796571"/>
     <w:multiLevelType w:val="hybridMultilevel"/>
     <w:tmpl w:val="BED6C3AC"/>
@@ -8366,7 +13573,7 @@
       </w:rPr>
     </w:lvl>
   </w:abstractNum>
-  <w:abstractNum w:abstractNumId="27" w15:restartNumberingAfterBreak="0">
+  <w:abstractNum w:abstractNumId="34" w15:restartNumberingAfterBreak="0">
     <w:nsid w:val="72016EA9"/>
     <w:multiLevelType w:val="hybridMultilevel"/>
     <w:tmpl w:val="39C4A594"/>
@@ -8479,7 +13686,7 @@
       </w:rPr>
     </w:lvl>
   </w:abstractNum>
-  <w:abstractNum w:abstractNumId="28" w15:restartNumberingAfterBreak="0">
+  <w:abstractNum w:abstractNumId="35" w15:restartNumberingAfterBreak="0">
     <w:nsid w:val="727C3E34"/>
     <w:multiLevelType w:val="hybridMultilevel"/>
     <w:tmpl w:val="3E5CE048"/>
@@ -8592,7 +13799,7 @@
       </w:rPr>
     </w:lvl>
   </w:abstractNum>
-  <w:abstractNum w:abstractNumId="29" w15:restartNumberingAfterBreak="0">
+  <w:abstractNum w:abstractNumId="36" w15:restartNumberingAfterBreak="0">
     <w:nsid w:val="741D5ACE"/>
     <w:multiLevelType w:val="hybridMultilevel"/>
     <w:tmpl w:val="CE4E0492"/>
@@ -8704,7 +13911,7 @@
       </w:rPr>
     </w:lvl>
   </w:abstractNum>
-  <w:abstractNum w:abstractNumId="30" w15:restartNumberingAfterBreak="0">
+  <w:abstractNum w:abstractNumId="37" w15:restartNumberingAfterBreak="0">
     <w:nsid w:val="7E1418AA"/>
     <w:multiLevelType w:val="hybridMultilevel"/>
     <w:tmpl w:val="F3E07FA0"/>
@@ -8818,76 +14025,76 @@
     </w:lvl>
   </w:abstractNum>
   <w:num w:numId="1">
-    <w:abstractNumId w:val="22"/>
+    <w:abstractNumId w:val="29"/>
   </w:num>
   <w:num w:numId="2">
-    <w:abstractNumId w:val="20"/>
+    <w:abstractNumId w:val="27"/>
   </w:num>
   <w:num w:numId="3">
-    <w:abstractNumId w:val="24"/>
+    <w:abstractNumId w:val="31"/>
   </w:num>
   <w:num w:numId="4">
-    <w:abstractNumId w:val="23"/>
+    <w:abstractNumId w:val="30"/>
   </w:num>
   <w:num w:numId="5">
-    <w:abstractNumId w:val="13"/>
+    <w:abstractNumId w:val="15"/>
   </w:num>
   <w:num w:numId="6">
-    <w:abstractNumId w:val="16"/>
+    <w:abstractNumId w:val="21"/>
   </w:num>
   <w:num w:numId="7">
     <w:abstractNumId w:val="1"/>
   </w:num>
   <w:num w:numId="8">
-    <w:abstractNumId w:val="11"/>
+    <w:abstractNumId w:val="13"/>
   </w:num>
   <w:num w:numId="9">
-    <w:abstractNumId w:val="18"/>
+    <w:abstractNumId w:val="24"/>
   </w:num>
   <w:num w:numId="10">
-    <w:abstractNumId w:val="8"/>
+    <w:abstractNumId w:val="10"/>
   </w:num>
   <w:num w:numId="11">
-    <w:abstractNumId w:val="29"/>
+    <w:abstractNumId w:val="36"/>
   </w:num>
   <w:num w:numId="12">
-    <w:abstractNumId w:val="14"/>
+    <w:abstractNumId w:val="16"/>
   </w:num>
   <w:num w:numId="13">
     <w:abstractNumId w:val="0"/>
   </w:num>
   <w:num w:numId="14">
-    <w:abstractNumId w:val="25"/>
+    <w:abstractNumId w:val="32"/>
   </w:num>
   <w:num w:numId="15">
+    <w:abstractNumId w:val="6"/>
+  </w:num>
+  <w:num w:numId="16">
+    <w:abstractNumId w:val="35"/>
+  </w:num>
+  <w:num w:numId="17">
+    <w:abstractNumId w:val="34"/>
+  </w:num>
+  <w:num w:numId="18">
+    <w:abstractNumId w:val="37"/>
+  </w:num>
+  <w:num w:numId="19">
+    <w:abstractNumId w:val="7"/>
+  </w:num>
+  <w:num w:numId="20">
     <w:abstractNumId w:val="5"/>
   </w:num>
-  <w:num w:numId="16">
-    <w:abstractNumId w:val="28"/>
-  </w:num>
-  <w:num w:numId="17">
-    <w:abstractNumId w:val="27"/>
-  </w:num>
-  <w:num w:numId="18">
-    <w:abstractNumId w:val="30"/>
-  </w:num>
-  <w:num w:numId="19">
-    <w:abstractNumId w:val="6"/>
-  </w:num>
-  <w:num w:numId="20">
-    <w:abstractNumId w:val="4"/>
-  </w:num>
   <w:num w:numId="21">
-    <w:abstractNumId w:val="17"/>
+    <w:abstractNumId w:val="23"/>
   </w:num>
   <w:num w:numId="22">
-    <w:abstractNumId w:val="26"/>
+    <w:abstractNumId w:val="33"/>
   </w:num>
   <w:num w:numId="23">
-    <w:abstractNumId w:val="10"/>
+    <w:abstractNumId w:val="12"/>
   </w:num>
   <w:num w:numId="24">
-    <w:abstractNumId w:val="9"/>
+    <w:abstractNumId w:val="11"/>
   </w:num>
   <w:num w:numId="25">
     <w:abstractNumId w:val="3"/>
@@ -8896,19 +14103,40 @@
     <w:abstractNumId w:val="2"/>
   </w:num>
   <w:num w:numId="27">
-    <w:abstractNumId w:val="12"/>
+    <w:abstractNumId w:val="14"/>
   </w:num>
   <w:num w:numId="28">
+    <w:abstractNumId w:val="25"/>
+  </w:num>
+  <w:num w:numId="29">
     <w:abstractNumId w:val="19"/>
   </w:num>
-  <w:num w:numId="29">
-    <w:abstractNumId w:val="15"/>
-  </w:num>
   <w:num w:numId="30">
-    <w:abstractNumId w:val="21"/>
+    <w:abstractNumId w:val="28"/>
   </w:num>
   <w:num w:numId="31">
-    <w:abstractNumId w:val="7"/>
+    <w:abstractNumId w:val="8"/>
+  </w:num>
+  <w:num w:numId="32">
+    <w:abstractNumId w:val="26"/>
+  </w:num>
+  <w:num w:numId="33">
+    <w:abstractNumId w:val="17"/>
+  </w:num>
+  <w:num w:numId="34">
+    <w:abstractNumId w:val="18"/>
+  </w:num>
+  <w:num w:numId="35">
+    <w:abstractNumId w:val="20"/>
+  </w:num>
+  <w:num w:numId="36">
+    <w:abstractNumId w:val="22"/>
+  </w:num>
+  <w:num w:numId="37">
+    <w:abstractNumId w:val="4"/>
+  </w:num>
+  <w:num w:numId="38">
+    <w:abstractNumId w:val="9"/>
   </w:num>
 </w:numbering>
 </file>
@@ -9627,6 +14855,11 @@
       <w:sz w:val="22"/>
     </w:rPr>
   </w:style>
+  <w:style w:type="character" w:customStyle="1" w:styleId="token">
+    <w:name w:val="token"/>
+    <w:basedOn w:val="a0"/>
+    <w:rsid w:val="002E03DC"/>
+  </w:style>
 </w:styles>
 </file>
 
@@ -9896,7 +15129,7 @@
 </file>
 
 <file path=customXml/itemProps1.xml><?xml version="1.0" encoding="utf-8"?>
-<ds:datastoreItem xmlns:ds="http://schemas.openxmlformats.org/officeDocument/2006/customXml" ds:itemID="{F5751031-C3CA-4571-B6E6-44B262CE7DED}">
+<ds:datastoreItem xmlns:ds="http://schemas.openxmlformats.org/officeDocument/2006/customXml" ds:itemID="{6A13E84E-4739-4AAB-90FC-A0C5598625C5}">
   <ds:schemaRefs>
     <ds:schemaRef ds:uri="http://schemas.openxmlformats.org/officeDocument/2006/bibliography"/>
   </ds:schemaRefs>

--- a/docs/tech/ezEKP/시스템 모니터링 방법.docx
+++ b/docs/tech/ezEKP/시스템 모니터링 방법.docx
@@ -6,7 +6,7 @@
       <w:pPr>
         <w:pStyle w:val="a3"/>
       </w:pPr>
-      <w:bookmarkStart w:id="0" w:name="_Toc83801683"/>
+      <w:bookmarkStart w:id="0" w:name="_Toc84431253"/>
       <w:r>
         <w:rPr>
           <w:rFonts w:hint="eastAsia"/>
@@ -116,7 +116,7 @@
           <w:r>
             <w:fldChar w:fldCharType="separate"/>
           </w:r>
-          <w:hyperlink w:anchor="_Toc83801683" w:history="1">
+          <w:hyperlink w:anchor="_Toc84431253" w:history="1">
             <w:r>
               <w:rPr>
                 <w:rStyle w:val="a5"/>
@@ -143,7 +143,7 @@
                 <w:noProof/>
                 <w:webHidden/>
               </w:rPr>
-              <w:instrText xml:space="preserve"> PAGEREF _Toc83801683 \h </w:instrText>
+              <w:instrText xml:space="preserve"> PAGEREF _Toc84431253 \h </w:instrText>
             </w:r>
             <w:r>
               <w:rPr>
@@ -187,7 +187,7 @@
               <w:sz w:val="20"/>
             </w:rPr>
           </w:pPr>
-          <w:hyperlink w:anchor="_Toc83801684" w:history="1">
+          <w:hyperlink w:anchor="_Toc84431254" w:history="1">
             <w:r>
               <w:rPr>
                 <w:rStyle w:val="a5"/>
@@ -214,7 +214,7 @@
                 <w:noProof/>
                 <w:webHidden/>
               </w:rPr>
-              <w:instrText xml:space="preserve"> PAGEREF _Toc83801684 \h </w:instrText>
+              <w:instrText xml:space="preserve"> PAGEREF _Toc84431254 \h </w:instrText>
             </w:r>
             <w:r>
               <w:rPr>
@@ -258,7 +258,7 @@
               <w:sz w:val="20"/>
             </w:rPr>
           </w:pPr>
-          <w:hyperlink w:anchor="_Toc83801685" w:history="1">
+          <w:hyperlink w:anchor="_Toc84431255" w:history="1">
             <w:r>
               <w:rPr>
                 <w:rStyle w:val="a5"/>
@@ -285,7 +285,7 @@
                 <w:noProof/>
                 <w:webHidden/>
               </w:rPr>
-              <w:instrText xml:space="preserve"> PAGEREF _Toc83801685 \h </w:instrText>
+              <w:instrText xml:space="preserve"> PAGEREF _Toc84431255 \h </w:instrText>
             </w:r>
             <w:r>
               <w:rPr>
@@ -329,7 +329,7 @@
               <w:sz w:val="20"/>
             </w:rPr>
           </w:pPr>
-          <w:hyperlink w:anchor="_Toc83801686" w:history="1">
+          <w:hyperlink w:anchor="_Toc84431256" w:history="1">
             <w:r>
               <w:rPr>
                 <w:rStyle w:val="a5"/>
@@ -356,7 +356,7 @@
                 <w:noProof/>
                 <w:webHidden/>
               </w:rPr>
-              <w:instrText xml:space="preserve"> PAGEREF _Toc83801686 \h </w:instrText>
+              <w:instrText xml:space="preserve"> PAGEREF _Toc84431256 \h </w:instrText>
             </w:r>
             <w:r>
               <w:rPr>
@@ -400,7 +400,7 @@
               <w:sz w:val="20"/>
             </w:rPr>
           </w:pPr>
-          <w:hyperlink w:anchor="_Toc83801687" w:history="1">
+          <w:hyperlink w:anchor="_Toc84431257" w:history="1">
             <w:r>
               <w:rPr>
                 <w:rStyle w:val="a5"/>
@@ -427,7 +427,7 @@
                 <w:noProof/>
                 <w:webHidden/>
               </w:rPr>
-              <w:instrText xml:space="preserve"> PAGEREF _Toc83801687 \h </w:instrText>
+              <w:instrText xml:space="preserve"> PAGEREF _Toc84431257 \h </w:instrText>
             </w:r>
             <w:r>
               <w:rPr>
@@ -471,7 +471,7 @@
               <w:sz w:val="20"/>
             </w:rPr>
           </w:pPr>
-          <w:hyperlink w:anchor="_Toc83801688" w:history="1">
+          <w:hyperlink w:anchor="_Toc84431258" w:history="1">
             <w:r>
               <w:rPr>
                 <w:rStyle w:val="a5"/>
@@ -498,7 +498,7 @@
                 <w:noProof/>
                 <w:webHidden/>
               </w:rPr>
-              <w:instrText xml:space="preserve"> PAGEREF _Toc83801688 \h </w:instrText>
+              <w:instrText xml:space="preserve"> PAGEREF _Toc84431258 \h </w:instrText>
             </w:r>
             <w:r>
               <w:rPr>
@@ -542,7 +542,7 @@
               <w:sz w:val="20"/>
             </w:rPr>
           </w:pPr>
-          <w:hyperlink w:anchor="_Toc83801689" w:history="1">
+          <w:hyperlink w:anchor="_Toc84431259" w:history="1">
             <w:r>
               <w:rPr>
                 <w:rStyle w:val="a5"/>
@@ -569,7 +569,7 @@
                 <w:noProof/>
                 <w:webHidden/>
               </w:rPr>
-              <w:instrText xml:space="preserve"> PAGEREF _Toc83801689 \h </w:instrText>
+              <w:instrText xml:space="preserve"> PAGEREF _Toc84431259 \h </w:instrText>
             </w:r>
             <w:r>
               <w:rPr>
@@ -613,7 +613,7 @@
               <w:sz w:val="20"/>
             </w:rPr>
           </w:pPr>
-          <w:hyperlink w:anchor="_Toc83801690" w:history="1">
+          <w:hyperlink w:anchor="_Toc84431260" w:history="1">
             <w:r>
               <w:rPr>
                 <w:rStyle w:val="a5"/>
@@ -640,7 +640,7 @@
                 <w:noProof/>
                 <w:webHidden/>
               </w:rPr>
-              <w:instrText xml:space="preserve"> PAGEREF _Toc83801690 \h </w:instrText>
+              <w:instrText xml:space="preserve"> PAGEREF _Toc84431260 \h </w:instrText>
             </w:r>
             <w:r>
               <w:rPr>
@@ -660,7 +660,149 @@
                 <w:noProof/>
                 <w:webHidden/>
               </w:rPr>
-              <w:t>11</w:t>
+              <w:t>12</w:t>
+            </w:r>
+            <w:r>
+              <w:rPr>
+                <w:noProof/>
+                <w:webHidden/>
+              </w:rPr>
+              <w:fldChar w:fldCharType="end"/>
+            </w:r>
+          </w:hyperlink>
+        </w:p>
+        <w:p>
+          <w:pPr>
+            <w:pStyle w:val="10"/>
+            <w:tabs>
+              <w:tab w:val="right" w:leader="dot" w:pos="9016"/>
+            </w:tabs>
+            <w:rPr>
+              <w:rFonts w:cstheme="minorBidi"/>
+              <w:noProof/>
+              <w:kern w:val="2"/>
+              <w:sz w:val="20"/>
+            </w:rPr>
+          </w:pPr>
+          <w:hyperlink w:anchor="_Toc84431261" w:history="1">
+            <w:r>
+              <w:rPr>
+                <w:rStyle w:val="a5"/>
+                <w:noProof/>
+              </w:rPr>
+              <w:t>특정 프로세스 확인방법</w:t>
+            </w:r>
+            <w:r>
+              <w:rPr>
+                <w:noProof/>
+                <w:webHidden/>
+              </w:rPr>
+              <w:tab/>
+            </w:r>
+            <w:r>
+              <w:rPr>
+                <w:noProof/>
+                <w:webHidden/>
+              </w:rPr>
+              <w:fldChar w:fldCharType="begin"/>
+            </w:r>
+            <w:r>
+              <w:rPr>
+                <w:noProof/>
+                <w:webHidden/>
+              </w:rPr>
+              <w:instrText xml:space="preserve"> PAGEREF _Toc84431261 \h </w:instrText>
+            </w:r>
+            <w:r>
+              <w:rPr>
+                <w:noProof/>
+                <w:webHidden/>
+              </w:rPr>
+            </w:r>
+            <w:r>
+              <w:rPr>
+                <w:noProof/>
+                <w:webHidden/>
+              </w:rPr>
+              <w:fldChar w:fldCharType="separate"/>
+            </w:r>
+            <w:r>
+              <w:rPr>
+                <w:noProof/>
+                <w:webHidden/>
+              </w:rPr>
+              <w:t>17</w:t>
+            </w:r>
+            <w:r>
+              <w:rPr>
+                <w:noProof/>
+                <w:webHidden/>
+              </w:rPr>
+              <w:fldChar w:fldCharType="end"/>
+            </w:r>
+          </w:hyperlink>
+        </w:p>
+        <w:p>
+          <w:pPr>
+            <w:pStyle w:val="10"/>
+            <w:tabs>
+              <w:tab w:val="right" w:leader="dot" w:pos="9016"/>
+            </w:tabs>
+            <w:rPr>
+              <w:rFonts w:cstheme="minorBidi"/>
+              <w:noProof/>
+              <w:kern w:val="2"/>
+              <w:sz w:val="20"/>
+            </w:rPr>
+          </w:pPr>
+          <w:hyperlink w:anchor="_Toc84431262" w:history="1">
+            <w:r>
+              <w:rPr>
+                <w:rStyle w:val="a5"/>
+                <w:noProof/>
+              </w:rPr>
+              <w:t>네트워크 프로토콜 통계 확인방법</w:t>
+            </w:r>
+            <w:r>
+              <w:rPr>
+                <w:noProof/>
+                <w:webHidden/>
+              </w:rPr>
+              <w:tab/>
+            </w:r>
+            <w:r>
+              <w:rPr>
+                <w:noProof/>
+                <w:webHidden/>
+              </w:rPr>
+              <w:fldChar w:fldCharType="begin"/>
+            </w:r>
+            <w:r>
+              <w:rPr>
+                <w:noProof/>
+                <w:webHidden/>
+              </w:rPr>
+              <w:instrText xml:space="preserve"> PAGEREF _Toc84431262 \h </w:instrText>
+            </w:r>
+            <w:r>
+              <w:rPr>
+                <w:noProof/>
+                <w:webHidden/>
+              </w:rPr>
+            </w:r>
+            <w:r>
+              <w:rPr>
+                <w:noProof/>
+                <w:webHidden/>
+              </w:rPr>
+              <w:fldChar w:fldCharType="separate"/>
+            </w:r>
+            <w:r>
+              <w:rPr>
+                <w:noProof/>
+                <w:webHidden/>
+              </w:rPr>
+              <w:t>17</w:t>
             </w:r>
             <w:r>
               <w:rPr>
@@ -711,7 +853,7 @@
       <w:pPr>
         <w:pStyle w:val="1"/>
       </w:pPr>
-      <w:bookmarkStart w:id="1" w:name="_Toc83801684"/>
+      <w:bookmarkStart w:id="1" w:name="_Toc84431254"/>
       <w:r>
         <w:rPr>
           <w:rFonts w:hint="eastAsia"/>
@@ -1551,7 +1693,16 @@
         </w:rPr>
         <w:t xml:space="preserve"> </w:t>
       </w:r>
-      <w:proofErr w:type="spellStart"/>
+      <w:r>
+        <w:rPr>
+          <w:rFonts w:ascii="ng" w:hAnsi="ng" w:hint="eastAsia"/>
+          <w:color w:val="1A1A1A"/>
+          <w:sz w:val="21"/>
+          <w:szCs w:val="21"/>
+          <w:shd w:val="clear" w:color="auto" w:fill="FFFFFF"/>
+        </w:rPr>
+        <w:t>실질적인</w:t>
+      </w:r>
       <w:r>
         <w:rPr>
           <w:rFonts w:ascii="ng" w:hAnsi="ng"/>
@@ -1560,9 +1711,8 @@
           <w:szCs w:val="21"/>
           <w:shd w:val="clear" w:color="auto" w:fill="FFFFFF"/>
         </w:rPr>
-        <w:t>실직적인</w:t>
-      </w:r>
-      <w:proofErr w:type="spellEnd"/>
+        <w:t xml:space="preserve"> </w:t>
+      </w:r>
       <w:r>
         <w:rPr>
           <w:rFonts w:ascii="ng" w:hAnsi="ng"/>
@@ -1571,7 +1721,7 @@
           <w:szCs w:val="21"/>
           <w:shd w:val="clear" w:color="auto" w:fill="FFFFFF"/>
         </w:rPr>
-        <w:t xml:space="preserve"> </w:t>
+        <w:t>도움을</w:t>
       </w:r>
       <w:r>
         <w:rPr>
@@ -1581,7 +1731,7 @@
           <w:szCs w:val="21"/>
           <w:shd w:val="clear" w:color="auto" w:fill="FFFFFF"/>
         </w:rPr>
-        <w:t>도움을</w:t>
+        <w:t xml:space="preserve"> </w:t>
       </w:r>
       <w:r>
         <w:rPr>
@@ -1591,7 +1741,7 @@
           <w:szCs w:val="21"/>
           <w:shd w:val="clear" w:color="auto" w:fill="FFFFFF"/>
         </w:rPr>
-        <w:t xml:space="preserve"> </w:t>
+        <w:t>주어야</w:t>
       </w:r>
       <w:r>
         <w:rPr>
@@ -1601,7 +1751,7 @@
           <w:szCs w:val="21"/>
           <w:shd w:val="clear" w:color="auto" w:fill="FFFFFF"/>
         </w:rPr>
-        <w:t>주어야</w:t>
+        <w:t xml:space="preserve"> </w:t>
       </w:r>
       <w:r>
         <w:rPr>
@@ -1611,7 +1761,7 @@
           <w:szCs w:val="21"/>
           <w:shd w:val="clear" w:color="auto" w:fill="FFFFFF"/>
         </w:rPr>
-        <w:t xml:space="preserve"> </w:t>
+        <w:t>한다</w:t>
       </w:r>
       <w:r>
         <w:rPr>
@@ -1621,16 +1771,6 @@
           <w:szCs w:val="21"/>
           <w:shd w:val="clear" w:color="auto" w:fill="FFFFFF"/>
         </w:rPr>
-        <w:t>한다</w:t>
-      </w:r>
-      <w:r>
-        <w:rPr>
-          <w:rFonts w:ascii="ng" w:hAnsi="ng"/>
-          <w:color w:val="1A1A1A"/>
-          <w:sz w:val="21"/>
-          <w:szCs w:val="21"/>
-          <w:shd w:val="clear" w:color="auto" w:fill="FFFFFF"/>
-        </w:rPr>
         <w:t>.</w:t>
       </w:r>
     </w:p>
@@ -1704,169 +1844,193 @@
         </w:rPr>
         <w:t xml:space="preserve"> </w:t>
       </w:r>
-      <w:proofErr w:type="spellStart"/>
+      <w:r>
+        <w:rPr>
+          <w:rFonts w:ascii="Arial" w:hAnsi="Arial" w:cs="Arial" w:hint="eastAsia"/>
+          <w:color w:val="333333"/>
+        </w:rPr>
+        <w:t>지속적으로</w:t>
+      </w:r>
+      <w:r>
+        <w:rPr>
+          <w:rFonts w:ascii="Arial" w:hAnsi="Arial" w:cs="Arial" w:hint="eastAsia"/>
+          <w:color w:val="333333"/>
+        </w:rPr>
+        <w:t xml:space="preserve"> </w:t>
+      </w:r>
+      <w:r>
+        <w:rPr>
+          <w:rFonts w:ascii="Arial" w:hAnsi="Arial" w:cs="Arial" w:hint="eastAsia"/>
+          <w:color w:val="333333"/>
+        </w:rPr>
+        <w:t>감시</w:t>
+      </w:r>
       <w:r>
         <w:rPr>
           <w:rFonts w:ascii="Arial" w:hAnsi="Arial" w:cs="Arial"/>
           <w:color w:val="333333"/>
         </w:rPr>
-        <w:t>지속적으로감시</w:t>
-      </w:r>
-      <w:proofErr w:type="spellEnd"/>
+        <w:t xml:space="preserve">, </w:t>
+      </w:r>
       <w:r>
         <w:rPr>
           <w:rFonts w:ascii="Arial" w:hAnsi="Arial" w:cs="Arial"/>
           <w:color w:val="333333"/>
         </w:rPr>
-        <w:t xml:space="preserve">, </w:t>
+        <w:t>관찰하여</w:t>
       </w:r>
       <w:r>
         <w:rPr>
           <w:rFonts w:ascii="Arial" w:hAnsi="Arial" w:cs="Arial"/>
           <w:color w:val="333333"/>
         </w:rPr>
-        <w:t>관찰하여</w:t>
+        <w:t xml:space="preserve"> </w:t>
       </w:r>
       <w:r>
         <w:rPr>
           <w:rFonts w:ascii="Arial" w:hAnsi="Arial" w:cs="Arial"/>
           <w:color w:val="333333"/>
         </w:rPr>
-        <w:t xml:space="preserve"> </w:t>
+        <w:t>예기치</w:t>
       </w:r>
       <w:r>
         <w:rPr>
           <w:rFonts w:ascii="Arial" w:hAnsi="Arial" w:cs="Arial"/>
           <w:color w:val="333333"/>
         </w:rPr>
-        <w:t>예기치</w:t>
+        <w:t xml:space="preserve"> </w:t>
       </w:r>
       <w:r>
         <w:rPr>
           <w:rFonts w:ascii="Arial" w:hAnsi="Arial" w:cs="Arial"/>
           <w:color w:val="333333"/>
         </w:rPr>
-        <w:t xml:space="preserve"> </w:t>
+        <w:t>못한</w:t>
       </w:r>
       <w:r>
         <w:rPr>
           <w:rFonts w:ascii="Arial" w:hAnsi="Arial" w:cs="Arial"/>
           <w:color w:val="333333"/>
         </w:rPr>
-        <w:t>못한</w:t>
+        <w:t xml:space="preserve"> </w:t>
       </w:r>
       <w:r>
         <w:rPr>
           <w:rFonts w:ascii="Arial" w:hAnsi="Arial" w:cs="Arial"/>
           <w:color w:val="333333"/>
         </w:rPr>
-        <w:t xml:space="preserve"> </w:t>
+        <w:t>상황과</w:t>
       </w:r>
       <w:r>
         <w:rPr>
           <w:rFonts w:ascii="Arial" w:hAnsi="Arial" w:cs="Arial"/>
           <w:color w:val="333333"/>
         </w:rPr>
-        <w:t>상황과</w:t>
+        <w:t xml:space="preserve"> </w:t>
       </w:r>
       <w:r>
         <w:rPr>
           <w:rFonts w:ascii="Arial" w:hAnsi="Arial" w:cs="Arial"/>
           <w:color w:val="333333"/>
         </w:rPr>
-        <w:t xml:space="preserve"> </w:t>
+        <w:t>오류를</w:t>
       </w:r>
       <w:r>
         <w:rPr>
           <w:rFonts w:ascii="Arial" w:hAnsi="Arial" w:cs="Arial"/>
           <w:color w:val="333333"/>
         </w:rPr>
-        <w:t>오류를</w:t>
+        <w:t xml:space="preserve"> </w:t>
       </w:r>
       <w:r>
         <w:rPr>
           <w:rFonts w:ascii="Arial" w:hAnsi="Arial" w:cs="Arial"/>
           <w:color w:val="333333"/>
         </w:rPr>
-        <w:t xml:space="preserve"> </w:t>
+        <w:t>대비하고</w:t>
       </w:r>
       <w:r>
         <w:rPr>
           <w:rFonts w:ascii="Arial" w:hAnsi="Arial" w:cs="Arial"/>
           <w:color w:val="333333"/>
         </w:rPr>
-        <w:t>대비하고</w:t>
+        <w:t xml:space="preserve"> </w:t>
       </w:r>
       <w:r>
         <w:rPr>
           <w:rFonts w:ascii="Arial" w:hAnsi="Arial" w:cs="Arial"/>
           <w:color w:val="333333"/>
         </w:rPr>
+        <w:t>극복</w:t>
+      </w:r>
+      <w:r>
+        <w:rPr>
+          <w:rFonts w:ascii="Arial" w:hAnsi="Arial" w:cs="Arial" w:hint="eastAsia"/>
+          <w:color w:val="333333"/>
+        </w:rPr>
+        <w:t>하고자</w:t>
+      </w:r>
+      <w:r>
+        <w:rPr>
+          <w:rFonts w:ascii="Arial" w:hAnsi="Arial" w:cs="Arial" w:hint="eastAsia"/>
+          <w:color w:val="333333"/>
+        </w:rPr>
         <w:t xml:space="preserve"> </w:t>
+      </w:r>
+      <w:r>
+        <w:rPr>
+          <w:rFonts w:ascii="Arial" w:hAnsi="Arial" w:cs="Arial" w:hint="eastAsia"/>
+          <w:color w:val="333333"/>
+        </w:rPr>
+        <w:t>하는</w:t>
+      </w:r>
+      <w:r>
+        <w:rPr>
+          <w:rFonts w:ascii="Arial" w:hAnsi="Arial" w:cs="Arial" w:hint="eastAsia"/>
+          <w:color w:val="333333"/>
+        </w:rPr>
+        <w:t xml:space="preserve"> </w:t>
+      </w:r>
+      <w:r>
+        <w:rPr>
+          <w:rFonts w:ascii="Arial" w:hAnsi="Arial" w:cs="Arial" w:hint="eastAsia"/>
+          <w:color w:val="333333"/>
+        </w:rPr>
+        <w:t>목적을</w:t>
+      </w:r>
+      <w:r>
+        <w:rPr>
+          <w:rFonts w:ascii="Arial" w:hAnsi="Arial" w:cs="Arial" w:hint="eastAsia"/>
+          <w:color w:val="333333"/>
+        </w:rPr>
+        <w:t xml:space="preserve"> </w:t>
+      </w:r>
+      <w:r>
+        <w:rPr>
+          <w:rFonts w:ascii="Arial" w:hAnsi="Arial" w:cs="Arial" w:hint="eastAsia"/>
+          <w:color w:val="333333"/>
+        </w:rPr>
+        <w:t>포함하고</w:t>
+      </w:r>
+      <w:r>
+        <w:rPr>
+          <w:rFonts w:ascii="Arial" w:hAnsi="Arial" w:cs="Arial" w:hint="eastAsia"/>
+          <w:color w:val="333333"/>
+        </w:rPr>
+        <w:t xml:space="preserve"> </w:t>
+      </w:r>
+      <w:r>
+        <w:rPr>
+          <w:rFonts w:ascii="Arial" w:hAnsi="Arial" w:cs="Arial" w:hint="eastAsia"/>
+          <w:color w:val="333333"/>
+        </w:rPr>
+        <w:t>있다</w:t>
       </w:r>
       <w:r>
         <w:rPr>
           <w:rFonts w:ascii="Arial" w:hAnsi="Arial" w:cs="Arial"/>
           <w:color w:val="333333"/>
         </w:rPr>
-        <w:t>극복</w:t>
-      </w:r>
-      <w:r>
-        <w:rPr>
-          <w:rFonts w:ascii="Arial" w:hAnsi="Arial" w:cs="Arial" w:hint="eastAsia"/>
-          <w:color w:val="333333"/>
-        </w:rPr>
-        <w:t>하고자</w:t>
-      </w:r>
-      <w:r>
-        <w:rPr>
-          <w:rFonts w:ascii="Arial" w:hAnsi="Arial" w:cs="Arial" w:hint="eastAsia"/>
-          <w:color w:val="333333"/>
-        </w:rPr>
-        <w:t xml:space="preserve"> </w:t>
-      </w:r>
-      <w:r>
-        <w:rPr>
-          <w:rFonts w:ascii="Arial" w:hAnsi="Arial" w:cs="Arial" w:hint="eastAsia"/>
-          <w:color w:val="333333"/>
-        </w:rPr>
-        <w:t>하는</w:t>
-      </w:r>
-      <w:r>
-        <w:rPr>
-          <w:rFonts w:ascii="Arial" w:hAnsi="Arial" w:cs="Arial" w:hint="eastAsia"/>
-          <w:color w:val="333333"/>
-        </w:rPr>
-        <w:t xml:space="preserve"> </w:t>
-      </w:r>
-      <w:r>
-        <w:rPr>
-          <w:rFonts w:ascii="Arial" w:hAnsi="Arial" w:cs="Arial" w:hint="eastAsia"/>
-          <w:color w:val="333333"/>
-        </w:rPr>
-        <w:t>목적을</w:t>
-      </w:r>
-      <w:r>
-        <w:rPr>
-          <w:rFonts w:ascii="Arial" w:hAnsi="Arial" w:cs="Arial" w:hint="eastAsia"/>
-          <w:color w:val="333333"/>
-        </w:rPr>
-        <w:t xml:space="preserve"> </w:t>
-      </w:r>
-      <w:proofErr w:type="gramStart"/>
-      <w:r>
-        <w:rPr>
-          <w:rFonts w:ascii="Arial" w:hAnsi="Arial" w:cs="Arial" w:hint="eastAsia"/>
-          <w:color w:val="333333"/>
-        </w:rPr>
-        <w:t>포함하고있다</w:t>
-      </w:r>
-      <w:proofErr w:type="gramEnd"/>
-      <w:r>
-        <w:rPr>
-          <w:rFonts w:ascii="Arial" w:hAnsi="Arial" w:cs="Arial"/>
-          <w:color w:val="333333"/>
-        </w:rPr>
         <w:t>.</w:t>
       </w:r>
     </w:p>
@@ -1880,7 +2044,7 @@
         <w:pStyle w:val="1"/>
         <w:ind w:firstLineChars="50" w:firstLine="180"/>
       </w:pPr>
-      <w:bookmarkStart w:id="2" w:name="_Toc83801685"/>
+      <w:bookmarkStart w:id="2" w:name="_Toc84431255"/>
       <w:r>
         <w:rPr>
           <w:rFonts w:hint="eastAsia"/>
@@ -1919,16 +2083,14 @@
           <w:szCs w:val="32"/>
         </w:rPr>
       </w:pPr>
-      <w:proofErr w:type="gramStart"/>
       <w:r>
         <w:rPr>
           <w:b/>
           <w:sz w:val="32"/>
           <w:szCs w:val="32"/>
         </w:rPr>
-        <w:t>CPU(</w:t>
-      </w:r>
-      <w:proofErr w:type="gramEnd"/>
+        <w:t>CPU (</w:t>
+      </w:r>
       <w:r>
         <w:rPr>
           <w:b/>
@@ -2065,21 +2227,12 @@
           <w:sz w:val="18"/>
         </w:rPr>
       </w:pPr>
-      <w:proofErr w:type="gramStart"/>
-      <w:r>
-        <w:rPr>
-          <w:rFonts w:hint="eastAsia"/>
-          <w:sz w:val="18"/>
-        </w:rPr>
-        <w:t>R</w:t>
-      </w:r>
-      <w:r>
-        <w:rPr>
-          <w:sz w:val="18"/>
-        </w:rPr>
-        <w:t>AM(</w:t>
-      </w:r>
-      <w:proofErr w:type="gramEnd"/>
+      <w:r>
+        <w:rPr>
+          <w:sz w:val="18"/>
+        </w:rPr>
+        <w:t>RAM (</w:t>
+      </w:r>
       <w:r>
         <w:rPr>
           <w:sz w:val="18"/>
@@ -2104,24 +2257,14 @@
         </w:rPr>
         <w:t>-</w:t>
       </w:r>
-      <w:proofErr w:type="gramStart"/>
       <w:r>
         <w:rPr>
           <w:rFonts w:eastAsiaTheme="minorHAnsi"/>
           <w:sz w:val="18"/>
           <w:szCs w:val="18"/>
         </w:rPr>
-        <w:t>DRAM</w:t>
-      </w:r>
-      <w:r>
-        <w:rPr>
-          <w:rFonts w:eastAsiaTheme="minorHAnsi"/>
-          <w:sz w:val="18"/>
-          <w:szCs w:val="18"/>
-        </w:rPr>
-        <w:t>(</w:t>
-      </w:r>
-      <w:proofErr w:type="gramEnd"/>
+        <w:t>DRAM (</w:t>
+      </w:r>
       <w:r>
         <w:rPr>
           <w:rFonts w:eastAsiaTheme="minorHAnsi" w:cs="Arial"/>
@@ -2201,14 +2344,12 @@
           <w:sz w:val="18"/>
         </w:rPr>
       </w:pPr>
-      <w:proofErr w:type="gramStart"/>
-      <w:r>
-        <w:rPr>
-          <w:sz w:val="18"/>
-        </w:rPr>
-        <w:t>ROM(</w:t>
-      </w:r>
-      <w:proofErr w:type="gramEnd"/>
+      <w:r>
+        <w:rPr>
+          <w:sz w:val="18"/>
+        </w:rPr>
+        <w:t>ROM (</w:t>
+      </w:r>
       <w:r>
         <w:rPr>
           <w:sz w:val="18"/>
@@ -2314,22 +2455,13 @@
         </w:rPr>
         <w:t>-</w:t>
       </w:r>
-      <w:proofErr w:type="gramStart"/>
       <w:r>
         <w:rPr>
           <w:rFonts w:eastAsiaTheme="minorHAnsi"/>
           <w:sz w:val="18"/>
         </w:rPr>
-        <w:t>HDD</w:t>
-      </w:r>
-      <w:r>
-        <w:rPr>
-          <w:rFonts w:eastAsiaTheme="minorHAnsi"/>
-          <w:sz w:val="18"/>
-        </w:rPr>
-        <w:t>(</w:t>
-      </w:r>
-      <w:proofErr w:type="gramEnd"/>
+        <w:t>HDD (</w:t>
+      </w:r>
       <w:r>
         <w:rPr>
           <w:rFonts w:eastAsiaTheme="minorHAnsi" w:cs="Arial"/>
@@ -2405,7 +2537,6 @@
         </w:rPr>
         <w:t>-</w:t>
       </w:r>
-      <w:proofErr w:type="gramStart"/>
       <w:r>
         <w:rPr>
           <w:rFonts w:eastAsiaTheme="minorHAnsi"/>
@@ -2416,7 +2547,7 @@
       </w:r>
       <w:r>
         <w:rPr>
-          <w:rFonts w:eastAsiaTheme="minorHAnsi" w:hint="eastAsia"/>
+          <w:rFonts w:eastAsiaTheme="minorHAnsi"/>
           <w:sz w:val="18"/>
           <w:szCs w:val="18"/>
         </w:rPr>
@@ -2428,17 +2559,8 @@
           <w:sz w:val="18"/>
           <w:szCs w:val="18"/>
         </w:rPr>
-        <w:t>D</w:t>
-      </w:r>
-      <w:r>
-        <w:rPr>
-          <w:rFonts w:eastAsiaTheme="minorHAnsi"/>
-          <w:sz w:val="18"/>
-          <w:szCs w:val="18"/>
-        </w:rPr>
-        <w:t>(</w:t>
-      </w:r>
-      <w:proofErr w:type="gramEnd"/>
+        <w:t>D (</w:t>
+      </w:r>
       <w:r>
         <w:rPr>
           <w:rFonts w:eastAsiaTheme="minorHAnsi" w:cs="Arial"/>
@@ -2487,7 +2609,7 @@
           <w:szCs w:val="36"/>
         </w:rPr>
       </w:pPr>
-      <w:bookmarkStart w:id="3" w:name="_Toc83801686"/>
+      <w:bookmarkStart w:id="3" w:name="_Toc84431256"/>
       <w:r>
         <w:rPr>
           <w:rFonts w:hint="eastAsia"/>
@@ -2513,7 +2635,6 @@
         </w:numPr>
         <w:ind w:leftChars="0"/>
       </w:pPr>
-      <w:proofErr w:type="spellStart"/>
       <w:r>
         <w:rPr>
           <w:b/>
@@ -2530,7 +2651,6 @@
         </w:rPr>
         <w:t>scpu</w:t>
       </w:r>
-      <w:proofErr w:type="spellEnd"/>
       <w:r>
         <w:rPr>
           <w:b/>
@@ -2539,7 +2659,6 @@
         </w:rPr>
         <w:t xml:space="preserve"> (</w:t>
       </w:r>
-      <w:proofErr w:type="spellStart"/>
       <w:r>
         <w:rPr>
           <w:b/>
@@ -2570,16 +2689,7 @@
           <w:sz w:val="28"/>
           <w:szCs w:val="28"/>
         </w:rPr>
-        <w:t>t</w:t>
-      </w:r>
-      <w:proofErr w:type="spellEnd"/>
-      <w:r>
-        <w:rPr>
-          <w:b/>
-          <w:sz w:val="28"/>
-          <w:szCs w:val="28"/>
-        </w:rPr>
-        <w:t xml:space="preserve"> </w:t>
+        <w:t xml:space="preserve">t </w:t>
       </w:r>
       <w:r>
         <w:rPr>
@@ -2711,19 +2821,11 @@
         <w:rPr>
           <w:b/>
         </w:rPr>
-        <w:t>(s</w:t>
-      </w:r>
-      <w:proofErr w:type="gramStart"/>
-      <w:r>
-        <w:rPr>
-          <w:b/>
-        </w:rPr>
-        <w:t>)</w:t>
+        <w:t>(s)</w:t>
       </w:r>
       <w:r>
         <w:t xml:space="preserve"> :</w:t>
       </w:r>
-      <w:proofErr w:type="gramEnd"/>
       <w:r>
         <w:tab/>
       </w:r>
@@ -2775,21 +2877,10 @@
         <w:rPr>
           <w:b/>
         </w:rPr>
-        <w:t>(s</w:t>
-      </w:r>
-      <w:proofErr w:type="gramStart"/>
-      <w:r>
-        <w:rPr>
-          <w:b/>
-        </w:rPr>
-        <w:t>)</w:t>
-      </w:r>
-      <w:r>
-        <w:t xml:space="preserve"> :</w:t>
-      </w:r>
-      <w:proofErr w:type="gramEnd"/>
-      <w:r>
-        <w:t xml:space="preserve"> </w:t>
+        <w:t>(s)</w:t>
+      </w:r>
+      <w:r>
+        <w:t xml:space="preserve"> : </w:t>
       </w:r>
       <w:r>
         <w:tab/>
@@ -2836,7 +2927,6 @@
         </w:rPr>
         <w:t xml:space="preserve">에 </w:t>
       </w:r>
-      <w:proofErr w:type="spellStart"/>
       <w:r>
         <w:rPr>
           <w:rFonts w:hint="eastAsia"/>
@@ -2847,9 +2937,8 @@
         <w:rPr>
           <w:rFonts w:hint="eastAsia"/>
         </w:rPr>
-        <w:t>혀있는</w:t>
-      </w:r>
-      <w:proofErr w:type="spellEnd"/>
+        <w:t>혀 있는</w:t>
+      </w:r>
       <w:r>
         <w:rPr>
           <w:rFonts w:hint="eastAsia"/>
@@ -2899,21 +2988,10 @@
         <w:rPr>
           <w:b/>
         </w:rPr>
-        <w:t xml:space="preserve"> per </w:t>
-      </w:r>
-      <w:proofErr w:type="gramStart"/>
-      <w:r>
-        <w:rPr>
-          <w:b/>
-        </w:rPr>
-        <w:t>socket</w:t>
-      </w:r>
-      <w:r>
-        <w:t xml:space="preserve"> :</w:t>
-      </w:r>
-      <w:proofErr w:type="gramEnd"/>
-      <w:r>
-        <w:t xml:space="preserve"> </w:t>
+        <w:t xml:space="preserve"> per socket</w:t>
+      </w:r>
+      <w:r>
+        <w:t xml:space="preserve"> : </w:t>
       </w:r>
       <w:r>
         <w:tab/>
@@ -2989,19 +3067,11 @@
         <w:rPr>
           <w:b/>
         </w:rPr>
-        <w:t xml:space="preserve"> per </w:t>
-      </w:r>
-      <w:proofErr w:type="gramStart"/>
-      <w:r>
-        <w:rPr>
-          <w:b/>
-        </w:rPr>
-        <w:t>core</w:t>
+        <w:t xml:space="preserve"> per core</w:t>
       </w:r>
       <w:r>
         <w:t xml:space="preserve"> :</w:t>
       </w:r>
-      <w:proofErr w:type="gramEnd"/>
       <w:r>
         <w:tab/>
       </w:r>
@@ -3077,14 +3147,12 @@
         </w:rPr>
         <w:t xml:space="preserve">라면 </w:t>
       </w:r>
-      <w:proofErr w:type="spellStart"/>
-      <w:r>
-        <w:rPr>
-          <w:b/>
-        </w:rPr>
-        <w:t>Hyperthread</w:t>
-      </w:r>
-      <w:proofErr w:type="spellEnd"/>
+      <w:r>
+        <w:rPr>
+          <w:b/>
+        </w:rPr>
+        <w:t>Hyper thread</w:t>
+      </w:r>
       <w:r>
         <w:rPr>
           <w:rFonts w:hint="eastAsia"/>
@@ -3116,16 +3184,14 @@
         </w:rPr>
         <w:t>*</w:t>
       </w:r>
-      <w:proofErr w:type="spellStart"/>
       <w:r>
         <w:rPr>
           <w:b/>
           <w:color w:val="7F7F7F" w:themeColor="text1" w:themeTint="80"/>
           <w:sz w:val="18"/>
         </w:rPr>
-        <w:t>Hyperthread</w:t>
-      </w:r>
-      <w:proofErr w:type="spellEnd"/>
+        <w:t>Hyper thread</w:t>
+      </w:r>
       <w:r>
         <w:rPr>
           <w:rFonts w:hint="eastAsia"/>
@@ -3306,7 +3372,6 @@
         </w:rPr>
         <w:t>*</w:t>
       </w:r>
-      <w:proofErr w:type="spellStart"/>
       <w:r>
         <w:rPr>
           <w:rFonts w:hint="eastAsia"/>
@@ -3320,15 +3385,7 @@
           <w:color w:val="7F7F7F" w:themeColor="text1" w:themeTint="80"/>
           <w:sz w:val="18"/>
         </w:rPr>
-        <w:t>scpu</w:t>
-      </w:r>
-      <w:proofErr w:type="spellEnd"/>
-      <w:r>
-        <w:rPr>
-          <w:color w:val="7F7F7F" w:themeColor="text1" w:themeTint="80"/>
-          <w:sz w:val="18"/>
-        </w:rPr>
-        <w:t xml:space="preserve"> </w:t>
+        <w:t xml:space="preserve">scpu </w:t>
       </w:r>
       <w:r>
         <w:rPr>
@@ -3374,7 +3431,7 @@
         <w:pStyle w:val="1"/>
         <w:ind w:firstLineChars="50" w:firstLine="180"/>
       </w:pPr>
-      <w:bookmarkStart w:id="4" w:name="_Toc83801687"/>
+      <w:bookmarkStart w:id="4" w:name="_Toc84431257"/>
       <w:r>
         <w:t>Memory</w:t>
       </w:r>
@@ -3417,25 +3474,7 @@
           <w:sz w:val="28"/>
           <w:szCs w:val="28"/>
         </w:rPr>
-        <w:t>(</w:t>
-      </w:r>
-      <w:proofErr w:type="gramStart"/>
-      <w:r>
-        <w:rPr>
-          <w:b/>
-          <w:sz w:val="28"/>
-          <w:szCs w:val="28"/>
-        </w:rPr>
-        <w:t>h :</w:t>
-      </w:r>
-      <w:proofErr w:type="gramEnd"/>
-      <w:r>
-        <w:rPr>
-          <w:b/>
-          <w:sz w:val="28"/>
-          <w:szCs w:val="28"/>
-        </w:rPr>
-        <w:t xml:space="preserve"> human)</w:t>
+        <w:t>(h : human)</w:t>
       </w:r>
     </w:p>
     <w:p>
@@ -3732,23 +3771,13 @@
         </w:rPr>
         <w:t xml:space="preserve">이 </w:t>
       </w:r>
-      <w:proofErr w:type="gramStart"/>
       <w:r>
         <w:rPr>
           <w:color w:val="7F7F7F" w:themeColor="text1" w:themeTint="80"/>
           <w:sz w:val="18"/>
         </w:rPr>
-        <w:t xml:space="preserve">kernel </w:t>
-      </w:r>
-      <w:r>
-        <w:rPr>
-          <w:rFonts w:hint="eastAsia"/>
-          <w:color w:val="7F7F7F" w:themeColor="text1" w:themeTint="80"/>
-          <w:sz w:val="18"/>
-        </w:rPr>
-        <w:t>을</w:t>
-      </w:r>
-      <w:proofErr w:type="gramEnd"/>
+        <w:t>kernel을</w:t>
+      </w:r>
       <w:r>
         <w:rPr>
           <w:rFonts w:hint="eastAsia"/>
@@ -3879,7 +3908,7 @@
         <w:pStyle w:val="1"/>
         <w:ind w:firstLineChars="50" w:firstLine="180"/>
       </w:pPr>
-      <w:bookmarkStart w:id="5" w:name="_Toc83801688"/>
+      <w:bookmarkStart w:id="5" w:name="_Toc84431258"/>
       <w:r>
         <w:rPr>
           <w:rFonts w:hint="eastAsia"/>
@@ -3938,52 +3967,24 @@
           <w:sz w:val="28"/>
           <w:szCs w:val="28"/>
         </w:rPr>
-        <w:t>f -</w:t>
-      </w:r>
-      <w:proofErr w:type="spellStart"/>
-      <w:r>
-        <w:rPr>
+        <w:t>f -hT</w:t>
+      </w:r>
+      <w:r>
+        <w:rPr>
+          <w:rFonts w:hint="eastAsia"/>
           <w:b/>
           <w:sz w:val="28"/>
           <w:szCs w:val="28"/>
         </w:rPr>
-        <w:t>hT</w:t>
-      </w:r>
-      <w:proofErr w:type="spellEnd"/>
-      <w:r>
-        <w:rPr>
-          <w:rFonts w:hint="eastAsia"/>
+        <w:t xml:space="preserve"> </w:t>
+      </w:r>
+      <w:r>
+        <w:rPr>
           <w:b/>
           <w:sz w:val="28"/>
           <w:szCs w:val="28"/>
         </w:rPr>
-        <w:t xml:space="preserve"> </w:t>
-      </w:r>
-      <w:r>
-        <w:rPr>
-          <w:b/>
-          <w:sz w:val="28"/>
-          <w:szCs w:val="28"/>
-        </w:rPr>
-        <w:t>(</w:t>
-      </w:r>
-      <w:proofErr w:type="gramStart"/>
-      <w:r>
-        <w:rPr>
-          <w:b/>
-          <w:sz w:val="28"/>
-          <w:szCs w:val="28"/>
-        </w:rPr>
-        <w:t>T :</w:t>
-      </w:r>
-      <w:proofErr w:type="gramEnd"/>
-      <w:r>
-        <w:rPr>
-          <w:b/>
-          <w:sz w:val="28"/>
-          <w:szCs w:val="28"/>
-        </w:rPr>
-        <w:t xml:space="preserve"> </w:t>
+        <w:t xml:space="preserve">(T : </w:t>
       </w:r>
       <w:r>
         <w:rPr>
@@ -4141,7 +4142,6 @@
       <w:pPr>
         <w:ind w:leftChars="100" w:left="220" w:firstLine="540"/>
       </w:pPr>
-      <w:proofErr w:type="spellStart"/>
       <w:r>
         <w:rPr>
           <w:rFonts w:hint="eastAsia"/>
@@ -4151,21 +4151,18 @@
       <w:r>
         <w:t>mpfs</w:t>
       </w:r>
-      <w:proofErr w:type="spellEnd"/>
       <w:r>
         <w:rPr>
           <w:rFonts w:hint="eastAsia"/>
         </w:rPr>
         <w:t xml:space="preserve">는 실제 디스크가 아니므로 신경을 </w:t>
       </w:r>
-      <w:proofErr w:type="spellStart"/>
-      <w:r>
-        <w:rPr>
-          <w:rFonts w:hint="eastAsia"/>
-        </w:rPr>
-        <w:t>쓰지말자</w:t>
-      </w:r>
-      <w:proofErr w:type="spellEnd"/>
+      <w:r>
+        <w:rPr>
+          <w:rFonts w:hint="eastAsia"/>
+        </w:rPr>
+        <w:t>쓰지 말자</w:t>
+      </w:r>
       <w:r>
         <w:rPr>
           <w:rFonts w:hint="eastAsia"/>
@@ -4495,20 +4492,12 @@
         </w:rPr>
         <w:t xml:space="preserve">타입마다 번호를 </w:t>
       </w:r>
-      <w:proofErr w:type="spellStart"/>
-      <w:r>
-        <w:rPr>
-          <w:rFonts w:hint="eastAsia"/>
-        </w:rPr>
-        <w:t>붙인것</w:t>
-      </w:r>
-      <w:r>
-        <w:rPr>
-          <w:rFonts w:hint="eastAsia"/>
-        </w:rPr>
-        <w:t>이고</w:t>
-      </w:r>
-      <w:proofErr w:type="spellEnd"/>
+      <w:r>
+        <w:rPr>
+          <w:rFonts w:hint="eastAsia"/>
+        </w:rPr>
+        <w:t>붙인 것이고</w:t>
+      </w:r>
     </w:p>
     <w:p>
       <w:pPr>
@@ -4587,8 +4576,6 @@
         </w:rPr>
         <w:t xml:space="preserve">디스크는 추가될 때마다 </w:t>
       </w:r>
-      <w:proofErr w:type="spellStart"/>
-      <w:proofErr w:type="gramStart"/>
       <w:r>
         <w:t>sd</w:t>
       </w:r>
@@ -4598,13 +4585,8 @@
         </w:rPr>
         <w:t>a</w:t>
       </w:r>
-      <w:proofErr w:type="spellEnd"/>
-      <w:r>
-        <w:t xml:space="preserve"> ,</w:t>
-      </w:r>
-      <w:proofErr w:type="spellStart"/>
-      <w:r>
-        <w:t>sd</w:t>
+      <w:r>
+        <w:t xml:space="preserve"> ,sd</w:t>
       </w:r>
       <w:r>
         <w:rPr>
@@ -4612,14 +4594,8 @@
         </w:rPr>
         <w:t>b</w:t>
       </w:r>
-      <w:proofErr w:type="spellEnd"/>
-      <w:proofErr w:type="gramEnd"/>
-      <w:r>
-        <w:t xml:space="preserve">, </w:t>
-      </w:r>
-      <w:proofErr w:type="spellStart"/>
-      <w:r>
-        <w:t>sd</w:t>
+      <w:r>
+        <w:t>, sd</w:t>
       </w:r>
       <w:r>
         <w:rPr>
@@ -4627,7 +4603,6 @@
         </w:rPr>
         <w:t>c</w:t>
       </w:r>
-      <w:proofErr w:type="spellEnd"/>
       <w:r>
         <w:t xml:space="preserve"> </w:t>
       </w:r>
@@ -4657,13 +4632,8 @@
         </w:rPr>
         <w:t xml:space="preserve">는 </w:t>
       </w:r>
-      <w:proofErr w:type="spellStart"/>
-      <w:r>
-        <w:t>sda</w:t>
-      </w:r>
-      <w:proofErr w:type="spellEnd"/>
-      <w:r>
-        <w:t xml:space="preserve"> </w:t>
+      <w:r>
+        <w:t xml:space="preserve">sda </w:t>
       </w:r>
       <w:r>
         <w:rPr>
@@ -4873,7 +4843,6 @@
           <w:szCs w:val="28"/>
         </w:rPr>
       </w:pPr>
-      <w:proofErr w:type="spellStart"/>
       <w:r>
         <w:rPr>
           <w:b/>
@@ -4881,27 +4850,17 @@
           <w:szCs w:val="28"/>
         </w:rPr>
         <w:lastRenderedPageBreak/>
-        <w:t>lsblk</w:t>
-      </w:r>
-      <w:proofErr w:type="spellEnd"/>
-      <w:r>
-        <w:rPr>
+        <w:t xml:space="preserve">lsblk </w:t>
+      </w:r>
+      <w:r>
+        <w:rPr>
+          <w:rFonts w:eastAsiaTheme="minorHAnsi"/>
           <w:b/>
           <w:sz w:val="28"/>
           <w:szCs w:val="28"/>
         </w:rPr>
-        <w:t xml:space="preserve"> </w:t>
-      </w:r>
-      <w:r>
-        <w:rPr>
-          <w:rFonts w:eastAsiaTheme="minorHAnsi"/>
-          <w:b/>
-          <w:sz w:val="28"/>
-          <w:szCs w:val="28"/>
-        </w:rPr>
         <w:t>(</w:t>
       </w:r>
-      <w:proofErr w:type="spellStart"/>
       <w:r>
         <w:rPr>
           <w:rFonts w:eastAsiaTheme="minorHAnsi" w:cs="Lucida Console"/>
@@ -4940,9 +4899,8 @@
           <w:sz w:val="28"/>
           <w:szCs w:val="28"/>
         </w:rPr>
-        <w:t>t</w:t>
-      </w:r>
-      <w:proofErr w:type="spellEnd"/>
+        <w:t xml:space="preserve">t </w:t>
+      </w:r>
       <w:r>
         <w:rPr>
           <w:rFonts w:eastAsiaTheme="minorHAnsi" w:cs="Lucida Console"/>
@@ -4951,9 +4909,8 @@
           <w:sz w:val="28"/>
           <w:szCs w:val="28"/>
         </w:rPr>
-        <w:t xml:space="preserve"> </w:t>
-      </w:r>
-      <w:proofErr w:type="spellStart"/>
+        <w:t>BL</w:t>
+      </w:r>
       <w:r>
         <w:rPr>
           <w:rFonts w:eastAsiaTheme="minorHAnsi" w:cs="Lucida Console"/>
@@ -4962,7 +4919,7 @@
           <w:sz w:val="28"/>
           <w:szCs w:val="28"/>
         </w:rPr>
-        <w:t>BL</w:t>
+        <w:t>oc</w:t>
       </w:r>
       <w:r>
         <w:rPr>
@@ -4972,19 +4929,8 @@
           <w:sz w:val="28"/>
           <w:szCs w:val="28"/>
         </w:rPr>
-        <w:t>oc</w:t>
-      </w:r>
-      <w:r>
-        <w:rPr>
-          <w:rFonts w:eastAsiaTheme="minorHAnsi" w:cs="Lucida Console"/>
-          <w:b/>
-          <w:kern w:val="0"/>
-          <w:sz w:val="28"/>
-          <w:szCs w:val="28"/>
-        </w:rPr>
         <w:t>K</w:t>
       </w:r>
-      <w:proofErr w:type="spellEnd"/>
       <w:r>
         <w:rPr>
           <w:rFonts w:eastAsiaTheme="minorHAnsi" w:cs="Lucida Console"/>
@@ -5099,10 +5045,8 @@
           <w:szCs w:val="28"/>
         </w:rPr>
       </w:pPr>
-      <w:proofErr w:type="gramStart"/>
-      <w:r>
-        <w:rPr>
-          <w:rFonts w:hint="eastAsia"/>
+      <w:r>
+        <w:rPr>
           <w:b/>
           <w:sz w:val="28"/>
           <w:szCs w:val="28"/>
@@ -5115,10 +5059,8 @@
           <w:sz w:val="28"/>
           <w:szCs w:val="28"/>
         </w:rPr>
-        <w:t>fconfig(</w:t>
-      </w:r>
-      <w:proofErr w:type="spellStart"/>
-      <w:proofErr w:type="gramEnd"/>
+        <w:t>fconfig (</w:t>
+      </w:r>
       <w:r>
         <w:rPr>
           <w:b/>
@@ -5141,16 +5083,7 @@
           <w:sz w:val="28"/>
           <w:szCs w:val="28"/>
         </w:rPr>
-        <w:t>ace</w:t>
-      </w:r>
-      <w:proofErr w:type="spellEnd"/>
-      <w:r>
-        <w:rPr>
-          <w:b/>
-          <w:sz w:val="28"/>
-          <w:szCs w:val="28"/>
-        </w:rPr>
-        <w:t xml:space="preserve"> </w:t>
+        <w:t xml:space="preserve">ace </w:t>
       </w:r>
       <w:r>
         <w:rPr>
@@ -5460,24 +5393,21 @@
           <w:sz w:val="18"/>
         </w:rPr>
       </w:pPr>
-      <w:proofErr w:type="gramStart"/>
       <w:r>
         <w:rPr>
           <w:color w:val="7F7F7F" w:themeColor="text1" w:themeTint="80"/>
           <w:sz w:val="18"/>
         </w:rPr>
-        <w:t>eth ,</w:t>
-      </w:r>
-      <w:proofErr w:type="spellStart"/>
-      <w:r>
-        <w:rPr>
+        <w:t xml:space="preserve">eth ,eno </w:t>
+      </w:r>
+      <w:r>
+        <w:rPr>
+          <w:rFonts w:hint="eastAsia"/>
           <w:color w:val="7F7F7F" w:themeColor="text1" w:themeTint="80"/>
           <w:sz w:val="18"/>
         </w:rPr>
-        <w:t>eno</w:t>
-      </w:r>
-      <w:proofErr w:type="spellEnd"/>
-      <w:proofErr w:type="gramEnd"/>
+        <w:t>등 다양한 이름으로 쓰일 수 있다.</w:t>
+      </w:r>
       <w:r>
         <w:rPr>
           <w:color w:val="7F7F7F" w:themeColor="text1" w:themeTint="80"/>
@@ -5491,40 +5421,15 @@
           <w:color w:val="7F7F7F" w:themeColor="text1" w:themeTint="80"/>
           <w:sz w:val="18"/>
         </w:rPr>
-        <w:t>등 다양한 이름으로 쓰일 수 있다.</w:t>
+        <w:t>할당된 i</w:t>
       </w:r>
       <w:r>
         <w:rPr>
           <w:color w:val="7F7F7F" w:themeColor="text1" w:themeTint="80"/>
           <w:sz w:val="18"/>
         </w:rPr>
-        <w:t xml:space="preserve"> </w:t>
-      </w:r>
-      <w:r>
-        <w:rPr>
-          <w:rFonts w:hint="eastAsia"/>
-          <w:color w:val="7F7F7F" w:themeColor="text1" w:themeTint="80"/>
-          <w:sz w:val="18"/>
-        </w:rPr>
-        <w:t xml:space="preserve">할당된 </w:t>
-      </w:r>
-      <w:proofErr w:type="spellStart"/>
-      <w:r>
-        <w:rPr>
-          <w:rFonts w:hint="eastAsia"/>
-          <w:color w:val="7F7F7F" w:themeColor="text1" w:themeTint="80"/>
-          <w:sz w:val="18"/>
-        </w:rPr>
-        <w:t>i</w:t>
-      </w:r>
-      <w:r>
-        <w:rPr>
-          <w:color w:val="7F7F7F" w:themeColor="text1" w:themeTint="80"/>
-          <w:sz w:val="18"/>
-        </w:rPr>
         <w:t>p</w:t>
       </w:r>
-      <w:proofErr w:type="spellEnd"/>
       <w:r>
         <w:rPr>
           <w:rFonts w:hint="eastAsia"/>
@@ -5711,7 +5616,6 @@
         </w:rPr>
         <w:t xml:space="preserve">같은 환경안에서 통신하기 위한 </w:t>
       </w:r>
-      <w:proofErr w:type="gramStart"/>
       <w:r>
         <w:rPr>
           <w:rFonts w:hint="eastAsia"/>
@@ -5722,7 +5626,6 @@
       </w:r>
       <w:r>
         <w:rPr>
-          <w:rFonts w:hint="eastAsia"/>
           <w:color w:val="7F7F7F" w:themeColor="text1" w:themeTint="80"/>
           <w:sz w:val="18"/>
         </w:rPr>
@@ -5737,28 +5640,11 @@
       </w:r>
       <w:r>
         <w:rPr>
-          <w:rFonts w:hint="eastAsia"/>
           <w:color w:val="7F7F7F" w:themeColor="text1" w:themeTint="80"/>
           <w:sz w:val="18"/>
         </w:rPr>
-        <w:t xml:space="preserve"> </w:t>
-      </w:r>
-      <w:r>
-        <w:rPr>
-          <w:rFonts w:hint="eastAsia"/>
-          <w:color w:val="7F7F7F" w:themeColor="text1" w:themeTint="80"/>
-          <w:sz w:val="18"/>
-        </w:rPr>
-        <w:t>l</w:t>
-      </w:r>
-      <w:r>
-        <w:rPr>
-          <w:color w:val="7F7F7F" w:themeColor="text1" w:themeTint="80"/>
-          <w:sz w:val="18"/>
-        </w:rPr>
-        <w:t>ocalhost</w:t>
-      </w:r>
-      <w:proofErr w:type="gramEnd"/>
+        <w:t>localhost</w:t>
+      </w:r>
       <w:r>
         <w:rPr>
           <w:rFonts w:hint="eastAsia"/>
@@ -5795,7 +5681,7 @@
         <w:pStyle w:val="1"/>
         <w:ind w:firstLineChars="50" w:firstLine="180"/>
       </w:pPr>
-      <w:bookmarkStart w:id="6" w:name="_Toc83801689"/>
+      <w:bookmarkStart w:id="6" w:name="_Toc84431259"/>
       <w:r>
         <w:rPr>
           <w:rFonts w:hint="eastAsia"/>
@@ -6086,21 +5972,7 @@
         <w:rPr>
           <w:rFonts w:hint="eastAsia"/>
         </w:rPr>
-        <w:t xml:space="preserve">왼쪽을 기준으로 현재시간, 시스템가동시간, </w:t>
-      </w:r>
-      <w:proofErr w:type="spellStart"/>
-      <w:r>
-        <w:rPr>
-          <w:rFonts w:hint="eastAsia"/>
-        </w:rPr>
-        <w:t>접속유저수</w:t>
-      </w:r>
-      <w:proofErr w:type="spellEnd"/>
-      <w:r>
-        <w:rPr>
-          <w:rFonts w:hint="eastAsia"/>
-        </w:rPr>
-        <w:t xml:space="preserve">, </w:t>
+        <w:t xml:space="preserve">왼쪽을 기준으로 현재시간, 시스템가동시간, 접속유저수, </w:t>
       </w:r>
       <w:r>
         <w:t>load average</w:t>
@@ -6175,7 +6047,6 @@
         </w:rPr>
         <w:t xml:space="preserve">리눅스 시스템이 실행되고 난 후부터 지금까지의 시간과 시스템에 </w:t>
       </w:r>
-      <w:proofErr w:type="spellStart"/>
       <w:r>
         <w:rPr>
           <w:rFonts w:hint="eastAsia"/>
@@ -6183,9 +6054,8 @@
           <w:sz w:val="18"/>
           <w:szCs w:val="18"/>
         </w:rPr>
-        <w:t>로그인된</w:t>
-      </w:r>
-      <w:proofErr w:type="spellEnd"/>
+        <w:t>로그인 된</w:t>
+      </w:r>
       <w:r>
         <w:rPr>
           <w:rFonts w:hint="eastAsia"/>
@@ -6408,14 +6278,12 @@
         </w:rPr>
         <w:t xml:space="preserve">는 현재 프로세스의 상태를 </w:t>
       </w:r>
-      <w:proofErr w:type="spellStart"/>
-      <w:r>
-        <w:rPr>
-          <w:rFonts w:hint="eastAsia"/>
-        </w:rPr>
-        <w:t>나타내준다</w:t>
-      </w:r>
-      <w:proofErr w:type="spellEnd"/>
+      <w:r>
+        <w:rPr>
+          <w:rFonts w:hint="eastAsia"/>
+        </w:rPr>
+        <w:t>나타내 준다</w:t>
+      </w:r>
       <w:r>
         <w:rPr>
           <w:rFonts w:hint="eastAsia"/>
@@ -6461,48 +6329,32 @@
         <w:rPr>
           <w:rFonts w:hint="eastAsia"/>
         </w:rPr>
-        <w:t xml:space="preserve">개가 </w:t>
-      </w:r>
-      <w:proofErr w:type="spellStart"/>
-      <w:r>
-        <w:rPr>
-          <w:rFonts w:hint="eastAsia"/>
-        </w:rPr>
-        <w:t>동작중이며</w:t>
-      </w:r>
-      <w:proofErr w:type="spellEnd"/>
-      <w:r>
-        <w:rPr>
-          <w:rFonts w:hint="eastAsia"/>
-        </w:rPr>
+        <w:t xml:space="preserve">개가 동작중이며 </w:t>
+      </w:r>
+      <w:r>
+        <w:t>226</w:t>
+      </w:r>
+      <w:r>
+        <w:rPr>
+          <w:rFonts w:hint="eastAsia"/>
+        </w:rPr>
+        <w:t xml:space="preserve">개는 </w:t>
+      </w:r>
+      <w:r>
+        <w:rPr>
+          <w:rFonts w:hint="eastAsia"/>
+        </w:rPr>
+        <w:t>쉬고 있다</w:t>
+      </w:r>
+      <w:r>
+        <w:rPr>
+          <w:rFonts w:hint="eastAsia"/>
+        </w:rPr>
+        <w:t>.</w:t>
+      </w:r>
+      <w:r>
         <w:t xml:space="preserve"> </w:t>
       </w:r>
-      <w:r>
-        <w:t>226</w:t>
-      </w:r>
-      <w:r>
-        <w:rPr>
-          <w:rFonts w:hint="eastAsia"/>
-        </w:rPr>
-        <w:t xml:space="preserve">개는 </w:t>
-      </w:r>
-      <w:proofErr w:type="gramStart"/>
-      <w:r>
-        <w:rPr>
-          <w:rFonts w:hint="eastAsia"/>
-        </w:rPr>
-        <w:t>쉬고있다</w:t>
-      </w:r>
-      <w:proofErr w:type="gramEnd"/>
-      <w:r>
-        <w:rPr>
-          <w:rFonts w:hint="eastAsia"/>
-        </w:rPr>
-        <w:t>.</w:t>
-      </w:r>
-      <w:r>
-        <w:t xml:space="preserve"> </w:t>
-      </w:r>
     </w:p>
     <w:p>
       <w:pPr>
@@ -6526,14 +6378,12 @@
         </w:rPr>
         <w:t xml:space="preserve">는 </w:t>
       </w:r>
-      <w:proofErr w:type="spellStart"/>
-      <w:r>
-        <w:rPr>
-          <w:rFonts w:hint="eastAsia"/>
-        </w:rPr>
-        <w:t>좀비상태인</w:t>
-      </w:r>
-      <w:proofErr w:type="spellEnd"/>
+      <w:r>
+        <w:rPr>
+          <w:rFonts w:hint="eastAsia"/>
+        </w:rPr>
+        <w:t>좀비 상태인</w:t>
+      </w:r>
       <w:r>
         <w:rPr>
           <w:rFonts w:hint="eastAsia"/>
@@ -6640,7 +6490,6 @@
       <w:pPr>
         <w:ind w:firstLine="800"/>
       </w:pPr>
-      <w:proofErr w:type="gramStart"/>
       <w:r>
         <w:t>us</w:t>
       </w:r>
@@ -6653,7 +6502,6 @@
       <w:r>
         <w:t>:</w:t>
       </w:r>
-      <w:proofErr w:type="gramEnd"/>
       <w:r>
         <w:rPr>
           <w:rFonts w:hint="eastAsia"/>
@@ -6674,40 +6522,133 @@
       <w:pPr>
         <w:ind w:firstLine="800"/>
       </w:pPr>
-      <w:proofErr w:type="spellStart"/>
-      <w:proofErr w:type="gramStart"/>
-      <w:r>
-        <w:t>sy</w:t>
-      </w:r>
-      <w:proofErr w:type="spellEnd"/>
-      <w:r>
-        <w:t xml:space="preserve"> :</w:t>
-      </w:r>
-      <w:proofErr w:type="gramEnd"/>
-      <w:r>
+      <w:r>
+        <w:t xml:space="preserve">sy : </w:t>
+      </w:r>
+      <w:r>
+        <w:rPr>
+          <w:rFonts w:hint="eastAsia"/>
+        </w:rPr>
+        <w:t xml:space="preserve">시스템영역에서 </w:t>
+      </w:r>
+      <w:r>
+        <w:t>CPU</w:t>
+      </w:r>
+      <w:r>
+        <w:rPr>
+          <w:rFonts w:hint="eastAsia"/>
+        </w:rPr>
+        <w:t>사용률</w:t>
+      </w:r>
+    </w:p>
+    <w:p>
+      <w:pPr>
+        <w:ind w:firstLine="800"/>
+      </w:pPr>
+      <w:r>
+        <w:rPr>
+          <w:rFonts w:hint="eastAsia"/>
+        </w:rPr>
+        <w:t>i</w:t>
+      </w:r>
+      <w:r>
+        <w:t xml:space="preserve">d : idle, </w:t>
+      </w:r>
+      <w:r>
+        <w:rPr>
+          <w:rFonts w:hint="eastAsia"/>
+        </w:rPr>
+        <w:t>사용하고 있지 않은 비율</w:t>
+      </w:r>
+    </w:p>
+    <w:p>
+      <w:pPr>
+        <w:ind w:firstLine="800"/>
+      </w:pPr>
+      <w:r>
+        <w:t>wa : I/O wait, I/O</w:t>
+      </w:r>
+      <w:r>
+        <w:rPr>
+          <w:rFonts w:hint="eastAsia"/>
+        </w:rPr>
+        <w:t xml:space="preserve">가 </w:t>
+      </w:r>
+      <w:r>
+        <w:rPr>
+          <w:rFonts w:hint="eastAsia"/>
+        </w:rPr>
+        <w:t>완료될 때까지</w:t>
+      </w:r>
+      <w:r>
+        <w:rPr>
+          <w:rFonts w:hint="eastAsia"/>
+        </w:rPr>
+        <w:t xml:space="preserve"> 기다리고 있는 </w:t>
+      </w:r>
+      <w:r>
+        <w:t>CPU</w:t>
+      </w:r>
+      <w:r>
+        <w:rPr>
+          <w:rFonts w:hint="eastAsia"/>
+        </w:rPr>
+        <w:t>사용률</w:t>
+      </w:r>
+    </w:p>
+    <w:p>
+      <w:pPr>
+        <w:ind w:firstLine="800"/>
+      </w:pPr>
+    </w:p>
+    <w:p>
+      <w:pPr>
+        <w:ind w:firstLine="800"/>
+      </w:pPr>
+      <w:r>
+        <w:rPr>
+          <w:rFonts w:hint="eastAsia"/>
+        </w:rPr>
+        <w:t>u</w:t>
+      </w:r>
+      <w:r>
+        <w:t xml:space="preserve">s + </w:t>
+      </w:r>
+      <w:r>
+        <w:t>sy는</w:t>
+      </w:r>
+      <w:r>
+        <w:rPr>
+          <w:rFonts w:hint="eastAsia"/>
+        </w:rPr>
+        <w:t xml:space="preserve"> 전체 </w:t>
+      </w:r>
+      <w:r>
+        <w:t>CPU</w:t>
+      </w:r>
+      <w:r>
+        <w:rPr>
+          <w:rFonts w:hint="eastAsia"/>
+        </w:rPr>
+        <w:t>사용률을 뜻하며</w:t>
+      </w:r>
+      <w:r>
+        <w:rPr>
+          <w:rFonts w:hint="eastAsia"/>
+        </w:rPr>
+        <w:t>,</w:t>
+      </w:r>
+      <w:r>
+        <w:rPr>
+          <w:rFonts w:hint="eastAsia"/>
+        </w:rPr>
         <w:t xml:space="preserve"> </w:t>
       </w:r>
-      <w:r>
-        <w:rPr>
-          <w:rFonts w:hint="eastAsia"/>
-        </w:rPr>
-        <w:t xml:space="preserve">시스템영역에서 </w:t>
-      </w:r>
-      <w:r>
-        <w:t>CPU</w:t>
-      </w:r>
-      <w:r>
-        <w:rPr>
-          <w:rFonts w:hint="eastAsia"/>
-        </w:rPr>
-        <w:t>사용률</w:t>
-      </w:r>
     </w:p>
     <w:p>
       <w:pPr>
         <w:ind w:firstLine="800"/>
       </w:pPr>
-      <w:proofErr w:type="gramStart"/>
       <w:r>
         <w:rPr>
           <w:rFonts w:hint="eastAsia"/>
@@ -6715,162 +6656,28 @@
         <w:t>i</w:t>
       </w:r>
       <w:r>
-        <w:t>d :</w:t>
-      </w:r>
-      <w:proofErr w:type="gramEnd"/>
-      <w:r>
-        <w:t xml:space="preserve"> idle, </w:t>
-      </w:r>
-      <w:r>
-        <w:rPr>
-          <w:rFonts w:hint="eastAsia"/>
-        </w:rPr>
-        <w:t>사용하고 있지 않은 비율</w:t>
-      </w:r>
-    </w:p>
-    <w:p>
-      <w:pPr>
-        <w:ind w:firstLine="800"/>
-      </w:pPr>
-      <w:proofErr w:type="spellStart"/>
-      <w:proofErr w:type="gramStart"/>
-      <w:r>
-        <w:t>wa</w:t>
-      </w:r>
-      <w:proofErr w:type="spellEnd"/>
-      <w:r>
-        <w:t xml:space="preserve"> :</w:t>
-      </w:r>
-      <w:proofErr w:type="gramEnd"/>
-      <w:r>
-        <w:t xml:space="preserve"> I/O wait, I/O</w:t>
-      </w:r>
-      <w:r>
-        <w:rPr>
-          <w:rFonts w:hint="eastAsia"/>
-        </w:rPr>
-        <w:t xml:space="preserve">가 </w:t>
-      </w:r>
-      <w:proofErr w:type="spellStart"/>
-      <w:r>
-        <w:rPr>
-          <w:rFonts w:hint="eastAsia"/>
-        </w:rPr>
-        <w:t>완료될때까지</w:t>
-      </w:r>
-      <w:proofErr w:type="spellEnd"/>
-      <w:r>
-        <w:rPr>
-          <w:rFonts w:hint="eastAsia"/>
-        </w:rPr>
-        <w:t xml:space="preserve"> 기다리고 있는 </w:t>
-      </w:r>
-      <w:r>
-        <w:t>CPU</w:t>
-      </w:r>
-      <w:r>
-        <w:rPr>
-          <w:rFonts w:hint="eastAsia"/>
-        </w:rPr>
-        <w:t>사용률</w:t>
-      </w:r>
-    </w:p>
-    <w:p>
-      <w:pPr>
-        <w:ind w:firstLine="800"/>
-      </w:pPr>
-    </w:p>
-    <w:p>
-      <w:pPr>
-        <w:ind w:firstLine="800"/>
-      </w:pPr>
-      <w:r>
-        <w:rPr>
-          <w:rFonts w:hint="eastAsia"/>
-        </w:rPr>
-        <w:t>u</w:t>
-      </w:r>
-      <w:r>
-        <w:t xml:space="preserve">s + </w:t>
-      </w:r>
-      <w:proofErr w:type="spellStart"/>
-      <w:proofErr w:type="gramStart"/>
-      <w:r>
-        <w:t>sy</w:t>
-      </w:r>
-      <w:proofErr w:type="spellEnd"/>
-      <w:r>
+        <w:t xml:space="preserve">d + </w:t>
+      </w:r>
+      <w:r>
+        <w:t>wa는</w:t>
+      </w:r>
+      <w:r>
+        <w:rPr>
+          <w:rFonts w:hint="eastAsia"/>
+        </w:rPr>
         <w:t xml:space="preserve"> </w:t>
       </w:r>
       <w:r>
         <w:rPr>
           <w:rFonts w:hint="eastAsia"/>
         </w:rPr>
-        <w:t>는</w:t>
-      </w:r>
-      <w:proofErr w:type="gramEnd"/>
-      <w:r>
-        <w:rPr>
-          <w:rFonts w:hint="eastAsia"/>
-        </w:rPr>
-        <w:t xml:space="preserve"> 전체 </w:t>
-      </w:r>
-      <w:r>
-        <w:t>CPU</w:t>
-      </w:r>
-      <w:r>
-        <w:rPr>
-          <w:rFonts w:hint="eastAsia"/>
-        </w:rPr>
-        <w:t>사용률을 뜻하며</w:t>
-      </w:r>
-      <w:r>
-        <w:rPr>
-          <w:rFonts w:hint="eastAsia"/>
-        </w:rPr>
-        <w:t>,</w:t>
-      </w:r>
-      <w:r>
-        <w:rPr>
-          <w:rFonts w:hint="eastAsia"/>
-        </w:rPr>
-        <w:t xml:space="preserve"> </w:t>
-      </w:r>
-    </w:p>
-    <w:p>
-      <w:pPr>
-        <w:ind w:firstLine="800"/>
-      </w:pPr>
-      <w:r>
-        <w:rPr>
-          <w:rFonts w:hint="eastAsia"/>
-        </w:rPr>
-        <w:t>i</w:t>
-      </w:r>
-      <w:r>
-        <w:t xml:space="preserve">d + </w:t>
-      </w:r>
-      <w:proofErr w:type="spellStart"/>
-      <w:proofErr w:type="gramStart"/>
-      <w:r>
-        <w:t>wa</w:t>
-      </w:r>
-      <w:proofErr w:type="spellEnd"/>
-      <w:r>
-        <w:t xml:space="preserve"> </w:t>
-      </w:r>
-      <w:r>
-        <w:rPr>
-          <w:rFonts w:hint="eastAsia"/>
-        </w:rPr>
-        <w:t>는</w:t>
-      </w:r>
-      <w:proofErr w:type="gramEnd"/>
-      <w:r>
-        <w:rPr>
-          <w:rFonts w:hint="eastAsia"/>
-        </w:rPr>
-        <w:t xml:space="preserve"> 놀고있는 C</w:t>
+        <w:t>놀고 있는</w:t>
+      </w:r>
+      <w:r>
+        <w:rPr>
+          <w:rFonts w:hint="eastAsia"/>
+        </w:rPr>
+        <w:t xml:space="preserve"> C</w:t>
       </w:r>
       <w:r>
         <w:t>PU</w:t>
@@ -6985,121 +6792,140 @@
       <w:pPr>
         <w:ind w:firstLine="800"/>
       </w:pPr>
-      <w:proofErr w:type="gramStart"/>
       <w:r>
         <w:t>t</w:t>
       </w:r>
       <w:r>
-        <w:t>otal :</w:t>
-      </w:r>
-      <w:proofErr w:type="gramEnd"/>
-      <w:r>
+        <w:t xml:space="preserve">otal : </w:t>
+      </w:r>
+      <w:r>
+        <w:rPr>
+          <w:rFonts w:hint="eastAsia"/>
+        </w:rPr>
+        <w:t>총 메모리 양</w:t>
+      </w:r>
+    </w:p>
+    <w:p>
+      <w:pPr>
+        <w:ind w:firstLine="800"/>
+      </w:pPr>
+      <w:r>
+        <w:t>f</w:t>
+      </w:r>
+      <w:r>
+        <w:t xml:space="preserve">ree : </w:t>
+      </w:r>
+      <w:r>
+        <w:rPr>
+          <w:rFonts w:hint="eastAsia"/>
+        </w:rPr>
+        <w:t>사용가능한 메모리 양</w:t>
+      </w:r>
+    </w:p>
+    <w:p>
+      <w:pPr>
+        <w:ind w:firstLine="800"/>
+      </w:pPr>
+      <w:r>
+        <w:t>u</w:t>
+      </w:r>
+      <w:r>
+        <w:t xml:space="preserve">sed : </w:t>
+      </w:r>
+      <w:r>
+        <w:rPr>
+          <w:rFonts w:hint="eastAsia"/>
+        </w:rPr>
+        <w:t>사용중인 메모리 양</w:t>
+      </w:r>
+    </w:p>
+    <w:p/>
+    <w:p>
+      <w:pPr>
+        <w:ind w:firstLine="800"/>
+      </w:pPr>
+      <w:r>
+        <w:rPr>
+          <w:rFonts w:hint="eastAsia"/>
+        </w:rPr>
+        <w:t xml:space="preserve">실질적 사용가능한 메모리양은 </w:t>
+      </w:r>
+      <w:r>
+        <w:rPr>
+          <w:rFonts w:hint="eastAsia"/>
+        </w:rPr>
+        <w:t>a</w:t>
+      </w:r>
+      <w:r>
+        <w:t>vail Mem</w:t>
+      </w:r>
+      <w:r>
+        <w:rPr>
+          <w:rFonts w:hint="eastAsia"/>
+        </w:rPr>
+        <w:t xml:space="preserve">이다. </w:t>
+      </w:r>
+    </w:p>
+    <w:p>
+      <w:pPr>
+        <w:ind w:firstLine="800"/>
+      </w:pPr>
+    </w:p>
+    <w:p>
+      <w:pPr>
+        <w:ind w:firstLine="800"/>
+        <w:rPr>
+          <w:color w:val="7F7F7F" w:themeColor="text1" w:themeTint="80"/>
+          <w:sz w:val="18"/>
+          <w:szCs w:val="18"/>
+        </w:rPr>
+      </w:pPr>
+      <w:r>
+        <w:rPr>
+          <w:color w:val="7F7F7F" w:themeColor="text1" w:themeTint="80"/>
+          <w:sz w:val="18"/>
+          <w:szCs w:val="18"/>
+        </w:rPr>
+        <w:t>*</w:t>
+      </w:r>
+      <w:r>
+        <w:rPr>
+          <w:b/>
+          <w:color w:val="7F7F7F" w:themeColor="text1" w:themeTint="80"/>
+          <w:sz w:val="18"/>
+          <w:szCs w:val="18"/>
+        </w:rPr>
+        <w:t>swap</w:t>
+      </w:r>
+      <w:r>
+        <w:rPr>
+          <w:color w:val="7F7F7F" w:themeColor="text1" w:themeTint="80"/>
+          <w:sz w:val="18"/>
+          <w:szCs w:val="18"/>
+        </w:rPr>
         <w:t xml:space="preserve"> </w:t>
       </w:r>
       <w:r>
         <w:rPr>
           <w:rFonts w:hint="eastAsia"/>
-        </w:rPr>
-        <w:t>총 메모리 양</w:t>
+          <w:color w:val="7F7F7F" w:themeColor="text1" w:themeTint="80"/>
+          <w:sz w:val="18"/>
+          <w:szCs w:val="18"/>
+        </w:rPr>
+        <w:t>이란?</w:t>
+      </w:r>
+      <w:r>
+        <w:rPr>
+          <w:color w:val="7F7F7F" w:themeColor="text1" w:themeTint="80"/>
+          <w:sz w:val="18"/>
+          <w:szCs w:val="18"/>
+        </w:rPr>
+        <w:t xml:space="preserve"> </w:t>
       </w:r>
     </w:p>
     <w:p>
       <w:pPr>
         <w:ind w:firstLine="800"/>
-      </w:pPr>
-      <w:proofErr w:type="gramStart"/>
-      <w:r>
-        <w:t>f</w:t>
-      </w:r>
-      <w:r>
-        <w:t>ree :</w:t>
-      </w:r>
-      <w:proofErr w:type="gramEnd"/>
-      <w:r>
-        <w:t xml:space="preserve"> </w:t>
-      </w:r>
-      <w:r>
-        <w:rPr>
-          <w:rFonts w:hint="eastAsia"/>
-        </w:rPr>
-        <w:t>사용가능한 메모리 양</w:t>
-      </w:r>
-    </w:p>
-    <w:p>
-      <w:pPr>
-        <w:ind w:firstLine="800"/>
-      </w:pPr>
-      <w:proofErr w:type="gramStart"/>
-      <w:r>
-        <w:t>u</w:t>
-      </w:r>
-      <w:r>
-        <w:t>sed :</w:t>
-      </w:r>
-      <w:proofErr w:type="gramEnd"/>
-      <w:r>
-        <w:t xml:space="preserve"> </w:t>
-      </w:r>
-      <w:r>
-        <w:rPr>
-          <w:rFonts w:hint="eastAsia"/>
-        </w:rPr>
-        <w:t>사용중인 메모리 양</w:t>
-      </w:r>
-    </w:p>
-    <w:p>
-      <w:pPr>
-        <w:ind w:firstLine="800"/>
-      </w:pPr>
-    </w:p>
-    <w:p>
-      <w:pPr>
-        <w:ind w:firstLine="800"/>
-      </w:pPr>
-      <w:r>
-        <w:rPr>
-          <w:rFonts w:hint="eastAsia"/>
-        </w:rPr>
-        <w:t>메모리가 부족하면 b</w:t>
-      </w:r>
-      <w:r>
-        <w:t>uff/cache</w:t>
-      </w:r>
-      <w:r>
-        <w:rPr>
-          <w:rFonts w:hint="eastAsia"/>
-        </w:rPr>
-        <w:t xml:space="preserve">를 줄여 부족분을 충당하므로 </w:t>
-      </w:r>
-    </w:p>
-    <w:p>
-      <w:pPr>
-        <w:ind w:firstLine="800"/>
-      </w:pPr>
-      <w:r>
-        <w:rPr>
-          <w:rFonts w:hint="eastAsia"/>
-        </w:rPr>
-        <w:t xml:space="preserve">실질적 사용가능한 메모리양은 </w:t>
-      </w:r>
-      <w:r>
-        <w:t>free + buff/cache</w:t>
-      </w:r>
-      <w:r>
-        <w:rPr>
-          <w:rFonts w:hint="eastAsia"/>
-        </w:rPr>
-        <w:t xml:space="preserve">이다. </w:t>
-      </w:r>
-    </w:p>
-    <w:p>
-      <w:pPr>
-        <w:ind w:firstLine="800"/>
-      </w:pPr>
-    </w:p>
-    <w:p>
-      <w:pPr>
-        <w:ind w:firstLine="800"/>
         <w:rPr>
           <w:color w:val="7F7F7F" w:themeColor="text1" w:themeTint="80"/>
           <w:sz w:val="18"/>
@@ -7108,28 +6934,29 @@
       </w:pPr>
       <w:r>
         <w:rPr>
+          <w:rFonts w:hint="eastAsia"/>
           <w:color w:val="7F7F7F" w:themeColor="text1" w:themeTint="80"/>
           <w:sz w:val="18"/>
           <w:szCs w:val="18"/>
         </w:rPr>
-        <w:t>*</w:t>
-      </w:r>
-      <w:r>
-        <w:rPr>
-          <w:b/>
+        <w:t xml:space="preserve"> 물리적 메모리</w:t>
+      </w:r>
+      <w:r>
+        <w:rPr>
           <w:color w:val="7F7F7F" w:themeColor="text1" w:themeTint="80"/>
           <w:sz w:val="18"/>
           <w:szCs w:val="18"/>
         </w:rPr>
-        <w:t>swap</w:t>
-      </w:r>
-      <w:r>
-        <w:rPr>
+        <w:t>(RAM)</w:t>
+      </w:r>
+      <w:r>
+        <w:rPr>
+          <w:rFonts w:hint="eastAsia"/>
           <w:color w:val="7F7F7F" w:themeColor="text1" w:themeTint="80"/>
           <w:sz w:val="18"/>
           <w:szCs w:val="18"/>
         </w:rPr>
-        <w:t xml:space="preserve"> </w:t>
+        <w:t xml:space="preserve">의 용량이 가득 </w:t>
       </w:r>
       <w:r>
         <w:rPr>
@@ -7138,63 +6965,8 @@
           <w:sz w:val="18"/>
           <w:szCs w:val="18"/>
         </w:rPr>
-        <w:t>이란?</w:t>
-      </w:r>
-      <w:r>
-        <w:rPr>
-          <w:color w:val="7F7F7F" w:themeColor="text1" w:themeTint="80"/>
-          <w:sz w:val="18"/>
-          <w:szCs w:val="18"/>
-        </w:rPr>
-        <w:t xml:space="preserve"> </w:t>
-      </w:r>
-    </w:p>
-    <w:p>
-      <w:pPr>
-        <w:ind w:firstLine="800"/>
-        <w:rPr>
-          <w:color w:val="7F7F7F" w:themeColor="text1" w:themeTint="80"/>
-          <w:sz w:val="18"/>
-          <w:szCs w:val="18"/>
-        </w:rPr>
-      </w:pPr>
-      <w:r>
-        <w:rPr>
-          <w:rFonts w:hint="eastAsia"/>
-          <w:color w:val="7F7F7F" w:themeColor="text1" w:themeTint="80"/>
-          <w:sz w:val="18"/>
-          <w:szCs w:val="18"/>
-        </w:rPr>
-        <w:t xml:space="preserve"> 물리적 메모리</w:t>
-      </w:r>
-      <w:r>
-        <w:rPr>
-          <w:color w:val="7F7F7F" w:themeColor="text1" w:themeTint="80"/>
-          <w:sz w:val="18"/>
-          <w:szCs w:val="18"/>
-        </w:rPr>
-        <w:t>(RAM)</w:t>
-      </w:r>
-      <w:r>
-        <w:rPr>
-          <w:rFonts w:hint="eastAsia"/>
-          <w:color w:val="7F7F7F" w:themeColor="text1" w:themeTint="80"/>
-          <w:sz w:val="18"/>
-          <w:szCs w:val="18"/>
-        </w:rPr>
-        <w:t xml:space="preserve">의 용량이 가득 </w:t>
-      </w:r>
-      <w:proofErr w:type="spellStart"/>
-      <w:r>
-        <w:rPr>
-          <w:rFonts w:hint="eastAsia"/>
-          <w:color w:val="7F7F7F" w:themeColor="text1" w:themeTint="80"/>
-          <w:sz w:val="18"/>
-          <w:szCs w:val="18"/>
-        </w:rPr>
-        <w:t>차게될</w:t>
-      </w:r>
-      <w:proofErr w:type="spellEnd"/>
+        <w:t>차게 될</w:t>
+      </w:r>
       <w:r>
         <w:rPr>
           <w:rFonts w:hint="eastAsia"/>
@@ -7298,23 +7070,17 @@
         <w:pStyle w:val="a4"/>
         <w:ind w:leftChars="0" w:left="980"/>
       </w:pPr>
-      <w:proofErr w:type="gramStart"/>
-      <w:r>
-        <w:rPr>
-          <w:rFonts w:hint="eastAsia"/>
-        </w:rPr>
-        <w:lastRenderedPageBreak/>
+      <w:r>
+        <w:rPr>
+          <w:rFonts w:hint="eastAsia"/>
+        </w:rPr>
         <w:t>P</w:t>
       </w:r>
       <w:r>
         <w:t>ID</w:t>
       </w:r>
       <w:r>
-        <w:t xml:space="preserve"> :</w:t>
-      </w:r>
-      <w:proofErr w:type="gramEnd"/>
-      <w:r>
-        <w:t xml:space="preserve"> </w:t>
+        <w:t xml:space="preserve"> : </w:t>
       </w:r>
       <w:r>
         <w:rPr>
@@ -7331,13 +7097,9 @@
         <w:pStyle w:val="a4"/>
         <w:ind w:leftChars="0" w:left="980"/>
       </w:pPr>
-      <w:proofErr w:type="gramStart"/>
-      <w:r>
-        <w:t>USER :</w:t>
-      </w:r>
-      <w:proofErr w:type="gramEnd"/>
-      <w:r>
-        <w:t xml:space="preserve"> </w:t>
+      <w:r>
+        <w:lastRenderedPageBreak/>
+        <w:t xml:space="preserve">USER : </w:t>
       </w:r>
       <w:r>
         <w:rPr>
@@ -7370,23 +7132,10 @@
         <w:t>ES</w:t>
       </w:r>
       <w:r>
-        <w:t>(</w:t>
-      </w:r>
-      <w:proofErr w:type="spellStart"/>
-      <w:r>
-        <w:t>RESident</w:t>
-      </w:r>
-      <w:proofErr w:type="spellEnd"/>
-      <w:proofErr w:type="gramStart"/>
-      <w:r>
-        <w:t>)</w:t>
-      </w:r>
-      <w:r>
-        <w:t xml:space="preserve"> :</w:t>
-      </w:r>
-      <w:proofErr w:type="gramEnd"/>
-      <w:r>
-        <w:t xml:space="preserve"> </w:t>
+        <w:t>(RESident)</w:t>
+      </w:r>
+      <w:r>
+        <w:t xml:space="preserve"> : </w:t>
       </w:r>
       <w:r>
         <w:rPr>
@@ -7692,16 +7441,11 @@
         <w:ind w:leftChars="0" w:left="980"/>
       </w:pPr>
       <w:r>
-        <w:t xml:space="preserve">shift + </w:t>
-      </w:r>
-      <w:proofErr w:type="gramStart"/>
-      <w:r>
-        <w:t>M</w:t>
+        <w:t>shift + M</w:t>
       </w:r>
       <w:r>
         <w:t xml:space="preserve"> :</w:t>
       </w:r>
-      <w:proofErr w:type="gramEnd"/>
       <w:r>
         <w:t xml:space="preserve"> </w:t>
       </w:r>
@@ -7724,16 +7468,11 @@
         <w:t>s</w:t>
       </w:r>
       <w:r>
-        <w:t xml:space="preserve">hift + </w:t>
-      </w:r>
-      <w:proofErr w:type="gramStart"/>
-      <w:r>
-        <w:t>P</w:t>
+        <w:t>hift + P</w:t>
       </w:r>
       <w:r>
         <w:t xml:space="preserve"> :</w:t>
       </w:r>
-      <w:proofErr w:type="gramEnd"/>
       <w:r>
         <w:t xml:space="preserve"> </w:t>
       </w:r>
@@ -7758,16 +7497,11 @@
         <w:pStyle w:val="a4"/>
         <w:ind w:leftChars="0" w:left="980"/>
       </w:pPr>
-      <w:proofErr w:type="gramStart"/>
       <w:r>
         <w:t xml:space="preserve">? </w:t>
       </w:r>
       <w:r>
-        <w:t>:</w:t>
-      </w:r>
-      <w:proofErr w:type="gramEnd"/>
-      <w:r>
-        <w:t xml:space="preserve"> </w:t>
+        <w:t xml:space="preserve">: </w:t>
       </w:r>
       <w:r>
         <w:t xml:space="preserve">help </w:t>
@@ -7778,7 +7512,6 @@
         <w:pStyle w:val="a4"/>
         <w:ind w:leftChars="0" w:left="980"/>
       </w:pPr>
-      <w:proofErr w:type="gramStart"/>
       <w:r>
         <w:rPr>
           <w:rFonts w:hint="eastAsia"/>
@@ -7789,11 +7522,7 @@
         <w:t xml:space="preserve"> </w:t>
       </w:r>
       <w:r>
-        <w:t>:</w:t>
-      </w:r>
-      <w:proofErr w:type="gramEnd"/>
-      <w:r>
-        <w:t xml:space="preserve"> </w:t>
+        <w:t xml:space="preserve">: </w:t>
       </w:r>
       <w:r>
         <w:rPr>
@@ -7870,18 +7599,10 @@
         <w:t>t</w:t>
       </w:r>
       <w:r>
-        <w:t>op -</w:t>
-      </w:r>
-      <w:proofErr w:type="gramStart"/>
-      <w:r>
-        <w:t xml:space="preserve">b </w:t>
-      </w:r>
-      <w:r>
-        <w:t>:</w:t>
-      </w:r>
-      <w:proofErr w:type="gramEnd"/>
-      <w:r>
-        <w:t xml:space="preserve"> batch </w:t>
+        <w:t xml:space="preserve">op -b </w:t>
+      </w:r>
+      <w:r>
+        <w:t xml:space="preserve">: batch </w:t>
       </w:r>
       <w:r>
         <w:rPr>
@@ -8085,7 +7806,6 @@
           <w:szCs w:val="32"/>
         </w:rPr>
       </w:pPr>
-      <w:proofErr w:type="spellStart"/>
       <w:r>
         <w:rPr>
           <w:b/>
@@ -8094,7 +7814,6 @@
         </w:rPr>
         <w:t>vmstat</w:t>
       </w:r>
-      <w:proofErr w:type="spellEnd"/>
       <w:r>
         <w:rPr>
           <w:b/>
@@ -8161,7 +7880,6 @@
         <w:rPr>
           <w:rFonts w:hint="eastAsia"/>
         </w:rPr>
-        <w:lastRenderedPageBreak/>
         <w:t>종합적인 사용량을 보기에 편한 명령어</w:t>
       </w:r>
     </w:p>
@@ -8170,19 +7888,10 @@
         <w:pStyle w:val="a4"/>
         <w:ind w:leftChars="0" w:left="980"/>
       </w:pPr>
-      <w:proofErr w:type="spellStart"/>
-      <w:r>
-        <w:t>vmstat</w:t>
-      </w:r>
-      <w:proofErr w:type="spellEnd"/>
-      <w:r>
-        <w:t xml:space="preserve"> 1 </w:t>
-      </w:r>
-      <w:proofErr w:type="gramStart"/>
-      <w:r>
-        <w:t>5 :</w:t>
-      </w:r>
-      <w:proofErr w:type="gramEnd"/>
+      <w:r>
+        <w:lastRenderedPageBreak/>
+        <w:t>vmstat 1 5 :</w:t>
+      </w:r>
       <w:r>
         <w:rPr>
           <w:rFonts w:hint="eastAsia"/>
@@ -8234,7 +7943,6 @@
           <w:szCs w:val="32"/>
         </w:rPr>
       </w:pPr>
-      <w:proofErr w:type="spellStart"/>
       <w:r>
         <w:rPr>
           <w:rFonts w:hint="eastAsia"/>
@@ -8252,7 +7960,6 @@
         </w:rPr>
         <w:t>ostat</w:t>
       </w:r>
-      <w:proofErr w:type="spellEnd"/>
       <w:r>
         <w:rPr>
           <w:rFonts w:hint="eastAsia"/>
@@ -8313,7 +8020,13 @@
         <w:rPr>
           <w:rFonts w:hint="eastAsia"/>
         </w:rPr>
-        <w:t xml:space="preserve">각 디바이스별 상황정보 알려주는 명령어 </w:t>
+        <w:t>디스크</w:t>
+      </w:r>
+      <w:r>
+        <w:rPr>
+          <w:rFonts w:hint="eastAsia"/>
+        </w:rPr>
+        <w:t xml:space="preserve"> 디바이스별 상황정보 알려주는 명령어 </w:t>
       </w:r>
     </w:p>
     <w:p>
@@ -8336,7 +8049,6 @@
           <w:szCs w:val="32"/>
         </w:rPr>
       </w:pPr>
-      <w:proofErr w:type="spellStart"/>
       <w:r>
         <w:rPr>
           <w:b/>
@@ -8345,7 +8057,6 @@
         </w:rPr>
         <w:t>dstat</w:t>
       </w:r>
-      <w:proofErr w:type="spellEnd"/>
       <w:r>
         <w:rPr>
           <w:rFonts w:hint="eastAsia"/>
@@ -8419,27 +8130,14 @@
           <w:szCs w:val="20"/>
           <w:shd w:val="clear" w:color="auto" w:fill="272822"/>
         </w:rPr>
-        <w:t xml:space="preserve"> </w:t>
-      </w:r>
-      <w:proofErr w:type="spellStart"/>
-      <w:r>
-        <w:rPr>
-          <w:rFonts w:ascii="Consolas" w:hAnsi="Consolas"/>
-          <w:color w:val="FFFFFF"/>
-          <w:sz w:val="20"/>
-          <w:szCs w:val="20"/>
-          <w:shd w:val="clear" w:color="auto" w:fill="272822"/>
-        </w:rPr>
-        <w:t>dstat</w:t>
-      </w:r>
-      <w:proofErr w:type="spellEnd"/>
+        <w:t xml:space="preserve"> dstat</w:t>
+      </w:r>
     </w:p>
     <w:p>
       <w:pPr>
         <w:pStyle w:val="a4"/>
         <w:ind w:leftChars="0" w:left="980"/>
       </w:pPr>
-      <w:proofErr w:type="spellStart"/>
       <w:r>
         <w:rPr>
           <w:rFonts w:hint="eastAsia"/>
@@ -8449,7 +8147,6 @@
       <w:r>
         <w:t>stat</w:t>
       </w:r>
-      <w:proofErr w:type="spellEnd"/>
       <w:r>
         <w:rPr>
           <w:rFonts w:hint="eastAsia"/>
@@ -8543,7 +8240,6 @@
         <w:pStyle w:val="a4"/>
         <w:ind w:leftChars="0" w:left="980"/>
       </w:pPr>
-      <w:proofErr w:type="gramStart"/>
       <w:r>
         <w:rPr>
           <w:rFonts w:hint="eastAsia"/>
@@ -8551,11 +8247,7 @@
         <w:t>c</w:t>
       </w:r>
       <w:r>
-        <w:t xml:space="preserve"> :</w:t>
-      </w:r>
-      <w:proofErr w:type="gramEnd"/>
-      <w:r>
-        <w:t xml:space="preserve"> CPU</w:t>
+        <w:t xml:space="preserve"> : CPU</w:t>
       </w:r>
     </w:p>
     <w:p>
@@ -8563,13 +8255,8 @@
         <w:pStyle w:val="a4"/>
         <w:ind w:leftChars="0" w:left="980"/>
       </w:pPr>
-      <w:proofErr w:type="gramStart"/>
-      <w:r>
-        <w:t>m :</w:t>
-      </w:r>
-      <w:proofErr w:type="gramEnd"/>
-      <w:r>
-        <w:t xml:space="preserve"> memory</w:t>
+      <w:r>
+        <w:t>m : memory</w:t>
       </w:r>
     </w:p>
     <w:p>
@@ -8577,7 +8264,6 @@
         <w:pStyle w:val="a4"/>
         <w:ind w:leftChars="0" w:left="980"/>
       </w:pPr>
-      <w:proofErr w:type="gramStart"/>
       <w:r>
         <w:rPr>
           <w:rFonts w:hint="eastAsia"/>
@@ -8585,11 +8271,7 @@
         <w:t>d</w:t>
       </w:r>
       <w:r>
-        <w:t xml:space="preserve"> :</w:t>
-      </w:r>
-      <w:proofErr w:type="gramEnd"/>
-      <w:r>
-        <w:t xml:space="preserve"> disk</w:t>
+        <w:t xml:space="preserve"> : disk</w:t>
       </w:r>
     </w:p>
     <w:p>
@@ -8597,7 +8279,6 @@
         <w:pStyle w:val="a4"/>
         <w:ind w:leftChars="0" w:left="980"/>
       </w:pPr>
-      <w:proofErr w:type="gramStart"/>
       <w:r>
         <w:rPr>
           <w:rFonts w:hint="eastAsia"/>
@@ -8605,11 +8286,7 @@
         <w:t>g</w:t>
       </w:r>
       <w:r>
-        <w:t xml:space="preserve"> :</w:t>
-      </w:r>
-      <w:proofErr w:type="gramEnd"/>
-      <w:r>
-        <w:t xml:space="preserve"> paging</w:t>
+        <w:t xml:space="preserve"> : paging</w:t>
       </w:r>
     </w:p>
     <w:p>
@@ -8617,13 +8294,8 @@
         <w:pStyle w:val="a4"/>
         <w:ind w:leftChars="0" w:left="980"/>
       </w:pPr>
-      <w:proofErr w:type="gramStart"/>
-      <w:r>
-        <w:t>n :</w:t>
-      </w:r>
-      <w:proofErr w:type="gramEnd"/>
-      <w:r>
-        <w:t xml:space="preserve"> network</w:t>
+      <w:r>
+        <w:t>n : network</w:t>
       </w:r>
     </w:p>
     <w:p>
@@ -8631,20 +8303,14 @@
         <w:pStyle w:val="a4"/>
         <w:ind w:leftChars="0" w:left="980"/>
       </w:pPr>
-      <w:proofErr w:type="gramStart"/>
-      <w:r>
-        <w:rPr>
-          <w:rFonts w:hint="eastAsia"/>
-        </w:rPr>
-        <w:lastRenderedPageBreak/>
+      <w:r>
+        <w:rPr>
+          <w:rFonts w:hint="eastAsia"/>
+        </w:rPr>
         <w:t>t</w:t>
       </w:r>
       <w:r>
-        <w:t xml:space="preserve"> :</w:t>
-      </w:r>
-      <w:proofErr w:type="gramEnd"/>
-      <w:r>
-        <w:t xml:space="preserve"> time </w:t>
+        <w:t xml:space="preserve"> : time </w:t>
       </w:r>
     </w:p>
     <w:p>
@@ -8658,7 +8324,7 @@
         <w:pStyle w:val="1"/>
         <w:ind w:firstLineChars="50" w:firstLine="180"/>
       </w:pPr>
-      <w:bookmarkStart w:id="7" w:name="_Toc83801690"/>
+      <w:bookmarkStart w:id="7" w:name="_Toc84431260"/>
       <w:r>
         <w:rPr>
           <w:rFonts w:hint="eastAsia"/>
@@ -8687,7 +8353,6 @@
           <w:szCs w:val="32"/>
         </w:rPr>
       </w:pPr>
-      <w:proofErr w:type="spellStart"/>
       <w:r>
         <w:rPr>
           <w:b/>
@@ -8696,14 +8361,12 @@
         </w:rPr>
         <w:t>sar</w:t>
       </w:r>
-      <w:proofErr w:type="spellEnd"/>
     </w:p>
     <w:p>
       <w:pPr>
         <w:pStyle w:val="a4"/>
         <w:ind w:leftChars="0" w:left="980"/>
       </w:pPr>
-      <w:proofErr w:type="spellStart"/>
       <w:r>
         <w:rPr>
           <w:b/>
@@ -8712,7 +8375,6 @@
         </w:rPr>
         <w:t>sysstat</w:t>
       </w:r>
-      <w:proofErr w:type="spellEnd"/>
       <w:r>
         <w:rPr>
           <w:rFonts w:hint="eastAsia"/>
@@ -8728,25 +8390,15 @@
           <w:sz w:val="28"/>
           <w:szCs w:val="28"/>
         </w:rPr>
-        <w:t xml:space="preserve">, </w:t>
-      </w:r>
-      <w:proofErr w:type="spellStart"/>
-      <w:r>
-        <w:rPr>
+        <w:t>, sa</w:t>
+      </w:r>
+      <w:r>
+        <w:rPr>
+          <w:rFonts w:hint="eastAsia"/>
           <w:b/>
           <w:sz w:val="28"/>
           <w:szCs w:val="28"/>
         </w:rPr>
-        <w:t>sa</w:t>
-      </w:r>
-      <w:proofErr w:type="spellEnd"/>
-      <w:r>
-        <w:rPr>
-          <w:rFonts w:hint="eastAsia"/>
-          <w:b/>
-          <w:sz w:val="28"/>
-          <w:szCs w:val="28"/>
-        </w:rPr>
         <w:t>파일</w:t>
       </w:r>
     </w:p>
@@ -8779,11 +8431,9 @@
         </w:rPr>
         <w:t xml:space="preserve">일반적으로 </w:t>
       </w:r>
-      <w:proofErr w:type="spellStart"/>
       <w:r>
         <w:t>sysstat</w:t>
       </w:r>
-      <w:proofErr w:type="spellEnd"/>
       <w:r>
         <w:rPr>
           <w:rFonts w:hint="eastAsia"/>
@@ -8833,20 +8483,8 @@
           <w:szCs w:val="20"/>
           <w:shd w:val="clear" w:color="auto" w:fill="272822"/>
         </w:rPr>
-        <w:t xml:space="preserve">y </w:t>
-      </w:r>
-      <w:proofErr w:type="spellStart"/>
-      <w:r>
-        <w:rPr>
-          <w:rFonts w:ascii="Consolas" w:hAnsi="Consolas"/>
-          <w:color w:val="FFFFFF"/>
-          <w:sz w:val="20"/>
-          <w:szCs w:val="20"/>
-          <w:shd w:val="clear" w:color="auto" w:fill="272822"/>
-        </w:rPr>
-        <w:t>sysstat</w:t>
-      </w:r>
-      <w:proofErr w:type="spellEnd"/>
+        <w:t>y sysstat</w:t>
+      </w:r>
     </w:p>
     <w:p>
       <w:pPr>
@@ -9006,33 +8644,7 @@
         <w:ind w:leftChars="0" w:left="980"/>
       </w:pPr>
       <w:r>
-        <w:t>/</w:t>
-      </w:r>
-      <w:proofErr w:type="spellStart"/>
-      <w:r>
-        <w:t>etc</w:t>
-      </w:r>
-      <w:proofErr w:type="spellEnd"/>
-      <w:r>
-        <w:t>/</w:t>
-      </w:r>
-      <w:proofErr w:type="spellStart"/>
-      <w:proofErr w:type="gramStart"/>
-      <w:r>
-        <w:t>cron.d</w:t>
-      </w:r>
-      <w:proofErr w:type="spellEnd"/>
-      <w:proofErr w:type="gramEnd"/>
-      <w:r>
-        <w:t>/</w:t>
-      </w:r>
-      <w:proofErr w:type="spellStart"/>
-      <w:r>
-        <w:t>sysstat</w:t>
-      </w:r>
-      <w:proofErr w:type="spellEnd"/>
-      <w:r>
-        <w:t xml:space="preserve"> </w:t>
+        <w:t xml:space="preserve">/etc/cron.d/sysstat </w:t>
       </w:r>
       <w:r>
         <w:rPr>
@@ -9242,31 +8854,20 @@
         <w:rPr>
           <w:rFonts w:hint="eastAsia"/>
         </w:rPr>
-        <w:lastRenderedPageBreak/>
         <w:t>/v</w:t>
       </w:r>
       <w:r>
-        <w:t>ar/log/</w:t>
-      </w:r>
-      <w:proofErr w:type="spellStart"/>
+        <w:t xml:space="preserve">ar/log/sa </w:t>
+      </w:r>
+      <w:r>
+        <w:rPr>
+          <w:rFonts w:hint="eastAsia"/>
+        </w:rPr>
+        <w:t xml:space="preserve">폴더에는 기록된 </w:t>
+      </w:r>
       <w:r>
         <w:t>sa</w:t>
       </w:r>
-      <w:proofErr w:type="spellEnd"/>
-      <w:r>
-        <w:t xml:space="preserve"> </w:t>
-      </w:r>
-      <w:r>
-        <w:rPr>
-          <w:rFonts w:hint="eastAsia"/>
-        </w:rPr>
-        <w:t xml:space="preserve">폴더에는 기록된 </w:t>
-      </w:r>
-      <w:proofErr w:type="spellStart"/>
-      <w:r>
-        <w:t>sa</w:t>
-      </w:r>
-      <w:proofErr w:type="spellEnd"/>
       <w:r>
         <w:rPr>
           <w:rFonts w:hint="eastAsia"/>
@@ -9279,17 +8880,16 @@
         <w:pStyle w:val="a4"/>
         <w:ind w:leftChars="0" w:left="980"/>
       </w:pPr>
-      <w:proofErr w:type="spellStart"/>
-      <w:r>
-        <w:rPr>
-          <w:rFonts w:hint="eastAsia"/>
-        </w:rPr>
+      <w:r>
+        <w:rPr>
+          <w:rFonts w:hint="eastAsia"/>
+        </w:rPr>
+        <w:lastRenderedPageBreak/>
         <w:t>s</w:t>
       </w:r>
       <w:r>
         <w:t>ar</w:t>
       </w:r>
-      <w:proofErr w:type="spellEnd"/>
       <w:r>
         <w:rPr>
           <w:rFonts w:hint="eastAsia"/>
@@ -9368,14 +8968,12 @@
         </w:rPr>
         <w:t xml:space="preserve">을 </w:t>
       </w:r>
-      <w:proofErr w:type="spellStart"/>
-      <w:r>
-        <w:rPr>
-          <w:rFonts w:hint="eastAsia"/>
-        </w:rPr>
-        <w:t>가르키고</w:t>
-      </w:r>
-      <w:proofErr w:type="spellEnd"/>
+      <w:r>
+        <w:rPr>
+          <w:rFonts w:hint="eastAsia"/>
+        </w:rPr>
+        <w:t>가리키고</w:t>
+      </w:r>
       <w:r>
         <w:rPr>
           <w:rFonts w:hint="eastAsia"/>
@@ -9394,7 +8992,6 @@
         <w:pStyle w:val="a4"/>
         <w:ind w:leftChars="0" w:left="980"/>
       </w:pPr>
-      <w:proofErr w:type="spellStart"/>
       <w:r>
         <w:rPr>
           <w:b/>
@@ -9403,7 +9000,6 @@
         </w:rPr>
         <w:t>sar</w:t>
       </w:r>
-      <w:proofErr w:type="spellEnd"/>
       <w:r>
         <w:rPr>
           <w:rFonts w:hint="eastAsia"/>
@@ -9418,43 +9014,68 @@
       <w:pPr>
         <w:pStyle w:val="a4"/>
         <w:ind w:leftChars="0" w:left="980"/>
-      </w:pPr>
-      <w:proofErr w:type="spellStart"/>
-      <w:r>
-        <w:rPr>
-          <w:rFonts w:hint="eastAsia"/>
+        <w:rPr>
+          <w:sz w:val="28"/>
+          <w:szCs w:val="28"/>
+        </w:rPr>
+      </w:pPr>
+      <w:r>
+        <w:rPr>
+          <w:rFonts w:hint="eastAsia"/>
+          <w:sz w:val="28"/>
+          <w:szCs w:val="28"/>
         </w:rPr>
         <w:t>s</w:t>
       </w:r>
       <w:r>
-        <w:t>ar</w:t>
-      </w:r>
-      <w:proofErr w:type="spellEnd"/>
-      <w:r>
-        <w:t xml:space="preserve"> -u</w:t>
-      </w:r>
-      <w:r>
+        <w:rPr>
+          <w:sz w:val="28"/>
+          <w:szCs w:val="28"/>
+        </w:rPr>
+        <w:t>ar -u</w:t>
+      </w:r>
+      <w:r>
+        <w:rPr>
+          <w:sz w:val="28"/>
+          <w:szCs w:val="28"/>
+        </w:rPr>
         <w:t>(</w:t>
       </w:r>
       <w:r>
         <w:rPr>
           <w:rFonts w:hint="eastAsia"/>
+          <w:sz w:val="28"/>
+          <w:szCs w:val="28"/>
         </w:rPr>
         <w:t>C</w:t>
       </w:r>
       <w:r>
+        <w:rPr>
+          <w:sz w:val="28"/>
+          <w:szCs w:val="28"/>
+        </w:rPr>
         <w:t>P</w:t>
       </w:r>
       <w:r>
         <w:rPr>
           <w:b/>
+          <w:sz w:val="28"/>
+          <w:szCs w:val="28"/>
         </w:rPr>
         <w:t>U</w:t>
       </w:r>
       <w:r>
+        <w:rPr>
+          <w:sz w:val="28"/>
+          <w:szCs w:val="28"/>
+        </w:rPr>
         <w:t>)</w:t>
       </w:r>
       <w:r>
+        <w:rPr>
+          <w:sz w:val="28"/>
+          <w:szCs w:val="28"/>
+        </w:rPr>
         <w:t xml:space="preserve"> </w:t>
       </w:r>
     </w:p>
@@ -9481,36 +9102,112 @@
     </w:p>
     <w:p>
       <w:pPr>
+        <w:ind w:firstLine="800"/>
+      </w:pPr>
+      <w:r>
+        <w:rPr>
+          <w:rFonts w:hint="eastAsia"/>
+          <w:noProof/>
+        </w:rPr>
+        <w:drawing>
+          <wp:inline distT="0" distB="0" distL="0" distR="0">
+            <wp:extent cx="5731510" cy="2127885"/>
+            <wp:effectExtent l="0" t="0" r="2540" b="5715"/>
+            <wp:docPr id="11" name="그림 11"/>
+            <wp:cNvGraphicFramePr>
+              <a:graphicFrameLocks xmlns:a="http://schemas.openxmlformats.org/drawingml/2006/main" noChangeAspect="1"/>
+            </wp:cNvGraphicFramePr>
+            <a:graphic xmlns:a="http://schemas.openxmlformats.org/drawingml/2006/main">
+              <a:graphicData uri="http://schemas.openxmlformats.org/drawingml/2006/picture">
+                <pic:pic xmlns:pic="http://schemas.openxmlformats.org/drawingml/2006/picture">
+                  <pic:nvPicPr>
+                    <pic:cNvPr id="11" name="sar -u 1.PNG"/>
+                    <pic:cNvPicPr/>
+                  </pic:nvPicPr>
+                  <pic:blipFill>
+                    <a:blip r:embed="rId26">
+                      <a:extLst>
+                        <a:ext uri="{28A0092B-C50C-407E-A947-70E740481C1C}">
+                          <a14:useLocalDpi xmlns:a14="http://schemas.microsoft.com/office/drawing/2010/main" val="0"/>
+                        </a:ext>
+                      </a:extLst>
+                    </a:blip>
+                    <a:stretch>
+                      <a:fillRect/>
+                    </a:stretch>
+                  </pic:blipFill>
+                  <pic:spPr>
+                    <a:xfrm>
+                      <a:off x="0" y="0"/>
+                      <a:ext cx="5731510" cy="2127885"/>
+                    </a:xfrm>
+                    <a:prstGeom prst="rect">
+                      <a:avLst/>
+                    </a:prstGeom>
+                  </pic:spPr>
+                </pic:pic>
+              </a:graphicData>
+            </a:graphic>
+          </wp:inline>
+        </w:drawing>
+      </w:r>
+    </w:p>
+    <w:p>
+      <w:pPr>
+        <w:ind w:firstLine="800"/>
+      </w:pPr>
+    </w:p>
+    <w:p>
+      <w:pPr>
         <w:pStyle w:val="a4"/>
         <w:ind w:leftChars="0" w:left="980"/>
-      </w:pPr>
-      <w:proofErr w:type="spellStart"/>
-      <w:r>
-        <w:rPr>
-          <w:rFonts w:hint="eastAsia"/>
+        <w:rPr>
+          <w:sz w:val="28"/>
+          <w:szCs w:val="28"/>
+        </w:rPr>
+      </w:pPr>
+      <w:r>
+        <w:rPr>
+          <w:rFonts w:hint="eastAsia"/>
+          <w:sz w:val="28"/>
+          <w:szCs w:val="28"/>
         </w:rPr>
         <w:t>s</w:t>
       </w:r>
       <w:r>
-        <w:t>ar</w:t>
-      </w:r>
-      <w:proofErr w:type="spellEnd"/>
-      <w:r>
-        <w:t xml:space="preserve"> -r</w:t>
-      </w:r>
-      <w:r>
+        <w:rPr>
+          <w:sz w:val="28"/>
+          <w:szCs w:val="28"/>
+        </w:rPr>
+        <w:t>ar -r</w:t>
+      </w:r>
+      <w:r>
+        <w:rPr>
+          <w:sz w:val="28"/>
+          <w:szCs w:val="28"/>
+        </w:rPr>
         <w:t>(memo</w:t>
       </w:r>
       <w:r>
         <w:rPr>
           <w:b/>
+          <w:sz w:val="28"/>
+          <w:szCs w:val="28"/>
         </w:rPr>
         <w:t>r</w:t>
       </w:r>
       <w:r>
+        <w:rPr>
+          <w:sz w:val="28"/>
+          <w:szCs w:val="28"/>
+        </w:rPr>
         <w:t>y)</w:t>
       </w:r>
       <w:r>
+        <w:rPr>
+          <w:sz w:val="28"/>
+          <w:szCs w:val="28"/>
+        </w:rPr>
         <w:t xml:space="preserve"> </w:t>
       </w:r>
     </w:p>
@@ -9537,65 +9234,270 @@
     </w:p>
     <w:p>
       <w:pPr>
+        <w:ind w:firstLine="800"/>
+      </w:pPr>
+      <w:r>
+        <w:rPr>
+          <w:rFonts w:hint="eastAsia"/>
+          <w:noProof/>
+        </w:rPr>
+        <w:drawing>
+          <wp:inline distT="0" distB="0" distL="0" distR="0">
+            <wp:extent cx="5731510" cy="2560320"/>
+            <wp:effectExtent l="0" t="0" r="2540" b="0"/>
+            <wp:docPr id="27" name="그림 27"/>
+            <wp:cNvGraphicFramePr>
+              <a:graphicFrameLocks xmlns:a="http://schemas.openxmlformats.org/drawingml/2006/main" noChangeAspect="1"/>
+            </wp:cNvGraphicFramePr>
+            <a:graphic xmlns:a="http://schemas.openxmlformats.org/drawingml/2006/main">
+              <a:graphicData uri="http://schemas.openxmlformats.org/drawingml/2006/picture">
+                <pic:pic xmlns:pic="http://schemas.openxmlformats.org/drawingml/2006/picture">
+                  <pic:nvPicPr>
+                    <pic:cNvPr id="27" name="sar -r.PNG"/>
+                    <pic:cNvPicPr/>
+                  </pic:nvPicPr>
+                  <pic:blipFill rotWithShape="1">
+                    <a:blip r:embed="rId27">
+                      <a:extLst>
+                        <a:ext uri="{28A0092B-C50C-407E-A947-70E740481C1C}">
+                          <a14:useLocalDpi xmlns:a14="http://schemas.microsoft.com/office/drawing/2010/main" val="0"/>
+                        </a:ext>
+                      </a:extLst>
+                    </a:blip>
+                    <a:srcRect b="20801"/>
+                    <a:stretch/>
+                  </pic:blipFill>
+                  <pic:spPr bwMode="auto">
+                    <a:xfrm>
+                      <a:off x="0" y="0"/>
+                      <a:ext cx="5731510" cy="2560320"/>
+                    </a:xfrm>
+                    <a:prstGeom prst="rect">
+                      <a:avLst/>
+                    </a:prstGeom>
+                    <a:ln>
+                      <a:noFill/>
+                    </a:ln>
+                    <a:extLst>
+                      <a:ext uri="{53640926-AAD7-44D8-BBD7-CCE9431645EC}">
+                        <a14:shadowObscured xmlns:a14="http://schemas.microsoft.com/office/drawing/2010/main"/>
+                      </a:ext>
+                    </a:extLst>
+                  </pic:spPr>
+                </pic:pic>
+              </a:graphicData>
+            </a:graphic>
+          </wp:inline>
+        </w:drawing>
+      </w:r>
+    </w:p>
+    <w:p>
+      <w:pPr>
+        <w:ind w:firstLine="800"/>
+      </w:pPr>
+      <w:r>
+        <w:lastRenderedPageBreak/>
+        <w:t>sar -r</w:t>
+      </w:r>
+      <w:r>
+        <w:rPr>
+          <w:rFonts w:hint="eastAsia"/>
+        </w:rPr>
+        <w:t xml:space="preserve">의 </w:t>
+      </w:r>
+      <w:r>
+        <w:t>used</w:t>
+      </w:r>
+      <w:r>
+        <w:rPr>
+          <w:rFonts w:hint="eastAsia"/>
+        </w:rPr>
+        <w:t xml:space="preserve">는 </w:t>
+      </w:r>
+      <w:r>
+        <w:t>free -h</w:t>
+      </w:r>
+      <w:r>
+        <w:rPr>
+          <w:rFonts w:hint="eastAsia"/>
+        </w:rPr>
+        <w:t xml:space="preserve">에서 </w:t>
+      </w:r>
+      <w:r>
+        <w:t>used + buffers + cached</w:t>
+      </w:r>
+      <w:r>
+        <w:rPr>
+          <w:rFonts w:hint="eastAsia"/>
+        </w:rPr>
+        <w:t xml:space="preserve">의 </w:t>
+      </w:r>
+      <w:r>
+        <w:rPr>
+          <w:rFonts w:hint="eastAsia"/>
+        </w:rPr>
+        <w:t>값 이랑</w:t>
+      </w:r>
+      <w:r>
+        <w:rPr>
+          <w:rFonts w:hint="eastAsia"/>
+        </w:rPr>
+        <w:t xml:space="preserve"> 동일하다</w:t>
+      </w:r>
+    </w:p>
+    <w:p>
+      <w:pPr>
+        <w:ind w:firstLine="800"/>
+      </w:pPr>
+      <w:r>
+        <w:rPr>
+          <w:rFonts w:hint="eastAsia"/>
+          <w:noProof/>
+        </w:rPr>
+        <w:drawing>
+          <wp:inline distT="0" distB="0" distL="0" distR="0">
+            <wp:extent cx="5067739" cy="685859"/>
+            <wp:effectExtent l="0" t="0" r="0" b="0"/>
+            <wp:docPr id="28" name="그림 28"/>
+            <wp:cNvGraphicFramePr>
+              <a:graphicFrameLocks xmlns:a="http://schemas.openxmlformats.org/drawingml/2006/main" noChangeAspect="1"/>
+            </wp:cNvGraphicFramePr>
+            <a:graphic xmlns:a="http://schemas.openxmlformats.org/drawingml/2006/main">
+              <a:graphicData uri="http://schemas.openxmlformats.org/drawingml/2006/picture">
+                <pic:pic xmlns:pic="http://schemas.openxmlformats.org/drawingml/2006/picture">
+                  <pic:nvPicPr>
+                    <pic:cNvPr id="28" name="free -h.PNG"/>
+                    <pic:cNvPicPr/>
+                  </pic:nvPicPr>
+                  <pic:blipFill>
+                    <a:blip r:embed="rId28">
+                      <a:extLst>
+                        <a:ext uri="{28A0092B-C50C-407E-A947-70E740481C1C}">
+                          <a14:useLocalDpi xmlns:a14="http://schemas.microsoft.com/office/drawing/2010/main" val="0"/>
+                        </a:ext>
+                      </a:extLst>
+                    </a:blip>
+                    <a:stretch>
+                      <a:fillRect/>
+                    </a:stretch>
+                  </pic:blipFill>
+                  <pic:spPr>
+                    <a:xfrm>
+                      <a:off x="0" y="0"/>
+                      <a:ext cx="5067739" cy="685859"/>
+                    </a:xfrm>
+                    <a:prstGeom prst="rect">
+                      <a:avLst/>
+                    </a:prstGeom>
+                  </pic:spPr>
+                </pic:pic>
+              </a:graphicData>
+            </a:graphic>
+          </wp:inline>
+        </w:drawing>
+      </w:r>
+    </w:p>
+    <w:p>
+      <w:pPr>
+        <w:ind w:firstLine="800"/>
+      </w:pPr>
+    </w:p>
+    <w:p>
+      <w:pPr>
         <w:pStyle w:val="a4"/>
         <w:ind w:leftChars="0" w:left="980"/>
-      </w:pPr>
-      <w:proofErr w:type="spellStart"/>
-      <w:r>
-        <w:rPr>
-          <w:rFonts w:hint="eastAsia"/>
+        <w:rPr>
+          <w:sz w:val="28"/>
+          <w:szCs w:val="28"/>
+        </w:rPr>
+      </w:pPr>
+      <w:r>
+        <w:rPr>
+          <w:rFonts w:hint="eastAsia"/>
+          <w:sz w:val="28"/>
+          <w:szCs w:val="28"/>
         </w:rPr>
         <w:t>s</w:t>
       </w:r>
       <w:r>
-        <w:t>ar</w:t>
-      </w:r>
-      <w:proofErr w:type="spellEnd"/>
-      <w:r>
-        <w:t xml:space="preserve"> -</w:t>
-      </w:r>
-      <w:proofErr w:type="spellStart"/>
-      <w:proofErr w:type="gramStart"/>
-      <w:r>
-        <w:rPr>
-          <w:rFonts w:hint="eastAsia"/>
+        <w:rPr>
+          <w:sz w:val="28"/>
+          <w:szCs w:val="28"/>
+        </w:rPr>
+        <w:t>ar -</w:t>
+      </w:r>
+      <w:r>
+        <w:rPr>
+          <w:rFonts w:hint="eastAsia"/>
+          <w:sz w:val="28"/>
+          <w:szCs w:val="28"/>
         </w:rPr>
         <w:t>d</w:t>
       </w:r>
       <w:r>
+        <w:rPr>
+          <w:sz w:val="28"/>
+          <w:szCs w:val="28"/>
+        </w:rPr>
         <w:t>p</w:t>
       </w:r>
-      <w:proofErr w:type="spellEnd"/>
-      <w:r>
+      <w:r>
+        <w:rPr>
+          <w:sz w:val="28"/>
+          <w:szCs w:val="28"/>
+        </w:rPr>
         <w:t>(</w:t>
       </w:r>
-      <w:proofErr w:type="gramEnd"/>
-      <w:r>
-        <w:rPr>
-          <w:b/>
+      <w:r>
+        <w:rPr>
+          <w:b/>
+          <w:sz w:val="28"/>
+          <w:szCs w:val="28"/>
         </w:rPr>
         <w:t>d</w:t>
       </w:r>
       <w:r>
+        <w:rPr>
+          <w:sz w:val="28"/>
+          <w:szCs w:val="28"/>
+        </w:rPr>
         <w:t>evice</w:t>
       </w:r>
       <w:r>
+        <w:rPr>
+          <w:sz w:val="28"/>
+          <w:szCs w:val="28"/>
+        </w:rPr>
         <w:t xml:space="preserve"> </w:t>
       </w:r>
       <w:r>
         <w:rPr>
           <w:rFonts w:hint="eastAsia"/>
           <w:b/>
+          <w:sz w:val="28"/>
+          <w:szCs w:val="28"/>
         </w:rPr>
         <w:t>p</w:t>
       </w:r>
       <w:r>
+        <w:rPr>
+          <w:sz w:val="28"/>
+          <w:szCs w:val="28"/>
+        </w:rPr>
         <w:t>retty</w:t>
       </w:r>
       <w:r>
+        <w:rPr>
+          <w:sz w:val="28"/>
+          <w:szCs w:val="28"/>
+        </w:rPr>
         <w:t>)</w:t>
       </w:r>
       <w:r>
+        <w:rPr>
+          <w:sz w:val="28"/>
+          <w:szCs w:val="28"/>
+        </w:rPr>
         <w:t xml:space="preserve"> </w:t>
       </w:r>
     </w:p>
@@ -9631,7 +9533,6 @@
           <w:szCs w:val="18"/>
         </w:rPr>
       </w:pPr>
-      <w:proofErr w:type="spellStart"/>
       <w:r>
         <w:rPr>
           <w:rFonts w:eastAsiaTheme="minorHAnsi" w:cs="Lucida Console"/>
@@ -9641,19 +9542,7 @@
           <w:sz w:val="18"/>
           <w:szCs w:val="18"/>
         </w:rPr>
-        <w:t>rd_sec</w:t>
-      </w:r>
-      <w:proofErr w:type="spellEnd"/>
-      <w:r>
-        <w:rPr>
-          <w:rFonts w:eastAsiaTheme="minorHAnsi" w:cs="Lucida Console"/>
-          <w:b/>
-          <w:bCs/>
-          <w:kern w:val="0"/>
-          <w:sz w:val="18"/>
-          <w:szCs w:val="18"/>
-        </w:rPr>
-        <w:t>/s</w:t>
+        <w:t>rd_sec/s</w:t>
       </w:r>
     </w:p>
     <w:p>
@@ -9707,7 +9596,6 @@
         </w:rPr>
         <w:t xml:space="preserve">ector </w:t>
       </w:r>
-      <w:proofErr w:type="gramStart"/>
       <w:r>
         <w:rPr>
           <w:rFonts w:eastAsiaTheme="minorHAnsi" w:cs="Lucida Console" w:hint="eastAsia"/>
@@ -9733,7 +9621,16 @@
           <w:sz w:val="18"/>
           <w:szCs w:val="18"/>
         </w:rPr>
-        <w:t xml:space="preserve">  </w:t>
+        <w:t xml:space="preserve"> sector</w:t>
+      </w:r>
+      <w:r>
+        <w:rPr>
+          <w:rFonts w:eastAsiaTheme="minorHAnsi" w:cs="Lucida Console" w:hint="eastAsia"/>
+          <w:kern w:val="0"/>
+          <w:sz w:val="18"/>
+          <w:szCs w:val="18"/>
+        </w:rPr>
+        <w:t xml:space="preserve">는 </w:t>
       </w:r>
       <w:r>
         <w:rPr>
@@ -9742,7 +9639,7 @@
           <w:sz w:val="18"/>
           <w:szCs w:val="18"/>
         </w:rPr>
-        <w:t>s</w:t>
+        <w:t xml:space="preserve">512 </w:t>
       </w:r>
       <w:r>
         <w:rPr>
@@ -9751,35 +9648,7 @@
           <w:sz w:val="18"/>
           <w:szCs w:val="18"/>
         </w:rPr>
-        <w:t>ector</w:t>
-      </w:r>
-      <w:proofErr w:type="gramEnd"/>
-      <w:r>
-        <w:rPr>
-          <w:rFonts w:eastAsiaTheme="minorHAnsi" w:cs="Lucida Console" w:hint="eastAsia"/>
-          <w:kern w:val="0"/>
-          <w:sz w:val="18"/>
-          <w:szCs w:val="18"/>
-        </w:rPr>
-        <w:t xml:space="preserve">는 </w:t>
-      </w:r>
-      <w:r>
-        <w:rPr>
-          <w:rFonts w:eastAsiaTheme="minorHAnsi" w:cs="Lucida Console"/>
-          <w:kern w:val="0"/>
-          <w:sz w:val="18"/>
-          <w:szCs w:val="18"/>
-        </w:rPr>
-        <w:t xml:space="preserve">512 byte </w:t>
-      </w:r>
-      <w:r>
-        <w:rPr>
-          <w:rFonts w:eastAsiaTheme="minorHAnsi" w:cs="Lucida Console" w:hint="eastAsia"/>
-          <w:kern w:val="0"/>
-          <w:sz w:val="18"/>
-          <w:szCs w:val="18"/>
-        </w:rPr>
-        <w:t>이다</w:t>
+        <w:t>byte이다</w:t>
       </w:r>
       <w:r>
         <w:rPr>
@@ -9818,7 +9687,6 @@
           <w:szCs w:val="18"/>
         </w:rPr>
       </w:pPr>
-      <w:proofErr w:type="spellStart"/>
       <w:r>
         <w:rPr>
           <w:rFonts w:eastAsiaTheme="minorHAnsi" w:cs="Lucida Console"/>
@@ -9828,19 +9696,7 @@
           <w:sz w:val="18"/>
           <w:szCs w:val="18"/>
         </w:rPr>
-        <w:t>wr_sec</w:t>
-      </w:r>
-      <w:proofErr w:type="spellEnd"/>
-      <w:r>
-        <w:rPr>
-          <w:rFonts w:eastAsiaTheme="minorHAnsi" w:cs="Lucida Console"/>
-          <w:b/>
-          <w:bCs/>
-          <w:kern w:val="0"/>
-          <w:sz w:val="18"/>
-          <w:szCs w:val="18"/>
-        </w:rPr>
-        <w:t>/s</w:t>
+        <w:t>wr_sec/s</w:t>
       </w:r>
     </w:p>
     <w:p>
@@ -9883,8 +9739,6 @@
         </w:rPr>
         <w:t>s</w:t>
       </w:r>
-      <w:bookmarkStart w:id="8" w:name="_GoBack"/>
-      <w:bookmarkEnd w:id="8"/>
       <w:r>
         <w:rPr>
           <w:rFonts w:eastAsiaTheme="minorHAnsi" w:cs="Lucida Console"/>
@@ -9915,30 +9769,148 @@
     </w:p>
     <w:p>
       <w:pPr>
+        <w:wordWrap/>
+        <w:adjustRightInd w:val="0"/>
+        <w:spacing w:after="0" w:line="240" w:lineRule="auto"/>
+        <w:ind w:firstLine="800"/>
+        <w:jc w:val="left"/>
+        <w:rPr>
+          <w:rFonts w:eastAsiaTheme="minorHAnsi" w:cs="Lucida Console"/>
+          <w:kern w:val="0"/>
+          <w:sz w:val="18"/>
+          <w:szCs w:val="18"/>
+        </w:rPr>
+      </w:pPr>
+      <w:r>
+        <w:rPr>
+          <w:rFonts w:eastAsiaTheme="minorHAnsi" w:cs="Lucida Console" w:hint="eastAsia"/>
+          <w:noProof/>
+          <w:kern w:val="0"/>
+          <w:sz w:val="18"/>
+          <w:szCs w:val="18"/>
+        </w:rPr>
+        <w:drawing>
+          <wp:inline distT="0" distB="0" distL="0" distR="0">
+            <wp:extent cx="5731510" cy="2520563"/>
+            <wp:effectExtent l="0" t="0" r="2540" b="0"/>
+            <wp:docPr id="29" name="그림 29"/>
+            <wp:cNvGraphicFramePr>
+              <a:graphicFrameLocks xmlns:a="http://schemas.openxmlformats.org/drawingml/2006/main" noChangeAspect="1"/>
+            </wp:cNvGraphicFramePr>
+            <a:graphic xmlns:a="http://schemas.openxmlformats.org/drawingml/2006/main">
+              <a:graphicData uri="http://schemas.openxmlformats.org/drawingml/2006/picture">
+                <pic:pic xmlns:pic="http://schemas.openxmlformats.org/drawingml/2006/picture">
+                  <pic:nvPicPr>
+                    <pic:cNvPr id="29" name="sar -dp.PNG"/>
+                    <pic:cNvPicPr/>
+                  </pic:nvPicPr>
+                  <pic:blipFill rotWithShape="1">
+                    <a:blip r:embed="rId29">
+                      <a:extLst>
+                        <a:ext uri="{28A0092B-C50C-407E-A947-70E740481C1C}">
+                          <a14:useLocalDpi xmlns:a14="http://schemas.microsoft.com/office/drawing/2010/main" val="0"/>
+                        </a:ext>
+                      </a:extLst>
+                    </a:blip>
+                    <a:srcRect b="36184"/>
+                    <a:stretch/>
+                  </pic:blipFill>
+                  <pic:spPr bwMode="auto">
+                    <a:xfrm>
+                      <a:off x="0" y="0"/>
+                      <a:ext cx="5731510" cy="2520563"/>
+                    </a:xfrm>
+                    <a:prstGeom prst="rect">
+                      <a:avLst/>
+                    </a:prstGeom>
+                    <a:ln>
+                      <a:noFill/>
+                    </a:ln>
+                    <a:extLst>
+                      <a:ext uri="{53640926-AAD7-44D8-BBD7-CCE9431645EC}">
+                        <a14:shadowObscured xmlns:a14="http://schemas.microsoft.com/office/drawing/2010/main"/>
+                      </a:ext>
+                    </a:extLst>
+                  </pic:spPr>
+                </pic:pic>
+              </a:graphicData>
+            </a:graphic>
+          </wp:inline>
+        </w:drawing>
+      </w:r>
+    </w:p>
+    <w:p>
+      <w:pPr>
+        <w:wordWrap/>
+        <w:adjustRightInd w:val="0"/>
+        <w:spacing w:after="0" w:line="240" w:lineRule="auto"/>
+        <w:ind w:firstLine="800"/>
+        <w:jc w:val="left"/>
+        <w:rPr>
+          <w:rFonts w:eastAsiaTheme="minorHAnsi" w:cs="Lucida Console"/>
+          <w:kern w:val="0"/>
+          <w:sz w:val="18"/>
+          <w:szCs w:val="18"/>
+        </w:rPr>
+      </w:pPr>
+    </w:p>
+    <w:p>
+      <w:pPr>
         <w:pStyle w:val="a4"/>
         <w:ind w:leftChars="0" w:left="980"/>
-      </w:pPr>
-      <w:proofErr w:type="spellStart"/>
-      <w:r>
-        <w:t>sar</w:t>
-      </w:r>
-      <w:proofErr w:type="spellEnd"/>
-      <w:r>
-        <w:t xml:space="preserve"> -n</w:t>
-      </w:r>
-      <w:r>
-        <w:t>(</w:t>
-      </w:r>
-      <w:r>
-        <w:rPr>
-          <w:b/>
+        <w:rPr>
+          <w:sz w:val="28"/>
+          <w:szCs w:val="28"/>
+        </w:rPr>
+      </w:pPr>
+      <w:r>
+        <w:rPr>
+          <w:sz w:val="28"/>
+          <w:szCs w:val="28"/>
+        </w:rPr>
+        <w:t>sar -n</w:t>
+      </w:r>
+      <w:r>
+        <w:rPr>
+          <w:sz w:val="28"/>
+          <w:szCs w:val="28"/>
+        </w:rPr>
+        <w:t xml:space="preserve"> </w:t>
+      </w:r>
+      <w:r>
+        <w:rPr>
+          <w:sz w:val="28"/>
+          <w:szCs w:val="28"/>
+        </w:rPr>
+        <w:t>DEV</w:t>
+      </w:r>
+      <w:r>
+        <w:rPr>
+          <w:sz w:val="28"/>
+          <w:szCs w:val="28"/>
+        </w:rPr>
+        <w:t xml:space="preserve"> (</w:t>
+      </w:r>
+      <w:r>
+        <w:rPr>
+          <w:b/>
+          <w:sz w:val="28"/>
+          <w:szCs w:val="28"/>
         </w:rPr>
         <w:t>n</w:t>
       </w:r>
       <w:r>
+        <w:rPr>
+          <w:sz w:val="28"/>
+          <w:szCs w:val="28"/>
+        </w:rPr>
         <w:t>etwork)</w:t>
       </w:r>
       <w:r>
+        <w:rPr>
+          <w:sz w:val="28"/>
+          <w:szCs w:val="28"/>
+        </w:rPr>
         <w:t xml:space="preserve"> </w:t>
       </w:r>
     </w:p>
@@ -9954,29 +9926,96 @@
         <w:t>과거 네트워크 정보 출력</w:t>
       </w:r>
     </w:p>
+    <w:p>
+      <w:pPr>
+        <w:ind w:firstLine="800"/>
+      </w:pPr>
+      <w:r>
+        <w:rPr>
+          <w:rFonts w:hint="eastAsia"/>
+          <w:noProof/>
+        </w:rPr>
+        <w:drawing>
+          <wp:inline distT="0" distB="0" distL="0" distR="0">
+            <wp:extent cx="5729557" cy="1876508"/>
+            <wp:effectExtent l="0" t="0" r="5080" b="0"/>
+            <wp:docPr id="30" name="그림 30"/>
+            <wp:cNvGraphicFramePr>
+              <a:graphicFrameLocks xmlns:a="http://schemas.openxmlformats.org/drawingml/2006/main" noChangeAspect="1"/>
+            </wp:cNvGraphicFramePr>
+            <a:graphic xmlns:a="http://schemas.openxmlformats.org/drawingml/2006/main">
+              <a:graphicData uri="http://schemas.openxmlformats.org/drawingml/2006/picture">
+                <pic:pic xmlns:pic="http://schemas.openxmlformats.org/drawingml/2006/picture">
+                  <pic:nvPicPr>
+                    <pic:cNvPr id="30" name="sar -n DEV.PNG"/>
+                    <pic:cNvPicPr/>
+                  </pic:nvPicPr>
+                  <pic:blipFill rotWithShape="1">
+                    <a:blip r:embed="rId30">
+                      <a:extLst>
+                        <a:ext uri="{28A0092B-C50C-407E-A947-70E740481C1C}">
+                          <a14:useLocalDpi xmlns:a14="http://schemas.microsoft.com/office/drawing/2010/main" val="0"/>
+                        </a:ext>
+                      </a:extLst>
+                    </a:blip>
+                    <a:srcRect t="-1" b="60026"/>
+                    <a:stretch/>
+                  </pic:blipFill>
+                  <pic:spPr bwMode="auto">
+                    <a:xfrm>
+                      <a:off x="0" y="0"/>
+                      <a:ext cx="5731510" cy="1877148"/>
+                    </a:xfrm>
+                    <a:prstGeom prst="rect">
+                      <a:avLst/>
+                    </a:prstGeom>
+                    <a:ln>
+                      <a:noFill/>
+                    </a:ln>
+                    <a:extLst>
+                      <a:ext uri="{53640926-AAD7-44D8-BBD7-CCE9431645EC}">
+                        <a14:shadowObscured xmlns:a14="http://schemas.microsoft.com/office/drawing/2010/main"/>
+                      </a:ext>
+                    </a:extLst>
+                  </pic:spPr>
+                </pic:pic>
+              </a:graphicData>
+            </a:graphic>
+          </wp:inline>
+        </w:drawing>
+      </w:r>
+    </w:p>
+    <w:p/>
     <w:p>
       <w:pPr>
         <w:pStyle w:val="a4"/>
         <w:spacing w:line="168" w:lineRule="auto"/>
         <w:ind w:leftChars="0" w:left="980"/>
-      </w:pPr>
-      <w:proofErr w:type="spellStart"/>
-      <w:r>
-        <w:rPr>
-          <w:rFonts w:hint="eastAsia"/>
+        <w:rPr>
+          <w:sz w:val="28"/>
+          <w:szCs w:val="28"/>
+        </w:rPr>
+      </w:pPr>
+      <w:r>
+        <w:rPr>
+          <w:rFonts w:hint="eastAsia"/>
+          <w:sz w:val="28"/>
+          <w:szCs w:val="28"/>
         </w:rPr>
         <w:t>s</w:t>
       </w:r>
       <w:r>
-        <w:t>ar</w:t>
-      </w:r>
-      <w:proofErr w:type="spellEnd"/>
-      <w:r>
-        <w:t xml:space="preserve"> -u -f</w:t>
+        <w:rPr>
+          <w:sz w:val="28"/>
+          <w:szCs w:val="28"/>
+        </w:rPr>
+        <w:t>ar -u -f</w:t>
       </w:r>
       <w:r>
         <w:rPr>
           <w:rFonts w:eastAsiaTheme="minorHAnsi"/>
+          <w:sz w:val="28"/>
+          <w:szCs w:val="28"/>
         </w:rPr>
         <w:t>(</w:t>
       </w:r>
@@ -9985,6 +10024,8 @@
           <w:rFonts w:eastAsiaTheme="minorHAnsi" w:cs="Lucida Console"/>
           <w:b/>
           <w:kern w:val="0"/>
+          <w:sz w:val="28"/>
+          <w:szCs w:val="28"/>
         </w:rPr>
         <w:t>f</w:t>
       </w:r>
@@ -9992,19 +10033,17 @@
         <w:rPr>
           <w:rFonts w:eastAsiaTheme="minorHAnsi" w:cs="Lucida Console"/>
           <w:kern w:val="0"/>
+          <w:sz w:val="28"/>
+          <w:szCs w:val="28"/>
         </w:rPr>
         <w:t>ilename)</w:t>
       </w:r>
       <w:r>
-        <w:t xml:space="preserve"> /var/log/</w:t>
-      </w:r>
-      <w:proofErr w:type="spellStart"/>
-      <w:r>
-        <w:t>sa</w:t>
-      </w:r>
-      <w:proofErr w:type="spellEnd"/>
-      <w:r>
-        <w:t xml:space="preserve">/sa01 </w:t>
+        <w:rPr>
+          <w:sz w:val="28"/>
+          <w:szCs w:val="28"/>
+        </w:rPr>
+        <w:t xml:space="preserve"> /var/log/sa/sa01 </w:t>
       </w:r>
     </w:p>
     <w:p>
@@ -10030,26 +10069,107 @@
         </w:rPr>
         <w:t xml:space="preserve"> 확인가능</w:t>
       </w:r>
+    </w:p>
+    <w:p>
+      <w:pPr>
+        <w:spacing w:line="168" w:lineRule="auto"/>
+        <w:ind w:firstLine="800"/>
+      </w:pPr>
+      <w:r>
+        <w:rPr>
+          <w:rFonts w:hint="eastAsia"/>
+          <w:noProof/>
+        </w:rPr>
+        <w:drawing>
+          <wp:inline distT="0" distB="0" distL="0" distR="0">
+            <wp:extent cx="5731510" cy="2201683"/>
+            <wp:effectExtent l="0" t="0" r="2540" b="8255"/>
+            <wp:docPr id="31" name="그림 31"/>
+            <wp:cNvGraphicFramePr>
+              <a:graphicFrameLocks xmlns:a="http://schemas.openxmlformats.org/drawingml/2006/main" noChangeAspect="1"/>
+            </wp:cNvGraphicFramePr>
+            <a:graphic xmlns:a="http://schemas.openxmlformats.org/drawingml/2006/main">
+              <a:graphicData uri="http://schemas.openxmlformats.org/drawingml/2006/picture">
+                <pic:pic xmlns:pic="http://schemas.openxmlformats.org/drawingml/2006/picture">
+                  <pic:nvPicPr>
+                    <pic:cNvPr id="31" name="sar -f.PNG"/>
+                    <pic:cNvPicPr/>
+                  </pic:nvPicPr>
+                  <pic:blipFill rotWithShape="1">
+                    <a:blip r:embed="rId31">
+                      <a:extLst>
+                        <a:ext uri="{28A0092B-C50C-407E-A947-70E740481C1C}">
+                          <a14:useLocalDpi xmlns:a14="http://schemas.microsoft.com/office/drawing/2010/main" val="0"/>
+                        </a:ext>
+                      </a:extLst>
+                    </a:blip>
+                    <a:srcRect t="-3747"/>
+                    <a:stretch/>
+                  </pic:blipFill>
+                  <pic:spPr bwMode="auto">
+                    <a:xfrm>
+                      <a:off x="0" y="0"/>
+                      <a:ext cx="5731510" cy="2201683"/>
+                    </a:xfrm>
+                    <a:prstGeom prst="rect">
+                      <a:avLst/>
+                    </a:prstGeom>
+                    <a:ln>
+                      <a:noFill/>
+                    </a:ln>
+                    <a:extLst>
+                      <a:ext uri="{53640926-AAD7-44D8-BBD7-CCE9431645EC}">
+                        <a14:shadowObscured xmlns:a14="http://schemas.microsoft.com/office/drawing/2010/main"/>
+                      </a:ext>
+                    </a:extLst>
+                  </pic:spPr>
+                </pic:pic>
+              </a:graphicData>
+            </a:graphic>
+          </wp:inline>
+        </w:drawing>
+      </w:r>
+    </w:p>
+    <w:p>
+      <w:pPr>
+        <w:spacing w:line="168" w:lineRule="auto"/>
+      </w:pPr>
     </w:p>
     <w:p>
       <w:pPr>
         <w:pStyle w:val="a4"/>
         <w:spacing w:before="240" w:line="168" w:lineRule="auto"/>
         <w:ind w:leftChars="0" w:left="980"/>
-      </w:pPr>
-      <w:proofErr w:type="spellStart"/>
-      <w:r>
-        <w:rPr>
-          <w:rFonts w:hint="eastAsia"/>
+        <w:rPr>
+          <w:sz w:val="28"/>
+          <w:szCs w:val="28"/>
+        </w:rPr>
+      </w:pPr>
+    </w:p>
+    <w:p>
+      <w:pPr>
+        <w:pStyle w:val="a4"/>
+        <w:spacing w:before="240" w:line="168" w:lineRule="auto"/>
+        <w:ind w:leftChars="0" w:left="980"/>
+        <w:rPr>
+          <w:sz w:val="28"/>
+          <w:szCs w:val="28"/>
+        </w:rPr>
+      </w:pPr>
+      <w:r>
+        <w:rPr>
+          <w:rFonts w:hint="eastAsia"/>
+          <w:sz w:val="28"/>
+          <w:szCs w:val="28"/>
         </w:rPr>
         <w:t>s</w:t>
       </w:r>
       <w:r>
-        <w:t>ar</w:t>
-      </w:r>
-      <w:proofErr w:type="spellEnd"/>
-      <w:r>
-        <w:t xml:space="preserve"> -u -s 08:00:00 -e 12:00:00 </w:t>
+        <w:rPr>
+          <w:sz w:val="28"/>
+          <w:szCs w:val="28"/>
+        </w:rPr>
+        <w:t xml:space="preserve">ar -u -s 08:00:00 -e 12:00:00 </w:t>
       </w:r>
     </w:p>
     <w:p>
@@ -10092,6 +10212,3666 @@
           <w:rFonts w:hint="eastAsia"/>
         </w:rPr>
         <w:t>동안의 정보확인</w:t>
+      </w:r>
+    </w:p>
+    <w:p>
+      <w:pPr>
+        <w:spacing w:before="240" w:line="168" w:lineRule="auto"/>
+        <w:ind w:firstLine="800"/>
+      </w:pPr>
+      <w:r>
+        <w:rPr>
+          <w:rFonts w:hint="eastAsia"/>
+          <w:noProof/>
+        </w:rPr>
+        <w:drawing>
+          <wp:inline distT="0" distB="0" distL="0" distR="0">
+            <wp:extent cx="5731510" cy="3522124"/>
+            <wp:effectExtent l="0" t="0" r="2540" b="2540"/>
+            <wp:docPr id="32" name="그림 32"/>
+            <wp:cNvGraphicFramePr>
+              <a:graphicFrameLocks xmlns:a="http://schemas.openxmlformats.org/drawingml/2006/main" noChangeAspect="1"/>
+            </wp:cNvGraphicFramePr>
+            <a:graphic xmlns:a="http://schemas.openxmlformats.org/drawingml/2006/main">
+              <a:graphicData uri="http://schemas.openxmlformats.org/drawingml/2006/picture">
+                <pic:pic xmlns:pic="http://schemas.openxmlformats.org/drawingml/2006/picture">
+                  <pic:nvPicPr>
+                    <pic:cNvPr id="32" name="sar -u.PNG"/>
+                    <pic:cNvPicPr/>
+                  </pic:nvPicPr>
+                  <pic:blipFill rotWithShape="1">
+                    <a:blip r:embed="rId32">
+                      <a:extLst>
+                        <a:ext uri="{28A0092B-C50C-407E-A947-70E740481C1C}">
+                          <a14:useLocalDpi xmlns:a14="http://schemas.microsoft.com/office/drawing/2010/main" val="0"/>
+                        </a:ext>
+                      </a:extLst>
+                    </a:blip>
+                    <a:srcRect t="-1605"/>
+                    <a:stretch/>
+                  </pic:blipFill>
+                  <pic:spPr bwMode="auto">
+                    <a:xfrm>
+                      <a:off x="0" y="0"/>
+                      <a:ext cx="5731510" cy="3522124"/>
+                    </a:xfrm>
+                    <a:prstGeom prst="rect">
+                      <a:avLst/>
+                    </a:prstGeom>
+                    <a:ln>
+                      <a:noFill/>
+                    </a:ln>
+                    <a:extLst>
+                      <a:ext uri="{53640926-AAD7-44D8-BBD7-CCE9431645EC}">
+                        <a14:shadowObscured xmlns:a14="http://schemas.microsoft.com/office/drawing/2010/main"/>
+                      </a:ext>
+                    </a:extLst>
+                  </pic:spPr>
+                </pic:pic>
+              </a:graphicData>
+            </a:graphic>
+          </wp:inline>
+        </w:drawing>
+      </w:r>
+    </w:p>
+    <w:p>
+      <w:pPr>
+        <w:spacing w:before="240" w:line="168" w:lineRule="auto"/>
+      </w:pPr>
+    </w:p>
+    <w:p>
+      <w:pPr>
+        <w:pStyle w:val="1"/>
+        <w:ind w:firstLineChars="50" w:firstLine="180"/>
+        <w:rPr>
+          <w:szCs w:val="36"/>
+        </w:rPr>
+      </w:pPr>
+      <w:bookmarkStart w:id="8" w:name="_Toc84431261"/>
+      <w:r>
+        <w:rPr>
+          <w:rFonts w:hint="eastAsia"/>
+          <w:szCs w:val="36"/>
+        </w:rPr>
+        <w:lastRenderedPageBreak/>
+        <w:t xml:space="preserve">특정 프로세스 </w:t>
+      </w:r>
+      <w:r>
+        <w:rPr>
+          <w:rFonts w:hint="eastAsia"/>
+          <w:szCs w:val="36"/>
+        </w:rPr>
+        <w:t>확인방법</w:t>
+      </w:r>
+      <w:bookmarkEnd w:id="8"/>
+    </w:p>
+    <w:p>
+      <w:pPr>
+        <w:pStyle w:val="a4"/>
+        <w:numPr>
+          <w:ilvl w:val="0"/>
+          <w:numId w:val="32"/>
+        </w:numPr>
+        <w:spacing w:before="240" w:line="168" w:lineRule="auto"/>
+        <w:ind w:leftChars="0"/>
+      </w:pPr>
+      <w:r>
+        <w:rPr>
+          <w:b/>
+          <w:sz w:val="28"/>
+          <w:szCs w:val="28"/>
+        </w:rPr>
+        <w:t>ps</w:t>
+      </w:r>
+      <w:r>
+        <w:rPr>
+          <w:rFonts w:hint="eastAsia"/>
+          <w:b/>
+          <w:sz w:val="28"/>
+          <w:szCs w:val="28"/>
+        </w:rPr>
+        <w:t xml:space="preserve">의 개념 </w:t>
+      </w:r>
+    </w:p>
+    <w:p>
+      <w:pPr>
+        <w:pStyle w:val="a4"/>
+        <w:spacing w:before="240" w:line="240" w:lineRule="auto"/>
+        <w:ind w:leftChars="0" w:left="980"/>
+      </w:pPr>
+      <w:r>
+        <w:rPr>
+          <w:b/>
+        </w:rPr>
+        <w:t>ps</w:t>
+      </w:r>
+      <w:r>
+        <w:t>는</w:t>
+      </w:r>
+      <w:r>
+        <w:rPr>
+          <w:rFonts w:hint="eastAsia"/>
+        </w:rPr>
+        <w:t xml:space="preserve"> </w:t>
+      </w:r>
+      <w:r>
+        <w:rPr>
+          <w:b/>
+        </w:rPr>
+        <w:t>p</w:t>
+      </w:r>
+      <w:r>
+        <w:t xml:space="preserve">rocess </w:t>
+      </w:r>
+      <w:r>
+        <w:rPr>
+          <w:b/>
+        </w:rPr>
+        <w:t>s</w:t>
+      </w:r>
+      <w:r>
+        <w:t>tatus</w:t>
+      </w:r>
+      <w:r>
+        <w:rPr>
+          <w:rFonts w:hint="eastAsia"/>
+        </w:rPr>
+        <w:t>의 약자이다.</w:t>
+      </w:r>
+      <w:r>
+        <w:t xml:space="preserve"> </w:t>
+      </w:r>
+    </w:p>
+    <w:p>
+      <w:pPr>
+        <w:pStyle w:val="a4"/>
+        <w:spacing w:before="240" w:line="276" w:lineRule="auto"/>
+        <w:ind w:leftChars="0" w:left="981"/>
+      </w:pPr>
+      <w:r>
+        <w:rPr>
+          <w:rFonts w:hint="eastAsia"/>
+        </w:rPr>
+        <w:t>프로세스(</w:t>
+      </w:r>
+      <w:r>
+        <w:rPr>
+          <w:rFonts w:hint="eastAsia"/>
+        </w:rPr>
+        <w:t>p</w:t>
+      </w:r>
+      <w:r>
+        <w:t>rocess</w:t>
+      </w:r>
+      <w:r>
+        <w:t>)</w:t>
+      </w:r>
+      <w:r>
+        <w:rPr>
+          <w:rFonts w:hint="eastAsia"/>
+        </w:rPr>
+        <w:t xml:space="preserve">란 프로그램을 실행하기 위해 </w:t>
+      </w:r>
+      <w:r>
+        <w:t>OS</w:t>
+      </w:r>
+      <w:r>
+        <w:rPr>
+          <w:rFonts w:hint="eastAsia"/>
+        </w:rPr>
+        <w:t xml:space="preserve">에서 관리하는 시스템 레벨의 객체로 </w:t>
+      </w:r>
+      <w:r>
+        <w:rPr>
+          <w:rFonts w:hint="eastAsia"/>
+        </w:rPr>
+        <w:t>프로세스</w:t>
+      </w:r>
+      <w:r>
+        <w:rPr>
+          <w:rFonts w:hint="eastAsia"/>
+        </w:rPr>
+        <w:t xml:space="preserve">는 </w:t>
+      </w:r>
+      <w:r>
+        <w:rPr>
+          <w:rFonts w:hint="eastAsia"/>
+        </w:rPr>
+        <w:t>p</w:t>
+      </w:r>
+      <w:r>
+        <w:t>rocess table</w:t>
+      </w:r>
+      <w:r>
+        <w:rPr>
+          <w:rFonts w:hint="eastAsia"/>
+        </w:rPr>
+        <w:t>에 저장된다.</w:t>
+      </w:r>
+      <w:r>
+        <w:t xml:space="preserve"> </w:t>
+      </w:r>
+      <w:r>
+        <w:t>process table</w:t>
+      </w:r>
+      <w:r>
+        <w:rPr>
+          <w:rFonts w:hint="eastAsia"/>
+        </w:rPr>
+        <w:t xml:space="preserve">은 </w:t>
+      </w:r>
+      <w:r>
+        <w:t xml:space="preserve">OS </w:t>
+      </w:r>
+      <w:r>
+        <w:rPr>
+          <w:rFonts w:hint="eastAsia"/>
+        </w:rPr>
+        <w:t>메모리 안에 저장되며</w:t>
+      </w:r>
+      <w:r>
+        <w:t xml:space="preserve"> process table </w:t>
+      </w:r>
+      <w:r>
+        <w:rPr>
+          <w:rFonts w:hint="eastAsia"/>
+        </w:rPr>
+        <w:t xml:space="preserve">안에 </w:t>
+      </w:r>
+      <w:r>
+        <w:rPr>
+          <w:rFonts w:hint="eastAsia"/>
+        </w:rPr>
+        <w:t>프로세스</w:t>
+      </w:r>
+      <w:r>
+        <w:rPr>
+          <w:rFonts w:hint="eastAsia"/>
+        </w:rPr>
+        <w:t xml:space="preserve">의 정보기록이 </w:t>
+      </w:r>
+      <w:r>
+        <w:rPr>
+          <w:rFonts w:hint="eastAsia"/>
+        </w:rPr>
+        <w:t>존재한다</w:t>
+      </w:r>
+      <w:r>
+        <w:t>. 각</w:t>
+      </w:r>
+      <w:r>
+        <w:rPr>
+          <w:rFonts w:hint="eastAsia"/>
+        </w:rPr>
+        <w:t xml:space="preserve"> </w:t>
+      </w:r>
+      <w:r>
+        <w:rPr>
+          <w:rFonts w:hint="eastAsia"/>
+        </w:rPr>
+        <w:t>프로세스</w:t>
+      </w:r>
+      <w:r>
+        <w:rPr>
+          <w:rFonts w:hint="eastAsia"/>
+        </w:rPr>
+        <w:t xml:space="preserve">는 </w:t>
+      </w:r>
+      <w:r>
+        <w:rPr>
+          <w:rFonts w:hint="eastAsia"/>
+        </w:rPr>
+        <w:t>고유 값</w:t>
+      </w:r>
+      <w:r>
+        <w:rPr>
+          <w:rFonts w:hint="eastAsia"/>
+        </w:rPr>
+        <w:t xml:space="preserve"> </w:t>
+      </w:r>
+      <w:r>
+        <w:t>PID</w:t>
+      </w:r>
+      <w:r>
+        <w:rPr>
+          <w:rFonts w:hint="eastAsia"/>
+        </w:rPr>
+        <w:t>를 가지게 된다.</w:t>
+      </w:r>
+    </w:p>
+    <w:p>
+      <w:pPr>
+        <w:spacing w:before="240" w:line="240" w:lineRule="auto"/>
+      </w:pPr>
+    </w:p>
+    <w:p>
+      <w:pPr>
+        <w:pStyle w:val="a4"/>
+        <w:numPr>
+          <w:ilvl w:val="0"/>
+          <w:numId w:val="32"/>
+        </w:numPr>
+        <w:spacing w:before="240" w:line="168" w:lineRule="auto"/>
+        <w:ind w:leftChars="0"/>
+      </w:pPr>
+      <w:r>
+        <w:rPr>
+          <w:b/>
+          <w:sz w:val="28"/>
+          <w:szCs w:val="28"/>
+        </w:rPr>
+        <w:t>ps aux | more</w:t>
+      </w:r>
+    </w:p>
+    <w:p>
+      <w:pPr>
+        <w:pStyle w:val="a4"/>
+        <w:spacing w:before="240" w:line="168" w:lineRule="auto"/>
+        <w:ind w:leftChars="0" w:left="980"/>
+      </w:pPr>
+      <w:r>
+        <w:rPr>
+          <w:rFonts w:hint="eastAsia"/>
+          <w:noProof/>
+        </w:rPr>
+        <w:drawing>
+          <wp:inline distT="0" distB="0" distL="0" distR="0">
+            <wp:extent cx="5731364" cy="2247679"/>
+            <wp:effectExtent l="0" t="0" r="3175" b="635"/>
+            <wp:docPr id="23" name="그림 23"/>
+            <wp:cNvGraphicFramePr>
+              <a:graphicFrameLocks xmlns:a="http://schemas.openxmlformats.org/drawingml/2006/main" noChangeAspect="1"/>
+            </wp:cNvGraphicFramePr>
+            <a:graphic xmlns:a="http://schemas.openxmlformats.org/drawingml/2006/main">
+              <a:graphicData uri="http://schemas.openxmlformats.org/drawingml/2006/picture">
+                <pic:pic xmlns:pic="http://schemas.openxmlformats.org/drawingml/2006/picture">
+                  <pic:nvPicPr>
+                    <pic:cNvPr id="23" name="ps aux more.PNG"/>
+                    <pic:cNvPicPr/>
+                  </pic:nvPicPr>
+                  <pic:blipFill rotWithShape="1">
+                    <a:blip r:embed="rId33">
+                      <a:extLst>
+                        <a:ext uri="{28A0092B-C50C-407E-A947-70E740481C1C}">
+                          <a14:useLocalDpi xmlns:a14="http://schemas.microsoft.com/office/drawing/2010/main" val="0"/>
+                        </a:ext>
+                      </a:extLst>
+                    </a:blip>
+                    <a:srcRect t="-4048" b="-1"/>
+                    <a:stretch/>
+                  </pic:blipFill>
+                  <pic:spPr bwMode="auto">
+                    <a:xfrm>
+                      <a:off x="0" y="0"/>
+                      <a:ext cx="5731510" cy="2247736"/>
+                    </a:xfrm>
+                    <a:prstGeom prst="rect">
+                      <a:avLst/>
+                    </a:prstGeom>
+                    <a:ln>
+                      <a:noFill/>
+                    </a:ln>
+                    <a:extLst>
+                      <a:ext uri="{53640926-AAD7-44D8-BBD7-CCE9431645EC}">
+                        <a14:shadowObscured xmlns:a14="http://schemas.microsoft.com/office/drawing/2010/main"/>
+                      </a:ext>
+                    </a:extLst>
+                  </pic:spPr>
+                </pic:pic>
+              </a:graphicData>
+            </a:graphic>
+          </wp:inline>
+        </w:drawing>
+      </w:r>
+    </w:p>
+    <w:p>
+      <w:pPr>
+        <w:pStyle w:val="a4"/>
+        <w:spacing w:before="240" w:line="168" w:lineRule="auto"/>
+        <w:ind w:leftChars="0" w:left="980"/>
+      </w:pPr>
+      <w:r>
+        <w:rPr>
+          <w:rFonts w:hint="eastAsia"/>
+        </w:rPr>
+        <w:t>시스템의 동작중인 모든 프로세스의 정보를 표출하는 명령어</w:t>
+      </w:r>
+    </w:p>
+    <w:p>
+      <w:pPr>
+        <w:pStyle w:val="a4"/>
+        <w:spacing w:before="240" w:line="168" w:lineRule="auto"/>
+        <w:ind w:leftChars="0" w:left="980"/>
+      </w:pPr>
+    </w:p>
+    <w:p>
+      <w:pPr>
+        <w:pStyle w:val="a4"/>
+        <w:spacing w:before="240" w:line="168" w:lineRule="auto"/>
+        <w:ind w:leftChars="0" w:left="980"/>
+      </w:pPr>
+      <w:r>
+        <w:t>RSS : Resident Set Size</w:t>
+      </w:r>
+    </w:p>
+    <w:p>
+      <w:pPr>
+        <w:pStyle w:val="a4"/>
+        <w:numPr>
+          <w:ilvl w:val="0"/>
+          <w:numId w:val="39"/>
+        </w:numPr>
+        <w:spacing w:before="240" w:line="168" w:lineRule="auto"/>
+        <w:ind w:leftChars="0"/>
+      </w:pPr>
+      <w:r>
+        <w:rPr>
+          <w:rFonts w:hint="eastAsia"/>
+        </w:rPr>
+        <w:t>실제 프로세스가 점유하는 메모리의 크기</w:t>
+      </w:r>
+    </w:p>
+    <w:p>
+      <w:pPr>
+        <w:pStyle w:val="a4"/>
+        <w:spacing w:before="240" w:line="168" w:lineRule="auto"/>
+        <w:ind w:leftChars="0" w:left="1448"/>
+      </w:pPr>
+    </w:p>
+    <w:p>
+      <w:pPr>
+        <w:pStyle w:val="a4"/>
+        <w:numPr>
+          <w:ilvl w:val="0"/>
+          <w:numId w:val="32"/>
+        </w:numPr>
+        <w:spacing w:before="240" w:line="168" w:lineRule="auto"/>
+        <w:ind w:leftChars="0"/>
+      </w:pPr>
+      <w:r>
+        <w:rPr>
+          <w:b/>
+          <w:sz w:val="28"/>
+          <w:szCs w:val="28"/>
+        </w:rPr>
+        <w:t>ps aux | grep ezFlow</w:t>
+      </w:r>
+    </w:p>
+    <w:p>
+      <w:pPr>
+        <w:pStyle w:val="a4"/>
+        <w:spacing w:before="240" w:line="168" w:lineRule="auto"/>
+        <w:ind w:leftChars="0" w:left="980"/>
+      </w:pPr>
+      <w:r>
+        <w:rPr>
+          <w:rFonts w:hint="eastAsia"/>
+          <w:noProof/>
+        </w:rPr>
+        <mc:AlternateContent>
+          <mc:Choice Requires="wps">
+            <w:drawing>
+              <wp:anchor distT="0" distB="0" distL="114300" distR="114300" simplePos="0" relativeHeight="251675648" behindDoc="0" locked="0" layoutInCell="1" allowOverlap="1" wp14:anchorId="6FAADB7C" wp14:editId="08B30D8D">
+                <wp:simplePos x="0" y="0"/>
+                <wp:positionH relativeFrom="column">
+                  <wp:posOffset>4277664</wp:posOffset>
+                </wp:positionH>
+                <wp:positionV relativeFrom="paragraph">
+                  <wp:posOffset>128905</wp:posOffset>
+                </wp:positionV>
+                <wp:extent cx="413468" cy="134924"/>
+                <wp:effectExtent l="0" t="0" r="24765" b="17780"/>
+                <wp:wrapNone/>
+                <wp:docPr id="37" name="직사각형 37"/>
+                <wp:cNvGraphicFramePr/>
+                <a:graphic xmlns:a="http://schemas.openxmlformats.org/drawingml/2006/main">
+                  <a:graphicData uri="http://schemas.microsoft.com/office/word/2010/wordprocessingShape">
+                    <wps:wsp>
+                      <wps:cNvSpPr/>
+                      <wps:spPr>
+                        <a:xfrm>
+                          <a:off x="0" y="0"/>
+                          <a:ext cx="413468" cy="134924"/>
+                        </a:xfrm>
+                        <a:prstGeom prst="rect">
+                          <a:avLst/>
+                        </a:prstGeom>
+                        <a:noFill/>
+                        <a:ln>
+                          <a:solidFill>
+                            <a:srgbClr val="FF0000"/>
+                          </a:solidFill>
+                        </a:ln>
+                      </wps:spPr>
+                      <wps:style>
+                        <a:lnRef idx="2">
+                          <a:schemeClr val="accent1">
+                            <a:shade val="50000"/>
+                          </a:schemeClr>
+                        </a:lnRef>
+                        <a:fillRef idx="1">
+                          <a:schemeClr val="accent1"/>
+                        </a:fillRef>
+                        <a:effectRef idx="0">
+                          <a:schemeClr val="accent1"/>
+                        </a:effectRef>
+                        <a:fontRef idx="minor">
+                          <a:schemeClr val="lt1"/>
+                        </a:fontRef>
+                      </wps:style>
+                      <wps:bodyPr rot="0" spcFirstLastPara="0" vertOverflow="overflow" horzOverflow="overflow" vert="horz" wrap="square" lIns="91440" tIns="45720" rIns="91440" bIns="45720" numCol="1" spcCol="0" rtlCol="0" fromWordArt="0" anchor="ctr" anchorCtr="0" forceAA="0" compatLnSpc="1">
+                        <a:prstTxWarp prst="textNoShape">
+                          <a:avLst/>
+                        </a:prstTxWarp>
+                        <a:noAutofit/>
+                      </wps:bodyPr>
+                    </wps:wsp>
+                  </a:graphicData>
+                </a:graphic>
+                <wp14:sizeRelH relativeFrom="margin">
+                  <wp14:pctWidth>0</wp14:pctWidth>
+                </wp14:sizeRelH>
+                <wp14:sizeRelV relativeFrom="margin">
+                  <wp14:pctHeight>0</wp14:pctHeight>
+                </wp14:sizeRelV>
+              </wp:anchor>
+            </w:drawing>
+          </mc:Choice>
+          <mc:Fallback>
+            <w:pict>
+              <v:rect w14:anchorId="2EEE470A" id="직사각형 37" o:spid="_x0000_s1026" style="position:absolute;left:0;text-align:left;margin-left:336.8pt;margin-top:10.15pt;width:32.55pt;height:10.6pt;z-index:251675648;visibility:visible;mso-wrap-style:square;mso-width-percent:0;mso-height-percent:0;mso-wrap-distance-left:9pt;mso-wrap-distance-top:0;mso-wrap-distance-right:9pt;mso-wrap-distance-bottom:0;mso-position-horizontal:absolute;mso-position-horizontal-relative:text;mso-position-vertical:absolute;mso-position-vertical-relative:text;mso-width-percent:0;mso-height-percent:0;mso-width-relative:margin;mso-height-relative:margin;v-text-anchor:middle" o:gfxdata="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" filled="f" strokecolor="red" strokeweight="1pt"/>
+            </w:pict>
+          </mc:Fallback>
+        </mc:AlternateContent>
+      </w:r>
+      <w:r>
+        <w:rPr>
+          <w:rFonts w:hint="eastAsia"/>
+          <w:noProof/>
+        </w:rPr>
+        <mc:AlternateContent>
+          <mc:Choice Requires="wps">
+            <w:drawing>
+              <wp:anchor distT="0" distB="0" distL="114300" distR="114300" simplePos="0" relativeHeight="251673600" behindDoc="0" locked="0" layoutInCell="1" allowOverlap="1" wp14:anchorId="05B1A3C6" wp14:editId="0AE49C07">
+                <wp:simplePos x="0" y="0"/>
+                <wp:positionH relativeFrom="column">
+                  <wp:posOffset>3880237</wp:posOffset>
+                </wp:positionH>
+                <wp:positionV relativeFrom="paragraph">
+                  <wp:posOffset>137767</wp:posOffset>
+                </wp:positionV>
+                <wp:extent cx="349857" cy="126973"/>
+                <wp:effectExtent l="0" t="0" r="12700" b="26035"/>
+                <wp:wrapNone/>
+                <wp:docPr id="36" name="직사각형 36"/>
+                <wp:cNvGraphicFramePr/>
+                <a:graphic xmlns:a="http://schemas.openxmlformats.org/drawingml/2006/main">
+                  <a:graphicData uri="http://schemas.microsoft.com/office/word/2010/wordprocessingShape">
+                    <wps:wsp>
+                      <wps:cNvSpPr/>
+                      <wps:spPr>
+                        <a:xfrm>
+                          <a:off x="0" y="0"/>
+                          <a:ext cx="349857" cy="126973"/>
+                        </a:xfrm>
+                        <a:prstGeom prst="rect">
+                          <a:avLst/>
+                        </a:prstGeom>
+                        <a:noFill/>
+                        <a:ln>
+                          <a:solidFill>
+                            <a:srgbClr val="FF0000"/>
+                          </a:solidFill>
+                        </a:ln>
+                      </wps:spPr>
+                      <wps:style>
+                        <a:lnRef idx="2">
+                          <a:schemeClr val="accent1">
+                            <a:shade val="50000"/>
+                          </a:schemeClr>
+                        </a:lnRef>
+                        <a:fillRef idx="1">
+                          <a:schemeClr val="accent1"/>
+                        </a:fillRef>
+                        <a:effectRef idx="0">
+                          <a:schemeClr val="accent1"/>
+                        </a:effectRef>
+                        <a:fontRef idx="minor">
+                          <a:schemeClr val="lt1"/>
+                        </a:fontRef>
+                      </wps:style>
+                      <wps:bodyPr rot="0" spcFirstLastPara="0" vertOverflow="overflow" horzOverflow="overflow" vert="horz" wrap="square" lIns="91440" tIns="45720" rIns="91440" bIns="45720" numCol="1" spcCol="0" rtlCol="0" fromWordArt="0" anchor="ctr" anchorCtr="0" forceAA="0" compatLnSpc="1">
+                        <a:prstTxWarp prst="textNoShape">
+                          <a:avLst/>
+                        </a:prstTxWarp>
+                        <a:noAutofit/>
+                      </wps:bodyPr>
+                    </wps:wsp>
+                  </a:graphicData>
+                </a:graphic>
+                <wp14:sizeRelH relativeFrom="margin">
+                  <wp14:pctWidth>0</wp14:pctWidth>
+                </wp14:sizeRelH>
+                <wp14:sizeRelV relativeFrom="margin">
+                  <wp14:pctHeight>0</wp14:pctHeight>
+                </wp14:sizeRelV>
+              </wp:anchor>
+            </w:drawing>
+          </mc:Choice>
+          <mc:Fallback>
+            <w:pict>
+              <v:rect w14:anchorId="732E31C7" id="직사각형 36" o:spid="_x0000_s1026" style="position:absolute;left:0;text-align:left;margin-left:305.55pt;margin-top:10.85pt;width:27.55pt;height:10pt;z-index:251673600;visibility:visible;mso-wrap-style:square;mso-width-percent:0;mso-height-percent:0;mso-wrap-distance-left:9pt;mso-wrap-distance-top:0;mso-wrap-distance-right:9pt;mso-wrap-distance-bottom:0;mso-position-horizontal:absolute;mso-position-horizontal-relative:text;mso-position-vertical:absolute;mso-position-vertical-relative:text;mso-width-percent:0;mso-height-percent:0;mso-width-relative:margin;mso-height-relative:margin;v-text-anchor:middle" o:gfxdata="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" filled="f" strokecolor="red" strokeweight="1pt"/>
+            </w:pict>
+          </mc:Fallback>
+        </mc:AlternateContent>
+      </w:r>
+      <w:r>
+        <w:rPr>
+          <w:rFonts w:hint="eastAsia"/>
+          <w:noProof/>
+        </w:rPr>
+        <mc:AlternateContent>
+          <mc:Choice Requires="wps">
+            <w:drawing>
+              <wp:anchor distT="0" distB="0" distL="114300" distR="114300" simplePos="0" relativeHeight="251671552" behindDoc="0" locked="0" layoutInCell="1" allowOverlap="1" wp14:anchorId="2B85A5A1" wp14:editId="412FE4BC">
+                <wp:simplePos x="0" y="0"/>
+                <wp:positionH relativeFrom="column">
+                  <wp:posOffset>2663687</wp:posOffset>
+                </wp:positionH>
+                <wp:positionV relativeFrom="paragraph">
+                  <wp:posOffset>121865</wp:posOffset>
+                </wp:positionV>
+                <wp:extent cx="524786" cy="143123"/>
+                <wp:effectExtent l="0" t="0" r="27940" b="28575"/>
+                <wp:wrapNone/>
+                <wp:docPr id="35" name="직사각형 35"/>
+                <wp:cNvGraphicFramePr/>
+                <a:graphic xmlns:a="http://schemas.openxmlformats.org/drawingml/2006/main">
+                  <a:graphicData uri="http://schemas.microsoft.com/office/word/2010/wordprocessingShape">
+                    <wps:wsp>
+                      <wps:cNvSpPr/>
+                      <wps:spPr>
+                        <a:xfrm>
+                          <a:off x="0" y="0"/>
+                          <a:ext cx="524786" cy="143123"/>
+                        </a:xfrm>
+                        <a:prstGeom prst="rect">
+                          <a:avLst/>
+                        </a:prstGeom>
+                        <a:noFill/>
+                        <a:ln>
+                          <a:solidFill>
+                            <a:srgbClr val="FF0000"/>
+                          </a:solidFill>
+                        </a:ln>
+                      </wps:spPr>
+                      <wps:style>
+                        <a:lnRef idx="2">
+                          <a:schemeClr val="accent1">
+                            <a:shade val="50000"/>
+                          </a:schemeClr>
+                        </a:lnRef>
+                        <a:fillRef idx="1">
+                          <a:schemeClr val="accent1"/>
+                        </a:fillRef>
+                        <a:effectRef idx="0">
+                          <a:schemeClr val="accent1"/>
+                        </a:effectRef>
+                        <a:fontRef idx="minor">
+                          <a:schemeClr val="lt1"/>
+                        </a:fontRef>
+                      </wps:style>
+                      <wps:bodyPr rot="0" spcFirstLastPara="0" vertOverflow="overflow" horzOverflow="overflow" vert="horz" wrap="square" lIns="91440" tIns="45720" rIns="91440" bIns="45720" numCol="1" spcCol="0" rtlCol="0" fromWordArt="0" anchor="ctr" anchorCtr="0" forceAA="0" compatLnSpc="1">
+                        <a:prstTxWarp prst="textNoShape">
+                          <a:avLst/>
+                        </a:prstTxWarp>
+                        <a:noAutofit/>
+                      </wps:bodyPr>
+                    </wps:wsp>
+                  </a:graphicData>
+                </a:graphic>
+                <wp14:sizeRelH relativeFrom="margin">
+                  <wp14:pctWidth>0</wp14:pctWidth>
+                </wp14:sizeRelH>
+                <wp14:sizeRelV relativeFrom="margin">
+                  <wp14:pctHeight>0</wp14:pctHeight>
+                </wp14:sizeRelV>
+              </wp:anchor>
+            </w:drawing>
+          </mc:Choice>
+          <mc:Fallback>
+            <w:pict>
+              <v:rect w14:anchorId="51350A1F" id="직사각형 35" o:spid="_x0000_s1026" style="position:absolute;left:0;text-align:left;margin-left:209.75pt;margin-top:9.6pt;width:41.3pt;height:11.25pt;z-index:251671552;visibility:visible;mso-wrap-style:square;mso-width-percent:0;mso-height-percent:0;mso-wrap-distance-left:9pt;mso-wrap-distance-top:0;mso-wrap-distance-right:9pt;mso-wrap-distance-bottom:0;mso-position-horizontal:absolute;mso-position-horizontal-relative:text;mso-position-vertical:absolute;mso-position-vertical-relative:text;mso-width-percent:0;mso-height-percent:0;mso-width-relative:margin;mso-height-relative:margin;v-text-anchor:middle" o:gfxdata="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" filled="f" strokecolor="red" strokeweight="1pt"/>
+            </w:pict>
+          </mc:Fallback>
+        </mc:AlternateContent>
+      </w:r>
+      <w:r>
+        <w:rPr>
+          <w:rFonts w:hint="eastAsia"/>
+          <w:noProof/>
+        </w:rPr>
+        <w:drawing>
+          <wp:inline distT="0" distB="0" distL="0" distR="0">
+            <wp:extent cx="5731510" cy="873843"/>
+            <wp:effectExtent l="0" t="0" r="2540" b="2540"/>
+            <wp:docPr id="34" name="그림 34"/>
+            <wp:cNvGraphicFramePr>
+              <a:graphicFrameLocks xmlns:a="http://schemas.openxmlformats.org/drawingml/2006/main" noChangeAspect="1"/>
+            </wp:cNvGraphicFramePr>
+            <a:graphic xmlns:a="http://schemas.openxmlformats.org/drawingml/2006/main">
+              <a:graphicData uri="http://schemas.openxmlformats.org/drawingml/2006/picture">
+                <pic:pic xmlns:pic="http://schemas.openxmlformats.org/drawingml/2006/picture">
+                  <pic:nvPicPr>
+                    <pic:cNvPr id="34" name="ps aux grep ezFlow.PNG"/>
+                    <pic:cNvPicPr/>
+                  </pic:nvPicPr>
+                  <pic:blipFill rotWithShape="1">
+                    <a:blip r:embed="rId34">
+                      <a:extLst>
+                        <a:ext uri="{28A0092B-C50C-407E-A947-70E740481C1C}">
+                          <a14:useLocalDpi xmlns:a14="http://schemas.microsoft.com/office/drawing/2010/main" val="0"/>
+                        </a:ext>
+                      </a:extLst>
+                    </a:blip>
+                    <a:srcRect t="-5775"/>
+                    <a:stretch/>
+                  </pic:blipFill>
+                  <pic:spPr bwMode="auto">
+                    <a:xfrm>
+                      <a:off x="0" y="0"/>
+                      <a:ext cx="5731510" cy="873843"/>
+                    </a:xfrm>
+                    <a:prstGeom prst="rect">
+                      <a:avLst/>
+                    </a:prstGeom>
+                    <a:ln>
+                      <a:noFill/>
+                    </a:ln>
+                    <a:extLst>
+                      <a:ext uri="{53640926-AAD7-44D8-BBD7-CCE9431645EC}">
+                        <a14:shadowObscured xmlns:a14="http://schemas.microsoft.com/office/drawing/2010/main"/>
+                      </a:ext>
+                    </a:extLst>
+                  </pic:spPr>
+                </pic:pic>
+              </a:graphicData>
+            </a:graphic>
+          </wp:inline>
+        </w:drawing>
+      </w:r>
+    </w:p>
+    <w:p>
+      <w:pPr>
+        <w:pStyle w:val="a4"/>
+        <w:spacing w:before="240" w:line="168" w:lineRule="auto"/>
+        <w:ind w:leftChars="0" w:left="980"/>
+      </w:pPr>
+      <w:r>
+        <w:lastRenderedPageBreak/>
+        <w:t>grep을</w:t>
+      </w:r>
+      <w:r>
+        <w:rPr>
+          <w:rFonts w:hint="eastAsia"/>
+        </w:rPr>
+        <w:t xml:space="preserve"> 통해서 특정프로세스를 확인할 수 있다.</w:t>
+      </w:r>
+    </w:p>
+    <w:p>
+      <w:pPr>
+        <w:pStyle w:val="a4"/>
+        <w:spacing w:before="240" w:line="168" w:lineRule="auto"/>
+        <w:ind w:leftChars="0" w:left="980"/>
+      </w:pPr>
+    </w:p>
+    <w:p>
+      <w:pPr>
+        <w:pStyle w:val="a4"/>
+        <w:spacing w:before="240" w:line="276" w:lineRule="auto"/>
+        <w:ind w:leftChars="0" w:left="980"/>
+      </w:pPr>
+      <w:r>
+        <w:rPr>
+          <w:rFonts w:hint="eastAsia"/>
+        </w:rPr>
+        <w:t xml:space="preserve">왼쪽부터 </w:t>
+      </w:r>
+      <w:r>
+        <w:rPr>
+          <w:rFonts w:hint="eastAsia"/>
+        </w:rPr>
+        <w:t>첫</w:t>
+      </w:r>
+      <w:r>
+        <w:rPr>
+          <w:rFonts w:hint="eastAsia"/>
+        </w:rPr>
+        <w:t xml:space="preserve">번째 </w:t>
+      </w:r>
+      <w:r>
+        <w:rPr>
+          <w:rFonts w:hint="eastAsia"/>
+        </w:rPr>
+        <w:t xml:space="preserve">빨간색 박스는 </w:t>
+      </w:r>
+      <w:r>
+        <w:t>RSS</w:t>
+      </w:r>
+    </w:p>
+    <w:p>
+      <w:pPr>
+        <w:pStyle w:val="a4"/>
+        <w:spacing w:before="240" w:line="276" w:lineRule="auto"/>
+        <w:ind w:leftChars="0" w:left="980"/>
+      </w:pPr>
+      <w:r>
+        <w:rPr>
+          <w:rFonts w:hint="eastAsia"/>
+        </w:rPr>
+        <w:t>두번째 빨간색 박스는 시작날짜</w:t>
+      </w:r>
+    </w:p>
+    <w:p>
+      <w:pPr>
+        <w:pStyle w:val="a4"/>
+        <w:spacing w:before="240" w:line="276" w:lineRule="auto"/>
+        <w:ind w:leftChars="0" w:left="980"/>
+      </w:pPr>
+      <w:r>
+        <w:rPr>
+          <w:rFonts w:hint="eastAsia"/>
+        </w:rPr>
+        <w:t>세번째 빨간색 박스는</w:t>
+      </w:r>
+      <w:r>
+        <w:rPr>
+          <w:rFonts w:hint="eastAsia"/>
+        </w:rPr>
+        <w:t xml:space="preserve"> </w:t>
+      </w:r>
+      <w:r>
+        <w:rPr>
+          <w:rFonts w:hint="eastAsia"/>
+        </w:rPr>
+        <w:t>프로세스</w:t>
+      </w:r>
+      <w:r>
+        <w:rPr>
+          <w:rFonts w:hint="eastAsia"/>
+        </w:rPr>
+        <w:t xml:space="preserve">가 지금까지 </w:t>
+      </w:r>
+      <w:r>
+        <w:rPr>
+          <w:rFonts w:hint="eastAsia"/>
+        </w:rPr>
+        <w:t>놀고 있는</w:t>
+      </w:r>
+      <w:r>
+        <w:rPr>
+          <w:rFonts w:hint="eastAsia"/>
+        </w:rPr>
+        <w:t xml:space="preserve"> 시간을 제외하고 </w:t>
+      </w:r>
+      <w:r>
+        <w:rPr>
+          <w:rFonts w:hint="eastAsia"/>
+        </w:rPr>
+        <w:t>C</w:t>
+      </w:r>
+      <w:r>
+        <w:t>PU</w:t>
+      </w:r>
+      <w:r>
+        <w:rPr>
+          <w:rFonts w:hint="eastAsia"/>
+        </w:rPr>
+        <w:t xml:space="preserve">를 </w:t>
+      </w:r>
+      <w:r>
+        <w:rPr>
+          <w:rFonts w:hint="eastAsia"/>
+        </w:rPr>
+        <w:t xml:space="preserve">사용한 </w:t>
+      </w:r>
+      <w:r>
+        <w:rPr>
+          <w:rFonts w:hint="eastAsia"/>
+        </w:rPr>
+        <w:t>총시간이다</w:t>
+      </w:r>
+      <w:r>
+        <w:t>. (MMM: SS</w:t>
+      </w:r>
+      <w:r>
+        <w:rPr>
+          <w:rFonts w:hint="eastAsia"/>
+        </w:rPr>
+        <w:t>)</w:t>
+      </w:r>
+    </w:p>
+    <w:p>
+      <w:pPr>
+        <w:spacing w:before="240" w:line="168" w:lineRule="auto"/>
+      </w:pPr>
+    </w:p>
+    <w:p>
+      <w:pPr>
+        <w:pStyle w:val="a4"/>
+        <w:numPr>
+          <w:ilvl w:val="0"/>
+          <w:numId w:val="32"/>
+        </w:numPr>
+        <w:spacing w:before="240" w:line="168" w:lineRule="auto"/>
+        <w:ind w:leftChars="0"/>
+      </w:pPr>
+      <w:r>
+        <w:rPr>
+          <w:b/>
+          <w:sz w:val="28"/>
+          <w:szCs w:val="28"/>
+        </w:rPr>
+        <w:t xml:space="preserve">ps -eo </w:t>
+      </w:r>
+      <w:r>
+        <w:rPr>
+          <w:b/>
+          <w:sz w:val="28"/>
+          <w:szCs w:val="28"/>
+        </w:rPr>
+        <w:t>lstart, pid, cmd</w:t>
+      </w:r>
+    </w:p>
+    <w:p>
+      <w:pPr>
+        <w:pStyle w:val="a4"/>
+        <w:spacing w:before="240" w:line="168" w:lineRule="auto"/>
+        <w:ind w:leftChars="0" w:left="980"/>
+      </w:pPr>
+      <w:r>
+        <w:rPr>
+          <w:rFonts w:hint="eastAsia"/>
+          <w:noProof/>
+        </w:rPr>
+        <mc:AlternateContent>
+          <mc:Choice Requires="wps">
+            <w:drawing>
+              <wp:anchor distT="0" distB="0" distL="114300" distR="114300" simplePos="0" relativeHeight="251685888" behindDoc="0" locked="0" layoutInCell="1" allowOverlap="1" wp14:anchorId="090A49E4" wp14:editId="6AC15B36">
+                <wp:simplePos x="0" y="0"/>
+                <wp:positionH relativeFrom="column">
+                  <wp:posOffset>619760</wp:posOffset>
+                </wp:positionH>
+                <wp:positionV relativeFrom="paragraph">
+                  <wp:posOffset>413081</wp:posOffset>
+                </wp:positionV>
+                <wp:extent cx="2385391" cy="150826"/>
+                <wp:effectExtent l="0" t="0" r="15240" b="20955"/>
+                <wp:wrapNone/>
+                <wp:docPr id="46" name="직사각형 46"/>
+                <wp:cNvGraphicFramePr/>
+                <a:graphic xmlns:a="http://schemas.openxmlformats.org/drawingml/2006/main">
+                  <a:graphicData uri="http://schemas.microsoft.com/office/word/2010/wordprocessingShape">
+                    <wps:wsp>
+                      <wps:cNvSpPr/>
+                      <wps:spPr>
+                        <a:xfrm>
+                          <a:off x="0" y="0"/>
+                          <a:ext cx="2385391" cy="150826"/>
+                        </a:xfrm>
+                        <a:prstGeom prst="rect">
+                          <a:avLst/>
+                        </a:prstGeom>
+                        <a:noFill/>
+                        <a:ln>
+                          <a:solidFill>
+                            <a:srgbClr val="FF0000"/>
+                          </a:solidFill>
+                        </a:ln>
+                      </wps:spPr>
+                      <wps:style>
+                        <a:lnRef idx="2">
+                          <a:schemeClr val="accent1">
+                            <a:shade val="50000"/>
+                          </a:schemeClr>
+                        </a:lnRef>
+                        <a:fillRef idx="1">
+                          <a:schemeClr val="accent1"/>
+                        </a:fillRef>
+                        <a:effectRef idx="0">
+                          <a:schemeClr val="accent1"/>
+                        </a:effectRef>
+                        <a:fontRef idx="minor">
+                          <a:schemeClr val="lt1"/>
+                        </a:fontRef>
+                      </wps:style>
+                      <wps:bodyPr rot="0" spcFirstLastPara="0" vertOverflow="overflow" horzOverflow="overflow" vert="horz" wrap="square" lIns="91440" tIns="45720" rIns="91440" bIns="45720" numCol="1" spcCol="0" rtlCol="0" fromWordArt="0" anchor="ctr" anchorCtr="0" forceAA="0" compatLnSpc="1">
+                        <a:prstTxWarp prst="textNoShape">
+                          <a:avLst/>
+                        </a:prstTxWarp>
+                        <a:noAutofit/>
+                      </wps:bodyPr>
+                    </wps:wsp>
+                  </a:graphicData>
+                </a:graphic>
+                <wp14:sizeRelH relativeFrom="margin">
+                  <wp14:pctWidth>0</wp14:pctWidth>
+                </wp14:sizeRelH>
+                <wp14:sizeRelV relativeFrom="margin">
+                  <wp14:pctHeight>0</wp14:pctHeight>
+                </wp14:sizeRelV>
+              </wp:anchor>
+            </w:drawing>
+          </mc:Choice>
+          <mc:Fallback>
+            <w:pict>
+              <v:rect w14:anchorId="03B849DC" id="직사각형 46" o:spid="_x0000_s1026" style="position:absolute;left:0;text-align:left;margin-left:48.8pt;margin-top:32.55pt;width:187.85pt;height:11.9pt;z-index:251685888;visibility:visible;mso-wrap-style:square;mso-width-percent:0;mso-height-percent:0;mso-wrap-distance-left:9pt;mso-wrap-distance-top:0;mso-wrap-distance-right:9pt;mso-wrap-distance-bottom:0;mso-position-horizontal:absolute;mso-position-horizontal-relative:text;mso-position-vertical:absolute;mso-position-vertical-relative:text;mso-width-percent:0;mso-height-percent:0;mso-width-relative:margin;mso-height-relative:margin;v-text-anchor:middle" o:gfxdata="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" filled="f" strokecolor="red" strokeweight="1pt"/>
+            </w:pict>
+          </mc:Fallback>
+        </mc:AlternateContent>
+      </w:r>
+      <w:r>
+        <w:rPr>
+          <w:rFonts w:hint="eastAsia"/>
+          <w:noProof/>
+        </w:rPr>
+        <w:drawing>
+          <wp:inline distT="0" distB="0" distL="0" distR="0">
+            <wp:extent cx="4457700" cy="2288319"/>
+            <wp:effectExtent l="0" t="0" r="0" b="0"/>
+            <wp:docPr id="44" name="그림 44"/>
+            <wp:cNvGraphicFramePr>
+              <a:graphicFrameLocks xmlns:a="http://schemas.openxmlformats.org/drawingml/2006/main" noChangeAspect="1"/>
+            </wp:cNvGraphicFramePr>
+            <a:graphic xmlns:a="http://schemas.openxmlformats.org/drawingml/2006/main">
+              <a:graphicData uri="http://schemas.openxmlformats.org/drawingml/2006/picture">
+                <pic:pic xmlns:pic="http://schemas.openxmlformats.org/drawingml/2006/picture">
+                  <pic:nvPicPr>
+                    <pic:cNvPr id="44" name="ps eo.PNG"/>
+                    <pic:cNvPicPr/>
+                  </pic:nvPicPr>
+                  <pic:blipFill rotWithShape="1">
+                    <a:blip r:embed="rId35">
+                      <a:extLst>
+                        <a:ext uri="{28A0092B-C50C-407E-A947-70E740481C1C}">
+                          <a14:useLocalDpi xmlns:a14="http://schemas.microsoft.com/office/drawing/2010/main" val="0"/>
+                        </a:ext>
+                      </a:extLst>
+                    </a:blip>
+                    <a:srcRect t="-2493"/>
+                    <a:stretch/>
+                  </pic:blipFill>
+                  <pic:spPr bwMode="auto">
+                    <a:xfrm>
+                      <a:off x="0" y="0"/>
+                      <a:ext cx="4458086" cy="2288517"/>
+                    </a:xfrm>
+                    <a:prstGeom prst="rect">
+                      <a:avLst/>
+                    </a:prstGeom>
+                    <a:ln>
+                      <a:noFill/>
+                    </a:ln>
+                    <a:extLst>
+                      <a:ext uri="{53640926-AAD7-44D8-BBD7-CCE9431645EC}">
+                        <a14:shadowObscured xmlns:a14="http://schemas.microsoft.com/office/drawing/2010/main"/>
+                      </a:ext>
+                    </a:extLst>
+                  </pic:spPr>
+                </pic:pic>
+              </a:graphicData>
+            </a:graphic>
+          </wp:inline>
+        </w:drawing>
+      </w:r>
+    </w:p>
+    <w:p>
+      <w:pPr>
+        <w:pStyle w:val="a4"/>
+        <w:spacing w:before="240" w:line="168" w:lineRule="auto"/>
+        <w:ind w:leftChars="0" w:left="980"/>
+      </w:pPr>
+      <w:r>
+        <w:t>ps -eo</w:t>
+      </w:r>
+      <w:r>
+        <w:rPr>
+          <w:rFonts w:hint="eastAsia"/>
+        </w:rPr>
+        <w:t xml:space="preserve">에서 </w:t>
+      </w:r>
+      <w:r>
+        <w:t>e(Select all process)</w:t>
+      </w:r>
+      <w:r>
+        <w:rPr>
+          <w:rFonts w:hint="eastAsia"/>
+        </w:rPr>
+        <w:t xml:space="preserve">는 전체를 뜻하며 </w:t>
+      </w:r>
+      <w:r>
+        <w:t>o(User-defined format)</w:t>
+      </w:r>
+      <w:r>
+        <w:rPr>
+          <w:rFonts w:hint="eastAsia"/>
+        </w:rPr>
+        <w:t xml:space="preserve">는 사용자 정의를 뜻한다. </w:t>
+      </w:r>
+      <w:r>
+        <w:t xml:space="preserve">즉, </w:t>
+      </w:r>
+      <w:r>
+        <w:rPr>
+          <w:rFonts w:hint="eastAsia"/>
+        </w:rPr>
+        <w:t>보고자 하는</w:t>
+      </w:r>
+      <w:r>
+        <w:rPr>
+          <w:rFonts w:hint="eastAsia"/>
+        </w:rPr>
+        <w:t xml:space="preserve"> 컬럼을</w:t>
+      </w:r>
+      <w:r>
+        <w:t xml:space="preserve"> </w:t>
+      </w:r>
+      <w:r>
+        <w:rPr>
+          <w:rFonts w:hint="eastAsia"/>
+        </w:rPr>
+        <w:t>지정해서 확인 가능한 명령어다.</w:t>
+      </w:r>
+    </w:p>
+    <w:p>
+      <w:pPr>
+        <w:pStyle w:val="a4"/>
+        <w:spacing w:before="240" w:line="168" w:lineRule="auto"/>
+        <w:ind w:leftChars="0" w:left="980"/>
+      </w:pPr>
+    </w:p>
+    <w:p>
+      <w:pPr>
+        <w:pStyle w:val="a4"/>
+        <w:spacing w:before="240" w:line="168" w:lineRule="auto"/>
+        <w:ind w:leftChars="0" w:left="980"/>
+      </w:pPr>
+      <w:r>
+        <w:t xml:space="preserve">lstart </w:t>
+      </w:r>
+      <w:r>
+        <w:rPr>
+          <w:rFonts w:hint="eastAsia"/>
+        </w:rPr>
+        <w:t>지정해주면 시작날짜 뿐만 아니라 시분초까지 확인할 수 있다</w:t>
+      </w:r>
+      <w:r>
+        <w:t>.</w:t>
+      </w:r>
+    </w:p>
+    <w:p>
+      <w:pPr>
+        <w:pStyle w:val="a4"/>
+        <w:spacing w:before="240" w:line="168" w:lineRule="auto"/>
+        <w:ind w:leftChars="0" w:left="980"/>
+      </w:pPr>
+    </w:p>
+    <w:p>
+      <w:pPr>
+        <w:pStyle w:val="a4"/>
+        <w:numPr>
+          <w:ilvl w:val="0"/>
+          <w:numId w:val="32"/>
+        </w:numPr>
+        <w:spacing w:before="240" w:line="168" w:lineRule="auto"/>
+        <w:ind w:leftChars="0"/>
+      </w:pPr>
+      <w:r>
+        <w:rPr>
+          <w:b/>
+          <w:sz w:val="28"/>
+          <w:szCs w:val="28"/>
+        </w:rPr>
+        <w:t>ps -elf</w:t>
+      </w:r>
+    </w:p>
+    <w:p>
+      <w:pPr>
+        <w:pStyle w:val="a4"/>
+        <w:spacing w:before="240" w:line="168" w:lineRule="auto"/>
+        <w:ind w:leftChars="0" w:left="980"/>
+      </w:pPr>
+      <w:r>
+        <w:rPr>
+          <w:rFonts w:hint="eastAsia"/>
+          <w:noProof/>
+        </w:rPr>
+        <mc:AlternateContent>
+          <mc:Choice Requires="wps">
+            <w:drawing>
+              <wp:anchor distT="0" distB="0" distL="114300" distR="114300" simplePos="0" relativeHeight="251679744" behindDoc="0" locked="0" layoutInCell="1" allowOverlap="1" wp14:anchorId="506FA6D7" wp14:editId="66605933">
+                <wp:simplePos x="0" y="0"/>
+                <wp:positionH relativeFrom="column">
+                  <wp:posOffset>2067256</wp:posOffset>
+                </wp:positionH>
+                <wp:positionV relativeFrom="paragraph">
+                  <wp:posOffset>273050</wp:posOffset>
+                </wp:positionV>
+                <wp:extent cx="182880" cy="707252"/>
+                <wp:effectExtent l="0" t="0" r="26670" b="17145"/>
+                <wp:wrapNone/>
+                <wp:docPr id="41" name="직사각형 41"/>
+                <wp:cNvGraphicFramePr/>
+                <a:graphic xmlns:a="http://schemas.openxmlformats.org/drawingml/2006/main">
+                  <a:graphicData uri="http://schemas.microsoft.com/office/word/2010/wordprocessingShape">
+                    <wps:wsp>
+                      <wps:cNvSpPr/>
+                      <wps:spPr>
+                        <a:xfrm>
+                          <a:off x="0" y="0"/>
+                          <a:ext cx="182880" cy="707252"/>
+                        </a:xfrm>
+                        <a:prstGeom prst="rect">
+                          <a:avLst/>
+                        </a:prstGeom>
+                        <a:noFill/>
+                        <a:ln>
+                          <a:solidFill>
+                            <a:srgbClr val="FF0000"/>
+                          </a:solidFill>
+                        </a:ln>
+                      </wps:spPr>
+                      <wps:style>
+                        <a:lnRef idx="2">
+                          <a:schemeClr val="accent1">
+                            <a:shade val="50000"/>
+                          </a:schemeClr>
+                        </a:lnRef>
+                        <a:fillRef idx="1">
+                          <a:schemeClr val="accent1"/>
+                        </a:fillRef>
+                        <a:effectRef idx="0">
+                          <a:schemeClr val="accent1"/>
+                        </a:effectRef>
+                        <a:fontRef idx="minor">
+                          <a:schemeClr val="lt1"/>
+                        </a:fontRef>
+                      </wps:style>
+                      <wps:bodyPr rot="0" spcFirstLastPara="0" vertOverflow="overflow" horzOverflow="overflow" vert="horz" wrap="square" lIns="91440" tIns="45720" rIns="91440" bIns="45720" numCol="1" spcCol="0" rtlCol="0" fromWordArt="0" anchor="ctr" anchorCtr="0" forceAA="0" compatLnSpc="1">
+                        <a:prstTxWarp prst="textNoShape">
+                          <a:avLst/>
+                        </a:prstTxWarp>
+                        <a:noAutofit/>
+                      </wps:bodyPr>
+                    </wps:wsp>
+                  </a:graphicData>
+                </a:graphic>
+                <wp14:sizeRelH relativeFrom="margin">
+                  <wp14:pctWidth>0</wp14:pctWidth>
+                </wp14:sizeRelH>
+                <wp14:sizeRelV relativeFrom="margin">
+                  <wp14:pctHeight>0</wp14:pctHeight>
+                </wp14:sizeRelV>
+              </wp:anchor>
+            </w:drawing>
+          </mc:Choice>
+          <mc:Fallback>
+            <w:pict>
+              <v:rect w14:anchorId="72FCE4D7" id="직사각형 41" o:spid="_x0000_s1026" style="position:absolute;left:0;text-align:left;margin-left:162.8pt;margin-top:21.5pt;width:14.4pt;height:55.7pt;z-index:251679744;visibility:visible;mso-wrap-style:square;mso-width-percent:0;mso-height-percent:0;mso-wrap-distance-left:9pt;mso-wrap-distance-top:0;mso-wrap-distance-right:9pt;mso-wrap-distance-bottom:0;mso-position-horizontal:absolute;mso-position-horizontal-relative:text;mso-position-vertical:absolute;mso-position-vertical-relative:text;mso-width-percent:0;mso-height-percent:0;mso-width-relative:margin;mso-height-relative:margin;v-text-anchor:middle" o:gfxdata="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" filled="f" strokecolor="red" strokeweight="1pt"/>
+            </w:pict>
+          </mc:Fallback>
+        </mc:AlternateContent>
+      </w:r>
+      <w:r>
+        <w:rPr>
+          <w:rFonts w:hint="eastAsia"/>
+          <w:noProof/>
+        </w:rPr>
+        <mc:AlternateContent>
+          <mc:Choice Requires="wps">
+            <w:drawing>
+              <wp:anchor distT="0" distB="0" distL="114300" distR="114300" simplePos="0" relativeHeight="251677696" behindDoc="0" locked="0" layoutInCell="1" allowOverlap="1" wp14:anchorId="496D6A14" wp14:editId="058B703D">
+                <wp:simplePos x="0" y="0"/>
+                <wp:positionH relativeFrom="column">
+                  <wp:posOffset>5502303</wp:posOffset>
+                </wp:positionH>
+                <wp:positionV relativeFrom="paragraph">
+                  <wp:posOffset>273879</wp:posOffset>
+                </wp:positionV>
+                <wp:extent cx="849409" cy="707252"/>
+                <wp:effectExtent l="0" t="0" r="27305" b="17145"/>
+                <wp:wrapNone/>
+                <wp:docPr id="39" name="직사각형 39"/>
+                <wp:cNvGraphicFramePr/>
+                <a:graphic xmlns:a="http://schemas.openxmlformats.org/drawingml/2006/main">
+                  <a:graphicData uri="http://schemas.microsoft.com/office/word/2010/wordprocessingShape">
+                    <wps:wsp>
+                      <wps:cNvSpPr/>
+                      <wps:spPr>
+                        <a:xfrm>
+                          <a:off x="0" y="0"/>
+                          <a:ext cx="849409" cy="707252"/>
+                        </a:xfrm>
+                        <a:prstGeom prst="rect">
+                          <a:avLst/>
+                        </a:prstGeom>
+                        <a:noFill/>
+                        <a:ln>
+                          <a:solidFill>
+                            <a:srgbClr val="FF0000"/>
+                          </a:solidFill>
+                        </a:ln>
+                      </wps:spPr>
+                      <wps:style>
+                        <a:lnRef idx="2">
+                          <a:schemeClr val="accent1">
+                            <a:shade val="50000"/>
+                          </a:schemeClr>
+                        </a:lnRef>
+                        <a:fillRef idx="1">
+                          <a:schemeClr val="accent1"/>
+                        </a:fillRef>
+                        <a:effectRef idx="0">
+                          <a:schemeClr val="accent1"/>
+                        </a:effectRef>
+                        <a:fontRef idx="minor">
+                          <a:schemeClr val="lt1"/>
+                        </a:fontRef>
+                      </wps:style>
+                      <wps:bodyPr rot="0" spcFirstLastPara="0" vertOverflow="overflow" horzOverflow="overflow" vert="horz" wrap="square" lIns="91440" tIns="45720" rIns="91440" bIns="45720" numCol="1" spcCol="0" rtlCol="0" fromWordArt="0" anchor="ctr" anchorCtr="0" forceAA="0" compatLnSpc="1">
+                        <a:prstTxWarp prst="textNoShape">
+                          <a:avLst/>
+                        </a:prstTxWarp>
+                        <a:noAutofit/>
+                      </wps:bodyPr>
+                    </wps:wsp>
+                  </a:graphicData>
+                </a:graphic>
+                <wp14:sizeRelH relativeFrom="margin">
+                  <wp14:pctWidth>0</wp14:pctWidth>
+                </wp14:sizeRelH>
+                <wp14:sizeRelV relativeFrom="margin">
+                  <wp14:pctHeight>0</wp14:pctHeight>
+                </wp14:sizeRelV>
+              </wp:anchor>
+            </w:drawing>
+          </mc:Choice>
+          <mc:Fallback>
+            <w:pict>
+              <v:rect w14:anchorId="749FA9DE" id="직사각형 39" o:spid="_x0000_s1026" style="position:absolute;left:0;text-align:left;margin-left:433.25pt;margin-top:21.55pt;width:66.9pt;height:55.7pt;z-index:251677696;visibility:visible;mso-wrap-style:square;mso-width-percent:0;mso-height-percent:0;mso-wrap-distance-left:9pt;mso-wrap-distance-top:0;mso-wrap-distance-right:9pt;mso-wrap-distance-bottom:0;mso-position-horizontal:absolute;mso-position-horizontal-relative:text;mso-position-vertical:absolute;mso-position-vertical-relative:text;mso-width-percent:0;mso-height-percent:0;mso-width-relative:margin;mso-height-relative:margin;v-text-anchor:middle" o:gfxdata="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" filled="f" strokecolor="red" strokeweight="1pt"/>
+            </w:pict>
+          </mc:Fallback>
+        </mc:AlternateContent>
+      </w:r>
+      <w:r>
+        <w:rPr>
+          <w:rFonts w:hint="eastAsia"/>
+          <w:noProof/>
+        </w:rPr>
+        <w:drawing>
+          <wp:inline distT="0" distB="0" distL="0" distR="0">
+            <wp:extent cx="5731510" cy="1013212"/>
+            <wp:effectExtent l="0" t="0" r="2540" b="0"/>
+            <wp:docPr id="38" name="그림 38"/>
+            <wp:cNvGraphicFramePr>
+              <a:graphicFrameLocks xmlns:a="http://schemas.openxmlformats.org/drawingml/2006/main" noChangeAspect="1"/>
+            </wp:cNvGraphicFramePr>
+            <a:graphic xmlns:a="http://schemas.openxmlformats.org/drawingml/2006/main">
+              <a:graphicData uri="http://schemas.openxmlformats.org/drawingml/2006/picture">
+                <pic:pic xmlns:pic="http://schemas.openxmlformats.org/drawingml/2006/picture">
+                  <pic:nvPicPr>
+                    <pic:cNvPr id="38" name="ps elf.PNG"/>
+                    <pic:cNvPicPr/>
+                  </pic:nvPicPr>
+                  <pic:blipFill rotWithShape="1">
+                    <a:blip r:embed="rId36">
+                      <a:extLst>
+                        <a:ext uri="{28A0092B-C50C-407E-A947-70E740481C1C}">
+                          <a14:useLocalDpi xmlns:a14="http://schemas.microsoft.com/office/drawing/2010/main" val="0"/>
+                        </a:ext>
+                      </a:extLst>
+                    </a:blip>
+                    <a:srcRect t="-4084"/>
+                    <a:stretch/>
+                  </pic:blipFill>
+                  <pic:spPr bwMode="auto">
+                    <a:xfrm>
+                      <a:off x="0" y="0"/>
+                      <a:ext cx="5731510" cy="1013212"/>
+                    </a:xfrm>
+                    <a:prstGeom prst="rect">
+                      <a:avLst/>
+                    </a:prstGeom>
+                    <a:ln>
+                      <a:noFill/>
+                    </a:ln>
+                    <a:extLst>
+                      <a:ext uri="{53640926-AAD7-44D8-BBD7-CCE9431645EC}">
+                        <a14:shadowObscured xmlns:a14="http://schemas.microsoft.com/office/drawing/2010/main"/>
+                      </a:ext>
+                    </a:extLst>
+                  </pic:spPr>
+                </pic:pic>
+              </a:graphicData>
+            </a:graphic>
+          </wp:inline>
+        </w:drawing>
+      </w:r>
+    </w:p>
+    <w:p>
+      <w:pPr>
+        <w:pStyle w:val="a4"/>
+        <w:spacing w:before="240" w:line="168" w:lineRule="auto"/>
+        <w:ind w:leftChars="0" w:left="980"/>
+      </w:pPr>
+      <w:r>
+        <w:rPr>
+          <w:rFonts w:hint="eastAsia"/>
+        </w:rPr>
+        <w:t>동작중인 모든</w:t>
+      </w:r>
+      <w:r>
+        <w:rPr>
+          <w:rFonts w:hint="eastAsia"/>
+        </w:rPr>
+        <w:t xml:space="preserve"> </w:t>
+      </w:r>
+      <w:r>
+        <w:rPr>
+          <w:rFonts w:hint="eastAsia"/>
+        </w:rPr>
+        <w:t>프로세스를 자세하게(</w:t>
+      </w:r>
+      <w:r>
+        <w:rPr>
+          <w:b/>
+        </w:rPr>
+        <w:t>l</w:t>
+      </w:r>
+      <w:r>
+        <w:t>ong</w:t>
+      </w:r>
+      <w:r>
+        <w:rPr>
+          <w:b/>
+        </w:rPr>
+        <w:t xml:space="preserve">, </w:t>
+      </w:r>
+      <w:r>
+        <w:rPr>
+          <w:rFonts w:hint="eastAsia"/>
+          <w:b/>
+        </w:rPr>
+        <w:t>f</w:t>
+      </w:r>
+      <w:r>
+        <w:t xml:space="preserve">ull format) </w:t>
+      </w:r>
+      <w:r>
+        <w:rPr>
+          <w:rFonts w:hint="eastAsia"/>
+        </w:rPr>
+        <w:t>표출해주는 명령어</w:t>
+      </w:r>
+    </w:p>
+    <w:p>
+      <w:pPr>
+        <w:pStyle w:val="a4"/>
+        <w:spacing w:before="240" w:line="168" w:lineRule="auto"/>
+        <w:ind w:leftChars="0" w:left="980"/>
+      </w:pPr>
+    </w:p>
+    <w:p>
+      <w:pPr>
+        <w:pStyle w:val="a4"/>
+        <w:spacing w:before="240" w:line="168" w:lineRule="auto"/>
+        <w:ind w:leftChars="0" w:left="980"/>
+      </w:pPr>
+      <w:r>
+        <w:rPr>
+          <w:rFonts w:hint="eastAsia"/>
+        </w:rPr>
+        <w:lastRenderedPageBreak/>
+        <w:t>P</w:t>
+      </w:r>
+      <w:r>
+        <w:t xml:space="preserve">PID : </w:t>
+      </w:r>
+      <w:r>
+        <w:rPr>
+          <w:b/>
+        </w:rPr>
+        <w:t>P</w:t>
+      </w:r>
+      <w:r>
+        <w:t xml:space="preserve">arent </w:t>
+      </w:r>
+      <w:r>
+        <w:rPr>
+          <w:b/>
+        </w:rPr>
+        <w:t>P</w:t>
+      </w:r>
+      <w:r>
+        <w:t>rocess ID</w:t>
+      </w:r>
+    </w:p>
+    <w:p>
+      <w:pPr>
+        <w:pStyle w:val="a4"/>
+        <w:numPr>
+          <w:ilvl w:val="0"/>
+          <w:numId w:val="39"/>
+        </w:numPr>
+        <w:spacing w:before="240" w:line="168" w:lineRule="auto"/>
+        <w:ind w:leftChars="0"/>
+      </w:pPr>
+      <w:r>
+        <w:rPr>
+          <w:rFonts w:hint="eastAsia"/>
+        </w:rPr>
+        <w:t>모든 프로세스는 부모가 있어야 하며 첫번째 프로세스</w:t>
+      </w:r>
+      <w:r>
+        <w:rPr>
+          <w:rFonts w:hint="eastAsia"/>
+        </w:rPr>
+        <w:t>(i</w:t>
+      </w:r>
+      <w:r>
+        <w:t>nit)</w:t>
+      </w:r>
+      <w:r>
+        <w:rPr>
+          <w:rFonts w:hint="eastAsia"/>
+        </w:rPr>
+        <w:t>만 부모가 없다.</w:t>
+      </w:r>
+    </w:p>
+    <w:p>
+      <w:pPr>
+        <w:pStyle w:val="a4"/>
+        <w:numPr>
+          <w:ilvl w:val="0"/>
+          <w:numId w:val="39"/>
+        </w:numPr>
+        <w:spacing w:before="240" w:line="168" w:lineRule="auto"/>
+        <w:ind w:leftChars="0"/>
+      </w:pPr>
+      <w:r>
+        <w:t>i</w:t>
+      </w:r>
+      <w:r>
+        <w:t>nit</w:t>
+      </w:r>
+      <w:r>
+        <w:t xml:space="preserve"> or </w:t>
+      </w:r>
+      <w:r>
+        <w:t>Systemd</w:t>
+      </w:r>
+      <w:r>
+        <w:rPr>
+          <w:rFonts w:hint="eastAsia"/>
+        </w:rPr>
+        <w:t>는</w:t>
+      </w:r>
+      <w:r>
+        <w:rPr>
+          <w:rFonts w:hint="eastAsia"/>
+        </w:rPr>
+        <w:t xml:space="preserve"> 시스템서비스제어,</w:t>
+      </w:r>
+      <w:r>
+        <w:t xml:space="preserve"> </w:t>
+      </w:r>
+      <w:r>
+        <w:rPr>
+          <w:rFonts w:hint="eastAsia"/>
+        </w:rPr>
+        <w:t>유저프로세스 생성</w:t>
+      </w:r>
+      <w:r>
+        <w:rPr>
+          <w:rFonts w:hint="eastAsia"/>
+        </w:rPr>
+        <w:t>하는 역할</w:t>
+      </w:r>
+      <w:r>
+        <w:rPr>
+          <w:rFonts w:hint="eastAsia"/>
+        </w:rPr>
+        <w:t xml:space="preserve"> </w:t>
+      </w:r>
+    </w:p>
+    <w:p>
+      <w:pPr>
+        <w:pStyle w:val="a4"/>
+        <w:spacing w:before="240" w:line="168" w:lineRule="auto"/>
+        <w:ind w:leftChars="0" w:left="980"/>
+      </w:pPr>
+      <w:r>
+        <w:t>[</w:t>
+      </w:r>
+      <w:r>
+        <w:t xml:space="preserve">    </w:t>
+      </w:r>
+      <w:r>
+        <w:t xml:space="preserve">] : kernel </w:t>
+      </w:r>
+      <w:r>
+        <w:rPr>
+          <w:rFonts w:hint="eastAsia"/>
+        </w:rPr>
+        <w:t>프로세스</w:t>
+      </w:r>
+    </w:p>
+    <w:p>
+      <w:pPr>
+        <w:pStyle w:val="a4"/>
+        <w:numPr>
+          <w:ilvl w:val="0"/>
+          <w:numId w:val="39"/>
+        </w:numPr>
+        <w:spacing w:before="240" w:line="168" w:lineRule="auto"/>
+        <w:ind w:leftChars="0"/>
+      </w:pPr>
+      <w:r>
+        <w:t xml:space="preserve">kernel </w:t>
+      </w:r>
+      <w:r>
+        <w:rPr>
+          <w:rFonts w:hint="eastAsia"/>
+        </w:rPr>
+        <w:t xml:space="preserve">프로세스는 </w:t>
+      </w:r>
+      <w:r>
+        <w:t>PPID</w:t>
+      </w:r>
+      <w:r>
+        <w:rPr>
+          <w:rFonts w:hint="eastAsia"/>
+        </w:rPr>
+        <w:t xml:space="preserve">가 </w:t>
+      </w:r>
+      <w:r>
+        <w:t>2</w:t>
+      </w:r>
+      <w:r>
+        <w:rPr>
+          <w:rFonts w:hint="eastAsia"/>
+        </w:rPr>
+        <w:t>번이다.</w:t>
+      </w:r>
+    </w:p>
+    <w:p>
+      <w:pPr>
+        <w:pStyle w:val="a4"/>
+        <w:spacing w:before="240" w:line="168" w:lineRule="auto"/>
+        <w:ind w:leftChars="0" w:left="1448"/>
+      </w:pPr>
+    </w:p>
+    <w:p>
+      <w:pPr>
+        <w:spacing w:before="240" w:line="168" w:lineRule="auto"/>
+        <w:ind w:left="980"/>
+      </w:pPr>
+      <w:r>
+        <w:rPr>
+          <w:rFonts w:hint="eastAsia"/>
+          <w:noProof/>
+        </w:rPr>
+        <mc:AlternateContent>
+          <mc:Choice Requires="wps">
+            <w:drawing>
+              <wp:anchor distT="0" distB="0" distL="114300" distR="114300" simplePos="0" relativeHeight="251683840" behindDoc="0" locked="0" layoutInCell="1" allowOverlap="1" wp14:anchorId="363A9950" wp14:editId="01187426">
+                <wp:simplePos x="0" y="0"/>
+                <wp:positionH relativeFrom="margin">
+                  <wp:posOffset>1725295</wp:posOffset>
+                </wp:positionH>
+                <wp:positionV relativeFrom="paragraph">
+                  <wp:posOffset>56819</wp:posOffset>
+                </wp:positionV>
+                <wp:extent cx="142875" cy="349250"/>
+                <wp:effectExtent l="0" t="0" r="28575" b="12700"/>
+                <wp:wrapNone/>
+                <wp:docPr id="43" name="직사각형 43"/>
+                <wp:cNvGraphicFramePr/>
+                <a:graphic xmlns:a="http://schemas.openxmlformats.org/drawingml/2006/main">
+                  <a:graphicData uri="http://schemas.microsoft.com/office/word/2010/wordprocessingShape">
+                    <wps:wsp>
+                      <wps:cNvSpPr/>
+                      <wps:spPr>
+                        <a:xfrm>
+                          <a:off x="0" y="0"/>
+                          <a:ext cx="142875" cy="349250"/>
+                        </a:xfrm>
+                        <a:prstGeom prst="rect">
+                          <a:avLst/>
+                        </a:prstGeom>
+                        <a:noFill/>
+                        <a:ln>
+                          <a:solidFill>
+                            <a:srgbClr val="FF0000"/>
+                          </a:solidFill>
+                        </a:ln>
+                      </wps:spPr>
+                      <wps:style>
+                        <a:lnRef idx="2">
+                          <a:schemeClr val="accent1">
+                            <a:shade val="50000"/>
+                          </a:schemeClr>
+                        </a:lnRef>
+                        <a:fillRef idx="1">
+                          <a:schemeClr val="accent1"/>
+                        </a:fillRef>
+                        <a:effectRef idx="0">
+                          <a:schemeClr val="accent1"/>
+                        </a:effectRef>
+                        <a:fontRef idx="minor">
+                          <a:schemeClr val="lt1"/>
+                        </a:fontRef>
+                      </wps:style>
+                      <wps:bodyPr rot="0" spcFirstLastPara="0" vertOverflow="overflow" horzOverflow="overflow" vert="horz" wrap="square" lIns="91440" tIns="45720" rIns="91440" bIns="45720" numCol="1" spcCol="0" rtlCol="0" fromWordArt="0" anchor="ctr" anchorCtr="0" forceAA="0" compatLnSpc="1">
+                        <a:prstTxWarp prst="textNoShape">
+                          <a:avLst/>
+                        </a:prstTxWarp>
+                        <a:noAutofit/>
+                      </wps:bodyPr>
+                    </wps:wsp>
+                  </a:graphicData>
+                </a:graphic>
+                <wp14:sizeRelH relativeFrom="margin">
+                  <wp14:pctWidth>0</wp14:pctWidth>
+                </wp14:sizeRelH>
+                <wp14:sizeRelV relativeFrom="margin">
+                  <wp14:pctHeight>0</wp14:pctHeight>
+                </wp14:sizeRelV>
+              </wp:anchor>
+            </w:drawing>
+          </mc:Choice>
+          <mc:Fallback>
+            <w:pict>
+              <v:rect w14:anchorId="11626649" id="직사각형 43" o:spid="_x0000_s1026" style="position:absolute;left:0;text-align:left;margin-left:135.85pt;margin-top:4.45pt;width:11.25pt;height:27.5pt;z-index:251683840;visibility:visible;mso-wrap-style:square;mso-width-percent:0;mso-height-percent:0;mso-wrap-distance-left:9pt;mso-wrap-distance-top:0;mso-wrap-distance-right:9pt;mso-wrap-distance-bottom:0;mso-position-horizontal:absolute;mso-position-horizontal-relative:margin;mso-position-vertical:absolute;mso-position-vertical-relative:text;mso-width-percent:0;mso-height-percent:0;mso-width-relative:margin;mso-height-relative:margin;v-text-anchor:middle" o:gfxdata="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" filled="f" strokecolor="red" strokeweight="1pt">
+                <w10:wrap anchorx="margin"/>
+              </v:rect>
+            </w:pict>
+          </mc:Fallback>
+        </mc:AlternateContent>
+      </w:r>
+      <w:r>
+        <w:rPr>
+          <w:rFonts w:hint="eastAsia"/>
+          <w:noProof/>
+        </w:rPr>
+        <mc:AlternateContent>
+          <mc:Choice Requires="wps">
+            <w:drawing>
+              <wp:anchor distT="0" distB="0" distL="114300" distR="114300" simplePos="0" relativeHeight="251681792" behindDoc="0" locked="0" layoutInCell="1" allowOverlap="1" wp14:anchorId="64A5F913" wp14:editId="4E514A0F">
+                <wp:simplePos x="0" y="0"/>
+                <wp:positionH relativeFrom="column">
+                  <wp:posOffset>4324985</wp:posOffset>
+                </wp:positionH>
+                <wp:positionV relativeFrom="paragraph">
+                  <wp:posOffset>56819</wp:posOffset>
+                </wp:positionV>
+                <wp:extent cx="2025650" cy="349250"/>
+                <wp:effectExtent l="0" t="0" r="12700" b="12700"/>
+                <wp:wrapNone/>
+                <wp:docPr id="42" name="직사각형 42"/>
+                <wp:cNvGraphicFramePr/>
+                <a:graphic xmlns:a="http://schemas.openxmlformats.org/drawingml/2006/main">
+                  <a:graphicData uri="http://schemas.microsoft.com/office/word/2010/wordprocessingShape">
+                    <wps:wsp>
+                      <wps:cNvSpPr/>
+                      <wps:spPr>
+                        <a:xfrm>
+                          <a:off x="0" y="0"/>
+                          <a:ext cx="2025650" cy="349250"/>
+                        </a:xfrm>
+                        <a:prstGeom prst="rect">
+                          <a:avLst/>
+                        </a:prstGeom>
+                        <a:noFill/>
+                        <a:ln>
+                          <a:solidFill>
+                            <a:srgbClr val="FF0000"/>
+                          </a:solidFill>
+                        </a:ln>
+                      </wps:spPr>
+                      <wps:style>
+                        <a:lnRef idx="2">
+                          <a:schemeClr val="accent1">
+                            <a:shade val="50000"/>
+                          </a:schemeClr>
+                        </a:lnRef>
+                        <a:fillRef idx="1">
+                          <a:schemeClr val="accent1"/>
+                        </a:fillRef>
+                        <a:effectRef idx="0">
+                          <a:schemeClr val="accent1"/>
+                        </a:effectRef>
+                        <a:fontRef idx="minor">
+                          <a:schemeClr val="lt1"/>
+                        </a:fontRef>
+                      </wps:style>
+                      <wps:bodyPr rot="0" spcFirstLastPara="0" vertOverflow="overflow" horzOverflow="overflow" vert="horz" wrap="square" lIns="91440" tIns="45720" rIns="91440" bIns="45720" numCol="1" spcCol="0" rtlCol="0" fromWordArt="0" anchor="ctr" anchorCtr="0" forceAA="0" compatLnSpc="1">
+                        <a:prstTxWarp prst="textNoShape">
+                          <a:avLst/>
+                        </a:prstTxWarp>
+                        <a:noAutofit/>
+                      </wps:bodyPr>
+                    </wps:wsp>
+                  </a:graphicData>
+                </a:graphic>
+                <wp14:sizeRelH relativeFrom="margin">
+                  <wp14:pctWidth>0</wp14:pctWidth>
+                </wp14:sizeRelH>
+                <wp14:sizeRelV relativeFrom="margin">
+                  <wp14:pctHeight>0</wp14:pctHeight>
+                </wp14:sizeRelV>
+              </wp:anchor>
+            </w:drawing>
+          </mc:Choice>
+          <mc:Fallback>
+            <w:pict>
+              <v:rect w14:anchorId="0A4FF875" id="직사각형 42" o:spid="_x0000_s1026" style="position:absolute;left:0;text-align:left;margin-left:340.55pt;margin-top:4.45pt;width:159.5pt;height:27.5pt;z-index:251681792;visibility:visible;mso-wrap-style:square;mso-width-percent:0;mso-height-percent:0;mso-wrap-distance-left:9pt;mso-wrap-distance-top:0;mso-wrap-distance-right:9pt;mso-wrap-distance-bottom:0;mso-position-horizontal:absolute;mso-position-horizontal-relative:text;mso-position-vertical:absolute;mso-position-vertical-relative:text;mso-width-percent:0;mso-height-percent:0;mso-width-relative:margin;mso-height-relative:margin;v-text-anchor:middle" o:gfxdata="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" filled="f" strokecolor="red" strokeweight="1pt"/>
+            </w:pict>
+          </mc:Fallback>
+        </mc:AlternateContent>
+      </w:r>
+      <w:r>
+        <w:rPr>
+          <w:rFonts w:hint="eastAsia"/>
+          <w:noProof/>
+        </w:rPr>
+        <w:drawing>
+          <wp:inline distT="0" distB="0" distL="0" distR="0">
+            <wp:extent cx="5729734" cy="445135"/>
+            <wp:effectExtent l="0" t="0" r="4445" b="0"/>
+            <wp:docPr id="40" name="그림 40"/>
+            <wp:cNvGraphicFramePr>
+              <a:graphicFrameLocks xmlns:a="http://schemas.openxmlformats.org/drawingml/2006/main" noChangeAspect="1"/>
+            </wp:cNvGraphicFramePr>
+            <a:graphic xmlns:a="http://schemas.openxmlformats.org/drawingml/2006/main">
+              <a:graphicData uri="http://schemas.openxmlformats.org/drawingml/2006/picture">
+                <pic:pic xmlns:pic="http://schemas.openxmlformats.org/drawingml/2006/picture">
+                  <pic:nvPicPr>
+                    <pic:cNvPr id="40" name="ps elf2.PNG"/>
+                    <pic:cNvPicPr/>
+                  </pic:nvPicPr>
+                  <pic:blipFill rotWithShape="1">
+                    <a:blip r:embed="rId37" cstate="print">
+                      <a:extLst>
+                        <a:ext uri="{28A0092B-C50C-407E-A947-70E740481C1C}">
+                          <a14:useLocalDpi xmlns:a14="http://schemas.microsoft.com/office/drawing/2010/main" val="0"/>
+                        </a:ext>
+                      </a:extLst>
+                    </a:blip>
+                    <a:srcRect t="-21738" b="-1"/>
+                    <a:stretch/>
+                  </pic:blipFill>
+                  <pic:spPr bwMode="auto">
+                    <a:xfrm>
+                      <a:off x="0" y="0"/>
+                      <a:ext cx="5731510" cy="445273"/>
+                    </a:xfrm>
+                    <a:prstGeom prst="rect">
+                      <a:avLst/>
+                    </a:prstGeom>
+                    <a:ln>
+                      <a:noFill/>
+                    </a:ln>
+                    <a:extLst>
+                      <a:ext uri="{53640926-AAD7-44D8-BBD7-CCE9431645EC}">
+                        <a14:shadowObscured xmlns:a14="http://schemas.microsoft.com/office/drawing/2010/main"/>
+                      </a:ext>
+                    </a:extLst>
+                  </pic:spPr>
+                </pic:pic>
+              </a:graphicData>
+            </a:graphic>
+          </wp:inline>
+        </w:drawing>
+      </w:r>
+    </w:p>
+    <w:p>
+      <w:pPr>
+        <w:spacing w:before="240" w:line="168" w:lineRule="auto"/>
+        <w:ind w:left="980"/>
+      </w:pPr>
+      <w:r>
+        <w:rPr>
+          <w:rFonts w:hint="eastAsia"/>
+        </w:rPr>
+        <w:t xml:space="preserve">유저 프로세스는 </w:t>
+      </w:r>
+      <w:r>
+        <w:t>PPID</w:t>
+      </w:r>
+      <w:r>
+        <w:rPr>
+          <w:rFonts w:hint="eastAsia"/>
+        </w:rPr>
+        <w:t xml:space="preserve">가 </w:t>
+      </w:r>
+      <w:r>
+        <w:t>1</w:t>
+      </w:r>
+      <w:r>
+        <w:rPr>
+          <w:rFonts w:hint="eastAsia"/>
+        </w:rPr>
+        <w:t xml:space="preserve">번 또는 </w:t>
+      </w:r>
+      <w:r>
+        <w:rPr>
+          <w:rFonts w:hint="eastAsia"/>
+        </w:rPr>
+        <w:t>다른 번호가</w:t>
+      </w:r>
+      <w:r>
+        <w:rPr>
+          <w:rFonts w:hint="eastAsia"/>
+        </w:rPr>
+        <w:t xml:space="preserve"> 가능하다.</w:t>
+      </w:r>
+    </w:p>
+    <w:p>
+      <w:pPr>
+        <w:pStyle w:val="a4"/>
+        <w:numPr>
+          <w:ilvl w:val="0"/>
+          <w:numId w:val="32"/>
+        </w:numPr>
+        <w:spacing w:before="240" w:line="168" w:lineRule="auto"/>
+        <w:ind w:leftChars="0"/>
+      </w:pPr>
+      <w:r>
+        <w:rPr>
+          <w:b/>
+          <w:sz w:val="28"/>
+          <w:szCs w:val="28"/>
+        </w:rPr>
+        <w:t>pstree</w:t>
+      </w:r>
+    </w:p>
+    <w:p>
+      <w:pPr>
+        <w:pStyle w:val="a4"/>
+        <w:spacing w:before="240" w:line="168" w:lineRule="auto"/>
+        <w:ind w:leftChars="0" w:left="980"/>
+      </w:pPr>
+      <w:r>
+        <w:rPr>
+          <w:noProof/>
+        </w:rPr>
+        <w:drawing>
+          <wp:inline distT="0" distB="0" distL="0" distR="0">
+            <wp:extent cx="5731510" cy="3578087"/>
+            <wp:effectExtent l="0" t="0" r="2540" b="3810"/>
+            <wp:docPr id="47" name="그림 47"/>
+            <wp:cNvGraphicFramePr>
+              <a:graphicFrameLocks xmlns:a="http://schemas.openxmlformats.org/drawingml/2006/main" noChangeAspect="1"/>
+            </wp:cNvGraphicFramePr>
+            <a:graphic xmlns:a="http://schemas.openxmlformats.org/drawingml/2006/main">
+              <a:graphicData uri="http://schemas.openxmlformats.org/drawingml/2006/picture">
+                <pic:pic xmlns:pic="http://schemas.openxmlformats.org/drawingml/2006/picture">
+                  <pic:nvPicPr>
+                    <pic:cNvPr id="47" name="pstree.PNG"/>
+                    <pic:cNvPicPr/>
+                  </pic:nvPicPr>
+                  <pic:blipFill rotWithShape="1">
+                    <a:blip r:embed="rId38">
+                      <a:extLst>
+                        <a:ext uri="{28A0092B-C50C-407E-A947-70E740481C1C}">
+                          <a14:useLocalDpi xmlns:a14="http://schemas.microsoft.com/office/drawing/2010/main" val="0"/>
+                        </a:ext>
+                      </a:extLst>
+                    </a:blip>
+                    <a:srcRect b="13749"/>
+                    <a:stretch/>
+                  </pic:blipFill>
+                  <pic:spPr bwMode="auto">
+                    <a:xfrm>
+                      <a:off x="0" y="0"/>
+                      <a:ext cx="5731510" cy="3578087"/>
+                    </a:xfrm>
+                    <a:prstGeom prst="rect">
+                      <a:avLst/>
+                    </a:prstGeom>
+                    <a:ln>
+                      <a:noFill/>
+                    </a:ln>
+                    <a:extLst>
+                      <a:ext uri="{53640926-AAD7-44D8-BBD7-CCE9431645EC}">
+                        <a14:shadowObscured xmlns:a14="http://schemas.microsoft.com/office/drawing/2010/main"/>
+                      </a:ext>
+                    </a:extLst>
+                  </pic:spPr>
+                </pic:pic>
+              </a:graphicData>
+            </a:graphic>
+          </wp:inline>
+        </w:drawing>
+      </w:r>
+    </w:p>
+    <w:p>
+      <w:pPr>
+        <w:pStyle w:val="a4"/>
+        <w:spacing w:before="240" w:line="168" w:lineRule="auto"/>
+        <w:ind w:leftChars="0" w:left="980"/>
+      </w:pPr>
+      <w:r>
+        <w:rPr>
+          <w:rFonts w:hint="eastAsia"/>
+        </w:rPr>
+        <w:t>트리형태로 프로세스의 자식과 부모</w:t>
+      </w:r>
+      <w:r>
+        <w:rPr>
+          <w:rFonts w:hint="eastAsia"/>
+        </w:rPr>
+        <w:t xml:space="preserve"> </w:t>
+      </w:r>
+      <w:r>
+        <w:rPr>
+          <w:rFonts w:hint="eastAsia"/>
+        </w:rPr>
+        <w:t>관계를 표출해주는 명령어</w:t>
+      </w:r>
+    </w:p>
+    <w:p>
+      <w:pPr>
+        <w:pStyle w:val="a4"/>
+        <w:spacing w:before="240" w:line="168" w:lineRule="auto"/>
+        <w:ind w:leftChars="0" w:left="980"/>
+      </w:pPr>
+      <w:r>
+        <w:rPr>
+          <w:rFonts w:hint="eastAsia"/>
+        </w:rPr>
+        <w:t>전체적인 프로세스 트리를 한눈에</w:t>
+      </w:r>
+      <w:r>
+        <w:rPr>
+          <w:rFonts w:hint="eastAsia"/>
+        </w:rPr>
+        <w:t xml:space="preserve"> </w:t>
+      </w:r>
+      <w:r>
+        <w:rPr>
+          <w:rFonts w:hint="eastAsia"/>
+        </w:rPr>
+        <w:t>볼</w:t>
+      </w:r>
+      <w:r>
+        <w:rPr>
+          <w:rFonts w:hint="eastAsia"/>
+        </w:rPr>
+        <w:t xml:space="preserve"> </w:t>
+      </w:r>
+      <w:r>
+        <w:rPr>
+          <w:rFonts w:hint="eastAsia"/>
+        </w:rPr>
+        <w:t>수</w:t>
+      </w:r>
+      <w:r>
+        <w:rPr>
+          <w:rFonts w:hint="eastAsia"/>
+        </w:rPr>
+        <w:t xml:space="preserve"> </w:t>
+      </w:r>
+      <w:r>
+        <w:rPr>
+          <w:rFonts w:hint="eastAsia"/>
+        </w:rPr>
+        <w:t>있는 장점이 있다.</w:t>
+      </w:r>
+    </w:p>
+    <w:p>
+      <w:pPr>
+        <w:spacing w:before="240" w:line="168" w:lineRule="auto"/>
+      </w:pPr>
+    </w:p>
+    <w:p>
+      <w:pPr>
+        <w:spacing w:before="240" w:line="168" w:lineRule="auto"/>
+      </w:pPr>
+    </w:p>
+    <w:p>
+      <w:pPr>
+        <w:spacing w:before="240" w:line="168" w:lineRule="auto"/>
+      </w:pPr>
+    </w:p>
+    <w:p>
+      <w:pPr>
+        <w:pStyle w:val="1"/>
+        <w:ind w:firstLineChars="50" w:firstLine="180"/>
+        <w:rPr>
+          <w:szCs w:val="36"/>
+        </w:rPr>
+      </w:pPr>
+      <w:bookmarkStart w:id="9" w:name="_Toc84431262"/>
+      <w:bookmarkStart w:id="10" w:name="_GoBack"/>
+      <w:bookmarkEnd w:id="10"/>
+      <w:r>
+        <w:rPr>
+          <w:rFonts w:hint="eastAsia"/>
+          <w:szCs w:val="36"/>
+        </w:rPr>
+        <w:lastRenderedPageBreak/>
+        <w:t>네트워크 프로토콜 통계 확인방법</w:t>
+      </w:r>
+      <w:bookmarkEnd w:id="9"/>
+    </w:p>
+    <w:p>
+      <w:pPr>
+        <w:pStyle w:val="a4"/>
+        <w:numPr>
+          <w:ilvl w:val="0"/>
+          <w:numId w:val="32"/>
+        </w:numPr>
+        <w:spacing w:before="240" w:line="168" w:lineRule="auto"/>
+        <w:ind w:leftChars="0"/>
+      </w:pPr>
+      <w:r>
+        <w:rPr>
+          <w:b/>
+          <w:sz w:val="28"/>
+          <w:szCs w:val="28"/>
+        </w:rPr>
+        <w:t>netstat</w:t>
+      </w:r>
+      <w:r>
+        <w:rPr>
+          <w:b/>
+          <w:sz w:val="28"/>
+          <w:szCs w:val="28"/>
+        </w:rPr>
+        <w:t xml:space="preserve"> -</w:t>
+      </w:r>
+      <w:r>
+        <w:rPr>
+          <w:rFonts w:hint="eastAsia"/>
+          <w:b/>
+          <w:sz w:val="28"/>
+          <w:szCs w:val="28"/>
+        </w:rPr>
+        <w:t>a</w:t>
+      </w:r>
+    </w:p>
+    <w:p>
+      <w:pPr>
+        <w:pStyle w:val="a4"/>
+        <w:spacing w:before="240" w:line="168" w:lineRule="auto"/>
+        <w:ind w:leftChars="0" w:left="980"/>
+      </w:pPr>
+      <w:r>
+        <w:rPr>
+          <w:rFonts w:hint="eastAsia"/>
+          <w:noProof/>
+        </w:rPr>
+        <mc:AlternateContent>
+          <mc:Choice Requires="wps">
+            <w:drawing>
+              <wp:anchor distT="0" distB="0" distL="114300" distR="114300" simplePos="0" relativeHeight="251698176" behindDoc="0" locked="0" layoutInCell="1" allowOverlap="1" wp14:anchorId="6C7E0872" wp14:editId="3A16EC62">
+                <wp:simplePos x="0" y="0"/>
+                <wp:positionH relativeFrom="column">
+                  <wp:posOffset>620202</wp:posOffset>
+                </wp:positionH>
+                <wp:positionV relativeFrom="paragraph">
+                  <wp:posOffset>2031338</wp:posOffset>
+                </wp:positionV>
+                <wp:extent cx="349857" cy="1081378"/>
+                <wp:effectExtent l="0" t="0" r="12700" b="24130"/>
+                <wp:wrapNone/>
+                <wp:docPr id="58" name="직사각형 58"/>
+                <wp:cNvGraphicFramePr/>
+                <a:graphic xmlns:a="http://schemas.openxmlformats.org/drawingml/2006/main">
+                  <a:graphicData uri="http://schemas.microsoft.com/office/word/2010/wordprocessingShape">
+                    <wps:wsp>
+                      <wps:cNvSpPr/>
+                      <wps:spPr>
+                        <a:xfrm>
+                          <a:off x="0" y="0"/>
+                          <a:ext cx="349857" cy="1081378"/>
+                        </a:xfrm>
+                        <a:prstGeom prst="rect">
+                          <a:avLst/>
+                        </a:prstGeom>
+                        <a:noFill/>
+                        <a:ln>
+                          <a:solidFill>
+                            <a:srgbClr val="FF0000"/>
+                          </a:solidFill>
+                        </a:ln>
+                      </wps:spPr>
+                      <wps:style>
+                        <a:lnRef idx="2">
+                          <a:schemeClr val="accent1">
+                            <a:shade val="50000"/>
+                          </a:schemeClr>
+                        </a:lnRef>
+                        <a:fillRef idx="1">
+                          <a:schemeClr val="accent1"/>
+                        </a:fillRef>
+                        <a:effectRef idx="0">
+                          <a:schemeClr val="accent1"/>
+                        </a:effectRef>
+                        <a:fontRef idx="minor">
+                          <a:schemeClr val="lt1"/>
+                        </a:fontRef>
+                      </wps:style>
+                      <wps:bodyPr rot="0" spcFirstLastPara="0" vertOverflow="overflow" horzOverflow="overflow" vert="horz" wrap="square" lIns="91440" tIns="45720" rIns="91440" bIns="45720" numCol="1" spcCol="0" rtlCol="0" fromWordArt="0" anchor="ctr" anchorCtr="0" forceAA="0" compatLnSpc="1">
+                        <a:prstTxWarp prst="textNoShape">
+                          <a:avLst/>
+                        </a:prstTxWarp>
+                        <a:noAutofit/>
+                      </wps:bodyPr>
+                    </wps:wsp>
+                  </a:graphicData>
+                </a:graphic>
+                <wp14:sizeRelH relativeFrom="margin">
+                  <wp14:pctWidth>0</wp14:pctWidth>
+                </wp14:sizeRelH>
+                <wp14:sizeRelV relativeFrom="margin">
+                  <wp14:pctHeight>0</wp14:pctHeight>
+                </wp14:sizeRelV>
+              </wp:anchor>
+            </w:drawing>
+          </mc:Choice>
+          <mc:Fallback>
+            <w:pict>
+              <v:rect w14:anchorId="47906190" id="직사각형 58" o:spid="_x0000_s1026" style="position:absolute;left:0;text-align:left;margin-left:48.85pt;margin-top:159.95pt;width:27.55pt;height:85.15pt;z-index:251698176;visibility:visible;mso-wrap-style:square;mso-width-percent:0;mso-height-percent:0;mso-wrap-distance-left:9pt;mso-wrap-distance-top:0;mso-wrap-distance-right:9pt;mso-wrap-distance-bottom:0;mso-position-horizontal:absolute;mso-position-horizontal-relative:text;mso-position-vertical:absolute;mso-position-vertical-relative:text;mso-width-percent:0;mso-height-percent:0;mso-width-relative:margin;mso-height-relative:margin;v-text-anchor:middle" o:gfxdata="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" filled="f" strokecolor="red" strokeweight="1pt"/>
+            </w:pict>
+          </mc:Fallback>
+        </mc:AlternateContent>
+      </w:r>
+      <w:r>
+        <w:rPr>
+          <w:rFonts w:hint="eastAsia"/>
+          <w:noProof/>
+        </w:rPr>
+        <mc:AlternateContent>
+          <mc:Choice Requires="wps">
+            <w:drawing>
+              <wp:anchor distT="0" distB="0" distL="114300" distR="114300" simplePos="0" relativeHeight="251687936" behindDoc="0" locked="0" layoutInCell="1" allowOverlap="1" wp14:anchorId="70EDAAC8" wp14:editId="68BDA1FB">
+                <wp:simplePos x="0" y="0"/>
+                <wp:positionH relativeFrom="column">
+                  <wp:posOffset>1884045</wp:posOffset>
+                </wp:positionH>
+                <wp:positionV relativeFrom="paragraph">
+                  <wp:posOffset>67006</wp:posOffset>
+                </wp:positionV>
+                <wp:extent cx="1486590" cy="1765189"/>
+                <wp:effectExtent l="0" t="0" r="18415" b="26035"/>
+                <wp:wrapNone/>
+                <wp:docPr id="51" name="직사각형 51"/>
+                <wp:cNvGraphicFramePr/>
+                <a:graphic xmlns:a="http://schemas.openxmlformats.org/drawingml/2006/main">
+                  <a:graphicData uri="http://schemas.microsoft.com/office/word/2010/wordprocessingShape">
+                    <wps:wsp>
+                      <wps:cNvSpPr/>
+                      <wps:spPr>
+                        <a:xfrm>
+                          <a:off x="0" y="0"/>
+                          <a:ext cx="1486590" cy="1765189"/>
+                        </a:xfrm>
+                        <a:prstGeom prst="rect">
+                          <a:avLst/>
+                        </a:prstGeom>
+                        <a:noFill/>
+                        <a:ln>
+                          <a:solidFill>
+                            <a:srgbClr val="FF0000"/>
+                          </a:solidFill>
+                        </a:ln>
+                      </wps:spPr>
+                      <wps:style>
+                        <a:lnRef idx="2">
+                          <a:schemeClr val="accent1">
+                            <a:shade val="50000"/>
+                          </a:schemeClr>
+                        </a:lnRef>
+                        <a:fillRef idx="1">
+                          <a:schemeClr val="accent1"/>
+                        </a:fillRef>
+                        <a:effectRef idx="0">
+                          <a:schemeClr val="accent1"/>
+                        </a:effectRef>
+                        <a:fontRef idx="minor">
+                          <a:schemeClr val="lt1"/>
+                        </a:fontRef>
+                      </wps:style>
+                      <wps:bodyPr rot="0" spcFirstLastPara="0" vertOverflow="overflow" horzOverflow="overflow" vert="horz" wrap="square" lIns="91440" tIns="45720" rIns="91440" bIns="45720" numCol="1" spcCol="0" rtlCol="0" fromWordArt="0" anchor="ctr" anchorCtr="0" forceAA="0" compatLnSpc="1">
+                        <a:prstTxWarp prst="textNoShape">
+                          <a:avLst/>
+                        </a:prstTxWarp>
+                        <a:noAutofit/>
+                      </wps:bodyPr>
+                    </wps:wsp>
+                  </a:graphicData>
+                </a:graphic>
+                <wp14:sizeRelH relativeFrom="margin">
+                  <wp14:pctWidth>0</wp14:pctWidth>
+                </wp14:sizeRelH>
+                <wp14:sizeRelV relativeFrom="margin">
+                  <wp14:pctHeight>0</wp14:pctHeight>
+                </wp14:sizeRelV>
+              </wp:anchor>
+            </w:drawing>
+          </mc:Choice>
+          <mc:Fallback>
+            <w:pict>
+              <v:rect w14:anchorId="138025A2" id="직사각형 51" o:spid="_x0000_s1026" style="position:absolute;left:0;text-align:left;margin-left:148.35pt;margin-top:5.3pt;width:117.05pt;height:139pt;z-index:251687936;visibility:visible;mso-wrap-style:square;mso-width-percent:0;mso-height-percent:0;mso-wrap-distance-left:9pt;mso-wrap-distance-top:0;mso-wrap-distance-right:9pt;mso-wrap-distance-bottom:0;mso-position-horizontal:absolute;mso-position-horizontal-relative:text;mso-position-vertical:absolute;mso-position-vertical-relative:text;mso-width-percent:0;mso-height-percent:0;mso-width-relative:margin;mso-height-relative:margin;v-text-anchor:middle" o:gfxdata="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" filled="f" strokecolor="red" strokeweight="1pt"/>
+            </w:pict>
+          </mc:Fallback>
+        </mc:AlternateContent>
+      </w:r>
+      <w:r>
+        <w:rPr>
+          <w:rFonts w:hint="eastAsia"/>
+          <w:noProof/>
+        </w:rPr>
+        <w:drawing>
+          <wp:inline distT="0" distB="0" distL="0" distR="0">
+            <wp:extent cx="5730750" cy="3152196"/>
+            <wp:effectExtent l="0" t="0" r="3810" b="0"/>
+            <wp:docPr id="48" name="그림 48"/>
+            <wp:cNvGraphicFramePr>
+              <a:graphicFrameLocks xmlns:a="http://schemas.openxmlformats.org/drawingml/2006/main" noChangeAspect="1"/>
+            </wp:cNvGraphicFramePr>
+            <a:graphic xmlns:a="http://schemas.openxmlformats.org/drawingml/2006/main">
+              <a:graphicData uri="http://schemas.openxmlformats.org/drawingml/2006/picture">
+                <pic:pic xmlns:pic="http://schemas.openxmlformats.org/drawingml/2006/picture">
+                  <pic:nvPicPr>
+                    <pic:cNvPr id="48" name="netstat a.PNG"/>
+                    <pic:cNvPicPr/>
+                  </pic:nvPicPr>
+                  <pic:blipFill rotWithShape="1">
+                    <a:blip r:embed="rId39">
+                      <a:extLst>
+                        <a:ext uri="{28A0092B-C50C-407E-A947-70E740481C1C}">
+                          <a14:useLocalDpi xmlns:a14="http://schemas.microsoft.com/office/drawing/2010/main" val="0"/>
+                        </a:ext>
+                      </a:extLst>
+                    </a:blip>
+                    <a:srcRect t="-2854" b="1"/>
+                    <a:stretch/>
+                  </pic:blipFill>
+                  <pic:spPr bwMode="auto">
+                    <a:xfrm>
+                      <a:off x="0" y="0"/>
+                      <a:ext cx="5731510" cy="3152614"/>
+                    </a:xfrm>
+                    <a:prstGeom prst="rect">
+                      <a:avLst/>
+                    </a:prstGeom>
+                    <a:ln>
+                      <a:noFill/>
+                    </a:ln>
+                    <a:extLst>
+                      <a:ext uri="{53640926-AAD7-44D8-BBD7-CCE9431645EC}">
+                        <a14:shadowObscured xmlns:a14="http://schemas.microsoft.com/office/drawing/2010/main"/>
+                      </a:ext>
+                    </a:extLst>
+                  </pic:spPr>
+                </pic:pic>
+              </a:graphicData>
+            </a:graphic>
+          </wp:inline>
+        </w:drawing>
+      </w:r>
+    </w:p>
+    <w:p>
+      <w:pPr>
+        <w:pStyle w:val="a4"/>
+        <w:spacing w:before="240" w:line="168" w:lineRule="auto"/>
+        <w:ind w:leftChars="0" w:left="980"/>
+      </w:pPr>
+      <w:r>
+        <w:t>n</w:t>
+      </w:r>
+      <w:r>
+        <w:t>etstat</w:t>
+      </w:r>
+      <w:r>
+        <w:rPr>
+          <w:rFonts w:hint="eastAsia"/>
+        </w:rPr>
+        <w:t>는 네트워크 연결을 보여주는 명령어 이다.</w:t>
+      </w:r>
+      <w:r>
+        <w:t xml:space="preserve"> </w:t>
+      </w:r>
+    </w:p>
+    <w:p>
+      <w:pPr>
+        <w:spacing w:before="240" w:line="168" w:lineRule="auto"/>
+      </w:pPr>
+    </w:p>
+    <w:p>
+      <w:pPr>
+        <w:pStyle w:val="a4"/>
+        <w:spacing w:before="240" w:line="168" w:lineRule="auto"/>
+        <w:ind w:leftChars="0" w:left="980"/>
+      </w:pPr>
+      <w:r>
+        <w:t>local address</w:t>
+      </w:r>
+      <w:r>
+        <w:rPr>
+          <w:rFonts w:hint="eastAsia"/>
+        </w:rPr>
+        <w:t xml:space="preserve">가 </w:t>
+      </w:r>
+      <w:r>
+        <w:rPr>
+          <w:rFonts w:hint="eastAsia"/>
+          <w:b/>
+        </w:rPr>
+        <w:t>d</w:t>
+      </w:r>
+      <w:r>
+        <w:rPr>
+          <w:b/>
+        </w:rPr>
+        <w:t>omain</w:t>
+      </w:r>
+      <w:r>
+        <w:rPr>
+          <w:rFonts w:hint="eastAsia"/>
+          <w:b/>
+        </w:rPr>
+        <w:t>+</w:t>
+      </w:r>
+      <w:r>
+        <w:rPr>
+          <w:b/>
+        </w:rPr>
+        <w:t>port</w:t>
+      </w:r>
+      <w:r>
+        <w:rPr>
+          <w:b/>
+        </w:rPr>
+        <w:t xml:space="preserve"> or </w:t>
+      </w:r>
+      <w:r>
+        <w:rPr>
+          <w:rFonts w:hint="eastAsia"/>
+          <w:b/>
+        </w:rPr>
+        <w:t xml:space="preserve">포트사용자 </w:t>
+      </w:r>
+      <w:r>
+        <w:rPr>
+          <w:rFonts w:hint="eastAsia"/>
+        </w:rPr>
+        <w:t>으</w:t>
+      </w:r>
+      <w:r>
+        <w:rPr>
+          <w:rFonts w:hint="eastAsia"/>
+        </w:rPr>
+        <w:t>로 나오는 것을 확인할수있다.</w:t>
+      </w:r>
+    </w:p>
+    <w:p>
+      <w:pPr>
+        <w:pStyle w:val="a4"/>
+        <w:spacing w:before="240" w:line="168" w:lineRule="auto"/>
+        <w:ind w:leftChars="0" w:left="980"/>
+      </w:pPr>
+      <w:r>
+        <w:rPr>
+          <w:rFonts w:hint="eastAsia"/>
+        </w:rPr>
+        <w:t xml:space="preserve">따라서 </w:t>
+      </w:r>
+      <w:r>
+        <w:t xml:space="preserve">netstat -a </w:t>
+      </w:r>
+      <w:r>
+        <w:rPr>
+          <w:rFonts w:hint="eastAsia"/>
+        </w:rPr>
+        <w:t>명령어는 d</w:t>
+      </w:r>
+      <w:r>
+        <w:t>ns</w:t>
+      </w:r>
+      <w:r>
+        <w:rPr>
+          <w:rFonts w:hint="eastAsia"/>
+        </w:rPr>
+        <w:t>서버를 거쳐서 출력해준다.</w:t>
+      </w:r>
+    </w:p>
+    <w:p>
+      <w:pPr>
+        <w:pStyle w:val="a4"/>
+        <w:spacing w:before="240" w:line="168" w:lineRule="auto"/>
+        <w:ind w:leftChars="0" w:left="980"/>
+      </w:pPr>
+    </w:p>
+    <w:p>
+      <w:pPr>
+        <w:pStyle w:val="a4"/>
+        <w:spacing w:before="240" w:line="168" w:lineRule="auto"/>
+        <w:ind w:leftChars="0" w:left="980"/>
+      </w:pPr>
+      <w:r>
+        <w:t xml:space="preserve">unix </w:t>
+      </w:r>
+      <w:r>
+        <w:t xml:space="preserve">domain </w:t>
+      </w:r>
+      <w:r>
+        <w:t>s</w:t>
+      </w:r>
+      <w:r>
+        <w:t>o</w:t>
+      </w:r>
+      <w:r>
+        <w:t>c</w:t>
+      </w:r>
+      <w:r>
+        <w:t>k</w:t>
+      </w:r>
+      <w:r>
+        <w:t xml:space="preserve">et 은 local </w:t>
+      </w:r>
+      <w:r>
+        <w:rPr>
+          <w:rFonts w:hint="eastAsia"/>
+        </w:rPr>
+        <w:t>전용이다</w:t>
+      </w:r>
+      <w:r>
+        <w:t xml:space="preserve">. </w:t>
+      </w:r>
+      <w:r>
+        <w:rPr>
+          <w:rFonts w:hint="eastAsia"/>
+        </w:rPr>
+        <w:t>프로세스끼리 통신이 가능하다.</w:t>
+      </w:r>
+    </w:p>
+    <w:p>
+      <w:pPr>
+        <w:pStyle w:val="a4"/>
+        <w:spacing w:before="240" w:line="168" w:lineRule="auto"/>
+        <w:ind w:leftChars="0" w:left="980"/>
+      </w:pPr>
+      <w:r>
+        <w:t>MariaDB</w:t>
+      </w:r>
+      <w:r>
+        <w:rPr>
+          <w:rFonts w:hint="eastAsia"/>
+        </w:rPr>
+        <w:t xml:space="preserve"> 서버와 커맨드가 </w:t>
+      </w:r>
+      <w:r>
+        <w:t>unix domain socket</w:t>
+      </w:r>
+      <w:r>
+        <w:rPr>
+          <w:rFonts w:hint="eastAsia"/>
+        </w:rPr>
+        <w:t>을 사용한다.</w:t>
+      </w:r>
+    </w:p>
+    <w:p>
+      <w:pPr>
+        <w:pStyle w:val="a4"/>
+        <w:spacing w:before="240" w:line="168" w:lineRule="auto"/>
+        <w:ind w:leftChars="0" w:left="980"/>
+      </w:pPr>
+    </w:p>
+    <w:p>
+      <w:pPr>
+        <w:pStyle w:val="a4"/>
+        <w:spacing w:before="240" w:line="168" w:lineRule="auto"/>
+        <w:ind w:leftChars="0" w:left="980"/>
+      </w:pPr>
+    </w:p>
+    <w:p>
+      <w:pPr>
+        <w:pStyle w:val="a4"/>
+        <w:spacing w:before="240" w:line="168" w:lineRule="auto"/>
+        <w:ind w:leftChars="0" w:left="980"/>
+      </w:pPr>
+    </w:p>
+    <w:p>
+      <w:pPr>
+        <w:pStyle w:val="a4"/>
+        <w:spacing w:before="240" w:line="168" w:lineRule="auto"/>
+        <w:ind w:leftChars="0" w:left="980"/>
+      </w:pPr>
+    </w:p>
+    <w:p>
+      <w:pPr>
+        <w:pStyle w:val="a4"/>
+        <w:spacing w:before="240" w:line="168" w:lineRule="auto"/>
+        <w:ind w:leftChars="0" w:left="980"/>
+      </w:pPr>
+    </w:p>
+    <w:p>
+      <w:pPr>
+        <w:pStyle w:val="a4"/>
+        <w:spacing w:before="240" w:line="168" w:lineRule="auto"/>
+        <w:ind w:leftChars="0" w:left="980"/>
+      </w:pPr>
+    </w:p>
+    <w:p>
+      <w:pPr>
+        <w:spacing w:before="240" w:line="168" w:lineRule="auto"/>
+      </w:pPr>
+    </w:p>
+    <w:p>
+      <w:pPr>
+        <w:pStyle w:val="a4"/>
+        <w:numPr>
+          <w:ilvl w:val="0"/>
+          <w:numId w:val="32"/>
+        </w:numPr>
+        <w:spacing w:before="240" w:line="168" w:lineRule="auto"/>
+        <w:ind w:leftChars="0"/>
+      </w:pPr>
+      <w:r>
+        <w:rPr>
+          <w:b/>
+          <w:sz w:val="28"/>
+          <w:szCs w:val="28"/>
+        </w:rPr>
+        <w:lastRenderedPageBreak/>
+        <w:t>netstat -</w:t>
+      </w:r>
+      <w:r>
+        <w:rPr>
+          <w:rFonts w:hint="eastAsia"/>
+          <w:b/>
+          <w:sz w:val="28"/>
+          <w:szCs w:val="28"/>
+        </w:rPr>
+        <w:t>a</w:t>
+      </w:r>
+      <w:r>
+        <w:rPr>
+          <w:b/>
+          <w:sz w:val="28"/>
+          <w:szCs w:val="28"/>
+        </w:rPr>
+        <w:t>n</w:t>
+      </w:r>
+    </w:p>
+    <w:p>
+      <w:pPr>
+        <w:pStyle w:val="a4"/>
+        <w:ind w:left="880"/>
+      </w:pPr>
+      <w:r>
+        <w:rPr>
+          <w:rFonts w:hint="eastAsia"/>
+          <w:noProof/>
+        </w:rPr>
+        <mc:AlternateContent>
+          <mc:Choice Requires="wps">
+            <w:drawing>
+              <wp:anchor distT="0" distB="0" distL="114300" distR="114300" simplePos="0" relativeHeight="251689984" behindDoc="0" locked="0" layoutInCell="1" allowOverlap="1" wp14:anchorId="22C36499" wp14:editId="3CF7083D">
+                <wp:simplePos x="0" y="0"/>
+                <wp:positionH relativeFrom="column">
+                  <wp:posOffset>1804035</wp:posOffset>
+                </wp:positionH>
+                <wp:positionV relativeFrom="paragraph">
+                  <wp:posOffset>939</wp:posOffset>
+                </wp:positionV>
+                <wp:extent cx="1113183" cy="1764665"/>
+                <wp:effectExtent l="0" t="0" r="10795" b="26035"/>
+                <wp:wrapNone/>
+                <wp:docPr id="52" name="직사각형 52"/>
+                <wp:cNvGraphicFramePr/>
+                <a:graphic xmlns:a="http://schemas.openxmlformats.org/drawingml/2006/main">
+                  <a:graphicData uri="http://schemas.microsoft.com/office/word/2010/wordprocessingShape">
+                    <wps:wsp>
+                      <wps:cNvSpPr/>
+                      <wps:spPr>
+                        <a:xfrm>
+                          <a:off x="0" y="0"/>
+                          <a:ext cx="1113183" cy="1764665"/>
+                        </a:xfrm>
+                        <a:prstGeom prst="rect">
+                          <a:avLst/>
+                        </a:prstGeom>
+                        <a:noFill/>
+                        <a:ln>
+                          <a:solidFill>
+                            <a:srgbClr val="FF0000"/>
+                          </a:solidFill>
+                        </a:ln>
+                      </wps:spPr>
+                      <wps:style>
+                        <a:lnRef idx="2">
+                          <a:schemeClr val="accent1">
+                            <a:shade val="50000"/>
+                          </a:schemeClr>
+                        </a:lnRef>
+                        <a:fillRef idx="1">
+                          <a:schemeClr val="accent1"/>
+                        </a:fillRef>
+                        <a:effectRef idx="0">
+                          <a:schemeClr val="accent1"/>
+                        </a:effectRef>
+                        <a:fontRef idx="minor">
+                          <a:schemeClr val="lt1"/>
+                        </a:fontRef>
+                      </wps:style>
+                      <wps:bodyPr rot="0" spcFirstLastPara="0" vertOverflow="overflow" horzOverflow="overflow" vert="horz" wrap="square" lIns="91440" tIns="45720" rIns="91440" bIns="45720" numCol="1" spcCol="0" rtlCol="0" fromWordArt="0" anchor="ctr" anchorCtr="0" forceAA="0" compatLnSpc="1">
+                        <a:prstTxWarp prst="textNoShape">
+                          <a:avLst/>
+                        </a:prstTxWarp>
+                        <a:noAutofit/>
+                      </wps:bodyPr>
+                    </wps:wsp>
+                  </a:graphicData>
+                </a:graphic>
+                <wp14:sizeRelH relativeFrom="margin">
+                  <wp14:pctWidth>0</wp14:pctWidth>
+                </wp14:sizeRelH>
+                <wp14:sizeRelV relativeFrom="margin">
+                  <wp14:pctHeight>0</wp14:pctHeight>
+                </wp14:sizeRelV>
+              </wp:anchor>
+            </w:drawing>
+          </mc:Choice>
+          <mc:Fallback>
+            <w:pict>
+              <v:rect w14:anchorId="3189FA6E" id="직사각형 52" o:spid="_x0000_s1026" style="position:absolute;left:0;text-align:left;margin-left:142.05pt;margin-top:.05pt;width:87.65pt;height:138.95pt;z-index:251689984;visibility:visible;mso-wrap-style:square;mso-width-percent:0;mso-height-percent:0;mso-wrap-distance-left:9pt;mso-wrap-distance-top:0;mso-wrap-distance-right:9pt;mso-wrap-distance-bottom:0;mso-position-horizontal:absolute;mso-position-horizontal-relative:text;mso-position-vertical:absolute;mso-position-vertical-relative:text;mso-width-percent:0;mso-height-percent:0;mso-width-relative:margin;mso-height-relative:margin;v-text-anchor:middle" o:gfxdata="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" filled="f" strokecolor="red" strokeweight="1pt"/>
+            </w:pict>
+          </mc:Fallback>
+        </mc:AlternateContent>
+      </w:r>
+      <w:r>
+        <w:rPr>
+          <w:rFonts w:hint="eastAsia"/>
+          <w:noProof/>
+        </w:rPr>
+        <w:drawing>
+          <wp:inline distT="0" distB="0" distL="0" distR="0">
+            <wp:extent cx="5731510" cy="2971165"/>
+            <wp:effectExtent l="0" t="0" r="2540" b="635"/>
+            <wp:docPr id="49" name="그림 49"/>
+            <wp:cNvGraphicFramePr>
+              <a:graphicFrameLocks xmlns:a="http://schemas.openxmlformats.org/drawingml/2006/main" noChangeAspect="1"/>
+            </wp:cNvGraphicFramePr>
+            <a:graphic xmlns:a="http://schemas.openxmlformats.org/drawingml/2006/main">
+              <a:graphicData uri="http://schemas.openxmlformats.org/drawingml/2006/picture">
+                <pic:pic xmlns:pic="http://schemas.openxmlformats.org/drawingml/2006/picture">
+                  <pic:nvPicPr>
+                    <pic:cNvPr id="49" name="netstat an.PNG"/>
+                    <pic:cNvPicPr/>
+                  </pic:nvPicPr>
+                  <pic:blipFill>
+                    <a:blip r:embed="rId40">
+                      <a:extLst>
+                        <a:ext uri="{28A0092B-C50C-407E-A947-70E740481C1C}">
+                          <a14:useLocalDpi xmlns:a14="http://schemas.microsoft.com/office/drawing/2010/main" val="0"/>
+                        </a:ext>
+                      </a:extLst>
+                    </a:blip>
+                    <a:stretch>
+                      <a:fillRect/>
+                    </a:stretch>
+                  </pic:blipFill>
+                  <pic:spPr>
+                    <a:xfrm>
+                      <a:off x="0" y="0"/>
+                      <a:ext cx="5731510" cy="2971165"/>
+                    </a:xfrm>
+                    <a:prstGeom prst="rect">
+                      <a:avLst/>
+                    </a:prstGeom>
+                  </pic:spPr>
+                </pic:pic>
+              </a:graphicData>
+            </a:graphic>
+          </wp:inline>
+        </w:drawing>
+      </w:r>
+    </w:p>
+    <w:p>
+      <w:pPr>
+        <w:pStyle w:val="a4"/>
+        <w:ind w:left="880"/>
+      </w:pPr>
+      <w:r>
+        <w:t xml:space="preserve">netstat -an </w:t>
+      </w:r>
+      <w:r>
+        <w:rPr>
+          <w:rFonts w:hint="eastAsia"/>
+        </w:rPr>
+        <w:t xml:space="preserve">명령어는 </w:t>
+      </w:r>
+      <w:r>
+        <w:rPr>
+          <w:b/>
+        </w:rPr>
+        <w:t>ip + port</w:t>
+      </w:r>
+      <w:r>
+        <w:rPr>
+          <w:rFonts w:hint="eastAsia"/>
+        </w:rPr>
+        <w:t>로 출력한다.</w:t>
+      </w:r>
+      <w:r>
+        <w:t xml:space="preserve"> </w:t>
+      </w:r>
+      <w:r>
+        <w:rPr>
+          <w:rFonts w:hint="eastAsia"/>
+        </w:rPr>
+        <w:t>-</w:t>
+      </w:r>
+      <w:r>
+        <w:t>a</w:t>
+      </w:r>
+      <w:r>
+        <w:rPr>
+          <w:rFonts w:hint="eastAsia"/>
+        </w:rPr>
+        <w:t>옵션보다 빠르다는 장점이 있다.</w:t>
+      </w:r>
+    </w:p>
+    <w:p>
+      <w:pPr>
+        <w:pStyle w:val="a4"/>
+        <w:ind w:left="880"/>
+      </w:pPr>
+      <w:r>
+        <w:rPr>
+          <w:rFonts w:hint="eastAsia"/>
+          <w:noProof/>
+        </w:rPr>
+        <mc:AlternateContent>
+          <mc:Choice Requires="wps">
+            <w:drawing>
+              <wp:anchor distT="0" distB="0" distL="114300" distR="114300" simplePos="0" relativeHeight="251696128" behindDoc="0" locked="0" layoutInCell="1" allowOverlap="1" wp14:anchorId="48F1EA2F" wp14:editId="03B1E9C4">
+                <wp:simplePos x="0" y="0"/>
+                <wp:positionH relativeFrom="column">
+                  <wp:posOffset>556591</wp:posOffset>
+                </wp:positionH>
+                <wp:positionV relativeFrom="paragraph">
+                  <wp:posOffset>231830</wp:posOffset>
+                </wp:positionV>
+                <wp:extent cx="1566186" cy="3236181"/>
+                <wp:effectExtent l="0" t="0" r="15240" b="21590"/>
+                <wp:wrapNone/>
+                <wp:docPr id="57" name="직사각형 57"/>
+                <wp:cNvGraphicFramePr/>
+                <a:graphic xmlns:a="http://schemas.openxmlformats.org/drawingml/2006/main">
+                  <a:graphicData uri="http://schemas.microsoft.com/office/word/2010/wordprocessingShape">
+                    <wps:wsp>
+                      <wps:cNvSpPr/>
+                      <wps:spPr>
+                        <a:xfrm>
+                          <a:off x="0" y="0"/>
+                          <a:ext cx="1566186" cy="3236181"/>
+                        </a:xfrm>
+                        <a:prstGeom prst="rect">
+                          <a:avLst/>
+                        </a:prstGeom>
+                        <a:noFill/>
+                        <a:ln>
+                          <a:solidFill>
+                            <a:srgbClr val="FF0000"/>
+                          </a:solidFill>
+                        </a:ln>
+                      </wps:spPr>
+                      <wps:style>
+                        <a:lnRef idx="2">
+                          <a:schemeClr val="accent1">
+                            <a:shade val="50000"/>
+                          </a:schemeClr>
+                        </a:lnRef>
+                        <a:fillRef idx="1">
+                          <a:schemeClr val="accent1"/>
+                        </a:fillRef>
+                        <a:effectRef idx="0">
+                          <a:schemeClr val="accent1"/>
+                        </a:effectRef>
+                        <a:fontRef idx="minor">
+                          <a:schemeClr val="lt1"/>
+                        </a:fontRef>
+                      </wps:style>
+                      <wps:bodyPr rot="0" spcFirstLastPara="0" vertOverflow="overflow" horzOverflow="overflow" vert="horz" wrap="square" lIns="91440" tIns="45720" rIns="91440" bIns="45720" numCol="1" spcCol="0" rtlCol="0" fromWordArt="0" anchor="ctr" anchorCtr="0" forceAA="0" compatLnSpc="1">
+                        <a:prstTxWarp prst="textNoShape">
+                          <a:avLst/>
+                        </a:prstTxWarp>
+                        <a:noAutofit/>
+                      </wps:bodyPr>
+                    </wps:wsp>
+                  </a:graphicData>
+                </a:graphic>
+                <wp14:sizeRelH relativeFrom="margin">
+                  <wp14:pctWidth>0</wp14:pctWidth>
+                </wp14:sizeRelH>
+                <wp14:sizeRelV relativeFrom="margin">
+                  <wp14:pctHeight>0</wp14:pctHeight>
+                </wp14:sizeRelV>
+              </wp:anchor>
+            </w:drawing>
+          </mc:Choice>
+          <mc:Fallback>
+            <w:pict>
+              <v:rect w14:anchorId="4383A3D8" id="직사각형 57" o:spid="_x0000_s1026" style="position:absolute;left:0;text-align:left;margin-left:43.85pt;margin-top:18.25pt;width:123.3pt;height:254.8pt;z-index:251696128;visibility:visible;mso-wrap-style:square;mso-width-percent:0;mso-height-percent:0;mso-wrap-distance-left:9pt;mso-wrap-distance-top:0;mso-wrap-distance-right:9pt;mso-wrap-distance-bottom:0;mso-position-horizontal:absolute;mso-position-horizontal-relative:text;mso-position-vertical:absolute;mso-position-vertical-relative:text;mso-width-percent:0;mso-height-percent:0;mso-width-relative:margin;mso-height-relative:margin;v-text-anchor:middle" o:gfxdata="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" filled="f" strokecolor="red" strokeweight="1pt"/>
+            </w:pict>
+          </mc:Fallback>
+        </mc:AlternateContent>
+      </w:r>
+      <w:r>
+        <w:rPr>
+          <w:noProof/>
+        </w:rPr>
+        <w:drawing>
+          <wp:inline distT="0" distB="0" distL="0" distR="0">
+            <wp:extent cx="5731510" cy="3479800"/>
+            <wp:effectExtent l="0" t="0" r="2540" b="6350"/>
+            <wp:docPr id="53" name="그림 53"/>
+            <wp:cNvGraphicFramePr>
+              <a:graphicFrameLocks xmlns:a="http://schemas.openxmlformats.org/drawingml/2006/main" noChangeAspect="1"/>
+            </wp:cNvGraphicFramePr>
+            <a:graphic xmlns:a="http://schemas.openxmlformats.org/drawingml/2006/main">
+              <a:graphicData uri="http://schemas.openxmlformats.org/drawingml/2006/picture">
+                <pic:pic xmlns:pic="http://schemas.openxmlformats.org/drawingml/2006/picture">
+                  <pic:nvPicPr>
+                    <pic:cNvPr id="53" name="services.PNG"/>
+                    <pic:cNvPicPr/>
+                  </pic:nvPicPr>
+                  <pic:blipFill>
+                    <a:blip r:embed="rId41">
+                      <a:extLst>
+                        <a:ext uri="{28A0092B-C50C-407E-A947-70E740481C1C}">
+                          <a14:useLocalDpi xmlns:a14="http://schemas.microsoft.com/office/drawing/2010/main" val="0"/>
+                        </a:ext>
+                      </a:extLst>
+                    </a:blip>
+                    <a:stretch>
+                      <a:fillRect/>
+                    </a:stretch>
+                  </pic:blipFill>
+                  <pic:spPr>
+                    <a:xfrm>
+                      <a:off x="0" y="0"/>
+                      <a:ext cx="5731510" cy="3479800"/>
+                    </a:xfrm>
+                    <a:prstGeom prst="rect">
+                      <a:avLst/>
+                    </a:prstGeom>
+                  </pic:spPr>
+                </pic:pic>
+              </a:graphicData>
+            </a:graphic>
+          </wp:inline>
+        </w:drawing>
+      </w:r>
+    </w:p>
+    <w:p>
+      <w:pPr>
+        <w:pStyle w:val="a4"/>
+        <w:ind w:left="880"/>
+      </w:pPr>
+      <w:r>
+        <w:rPr>
+          <w:rFonts w:hint="eastAsia"/>
+        </w:rPr>
+        <w:t>이때</w:t>
+      </w:r>
+      <w:r>
+        <w:t xml:space="preserve"> port</w:t>
+      </w:r>
+      <w:r>
+        <w:rPr>
+          <w:rFonts w:hint="eastAsia"/>
+        </w:rPr>
+        <w:t xml:space="preserve">번호를 이름과 매핑된 </w:t>
+      </w:r>
+      <w:r>
+        <w:t>/</w:t>
+      </w:r>
+      <w:r>
+        <w:rPr>
+          <w:rFonts w:hint="eastAsia"/>
+        </w:rPr>
+        <w:t>e</w:t>
+      </w:r>
+      <w:r>
+        <w:t xml:space="preserve">tc/services </w:t>
+      </w:r>
+      <w:r>
+        <w:rPr>
+          <w:rFonts w:hint="eastAsia"/>
+        </w:rPr>
+        <w:t>라는 파일에서 조회해서 출력해준다.</w:t>
+      </w:r>
+      <w:r>
+        <w:rPr>
+          <w:rFonts w:hint="eastAsia"/>
+          <w:noProof/>
+        </w:rPr>
+        <w:t xml:space="preserve"> </w:t>
+      </w:r>
+    </w:p>
+    <w:p>
+      <w:pPr>
+        <w:pStyle w:val="a4"/>
+        <w:ind w:left="880"/>
+      </w:pPr>
+    </w:p>
+    <w:p/>
+    <w:p>
+      <w:pPr>
+        <w:pStyle w:val="a4"/>
+        <w:numPr>
+          <w:ilvl w:val="0"/>
+          <w:numId w:val="32"/>
+        </w:numPr>
+        <w:spacing w:before="240" w:line="168" w:lineRule="auto"/>
+        <w:ind w:leftChars="0"/>
+      </w:pPr>
+      <w:r>
+        <w:rPr>
+          <w:b/>
+          <w:sz w:val="28"/>
+          <w:szCs w:val="28"/>
+        </w:rPr>
+        <w:lastRenderedPageBreak/>
+        <w:t>netstat -</w:t>
+      </w:r>
+      <w:r>
+        <w:rPr>
+          <w:rFonts w:hint="eastAsia"/>
+          <w:b/>
+          <w:sz w:val="28"/>
+          <w:szCs w:val="28"/>
+        </w:rPr>
+        <w:t>a</w:t>
+      </w:r>
+      <w:r>
+        <w:rPr>
+          <w:b/>
+          <w:sz w:val="28"/>
+          <w:szCs w:val="28"/>
+        </w:rPr>
+        <w:t>nt</w:t>
+      </w:r>
+    </w:p>
+    <w:p>
+      <w:pPr>
+        <w:pStyle w:val="a4"/>
+        <w:spacing w:before="240" w:line="168" w:lineRule="auto"/>
+        <w:ind w:leftChars="0" w:left="980"/>
+      </w:pPr>
+      <w:r>
+        <w:rPr>
+          <w:rFonts w:hint="eastAsia"/>
+          <w:noProof/>
+        </w:rPr>
+        <mc:AlternateContent>
+          <mc:Choice Requires="wps">
+            <w:drawing>
+              <wp:anchor distT="0" distB="0" distL="114300" distR="114300" simplePos="0" relativeHeight="251692032" behindDoc="0" locked="0" layoutInCell="1" allowOverlap="1" wp14:anchorId="7E52A60A" wp14:editId="43B8C285">
+                <wp:simplePos x="0" y="0"/>
+                <wp:positionH relativeFrom="column">
+                  <wp:posOffset>5446643</wp:posOffset>
+                </wp:positionH>
+                <wp:positionV relativeFrom="paragraph">
+                  <wp:posOffset>6046</wp:posOffset>
+                </wp:positionV>
+                <wp:extent cx="898470" cy="1327730"/>
+                <wp:effectExtent l="0" t="0" r="16510" b="25400"/>
+                <wp:wrapNone/>
+                <wp:docPr id="54" name="직사각형 54"/>
+                <wp:cNvGraphicFramePr/>
+                <a:graphic xmlns:a="http://schemas.openxmlformats.org/drawingml/2006/main">
+                  <a:graphicData uri="http://schemas.microsoft.com/office/word/2010/wordprocessingShape">
+                    <wps:wsp>
+                      <wps:cNvSpPr/>
+                      <wps:spPr>
+                        <a:xfrm>
+                          <a:off x="0" y="0"/>
+                          <a:ext cx="898470" cy="1327730"/>
+                        </a:xfrm>
+                        <a:prstGeom prst="rect">
+                          <a:avLst/>
+                        </a:prstGeom>
+                        <a:noFill/>
+                        <a:ln>
+                          <a:solidFill>
+                            <a:srgbClr val="FF0000"/>
+                          </a:solidFill>
+                        </a:ln>
+                      </wps:spPr>
+                      <wps:style>
+                        <a:lnRef idx="2">
+                          <a:schemeClr val="accent1">
+                            <a:shade val="50000"/>
+                          </a:schemeClr>
+                        </a:lnRef>
+                        <a:fillRef idx="1">
+                          <a:schemeClr val="accent1"/>
+                        </a:fillRef>
+                        <a:effectRef idx="0">
+                          <a:schemeClr val="accent1"/>
+                        </a:effectRef>
+                        <a:fontRef idx="minor">
+                          <a:schemeClr val="lt1"/>
+                        </a:fontRef>
+                      </wps:style>
+                      <wps:bodyPr rot="0" spcFirstLastPara="0" vertOverflow="overflow" horzOverflow="overflow" vert="horz" wrap="square" lIns="91440" tIns="45720" rIns="91440" bIns="45720" numCol="1" spcCol="0" rtlCol="0" fromWordArt="0" anchor="ctr" anchorCtr="0" forceAA="0" compatLnSpc="1">
+                        <a:prstTxWarp prst="textNoShape">
+                          <a:avLst/>
+                        </a:prstTxWarp>
+                        <a:noAutofit/>
+                      </wps:bodyPr>
+                    </wps:wsp>
+                  </a:graphicData>
+                </a:graphic>
+                <wp14:sizeRelH relativeFrom="margin">
+                  <wp14:pctWidth>0</wp14:pctWidth>
+                </wp14:sizeRelH>
+                <wp14:sizeRelV relativeFrom="margin">
+                  <wp14:pctHeight>0</wp14:pctHeight>
+                </wp14:sizeRelV>
+              </wp:anchor>
+            </w:drawing>
+          </mc:Choice>
+          <mc:Fallback>
+            <w:pict>
+              <v:rect w14:anchorId="4F6F3AAF" id="직사각형 54" o:spid="_x0000_s1026" style="position:absolute;left:0;text-align:left;margin-left:428.85pt;margin-top:.5pt;width:70.75pt;height:104.55pt;z-index:251692032;visibility:visible;mso-wrap-style:square;mso-width-percent:0;mso-height-percent:0;mso-wrap-distance-left:9pt;mso-wrap-distance-top:0;mso-wrap-distance-right:9pt;mso-wrap-distance-bottom:0;mso-position-horizontal:absolute;mso-position-horizontal-relative:text;mso-position-vertical:absolute;mso-position-vertical-relative:text;mso-width-percent:0;mso-height-percent:0;mso-width-relative:margin;mso-height-relative:margin;v-text-anchor:middle" o:gfxdata="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" filled="f" strokecolor="red" strokeweight="1pt"/>
+            </w:pict>
+          </mc:Fallback>
+        </mc:AlternateContent>
+      </w:r>
+      <w:r>
+        <w:rPr>
+          <w:rFonts w:hint="eastAsia"/>
+          <w:noProof/>
+        </w:rPr>
+        <w:drawing>
+          <wp:inline distT="0" distB="0" distL="0" distR="0">
+            <wp:extent cx="5731510" cy="1359673"/>
+            <wp:effectExtent l="0" t="0" r="2540" b="0"/>
+            <wp:docPr id="50" name="그림 50"/>
+            <wp:cNvGraphicFramePr>
+              <a:graphicFrameLocks xmlns:a="http://schemas.openxmlformats.org/drawingml/2006/main" noChangeAspect="1"/>
+            </wp:cNvGraphicFramePr>
+            <a:graphic xmlns:a="http://schemas.openxmlformats.org/drawingml/2006/main">
+              <a:graphicData uri="http://schemas.openxmlformats.org/drawingml/2006/picture">
+                <pic:pic xmlns:pic="http://schemas.openxmlformats.org/drawingml/2006/picture">
+                  <pic:nvPicPr>
+                    <pic:cNvPr id="50" name="netstat ant.PNG"/>
+                    <pic:cNvPicPr/>
+                  </pic:nvPicPr>
+                  <pic:blipFill rotWithShape="1">
+                    <a:blip r:embed="rId42">
+                      <a:extLst>
+                        <a:ext uri="{28A0092B-C50C-407E-A947-70E740481C1C}">
+                          <a14:useLocalDpi xmlns:a14="http://schemas.microsoft.com/office/drawing/2010/main" val="0"/>
+                        </a:ext>
+                      </a:extLst>
+                    </a:blip>
+                    <a:srcRect b="67254"/>
+                    <a:stretch/>
+                  </pic:blipFill>
+                  <pic:spPr bwMode="auto">
+                    <a:xfrm>
+                      <a:off x="0" y="0"/>
+                      <a:ext cx="5731510" cy="1359673"/>
+                    </a:xfrm>
+                    <a:prstGeom prst="rect">
+                      <a:avLst/>
+                    </a:prstGeom>
+                    <a:ln>
+                      <a:noFill/>
+                    </a:ln>
+                    <a:extLst>
+                      <a:ext uri="{53640926-AAD7-44D8-BBD7-CCE9431645EC}">
+                        <a14:shadowObscured xmlns:a14="http://schemas.microsoft.com/office/drawing/2010/main"/>
+                      </a:ext>
+                    </a:extLst>
+                  </pic:spPr>
+                </pic:pic>
+              </a:graphicData>
+            </a:graphic>
+          </wp:inline>
+        </w:drawing>
+      </w:r>
+    </w:p>
+    <w:p>
+      <w:pPr>
+        <w:pStyle w:val="a4"/>
+        <w:spacing w:before="240" w:line="168" w:lineRule="auto"/>
+        <w:ind w:leftChars="0" w:left="980"/>
+      </w:pPr>
+      <w:r>
+        <w:t>tcp socket</w:t>
+      </w:r>
+      <w:r>
+        <w:rPr>
+          <w:rFonts w:hint="eastAsia"/>
+        </w:rPr>
+        <w:t>만 보여주는 명령어이다.</w:t>
+      </w:r>
+    </w:p>
+    <w:p>
+      <w:pPr>
+        <w:pStyle w:val="a4"/>
+        <w:spacing w:before="240" w:line="168" w:lineRule="auto"/>
+        <w:ind w:leftChars="0" w:left="980"/>
+        <w:rPr>
+          <w:noProof/>
+        </w:rPr>
+      </w:pPr>
+    </w:p>
+    <w:p>
+      <w:pPr>
+        <w:pStyle w:val="a4"/>
+        <w:spacing w:before="240" w:line="276" w:lineRule="auto"/>
+        <w:ind w:leftChars="0" w:left="980"/>
+      </w:pPr>
+      <w:r>
+        <w:rPr>
+          <w:noProof/>
+        </w:rPr>
+        <w:t>socket</w:t>
+      </w:r>
+      <w:r>
+        <w:rPr>
+          <w:rFonts w:hint="eastAsia"/>
+          <w:noProof/>
+        </w:rPr>
+        <w:t>은 l</w:t>
+      </w:r>
+      <w:r>
+        <w:rPr>
+          <w:noProof/>
+        </w:rPr>
+        <w:t>istening socket</w:t>
+      </w:r>
+      <w:r>
+        <w:rPr>
+          <w:rFonts w:hint="eastAsia"/>
+          <w:noProof/>
+        </w:rPr>
+        <w:t xml:space="preserve">과 </w:t>
+      </w:r>
+      <w:r>
+        <w:rPr>
+          <w:noProof/>
+        </w:rPr>
+        <w:t>non-</w:t>
+      </w:r>
+      <w:r>
+        <w:rPr>
+          <w:rFonts w:hint="eastAsia"/>
+          <w:noProof/>
+        </w:rPr>
+        <w:t>l</w:t>
+      </w:r>
+      <w:r>
+        <w:rPr>
+          <w:noProof/>
+        </w:rPr>
+        <w:t>istening socket</w:t>
+      </w:r>
+      <w:r>
+        <w:rPr>
+          <w:rFonts w:hint="eastAsia"/>
+          <w:noProof/>
+        </w:rPr>
+        <w:t>으로 두종류가 있다.</w:t>
+      </w:r>
+      <w:r>
+        <w:rPr>
+          <w:noProof/>
+        </w:rPr>
+        <w:t xml:space="preserve"> </w:t>
+      </w:r>
+      <w:r>
+        <w:t>listening socket</w:t>
+      </w:r>
+      <w:r>
+        <w:rPr>
+          <w:rFonts w:hint="eastAsia"/>
+        </w:rPr>
+        <w:t xml:space="preserve">은 </w:t>
+      </w:r>
+      <w:r>
+        <w:rPr>
+          <w:rFonts w:hint="eastAsia"/>
+        </w:rPr>
+        <w:t>단어 그대로</w:t>
+      </w:r>
+      <w:r>
+        <w:rPr>
+          <w:rFonts w:hint="eastAsia"/>
+        </w:rPr>
+        <w:t xml:space="preserve"> 통신을 대기하는 역할을 하며 통신이 연결된다면 새로운 소켓이 생성</w:t>
+      </w:r>
+      <w:r>
+        <w:rPr>
+          <w:rFonts w:hint="eastAsia"/>
+        </w:rPr>
+        <w:t>되</w:t>
+      </w:r>
+      <w:r>
+        <w:rPr>
+          <w:rFonts w:hint="eastAsia"/>
+        </w:rPr>
+        <w:t>어</w:t>
+      </w:r>
+      <w:r>
+        <w:rPr>
+          <w:rFonts w:hint="eastAsia"/>
+        </w:rPr>
+        <w:t xml:space="preserve"> </w:t>
+      </w:r>
+      <w:r>
+        <w:t>ESTABLISHED</w:t>
+      </w:r>
+      <w:r>
+        <w:t>(</w:t>
+      </w:r>
+      <w:r>
+        <w:rPr>
+          <w:rFonts w:hint="eastAsia"/>
+        </w:rPr>
+        <w:t>연결</w:t>
+      </w:r>
+      <w:r>
+        <w:rPr>
+          <w:rFonts w:hint="eastAsia"/>
+        </w:rPr>
+        <w:t>되었다는 뜻</w:t>
+      </w:r>
+      <w:r>
+        <w:rPr>
+          <w:rFonts w:hint="eastAsia"/>
+        </w:rPr>
+        <w:t>)이라고 표시된다.</w:t>
+      </w:r>
+    </w:p>
+    <w:p>
+      <w:pPr>
+        <w:pStyle w:val="a4"/>
+        <w:spacing w:before="240" w:line="240" w:lineRule="auto"/>
+        <w:ind w:leftChars="0" w:left="980"/>
+        <w:rPr>
+          <w:noProof/>
+        </w:rPr>
+      </w:pPr>
+    </w:p>
+    <w:p>
+      <w:pPr>
+        <w:pStyle w:val="a4"/>
+        <w:numPr>
+          <w:ilvl w:val="0"/>
+          <w:numId w:val="32"/>
+        </w:numPr>
+        <w:spacing w:before="240" w:line="168" w:lineRule="auto"/>
+        <w:ind w:leftChars="0"/>
+      </w:pPr>
+      <w:r>
+        <w:rPr>
+          <w:b/>
+          <w:sz w:val="28"/>
+          <w:szCs w:val="28"/>
+        </w:rPr>
+        <w:t>netstat -</w:t>
+      </w:r>
+      <w:r>
+        <w:rPr>
+          <w:rFonts w:hint="eastAsia"/>
+          <w:b/>
+          <w:sz w:val="28"/>
+          <w:szCs w:val="28"/>
+        </w:rPr>
+        <w:t>a</w:t>
+      </w:r>
+      <w:r>
+        <w:rPr>
+          <w:b/>
+          <w:sz w:val="28"/>
+          <w:szCs w:val="28"/>
+        </w:rPr>
+        <w:t>ntp</w:t>
+      </w:r>
+    </w:p>
+    <w:p>
+      <w:pPr>
+        <w:pStyle w:val="a4"/>
+        <w:spacing w:before="240" w:line="168" w:lineRule="auto"/>
+        <w:ind w:leftChars="0" w:left="980"/>
+      </w:pPr>
+      <w:r>
+        <w:rPr>
+          <w:rFonts w:hint="eastAsia"/>
+          <w:noProof/>
+        </w:rPr>
+        <mc:AlternateContent>
+          <mc:Choice Requires="wps">
+            <w:drawing>
+              <wp:anchor distT="0" distB="0" distL="114300" distR="114300" simplePos="0" relativeHeight="251694080" behindDoc="0" locked="0" layoutInCell="1" allowOverlap="1" wp14:anchorId="7F93F2F6" wp14:editId="69DCC28C">
+                <wp:simplePos x="0" y="0"/>
+                <wp:positionH relativeFrom="column">
+                  <wp:posOffset>5231765</wp:posOffset>
+                </wp:positionH>
+                <wp:positionV relativeFrom="paragraph">
+                  <wp:posOffset>110186</wp:posOffset>
+                </wp:positionV>
+                <wp:extent cx="1119754" cy="3299432"/>
+                <wp:effectExtent l="0" t="0" r="23495" b="15875"/>
+                <wp:wrapNone/>
+                <wp:docPr id="56" name="직사각형 56"/>
+                <wp:cNvGraphicFramePr/>
+                <a:graphic xmlns:a="http://schemas.openxmlformats.org/drawingml/2006/main">
+                  <a:graphicData uri="http://schemas.microsoft.com/office/word/2010/wordprocessingShape">
+                    <wps:wsp>
+                      <wps:cNvSpPr/>
+                      <wps:spPr>
+                        <a:xfrm>
+                          <a:off x="0" y="0"/>
+                          <a:ext cx="1119754" cy="3299432"/>
+                        </a:xfrm>
+                        <a:prstGeom prst="rect">
+                          <a:avLst/>
+                        </a:prstGeom>
+                        <a:noFill/>
+                        <a:ln>
+                          <a:solidFill>
+                            <a:srgbClr val="FF0000"/>
+                          </a:solidFill>
+                        </a:ln>
+                      </wps:spPr>
+                      <wps:style>
+                        <a:lnRef idx="2">
+                          <a:schemeClr val="accent1">
+                            <a:shade val="50000"/>
+                          </a:schemeClr>
+                        </a:lnRef>
+                        <a:fillRef idx="1">
+                          <a:schemeClr val="accent1"/>
+                        </a:fillRef>
+                        <a:effectRef idx="0">
+                          <a:schemeClr val="accent1"/>
+                        </a:effectRef>
+                        <a:fontRef idx="minor">
+                          <a:schemeClr val="lt1"/>
+                        </a:fontRef>
+                      </wps:style>
+                      <wps:bodyPr rot="0" spcFirstLastPara="0" vertOverflow="overflow" horzOverflow="overflow" vert="horz" wrap="square" lIns="91440" tIns="45720" rIns="91440" bIns="45720" numCol="1" spcCol="0" rtlCol="0" fromWordArt="0" anchor="ctr" anchorCtr="0" forceAA="0" compatLnSpc="1">
+                        <a:prstTxWarp prst="textNoShape">
+                          <a:avLst/>
+                        </a:prstTxWarp>
+                        <a:noAutofit/>
+                      </wps:bodyPr>
+                    </wps:wsp>
+                  </a:graphicData>
+                </a:graphic>
+                <wp14:sizeRelH relativeFrom="margin">
+                  <wp14:pctWidth>0</wp14:pctWidth>
+                </wp14:sizeRelH>
+                <wp14:sizeRelV relativeFrom="margin">
+                  <wp14:pctHeight>0</wp14:pctHeight>
+                </wp14:sizeRelV>
+              </wp:anchor>
+            </w:drawing>
+          </mc:Choice>
+          <mc:Fallback>
+            <w:pict>
+              <v:rect w14:anchorId="23EE9CBF" id="직사각형 56" o:spid="_x0000_s1026" style="position:absolute;left:0;text-align:left;margin-left:411.95pt;margin-top:8.7pt;width:88.15pt;height:259.8pt;z-index:251694080;visibility:visible;mso-wrap-style:square;mso-width-percent:0;mso-height-percent:0;mso-wrap-distance-left:9pt;mso-wrap-distance-top:0;mso-wrap-distance-right:9pt;mso-wrap-distance-bottom:0;mso-position-horizontal:absolute;mso-position-horizontal-relative:text;mso-position-vertical:absolute;mso-position-vertical-relative:text;mso-width-percent:0;mso-height-percent:0;mso-width-relative:margin;mso-height-relative:margin;v-text-anchor:middle" o:gfxdata="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" filled="f" strokecolor="red" strokeweight="1pt"/>
+            </w:pict>
+          </mc:Fallback>
+        </mc:AlternateContent>
+      </w:r>
+      <w:r>
+        <w:rPr>
+          <w:rFonts w:hint="eastAsia"/>
+          <w:noProof/>
+        </w:rPr>
+        <w:drawing>
+          <wp:inline distT="0" distB="0" distL="0" distR="0">
+            <wp:extent cx="5731510" cy="3447609"/>
+            <wp:effectExtent l="0" t="0" r="2540" b="635"/>
+            <wp:docPr id="55" name="그림 55"/>
+            <wp:cNvGraphicFramePr>
+              <a:graphicFrameLocks xmlns:a="http://schemas.openxmlformats.org/drawingml/2006/main" noChangeAspect="1"/>
+            </wp:cNvGraphicFramePr>
+            <a:graphic xmlns:a="http://schemas.openxmlformats.org/drawingml/2006/main">
+              <a:graphicData uri="http://schemas.openxmlformats.org/drawingml/2006/picture">
+                <pic:pic xmlns:pic="http://schemas.openxmlformats.org/drawingml/2006/picture">
+                  <pic:nvPicPr>
+                    <pic:cNvPr id="55" name="netstat antp.PNG"/>
+                    <pic:cNvPicPr/>
+                  </pic:nvPicPr>
+                  <pic:blipFill rotWithShape="1">
+                    <a:blip r:embed="rId43">
+                      <a:extLst>
+                        <a:ext uri="{28A0092B-C50C-407E-A947-70E740481C1C}">
+                          <a14:useLocalDpi xmlns:a14="http://schemas.microsoft.com/office/drawing/2010/main" val="0"/>
+                        </a:ext>
+                      </a:extLst>
+                    </a:blip>
+                    <a:srcRect t="-3336" b="-1"/>
+                    <a:stretch/>
+                  </pic:blipFill>
+                  <pic:spPr bwMode="auto">
+                    <a:xfrm>
+                      <a:off x="0" y="0"/>
+                      <a:ext cx="5731510" cy="3447609"/>
+                    </a:xfrm>
+                    <a:prstGeom prst="rect">
+                      <a:avLst/>
+                    </a:prstGeom>
+                    <a:ln>
+                      <a:noFill/>
+                    </a:ln>
+                    <a:extLst>
+                      <a:ext uri="{53640926-AAD7-44D8-BBD7-CCE9431645EC}">
+                        <a14:shadowObscured xmlns:a14="http://schemas.microsoft.com/office/drawing/2010/main"/>
+                      </a:ext>
+                    </a:extLst>
+                  </pic:spPr>
+                </pic:pic>
+              </a:graphicData>
+            </a:graphic>
+          </wp:inline>
+        </w:drawing>
+      </w:r>
+    </w:p>
+    <w:p>
+      <w:pPr>
+        <w:pStyle w:val="a4"/>
+        <w:spacing w:before="240" w:line="168" w:lineRule="auto"/>
+        <w:ind w:leftChars="0" w:left="980"/>
+      </w:pPr>
+      <w:r>
+        <w:rPr>
+          <w:rFonts w:hint="eastAsia"/>
+        </w:rPr>
+        <w:t>s</w:t>
+      </w:r>
+      <w:r>
+        <w:t xml:space="preserve">udo </w:t>
+      </w:r>
+      <w:r>
+        <w:rPr>
+          <w:rFonts w:hint="eastAsia"/>
+        </w:rPr>
+        <w:t xml:space="preserve">권한이 </w:t>
+      </w:r>
+      <w:r>
+        <w:rPr>
+          <w:rFonts w:hint="eastAsia"/>
+        </w:rPr>
+        <w:t>있을 경우</w:t>
+      </w:r>
+      <w:r>
+        <w:rPr>
+          <w:rFonts w:hint="eastAsia"/>
+        </w:rPr>
+        <w:t xml:space="preserve"> 각 </w:t>
+      </w:r>
+      <w:r>
+        <w:t>socket</w:t>
+      </w:r>
+      <w:r>
+        <w:rPr>
+          <w:rFonts w:hint="eastAsia"/>
+        </w:rPr>
+        <w:t xml:space="preserve">을 </w:t>
+      </w:r>
+      <w:r>
+        <w:rPr>
+          <w:rFonts w:hint="eastAsia"/>
+        </w:rPr>
+        <w:t>소유하고 있는</w:t>
+      </w:r>
+      <w:r>
+        <w:rPr>
+          <w:rFonts w:hint="eastAsia"/>
+        </w:rPr>
+        <w:t xml:space="preserve"> </w:t>
+      </w:r>
+      <w:r>
+        <w:rPr>
+          <w:rFonts w:hint="eastAsia"/>
+        </w:rPr>
+        <w:t>프로세스</w:t>
+      </w:r>
+      <w:r>
+        <w:rPr>
+          <w:rFonts w:hint="eastAsia"/>
+        </w:rPr>
+        <w:t xml:space="preserve"> </w:t>
+      </w:r>
+      <w:r>
+        <w:rPr>
+          <w:rFonts w:hint="eastAsia"/>
+        </w:rPr>
+        <w:t>확인 가능하다</w:t>
+      </w:r>
+      <w:r>
+        <w:rPr>
+          <w:rFonts w:hint="eastAsia"/>
+        </w:rPr>
+        <w:t>.</w:t>
       </w:r>
     </w:p>
     <w:sectPr>
@@ -12287,6 +16067,118 @@
     </w:lvl>
   </w:abstractNum>
   <w:abstractNum w:abstractNumId="21" w15:restartNumberingAfterBreak="0">
+    <w:nsid w:val="38751151"/>
+    <w:multiLevelType w:val="hybridMultilevel"/>
+    <w:tmpl w:val="08A637E4"/>
+    <w:lvl w:ilvl="0" w:tplc="3C502CE8">
+      <w:numFmt w:val="bullet"/>
+      <w:lvlText w:val="-"/>
+      <w:lvlJc w:val="left"/>
+      <w:pPr>
+        <w:ind w:left="1448" w:hanging="360"/>
+      </w:pPr>
+      <w:rPr>
+        <w:rFonts w:ascii="맑은 고딕" w:eastAsia="맑은 고딕" w:hAnsi="맑은 고딕" w:cstheme="minorBidi" w:hint="eastAsia"/>
+      </w:rPr>
+    </w:lvl>
+    <w:lvl w:ilvl="1" w:tplc="04090003" w:tentative="1">
+      <w:start w:val="1"/>
+      <w:numFmt w:val="bullet"/>
+      <w:lvlText w:val=""/>
+      <w:lvlJc w:val="left"/>
+      <w:pPr>
+        <w:ind w:left="1888" w:hanging="400"/>
+      </w:pPr>
+      <w:rPr>
+        <w:rFonts w:ascii="Wingdings" w:hAnsi="Wingdings" w:hint="default"/>
+      </w:rPr>
+    </w:lvl>
+    <w:lvl w:ilvl="2" w:tplc="04090005" w:tentative="1">
+      <w:start w:val="1"/>
+      <w:numFmt w:val="bullet"/>
+      <w:lvlText w:val=""/>
+      <w:lvlJc w:val="left"/>
+      <w:pPr>
+        <w:ind w:left="2288" w:hanging="400"/>
+      </w:pPr>
+      <w:rPr>
+        <w:rFonts w:ascii="Wingdings" w:hAnsi="Wingdings" w:hint="default"/>
+      </w:rPr>
+    </w:lvl>
+    <w:lvl w:ilvl="3" w:tplc="04090001" w:tentative="1">
+      <w:start w:val="1"/>
+      <w:numFmt w:val="bullet"/>
+      <w:lvlText w:val=""/>
+      <w:lvlJc w:val="left"/>
+      <w:pPr>
+        <w:ind w:left="2688" w:hanging="400"/>
+      </w:pPr>
+      <w:rPr>
+        <w:rFonts w:ascii="Wingdings" w:hAnsi="Wingdings" w:hint="default"/>
+      </w:rPr>
+    </w:lvl>
+    <w:lvl w:ilvl="4" w:tplc="04090003" w:tentative="1">
+      <w:start w:val="1"/>
+      <w:numFmt w:val="bullet"/>
+      <w:lvlText w:val=""/>
+      <w:lvlJc w:val="left"/>
+      <w:pPr>
+        <w:ind w:left="3088" w:hanging="400"/>
+      </w:pPr>
+      <w:rPr>
+        <w:rFonts w:ascii="Wingdings" w:hAnsi="Wingdings" w:hint="default"/>
+      </w:rPr>
+    </w:lvl>
+    <w:lvl w:ilvl="5" w:tplc="04090005" w:tentative="1">
+      <w:start w:val="1"/>
+      <w:numFmt w:val="bullet"/>
+      <w:lvlText w:val=""/>
+      <w:lvlJc w:val="left"/>
+      <w:pPr>
+        <w:ind w:left="3488" w:hanging="400"/>
+      </w:pPr>
+      <w:rPr>
+        <w:rFonts w:ascii="Wingdings" w:hAnsi="Wingdings" w:hint="default"/>
+      </w:rPr>
+    </w:lvl>
+    <w:lvl w:ilvl="6" w:tplc="04090001" w:tentative="1">
+      <w:start w:val="1"/>
+      <w:numFmt w:val="bullet"/>
+      <w:lvlText w:val=""/>
+      <w:lvlJc w:val="left"/>
+      <w:pPr>
+        <w:ind w:left="3888" w:hanging="400"/>
+      </w:pPr>
+      <w:rPr>
+        <w:rFonts w:ascii="Wingdings" w:hAnsi="Wingdings" w:hint="default"/>
+      </w:rPr>
+    </w:lvl>
+    <w:lvl w:ilvl="7" w:tplc="04090003" w:tentative="1">
+      <w:start w:val="1"/>
+      <w:numFmt w:val="bullet"/>
+      <w:lvlText w:val=""/>
+      <w:lvlJc w:val="left"/>
+      <w:pPr>
+        <w:ind w:left="4288" w:hanging="400"/>
+      </w:pPr>
+      <w:rPr>
+        <w:rFonts w:ascii="Wingdings" w:hAnsi="Wingdings" w:hint="default"/>
+      </w:rPr>
+    </w:lvl>
+    <w:lvl w:ilvl="8" w:tplc="04090005" w:tentative="1">
+      <w:start w:val="1"/>
+      <w:numFmt w:val="bullet"/>
+      <w:lvlText w:val=""/>
+      <w:lvlJc w:val="left"/>
+      <w:pPr>
+        <w:ind w:left="4688" w:hanging="400"/>
+      </w:pPr>
+      <w:rPr>
+        <w:rFonts w:ascii="Wingdings" w:hAnsi="Wingdings" w:hint="default"/>
+      </w:rPr>
+    </w:lvl>
+  </w:abstractNum>
+  <w:abstractNum w:abstractNumId="22" w15:restartNumberingAfterBreak="0">
     <w:nsid w:val="3C733EA1"/>
     <w:multiLevelType w:val="hybridMultilevel"/>
     <w:tmpl w:val="CAD25A70"/>
@@ -12372,7 +16264,7 @@
       </w:pPr>
     </w:lvl>
   </w:abstractNum>
-  <w:abstractNum w:abstractNumId="22" w15:restartNumberingAfterBreak="0">
+  <w:abstractNum w:abstractNumId="23" w15:restartNumberingAfterBreak="0">
     <w:nsid w:val="3D8B4EDE"/>
     <w:multiLevelType w:val="hybridMultilevel"/>
     <w:tmpl w:val="DDEA1D66"/>
@@ -12485,7 +16377,7 @@
       </w:rPr>
     </w:lvl>
   </w:abstractNum>
-  <w:abstractNum w:abstractNumId="23" w15:restartNumberingAfterBreak="0">
+  <w:abstractNum w:abstractNumId="24" w15:restartNumberingAfterBreak="0">
     <w:nsid w:val="3ECC572C"/>
     <w:multiLevelType w:val="hybridMultilevel"/>
     <w:tmpl w:val="F6187A72"/>
@@ -12598,7 +16490,7 @@
       </w:rPr>
     </w:lvl>
   </w:abstractNum>
-  <w:abstractNum w:abstractNumId="24" w15:restartNumberingAfterBreak="0">
+  <w:abstractNum w:abstractNumId="25" w15:restartNumberingAfterBreak="0">
     <w:nsid w:val="405111EB"/>
     <w:multiLevelType w:val="hybridMultilevel"/>
     <w:tmpl w:val="B002D896"/>
@@ -12684,7 +16576,7 @@
       </w:pPr>
     </w:lvl>
   </w:abstractNum>
-  <w:abstractNum w:abstractNumId="25" w15:restartNumberingAfterBreak="0">
+  <w:abstractNum w:abstractNumId="26" w15:restartNumberingAfterBreak="0">
     <w:nsid w:val="509E03FA"/>
     <w:multiLevelType w:val="hybridMultilevel"/>
     <w:tmpl w:val="6C72B4CE"/>
@@ -12774,10 +16666,10 @@
       </w:pPr>
     </w:lvl>
   </w:abstractNum>
-  <w:abstractNum w:abstractNumId="26" w15:restartNumberingAfterBreak="0">
+  <w:abstractNum w:abstractNumId="27" w15:restartNumberingAfterBreak="0">
     <w:nsid w:val="58B43364"/>
     <w:multiLevelType w:val="hybridMultilevel"/>
-    <w:tmpl w:val="9DD8F622"/>
+    <w:tmpl w:val="C234EBD0"/>
     <w:lvl w:ilvl="0" w:tplc="04090001">
       <w:start w:val="1"/>
       <w:numFmt w:val="bullet"/>
@@ -12887,7 +16779,7 @@
       </w:rPr>
     </w:lvl>
   </w:abstractNum>
-  <w:abstractNum w:abstractNumId="27" w15:restartNumberingAfterBreak="0">
+  <w:abstractNum w:abstractNumId="28" w15:restartNumberingAfterBreak="0">
     <w:nsid w:val="5ADA17F7"/>
     <w:multiLevelType w:val="hybridMultilevel"/>
     <w:tmpl w:val="3AE6FD1C"/>
@@ -12973,7 +16865,7 @@
       </w:pPr>
     </w:lvl>
   </w:abstractNum>
-  <w:abstractNum w:abstractNumId="28" w15:restartNumberingAfterBreak="0">
+  <w:abstractNum w:abstractNumId="29" w15:restartNumberingAfterBreak="0">
     <w:nsid w:val="5BC6044E"/>
     <w:multiLevelType w:val="hybridMultilevel"/>
     <w:tmpl w:val="B1A8FDF8"/>
@@ -13086,7 +16978,7 @@
       </w:rPr>
     </w:lvl>
   </w:abstractNum>
-  <w:abstractNum w:abstractNumId="29" w15:restartNumberingAfterBreak="0">
+  <w:abstractNum w:abstractNumId="30" w15:restartNumberingAfterBreak="0">
     <w:nsid w:val="5C130679"/>
     <w:multiLevelType w:val="hybridMultilevel"/>
     <w:tmpl w:val="B002D896"/>
@@ -13172,7 +17064,7 @@
       </w:pPr>
     </w:lvl>
   </w:abstractNum>
-  <w:abstractNum w:abstractNumId="30" w15:restartNumberingAfterBreak="0">
+  <w:abstractNum w:abstractNumId="31" w15:restartNumberingAfterBreak="0">
     <w:nsid w:val="5E146EDC"/>
     <w:multiLevelType w:val="hybridMultilevel"/>
     <w:tmpl w:val="7A8E14C2"/>
@@ -13258,7 +17150,7 @@
       </w:pPr>
     </w:lvl>
   </w:abstractNum>
-  <w:abstractNum w:abstractNumId="31" w15:restartNumberingAfterBreak="0">
+  <w:abstractNum w:abstractNumId="32" w15:restartNumberingAfterBreak="0">
     <w:nsid w:val="66AC2CC3"/>
     <w:multiLevelType w:val="hybridMultilevel"/>
     <w:tmpl w:val="D972A702"/>
@@ -13371,7 +17263,7 @@
       </w:rPr>
     </w:lvl>
   </w:abstractNum>
-  <w:abstractNum w:abstractNumId="32" w15:restartNumberingAfterBreak="0">
+  <w:abstractNum w:abstractNumId="33" w15:restartNumberingAfterBreak="0">
     <w:nsid w:val="6778381C"/>
     <w:multiLevelType w:val="hybridMultilevel"/>
     <w:tmpl w:val="8EDAA420"/>
@@ -13460,7 +17352,7 @@
       </w:pPr>
     </w:lvl>
   </w:abstractNum>
-  <w:abstractNum w:abstractNumId="33" w15:restartNumberingAfterBreak="0">
+  <w:abstractNum w:abstractNumId="34" w15:restartNumberingAfterBreak="0">
     <w:nsid w:val="6A796571"/>
     <w:multiLevelType w:val="hybridMultilevel"/>
     <w:tmpl w:val="BED6C3AC"/>
@@ -13573,7 +17465,7 @@
       </w:rPr>
     </w:lvl>
   </w:abstractNum>
-  <w:abstractNum w:abstractNumId="34" w15:restartNumberingAfterBreak="0">
+  <w:abstractNum w:abstractNumId="35" w15:restartNumberingAfterBreak="0">
     <w:nsid w:val="72016EA9"/>
     <w:multiLevelType w:val="hybridMultilevel"/>
     <w:tmpl w:val="39C4A594"/>
@@ -13686,7 +17578,7 @@
       </w:rPr>
     </w:lvl>
   </w:abstractNum>
-  <w:abstractNum w:abstractNumId="35" w15:restartNumberingAfterBreak="0">
+  <w:abstractNum w:abstractNumId="36" w15:restartNumberingAfterBreak="0">
     <w:nsid w:val="727C3E34"/>
     <w:multiLevelType w:val="hybridMultilevel"/>
     <w:tmpl w:val="3E5CE048"/>
@@ -13799,7 +17691,7 @@
       </w:rPr>
     </w:lvl>
   </w:abstractNum>
-  <w:abstractNum w:abstractNumId="36" w15:restartNumberingAfterBreak="0">
+  <w:abstractNum w:abstractNumId="37" w15:restartNumberingAfterBreak="0">
     <w:nsid w:val="741D5ACE"/>
     <w:multiLevelType w:val="hybridMultilevel"/>
     <w:tmpl w:val="CE4E0492"/>
@@ -13911,7 +17803,7 @@
       </w:rPr>
     </w:lvl>
   </w:abstractNum>
-  <w:abstractNum w:abstractNumId="37" w15:restartNumberingAfterBreak="0">
+  <w:abstractNum w:abstractNumId="38" w15:restartNumberingAfterBreak="0">
     <w:nsid w:val="7E1418AA"/>
     <w:multiLevelType w:val="hybridMultilevel"/>
     <w:tmpl w:val="F3E07FA0"/>
@@ -14025,22 +17917,22 @@
     </w:lvl>
   </w:abstractNum>
   <w:num w:numId="1">
-    <w:abstractNumId w:val="29"/>
+    <w:abstractNumId w:val="30"/>
   </w:num>
   <w:num w:numId="2">
-    <w:abstractNumId w:val="27"/>
+    <w:abstractNumId w:val="28"/>
   </w:num>
   <w:num w:numId="3">
-    <w:abstractNumId w:val="31"/>
+    <w:abstractNumId w:val="32"/>
   </w:num>
   <w:num w:numId="4">
-    <w:abstractNumId w:val="30"/>
+    <w:abstractNumId w:val="31"/>
   </w:num>
   <w:num w:numId="5">
     <w:abstractNumId w:val="15"/>
   </w:num>
   <w:num w:numId="6">
-    <w:abstractNumId w:val="21"/>
+    <w:abstractNumId w:val="22"/>
   </w:num>
   <w:num w:numId="7">
     <w:abstractNumId w:val="1"/>
@@ -14049,13 +17941,13 @@
     <w:abstractNumId w:val="13"/>
   </w:num>
   <w:num w:numId="9">
-    <w:abstractNumId w:val="24"/>
+    <w:abstractNumId w:val="25"/>
   </w:num>
   <w:num w:numId="10">
     <w:abstractNumId w:val="10"/>
   </w:num>
   <w:num w:numId="11">
-    <w:abstractNumId w:val="36"/>
+    <w:abstractNumId w:val="37"/>
   </w:num>
   <w:num w:numId="12">
     <w:abstractNumId w:val="16"/>
@@ -14064,19 +17956,19 @@
     <w:abstractNumId w:val="0"/>
   </w:num>
   <w:num w:numId="14">
-    <w:abstractNumId w:val="32"/>
+    <w:abstractNumId w:val="33"/>
   </w:num>
   <w:num w:numId="15">
     <w:abstractNumId w:val="6"/>
   </w:num>
   <w:num w:numId="16">
+    <w:abstractNumId w:val="36"/>
+  </w:num>
+  <w:num w:numId="17">
     <w:abstractNumId w:val="35"/>
   </w:num>
-  <w:num w:numId="17">
-    <w:abstractNumId w:val="34"/>
-  </w:num>
   <w:num w:numId="18">
-    <w:abstractNumId w:val="37"/>
+    <w:abstractNumId w:val="38"/>
   </w:num>
   <w:num w:numId="19">
     <w:abstractNumId w:val="7"/>
@@ -14085,10 +17977,10 @@
     <w:abstractNumId w:val="5"/>
   </w:num>
   <w:num w:numId="21">
-    <w:abstractNumId w:val="23"/>
+    <w:abstractNumId w:val="24"/>
   </w:num>
   <w:num w:numId="22">
-    <w:abstractNumId w:val="33"/>
+    <w:abstractNumId w:val="34"/>
   </w:num>
   <w:num w:numId="23">
     <w:abstractNumId w:val="12"/>
@@ -14106,19 +17998,19 @@
     <w:abstractNumId w:val="14"/>
   </w:num>
   <w:num w:numId="28">
-    <w:abstractNumId w:val="25"/>
+    <w:abstractNumId w:val="26"/>
   </w:num>
   <w:num w:numId="29">
     <w:abstractNumId w:val="19"/>
   </w:num>
   <w:num w:numId="30">
-    <w:abstractNumId w:val="28"/>
+    <w:abstractNumId w:val="29"/>
   </w:num>
   <w:num w:numId="31">
     <w:abstractNumId w:val="8"/>
   </w:num>
   <w:num w:numId="32">
-    <w:abstractNumId w:val="26"/>
+    <w:abstractNumId w:val="27"/>
   </w:num>
   <w:num w:numId="33">
     <w:abstractNumId w:val="17"/>
@@ -14130,13 +18022,16 @@
     <w:abstractNumId w:val="20"/>
   </w:num>
   <w:num w:numId="36">
-    <w:abstractNumId w:val="22"/>
+    <w:abstractNumId w:val="23"/>
   </w:num>
   <w:num w:numId="37">
     <w:abstractNumId w:val="4"/>
   </w:num>
   <w:num w:numId="38">
     <w:abstractNumId w:val="9"/>
+  </w:num>
+  <w:num w:numId="39">
+    <w:abstractNumId w:val="21"/>
   </w:num>
 </w:numbering>
 </file>
@@ -15129,7 +19024,7 @@
 </file>
 
 <file path=customXml/itemProps1.xml><?xml version="1.0" encoding="utf-8"?>
-<ds:datastoreItem xmlns:ds="http://schemas.openxmlformats.org/officeDocument/2006/customXml" ds:itemID="{6A13E84E-4739-4AAB-90FC-A0C5598625C5}">
+<ds:datastoreItem xmlns:ds="http://schemas.openxmlformats.org/officeDocument/2006/customXml" ds:itemID="{FDF846E5-B65E-4D8E-A53A-4F447F308B0B}">
   <ds:schemaRefs>
     <ds:schemaRef ds:uri="http://schemas.openxmlformats.org/officeDocument/2006/bibliography"/>
   </ds:schemaRefs>

--- a/docs/tech/ezEKP/시스템 모니터링 방법.docx
+++ b/docs/tech/ezEKP/시스템 모니터링 방법.docx
@@ -3428,6 +3428,17 @@
     </w:p>
     <w:p>
       <w:pPr>
+        <w:pStyle w:val="a4"/>
+        <w:ind w:leftChars="0" w:left="720"/>
+        <w:rPr>
+          <w:rFonts w:hint="eastAsia"/>
+          <w:color w:val="7F7F7F" w:themeColor="text1" w:themeTint="80"/>
+          <w:sz w:val="18"/>
+        </w:rPr>
+      </w:pPr>
+    </w:p>
+    <w:p>
+      <w:pPr>
         <w:pStyle w:val="1"/>
         <w:ind w:firstLineChars="50" w:firstLine="180"/>
       </w:pPr>
@@ -3860,6 +3871,7 @@
       <w:pPr>
         <w:ind w:left="800"/>
         <w:rPr>
+          <w:rFonts w:hint="eastAsia"/>
           <w:color w:val="7F7F7F" w:themeColor="text1" w:themeTint="80"/>
           <w:sz w:val="18"/>
         </w:rPr>
@@ -6826,11 +6838,16 @@
       <w:pPr>
         <w:ind w:firstLine="800"/>
       </w:pPr>
+      <w:proofErr w:type="gramStart"/>
       <w:r>
         <w:t>u</w:t>
       </w:r>
       <w:r>
-        <w:t xml:space="preserve">sed : </w:t>
+        <w:t>sed :</w:t>
+      </w:r>
+      <w:proofErr w:type="gramEnd"/>
+      <w:r>
+        <w:t xml:space="preserve"> </w:t>
       </w:r>
       <w:r>
         <w:rPr>
@@ -6839,7 +6856,16 @@
         <w:t>사용중인 메모리 양</w:t>
       </w:r>
     </w:p>
-    <w:p/>
+    <w:p>
+      <w:pPr>
+        <w:ind w:firstLine="800"/>
+        <w:rPr>
+          <w:rFonts w:hint="eastAsia"/>
+        </w:rPr>
+      </w:pPr>
+      <w:bookmarkStart w:id="7" w:name="_GoBack"/>
+      <w:bookmarkEnd w:id="7"/>
+    </w:p>
     <w:p>
       <w:pPr>
         <w:ind w:firstLine="800"/>
@@ -8302,7 +8328,11 @@
       <w:pPr>
         <w:pStyle w:val="a4"/>
         <w:ind w:leftChars="0" w:left="980"/>
-      </w:pPr>
+        <w:rPr>
+          <w:rFonts w:hint="eastAsia"/>
+        </w:rPr>
+      </w:pPr>
+      <w:proofErr w:type="gramStart"/>
       <w:r>
         <w:rPr>
           <w:rFonts w:hint="eastAsia"/>
@@ -8310,25 +8340,24 @@
         <w:t>t</w:t>
       </w:r>
       <w:r>
-        <w:t xml:space="preserve"> : time </w:t>
-      </w:r>
-    </w:p>
-    <w:p>
-      <w:pPr>
-        <w:pStyle w:val="a4"/>
-        <w:ind w:leftChars="0" w:left="980"/>
-      </w:pPr>
+        <w:t xml:space="preserve"> :</w:t>
+      </w:r>
+      <w:proofErr w:type="gramEnd"/>
+      <w:r>
+        <w:t xml:space="preserve"> time </w:t>
+      </w:r>
     </w:p>
     <w:p>
       <w:pPr>
         <w:pStyle w:val="1"/>
         <w:ind w:firstLineChars="50" w:firstLine="180"/>
       </w:pPr>
-      <w:bookmarkStart w:id="7" w:name="_Toc84431260"/>
-      <w:r>
-        <w:rPr>
-          <w:rFonts w:hint="eastAsia"/>
-        </w:rPr>
+      <w:bookmarkStart w:id="8" w:name="_Toc84431260"/>
+      <w:r>
+        <w:rPr>
+          <w:rFonts w:hint="eastAsia"/>
+        </w:rPr>
+        <w:lastRenderedPageBreak/>
         <w:t xml:space="preserve">과거 모니터링 </w:t>
       </w:r>
       <w:r>
@@ -8337,7 +8366,7 @@
         </w:rPr>
         <w:t>방법</w:t>
       </w:r>
-      <w:bookmarkEnd w:id="7"/>
+      <w:bookmarkEnd w:id="8"/>
     </w:p>
     <w:p>
       <w:pPr>
@@ -8884,7 +8913,6 @@
         <w:rPr>
           <w:rFonts w:hint="eastAsia"/>
         </w:rPr>
-        <w:lastRenderedPageBreak/>
         <w:t>s</w:t>
       </w:r>
       <w:r>
@@ -8918,6 +8946,7 @@
         <w:rPr>
           <w:rFonts w:hint="eastAsia"/>
         </w:rPr>
+        <w:lastRenderedPageBreak/>
         <w:t>현재일</w:t>
       </w:r>
       <w:r>
@@ -9296,64 +9325,64 @@
         <w:ind w:firstLine="800"/>
       </w:pPr>
       <w:r>
+        <w:t>sar -r</w:t>
+      </w:r>
+      <w:r>
+        <w:rPr>
+          <w:rFonts w:hint="eastAsia"/>
+        </w:rPr>
+        <w:t xml:space="preserve">의 </w:t>
+      </w:r>
+      <w:r>
+        <w:t>used</w:t>
+      </w:r>
+      <w:r>
+        <w:rPr>
+          <w:rFonts w:hint="eastAsia"/>
+        </w:rPr>
+        <w:t xml:space="preserve">는 </w:t>
+      </w:r>
+      <w:r>
+        <w:t>free -h</w:t>
+      </w:r>
+      <w:r>
+        <w:rPr>
+          <w:rFonts w:hint="eastAsia"/>
+        </w:rPr>
+        <w:t xml:space="preserve">에서 </w:t>
+      </w:r>
+      <w:r>
+        <w:t>used + buffers + cached</w:t>
+      </w:r>
+      <w:r>
+        <w:rPr>
+          <w:rFonts w:hint="eastAsia"/>
+        </w:rPr>
+        <w:t xml:space="preserve">의 </w:t>
+      </w:r>
+      <w:r>
+        <w:rPr>
+          <w:rFonts w:hint="eastAsia"/>
+        </w:rPr>
+        <w:t>값 이랑</w:t>
+      </w:r>
+      <w:r>
+        <w:rPr>
+          <w:rFonts w:hint="eastAsia"/>
+        </w:rPr>
+        <w:t xml:space="preserve"> 동일하다</w:t>
+      </w:r>
+    </w:p>
+    <w:p>
+      <w:pPr>
+        <w:ind w:firstLine="800"/>
+      </w:pPr>
+      <w:r>
+        <w:rPr>
+          <w:rFonts w:hint="eastAsia"/>
+          <w:noProof/>
+        </w:rPr>
         <w:lastRenderedPageBreak/>
-        <w:t>sar -r</w:t>
-      </w:r>
-      <w:r>
-        <w:rPr>
-          <w:rFonts w:hint="eastAsia"/>
-        </w:rPr>
-        <w:t xml:space="preserve">의 </w:t>
-      </w:r>
-      <w:r>
-        <w:t>used</w:t>
-      </w:r>
-      <w:r>
-        <w:rPr>
-          <w:rFonts w:hint="eastAsia"/>
-        </w:rPr>
-        <w:t xml:space="preserve">는 </w:t>
-      </w:r>
-      <w:r>
-        <w:t>free -h</w:t>
-      </w:r>
-      <w:r>
-        <w:rPr>
-          <w:rFonts w:hint="eastAsia"/>
-        </w:rPr>
-        <w:t xml:space="preserve">에서 </w:t>
-      </w:r>
-      <w:r>
-        <w:t>used + buffers + cached</w:t>
-      </w:r>
-      <w:r>
-        <w:rPr>
-          <w:rFonts w:hint="eastAsia"/>
-        </w:rPr>
-        <w:t xml:space="preserve">의 </w:t>
-      </w:r>
-      <w:r>
-        <w:rPr>
-          <w:rFonts w:hint="eastAsia"/>
-        </w:rPr>
-        <w:t>값 이랑</w:t>
-      </w:r>
-      <w:r>
-        <w:rPr>
-          <w:rFonts w:hint="eastAsia"/>
-        </w:rPr>
-        <w:t xml:space="preserve"> 동일하다</w:t>
-      </w:r>
-    </w:p>
-    <w:p>
-      <w:pPr>
-        <w:ind w:firstLine="800"/>
-      </w:pPr>
-      <w:r>
-        <w:rPr>
-          <w:rFonts w:hint="eastAsia"/>
-          <w:noProof/>
-        </w:rPr>
         <w:drawing>
           <wp:inline distT="0" distB="0" distL="0" distR="0">
             <wp:extent cx="5067739" cy="685859"/>
@@ -9929,6 +9958,9 @@
     <w:p>
       <w:pPr>
         <w:ind w:firstLine="800"/>
+        <w:rPr>
+          <w:rFonts w:hint="eastAsia"/>
+        </w:rPr>
       </w:pPr>
       <w:r>
         <w:rPr>
@@ -9985,7 +10017,6 @@
         </w:drawing>
       </w:r>
     </w:p>
-    <w:p/>
     <w:p>
       <w:pPr>
         <w:pStyle w:val="a4"/>
@@ -9996,6 +10027,7 @@
           <w:szCs w:val="28"/>
         </w:rPr>
       </w:pPr>
+      <w:proofErr w:type="spellStart"/>
       <w:r>
         <w:rPr>
           <w:rFonts w:hint="eastAsia"/>
@@ -10009,7 +10041,15 @@
           <w:sz w:val="28"/>
           <w:szCs w:val="28"/>
         </w:rPr>
-        <w:t>ar -u -f</w:t>
+        <w:t>ar</w:t>
+      </w:r>
+      <w:proofErr w:type="spellEnd"/>
+      <w:r>
+        <w:rPr>
+          <w:sz w:val="28"/>
+          <w:szCs w:val="28"/>
+        </w:rPr>
+        <w:t xml:space="preserve"> -u -f</w:t>
       </w:r>
       <w:r>
         <w:rPr>
@@ -10043,7 +10083,23 @@
           <w:sz w:val="28"/>
           <w:szCs w:val="28"/>
         </w:rPr>
-        <w:t xml:space="preserve"> /var/log/sa/sa01 </w:t>
+        <w:t xml:space="preserve"> /var/log/</w:t>
+      </w:r>
+      <w:proofErr w:type="spellStart"/>
+      <w:r>
+        <w:rPr>
+          <w:sz w:val="28"/>
+          <w:szCs w:val="28"/>
+        </w:rPr>
+        <w:t>sa</w:t>
+      </w:r>
+      <w:proofErr w:type="spellEnd"/>
+      <w:r>
+        <w:rPr>
+          <w:sz w:val="28"/>
+          <w:szCs w:val="28"/>
+        </w:rPr>
+        <w:t xml:space="preserve">/sa01 </w:t>
       </w:r>
     </w:p>
     <w:p>
@@ -10055,6 +10111,7 @@
         <w:rPr>
           <w:rFonts w:hint="eastAsia"/>
         </w:rPr>
+        <w:lastRenderedPageBreak/>
         <w:t>특정 날짜의 파일</w:t>
       </w:r>
       <w:r>
@@ -10074,6 +10131,9 @@
       <w:pPr>
         <w:spacing w:line="168" w:lineRule="auto"/>
         <w:ind w:firstLine="800"/>
+        <w:rPr>
+          <w:rFonts w:hint="eastAsia"/>
+        </w:rPr>
       </w:pPr>
       <w:r>
         <w:rPr>
@@ -10132,11 +10192,6 @@
     </w:p>
     <w:p>
       <w:pPr>
-        <w:spacing w:line="168" w:lineRule="auto"/>
-      </w:pPr>
-    </w:p>
-    <w:p>
-      <w:pPr>
         <w:pStyle w:val="a4"/>
         <w:spacing w:before="240" w:line="168" w:lineRule="auto"/>
         <w:ind w:leftChars="0" w:left="980"/>
@@ -10277,6 +10332,16 @@
     <w:p>
       <w:pPr>
         <w:spacing w:before="240" w:line="168" w:lineRule="auto"/>
+        <w:ind w:firstLine="800"/>
+      </w:pPr>
+    </w:p>
+    <w:p>
+      <w:pPr>
+        <w:spacing w:before="240" w:line="168" w:lineRule="auto"/>
+        <w:ind w:firstLine="800"/>
+        <w:rPr>
+          <w:rFonts w:hint="eastAsia"/>
+        </w:rPr>
       </w:pPr>
     </w:p>
     <w:p>
@@ -10287,13 +10352,12 @@
           <w:szCs w:val="36"/>
         </w:rPr>
       </w:pPr>
-      <w:bookmarkStart w:id="8" w:name="_Toc84431261"/>
+      <w:bookmarkStart w:id="9" w:name="_Toc84431261"/>
       <w:r>
         <w:rPr>
           <w:rFonts w:hint="eastAsia"/>
           <w:szCs w:val="36"/>
         </w:rPr>
-        <w:lastRenderedPageBreak/>
         <w:t xml:space="preserve">특정 프로세스 </w:t>
       </w:r>
       <w:r>
@@ -10303,7 +10367,7 @@
         </w:rPr>
         <w:t>확인방법</w:t>
       </w:r>
-      <w:bookmarkEnd w:id="8"/>
+      <w:bookmarkEnd w:id="9"/>
     </w:p>
     <w:p>
       <w:pPr>
@@ -10343,6 +10407,7 @@
         <w:rPr>
           <w:b/>
         </w:rPr>
+        <w:lastRenderedPageBreak/>
         <w:t>ps</w:t>
       </w:r>
       <w:r>
@@ -10541,7 +10606,12 @@
     </w:p>
     <w:p>
       <w:pPr>
-        <w:spacing w:before="240" w:line="240" w:lineRule="auto"/>
+        <w:pStyle w:val="a4"/>
+        <w:spacing w:before="240" w:line="276" w:lineRule="auto"/>
+        <w:ind w:leftChars="0" w:left="981"/>
+        <w:rPr>
+          <w:rFonts w:hint="eastAsia"/>
+        </w:rPr>
       </w:pPr>
     </w:p>
     <w:p>
@@ -10554,13 +10624,23 @@
         <w:spacing w:before="240" w:line="168" w:lineRule="auto"/>
         <w:ind w:leftChars="0"/>
       </w:pPr>
+      <w:proofErr w:type="spellStart"/>
       <w:r>
         <w:rPr>
           <w:b/>
           <w:sz w:val="28"/>
           <w:szCs w:val="28"/>
         </w:rPr>
-        <w:t>ps aux | more</w:t>
+        <w:t>ps</w:t>
+      </w:r>
+      <w:proofErr w:type="spellEnd"/>
+      <w:r>
+        <w:rPr>
+          <w:b/>
+          <w:sz w:val="28"/>
+          <w:szCs w:val="28"/>
+        </w:rPr>
+        <w:t xml:space="preserve"> aux | more</w:t>
       </w:r>
     </w:p>
     <w:p>
@@ -11008,7 +11088,6 @@
         <w:ind w:leftChars="0" w:left="980"/>
       </w:pPr>
       <w:r>
-        <w:lastRenderedPageBreak/>
         <w:t>grep을</w:t>
       </w:r>
       <w:r>
@@ -11069,6 +11148,7 @@
         <w:rPr>
           <w:rFonts w:hint="eastAsia"/>
         </w:rPr>
+        <w:lastRenderedPageBreak/>
         <w:t>두번째 빨간색 박스는 시작날짜</w:t>
       </w:r>
     </w:p>
@@ -11153,7 +11233,12 @@
     </w:p>
     <w:p>
       <w:pPr>
-        <w:spacing w:before="240" w:line="168" w:lineRule="auto"/>
+        <w:pStyle w:val="a4"/>
+        <w:spacing w:before="240" w:line="276" w:lineRule="auto"/>
+        <w:ind w:leftChars="0" w:left="980"/>
+        <w:rPr>
+          <w:rFonts w:hint="eastAsia"/>
+        </w:rPr>
       </w:pPr>
     </w:p>
     <w:p>
@@ -11166,21 +11251,77 @@
         <w:spacing w:before="240" w:line="168" w:lineRule="auto"/>
         <w:ind w:leftChars="0"/>
       </w:pPr>
+      <w:proofErr w:type="spellStart"/>
       <w:r>
         <w:rPr>
           <w:b/>
           <w:sz w:val="28"/>
           <w:szCs w:val="28"/>
         </w:rPr>
-        <w:t xml:space="preserve">ps -eo </w:t>
-      </w:r>
+        <w:t>ps</w:t>
+      </w:r>
+      <w:proofErr w:type="spellEnd"/>
       <w:r>
         <w:rPr>
           <w:b/>
           <w:sz w:val="28"/>
           <w:szCs w:val="28"/>
         </w:rPr>
-        <w:t>lstart, pid, cmd</w:t>
+        <w:t xml:space="preserve"> -</w:t>
+      </w:r>
+      <w:proofErr w:type="spellStart"/>
+      <w:r>
+        <w:rPr>
+          <w:b/>
+          <w:sz w:val="28"/>
+          <w:szCs w:val="28"/>
+        </w:rPr>
+        <w:t>eo</w:t>
+      </w:r>
+      <w:proofErr w:type="spellEnd"/>
+      <w:r>
+        <w:rPr>
+          <w:b/>
+          <w:sz w:val="28"/>
+          <w:szCs w:val="28"/>
+        </w:rPr>
+        <w:t xml:space="preserve"> </w:t>
+      </w:r>
+      <w:proofErr w:type="spellStart"/>
+      <w:r>
+        <w:rPr>
+          <w:b/>
+          <w:sz w:val="28"/>
+          <w:szCs w:val="28"/>
+        </w:rPr>
+        <w:t>lstart</w:t>
+      </w:r>
+      <w:proofErr w:type="spellEnd"/>
+      <w:r>
+        <w:rPr>
+          <w:b/>
+          <w:sz w:val="28"/>
+          <w:szCs w:val="28"/>
+        </w:rPr>
+        <w:t xml:space="preserve">, </w:t>
+      </w:r>
+      <w:proofErr w:type="spellStart"/>
+      <w:r>
+        <w:rPr>
+          <w:b/>
+          <w:sz w:val="28"/>
+          <w:szCs w:val="28"/>
+        </w:rPr>
+        <w:t>pid</w:t>
+      </w:r>
+      <w:proofErr w:type="spellEnd"/>
+      <w:r>
+        <w:rPr>
+          <w:b/>
+          <w:sz w:val="28"/>
+          <w:szCs w:val="28"/>
+        </w:rPr>
+        <w:t>, cmd</w:t>
       </w:r>
     </w:p>
     <w:p>
@@ -11731,7 +11872,6 @@
         <w:rPr>
           <w:rFonts w:hint="eastAsia"/>
         </w:rPr>
-        <w:lastRenderedPageBreak/>
         <w:t>P</w:t>
       </w:r>
       <w:r>
@@ -11851,6 +11991,7 @@
         <w:ind w:leftChars="0" w:left="980"/>
       </w:pPr>
       <w:r>
+        <w:lastRenderedPageBreak/>
         <w:t>[</w:t>
       </w:r>
       <w:r>
@@ -12332,17 +12473,19 @@
     </w:p>
     <w:p>
       <w:pPr>
+        <w:pStyle w:val="a4"/>
         <w:spacing w:before="240" w:line="168" w:lineRule="auto"/>
-      </w:pPr>
-    </w:p>
-    <w:p>
-      <w:pPr>
+        <w:ind w:leftChars="0" w:left="980"/>
+      </w:pPr>
+    </w:p>
+    <w:p>
+      <w:pPr>
+        <w:pStyle w:val="a4"/>
         <w:spacing w:before="240" w:line="168" w:lineRule="auto"/>
-      </w:pPr>
-    </w:p>
-    <w:p>
-      <w:pPr>
-        <w:spacing w:before="240" w:line="168" w:lineRule="auto"/>
+        <w:ind w:leftChars="0" w:left="980"/>
+        <w:rPr>
+          <w:rFonts w:hint="eastAsia"/>
+        </w:rPr>
       </w:pPr>
     </w:p>
     <w:p>
@@ -12353,18 +12496,15 @@
           <w:szCs w:val="36"/>
         </w:rPr>
       </w:pPr>
-      <w:bookmarkStart w:id="9" w:name="_Toc84431262"/>
-      <w:bookmarkStart w:id="10" w:name="_GoBack"/>
+      <w:bookmarkStart w:id="10" w:name="_Toc84431262"/>
+      <w:r>
+        <w:rPr>
+          <w:rFonts w:hint="eastAsia"/>
+          <w:szCs w:val="36"/>
+        </w:rPr>
+        <w:t>네트워크 프로토콜 통계 확인방법</w:t>
+      </w:r>
       <w:bookmarkEnd w:id="10"/>
-      <w:r>
-        <w:rPr>
-          <w:rFonts w:hint="eastAsia"/>
-          <w:szCs w:val="36"/>
-        </w:rPr>
-        <w:lastRenderedPageBreak/>
-        <w:t>네트워크 프로토콜 통계 확인방법</w:t>
-      </w:r>
-      <w:bookmarkEnd w:id="9"/>
     </w:p>
     <w:p>
       <w:pPr>
@@ -12413,6 +12553,7 @@
           <w:rFonts w:hint="eastAsia"/>
           <w:noProof/>
         </w:rPr>
+        <w:lastRenderedPageBreak/>
         <mc:AlternateContent>
           <mc:Choice Requires="wps">
             <w:drawing>
@@ -12641,83 +12782,35 @@
         <w:rPr>
           <w:rFonts w:hint="eastAsia"/>
         </w:rPr>
-        <w:t>는 네트워크 연결을 보여주는 명령어 이다.</w:t>
+        <w:t xml:space="preserve">는 네트워크 연결을 보여주는 </w:t>
+      </w:r>
+      <w:proofErr w:type="gramStart"/>
+      <w:r>
+        <w:rPr>
+          <w:rFonts w:hint="eastAsia"/>
+        </w:rPr>
+        <w:t>명령어 이다</w:t>
+      </w:r>
+      <w:proofErr w:type="gramEnd"/>
+      <w:r>
+        <w:rPr>
+          <w:rFonts w:hint="eastAsia"/>
+        </w:rPr>
+        <w:t>.</w:t>
       </w:r>
       <w:r>
         <w:t xml:space="preserve"> </w:t>
       </w:r>
-    </w:p>
-    <w:p>
-      <w:pPr>
-        <w:spacing w:before="240" w:line="168" w:lineRule="auto"/>
-      </w:pPr>
     </w:p>
     <w:p>
       <w:pPr>
         <w:pStyle w:val="a4"/>
         <w:spacing w:before="240" w:line="168" w:lineRule="auto"/>
         <w:ind w:leftChars="0" w:left="980"/>
-      </w:pPr>
-      <w:r>
-        <w:t>local address</w:t>
-      </w:r>
-      <w:r>
-        <w:rPr>
-          <w:rFonts w:hint="eastAsia"/>
-        </w:rPr>
-        <w:t xml:space="preserve">가 </w:t>
-      </w:r>
-      <w:r>
-        <w:rPr>
-          <w:rFonts w:hint="eastAsia"/>
-          <w:b/>
-        </w:rPr>
-        <w:t>d</w:t>
-      </w:r>
-      <w:r>
-        <w:rPr>
-          <w:b/>
-        </w:rPr>
-        <w:t>omain</w:t>
-      </w:r>
-      <w:r>
-        <w:rPr>
-          <w:rFonts w:hint="eastAsia"/>
-          <w:b/>
-        </w:rPr>
-        <w:t>+</w:t>
-      </w:r>
-      <w:r>
-        <w:rPr>
-          <w:b/>
-        </w:rPr>
-        <w:t>port</w:t>
-      </w:r>
-      <w:r>
-        <w:rPr>
-          <w:b/>
-        </w:rPr>
-        <w:t xml:space="preserve"> or </w:t>
-      </w:r>
-      <w:r>
-        <w:rPr>
-          <w:rFonts w:hint="eastAsia"/>
-          <w:b/>
-        </w:rPr>
-        <w:t xml:space="preserve">포트사용자 </w:t>
-      </w:r>
-      <w:r>
-        <w:rPr>
-          <w:rFonts w:hint="eastAsia"/>
-        </w:rPr>
-        <w:t>으</w:t>
-      </w:r>
-      <w:r>
-        <w:rPr>
-          <w:rFonts w:hint="eastAsia"/>
-        </w:rPr>
-        <w:t>로 나오는 것을 확인할수있다.</w:t>
-      </w:r>
+        <w:rPr>
+          <w:rFonts w:hint="eastAsia"/>
+        </w:rPr>
+      </w:pPr>
     </w:p>
     <w:p>
       <w:pPr>
@@ -12726,28 +12819,105 @@
         <w:ind w:leftChars="0" w:left="980"/>
       </w:pPr>
       <w:r>
-        <w:rPr>
-          <w:rFonts w:hint="eastAsia"/>
-        </w:rPr>
-        <w:t xml:space="preserve">따라서 </w:t>
-      </w:r>
-      <w:r>
-        <w:t xml:space="preserve">netstat -a </w:t>
-      </w:r>
-      <w:r>
-        <w:rPr>
-          <w:rFonts w:hint="eastAsia"/>
-        </w:rPr>
-        <w:t>명령어는 d</w:t>
-      </w:r>
-      <w:r>
-        <w:t>ns</w:t>
-      </w:r>
-      <w:r>
-        <w:rPr>
-          <w:rFonts w:hint="eastAsia"/>
-        </w:rPr>
-        <w:t>서버를 거쳐서 출력해준다.</w:t>
+        <w:t>local address</w:t>
+      </w:r>
+      <w:r>
+        <w:rPr>
+          <w:rFonts w:hint="eastAsia"/>
+        </w:rPr>
+        <w:t xml:space="preserve">가 </w:t>
+      </w:r>
+      <w:r>
+        <w:rPr>
+          <w:rFonts w:hint="eastAsia"/>
+          <w:b/>
+        </w:rPr>
+        <w:t>d</w:t>
+      </w:r>
+      <w:r>
+        <w:rPr>
+          <w:b/>
+        </w:rPr>
+        <w:t>omain</w:t>
+      </w:r>
+      <w:r>
+        <w:rPr>
+          <w:b/>
+        </w:rPr>
+        <w:t xml:space="preserve"> </w:t>
+      </w:r>
+      <w:r>
+        <w:rPr>
+          <w:rFonts w:hint="eastAsia"/>
+          <w:b/>
+        </w:rPr>
+        <w:t>+</w:t>
+      </w:r>
+      <w:r>
+        <w:rPr>
+          <w:b/>
+        </w:rPr>
+        <w:t xml:space="preserve"> </w:t>
+      </w:r>
+      <w:r>
+        <w:rPr>
+          <w:b/>
+        </w:rPr>
+        <w:t>port</w:t>
+      </w:r>
+      <w:r>
+        <w:rPr>
+          <w:b/>
+        </w:rPr>
+        <w:t xml:space="preserve"> or </w:t>
+      </w:r>
+      <w:r>
+        <w:rPr>
+          <w:rFonts w:hint="eastAsia"/>
+          <w:b/>
+        </w:rPr>
+        <w:t>서비스명</w:t>
+      </w:r>
+      <w:r>
+        <w:rPr>
+          <w:rFonts w:hint="eastAsia"/>
+          <w:b/>
+        </w:rPr>
+        <w:t xml:space="preserve"> </w:t>
+      </w:r>
+      <w:proofErr w:type="spellStart"/>
+      <w:r>
+        <w:rPr>
+          <w:rFonts w:hint="eastAsia"/>
+        </w:rPr>
+        <w:t>으</w:t>
+      </w:r>
+      <w:r>
+        <w:rPr>
+          <w:rFonts w:hint="eastAsia"/>
+        </w:rPr>
+        <w:t>로</w:t>
+      </w:r>
+      <w:proofErr w:type="spellEnd"/>
+      <w:r>
+        <w:rPr>
+          <w:rFonts w:hint="eastAsia"/>
+        </w:rPr>
+        <w:t xml:space="preserve"> 나오는 것을 </w:t>
+      </w:r>
+      <w:proofErr w:type="spellStart"/>
+      <w:r>
+        <w:rPr>
+          <w:rFonts w:hint="eastAsia"/>
+        </w:rPr>
+        <w:t>확인할수있다</w:t>
+      </w:r>
+      <w:proofErr w:type="spellEnd"/>
+      <w:r>
+        <w:rPr>
+          <w:rFonts w:hint="eastAsia"/>
+        </w:rPr>
+        <w:t>.</w:t>
       </w:r>
     </w:p>
     <w:p>
@@ -12756,6 +12926,30 @@
         <w:spacing w:before="240" w:line="168" w:lineRule="auto"/>
         <w:ind w:leftChars="0" w:left="980"/>
       </w:pPr>
+      <w:r>
+        <w:rPr>
+          <w:rFonts w:hint="eastAsia"/>
+        </w:rPr>
+        <w:t xml:space="preserve">따라서 </w:t>
+      </w:r>
+      <w:r>
+        <w:t xml:space="preserve">netstat -a </w:t>
+      </w:r>
+      <w:r>
+        <w:rPr>
+          <w:rFonts w:hint="eastAsia"/>
+        </w:rPr>
+        <w:t>명령어는 d</w:t>
+      </w:r>
+      <w:r>
+        <w:t>ns</w:t>
+      </w:r>
+      <w:r>
+        <w:rPr>
+          <w:rFonts w:hint="eastAsia"/>
+        </w:rPr>
+        <w:t>서버를 거쳐서 출력해준다.</w:t>
+      </w:r>
     </w:p>
     <w:p>
       <w:pPr>
@@ -12763,42 +12957,6 @@
         <w:spacing w:before="240" w:line="168" w:lineRule="auto"/>
         <w:ind w:leftChars="0" w:left="980"/>
       </w:pPr>
-      <w:r>
-        <w:t xml:space="preserve">unix </w:t>
-      </w:r>
-      <w:r>
-        <w:t xml:space="preserve">domain </w:t>
-      </w:r>
-      <w:r>
-        <w:t>s</w:t>
-      </w:r>
-      <w:r>
-        <w:t>o</w:t>
-      </w:r>
-      <w:r>
-        <w:t>c</w:t>
-      </w:r>
-      <w:r>
-        <w:t>k</w:t>
-      </w:r>
-      <w:r>
-        <w:t xml:space="preserve">et 은 local </w:t>
-      </w:r>
-      <w:r>
-        <w:rPr>
-          <w:rFonts w:hint="eastAsia"/>
-        </w:rPr>
-        <w:t>전용이다</w:t>
-      </w:r>
-      <w:r>
-        <w:t xml:space="preserve">. </w:t>
-      </w:r>
-      <w:r>
-        <w:rPr>
-          <w:rFonts w:hint="eastAsia"/>
-        </w:rPr>
-        <w:t>프로세스끼리 통신이 가능하다.</w:t>
-      </w:r>
     </w:p>
     <w:p>
       <w:pPr>
@@ -12806,23 +12964,28 @@
         <w:spacing w:before="240" w:line="168" w:lineRule="auto"/>
         <w:ind w:leftChars="0" w:left="980"/>
       </w:pPr>
-      <w:r>
-        <w:t>MariaDB</w:t>
-      </w:r>
-      <w:r>
-        <w:rPr>
-          <w:rFonts w:hint="eastAsia"/>
-        </w:rPr>
-        <w:t xml:space="preserve"> 서버와 커맨드가 </w:t>
-      </w:r>
-      <w:r>
-        <w:t>unix domain socket</w:t>
-      </w:r>
-      <w:r>
-        <w:rPr>
-          <w:rFonts w:hint="eastAsia"/>
-        </w:rPr>
-        <w:t>을 사용한다.</w:t>
+      <w:proofErr w:type="spellStart"/>
+      <w:r>
+        <w:t>unix</w:t>
+      </w:r>
+      <w:proofErr w:type="spellEnd"/>
+      <w:r>
+        <w:t xml:space="preserve"> domain socket 은 local </w:t>
+      </w:r>
+      <w:r>
+        <w:rPr>
+          <w:rFonts w:hint="eastAsia"/>
+        </w:rPr>
+        <w:t>전용이다</w:t>
+      </w:r>
+      <w:r>
+        <w:t xml:space="preserve">. </w:t>
+      </w:r>
+      <w:r>
+        <w:rPr>
+          <w:rFonts w:hint="eastAsia"/>
+        </w:rPr>
+        <w:t>프로세스끼리 통신이 가능하다.</w:t>
       </w:r>
     </w:p>
     <w:p>
@@ -12830,46 +12993,264 @@
         <w:pStyle w:val="a4"/>
         <w:spacing w:before="240" w:line="168" w:lineRule="auto"/>
         <w:ind w:leftChars="0" w:left="980"/>
-      </w:pPr>
+        <w:rPr>
+          <w:rFonts w:hint="eastAsia"/>
+        </w:rPr>
+      </w:pPr>
+      <w:r>
+        <w:t>MariaDB</w:t>
+      </w:r>
+      <w:r>
+        <w:rPr>
+          <w:rFonts w:hint="eastAsia"/>
+        </w:rPr>
+        <w:t xml:space="preserve"> 서버와 커맨드가 </w:t>
+      </w:r>
+      <w:proofErr w:type="spellStart"/>
+      <w:r>
+        <w:t>unix</w:t>
+      </w:r>
+      <w:proofErr w:type="spellEnd"/>
+      <w:r>
+        <w:t xml:space="preserve"> domain socket</w:t>
+      </w:r>
+      <w:r>
+        <w:rPr>
+          <w:rFonts w:hint="eastAsia"/>
+        </w:rPr>
+        <w:t>을 사용한다.</w:t>
+      </w:r>
     </w:p>
     <w:p>
       <w:pPr>
         <w:pStyle w:val="a4"/>
-        <w:spacing w:before="240" w:line="168" w:lineRule="auto"/>
-        <w:ind w:leftChars="0" w:left="980"/>
-      </w:pPr>
+        <w:ind w:left="880"/>
+      </w:pPr>
+      <w:r>
+        <w:rPr>
+          <w:rFonts w:hint="eastAsia"/>
+          <w:noProof/>
+        </w:rPr>
+        <w:lastRenderedPageBreak/>
+        <mc:AlternateContent>
+          <mc:Choice Requires="wps">
+            <w:drawing>
+              <wp:anchor distT="0" distB="0" distL="114300" distR="114300" simplePos="0" relativeHeight="251700224" behindDoc="0" locked="0" layoutInCell="1" allowOverlap="1" wp14:anchorId="20C300A5" wp14:editId="73FC6B77">
+                <wp:simplePos x="0" y="0"/>
+                <wp:positionH relativeFrom="column">
+                  <wp:posOffset>556591</wp:posOffset>
+                </wp:positionH>
+                <wp:positionV relativeFrom="paragraph">
+                  <wp:posOffset>231830</wp:posOffset>
+                </wp:positionV>
+                <wp:extent cx="1566186" cy="3236181"/>
+                <wp:effectExtent l="0" t="0" r="15240" b="21590"/>
+                <wp:wrapNone/>
+                <wp:docPr id="57" name="직사각형 57"/>
+                <wp:cNvGraphicFramePr/>
+                <a:graphic xmlns:a="http://schemas.openxmlformats.org/drawingml/2006/main">
+                  <a:graphicData uri="http://schemas.microsoft.com/office/word/2010/wordprocessingShape">
+                    <wps:wsp>
+                      <wps:cNvSpPr/>
+                      <wps:spPr>
+                        <a:xfrm>
+                          <a:off x="0" y="0"/>
+                          <a:ext cx="1566186" cy="3236181"/>
+                        </a:xfrm>
+                        <a:prstGeom prst="rect">
+                          <a:avLst/>
+                        </a:prstGeom>
+                        <a:noFill/>
+                        <a:ln>
+                          <a:solidFill>
+                            <a:srgbClr val="FF0000"/>
+                          </a:solidFill>
+                        </a:ln>
+                      </wps:spPr>
+                      <wps:style>
+                        <a:lnRef idx="2">
+                          <a:schemeClr val="accent1">
+                            <a:shade val="50000"/>
+                          </a:schemeClr>
+                        </a:lnRef>
+                        <a:fillRef idx="1">
+                          <a:schemeClr val="accent1"/>
+                        </a:fillRef>
+                        <a:effectRef idx="0">
+                          <a:schemeClr val="accent1"/>
+                        </a:effectRef>
+                        <a:fontRef idx="minor">
+                          <a:schemeClr val="lt1"/>
+                        </a:fontRef>
+                      </wps:style>
+                      <wps:bodyPr rot="0" spcFirstLastPara="0" vertOverflow="overflow" horzOverflow="overflow" vert="horz" wrap="square" lIns="91440" tIns="45720" rIns="91440" bIns="45720" numCol="1" spcCol="0" rtlCol="0" fromWordArt="0" anchor="ctr" anchorCtr="0" forceAA="0" compatLnSpc="1">
+                        <a:prstTxWarp prst="textNoShape">
+                          <a:avLst/>
+                        </a:prstTxWarp>
+                        <a:noAutofit/>
+                      </wps:bodyPr>
+                    </wps:wsp>
+                  </a:graphicData>
+                </a:graphic>
+                <wp14:sizeRelH relativeFrom="margin">
+                  <wp14:pctWidth>0</wp14:pctWidth>
+                </wp14:sizeRelH>
+                <wp14:sizeRelV relativeFrom="margin">
+                  <wp14:pctHeight>0</wp14:pctHeight>
+                </wp14:sizeRelV>
+              </wp:anchor>
+            </w:drawing>
+          </mc:Choice>
+          <mc:Fallback>
+            <w:pict>
+              <v:rect w14:anchorId="2F55DB27" id="직사각형 57" o:spid="_x0000_s1026" style="position:absolute;left:0;text-align:left;margin-left:43.85pt;margin-top:18.25pt;width:123.3pt;height:254.8pt;z-index:251700224;visibility:visible;mso-wrap-style:square;mso-width-percent:0;mso-height-percent:0;mso-wrap-distance-left:9pt;mso-wrap-distance-top:0;mso-wrap-distance-right:9pt;mso-wrap-distance-bottom:0;mso-position-horizontal:absolute;mso-position-horizontal-relative:text;mso-position-vertical:absolute;mso-position-vertical-relative:text;mso-width-percent:0;mso-height-percent:0;mso-width-relative:margin;mso-height-relative:margin;v-text-anchor:middle" o:gfxdata="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" filled="f" strokecolor="red" strokeweight="1pt"/>
+            </w:pict>
+          </mc:Fallback>
+        </mc:AlternateContent>
+      </w:r>
+      <w:r>
+        <w:rPr>
+          <w:noProof/>
+        </w:rPr>
+        <w:drawing>
+          <wp:inline distT="0" distB="0" distL="0" distR="0" wp14:anchorId="35B3B6E8" wp14:editId="4A7CB3BA">
+            <wp:extent cx="5731510" cy="3479800"/>
+            <wp:effectExtent l="0" t="0" r="2540" b="6350"/>
+            <wp:docPr id="53" name="그림 53"/>
+            <wp:cNvGraphicFramePr>
+              <a:graphicFrameLocks xmlns:a="http://schemas.openxmlformats.org/drawingml/2006/main" noChangeAspect="1"/>
+            </wp:cNvGraphicFramePr>
+            <a:graphic xmlns:a="http://schemas.openxmlformats.org/drawingml/2006/main">
+              <a:graphicData uri="http://schemas.openxmlformats.org/drawingml/2006/picture">
+                <pic:pic xmlns:pic="http://schemas.openxmlformats.org/drawingml/2006/picture">
+                  <pic:nvPicPr>
+                    <pic:cNvPr id="53" name="services.PNG"/>
+                    <pic:cNvPicPr/>
+                  </pic:nvPicPr>
+                  <pic:blipFill>
+                    <a:blip r:embed="rId40">
+                      <a:extLst>
+                        <a:ext uri="{28A0092B-C50C-407E-A947-70E740481C1C}">
+                          <a14:useLocalDpi xmlns:a14="http://schemas.microsoft.com/office/drawing/2010/main" val="0"/>
+                        </a:ext>
+                      </a:extLst>
+                    </a:blip>
+                    <a:stretch>
+                      <a:fillRect/>
+                    </a:stretch>
+                  </pic:blipFill>
+                  <pic:spPr>
+                    <a:xfrm>
+                      <a:off x="0" y="0"/>
+                      <a:ext cx="5731510" cy="3479800"/>
+                    </a:xfrm>
+                    <a:prstGeom prst="rect">
+                      <a:avLst/>
+                    </a:prstGeom>
+                  </pic:spPr>
+                </pic:pic>
+              </a:graphicData>
+            </a:graphic>
+          </wp:inline>
+        </w:drawing>
+      </w:r>
     </w:p>
     <w:p>
       <w:pPr>
         <w:pStyle w:val="a4"/>
-        <w:spacing w:before="240" w:line="168" w:lineRule="auto"/>
-        <w:ind w:leftChars="0" w:left="980"/>
-      </w:pPr>
+        <w:ind w:left="880"/>
+        <w:rPr>
+          <w:noProof/>
+        </w:rPr>
+      </w:pPr>
+      <w:r>
+        <w:t>port</w:t>
+      </w:r>
+      <w:r>
+        <w:rPr>
+          <w:rFonts w:hint="eastAsia"/>
+        </w:rPr>
+        <w:t>는</w:t>
+      </w:r>
+      <w:r>
+        <w:rPr>
+          <w:rFonts w:hint="eastAsia"/>
+        </w:rPr>
+        <w:t xml:space="preserve"> 이름과 </w:t>
+      </w:r>
+      <w:r>
+        <w:t>port</w:t>
+      </w:r>
+      <w:r>
+        <w:rPr>
+          <w:rFonts w:hint="eastAsia"/>
+        </w:rPr>
+        <w:t xml:space="preserve">가 </w:t>
+      </w:r>
+      <w:proofErr w:type="spellStart"/>
+      <w:r>
+        <w:rPr>
+          <w:rFonts w:hint="eastAsia"/>
+        </w:rPr>
+        <w:t>매핑된</w:t>
+      </w:r>
+      <w:proofErr w:type="spellEnd"/>
+      <w:r>
+        <w:rPr>
+          <w:rFonts w:hint="eastAsia"/>
+        </w:rPr>
+        <w:t xml:space="preserve"> </w:t>
+      </w:r>
+      <w:r>
+        <w:t>/</w:t>
+      </w:r>
+      <w:proofErr w:type="spellStart"/>
+      <w:r>
+        <w:rPr>
+          <w:rFonts w:hint="eastAsia"/>
+        </w:rPr>
+        <w:t>e</w:t>
+      </w:r>
+      <w:r>
+        <w:t>tc</w:t>
+      </w:r>
+      <w:proofErr w:type="spellEnd"/>
+      <w:r>
+        <w:t xml:space="preserve">/services </w:t>
+      </w:r>
+      <w:r>
+        <w:rPr>
+          <w:rFonts w:hint="eastAsia"/>
+        </w:rPr>
+        <w:t>라는</w:t>
+      </w:r>
+      <w:r>
+        <w:rPr>
+          <w:rFonts w:hint="eastAsia"/>
+        </w:rPr>
+        <w:t xml:space="preserve"> </w:t>
+      </w:r>
+      <w:r>
+        <w:rPr>
+          <w:rFonts w:hint="eastAsia"/>
+        </w:rPr>
+        <w:t>파일에서 조회해서 출력해준다.</w:t>
+      </w:r>
+      <w:r>
+        <w:rPr>
+          <w:rFonts w:hint="eastAsia"/>
+          <w:noProof/>
+        </w:rPr>
+        <w:t xml:space="preserve"> </w:t>
+      </w:r>
     </w:p>
     <w:p>
       <w:pPr>
         <w:pStyle w:val="a4"/>
-        <w:spacing w:before="240" w:line="168" w:lineRule="auto"/>
-        <w:ind w:leftChars="0" w:left="980"/>
-      </w:pPr>
-    </w:p>
-    <w:p>
-      <w:pPr>
-        <w:pStyle w:val="a4"/>
-        <w:spacing w:before="240" w:line="168" w:lineRule="auto"/>
-        <w:ind w:leftChars="0" w:left="980"/>
-      </w:pPr>
-    </w:p>
-    <w:p>
-      <w:pPr>
-        <w:pStyle w:val="a4"/>
-        <w:spacing w:before="240" w:line="168" w:lineRule="auto"/>
-        <w:ind w:leftChars="0" w:left="980"/>
-      </w:pPr>
-    </w:p>
-    <w:p>
-      <w:pPr>
-        <w:spacing w:before="240" w:line="168" w:lineRule="auto"/>
+        <w:ind w:left="880"/>
+        <w:rPr>
+          <w:rFonts w:hint="eastAsia"/>
+        </w:rPr>
       </w:pPr>
     </w:p>
     <w:p>
@@ -12888,7 +13269,6 @@
           <w:sz w:val="28"/>
           <w:szCs w:val="28"/>
         </w:rPr>
-        <w:lastRenderedPageBreak/>
         <w:t>netstat -</w:t>
       </w:r>
       <w:r>
@@ -13016,7 +13396,7 @@
                     <pic:cNvPicPr/>
                   </pic:nvPicPr>
                   <pic:blipFill>
-                    <a:blip r:embed="rId40">
+                    <a:blip r:embed="rId41">
                       <a:extLst>
                         <a:ext uri="{28A0092B-C50C-407E-A947-70E740481C1C}">
                           <a14:useLocalDpi xmlns:a14="http://schemas.microsoft.com/office/drawing/2010/main" val="0"/>
@@ -13092,188 +13472,11 @@
       <w:pPr>
         <w:pStyle w:val="a4"/>
         <w:ind w:left="880"/>
-      </w:pPr>
-      <w:r>
-        <w:rPr>
-          <w:rFonts w:hint="eastAsia"/>
-          <w:noProof/>
-        </w:rPr>
-        <mc:AlternateContent>
-          <mc:Choice Requires="wps">
-            <w:drawing>
-              <wp:anchor distT="0" distB="0" distL="114300" distR="114300" simplePos="0" relativeHeight="251696128" behindDoc="0" locked="0" layoutInCell="1" allowOverlap="1" wp14:anchorId="48F1EA2F" wp14:editId="03B1E9C4">
-                <wp:simplePos x="0" y="0"/>
-                <wp:positionH relativeFrom="column">
-                  <wp:posOffset>556591</wp:posOffset>
-                </wp:positionH>
-                <wp:positionV relativeFrom="paragraph">
-                  <wp:posOffset>231830</wp:posOffset>
-                </wp:positionV>
-                <wp:extent cx="1566186" cy="3236181"/>
-                <wp:effectExtent l="0" t="0" r="15240" b="21590"/>
-                <wp:wrapNone/>
-                <wp:docPr id="57" name="직사각형 57"/>
-                <wp:cNvGraphicFramePr/>
-                <a:graphic xmlns:a="http://schemas.openxmlformats.org/drawingml/2006/main">
-                  <a:graphicData uri="http://schemas.microsoft.com/office/word/2010/wordprocessingShape">
-                    <wps:wsp>
-                      <wps:cNvSpPr/>
-                      <wps:spPr>
-                        <a:xfrm>
-                          <a:off x="0" y="0"/>
-                          <a:ext cx="1566186" cy="3236181"/>
-                        </a:xfrm>
-                        <a:prstGeom prst="rect">
-                          <a:avLst/>
-                        </a:prstGeom>
-                        <a:noFill/>
-                        <a:ln>
-                          <a:solidFill>
-                            <a:srgbClr val="FF0000"/>
-                          </a:solidFill>
-                        </a:ln>
-                      </wps:spPr>
-                      <wps:style>
-                        <a:lnRef idx="2">
-                          <a:schemeClr val="accent1">
-                            <a:shade val="50000"/>
-                          </a:schemeClr>
-                        </a:lnRef>
-                        <a:fillRef idx="1">
-                          <a:schemeClr val="accent1"/>
-                        </a:fillRef>
-                        <a:effectRef idx="0">
-                          <a:schemeClr val="accent1"/>
-                        </a:effectRef>
-                        <a:fontRef idx="minor">
-                          <a:schemeClr val="lt1"/>
-                        </a:fontRef>
-                      </wps:style>
-                      <wps:bodyPr rot="0" spcFirstLastPara="0" vertOverflow="overflow" horzOverflow="overflow" vert="horz" wrap="square" lIns="91440" tIns="45720" rIns="91440" bIns="45720" numCol="1" spcCol="0" rtlCol="0" fromWordArt="0" anchor="ctr" anchorCtr="0" forceAA="0" compatLnSpc="1">
-                        <a:prstTxWarp prst="textNoShape">
-                          <a:avLst/>
-                        </a:prstTxWarp>
-                        <a:noAutofit/>
-                      </wps:bodyPr>
-                    </wps:wsp>
-                  </a:graphicData>
-                </a:graphic>
-                <wp14:sizeRelH relativeFrom="margin">
-                  <wp14:pctWidth>0</wp14:pctWidth>
-                </wp14:sizeRelH>
-                <wp14:sizeRelV relativeFrom="margin">
-                  <wp14:pctHeight>0</wp14:pctHeight>
-                </wp14:sizeRelV>
-              </wp:anchor>
-            </w:drawing>
-          </mc:Choice>
-          <mc:Fallback>
-            <w:pict>
-              <v:rect w14:anchorId="4383A3D8" id="직사각형 57" o:spid="_x0000_s1026" style="position:absolute;left:0;text-align:left;margin-left:43.85pt;margin-top:18.25pt;width:123.3pt;height:254.8pt;z-index:251696128;visibility:visible;mso-wrap-style:square;mso-width-percent:0;mso-height-percent:0;mso-wrap-distance-left:9pt;mso-wrap-distance-top:0;mso-wrap-distance-right:9pt;mso-wrap-distance-bottom:0;mso-position-horizontal:absolute;mso-position-horizontal-relative:text;mso-position-vertical:absolute;mso-position-vertical-relative:text;mso-width-percent:0;mso-height-percent:0;mso-width-relative:margin;mso-height-relative:margin;v-text-anchor:middle" o:gfxdata="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" filled="f" strokecolor="red" strokeweight="1pt"/>
-            </w:pict>
-          </mc:Fallback>
-        </mc:AlternateContent>
-      </w:r>
-      <w:r>
-        <w:rPr>
-          <w:noProof/>
-        </w:rPr>
-        <w:drawing>
-          <wp:inline distT="0" distB="0" distL="0" distR="0">
-            <wp:extent cx="5731510" cy="3479800"/>
-            <wp:effectExtent l="0" t="0" r="2540" b="6350"/>
-            <wp:docPr id="53" name="그림 53"/>
-            <wp:cNvGraphicFramePr>
-              <a:graphicFrameLocks xmlns:a="http://schemas.openxmlformats.org/drawingml/2006/main" noChangeAspect="1"/>
-            </wp:cNvGraphicFramePr>
-            <a:graphic xmlns:a="http://schemas.openxmlformats.org/drawingml/2006/main">
-              <a:graphicData uri="http://schemas.openxmlformats.org/drawingml/2006/picture">
-                <pic:pic xmlns:pic="http://schemas.openxmlformats.org/drawingml/2006/picture">
-                  <pic:nvPicPr>
-                    <pic:cNvPr id="53" name="services.PNG"/>
-                    <pic:cNvPicPr/>
-                  </pic:nvPicPr>
-                  <pic:blipFill>
-                    <a:blip r:embed="rId41">
-                      <a:extLst>
-                        <a:ext uri="{28A0092B-C50C-407E-A947-70E740481C1C}">
-                          <a14:useLocalDpi xmlns:a14="http://schemas.microsoft.com/office/drawing/2010/main" val="0"/>
-                        </a:ext>
-                      </a:extLst>
-                    </a:blip>
-                    <a:stretch>
-                      <a:fillRect/>
-                    </a:stretch>
-                  </pic:blipFill>
-                  <pic:spPr>
-                    <a:xfrm>
-                      <a:off x="0" y="0"/>
-                      <a:ext cx="5731510" cy="3479800"/>
-                    </a:xfrm>
-                    <a:prstGeom prst="rect">
-                      <a:avLst/>
-                    </a:prstGeom>
-                  </pic:spPr>
-                </pic:pic>
-              </a:graphicData>
-            </a:graphic>
-          </wp:inline>
-        </w:drawing>
-      </w:r>
-    </w:p>
-    <w:p>
-      <w:pPr>
-        <w:pStyle w:val="a4"/>
-        <w:ind w:left="880"/>
-      </w:pPr>
-      <w:r>
-        <w:rPr>
-          <w:rFonts w:hint="eastAsia"/>
-        </w:rPr>
-        <w:t>이때</w:t>
-      </w:r>
-      <w:r>
-        <w:t xml:space="preserve"> port</w:t>
-      </w:r>
-      <w:r>
-        <w:rPr>
-          <w:rFonts w:hint="eastAsia"/>
-        </w:rPr>
-        <w:t xml:space="preserve">번호를 이름과 매핑된 </w:t>
-      </w:r>
-      <w:r>
-        <w:t>/</w:t>
-      </w:r>
-      <w:r>
-        <w:rPr>
-          <w:rFonts w:hint="eastAsia"/>
-        </w:rPr>
-        <w:t>e</w:t>
-      </w:r>
-      <w:r>
-        <w:t xml:space="preserve">tc/services </w:t>
-      </w:r>
-      <w:r>
-        <w:rPr>
-          <w:rFonts w:hint="eastAsia"/>
-        </w:rPr>
-        <w:t>라는 파일에서 조회해서 출력해준다.</w:t>
-      </w:r>
-      <w:r>
-        <w:rPr>
-          <w:rFonts w:hint="eastAsia"/>
-          <w:noProof/>
-        </w:rPr>
-        <w:t xml:space="preserve"> </w:t>
-      </w:r>
-    </w:p>
-    <w:p>
-      <w:pPr>
-        <w:pStyle w:val="a4"/>
-        <w:ind w:left="880"/>
-      </w:pPr>
-    </w:p>
-    <w:p/>
+        <w:rPr>
+          <w:rFonts w:hint="eastAsia"/>
+        </w:rPr>
+      </w:pPr>
+    </w:p>
     <w:p>
       <w:pPr>
         <w:pStyle w:val="a4"/>
@@ -13613,6 +13816,7 @@
         <w:spacing w:before="240" w:line="240" w:lineRule="auto"/>
         <w:ind w:leftChars="0" w:left="980"/>
         <w:rPr>
+          <w:rFonts w:hint="eastAsia"/>
           <w:noProof/>
         </w:rPr>
       </w:pPr>
@@ -13635,6 +13839,7 @@
         </w:rPr>
         <w:t>netstat -</w:t>
       </w:r>
+      <w:proofErr w:type="spellStart"/>
       <w:r>
         <w:rPr>
           <w:rFonts w:hint="eastAsia"/>
@@ -13652,6 +13857,7 @@
         </w:rPr>
         <w:t>ntp</w:t>
       </w:r>
+      <w:proofErr w:type="spellEnd"/>
     </w:p>
     <w:p>
       <w:pPr>
@@ -13802,13 +14008,22 @@
         <w:ind w:leftChars="0" w:left="980"/>
       </w:pPr>
       <w:r>
-        <w:rPr>
-          <w:rFonts w:hint="eastAsia"/>
-        </w:rPr>
         <w:t>s</w:t>
       </w:r>
       <w:r>
-        <w:t xml:space="preserve">udo </w:t>
+        <w:t>u</w:t>
+      </w:r>
+      <w:r>
+        <w:rPr>
+          <w:rFonts w:hint="eastAsia"/>
+        </w:rPr>
+        <w:t>p</w:t>
+      </w:r>
+      <w:r>
+        <w:t>eruser</w:t>
+      </w:r>
+      <w:r>
+        <w:t xml:space="preserve"> </w:t>
       </w:r>
       <w:r>
         <w:rPr>
@@ -19024,7 +19239,7 @@
 </file>
 
 <file path=customXml/itemProps1.xml><?xml version="1.0" encoding="utf-8"?>
-<ds:datastoreItem xmlns:ds="http://schemas.openxmlformats.org/officeDocument/2006/customXml" ds:itemID="{FDF846E5-B65E-4D8E-A53A-4F447F308B0B}">
+<ds:datastoreItem xmlns:ds="http://schemas.openxmlformats.org/officeDocument/2006/customXml" ds:itemID="{6006FC01-DD28-4201-96FF-A6397AE0F024}">
   <ds:schemaRefs>
     <ds:schemaRef ds:uri="http://schemas.openxmlformats.org/officeDocument/2006/bibliography"/>
   </ds:schemaRefs>

--- a/docs/tech/ezEKP/시스템 모니터링 방법.docx
+++ b/docs/tech/ezEKP/시스템 모니터링 방법.docx
@@ -6,7 +6,7 @@
       <w:pPr>
         <w:pStyle w:val="a3"/>
       </w:pPr>
-      <w:bookmarkStart w:id="0" w:name="_Toc84431253"/>
+      <w:bookmarkStart w:id="0" w:name="_Toc85811072"/>
       <w:r>
         <w:rPr>
           <w:rFonts w:hint="eastAsia"/>
@@ -116,63 +116,110 @@
           <w:r>
             <w:fldChar w:fldCharType="separate"/>
           </w:r>
-          <w:hyperlink w:anchor="_Toc84431253" w:history="1">
-            <w:r>
-              <w:rPr>
-                <w:rStyle w:val="a5"/>
-                <w:noProof/>
-              </w:rPr>
-              <w:t>시스템 모니터링 방법</w:t>
-            </w:r>
-            <w:r>
-              <w:rPr>
-                <w:noProof/>
-                <w:webHidden/>
-              </w:rPr>
-              <w:tab/>
-            </w:r>
-            <w:r>
-              <w:rPr>
-                <w:noProof/>
-                <w:webHidden/>
-              </w:rPr>
-              <w:fldChar w:fldCharType="begin"/>
-            </w:r>
-            <w:r>
-              <w:rPr>
-                <w:noProof/>
-                <w:webHidden/>
-              </w:rPr>
-              <w:instrText xml:space="preserve"> PAGEREF _Toc84431253 \h </w:instrText>
-            </w:r>
-            <w:r>
-              <w:rPr>
-                <w:noProof/>
-                <w:webHidden/>
-              </w:rPr>
-            </w:r>
-            <w:r>
-              <w:rPr>
-                <w:noProof/>
-                <w:webHidden/>
-              </w:rPr>
-              <w:fldChar w:fldCharType="separate"/>
-            </w:r>
-            <w:r>
-              <w:rPr>
-                <w:noProof/>
-                <w:webHidden/>
-              </w:rPr>
-              <w:t>1</w:t>
-            </w:r>
-            <w:r>
-              <w:rPr>
-                <w:noProof/>
-                <w:webHidden/>
-              </w:rPr>
-              <w:fldChar w:fldCharType="end"/>
-            </w:r>
-          </w:hyperlink>
+          <w:bookmarkStart w:id="1" w:name="_GoBack"/>
+          <w:bookmarkEnd w:id="1"/>
+          <w:r>
+            <w:rPr>
+              <w:rStyle w:val="a5"/>
+              <w:noProof/>
+            </w:rPr>
+            <w:fldChar w:fldCharType="begin"/>
+          </w:r>
+          <w:r>
+            <w:rPr>
+              <w:rStyle w:val="a5"/>
+              <w:noProof/>
+            </w:rPr>
+            <w:instrText xml:space="preserve"> </w:instrText>
+          </w:r>
+          <w:r>
+            <w:rPr>
+              <w:noProof/>
+            </w:rPr>
+            <w:instrText>HYPERLINK \l "_Toc85811072"</w:instrText>
+          </w:r>
+          <w:r>
+            <w:rPr>
+              <w:rStyle w:val="a5"/>
+              <w:noProof/>
+            </w:rPr>
+            <w:instrText xml:space="preserve"> </w:instrText>
+          </w:r>
+          <w:r>
+            <w:rPr>
+              <w:rStyle w:val="a5"/>
+              <w:noProof/>
+            </w:rPr>
+          </w:r>
+          <w:r>
+            <w:rPr>
+              <w:rStyle w:val="a5"/>
+              <w:noProof/>
+            </w:rPr>
+            <w:fldChar w:fldCharType="separate"/>
+          </w:r>
+          <w:r>
+            <w:rPr>
+              <w:rStyle w:val="a5"/>
+              <w:noProof/>
+            </w:rPr>
+            <w:t>시스템 모니터링 방법</w:t>
+          </w:r>
+          <w:r>
+            <w:rPr>
+              <w:noProof/>
+              <w:webHidden/>
+            </w:rPr>
+            <w:tab/>
+          </w:r>
+          <w:r>
+            <w:rPr>
+              <w:noProof/>
+              <w:webHidden/>
+            </w:rPr>
+            <w:fldChar w:fldCharType="begin"/>
+          </w:r>
+          <w:r>
+            <w:rPr>
+              <w:noProof/>
+              <w:webHidden/>
+            </w:rPr>
+            <w:instrText xml:space="preserve"> PAGEREF _Toc85811072 \h </w:instrText>
+          </w:r>
+          <w:r>
+            <w:rPr>
+              <w:noProof/>
+              <w:webHidden/>
+            </w:rPr>
+          </w:r>
+          <w:r>
+            <w:rPr>
+              <w:noProof/>
+              <w:webHidden/>
+            </w:rPr>
+            <w:fldChar w:fldCharType="separate"/>
+          </w:r>
+          <w:r>
+            <w:rPr>
+              <w:noProof/>
+              <w:webHidden/>
+            </w:rPr>
+            <w:t>1</w:t>
+          </w:r>
+          <w:r>
+            <w:rPr>
+              <w:noProof/>
+              <w:webHidden/>
+            </w:rPr>
+            <w:fldChar w:fldCharType="end"/>
+          </w:r>
+          <w:r>
+            <w:rPr>
+              <w:rStyle w:val="a5"/>
+              <w:noProof/>
+            </w:rPr>
+            <w:fldChar w:fldCharType="end"/>
+          </w:r>
         </w:p>
         <w:p>
           <w:pPr>
@@ -187,7 +234,7 @@
               <w:sz w:val="20"/>
             </w:rPr>
           </w:pPr>
-          <w:hyperlink w:anchor="_Toc84431254" w:history="1">
+          <w:hyperlink w:anchor="_Toc85811073" w:history="1">
             <w:r>
               <w:rPr>
                 <w:rStyle w:val="a5"/>
@@ -214,7 +261,7 @@
                 <w:noProof/>
                 <w:webHidden/>
               </w:rPr>
-              <w:instrText xml:space="preserve"> PAGEREF _Toc84431254 \h </w:instrText>
+              <w:instrText xml:space="preserve"> PAGEREF _Toc85811073 \h </w:instrText>
             </w:r>
             <w:r>
               <w:rPr>
@@ -258,7 +305,7 @@
               <w:sz w:val="20"/>
             </w:rPr>
           </w:pPr>
-          <w:hyperlink w:anchor="_Toc84431255" w:history="1">
+          <w:hyperlink w:anchor="_Toc85811074" w:history="1">
             <w:r>
               <w:rPr>
                 <w:rStyle w:val="a5"/>
@@ -285,7 +332,7 @@
                 <w:noProof/>
                 <w:webHidden/>
               </w:rPr>
-              <w:instrText xml:space="preserve"> PAGEREF _Toc84431255 \h </w:instrText>
+              <w:instrText xml:space="preserve"> PAGEREF _Toc85811074 \h </w:instrText>
             </w:r>
             <w:r>
               <w:rPr>
@@ -329,7 +376,7 @@
               <w:sz w:val="20"/>
             </w:rPr>
           </w:pPr>
-          <w:hyperlink w:anchor="_Toc84431256" w:history="1">
+          <w:hyperlink w:anchor="_Toc85811075" w:history="1">
             <w:r>
               <w:rPr>
                 <w:rStyle w:val="a5"/>
@@ -356,7 +403,7 @@
                 <w:noProof/>
                 <w:webHidden/>
               </w:rPr>
-              <w:instrText xml:space="preserve"> PAGEREF _Toc84431256 \h </w:instrText>
+              <w:instrText xml:space="preserve"> PAGEREF _Toc85811075 \h </w:instrText>
             </w:r>
             <w:r>
               <w:rPr>
@@ -400,7 +447,7 @@
               <w:sz w:val="20"/>
             </w:rPr>
           </w:pPr>
-          <w:hyperlink w:anchor="_Toc84431257" w:history="1">
+          <w:hyperlink w:anchor="_Toc85811076" w:history="1">
             <w:r>
               <w:rPr>
                 <w:rStyle w:val="a5"/>
@@ -427,7 +474,7 @@
                 <w:noProof/>
                 <w:webHidden/>
               </w:rPr>
-              <w:instrText xml:space="preserve"> PAGEREF _Toc84431257 \h </w:instrText>
+              <w:instrText xml:space="preserve"> PAGEREF _Toc85811076 \h </w:instrText>
             </w:r>
             <w:r>
               <w:rPr>
@@ -471,7 +518,7 @@
               <w:sz w:val="20"/>
             </w:rPr>
           </w:pPr>
-          <w:hyperlink w:anchor="_Toc84431258" w:history="1">
+          <w:hyperlink w:anchor="_Toc85811077" w:history="1">
             <w:r>
               <w:rPr>
                 <w:rStyle w:val="a5"/>
@@ -498,7 +545,7 @@
                 <w:noProof/>
                 <w:webHidden/>
               </w:rPr>
-              <w:instrText xml:space="preserve"> PAGEREF _Toc84431258 \h </w:instrText>
+              <w:instrText xml:space="preserve"> PAGEREF _Toc85811077 \h </w:instrText>
             </w:r>
             <w:r>
               <w:rPr>
@@ -542,7 +589,7 @@
               <w:sz w:val="20"/>
             </w:rPr>
           </w:pPr>
-          <w:hyperlink w:anchor="_Toc84431259" w:history="1">
+          <w:hyperlink w:anchor="_Toc85811078" w:history="1">
             <w:r>
               <w:rPr>
                 <w:rStyle w:val="a5"/>
@@ -569,7 +616,7 @@
                 <w:noProof/>
                 <w:webHidden/>
               </w:rPr>
-              <w:instrText xml:space="preserve"> PAGEREF _Toc84431259 \h </w:instrText>
+              <w:instrText xml:space="preserve"> PAGEREF _Toc85811078 \h </w:instrText>
             </w:r>
             <w:r>
               <w:rPr>
@@ -613,7 +660,7 @@
               <w:sz w:val="20"/>
             </w:rPr>
           </w:pPr>
-          <w:hyperlink w:anchor="_Toc84431260" w:history="1">
+          <w:hyperlink w:anchor="_Toc85811079" w:history="1">
             <w:r>
               <w:rPr>
                 <w:rStyle w:val="a5"/>
@@ -640,7 +687,7 @@
                 <w:noProof/>
                 <w:webHidden/>
               </w:rPr>
-              <w:instrText xml:space="preserve"> PAGEREF _Toc84431260 \h </w:instrText>
+              <w:instrText xml:space="preserve"> PAGEREF _Toc85811079 \h </w:instrText>
             </w:r>
             <w:r>
               <w:rPr>
@@ -684,7 +731,7 @@
               <w:sz w:val="20"/>
             </w:rPr>
           </w:pPr>
-          <w:hyperlink w:anchor="_Toc84431261" w:history="1">
+          <w:hyperlink w:anchor="_Toc85811080" w:history="1">
             <w:r>
               <w:rPr>
                 <w:rStyle w:val="a5"/>
@@ -711,7 +758,7 @@
                 <w:noProof/>
                 <w:webHidden/>
               </w:rPr>
-              <w:instrText xml:space="preserve"> PAGEREF _Toc84431261 \h </w:instrText>
+              <w:instrText xml:space="preserve"> PAGEREF _Toc85811080 \h </w:instrText>
             </w:r>
             <w:r>
               <w:rPr>
@@ -731,7 +778,7 @@
                 <w:noProof/>
                 <w:webHidden/>
               </w:rPr>
-              <w:t>17</w:t>
+              <w:t>16</w:t>
             </w:r>
             <w:r>
               <w:rPr>
@@ -755,7 +802,7 @@
               <w:sz w:val="20"/>
             </w:rPr>
           </w:pPr>
-          <w:hyperlink w:anchor="_Toc84431262" w:history="1">
+          <w:hyperlink w:anchor="_Toc85811081" w:history="1">
             <w:r>
               <w:rPr>
                 <w:rStyle w:val="a5"/>
@@ -782,7 +829,7 @@
                 <w:noProof/>
                 <w:webHidden/>
               </w:rPr>
-              <w:instrText xml:space="preserve"> PAGEREF _Toc84431262 \h </w:instrText>
+              <w:instrText xml:space="preserve"> PAGEREF _Toc85811081 \h </w:instrText>
             </w:r>
             <w:r>
               <w:rPr>
@@ -802,7 +849,78 @@
                 <w:noProof/>
                 <w:webHidden/>
               </w:rPr>
-              <w:t>17</w:t>
+              <w:t>19</w:t>
+            </w:r>
+            <w:r>
+              <w:rPr>
+                <w:noProof/>
+                <w:webHidden/>
+              </w:rPr>
+              <w:fldChar w:fldCharType="end"/>
+            </w:r>
+          </w:hyperlink>
+        </w:p>
+        <w:p>
+          <w:pPr>
+            <w:pStyle w:val="10"/>
+            <w:tabs>
+              <w:tab w:val="right" w:leader="dot" w:pos="9016"/>
+            </w:tabs>
+            <w:rPr>
+              <w:rFonts w:cstheme="minorBidi"/>
+              <w:noProof/>
+              <w:kern w:val="2"/>
+              <w:sz w:val="20"/>
+            </w:rPr>
+          </w:pPr>
+          <w:hyperlink w:anchor="_Toc85811082" w:history="1">
+            <w:r>
+              <w:rPr>
+                <w:rStyle w:val="a5"/>
+                <w:noProof/>
+              </w:rPr>
+              <w:t>JVM Heap Memory 상태 분석 방법</w:t>
+            </w:r>
+            <w:r>
+              <w:rPr>
+                <w:noProof/>
+                <w:webHidden/>
+              </w:rPr>
+              <w:tab/>
+            </w:r>
+            <w:r>
+              <w:rPr>
+                <w:noProof/>
+                <w:webHidden/>
+              </w:rPr>
+              <w:fldChar w:fldCharType="begin"/>
+            </w:r>
+            <w:r>
+              <w:rPr>
+                <w:noProof/>
+                <w:webHidden/>
+              </w:rPr>
+              <w:instrText xml:space="preserve"> PAGEREF _Toc85811082 \h </w:instrText>
+            </w:r>
+            <w:r>
+              <w:rPr>
+                <w:noProof/>
+                <w:webHidden/>
+              </w:rPr>
+            </w:r>
+            <w:r>
+              <w:rPr>
+                <w:noProof/>
+                <w:webHidden/>
+              </w:rPr>
+              <w:fldChar w:fldCharType="separate"/>
+            </w:r>
+            <w:r>
+              <w:rPr>
+                <w:noProof/>
+                <w:webHidden/>
+              </w:rPr>
+              <w:t>22</w:t>
             </w:r>
             <w:r>
               <w:rPr>
@@ -853,7 +971,7 @@
       <w:pPr>
         <w:pStyle w:val="1"/>
       </w:pPr>
-      <w:bookmarkStart w:id="1" w:name="_Toc84431254"/>
+      <w:bookmarkStart w:id="2" w:name="_Toc85811073"/>
       <w:r>
         <w:rPr>
           <w:rFonts w:hint="eastAsia"/>
@@ -861,7 +979,7 @@
         <w:lastRenderedPageBreak/>
         <w:t>모니터링이란?</w:t>
       </w:r>
-      <w:bookmarkEnd w:id="1"/>
+      <w:bookmarkEnd w:id="2"/>
     </w:p>
     <w:p>
       <w:pPr>
@@ -2044,14 +2162,14 @@
         <w:pStyle w:val="1"/>
         <w:ind w:firstLineChars="50" w:firstLine="180"/>
       </w:pPr>
-      <w:bookmarkStart w:id="2" w:name="_Toc84431255"/>
+      <w:bookmarkStart w:id="3" w:name="_Toc85811074"/>
       <w:r>
         <w:rPr>
           <w:rFonts w:hint="eastAsia"/>
         </w:rPr>
         <w:t>관찰대상</w:t>
       </w:r>
-      <w:bookmarkEnd w:id="2"/>
+      <w:bookmarkEnd w:id="3"/>
     </w:p>
     <w:p>
       <w:pPr>
@@ -2609,7 +2727,7 @@
           <w:szCs w:val="36"/>
         </w:rPr>
       </w:pPr>
-      <w:bookmarkStart w:id="3" w:name="_Toc84431256"/>
+      <w:bookmarkStart w:id="4" w:name="_Toc85811075"/>
       <w:r>
         <w:rPr>
           <w:rFonts w:hint="eastAsia"/>
@@ -2624,7 +2742,7 @@
         </w:rPr>
         <w:t>PU</w:t>
       </w:r>
-      <w:bookmarkEnd w:id="3"/>
+      <w:bookmarkEnd w:id="4"/>
     </w:p>
     <w:p>
       <w:pPr>
@@ -3431,7 +3549,6 @@
         <w:pStyle w:val="a4"/>
         <w:ind w:leftChars="0" w:left="720"/>
         <w:rPr>
-          <w:rFonts w:hint="eastAsia"/>
           <w:color w:val="7F7F7F" w:themeColor="text1" w:themeTint="80"/>
           <w:sz w:val="18"/>
         </w:rPr>
@@ -3442,11 +3559,11 @@
         <w:pStyle w:val="1"/>
         <w:ind w:firstLineChars="50" w:firstLine="180"/>
       </w:pPr>
-      <w:bookmarkStart w:id="4" w:name="_Toc84431257"/>
+      <w:bookmarkStart w:id="5" w:name="_Toc85811076"/>
       <w:r>
         <w:t>Memory</w:t>
       </w:r>
-      <w:bookmarkEnd w:id="4"/>
+      <w:bookmarkEnd w:id="5"/>
     </w:p>
     <w:p>
       <w:pPr>
@@ -3871,7 +3988,6 @@
       <w:pPr>
         <w:ind w:left="800"/>
         <w:rPr>
-          <w:rFonts w:hint="eastAsia"/>
           <w:color w:val="7F7F7F" w:themeColor="text1" w:themeTint="80"/>
           <w:sz w:val="18"/>
         </w:rPr>
@@ -3920,7 +4036,7 @@
         <w:pStyle w:val="1"/>
         <w:ind w:firstLineChars="50" w:firstLine="180"/>
       </w:pPr>
-      <w:bookmarkStart w:id="5" w:name="_Toc84431258"/>
+      <w:bookmarkStart w:id="6" w:name="_Toc85811077"/>
       <w:r>
         <w:rPr>
           <w:rFonts w:hint="eastAsia"/>
@@ -3930,7 +4046,7 @@
       <w:r>
         <w:t>/O (Disk, Network)</w:t>
       </w:r>
-      <w:bookmarkEnd w:id="5"/>
+      <w:bookmarkEnd w:id="6"/>
     </w:p>
     <w:p>
       <w:pPr>
@@ -5693,7 +5809,7 @@
         <w:pStyle w:val="1"/>
         <w:ind w:firstLineChars="50" w:firstLine="180"/>
       </w:pPr>
-      <w:bookmarkStart w:id="6" w:name="_Toc84431259"/>
+      <w:bookmarkStart w:id="7" w:name="_Toc85811078"/>
       <w:r>
         <w:rPr>
           <w:rFonts w:hint="eastAsia"/>
@@ -5707,7 +5823,7 @@
         </w:rPr>
         <w:t>방법</w:t>
       </w:r>
-      <w:bookmarkEnd w:id="6"/>
+      <w:bookmarkEnd w:id="7"/>
     </w:p>
     <w:p>
       <w:pPr>
@@ -6859,12 +6975,7 @@
     <w:p>
       <w:pPr>
         <w:ind w:firstLine="800"/>
-        <w:rPr>
-          <w:rFonts w:hint="eastAsia"/>
-        </w:rPr>
-      </w:pPr>
-      <w:bookmarkStart w:id="7" w:name="_GoBack"/>
-      <w:bookmarkEnd w:id="7"/>
+      </w:pPr>
     </w:p>
     <w:p>
       <w:pPr>
@@ -8328,9 +8439,6 @@
       <w:pPr>
         <w:pStyle w:val="a4"/>
         <w:ind w:leftChars="0" w:left="980"/>
-        <w:rPr>
-          <w:rFonts w:hint="eastAsia"/>
-        </w:rPr>
       </w:pPr>
       <w:proofErr w:type="gramStart"/>
       <w:r>
@@ -8352,7 +8460,7 @@
         <w:pStyle w:val="1"/>
         <w:ind w:firstLineChars="50" w:firstLine="180"/>
       </w:pPr>
-      <w:bookmarkStart w:id="8" w:name="_Toc84431260"/>
+      <w:bookmarkStart w:id="8" w:name="_Toc85811079"/>
       <w:r>
         <w:rPr>
           <w:rFonts w:hint="eastAsia"/>
@@ -9958,9 +10066,6 @@
     <w:p>
       <w:pPr>
         <w:ind w:firstLine="800"/>
-        <w:rPr>
-          <w:rFonts w:hint="eastAsia"/>
-        </w:rPr>
       </w:pPr>
       <w:r>
         <w:rPr>
@@ -10131,9 +10236,6 @@
       <w:pPr>
         <w:spacing w:line="168" w:lineRule="auto"/>
         <w:ind w:firstLine="800"/>
-        <w:rPr>
-          <w:rFonts w:hint="eastAsia"/>
-        </w:rPr>
       </w:pPr>
       <w:r>
         <w:rPr>
@@ -10339,6 +10441,12 @@
       <w:pPr>
         <w:spacing w:before="240" w:line="168" w:lineRule="auto"/>
         <w:ind w:firstLine="800"/>
+      </w:pPr>
+    </w:p>
+    <w:p>
+      <w:pPr>
+        <w:spacing w:before="240" w:line="168" w:lineRule="auto"/>
+        <w:ind w:firstLine="800"/>
         <w:rPr>
           <w:rFonts w:hint="eastAsia"/>
         </w:rPr>
@@ -10352,12 +10460,13 @@
           <w:szCs w:val="36"/>
         </w:rPr>
       </w:pPr>
-      <w:bookmarkStart w:id="9" w:name="_Toc84431261"/>
+      <w:bookmarkStart w:id="9" w:name="_Toc85811080"/>
       <w:r>
         <w:rPr>
           <w:rFonts w:hint="eastAsia"/>
           <w:szCs w:val="36"/>
         </w:rPr>
+        <w:lastRenderedPageBreak/>
         <w:t xml:space="preserve">특정 프로세스 </w:t>
       </w:r>
       <w:r>
@@ -10407,7 +10516,6 @@
         <w:rPr>
           <w:b/>
         </w:rPr>
-        <w:lastRenderedPageBreak/>
         <w:t>ps</w:t>
       </w:r>
       <w:r>
@@ -10609,9 +10717,6 @@
         <w:pStyle w:val="a4"/>
         <w:spacing w:before="240" w:line="276" w:lineRule="auto"/>
         <w:ind w:leftChars="0" w:left="981"/>
-        <w:rPr>
-          <w:rFonts w:hint="eastAsia"/>
-        </w:rPr>
       </w:pPr>
     </w:p>
     <w:p>
@@ -11088,6 +11193,7 @@
         <w:ind w:leftChars="0" w:left="980"/>
       </w:pPr>
       <w:r>
+        <w:lastRenderedPageBreak/>
         <w:t>grep을</w:t>
       </w:r>
       <w:r>
@@ -11148,7 +11254,6 @@
         <w:rPr>
           <w:rFonts w:hint="eastAsia"/>
         </w:rPr>
-        <w:lastRenderedPageBreak/>
         <w:t>두번째 빨간색 박스는 시작날짜</w:t>
       </w:r>
     </w:p>
@@ -11236,9 +11341,6 @@
         <w:pStyle w:val="a4"/>
         <w:spacing w:before="240" w:line="276" w:lineRule="auto"/>
         <w:ind w:leftChars="0" w:left="980"/>
-        <w:rPr>
-          <w:rFonts w:hint="eastAsia"/>
-        </w:rPr>
       </w:pPr>
     </w:p>
     <w:p>
@@ -11991,7 +12093,6 @@
         <w:ind w:leftChars="0" w:left="980"/>
       </w:pPr>
       <w:r>
-        <w:lastRenderedPageBreak/>
         <w:t>[</w:t>
       </w:r>
       <w:r>
@@ -12483,9 +12584,6 @@
         <w:pStyle w:val="a4"/>
         <w:spacing w:before="240" w:line="168" w:lineRule="auto"/>
         <w:ind w:leftChars="0" w:left="980"/>
-        <w:rPr>
-          <w:rFonts w:hint="eastAsia"/>
-        </w:rPr>
       </w:pPr>
     </w:p>
     <w:p>
@@ -12496,12 +12594,13 @@
           <w:szCs w:val="36"/>
         </w:rPr>
       </w:pPr>
-      <w:bookmarkStart w:id="10" w:name="_Toc84431262"/>
+      <w:bookmarkStart w:id="10" w:name="_Toc85811081"/>
       <w:r>
         <w:rPr>
           <w:rFonts w:hint="eastAsia"/>
           <w:szCs w:val="36"/>
         </w:rPr>
+        <w:lastRenderedPageBreak/>
         <w:t>네트워크 프로토콜 통계 확인방법</w:t>
       </w:r>
       <w:bookmarkEnd w:id="10"/>
@@ -12553,7 +12652,6 @@
           <w:rFonts w:hint="eastAsia"/>
           <w:noProof/>
         </w:rPr>
-        <w:lastRenderedPageBreak/>
         <mc:AlternateContent>
           <mc:Choice Requires="wps">
             <w:drawing>
@@ -12807,9 +12905,6 @@
         <w:pStyle w:val="a4"/>
         <w:spacing w:before="240" w:line="168" w:lineRule="auto"/>
         <w:ind w:leftChars="0" w:left="980"/>
-        <w:rPr>
-          <w:rFonts w:hint="eastAsia"/>
-        </w:rPr>
       </w:pPr>
     </w:p>
     <w:p>
@@ -12993,9 +13088,6 @@
         <w:pStyle w:val="a4"/>
         <w:spacing w:before="240" w:line="168" w:lineRule="auto"/>
         <w:ind w:leftChars="0" w:left="980"/>
-        <w:rPr>
-          <w:rFonts w:hint="eastAsia"/>
-        </w:rPr>
       </w:pPr>
       <w:r>
         <w:t>MariaDB</w:t>
@@ -13248,9 +13340,6 @@
       <w:pPr>
         <w:pStyle w:val="a4"/>
         <w:ind w:left="880"/>
-        <w:rPr>
-          <w:rFonts w:hint="eastAsia"/>
-        </w:rPr>
       </w:pPr>
     </w:p>
     <w:p>
@@ -13472,9 +13561,6 @@
       <w:pPr>
         <w:pStyle w:val="a4"/>
         <w:ind w:left="880"/>
-        <w:rPr>
-          <w:rFonts w:hint="eastAsia"/>
-        </w:rPr>
       </w:pPr>
     </w:p>
     <w:p>
@@ -13816,7 +13902,6 @@
         <w:spacing w:before="240" w:line="240" w:lineRule="auto"/>
         <w:ind w:leftChars="0" w:left="980"/>
         <w:rPr>
-          <w:rFonts w:hint="eastAsia"/>
           <w:noProof/>
         </w:rPr>
       </w:pPr>
@@ -14087,6 +14172,5743 @@
           <w:rFonts w:hint="eastAsia"/>
         </w:rPr>
         <w:t>.</w:t>
+      </w:r>
+    </w:p>
+    <w:p>
+      <w:pPr>
+        <w:pStyle w:val="1"/>
+        <w:ind w:firstLineChars="50" w:firstLine="180"/>
+        <w:rPr>
+          <w:szCs w:val="36"/>
+        </w:rPr>
+      </w:pPr>
+      <w:bookmarkStart w:id="11" w:name="_Toc85811082"/>
+      <w:r>
+        <w:rPr>
+          <w:rFonts w:hint="eastAsia"/>
+          <w:szCs w:val="36"/>
+        </w:rPr>
+        <w:lastRenderedPageBreak/>
+        <w:t>J</w:t>
+      </w:r>
+      <w:r>
+        <w:rPr>
+          <w:szCs w:val="36"/>
+        </w:rPr>
+        <w:t xml:space="preserve">VM Heap Memory </w:t>
+      </w:r>
+      <w:r>
+        <w:rPr>
+          <w:rFonts w:hint="eastAsia"/>
+          <w:szCs w:val="36"/>
+        </w:rPr>
+        <w:t>상태 분석 방법</w:t>
+      </w:r>
+      <w:bookmarkEnd w:id="11"/>
+    </w:p>
+    <w:p>
+      <w:pPr>
+        <w:ind w:firstLine="180"/>
+        <w:rPr>
+          <w:b/>
+          <w:sz w:val="32"/>
+          <w:szCs w:val="32"/>
+        </w:rPr>
+      </w:pPr>
+      <w:r>
+        <w:rPr>
+          <w:rFonts w:hint="eastAsia"/>
+          <w:b/>
+          <w:sz w:val="32"/>
+          <w:szCs w:val="32"/>
+        </w:rPr>
+        <w:t>자바가 사용하는 메모리 종류</w:t>
+      </w:r>
+    </w:p>
+    <w:p>
+      <w:pPr>
+        <w:pStyle w:val="a4"/>
+        <w:numPr>
+          <w:ilvl w:val="0"/>
+          <w:numId w:val="32"/>
+        </w:numPr>
+        <w:spacing w:before="240" w:line="168" w:lineRule="auto"/>
+        <w:ind w:leftChars="0"/>
+        <w:rPr>
+          <w:rFonts w:eastAsiaTheme="minorHAnsi"/>
+        </w:rPr>
+      </w:pPr>
+      <w:r>
+        <w:rPr>
+          <w:rFonts w:eastAsiaTheme="minorHAnsi"/>
+          <w:b/>
+          <w:sz w:val="28"/>
+          <w:szCs w:val="28"/>
+        </w:rPr>
+        <w:t>JVM</w:t>
+      </w:r>
+      <w:r>
+        <w:rPr>
+          <w:rFonts w:eastAsiaTheme="minorHAnsi" w:hint="eastAsia"/>
+          <w:b/>
+          <w:sz w:val="28"/>
+          <w:szCs w:val="28"/>
+        </w:rPr>
+        <w:t>이란?</w:t>
+      </w:r>
+    </w:p>
+    <w:p>
+      <w:pPr>
+        <w:ind w:left="580"/>
+        <w:rPr>
+          <w:rStyle w:val="se-fs-fs16"/>
+          <w:rFonts w:eastAsiaTheme="minorHAnsi"/>
+          <w:color w:val="000000"/>
+          <w:bdr w:val="none" w:sz="0" w:space="0" w:color="auto" w:frame="1"/>
+          <w:shd w:val="clear" w:color="auto" w:fill="FFFFFF"/>
+        </w:rPr>
+      </w:pPr>
+      <w:r>
+        <w:rPr>
+          <w:rStyle w:val="se-fs-"/>
+          <w:rFonts w:eastAsiaTheme="minorHAnsi" w:cs="Arial"/>
+          <w:color w:val="000000"/>
+          <w:bdr w:val="none" w:sz="0" w:space="0" w:color="auto" w:frame="1"/>
+          <w:shd w:val="clear" w:color="auto" w:fill="FFFFFF"/>
+        </w:rPr>
+        <w:t xml:space="preserve">JVM은 Java Virtual </w:t>
+      </w:r>
+      <w:r>
+        <w:rPr>
+          <w:rStyle w:val="se-fs-"/>
+          <w:rFonts w:eastAsiaTheme="minorHAnsi" w:cs="Arial"/>
+          <w:color w:val="000000"/>
+          <w:bdr w:val="none" w:sz="0" w:space="0" w:color="auto" w:frame="1"/>
+          <w:shd w:val="clear" w:color="auto" w:fill="FFFFFF"/>
+        </w:rPr>
+        <w:t>Machine의</w:t>
+      </w:r>
+      <w:r>
+        <w:rPr>
+          <w:rStyle w:val="se-fs-"/>
+          <w:rFonts w:eastAsiaTheme="minorHAnsi" w:cs="Arial"/>
+          <w:color w:val="000000"/>
+          <w:bdr w:val="none" w:sz="0" w:space="0" w:color="auto" w:frame="1"/>
+          <w:shd w:val="clear" w:color="auto" w:fill="FFFFFF"/>
+        </w:rPr>
+        <w:t xml:space="preserve"> 약자로 </w:t>
+      </w:r>
+      <w:r>
+        <w:rPr>
+          <w:rStyle w:val="se-fs-fs16"/>
+          <w:rFonts w:eastAsiaTheme="minorHAnsi"/>
+          <w:color w:val="000000"/>
+          <w:bdr w:val="none" w:sz="0" w:space="0" w:color="auto" w:frame="1"/>
+          <w:shd w:val="clear" w:color="auto" w:fill="FFFFFF"/>
+        </w:rPr>
+        <w:t>Java 프로그램의 범주에 들어가는 모든 것들을 실행시키는 기본 데몬을 JVM이라고 칭</w:t>
+      </w:r>
+      <w:r>
+        <w:rPr>
+          <w:rStyle w:val="se-fs-fs16"/>
+          <w:rFonts w:eastAsiaTheme="minorHAnsi" w:hint="eastAsia"/>
+          <w:color w:val="000000"/>
+          <w:bdr w:val="none" w:sz="0" w:space="0" w:color="auto" w:frame="1"/>
+          <w:shd w:val="clear" w:color="auto" w:fill="FFFFFF"/>
+        </w:rPr>
+        <w:t>한다.</w:t>
+      </w:r>
+    </w:p>
+    <w:p>
+      <w:pPr>
+        <w:ind w:left="580"/>
+        <w:rPr>
+          <w:b/>
+          <w:sz w:val="32"/>
+          <w:szCs w:val="32"/>
+        </w:rPr>
+      </w:pPr>
+      <w:r>
+        <w:rPr>
+          <w:noProof/>
+        </w:rPr>
+        <w:drawing>
+          <wp:inline distT="0" distB="0" distL="0" distR="0">
+            <wp:extent cx="4556125" cy="4039235"/>
+            <wp:effectExtent l="0" t="0" r="0" b="0"/>
+            <wp:docPr id="59" name="그림 59" descr="https://postfiles.pstatic.net/MjAyMTEwMjFfMjMz/MDAxNjM0Nzc0NjkxNzE3.72sq9qCqJwL1JxMoqol_QKG3ih-2zYFkzhiSeaLpYbYg.rBVlh06IPzoslEXV1Amzlts37Q62FrWspfl26LTnwWwg.JPEG.ggoddii/jvm.JPG?type=w773"/>
+            <wp:cNvGraphicFramePr>
+              <a:graphicFrameLocks xmlns:a="http://schemas.openxmlformats.org/drawingml/2006/main" noChangeAspect="1"/>
+            </wp:cNvGraphicFramePr>
+            <a:graphic xmlns:a="http://schemas.openxmlformats.org/drawingml/2006/main">
+              <a:graphicData uri="http://schemas.openxmlformats.org/drawingml/2006/picture">
+                <pic:pic xmlns:pic="http://schemas.openxmlformats.org/drawingml/2006/picture">
+                  <pic:nvPicPr>
+                    <pic:cNvPr id="0" name="Picture 8" descr="https://postfiles.pstatic.net/MjAyMTEwMjFfMjMz/MDAxNjM0Nzc0NjkxNzE3.72sq9qCqJwL1JxMoqol_QKG3ih-2zYFkzhiSeaLpYbYg.rBVlh06IPzoslEXV1Amzlts37Q62FrWspfl26LTnwWwg.JPEG.ggoddii/jvm.JPG?type=w773"/>
+                    <pic:cNvPicPr>
+                      <a:picLocks noChangeAspect="1" noChangeArrowheads="1"/>
+                    </pic:cNvPicPr>
+                  </pic:nvPicPr>
+                  <pic:blipFill>
+                    <a:blip r:embed="rId44">
+                      <a:extLst>
+                        <a:ext uri="{28A0092B-C50C-407E-A947-70E740481C1C}">
+                          <a14:useLocalDpi xmlns:a14="http://schemas.microsoft.com/office/drawing/2010/main" val="0"/>
+                        </a:ext>
+                      </a:extLst>
+                    </a:blip>
+                    <a:srcRect/>
+                    <a:stretch>
+                      <a:fillRect/>
+                    </a:stretch>
+                  </pic:blipFill>
+                  <pic:spPr bwMode="auto">
+                    <a:xfrm>
+                      <a:off x="0" y="0"/>
+                      <a:ext cx="4556125" cy="4039235"/>
+                    </a:xfrm>
+                    <a:prstGeom prst="rect">
+                      <a:avLst/>
+                    </a:prstGeom>
+                    <a:noFill/>
+                    <a:ln>
+                      <a:noFill/>
+                    </a:ln>
+                  </pic:spPr>
+                </pic:pic>
+              </a:graphicData>
+            </a:graphic>
+          </wp:inline>
+        </w:drawing>
+      </w:r>
+    </w:p>
+    <w:p>
+      <w:pPr>
+        <w:pStyle w:val="se-text-paragraph"/>
+        <w:spacing w:before="0" w:beforeAutospacing="0" w:after="0" w:afterAutospacing="0"/>
+        <w:ind w:left="580"/>
+        <w:textAlignment w:val="baseline"/>
+        <w:rPr>
+          <w:rFonts w:asciiTheme="minorHAnsi" w:eastAsiaTheme="minorHAnsi" w:hAnsiTheme="minorHAnsi" w:cs="Arial"/>
+          <w:color w:val="8A8A8A"/>
+          <w:sz w:val="18"/>
+          <w:szCs w:val="18"/>
+        </w:rPr>
+      </w:pPr>
+      <w:r>
+        <w:rPr>
+          <w:rStyle w:val="se-fs-fs11"/>
+          <w:rFonts w:asciiTheme="minorHAnsi" w:eastAsiaTheme="minorHAnsi" w:hAnsiTheme="minorHAnsi" w:cs="Arial"/>
+          <w:b/>
+          <w:bCs/>
+          <w:color w:val="000000"/>
+          <w:sz w:val="18"/>
+          <w:szCs w:val="18"/>
+          <w:bdr w:val="none" w:sz="0" w:space="0" w:color="auto" w:frame="1"/>
+        </w:rPr>
+        <w:t>- Class Loader:</w:t>
+      </w:r>
+      <w:r>
+        <w:rPr>
+          <w:rStyle w:val="se-fs-fs11"/>
+          <w:rFonts w:asciiTheme="minorHAnsi" w:eastAsiaTheme="minorHAnsi" w:hAnsiTheme="minorHAnsi" w:cs="Arial"/>
+          <w:color w:val="000000"/>
+          <w:sz w:val="18"/>
+          <w:szCs w:val="18"/>
+          <w:bdr w:val="none" w:sz="0" w:space="0" w:color="auto" w:frame="1"/>
+        </w:rPr>
+        <w:t xml:space="preserve"> JVM 내로 .class 파일들을 Load하여 Loading된 클래스들을 Runtime Data Area에 배치된다.</w:t>
+      </w:r>
+    </w:p>
+    <w:p>
+      <w:pPr>
+        <w:pStyle w:val="se-text-paragraph"/>
+        <w:spacing w:before="0" w:beforeAutospacing="0" w:after="0" w:afterAutospacing="0"/>
+        <w:ind w:firstLine="580"/>
+        <w:textAlignment w:val="baseline"/>
+        <w:rPr>
+          <w:rFonts w:asciiTheme="minorHAnsi" w:eastAsiaTheme="minorHAnsi" w:hAnsiTheme="minorHAnsi" w:cs="Arial"/>
+          <w:color w:val="8A8A8A"/>
+          <w:sz w:val="18"/>
+          <w:szCs w:val="18"/>
+        </w:rPr>
+      </w:pPr>
+      <w:r>
+        <w:rPr>
+          <w:rStyle w:val="se-fs-fs11"/>
+          <w:rFonts w:asciiTheme="minorHAnsi" w:eastAsiaTheme="minorHAnsi" w:hAnsiTheme="minorHAnsi" w:cs="Arial"/>
+          <w:b/>
+          <w:bCs/>
+          <w:color w:val="000000"/>
+          <w:sz w:val="18"/>
+          <w:szCs w:val="18"/>
+          <w:bdr w:val="none" w:sz="0" w:space="0" w:color="auto" w:frame="1"/>
+        </w:rPr>
+        <w:t xml:space="preserve">- Execution Engine: </w:t>
+      </w:r>
+      <w:r>
+        <w:rPr>
+          <w:rStyle w:val="se-fs-fs11"/>
+          <w:rFonts w:asciiTheme="minorHAnsi" w:eastAsiaTheme="minorHAnsi" w:hAnsiTheme="minorHAnsi" w:cs="Arial"/>
+          <w:color w:val="000000"/>
+          <w:sz w:val="18"/>
+          <w:szCs w:val="18"/>
+          <w:bdr w:val="none" w:sz="0" w:space="0" w:color="auto" w:frame="1"/>
+        </w:rPr>
+        <w:t>Loading된 클래스의 Bytecode를 해석(interpret)한다.</w:t>
+      </w:r>
+    </w:p>
+    <w:p>
+      <w:pPr>
+        <w:pStyle w:val="se-text-paragraph"/>
+        <w:spacing w:before="0" w:beforeAutospacing="0" w:after="0" w:afterAutospacing="0"/>
+        <w:ind w:left="580"/>
+        <w:textAlignment w:val="baseline"/>
+        <w:rPr>
+          <w:rFonts w:asciiTheme="minorHAnsi" w:eastAsiaTheme="minorHAnsi" w:hAnsiTheme="minorHAnsi" w:cs="Arial"/>
+          <w:color w:val="8A8A8A"/>
+          <w:sz w:val="18"/>
+          <w:szCs w:val="18"/>
+        </w:rPr>
+      </w:pPr>
+      <w:r>
+        <w:rPr>
+          <w:rStyle w:val="se-fs-fs11"/>
+          <w:rFonts w:asciiTheme="minorHAnsi" w:eastAsiaTheme="minorHAnsi" w:hAnsiTheme="minorHAnsi" w:cs="Arial"/>
+          <w:b/>
+          <w:bCs/>
+          <w:color w:val="000000"/>
+          <w:sz w:val="18"/>
+          <w:szCs w:val="18"/>
+          <w:bdr w:val="none" w:sz="0" w:space="0" w:color="auto" w:frame="1"/>
+        </w:rPr>
+        <w:t>- Runtime Data Area:</w:t>
+      </w:r>
+      <w:r>
+        <w:rPr>
+          <w:rStyle w:val="se-fs-fs11"/>
+          <w:rFonts w:asciiTheme="minorHAnsi" w:eastAsiaTheme="minorHAnsi" w:hAnsiTheme="minorHAnsi" w:cs="Arial"/>
+          <w:color w:val="000000"/>
+          <w:sz w:val="18"/>
+          <w:szCs w:val="18"/>
+          <w:bdr w:val="none" w:sz="0" w:space="0" w:color="auto" w:frame="1"/>
+        </w:rPr>
+        <w:t xml:space="preserve"> JVM이라는 프로세스가 프로그램을 수행하기 위해 OS에서 </w:t>
+      </w:r>
+      <w:r>
+        <w:rPr>
+          <w:rStyle w:val="se-fs-fs11"/>
+          <w:rFonts w:asciiTheme="minorHAnsi" w:eastAsiaTheme="minorHAnsi" w:hAnsiTheme="minorHAnsi" w:cs="Arial" w:hint="eastAsia"/>
+          <w:color w:val="000000"/>
+          <w:sz w:val="18"/>
+          <w:szCs w:val="18"/>
+          <w:bdr w:val="none" w:sz="0" w:space="0" w:color="auto" w:frame="1"/>
+        </w:rPr>
+        <w:t>할당 받은</w:t>
+      </w:r>
+      <w:r>
+        <w:rPr>
+          <w:rStyle w:val="se-fs-fs11"/>
+          <w:rFonts w:asciiTheme="minorHAnsi" w:eastAsiaTheme="minorHAnsi" w:hAnsiTheme="minorHAnsi" w:cs="Arial"/>
+          <w:color w:val="000000"/>
+          <w:sz w:val="18"/>
+          <w:szCs w:val="18"/>
+          <w:bdr w:val="none" w:sz="0" w:space="0" w:color="auto" w:frame="1"/>
+        </w:rPr>
+        <w:t xml:space="preserve"> 메모리 공간이다.</w:t>
+      </w:r>
+    </w:p>
+    <w:p>
+      <w:pPr>
+        <w:ind w:left="580"/>
+        <w:rPr>
+          <w:rFonts w:eastAsiaTheme="minorHAnsi"/>
+          <w:color w:val="000000"/>
+          <w:shd w:val="clear" w:color="auto" w:fill="FFFFFF"/>
+        </w:rPr>
+      </w:pPr>
+    </w:p>
+    <w:p>
+      <w:pPr>
+        <w:ind w:left="580"/>
+        <w:rPr>
+          <w:rFonts w:eastAsiaTheme="minorHAnsi"/>
+          <w:color w:val="000000"/>
+          <w:shd w:val="clear" w:color="auto" w:fill="FFFFFF"/>
+        </w:rPr>
+      </w:pPr>
+      <w:r>
+        <w:rPr>
+          <w:rFonts w:eastAsiaTheme="minorHAnsi"/>
+          <w:color w:val="000000"/>
+          <w:shd w:val="clear" w:color="auto" w:fill="FFFFFF"/>
+        </w:rPr>
+        <w:t>JVM에서 Class 파일들을 Load하고 Execution Engine을 통해서 해석</w:t>
+      </w:r>
+      <w:r>
+        <w:rPr>
+          <w:rFonts w:eastAsiaTheme="minorHAnsi" w:hint="eastAsia"/>
+          <w:color w:val="000000"/>
+          <w:shd w:val="clear" w:color="auto" w:fill="FFFFFF"/>
+        </w:rPr>
+        <w:t>한다.</w:t>
+      </w:r>
+      <w:r>
+        <w:rPr>
+          <w:rFonts w:eastAsiaTheme="minorHAnsi"/>
+          <w:color w:val="000000"/>
+          <w:shd w:val="clear" w:color="auto" w:fill="FFFFFF"/>
+        </w:rPr>
+        <w:t xml:space="preserve"> 그</w:t>
+      </w:r>
+      <w:r>
+        <w:rPr>
+          <w:rFonts w:eastAsiaTheme="minorHAnsi" w:hint="eastAsia"/>
+          <w:color w:val="000000"/>
+          <w:shd w:val="clear" w:color="auto" w:fill="FFFFFF"/>
+        </w:rPr>
+        <w:t xml:space="preserve"> </w:t>
+      </w:r>
+      <w:r>
+        <w:rPr>
+          <w:rFonts w:eastAsiaTheme="minorHAnsi"/>
+          <w:color w:val="000000"/>
+          <w:shd w:val="clear" w:color="auto" w:fill="FFFFFF"/>
+        </w:rPr>
+        <w:t>후 Runtime Data Area에 실행</w:t>
+      </w:r>
+      <w:r>
+        <w:rPr>
+          <w:rFonts w:eastAsiaTheme="minorHAnsi" w:hint="eastAsia"/>
+          <w:color w:val="000000"/>
+          <w:shd w:val="clear" w:color="auto" w:fill="FFFFFF"/>
+        </w:rPr>
+        <w:t>시킨다.</w:t>
+      </w:r>
+    </w:p>
+    <w:p>
+      <w:pPr>
+        <w:ind w:left="580"/>
+        <w:rPr>
+          <w:b/>
+          <w:sz w:val="32"/>
+          <w:szCs w:val="32"/>
+        </w:rPr>
+      </w:pPr>
+      <w:r>
+        <w:rPr>
+          <w:noProof/>
+        </w:rPr>
+        <w:lastRenderedPageBreak/>
+        <w:drawing>
+          <wp:inline distT="0" distB="0" distL="0" distR="0">
+            <wp:extent cx="5709285" cy="3172460"/>
+            <wp:effectExtent l="0" t="0" r="5715" b="8890"/>
+            <wp:docPr id="60" name="그림 60" descr="https://postfiles.pstatic.net/MjAyMTEwMjFfMjk2/MDAxNjM0Nzc0ODk2NTky.p7mSFQWmHeSPVKphF1HJreQU2bI5c0gBgzCTnyXTlgwg.1faernigfVQJq7dl4OJIAp0VsOo6EsMlLaMfozfxMVUg.JPEG.ggoddii/jvm2.JPG?type=w773"/>
+            <wp:cNvGraphicFramePr>
+              <a:graphicFrameLocks xmlns:a="http://schemas.openxmlformats.org/drawingml/2006/main" noChangeAspect="1"/>
+            </wp:cNvGraphicFramePr>
+            <a:graphic xmlns:a="http://schemas.openxmlformats.org/drawingml/2006/main">
+              <a:graphicData uri="http://schemas.openxmlformats.org/drawingml/2006/picture">
+                <pic:pic xmlns:pic="http://schemas.openxmlformats.org/drawingml/2006/picture">
+                  <pic:nvPicPr>
+                    <pic:cNvPr id="0" name="Picture 10" descr="https://postfiles.pstatic.net/MjAyMTEwMjFfMjk2/MDAxNjM0Nzc0ODk2NTky.p7mSFQWmHeSPVKphF1HJreQU2bI5c0gBgzCTnyXTlgwg.1faernigfVQJq7dl4OJIAp0VsOo6EsMlLaMfozfxMVUg.JPEG.ggoddii/jvm2.JPG?type=w773"/>
+                    <pic:cNvPicPr>
+                      <a:picLocks noChangeAspect="1" noChangeArrowheads="1"/>
+                    </pic:cNvPicPr>
+                  </pic:nvPicPr>
+                  <pic:blipFill>
+                    <a:blip r:embed="rId45">
+                      <a:extLst>
+                        <a:ext uri="{28A0092B-C50C-407E-A947-70E740481C1C}">
+                          <a14:useLocalDpi xmlns:a14="http://schemas.microsoft.com/office/drawing/2010/main" val="0"/>
+                        </a:ext>
+                      </a:extLst>
+                    </a:blip>
+                    <a:srcRect/>
+                    <a:stretch>
+                      <a:fillRect/>
+                    </a:stretch>
+                  </pic:blipFill>
+                  <pic:spPr bwMode="auto">
+                    <a:xfrm>
+                      <a:off x="0" y="0"/>
+                      <a:ext cx="5709285" cy="3172460"/>
+                    </a:xfrm>
+                    <a:prstGeom prst="rect">
+                      <a:avLst/>
+                    </a:prstGeom>
+                    <a:noFill/>
+                    <a:ln>
+                      <a:noFill/>
+                    </a:ln>
+                  </pic:spPr>
+                </pic:pic>
+              </a:graphicData>
+            </a:graphic>
+          </wp:inline>
+        </w:drawing>
+      </w:r>
+    </w:p>
+    <w:p>
+      <w:pPr>
+        <w:widowControl/>
+        <w:wordWrap/>
+        <w:autoSpaceDE/>
+        <w:autoSpaceDN/>
+        <w:spacing w:after="0" w:line="240" w:lineRule="auto"/>
+        <w:ind w:firstLine="580"/>
+        <w:jc w:val="left"/>
+        <w:rPr>
+          <w:rFonts w:eastAsiaTheme="minorHAnsi" w:cs="굴림"/>
+          <w:kern w:val="0"/>
+        </w:rPr>
+      </w:pPr>
+      <w:r>
+        <w:rPr>
+          <w:rFonts w:eastAsiaTheme="minorHAnsi" w:cs="굴림"/>
+          <w:color w:val="000000"/>
+          <w:kern w:val="0"/>
+          <w:shd w:val="clear" w:color="auto" w:fill="FFFFFF"/>
+        </w:rPr>
+        <w:t xml:space="preserve">Runtime data areas에는 크게 Thread 와 Heap, method area로 </w:t>
+      </w:r>
+      <w:r>
+        <w:rPr>
+          <w:rFonts w:eastAsiaTheme="minorHAnsi" w:cs="굴림" w:hint="eastAsia"/>
+          <w:color w:val="000000"/>
+          <w:kern w:val="0"/>
+          <w:shd w:val="clear" w:color="auto" w:fill="FFFFFF"/>
+        </w:rPr>
+        <w:t>구성 되</w:t>
+      </w:r>
+      <w:r>
+        <w:rPr>
+          <w:rFonts w:eastAsiaTheme="minorHAnsi" w:cs="굴림" w:hint="eastAsia"/>
+          <w:color w:val="000000"/>
+          <w:kern w:val="0"/>
+          <w:shd w:val="clear" w:color="auto" w:fill="FFFFFF"/>
+        </w:rPr>
+        <w:t>어있다</w:t>
+      </w:r>
+      <w:r>
+        <w:rPr>
+          <w:rFonts w:eastAsiaTheme="minorHAnsi" w:cs="굴림"/>
+          <w:color w:val="000000"/>
+          <w:kern w:val="0"/>
+          <w:shd w:val="clear" w:color="auto" w:fill="FFFFFF"/>
+        </w:rPr>
+        <w:t>.</w:t>
+      </w:r>
+    </w:p>
+    <w:p>
+      <w:pPr>
+        <w:ind w:left="580"/>
+        <w:rPr>
+          <w:rFonts w:eastAsiaTheme="minorHAnsi"/>
+          <w:b/>
+        </w:rPr>
+      </w:pPr>
+    </w:p>
+    <w:p>
+      <w:pPr>
+        <w:pStyle w:val="se-text-paragraph"/>
+        <w:shd w:val="clear" w:color="auto" w:fill="FFFFFF"/>
+        <w:spacing w:before="0" w:beforeAutospacing="0" w:after="0" w:afterAutospacing="0"/>
+        <w:ind w:firstLine="580"/>
+        <w:textAlignment w:val="baseline"/>
+        <w:rPr>
+          <w:rFonts w:asciiTheme="minorHAnsi" w:eastAsiaTheme="minorHAnsi" w:hAnsiTheme="minorHAnsi" w:cs="Arial"/>
+          <w:b/>
+          <w:bCs/>
+          <w:color w:val="000000"/>
+          <w:sz w:val="22"/>
+          <w:szCs w:val="22"/>
+          <w:bdr w:val="none" w:sz="0" w:space="0" w:color="auto" w:frame="1"/>
+        </w:rPr>
+      </w:pPr>
+      <w:r>
+        <w:rPr>
+          <w:rStyle w:val="se-fs-"/>
+          <w:rFonts w:asciiTheme="minorHAnsi" w:eastAsiaTheme="minorHAnsi" w:hAnsiTheme="minorHAnsi" w:cs="Arial"/>
+          <w:b/>
+          <w:bCs/>
+          <w:color w:val="000000"/>
+          <w:sz w:val="22"/>
+          <w:szCs w:val="22"/>
+          <w:bdr w:val="none" w:sz="0" w:space="0" w:color="auto" w:frame="1"/>
+        </w:rPr>
+        <w:t xml:space="preserve">Heap 메모리 </w:t>
+      </w:r>
+    </w:p>
+    <w:p>
+      <w:pPr>
+        <w:pStyle w:val="se-text-paragraph"/>
+        <w:shd w:val="clear" w:color="auto" w:fill="FFFFFF"/>
+        <w:spacing w:before="0" w:beforeAutospacing="0" w:after="0" w:afterAutospacing="0"/>
+        <w:ind w:firstLine="580"/>
+        <w:textAlignment w:val="baseline"/>
+        <w:rPr>
+          <w:rFonts w:asciiTheme="minorHAnsi" w:eastAsiaTheme="minorHAnsi" w:hAnsiTheme="minorHAnsi" w:cs="Arial"/>
+          <w:color w:val="8A8A8A"/>
+          <w:sz w:val="22"/>
+          <w:szCs w:val="22"/>
+        </w:rPr>
+      </w:pPr>
+      <w:r>
+        <w:rPr>
+          <w:rStyle w:val="se-fs-"/>
+          <w:rFonts w:asciiTheme="minorHAnsi" w:eastAsiaTheme="minorHAnsi" w:hAnsiTheme="minorHAnsi" w:cs="Arial"/>
+          <w:color w:val="000000"/>
+          <w:sz w:val="22"/>
+          <w:szCs w:val="22"/>
+          <w:bdr w:val="none" w:sz="0" w:space="0" w:color="auto" w:frame="1"/>
+        </w:rPr>
+        <w:t>new로 생성한 모든 객체(instance) 가 Heap에 저장</w:t>
+      </w:r>
+      <w:r>
+        <w:rPr>
+          <w:rStyle w:val="se-fs-"/>
+          <w:rFonts w:asciiTheme="minorHAnsi" w:eastAsiaTheme="minorHAnsi" w:hAnsiTheme="minorHAnsi" w:cs="Arial" w:hint="eastAsia"/>
+          <w:color w:val="000000"/>
+          <w:sz w:val="22"/>
+          <w:szCs w:val="22"/>
+          <w:bdr w:val="none" w:sz="0" w:space="0" w:color="auto" w:frame="1"/>
+        </w:rPr>
+        <w:t>된다</w:t>
+      </w:r>
+      <w:r>
+        <w:rPr>
+          <w:rStyle w:val="se-fs-"/>
+          <w:rFonts w:asciiTheme="minorHAnsi" w:eastAsiaTheme="minorHAnsi" w:hAnsiTheme="minorHAnsi" w:cs="Arial"/>
+          <w:color w:val="000000"/>
+          <w:sz w:val="22"/>
+          <w:szCs w:val="22"/>
+          <w:bdr w:val="none" w:sz="0" w:space="0" w:color="auto" w:frame="1"/>
+        </w:rPr>
+        <w:t xml:space="preserve">. </w:t>
+      </w:r>
+    </w:p>
+    <w:p>
+      <w:pPr>
+        <w:pStyle w:val="se-text-paragraph"/>
+        <w:shd w:val="clear" w:color="auto" w:fill="FFFFFF"/>
+        <w:spacing w:before="0" w:beforeAutospacing="0" w:after="0" w:afterAutospacing="0"/>
+        <w:ind w:firstLine="580"/>
+        <w:textAlignment w:val="baseline"/>
+        <w:rPr>
+          <w:rStyle w:val="se-fs-"/>
+          <w:rFonts w:asciiTheme="minorHAnsi" w:eastAsiaTheme="minorHAnsi" w:hAnsiTheme="minorHAnsi" w:cs="Arial"/>
+          <w:color w:val="8A8A8A"/>
+          <w:sz w:val="22"/>
+          <w:szCs w:val="22"/>
+        </w:rPr>
+      </w:pPr>
+    </w:p>
+    <w:p>
+      <w:pPr>
+        <w:pStyle w:val="se-text-paragraph"/>
+        <w:shd w:val="clear" w:color="auto" w:fill="FFFFFF"/>
+        <w:spacing w:before="0" w:beforeAutospacing="0" w:after="0" w:afterAutospacing="0"/>
+        <w:ind w:firstLine="580"/>
+        <w:textAlignment w:val="baseline"/>
+        <w:rPr>
+          <w:rFonts w:asciiTheme="minorHAnsi" w:eastAsiaTheme="minorHAnsi" w:hAnsiTheme="minorHAnsi" w:cs="Arial"/>
+          <w:color w:val="8A8A8A"/>
+          <w:sz w:val="22"/>
+          <w:szCs w:val="22"/>
+        </w:rPr>
+      </w:pPr>
+      <w:r>
+        <w:rPr>
+          <w:rStyle w:val="se-fs-"/>
+          <w:rFonts w:asciiTheme="minorHAnsi" w:eastAsiaTheme="minorHAnsi" w:hAnsiTheme="minorHAnsi" w:cs="Arial"/>
+          <w:b/>
+          <w:bCs/>
+          <w:color w:val="000000"/>
+          <w:sz w:val="22"/>
+          <w:szCs w:val="22"/>
+          <w:bdr w:val="none" w:sz="0" w:space="0" w:color="auto" w:frame="1"/>
+        </w:rPr>
+        <w:t>method area</w:t>
+      </w:r>
+    </w:p>
+    <w:p>
+      <w:pPr>
+        <w:pStyle w:val="se-text-paragraph"/>
+        <w:shd w:val="clear" w:color="auto" w:fill="FFFFFF"/>
+        <w:spacing w:before="0" w:beforeAutospacing="0" w:after="0" w:afterAutospacing="0"/>
+        <w:ind w:firstLine="580"/>
+        <w:textAlignment w:val="baseline"/>
+        <w:rPr>
+          <w:rFonts w:asciiTheme="minorHAnsi" w:eastAsiaTheme="minorHAnsi" w:hAnsiTheme="minorHAnsi" w:cs="Arial"/>
+          <w:color w:val="8A8A8A"/>
+          <w:sz w:val="22"/>
+          <w:szCs w:val="22"/>
+        </w:rPr>
+      </w:pPr>
+      <w:r>
+        <w:rPr>
+          <w:rStyle w:val="se-fs-"/>
+          <w:rFonts w:asciiTheme="minorHAnsi" w:eastAsiaTheme="minorHAnsi" w:hAnsiTheme="minorHAnsi" w:cs="Arial"/>
+          <w:color w:val="000000"/>
+          <w:sz w:val="22"/>
+          <w:szCs w:val="22"/>
+          <w:bdr w:val="none" w:sz="0" w:space="0" w:color="auto" w:frame="1"/>
+        </w:rPr>
+        <w:t>class가 저장</w:t>
+      </w:r>
+      <w:r>
+        <w:rPr>
+          <w:rStyle w:val="se-fs-"/>
+          <w:rFonts w:asciiTheme="minorHAnsi" w:eastAsiaTheme="minorHAnsi" w:hAnsiTheme="minorHAnsi" w:cs="Arial" w:hint="eastAsia"/>
+          <w:color w:val="000000"/>
+          <w:sz w:val="22"/>
+          <w:szCs w:val="22"/>
+          <w:bdr w:val="none" w:sz="0" w:space="0" w:color="auto" w:frame="1"/>
+        </w:rPr>
+        <w:t>된다.</w:t>
+      </w:r>
+      <w:r>
+        <w:rPr>
+          <w:rStyle w:val="se-fs-"/>
+          <w:rFonts w:asciiTheme="minorHAnsi" w:eastAsiaTheme="minorHAnsi" w:hAnsiTheme="minorHAnsi" w:cs="Arial"/>
+          <w:color w:val="000000"/>
+          <w:sz w:val="22"/>
+          <w:szCs w:val="22"/>
+          <w:bdr w:val="none" w:sz="0" w:space="0" w:color="auto" w:frame="1"/>
+        </w:rPr>
+        <w:t xml:space="preserve"> </w:t>
+      </w:r>
+    </w:p>
+    <w:p>
+      <w:pPr>
+        <w:pStyle w:val="se-text-paragraph"/>
+        <w:shd w:val="clear" w:color="auto" w:fill="FFFFFF"/>
+        <w:spacing w:before="0" w:beforeAutospacing="0" w:after="0" w:afterAutospacing="0"/>
+        <w:ind w:left="580"/>
+        <w:textAlignment w:val="baseline"/>
+        <w:rPr>
+          <w:rFonts w:asciiTheme="minorHAnsi" w:eastAsiaTheme="minorHAnsi" w:hAnsiTheme="minorHAnsi" w:cs="Arial"/>
+          <w:color w:val="8A8A8A"/>
+          <w:sz w:val="22"/>
+          <w:szCs w:val="22"/>
+        </w:rPr>
+      </w:pPr>
+      <w:r>
+        <w:rPr>
+          <w:rStyle w:val="se-fs-"/>
+          <w:rFonts w:asciiTheme="minorHAnsi" w:eastAsiaTheme="minorHAnsi" w:hAnsiTheme="minorHAnsi" w:cs="Arial" w:hint="eastAsia"/>
+          <w:color w:val="000000"/>
+          <w:sz w:val="22"/>
+          <w:szCs w:val="22"/>
+          <w:bdr w:val="none" w:sz="0" w:space="0" w:color="auto" w:frame="1"/>
+        </w:rPr>
+        <w:t xml:space="preserve">따라서 </w:t>
+      </w:r>
+      <w:r>
+        <w:rPr>
+          <w:rStyle w:val="se-fs-"/>
+          <w:rFonts w:asciiTheme="minorHAnsi" w:eastAsiaTheme="minorHAnsi" w:hAnsiTheme="minorHAnsi" w:cs="Arial"/>
+          <w:color w:val="000000"/>
+          <w:sz w:val="22"/>
+          <w:szCs w:val="22"/>
+          <w:bdr w:val="none" w:sz="0" w:space="0" w:color="auto" w:frame="1"/>
+        </w:rPr>
+        <w:t xml:space="preserve">class에 속한 </w:t>
+      </w:r>
+      <w:r>
+        <w:rPr>
+          <w:rStyle w:val="se-fs-"/>
+          <w:rFonts w:asciiTheme="minorHAnsi" w:eastAsiaTheme="minorHAnsi" w:hAnsiTheme="minorHAnsi" w:cs="Arial" w:hint="eastAsia"/>
+          <w:color w:val="000000"/>
+          <w:sz w:val="22"/>
+          <w:szCs w:val="22"/>
+          <w:bdr w:val="none" w:sz="0" w:space="0" w:color="auto" w:frame="1"/>
+        </w:rPr>
+        <w:t>변수,</w:t>
+      </w:r>
+      <w:r>
+        <w:rPr>
+          <w:rStyle w:val="se-fs-"/>
+          <w:rFonts w:asciiTheme="minorHAnsi" w:eastAsiaTheme="minorHAnsi" w:hAnsiTheme="minorHAnsi" w:cs="Arial"/>
+          <w:color w:val="000000"/>
+          <w:sz w:val="22"/>
+          <w:szCs w:val="22"/>
+          <w:bdr w:val="none" w:sz="0" w:space="0" w:color="auto" w:frame="1"/>
+        </w:rPr>
+        <w:t xml:space="preserve"> </w:t>
+      </w:r>
+      <w:r>
+        <w:rPr>
+          <w:rStyle w:val="se-fs-"/>
+          <w:rFonts w:asciiTheme="minorHAnsi" w:eastAsiaTheme="minorHAnsi" w:hAnsiTheme="minorHAnsi" w:cs="Arial"/>
+          <w:color w:val="000000"/>
+          <w:sz w:val="22"/>
+          <w:szCs w:val="22"/>
+          <w:bdr w:val="none" w:sz="0" w:space="0" w:color="auto" w:frame="1"/>
+        </w:rPr>
+        <w:t>static변수,</w:t>
+      </w:r>
+      <w:r>
+        <w:rPr>
+          <w:rStyle w:val="se-fs-"/>
+          <w:rFonts w:asciiTheme="minorHAnsi" w:eastAsiaTheme="minorHAnsi" w:hAnsiTheme="minorHAnsi" w:cs="Arial"/>
+          <w:color w:val="000000"/>
+          <w:sz w:val="22"/>
+          <w:szCs w:val="22"/>
+          <w:bdr w:val="none" w:sz="0" w:space="0" w:color="auto" w:frame="1"/>
+        </w:rPr>
+        <w:t xml:space="preserve"> </w:t>
+      </w:r>
+      <w:r>
+        <w:rPr>
+          <w:rStyle w:val="se-fs-"/>
+          <w:rFonts w:asciiTheme="minorHAnsi" w:eastAsiaTheme="minorHAnsi" w:hAnsiTheme="minorHAnsi" w:cs="Arial"/>
+          <w:color w:val="000000"/>
+          <w:sz w:val="22"/>
+          <w:szCs w:val="22"/>
+          <w:bdr w:val="none" w:sz="0" w:space="0" w:color="auto" w:frame="1"/>
+        </w:rPr>
+        <w:t>method</w:t>
+      </w:r>
+      <w:r>
+        <w:rPr>
+          <w:rStyle w:val="se-fs-"/>
+          <w:rFonts w:asciiTheme="minorHAnsi" w:eastAsiaTheme="minorHAnsi" w:hAnsiTheme="minorHAnsi" w:cs="Arial"/>
+          <w:color w:val="000000"/>
+          <w:sz w:val="22"/>
+          <w:szCs w:val="22"/>
+          <w:bdr w:val="none" w:sz="0" w:space="0" w:color="auto" w:frame="1"/>
+        </w:rPr>
+        <w:t>,</w:t>
+      </w:r>
+      <w:r>
+        <w:rPr>
+          <w:rStyle w:val="se-fs-"/>
+          <w:rFonts w:asciiTheme="minorHAnsi" w:eastAsiaTheme="minorHAnsi" w:hAnsiTheme="minorHAnsi" w:cs="Arial"/>
+          <w:color w:val="000000"/>
+          <w:sz w:val="22"/>
+          <w:szCs w:val="22"/>
+          <w:bdr w:val="none" w:sz="0" w:space="0" w:color="auto" w:frame="1"/>
+        </w:rPr>
+        <w:t xml:space="preserve"> </w:t>
+      </w:r>
+      <w:r>
+        <w:rPr>
+          <w:rStyle w:val="se-fs-"/>
+          <w:rFonts w:asciiTheme="minorHAnsi" w:eastAsiaTheme="minorHAnsi" w:hAnsiTheme="minorHAnsi" w:cs="Arial" w:hint="eastAsia"/>
+          <w:color w:val="000000"/>
+          <w:sz w:val="22"/>
+          <w:szCs w:val="22"/>
+          <w:bdr w:val="none" w:sz="0" w:space="0" w:color="auto" w:frame="1"/>
+        </w:rPr>
+        <w:t>상수</w:t>
+      </w:r>
+      <w:r>
+        <w:rPr>
+          <w:rStyle w:val="se-fs-"/>
+          <w:rFonts w:asciiTheme="minorHAnsi" w:eastAsiaTheme="minorHAnsi" w:hAnsiTheme="minorHAnsi" w:cs="Arial"/>
+          <w:color w:val="000000"/>
+          <w:sz w:val="22"/>
+          <w:szCs w:val="22"/>
+          <w:bdr w:val="none" w:sz="0" w:space="0" w:color="auto" w:frame="1"/>
+        </w:rPr>
+        <w:t>도 함께 저장</w:t>
+      </w:r>
+      <w:r>
+        <w:rPr>
+          <w:rStyle w:val="se-fs-"/>
+          <w:rFonts w:asciiTheme="minorHAnsi" w:eastAsiaTheme="minorHAnsi" w:hAnsiTheme="minorHAnsi" w:cs="Arial" w:hint="eastAsia"/>
+          <w:color w:val="000000"/>
+          <w:sz w:val="22"/>
+          <w:szCs w:val="22"/>
+          <w:bdr w:val="none" w:sz="0" w:space="0" w:color="auto" w:frame="1"/>
+        </w:rPr>
+        <w:t>된다</w:t>
+      </w:r>
+      <w:r>
+        <w:rPr>
+          <w:rStyle w:val="se-fs-"/>
+          <w:rFonts w:asciiTheme="minorHAnsi" w:eastAsiaTheme="minorHAnsi" w:hAnsiTheme="minorHAnsi" w:cs="Arial"/>
+          <w:color w:val="000000"/>
+          <w:sz w:val="22"/>
+          <w:szCs w:val="22"/>
+          <w:bdr w:val="none" w:sz="0" w:space="0" w:color="auto" w:frame="1"/>
+        </w:rPr>
+        <w:t>.</w:t>
+      </w:r>
+    </w:p>
+    <w:p>
+      <w:pPr>
+        <w:pStyle w:val="se-text-paragraph"/>
+        <w:shd w:val="clear" w:color="auto" w:fill="FFFFFF"/>
+        <w:spacing w:before="0" w:beforeAutospacing="0" w:after="0" w:afterAutospacing="0"/>
+        <w:ind w:left="580"/>
+        <w:textAlignment w:val="baseline"/>
+        <w:rPr>
+          <w:rStyle w:val="se-fs-"/>
+          <w:rFonts w:asciiTheme="minorHAnsi" w:eastAsiaTheme="minorHAnsi" w:hAnsiTheme="minorHAnsi" w:cs="Arial"/>
+          <w:color w:val="8A8A8A"/>
+          <w:sz w:val="22"/>
+          <w:szCs w:val="22"/>
+        </w:rPr>
+      </w:pPr>
+    </w:p>
+    <w:p>
+      <w:pPr>
+        <w:pStyle w:val="se-text-paragraph"/>
+        <w:shd w:val="clear" w:color="auto" w:fill="FFFFFF"/>
+        <w:spacing w:before="0" w:beforeAutospacing="0" w:after="0" w:afterAutospacing="0"/>
+        <w:ind w:firstLine="580"/>
+        <w:textAlignment w:val="baseline"/>
+        <w:rPr>
+          <w:rFonts w:asciiTheme="minorHAnsi" w:eastAsiaTheme="minorHAnsi" w:hAnsiTheme="minorHAnsi" w:cs="Arial"/>
+          <w:color w:val="8A8A8A"/>
+          <w:sz w:val="22"/>
+          <w:szCs w:val="22"/>
+        </w:rPr>
+      </w:pPr>
+      <w:r>
+        <w:rPr>
+          <w:rStyle w:val="se-fs-"/>
+          <w:rFonts w:asciiTheme="minorHAnsi" w:eastAsiaTheme="minorHAnsi" w:hAnsiTheme="minorHAnsi" w:cs="Arial"/>
+          <w:b/>
+          <w:bCs/>
+          <w:color w:val="000000"/>
+          <w:sz w:val="22"/>
+          <w:szCs w:val="22"/>
+          <w:bdr w:val="none" w:sz="0" w:space="0" w:color="auto" w:frame="1"/>
+        </w:rPr>
+        <w:t>Thread</w:t>
+      </w:r>
+    </w:p>
+    <w:p>
+      <w:pPr>
+        <w:pStyle w:val="se-text-paragraph"/>
+        <w:shd w:val="clear" w:color="auto" w:fill="FFFFFF"/>
+        <w:spacing w:before="0" w:beforeAutospacing="0" w:after="0" w:afterAutospacing="0"/>
+        <w:ind w:left="580"/>
+        <w:textAlignment w:val="baseline"/>
+        <w:rPr>
+          <w:rFonts w:asciiTheme="minorHAnsi" w:eastAsiaTheme="minorHAnsi" w:hAnsiTheme="minorHAnsi" w:cs="Arial"/>
+          <w:color w:val="8A8A8A"/>
+          <w:sz w:val="18"/>
+          <w:szCs w:val="18"/>
+        </w:rPr>
+      </w:pPr>
+      <w:r>
+        <w:rPr>
+          <w:rStyle w:val="se-fs-fs11"/>
+          <w:rFonts w:asciiTheme="minorHAnsi" w:eastAsiaTheme="minorHAnsi" w:hAnsiTheme="minorHAnsi" w:cs="Arial"/>
+          <w:b/>
+          <w:bCs/>
+          <w:color w:val="000000"/>
+          <w:sz w:val="18"/>
+          <w:szCs w:val="18"/>
+          <w:bdr w:val="none" w:sz="0" w:space="0" w:color="auto" w:frame="1"/>
+        </w:rPr>
+        <w:t>-</w:t>
+      </w:r>
+      <w:r>
+        <w:rPr>
+          <w:rStyle w:val="se-fs-fs11"/>
+          <w:rFonts w:asciiTheme="minorHAnsi" w:eastAsiaTheme="minorHAnsi" w:hAnsiTheme="minorHAnsi" w:cs="Arial"/>
+          <w:b/>
+          <w:bCs/>
+          <w:color w:val="000000"/>
+          <w:sz w:val="18"/>
+          <w:szCs w:val="18"/>
+          <w:bdr w:val="none" w:sz="0" w:space="0" w:color="auto" w:frame="1"/>
+        </w:rPr>
+        <w:t xml:space="preserve"> </w:t>
+      </w:r>
+      <w:r>
+        <w:rPr>
+          <w:rStyle w:val="se-fs-fs11"/>
+          <w:rFonts w:asciiTheme="minorHAnsi" w:eastAsiaTheme="minorHAnsi" w:hAnsiTheme="minorHAnsi" w:cs="Arial"/>
+          <w:b/>
+          <w:bCs/>
+          <w:color w:val="000000"/>
+          <w:sz w:val="18"/>
+          <w:szCs w:val="18"/>
+          <w:bdr w:val="none" w:sz="0" w:space="0" w:color="auto" w:frame="1"/>
+        </w:rPr>
+        <w:t>Stack Area:</w:t>
+      </w:r>
+      <w:r>
+        <w:rPr>
+          <w:rStyle w:val="se-fs-fs11"/>
+          <w:rFonts w:asciiTheme="minorHAnsi" w:eastAsiaTheme="minorHAnsi" w:hAnsiTheme="minorHAnsi" w:cs="Arial"/>
+          <w:color w:val="000000"/>
+          <w:sz w:val="18"/>
+          <w:szCs w:val="18"/>
+          <w:bdr w:val="none" w:sz="0" w:space="0" w:color="auto" w:frame="1"/>
+        </w:rPr>
+        <w:t xml:space="preserve"> Method 내에서 사용되는 값들(매개변수, 지역변수, </w:t>
+      </w:r>
+      <w:r>
+        <w:rPr>
+          <w:rStyle w:val="se-fs-fs11"/>
+          <w:rFonts w:asciiTheme="minorHAnsi" w:eastAsiaTheme="minorHAnsi" w:hAnsiTheme="minorHAnsi" w:cs="Arial" w:hint="eastAsia"/>
+          <w:color w:val="000000"/>
+          <w:sz w:val="18"/>
+          <w:szCs w:val="18"/>
+          <w:bdr w:val="none" w:sz="0" w:space="0" w:color="auto" w:frame="1"/>
+        </w:rPr>
+        <w:t>리턴 값</w:t>
+      </w:r>
+      <w:r>
+        <w:rPr>
+          <w:rStyle w:val="se-fs-fs11"/>
+          <w:rFonts w:asciiTheme="minorHAnsi" w:eastAsiaTheme="minorHAnsi" w:hAnsiTheme="minorHAnsi" w:cs="Arial"/>
+          <w:color w:val="000000"/>
+          <w:sz w:val="18"/>
+          <w:szCs w:val="18"/>
+          <w:bdr w:val="none" w:sz="0" w:space="0" w:color="auto" w:frame="1"/>
+        </w:rPr>
+        <w:t xml:space="preserve"> 등)이 저장되는 구역으로 메소드가 </w:t>
+      </w:r>
+      <w:r>
+        <w:rPr>
+          <w:rStyle w:val="se-fs-fs11"/>
+          <w:rFonts w:asciiTheme="minorHAnsi" w:eastAsiaTheme="minorHAnsi" w:hAnsiTheme="minorHAnsi" w:cs="Arial" w:hint="eastAsia"/>
+          <w:color w:val="000000"/>
+          <w:sz w:val="18"/>
+          <w:szCs w:val="18"/>
+          <w:bdr w:val="none" w:sz="0" w:space="0" w:color="auto" w:frame="1"/>
+        </w:rPr>
+        <w:t>호출될 때</w:t>
+      </w:r>
+      <w:r>
+        <w:rPr>
+          <w:rStyle w:val="se-fs-fs11"/>
+          <w:rFonts w:asciiTheme="minorHAnsi" w:eastAsiaTheme="minorHAnsi" w:hAnsiTheme="minorHAnsi" w:cs="Arial"/>
+          <w:color w:val="000000"/>
+          <w:sz w:val="18"/>
+          <w:szCs w:val="18"/>
+          <w:bdr w:val="none" w:sz="0" w:space="0" w:color="auto" w:frame="1"/>
+        </w:rPr>
+        <w:t xml:space="preserve"> LIFO(Last In</w:t>
+      </w:r>
+      <w:r>
+        <w:rPr>
+          <w:rStyle w:val="se-fs-fs11"/>
+          <w:rFonts w:asciiTheme="minorHAnsi" w:eastAsiaTheme="minorHAnsi" w:hAnsiTheme="minorHAnsi" w:cs="Arial"/>
+          <w:color w:val="000000"/>
+          <w:sz w:val="18"/>
+          <w:szCs w:val="18"/>
+          <w:bdr w:val="none" w:sz="0" w:space="0" w:color="auto" w:frame="1"/>
+        </w:rPr>
+        <w:t xml:space="preserve"> </w:t>
+      </w:r>
+      <w:r>
+        <w:rPr>
+          <w:rStyle w:val="se-fs-fs11"/>
+          <w:rFonts w:asciiTheme="minorHAnsi" w:eastAsiaTheme="minorHAnsi" w:hAnsiTheme="minorHAnsi" w:cs="Arial"/>
+          <w:color w:val="000000"/>
+          <w:sz w:val="18"/>
+          <w:szCs w:val="18"/>
+          <w:bdr w:val="none" w:sz="0" w:space="0" w:color="auto" w:frame="1"/>
+        </w:rPr>
+        <w:t>First Out)로 하나씩 생성되고, 메소드 실행이 완료되면 LIFO로 하나씩 지워진다. (각 Thread별로 하나씩 생성)</w:t>
+      </w:r>
+    </w:p>
+    <w:p>
+      <w:pPr>
+        <w:pStyle w:val="se-text-paragraph"/>
+        <w:shd w:val="clear" w:color="auto" w:fill="FFFFFF"/>
+        <w:spacing w:before="0" w:beforeAutospacing="0" w:after="0" w:afterAutospacing="0"/>
+        <w:ind w:left="580"/>
+        <w:textAlignment w:val="baseline"/>
+        <w:rPr>
+          <w:rFonts w:asciiTheme="minorHAnsi" w:eastAsiaTheme="minorHAnsi" w:hAnsiTheme="minorHAnsi" w:cs="Arial"/>
+          <w:color w:val="8A8A8A"/>
+          <w:sz w:val="18"/>
+          <w:szCs w:val="18"/>
+        </w:rPr>
+      </w:pPr>
+      <w:r>
+        <w:rPr>
+          <w:rStyle w:val="se-fs-fs11"/>
+          <w:rFonts w:asciiTheme="minorHAnsi" w:eastAsiaTheme="minorHAnsi" w:hAnsiTheme="minorHAnsi" w:cs="Arial"/>
+          <w:b/>
+          <w:bCs/>
+          <w:color w:val="000000"/>
+          <w:sz w:val="18"/>
+          <w:szCs w:val="18"/>
+          <w:bdr w:val="none" w:sz="0" w:space="0" w:color="auto" w:frame="1"/>
+        </w:rPr>
+        <w:t>- PC Register:</w:t>
+      </w:r>
+      <w:r>
+        <w:rPr>
+          <w:rStyle w:val="se-fs-fs11"/>
+          <w:rFonts w:asciiTheme="minorHAnsi" w:eastAsiaTheme="minorHAnsi" w:hAnsiTheme="minorHAnsi" w:cs="Arial"/>
+          <w:color w:val="000000"/>
+          <w:sz w:val="18"/>
+          <w:szCs w:val="18"/>
+          <w:bdr w:val="none" w:sz="0" w:space="0" w:color="auto" w:frame="1"/>
+        </w:rPr>
+        <w:t xml:space="preserve"> 현재 수행중인 JVM 명령의 </w:t>
+      </w:r>
+      <w:r>
+        <w:rPr>
+          <w:rStyle w:val="se-fs-fs11"/>
+          <w:rFonts w:asciiTheme="minorHAnsi" w:eastAsiaTheme="minorHAnsi" w:hAnsiTheme="minorHAnsi" w:cs="Arial" w:hint="eastAsia"/>
+          <w:color w:val="000000"/>
+          <w:sz w:val="18"/>
+          <w:szCs w:val="18"/>
+          <w:bdr w:val="none" w:sz="0" w:space="0" w:color="auto" w:frame="1"/>
+        </w:rPr>
+        <w:t>주소 값이</w:t>
+      </w:r>
+      <w:r>
+        <w:rPr>
+          <w:rStyle w:val="se-fs-fs11"/>
+          <w:rFonts w:asciiTheme="minorHAnsi" w:eastAsiaTheme="minorHAnsi" w:hAnsiTheme="minorHAnsi" w:cs="Arial"/>
+          <w:color w:val="000000"/>
+          <w:sz w:val="18"/>
+          <w:szCs w:val="18"/>
+          <w:bdr w:val="none" w:sz="0" w:space="0" w:color="auto" w:frame="1"/>
+        </w:rPr>
+        <w:t xml:space="preserve"> 저장된다. (각 Thread별로 하나씩 생성)</w:t>
+      </w:r>
+    </w:p>
+    <w:p>
+      <w:pPr>
+        <w:pStyle w:val="se-text-paragraph"/>
+        <w:shd w:val="clear" w:color="auto" w:fill="FFFFFF"/>
+        <w:spacing w:before="0" w:beforeAutospacing="0" w:after="0" w:afterAutospacing="0"/>
+        <w:ind w:left="580"/>
+        <w:textAlignment w:val="baseline"/>
+        <w:rPr>
+          <w:rFonts w:asciiTheme="minorHAnsi" w:eastAsiaTheme="minorHAnsi" w:hAnsiTheme="minorHAnsi" w:cs="Arial"/>
+          <w:color w:val="8A8A8A"/>
+          <w:sz w:val="18"/>
+          <w:szCs w:val="18"/>
+        </w:rPr>
+      </w:pPr>
+      <w:r>
+        <w:rPr>
+          <w:rStyle w:val="se-fs-fs11"/>
+          <w:rFonts w:asciiTheme="minorHAnsi" w:eastAsiaTheme="minorHAnsi" w:hAnsiTheme="minorHAnsi" w:cs="Arial"/>
+          <w:b/>
+          <w:bCs/>
+          <w:color w:val="000000"/>
+          <w:sz w:val="18"/>
+          <w:szCs w:val="18"/>
+          <w:bdr w:val="none" w:sz="0" w:space="0" w:color="auto" w:frame="1"/>
+        </w:rPr>
+        <w:t>- Native Method Stack:</w:t>
+      </w:r>
+      <w:r>
+        <w:rPr>
+          <w:rStyle w:val="se-fs-fs11"/>
+          <w:rFonts w:asciiTheme="minorHAnsi" w:eastAsiaTheme="minorHAnsi" w:hAnsiTheme="minorHAnsi" w:cs="Arial"/>
+          <w:color w:val="000000"/>
+          <w:sz w:val="18"/>
+          <w:szCs w:val="18"/>
+          <w:bdr w:val="none" w:sz="0" w:space="0" w:color="auto" w:frame="1"/>
+        </w:rPr>
+        <w:t xml:space="preserve"> 다른 언어(C/C++ 등)의 메소드 호출을 위해 할당되는 구역으로 언어에 맞게 Stack이 형성되는 구역이다.</w:t>
+      </w:r>
+    </w:p>
+    <w:p>
+      <w:pPr>
+        <w:ind w:firstLine="180"/>
+        <w:rPr>
+          <w:rFonts w:eastAsiaTheme="minorHAnsi"/>
+          <w:b/>
+          <w:sz w:val="32"/>
+          <w:szCs w:val="32"/>
+        </w:rPr>
+      </w:pPr>
+    </w:p>
+    <w:p>
+      <w:pPr>
+        <w:ind w:firstLine="180"/>
+        <w:rPr>
+          <w:rFonts w:eastAsiaTheme="minorHAnsi"/>
+          <w:b/>
+          <w:sz w:val="32"/>
+          <w:szCs w:val="32"/>
+        </w:rPr>
+      </w:pPr>
+    </w:p>
+    <w:p>
+      <w:pPr>
+        <w:ind w:firstLine="180"/>
+        <w:rPr>
+          <w:rFonts w:eastAsiaTheme="minorHAnsi"/>
+          <w:b/>
+          <w:sz w:val="32"/>
+          <w:szCs w:val="32"/>
+        </w:rPr>
+      </w:pPr>
+    </w:p>
+    <w:p>
+      <w:pPr>
+        <w:ind w:firstLine="180"/>
+        <w:rPr>
+          <w:b/>
+          <w:sz w:val="32"/>
+          <w:szCs w:val="32"/>
+        </w:rPr>
+      </w:pPr>
+      <w:r>
+        <w:rPr>
+          <w:b/>
+          <w:sz w:val="32"/>
+          <w:szCs w:val="32"/>
+        </w:rPr>
+        <w:lastRenderedPageBreak/>
+        <w:t xml:space="preserve">Heap Memory </w:t>
+      </w:r>
+      <w:r>
+        <w:rPr>
+          <w:rFonts w:hint="eastAsia"/>
+          <w:b/>
+          <w:sz w:val="32"/>
+          <w:szCs w:val="32"/>
+        </w:rPr>
+        <w:t>크기지정 방법</w:t>
+      </w:r>
+    </w:p>
+    <w:p>
+      <w:pPr>
+        <w:widowControl/>
+        <w:wordWrap/>
+        <w:autoSpaceDE/>
+        <w:autoSpaceDN/>
+        <w:spacing w:after="0" w:line="240" w:lineRule="auto"/>
+        <w:ind w:left="580"/>
+        <w:jc w:val="left"/>
+        <w:rPr>
+          <w:rFonts w:eastAsiaTheme="minorHAnsi" w:cs="굴림"/>
+          <w:kern w:val="0"/>
+        </w:rPr>
+      </w:pPr>
+      <w:r>
+        <w:rPr>
+          <w:noProof/>
+        </w:rPr>
+        <w:drawing>
+          <wp:inline distT="0" distB="0" distL="0" distR="0">
+            <wp:extent cx="2860243" cy="536249"/>
+            <wp:effectExtent l="0" t="0" r="0" b="0"/>
+            <wp:docPr id="61" name="그림 61" descr="https://postfiles.pstatic.net/MjAyMTEwMjFfMjEz/MDAxNjM0Nzc1NzMyMDgx.BBjvbtpgaFfZagT6RTqyKEatIMyOfS3wlCxg-eJ1Uqkg.zTptwsE5ddWYUZsszTHtsqHGtbcNnhMkEHL0uLURUiwg.PNG.ggoddii/%EC%BA%A1%EC%B2%98.PNG?type=w773"/>
+            <wp:cNvGraphicFramePr>
+              <a:graphicFrameLocks xmlns:a="http://schemas.openxmlformats.org/drawingml/2006/main" noChangeAspect="1"/>
+            </wp:cNvGraphicFramePr>
+            <a:graphic xmlns:a="http://schemas.openxmlformats.org/drawingml/2006/main">
+              <a:graphicData uri="http://schemas.openxmlformats.org/drawingml/2006/picture">
+                <pic:pic xmlns:pic="http://schemas.openxmlformats.org/drawingml/2006/picture">
+                  <pic:nvPicPr>
+                    <pic:cNvPr id="0" name="Picture 12" descr="https://postfiles.pstatic.net/MjAyMTEwMjFfMjEz/MDAxNjM0Nzc1NzMyMDgx.BBjvbtpgaFfZagT6RTqyKEatIMyOfS3wlCxg-eJ1Uqkg.zTptwsE5ddWYUZsszTHtsqHGtbcNnhMkEHL0uLURUiwg.PNG.ggoddii/%EC%BA%A1%EC%B2%98.PNG?type=w773"/>
+                    <pic:cNvPicPr>
+                      <a:picLocks noChangeAspect="1" noChangeArrowheads="1"/>
+                    </pic:cNvPicPr>
+                  </pic:nvPicPr>
+                  <pic:blipFill>
+                    <a:blip r:embed="rId46">
+                      <a:extLst>
+                        <a:ext uri="{28A0092B-C50C-407E-A947-70E740481C1C}">
+                          <a14:useLocalDpi xmlns:a14="http://schemas.microsoft.com/office/drawing/2010/main" val="0"/>
+                        </a:ext>
+                      </a:extLst>
+                    </a:blip>
+                    <a:srcRect/>
+                    <a:stretch>
+                      <a:fillRect/>
+                    </a:stretch>
+                  </pic:blipFill>
+                  <pic:spPr bwMode="auto">
+                    <a:xfrm>
+                      <a:off x="0" y="0"/>
+                      <a:ext cx="3044680" cy="570828"/>
+                    </a:xfrm>
+                    <a:prstGeom prst="rect">
+                      <a:avLst/>
+                    </a:prstGeom>
+                    <a:noFill/>
+                    <a:ln>
+                      <a:noFill/>
+                    </a:ln>
+                  </pic:spPr>
+                </pic:pic>
+              </a:graphicData>
+            </a:graphic>
+          </wp:inline>
+        </w:drawing>
+      </w:r>
+    </w:p>
+    <w:p>
+      <w:pPr>
+        <w:widowControl/>
+        <w:wordWrap/>
+        <w:autoSpaceDE/>
+        <w:autoSpaceDN/>
+        <w:ind w:left="580"/>
+        <w:rPr>
+          <w:rFonts w:eastAsiaTheme="minorHAnsi" w:cs="굴림"/>
+          <w:kern w:val="0"/>
+        </w:rPr>
+      </w:pPr>
+      <w:r>
+        <w:rPr>
+          <w:rFonts w:eastAsiaTheme="minorHAnsi" w:cs="굴림"/>
+          <w:kern w:val="0"/>
+        </w:rPr>
+        <w:t>jmocha/ezEKP/</w:t>
+      </w:r>
+      <w:r>
+        <w:rPr>
+          <w:rFonts w:eastAsiaTheme="minorHAnsi" w:cs="굴림" w:hint="eastAsia"/>
+          <w:kern w:val="0"/>
+        </w:rPr>
+        <w:t>e</w:t>
+      </w:r>
+      <w:r>
+        <w:rPr>
+          <w:rFonts w:eastAsiaTheme="minorHAnsi" w:cs="굴림"/>
+          <w:kern w:val="0"/>
+        </w:rPr>
+        <w:t>zFlow</w:t>
+      </w:r>
+      <w:r>
+        <w:rPr>
+          <w:rFonts w:eastAsiaTheme="minorHAnsi" w:cs="굴림"/>
+          <w:kern w:val="0"/>
+        </w:rPr>
+        <w:t>/</w:t>
+      </w:r>
+      <w:r>
+        <w:rPr>
+          <w:rFonts w:eastAsiaTheme="minorHAnsi" w:cs="굴림"/>
+          <w:kern w:val="0"/>
+        </w:rPr>
+        <w:t>bin</w:t>
+      </w:r>
+      <w:r>
+        <w:rPr>
+          <w:rFonts w:eastAsiaTheme="minorHAnsi" w:cs="굴림"/>
+          <w:kern w:val="0"/>
+        </w:rPr>
+        <w:t>/</w:t>
+      </w:r>
+      <w:r>
+        <w:rPr>
+          <w:rFonts w:eastAsiaTheme="minorHAnsi" w:cs="굴림"/>
+          <w:kern w:val="0"/>
+        </w:rPr>
+        <w:t xml:space="preserve">startup.sh </w:t>
+      </w:r>
+      <w:r>
+        <w:rPr>
+          <w:rFonts w:eastAsiaTheme="minorHAnsi" w:cs="굴림" w:hint="eastAsia"/>
+          <w:kern w:val="0"/>
+        </w:rPr>
+        <w:t xml:space="preserve">파일을 열어보면 </w:t>
+      </w:r>
+      <w:r>
+        <w:rPr>
+          <w:rFonts w:eastAsiaTheme="minorHAnsi" w:cs="굴림"/>
+          <w:color w:val="000000"/>
+          <w:kern w:val="0"/>
+          <w:shd w:val="clear" w:color="auto" w:fill="FFFFFF"/>
+        </w:rPr>
+        <w:t xml:space="preserve">catalina.sh를 포함하고 </w:t>
+      </w:r>
+      <w:r>
+        <w:rPr>
+          <w:rFonts w:eastAsiaTheme="minorHAnsi" w:cs="굴림" w:hint="eastAsia"/>
+          <w:color w:val="000000"/>
+          <w:kern w:val="0"/>
+          <w:shd w:val="clear" w:color="auto" w:fill="FFFFFF"/>
+        </w:rPr>
+        <w:t>있는 것을</w:t>
+      </w:r>
+      <w:r>
+        <w:rPr>
+          <w:rFonts w:eastAsiaTheme="minorHAnsi" w:cs="굴림"/>
+          <w:color w:val="000000"/>
+          <w:kern w:val="0"/>
+          <w:shd w:val="clear" w:color="auto" w:fill="FFFFFF"/>
+        </w:rPr>
+        <w:t xml:space="preserve"> 확인할 수 있다.</w:t>
+      </w:r>
+    </w:p>
+    <w:p>
+      <w:pPr>
+        <w:ind w:left="580"/>
+        <w:rPr>
+          <w:rFonts w:eastAsiaTheme="minorHAnsi"/>
+          <w:b/>
+        </w:rPr>
+      </w:pPr>
+    </w:p>
+    <w:p>
+      <w:pPr>
+        <w:ind w:left="580"/>
+        <w:rPr>
+          <w:rFonts w:eastAsiaTheme="minorHAnsi"/>
+          <w:b/>
+        </w:rPr>
+      </w:pPr>
+      <w:r>
+        <w:rPr>
+          <w:noProof/>
+        </w:rPr>
+        <w:drawing>
+          <wp:inline distT="0" distB="0" distL="0" distR="0">
+            <wp:extent cx="3657600" cy="218678"/>
+            <wp:effectExtent l="0" t="0" r="0" b="0"/>
+            <wp:docPr id="62" name="그림 62" descr="https://postfiles.pstatic.net/MjAyMTEwMjFfMTYz/MDAxNjM0Nzc1OTE1MTU5.ZBNZgx469U7SQbWA6OVzYliwSZ9A4Ti-mYVPuF1h1rEg.8-URH0P7z5On0wHswL3hL4Iht-WaiCINjtONXntzLp8g.PNG.ggoddii/%EC%BA%A1%EC%B2%98.PNG?type=w773"/>
+            <wp:cNvGraphicFramePr>
+              <a:graphicFrameLocks xmlns:a="http://schemas.openxmlformats.org/drawingml/2006/main" noChangeAspect="1"/>
+            </wp:cNvGraphicFramePr>
+            <a:graphic xmlns:a="http://schemas.openxmlformats.org/drawingml/2006/main">
+              <a:graphicData uri="http://schemas.openxmlformats.org/drawingml/2006/picture">
+                <pic:pic xmlns:pic="http://schemas.openxmlformats.org/drawingml/2006/picture">
+                  <pic:nvPicPr>
+                    <pic:cNvPr id="0" name="Picture 14" descr="https://postfiles.pstatic.net/MjAyMTEwMjFfMTYz/MDAxNjM0Nzc1OTE1MTU5.ZBNZgx469U7SQbWA6OVzYliwSZ9A4Ti-mYVPuF1h1rEg.8-URH0P7z5On0wHswL3hL4Iht-WaiCINjtONXntzLp8g.PNG.ggoddii/%EC%BA%A1%EC%B2%98.PNG?type=w773"/>
+                    <pic:cNvPicPr>
+                      <a:picLocks noChangeAspect="1" noChangeArrowheads="1"/>
+                    </pic:cNvPicPr>
+                  </pic:nvPicPr>
+                  <pic:blipFill>
+                    <a:blip r:embed="rId47">
+                      <a:extLst>
+                        <a:ext uri="{28A0092B-C50C-407E-A947-70E740481C1C}">
+                          <a14:useLocalDpi xmlns:a14="http://schemas.microsoft.com/office/drawing/2010/main" val="0"/>
+                        </a:ext>
+                      </a:extLst>
+                    </a:blip>
+                    <a:srcRect/>
+                    <a:stretch>
+                      <a:fillRect/>
+                    </a:stretch>
+                  </pic:blipFill>
+                  <pic:spPr bwMode="auto">
+                    <a:xfrm>
+                      <a:off x="0" y="0"/>
+                      <a:ext cx="3845001" cy="229882"/>
+                    </a:xfrm>
+                    <a:prstGeom prst="rect">
+                      <a:avLst/>
+                    </a:prstGeom>
+                    <a:noFill/>
+                    <a:ln>
+                      <a:noFill/>
+                    </a:ln>
+                  </pic:spPr>
+                </pic:pic>
+              </a:graphicData>
+            </a:graphic>
+          </wp:inline>
+        </w:drawing>
+      </w:r>
+    </w:p>
+    <w:p>
+      <w:pPr>
+        <w:widowControl/>
+        <w:wordWrap/>
+        <w:autoSpaceDE/>
+        <w:autoSpaceDN/>
+        <w:spacing w:after="0" w:line="240" w:lineRule="auto"/>
+        <w:ind w:leftChars="300" w:left="660"/>
+        <w:jc w:val="left"/>
+        <w:rPr>
+          <w:rFonts w:ascii="Consolas" w:eastAsia="굴림" w:hAnsi="Consolas" w:cs="굴림"/>
+          <w:color w:val="000000"/>
+          <w:kern w:val="0"/>
+          <w:sz w:val="20"/>
+          <w:szCs w:val="20"/>
+          <w:shd w:val="clear" w:color="auto" w:fill="FDFDFD"/>
+        </w:rPr>
+      </w:pPr>
+      <w:r>
+        <w:rPr>
+          <w:rFonts w:ascii="Consolas" w:eastAsia="굴림" w:hAnsi="Consolas" w:cs="굴림"/>
+          <w:color w:val="E57523"/>
+          <w:kern w:val="0"/>
+          <w:sz w:val="20"/>
+          <w:szCs w:val="20"/>
+          <w:bdr w:val="none" w:sz="0" w:space="0" w:color="auto" w:frame="1"/>
+          <w:shd w:val="clear" w:color="auto" w:fill="FDFDFD"/>
+        </w:rPr>
+        <w:t>CATALINA_OPTS</w:t>
+      </w:r>
+    </w:p>
+    <w:p>
+      <w:pPr>
+        <w:widowControl/>
+        <w:wordWrap/>
+        <w:autoSpaceDE/>
+        <w:autoSpaceDN/>
+        <w:spacing w:after="0" w:line="240" w:lineRule="auto"/>
+        <w:ind w:leftChars="300" w:left="660"/>
+        <w:jc w:val="left"/>
+        <w:rPr>
+          <w:rFonts w:ascii="Consolas" w:eastAsia="굴림" w:hAnsi="Consolas" w:cs="굴림"/>
+          <w:color w:val="000000"/>
+          <w:kern w:val="0"/>
+          <w:sz w:val="20"/>
+          <w:szCs w:val="20"/>
+          <w:shd w:val="clear" w:color="auto" w:fill="FDFDFD"/>
+        </w:rPr>
+      </w:pPr>
+      <w:r>
+        <w:rPr>
+          <w:rFonts w:ascii="Consolas" w:eastAsia="굴림" w:hAnsi="Consolas" w:cs="굴림"/>
+          <w:color w:val="000000"/>
+          <w:kern w:val="0"/>
+          <w:sz w:val="20"/>
+          <w:szCs w:val="20"/>
+          <w:shd w:val="clear" w:color="auto" w:fill="FDFDFD"/>
+        </w:rPr>
+        <w:t xml:space="preserve">#                   </w:t>
+      </w:r>
+      <w:r>
+        <w:rPr>
+          <w:rFonts w:ascii="Consolas" w:eastAsia="굴림" w:hAnsi="Consolas" w:cs="굴림"/>
+          <w:color w:val="666666"/>
+          <w:kern w:val="0"/>
+          <w:sz w:val="20"/>
+          <w:szCs w:val="20"/>
+          <w:bdr w:val="none" w:sz="0" w:space="0" w:color="auto" w:frame="1"/>
+          <w:shd w:val="clear" w:color="auto" w:fill="FDFDFD"/>
+        </w:rPr>
+        <w:t>(</w:t>
+      </w:r>
+      <w:r>
+        <w:rPr>
+          <w:rFonts w:ascii="Consolas" w:eastAsia="굴림" w:hAnsi="Consolas" w:cs="굴림"/>
+          <w:color w:val="000000"/>
+          <w:kern w:val="0"/>
+          <w:sz w:val="20"/>
+          <w:szCs w:val="20"/>
+          <w:shd w:val="clear" w:color="auto" w:fill="FDFDFD"/>
+        </w:rPr>
+        <w:t>Optional</w:t>
+      </w:r>
+      <w:r>
+        <w:rPr>
+          <w:rFonts w:ascii="Consolas" w:eastAsia="굴림" w:hAnsi="Consolas" w:cs="굴림"/>
+          <w:color w:val="666666"/>
+          <w:kern w:val="0"/>
+          <w:sz w:val="20"/>
+          <w:szCs w:val="20"/>
+          <w:bdr w:val="none" w:sz="0" w:space="0" w:color="auto" w:frame="1"/>
+          <w:shd w:val="clear" w:color="auto" w:fill="FDFDFD"/>
+        </w:rPr>
+        <w:t>)</w:t>
+      </w:r>
+      <w:r>
+        <w:rPr>
+          <w:rFonts w:ascii="Consolas" w:eastAsia="굴림" w:hAnsi="Consolas" w:cs="굴림"/>
+          <w:color w:val="000000"/>
+          <w:kern w:val="0"/>
+          <w:sz w:val="20"/>
+          <w:szCs w:val="20"/>
+          <w:shd w:val="clear" w:color="auto" w:fill="FDFDFD"/>
+        </w:rPr>
+        <w:t xml:space="preserve"> Java runtime options used when the </w:t>
+      </w:r>
+      <w:r>
+        <w:rPr>
+          <w:rFonts w:ascii="Consolas" w:eastAsia="굴림" w:hAnsi="Consolas" w:cs="굴림"/>
+          <w:color w:val="60911B"/>
+          <w:kern w:val="0"/>
+          <w:sz w:val="20"/>
+          <w:szCs w:val="20"/>
+          <w:bdr w:val="none" w:sz="0" w:space="0" w:color="auto" w:frame="1"/>
+          <w:shd w:val="clear" w:color="auto" w:fill="FDFDFD"/>
+        </w:rPr>
+        <w:t>"start"</w:t>
+      </w:r>
+      <w:r>
+        <w:rPr>
+          <w:rFonts w:ascii="Consolas" w:eastAsia="굴림" w:hAnsi="Consolas" w:cs="굴림"/>
+          <w:color w:val="666666"/>
+          <w:kern w:val="0"/>
+          <w:sz w:val="20"/>
+          <w:szCs w:val="20"/>
+          <w:bdr w:val="none" w:sz="0" w:space="0" w:color="auto" w:frame="1"/>
+          <w:shd w:val="clear" w:color="auto" w:fill="FDFDFD"/>
+        </w:rPr>
+        <w:t>,</w:t>
+      </w:r>
+    </w:p>
+    <w:p>
+      <w:pPr>
+        <w:widowControl/>
+        <w:wordWrap/>
+        <w:autoSpaceDE/>
+        <w:autoSpaceDN/>
+        <w:spacing w:after="0" w:line="240" w:lineRule="auto"/>
+        <w:ind w:leftChars="300" w:left="660"/>
+        <w:jc w:val="left"/>
+        <w:rPr>
+          <w:rFonts w:ascii="Consolas" w:eastAsia="굴림" w:hAnsi="Consolas" w:cs="굴림"/>
+          <w:color w:val="000000"/>
+          <w:kern w:val="0"/>
+          <w:sz w:val="20"/>
+          <w:szCs w:val="20"/>
+          <w:shd w:val="clear" w:color="auto" w:fill="FDFDFD"/>
+        </w:rPr>
+      </w:pPr>
+      <w:r>
+        <w:rPr>
+          <w:rFonts w:ascii="Consolas" w:eastAsia="굴림" w:hAnsi="Consolas" w:cs="굴림"/>
+          <w:color w:val="000000"/>
+          <w:kern w:val="0"/>
+          <w:sz w:val="20"/>
+          <w:szCs w:val="20"/>
+          <w:shd w:val="clear" w:color="auto" w:fill="FDFDFD"/>
+        </w:rPr>
+        <w:t xml:space="preserve">#                   </w:t>
+      </w:r>
+      <w:r>
+        <w:rPr>
+          <w:rFonts w:ascii="Consolas" w:eastAsia="굴림" w:hAnsi="Consolas" w:cs="굴림"/>
+          <w:color w:val="60911B"/>
+          <w:kern w:val="0"/>
+          <w:sz w:val="20"/>
+          <w:szCs w:val="20"/>
+          <w:bdr w:val="none" w:sz="0" w:space="0" w:color="auto" w:frame="1"/>
+          <w:shd w:val="clear" w:color="auto" w:fill="FDFDFD"/>
+        </w:rPr>
+        <w:t>"run"</w:t>
+      </w:r>
+      <w:r>
+        <w:rPr>
+          <w:rFonts w:ascii="Consolas" w:eastAsia="굴림" w:hAnsi="Consolas" w:cs="굴림"/>
+          <w:color w:val="000000"/>
+          <w:kern w:val="0"/>
+          <w:sz w:val="20"/>
+          <w:szCs w:val="20"/>
+          <w:shd w:val="clear" w:color="auto" w:fill="FDFDFD"/>
+        </w:rPr>
+        <w:t xml:space="preserve"> or </w:t>
+      </w:r>
+      <w:r>
+        <w:rPr>
+          <w:rFonts w:ascii="Consolas" w:eastAsia="굴림" w:hAnsi="Consolas" w:cs="굴림"/>
+          <w:color w:val="60911B"/>
+          <w:kern w:val="0"/>
+          <w:sz w:val="20"/>
+          <w:szCs w:val="20"/>
+          <w:bdr w:val="none" w:sz="0" w:space="0" w:color="auto" w:frame="1"/>
+          <w:shd w:val="clear" w:color="auto" w:fill="FDFDFD"/>
+        </w:rPr>
+        <w:t>"debug"</w:t>
+      </w:r>
+      <w:r>
+        <w:rPr>
+          <w:rFonts w:ascii="Consolas" w:eastAsia="굴림" w:hAnsi="Consolas" w:cs="굴림"/>
+          <w:color w:val="000000"/>
+          <w:kern w:val="0"/>
+          <w:sz w:val="20"/>
+          <w:szCs w:val="20"/>
+          <w:shd w:val="clear" w:color="auto" w:fill="FDFDFD"/>
+        </w:rPr>
+        <w:t xml:space="preserve"> command is executed</w:t>
+      </w:r>
+      <w:r>
+        <w:rPr>
+          <w:rFonts w:ascii="Consolas" w:eastAsia="굴림" w:hAnsi="Consolas" w:cs="굴림"/>
+          <w:color w:val="666666"/>
+          <w:kern w:val="0"/>
+          <w:sz w:val="20"/>
+          <w:szCs w:val="20"/>
+          <w:bdr w:val="none" w:sz="0" w:space="0" w:color="auto" w:frame="1"/>
+          <w:shd w:val="clear" w:color="auto" w:fill="FDFDFD"/>
+        </w:rPr>
+        <w:t>.</w:t>
+      </w:r>
+    </w:p>
+    <w:p>
+      <w:pPr>
+        <w:widowControl/>
+        <w:wordWrap/>
+        <w:autoSpaceDE/>
+        <w:autoSpaceDN/>
+        <w:spacing w:after="0" w:line="240" w:lineRule="auto"/>
+        <w:ind w:leftChars="300" w:left="660"/>
+        <w:jc w:val="left"/>
+        <w:rPr>
+          <w:rFonts w:ascii="Consolas" w:eastAsia="굴림" w:hAnsi="Consolas" w:cs="굴림"/>
+          <w:color w:val="000000"/>
+          <w:kern w:val="0"/>
+          <w:sz w:val="20"/>
+          <w:szCs w:val="20"/>
+          <w:shd w:val="clear" w:color="auto" w:fill="FDFDFD"/>
+        </w:rPr>
+      </w:pPr>
+      <w:r>
+        <w:rPr>
+          <w:rFonts w:ascii="Consolas" w:eastAsia="굴림" w:hAnsi="Consolas" w:cs="굴림"/>
+          <w:color w:val="000000"/>
+          <w:kern w:val="0"/>
+          <w:sz w:val="20"/>
+          <w:szCs w:val="20"/>
+          <w:shd w:val="clear" w:color="auto" w:fill="FDFDFD"/>
+        </w:rPr>
+        <w:t xml:space="preserve">#                   Include here and not </w:t>
+      </w:r>
+      <w:r>
+        <w:rPr>
+          <w:rFonts w:ascii="Consolas" w:eastAsia="굴림" w:hAnsi="Consolas" w:cs="굴림"/>
+          <w:color w:val="137FB7"/>
+          <w:kern w:val="0"/>
+          <w:sz w:val="20"/>
+          <w:szCs w:val="20"/>
+          <w:bdr w:val="none" w:sz="0" w:space="0" w:color="auto" w:frame="1"/>
+          <w:shd w:val="clear" w:color="auto" w:fill="FDFDFD"/>
+        </w:rPr>
+        <w:t>in</w:t>
+      </w:r>
+      <w:r>
+        <w:rPr>
+          <w:rFonts w:ascii="Consolas" w:eastAsia="굴림" w:hAnsi="Consolas" w:cs="굴림"/>
+          <w:color w:val="000000"/>
+          <w:kern w:val="0"/>
+          <w:sz w:val="20"/>
+          <w:szCs w:val="20"/>
+          <w:shd w:val="clear" w:color="auto" w:fill="FDFDFD"/>
+        </w:rPr>
+        <w:t xml:space="preserve"> </w:t>
+      </w:r>
+      <w:r>
+        <w:rPr>
+          <w:rFonts w:ascii="Consolas" w:eastAsia="굴림" w:hAnsi="Consolas" w:cs="굴림"/>
+          <w:color w:val="E57523"/>
+          <w:kern w:val="0"/>
+          <w:sz w:val="20"/>
+          <w:szCs w:val="20"/>
+          <w:bdr w:val="none" w:sz="0" w:space="0" w:color="auto" w:frame="1"/>
+          <w:shd w:val="clear" w:color="auto" w:fill="FDFDFD"/>
+        </w:rPr>
+        <w:t>JAVA_OPTS</w:t>
+      </w:r>
+      <w:r>
+        <w:rPr>
+          <w:rFonts w:ascii="Consolas" w:eastAsia="굴림" w:hAnsi="Consolas" w:cs="굴림"/>
+          <w:color w:val="000000"/>
+          <w:kern w:val="0"/>
+          <w:sz w:val="20"/>
+          <w:szCs w:val="20"/>
+          <w:shd w:val="clear" w:color="auto" w:fill="FDFDFD"/>
+        </w:rPr>
+        <w:t xml:space="preserve"> all </w:t>
+      </w:r>
+      <w:proofErr w:type="spellStart"/>
+      <w:proofErr w:type="gramStart"/>
+      <w:r>
+        <w:rPr>
+          <w:rFonts w:ascii="Consolas" w:eastAsia="굴림" w:hAnsi="Consolas" w:cs="굴림"/>
+          <w:color w:val="000000"/>
+          <w:kern w:val="0"/>
+          <w:sz w:val="20"/>
+          <w:szCs w:val="20"/>
+          <w:shd w:val="clear" w:color="auto" w:fill="FDFDFD"/>
+        </w:rPr>
+        <w:t>options</w:t>
+      </w:r>
+      <w:r>
+        <w:rPr>
+          <w:rFonts w:ascii="Consolas" w:eastAsia="굴림" w:hAnsi="Consolas" w:cs="굴림"/>
+          <w:color w:val="666666"/>
+          <w:kern w:val="0"/>
+          <w:sz w:val="20"/>
+          <w:szCs w:val="20"/>
+          <w:bdr w:val="none" w:sz="0" w:space="0" w:color="auto" w:frame="1"/>
+          <w:shd w:val="clear" w:color="auto" w:fill="FDFDFD"/>
+        </w:rPr>
+        <w:t>,</w:t>
+      </w:r>
+      <w:r>
+        <w:rPr>
+          <w:rFonts w:ascii="Consolas" w:eastAsia="굴림" w:hAnsi="Consolas" w:cs="굴림"/>
+          <w:color w:val="000000"/>
+          <w:kern w:val="0"/>
+          <w:sz w:val="20"/>
+          <w:szCs w:val="20"/>
+          <w:shd w:val="clear" w:color="auto" w:fill="FDFDFD"/>
+        </w:rPr>
+        <w:t>that</w:t>
+      </w:r>
+      <w:proofErr w:type="spellEnd"/>
+      <w:proofErr w:type="gramEnd"/>
+      <w:r>
+        <w:rPr>
+          <w:rFonts w:ascii="Consolas" w:eastAsia="굴림" w:hAnsi="Consolas" w:cs="굴림"/>
+          <w:color w:val="000000"/>
+          <w:kern w:val="0"/>
+          <w:sz w:val="20"/>
+          <w:szCs w:val="20"/>
+          <w:shd w:val="clear" w:color="auto" w:fill="FDFDFD"/>
+        </w:rPr>
+        <w:t xml:space="preserve"> </w:t>
+      </w:r>
+      <w:r>
+        <w:rPr>
+          <w:rFonts w:ascii="Consolas" w:eastAsia="굴림" w:hAnsi="Consolas" w:cs="굴림"/>
+          <w:color w:val="000000"/>
+          <w:kern w:val="0"/>
+          <w:sz w:val="20"/>
+          <w:szCs w:val="20"/>
+          <w:shd w:val="clear" w:color="auto" w:fill="FDFDFD"/>
+        </w:rPr>
+        <w:t>should</w:t>
+      </w:r>
+    </w:p>
+    <w:p>
+      <w:pPr>
+        <w:widowControl/>
+        <w:wordWrap/>
+        <w:autoSpaceDE/>
+        <w:autoSpaceDN/>
+        <w:spacing w:after="0" w:line="240" w:lineRule="auto"/>
+        <w:ind w:leftChars="300" w:left="660"/>
+        <w:jc w:val="left"/>
+        <w:rPr>
+          <w:rFonts w:ascii="Consolas" w:eastAsia="굴림" w:hAnsi="Consolas" w:cs="굴림"/>
+          <w:color w:val="000000"/>
+          <w:kern w:val="0"/>
+          <w:sz w:val="20"/>
+          <w:szCs w:val="20"/>
+          <w:shd w:val="clear" w:color="auto" w:fill="FDFDFD"/>
+        </w:rPr>
+      </w:pPr>
+      <w:r>
+        <w:rPr>
+          <w:rFonts w:ascii="Consolas" w:eastAsia="굴림" w:hAnsi="Consolas" w:cs="굴림"/>
+          <w:color w:val="000000"/>
+          <w:kern w:val="0"/>
+          <w:sz w:val="20"/>
+          <w:szCs w:val="20"/>
+          <w:shd w:val="clear" w:color="auto" w:fill="FDFDFD"/>
+        </w:rPr>
+        <w:t>#                   only be used by Tomcat itself</w:t>
+      </w:r>
+      <w:r>
+        <w:rPr>
+          <w:rFonts w:ascii="Consolas" w:eastAsia="굴림" w:hAnsi="Consolas" w:cs="굴림"/>
+          <w:color w:val="666666"/>
+          <w:kern w:val="0"/>
+          <w:sz w:val="20"/>
+          <w:szCs w:val="20"/>
+          <w:bdr w:val="none" w:sz="0" w:space="0" w:color="auto" w:frame="1"/>
+          <w:shd w:val="clear" w:color="auto" w:fill="FDFDFD"/>
+        </w:rPr>
+        <w:t>,</w:t>
+      </w:r>
+      <w:r>
+        <w:rPr>
+          <w:rFonts w:ascii="Consolas" w:eastAsia="굴림" w:hAnsi="Consolas" w:cs="굴림"/>
+          <w:color w:val="000000"/>
+          <w:kern w:val="0"/>
+          <w:sz w:val="20"/>
+          <w:szCs w:val="20"/>
+          <w:shd w:val="clear" w:color="auto" w:fill="FDFDFD"/>
+        </w:rPr>
+        <w:t xml:space="preserve"> not by the stop process</w:t>
+      </w:r>
+      <w:r>
+        <w:rPr>
+          <w:rFonts w:ascii="Consolas" w:eastAsia="굴림" w:hAnsi="Consolas" w:cs="굴림"/>
+          <w:color w:val="666666"/>
+          <w:kern w:val="0"/>
+          <w:sz w:val="20"/>
+          <w:szCs w:val="20"/>
+          <w:bdr w:val="none" w:sz="0" w:space="0" w:color="auto" w:frame="1"/>
+          <w:shd w:val="clear" w:color="auto" w:fill="FDFDFD"/>
+        </w:rPr>
+        <w:t>,</w:t>
+      </w:r>
+    </w:p>
+    <w:p>
+      <w:pPr>
+        <w:widowControl/>
+        <w:wordWrap/>
+        <w:autoSpaceDE/>
+        <w:autoSpaceDN/>
+        <w:spacing w:after="0" w:line="240" w:lineRule="auto"/>
+        <w:ind w:leftChars="300" w:left="660"/>
+        <w:jc w:val="left"/>
+        <w:rPr>
+          <w:rFonts w:ascii="Consolas" w:eastAsia="굴림" w:hAnsi="Consolas" w:cs="굴림"/>
+          <w:color w:val="000000"/>
+          <w:kern w:val="0"/>
+          <w:sz w:val="20"/>
+          <w:szCs w:val="20"/>
+          <w:shd w:val="clear" w:color="auto" w:fill="FDFDFD"/>
+        </w:rPr>
+      </w:pPr>
+      <w:r>
+        <w:rPr>
+          <w:rFonts w:ascii="Consolas" w:eastAsia="굴림" w:hAnsi="Consolas" w:cs="굴림"/>
+          <w:color w:val="000000"/>
+          <w:kern w:val="0"/>
+          <w:sz w:val="20"/>
+          <w:szCs w:val="20"/>
+          <w:shd w:val="clear" w:color="auto" w:fill="FDFDFD"/>
+        </w:rPr>
+        <w:t>#                   the version command etc</w:t>
+      </w:r>
+      <w:r>
+        <w:rPr>
+          <w:rFonts w:ascii="Consolas" w:eastAsia="굴림" w:hAnsi="Consolas" w:cs="굴림"/>
+          <w:color w:val="666666"/>
+          <w:kern w:val="0"/>
+          <w:sz w:val="20"/>
+          <w:szCs w:val="20"/>
+          <w:bdr w:val="none" w:sz="0" w:space="0" w:color="auto" w:frame="1"/>
+          <w:shd w:val="clear" w:color="auto" w:fill="FDFDFD"/>
+        </w:rPr>
+        <w:t>.</w:t>
+      </w:r>
+    </w:p>
+    <w:p>
+      <w:pPr>
+        <w:ind w:leftChars="300" w:left="660"/>
+        <w:rPr>
+          <w:rFonts w:eastAsiaTheme="minorHAnsi"/>
+          <w:b/>
+        </w:rPr>
+      </w:pPr>
+      <w:r>
+        <w:rPr>
+          <w:rFonts w:ascii="Consolas" w:eastAsia="굴림" w:hAnsi="Consolas" w:cs="굴림"/>
+          <w:color w:val="000000"/>
+          <w:kern w:val="0"/>
+          <w:sz w:val="20"/>
+          <w:szCs w:val="20"/>
+          <w:shd w:val="clear" w:color="auto" w:fill="FDFDFD"/>
+        </w:rPr>
+        <w:t xml:space="preserve">#                   Examples are </w:t>
+      </w:r>
+      <w:r>
+        <w:rPr>
+          <w:rFonts w:ascii="Consolas" w:eastAsia="굴림" w:hAnsi="Consolas" w:cs="굴림"/>
+          <w:b/>
+          <w:color w:val="000000"/>
+          <w:kern w:val="0"/>
+          <w:sz w:val="20"/>
+          <w:szCs w:val="20"/>
+          <w:u w:val="single"/>
+          <w:shd w:val="clear" w:color="auto" w:fill="FDFDFD"/>
+        </w:rPr>
+        <w:t>heap size</w:t>
+      </w:r>
+      <w:r>
+        <w:rPr>
+          <w:rFonts w:ascii="Consolas" w:eastAsia="굴림" w:hAnsi="Consolas" w:cs="굴림"/>
+          <w:color w:val="666666"/>
+          <w:kern w:val="0"/>
+          <w:sz w:val="20"/>
+          <w:szCs w:val="20"/>
+          <w:bdr w:val="none" w:sz="0" w:space="0" w:color="auto" w:frame="1"/>
+          <w:shd w:val="clear" w:color="auto" w:fill="FDFDFD"/>
+        </w:rPr>
+        <w:t>,</w:t>
+      </w:r>
+      <w:r>
+        <w:rPr>
+          <w:rFonts w:ascii="Consolas" w:eastAsia="굴림" w:hAnsi="Consolas" w:cs="굴림"/>
+          <w:color w:val="000000"/>
+          <w:kern w:val="0"/>
+          <w:sz w:val="20"/>
+          <w:szCs w:val="20"/>
+          <w:shd w:val="clear" w:color="auto" w:fill="FDFDFD"/>
+        </w:rPr>
+        <w:t xml:space="preserve"> </w:t>
+      </w:r>
+      <w:r>
+        <w:rPr>
+          <w:rFonts w:ascii="Consolas" w:eastAsia="굴림" w:hAnsi="Consolas" w:cs="굴림"/>
+          <w:color w:val="E57523"/>
+          <w:kern w:val="0"/>
+          <w:sz w:val="20"/>
+          <w:szCs w:val="20"/>
+          <w:bdr w:val="none" w:sz="0" w:space="0" w:color="auto" w:frame="1"/>
+          <w:shd w:val="clear" w:color="auto" w:fill="FDFDFD"/>
+        </w:rPr>
+        <w:t>GC</w:t>
+      </w:r>
+      <w:r>
+        <w:rPr>
+          <w:rFonts w:ascii="Consolas" w:eastAsia="굴림" w:hAnsi="Consolas" w:cs="굴림"/>
+          <w:color w:val="000000"/>
+          <w:kern w:val="0"/>
+          <w:sz w:val="20"/>
+          <w:szCs w:val="20"/>
+          <w:shd w:val="clear" w:color="auto" w:fill="FDFDFD"/>
+        </w:rPr>
+        <w:t xml:space="preserve"> logging</w:t>
+      </w:r>
+      <w:r>
+        <w:rPr>
+          <w:rFonts w:ascii="Consolas" w:eastAsia="굴림" w:hAnsi="Consolas" w:cs="굴림"/>
+          <w:color w:val="666666"/>
+          <w:kern w:val="0"/>
+          <w:sz w:val="20"/>
+          <w:szCs w:val="20"/>
+          <w:bdr w:val="none" w:sz="0" w:space="0" w:color="auto" w:frame="1"/>
+          <w:shd w:val="clear" w:color="auto" w:fill="FDFDFD"/>
+        </w:rPr>
+        <w:t>,</w:t>
+      </w:r>
+      <w:r>
+        <w:rPr>
+          <w:rFonts w:ascii="Consolas" w:eastAsia="굴림" w:hAnsi="Consolas" w:cs="굴림"/>
+          <w:color w:val="000000"/>
+          <w:kern w:val="0"/>
+          <w:sz w:val="20"/>
+          <w:szCs w:val="20"/>
+          <w:shd w:val="clear" w:color="auto" w:fill="FDFDFD"/>
+        </w:rPr>
+        <w:t xml:space="preserve"> </w:t>
+      </w:r>
+      <w:r>
+        <w:rPr>
+          <w:rFonts w:ascii="Consolas" w:eastAsia="굴림" w:hAnsi="Consolas" w:cs="굴림"/>
+          <w:color w:val="E57523"/>
+          <w:kern w:val="0"/>
+          <w:sz w:val="20"/>
+          <w:szCs w:val="20"/>
+          <w:bdr w:val="none" w:sz="0" w:space="0" w:color="auto" w:frame="1"/>
+          <w:shd w:val="clear" w:color="auto" w:fill="FDFDFD"/>
+        </w:rPr>
+        <w:t>JMX</w:t>
+      </w:r>
+      <w:r>
+        <w:rPr>
+          <w:rFonts w:ascii="Consolas" w:eastAsia="굴림" w:hAnsi="Consolas" w:cs="굴림"/>
+          <w:color w:val="000000"/>
+          <w:kern w:val="0"/>
+          <w:sz w:val="20"/>
+          <w:szCs w:val="20"/>
+          <w:shd w:val="clear" w:color="auto" w:fill="FDFDFD"/>
+        </w:rPr>
+        <w:t xml:space="preserve"> ports etc</w:t>
+      </w:r>
+      <w:r>
+        <w:rPr>
+          <w:rFonts w:ascii="Consolas" w:eastAsia="굴림" w:hAnsi="Consolas" w:cs="굴림"/>
+          <w:color w:val="666666"/>
+          <w:kern w:val="0"/>
+          <w:sz w:val="20"/>
+          <w:szCs w:val="20"/>
+          <w:bdr w:val="none" w:sz="0" w:space="0" w:color="auto" w:frame="1"/>
+          <w:shd w:val="clear" w:color="auto" w:fill="FDFDFD"/>
+        </w:rPr>
+        <w:t>.</w:t>
+      </w:r>
+    </w:p>
+    <w:p>
+      <w:pPr>
+        <w:ind w:left="580"/>
+        <w:rPr>
+          <w:rFonts w:eastAsiaTheme="minorHAnsi"/>
+          <w:color w:val="000000"/>
+          <w:shd w:val="clear" w:color="auto" w:fill="FFFFFF"/>
+        </w:rPr>
+      </w:pPr>
+      <w:r>
+        <w:rPr>
+          <w:rFonts w:eastAsiaTheme="minorHAnsi"/>
+          <w:color w:val="000000"/>
+          <w:shd w:val="clear" w:color="auto" w:fill="FFFFFF"/>
+        </w:rPr>
+        <w:t>catalina.sh는 catalina_opts로 heap사이즈를 지정</w:t>
+      </w:r>
+      <w:r>
+        <w:rPr>
+          <w:rFonts w:eastAsiaTheme="minorHAnsi" w:hint="eastAsia"/>
+          <w:color w:val="000000"/>
+          <w:shd w:val="clear" w:color="auto" w:fill="FFFFFF"/>
+        </w:rPr>
+        <w:t>한</w:t>
+      </w:r>
+      <w:r>
+        <w:rPr>
+          <w:rFonts w:eastAsiaTheme="minorHAnsi"/>
+          <w:color w:val="000000"/>
+          <w:shd w:val="clear" w:color="auto" w:fill="FFFFFF"/>
+        </w:rPr>
+        <w:t>다</w:t>
+      </w:r>
+      <w:r>
+        <w:rPr>
+          <w:rFonts w:eastAsiaTheme="minorHAnsi" w:hint="eastAsia"/>
+          <w:color w:val="000000"/>
+          <w:shd w:val="clear" w:color="auto" w:fill="FFFFFF"/>
+        </w:rPr>
+        <w:t>.</w:t>
+      </w:r>
+    </w:p>
+    <w:p>
+      <w:pPr>
+        <w:pStyle w:val="se-text-paragraph"/>
+        <w:shd w:val="clear" w:color="auto" w:fill="FFFFFF"/>
+        <w:spacing w:before="0" w:beforeAutospacing="0" w:after="0" w:afterAutospacing="0"/>
+        <w:ind w:firstLine="800"/>
+        <w:textAlignment w:val="baseline"/>
+        <w:rPr>
+          <w:rFonts w:ascii="Arial" w:hAnsi="Arial" w:cs="Arial"/>
+          <w:color w:val="8A8A8A"/>
+          <w:sz w:val="2"/>
+          <w:szCs w:val="2"/>
+        </w:rPr>
+      </w:pPr>
+      <w:r>
+        <w:rPr>
+          <w:rStyle w:val="se-fs-"/>
+          <w:rFonts w:ascii="Helvetica" w:hAnsi="Helvetica" w:cs="Arial"/>
+          <w:color w:val="000000"/>
+          <w:sz w:val="23"/>
+          <w:szCs w:val="23"/>
+          <w:bdr w:val="none" w:sz="0" w:space="0" w:color="auto" w:frame="1"/>
+        </w:rPr>
+        <w:t xml:space="preserve">-XMS </w:t>
+      </w:r>
+      <w:r>
+        <w:rPr>
+          <w:rStyle w:val="se-fs-"/>
+          <w:rFonts w:ascii="Helvetica" w:hAnsi="Helvetica" w:cs="Arial" w:hint="eastAsia"/>
+          <w:color w:val="000000"/>
+          <w:sz w:val="23"/>
+          <w:szCs w:val="23"/>
+          <w:bdr w:val="none" w:sz="0" w:space="0" w:color="auto" w:frame="1"/>
+        </w:rPr>
+        <w:t>최소</w:t>
+      </w:r>
+    </w:p>
+    <w:p>
+      <w:pPr>
+        <w:pStyle w:val="se-text-paragraph"/>
+        <w:shd w:val="clear" w:color="auto" w:fill="FFFFFF"/>
+        <w:spacing w:before="0" w:beforeAutospacing="0" w:after="0" w:afterAutospacing="0"/>
+        <w:ind w:firstLine="800"/>
+        <w:textAlignment w:val="baseline"/>
+        <w:rPr>
+          <w:rStyle w:val="se-fs-"/>
+          <w:rFonts w:ascii="Helvetica" w:hAnsi="Helvetica" w:cs="Arial"/>
+          <w:color w:val="000000"/>
+          <w:sz w:val="23"/>
+          <w:szCs w:val="23"/>
+          <w:bdr w:val="none" w:sz="0" w:space="0" w:color="auto" w:frame="1"/>
+        </w:rPr>
+      </w:pPr>
+      <w:r>
+        <w:rPr>
+          <w:rStyle w:val="se-fs-"/>
+          <w:rFonts w:ascii="Helvetica" w:hAnsi="Helvetica" w:cs="Arial"/>
+          <w:color w:val="000000"/>
+          <w:sz w:val="23"/>
+          <w:szCs w:val="23"/>
+          <w:bdr w:val="none" w:sz="0" w:space="0" w:color="auto" w:frame="1"/>
+        </w:rPr>
+        <w:t xml:space="preserve">-XMX </w:t>
+      </w:r>
+      <w:r>
+        <w:rPr>
+          <w:rStyle w:val="se-fs-"/>
+          <w:rFonts w:ascii="Helvetica" w:hAnsi="Helvetica" w:cs="Arial" w:hint="eastAsia"/>
+          <w:color w:val="000000"/>
+          <w:sz w:val="23"/>
+          <w:szCs w:val="23"/>
+          <w:bdr w:val="none" w:sz="0" w:space="0" w:color="auto" w:frame="1"/>
+        </w:rPr>
+        <w:t>최대</w:t>
+      </w:r>
+    </w:p>
+    <w:p>
+      <w:pPr>
+        <w:pStyle w:val="se-text-paragraph"/>
+        <w:shd w:val="clear" w:color="auto" w:fill="FFFFFF"/>
+        <w:spacing w:before="0" w:beforeAutospacing="0" w:after="0" w:afterAutospacing="0"/>
+        <w:ind w:firstLine="800"/>
+        <w:textAlignment w:val="baseline"/>
+        <w:rPr>
+          <w:rFonts w:ascii="Helvetica" w:hAnsi="Helvetica" w:cs="Arial"/>
+          <w:color w:val="000000"/>
+          <w:sz w:val="23"/>
+          <w:szCs w:val="23"/>
+          <w:bdr w:val="none" w:sz="0" w:space="0" w:color="auto" w:frame="1"/>
+        </w:rPr>
+      </w:pPr>
+    </w:p>
+    <w:p>
+      <w:pPr>
+        <w:ind w:left="580"/>
+        <w:rPr>
+          <w:rFonts w:ascii="Helvetica" w:hAnsi="Helvetica"/>
+          <w:color w:val="000000"/>
+          <w:sz w:val="23"/>
+          <w:szCs w:val="23"/>
+          <w:shd w:val="clear" w:color="auto" w:fill="FFFFFF"/>
+        </w:rPr>
+      </w:pPr>
+      <w:r>
+        <w:rPr>
+          <w:noProof/>
+        </w:rPr>
+        <w:drawing>
+          <wp:inline distT="0" distB="0" distL="0" distR="0">
+            <wp:extent cx="5731510" cy="525945"/>
+            <wp:effectExtent l="0" t="0" r="2540" b="7620"/>
+            <wp:docPr id="64" name="그림 64" descr="https://postfiles.pstatic.net/MjAyMTEwMjFfOTEg/MDAxNjM0Nzc2MzQ1MDY0.hkef03iVSnsiN4V81J755UWVx5_ZTDfAskHQYmaXGaEg.04bkozHuoNsmYowoGGIkrkdg9vZPW3g5f14U2Xy6DzAg.PNG.ggoddii/%EC%BA%A1%EC%B2%98.PNG?type=w773"/>
+            <wp:cNvGraphicFramePr>
+              <a:graphicFrameLocks xmlns:a="http://schemas.openxmlformats.org/drawingml/2006/main" noChangeAspect="1"/>
+            </wp:cNvGraphicFramePr>
+            <a:graphic xmlns:a="http://schemas.openxmlformats.org/drawingml/2006/main">
+              <a:graphicData uri="http://schemas.openxmlformats.org/drawingml/2006/picture">
+                <pic:pic xmlns:pic="http://schemas.openxmlformats.org/drawingml/2006/picture">
+                  <pic:nvPicPr>
+                    <pic:cNvPr id="0" name="Picture 21" descr="https://postfiles.pstatic.net/MjAyMTEwMjFfOTEg/MDAxNjM0Nzc2MzQ1MDY0.hkef03iVSnsiN4V81J755UWVx5_ZTDfAskHQYmaXGaEg.04bkozHuoNsmYowoGGIkrkdg9vZPW3g5f14U2Xy6DzAg.PNG.ggoddii/%EC%BA%A1%EC%B2%98.PNG?type=w773"/>
+                    <pic:cNvPicPr>
+                      <a:picLocks noChangeAspect="1" noChangeArrowheads="1"/>
+                    </pic:cNvPicPr>
+                  </pic:nvPicPr>
+                  <pic:blipFill>
+                    <a:blip r:embed="rId48">
+                      <a:extLst>
+                        <a:ext uri="{28A0092B-C50C-407E-A947-70E740481C1C}">
+                          <a14:useLocalDpi xmlns:a14="http://schemas.microsoft.com/office/drawing/2010/main" val="0"/>
+                        </a:ext>
+                      </a:extLst>
+                    </a:blip>
+                    <a:srcRect/>
+                    <a:stretch>
+                      <a:fillRect/>
+                    </a:stretch>
+                  </pic:blipFill>
+                  <pic:spPr bwMode="auto">
+                    <a:xfrm>
+                      <a:off x="0" y="0"/>
+                      <a:ext cx="5731510" cy="525945"/>
+                    </a:xfrm>
+                    <a:prstGeom prst="rect">
+                      <a:avLst/>
+                    </a:prstGeom>
+                    <a:noFill/>
+                    <a:ln>
+                      <a:noFill/>
+                    </a:ln>
+                  </pic:spPr>
+                </pic:pic>
+              </a:graphicData>
+            </a:graphic>
+          </wp:inline>
+        </w:drawing>
+      </w:r>
+    </w:p>
+    <w:p>
+      <w:pPr>
+        <w:ind w:left="580"/>
+        <w:rPr>
+          <w:rFonts w:ascii="Helvetica" w:hAnsi="Helvetica"/>
+          <w:color w:val="000000"/>
+          <w:sz w:val="23"/>
+          <w:szCs w:val="23"/>
+          <w:shd w:val="clear" w:color="auto" w:fill="FFFFFF"/>
+        </w:rPr>
+      </w:pPr>
+      <w:r>
+        <w:rPr>
+          <w:rFonts w:ascii="Helvetica" w:hAnsi="Helvetica"/>
+          <w:color w:val="000000"/>
+          <w:sz w:val="23"/>
+          <w:szCs w:val="23"/>
+          <w:shd w:val="clear" w:color="auto" w:fill="FFFFFF"/>
+        </w:rPr>
+        <w:t>만일</w:t>
+      </w:r>
+      <w:r>
+        <w:rPr>
+          <w:rFonts w:ascii="Helvetica" w:hAnsi="Helvetica"/>
+          <w:color w:val="000000"/>
+          <w:sz w:val="23"/>
+          <w:szCs w:val="23"/>
+          <w:shd w:val="clear" w:color="auto" w:fill="FFFFFF"/>
+        </w:rPr>
+        <w:t xml:space="preserve"> Heap memory </w:t>
+      </w:r>
+      <w:r>
+        <w:rPr>
+          <w:rFonts w:ascii="Helvetica" w:hAnsi="Helvetica"/>
+          <w:color w:val="000000"/>
+          <w:sz w:val="23"/>
+          <w:szCs w:val="23"/>
+          <w:shd w:val="clear" w:color="auto" w:fill="FFFFFF"/>
+        </w:rPr>
+        <w:t>사이즈를</w:t>
+      </w:r>
+      <w:r>
+        <w:rPr>
+          <w:rFonts w:ascii="Helvetica" w:hAnsi="Helvetica"/>
+          <w:color w:val="000000"/>
+          <w:sz w:val="23"/>
+          <w:szCs w:val="23"/>
+          <w:shd w:val="clear" w:color="auto" w:fill="FFFFFF"/>
+        </w:rPr>
+        <w:t xml:space="preserve"> </w:t>
+      </w:r>
+      <w:r>
+        <w:rPr>
+          <w:rFonts w:ascii="Helvetica" w:hAnsi="Helvetica"/>
+          <w:color w:val="000000"/>
+          <w:sz w:val="23"/>
+          <w:szCs w:val="23"/>
+          <w:shd w:val="clear" w:color="auto" w:fill="FFFFFF"/>
+        </w:rPr>
+        <w:t>지정하지</w:t>
+      </w:r>
+      <w:r>
+        <w:rPr>
+          <w:rFonts w:ascii="Helvetica" w:hAnsi="Helvetica"/>
+          <w:color w:val="000000"/>
+          <w:sz w:val="23"/>
+          <w:szCs w:val="23"/>
+          <w:shd w:val="clear" w:color="auto" w:fill="FFFFFF"/>
+        </w:rPr>
+        <w:t xml:space="preserve"> </w:t>
+      </w:r>
+      <w:r>
+        <w:rPr>
+          <w:rFonts w:ascii="Helvetica" w:hAnsi="Helvetica"/>
+          <w:color w:val="000000"/>
+          <w:sz w:val="23"/>
+          <w:szCs w:val="23"/>
+          <w:shd w:val="clear" w:color="auto" w:fill="FFFFFF"/>
+        </w:rPr>
+        <w:t>않는다면</w:t>
+      </w:r>
+      <w:r>
+        <w:rPr>
+          <w:rFonts w:ascii="Helvetica" w:hAnsi="Helvetica"/>
+          <w:color w:val="000000"/>
+          <w:sz w:val="23"/>
+          <w:szCs w:val="23"/>
+          <w:shd w:val="clear" w:color="auto" w:fill="FFFFFF"/>
+        </w:rPr>
+        <w:t xml:space="preserve"> total</w:t>
+      </w:r>
+      <w:r>
+        <w:rPr>
+          <w:rFonts w:ascii="Helvetica" w:hAnsi="Helvetica"/>
+          <w:color w:val="000000"/>
+          <w:sz w:val="23"/>
+          <w:szCs w:val="23"/>
+          <w:shd w:val="clear" w:color="auto" w:fill="FFFFFF"/>
+        </w:rPr>
+        <w:t>메모리의</w:t>
+      </w:r>
+      <w:r>
+        <w:rPr>
+          <w:rFonts w:ascii="Helvetica" w:hAnsi="Helvetica"/>
+          <w:color w:val="000000"/>
+          <w:sz w:val="23"/>
+          <w:szCs w:val="23"/>
+          <w:shd w:val="clear" w:color="auto" w:fill="FFFFFF"/>
+        </w:rPr>
+        <w:t xml:space="preserve"> 1/4</w:t>
+      </w:r>
+      <w:r>
+        <w:rPr>
+          <w:rFonts w:ascii="Helvetica" w:hAnsi="Helvetica"/>
+          <w:color w:val="000000"/>
+          <w:sz w:val="23"/>
+          <w:szCs w:val="23"/>
+          <w:shd w:val="clear" w:color="auto" w:fill="FFFFFF"/>
+        </w:rPr>
+        <w:t>이</w:t>
+      </w:r>
+      <w:r>
+        <w:rPr>
+          <w:rFonts w:ascii="Helvetica" w:hAnsi="Helvetica"/>
+          <w:color w:val="000000"/>
+          <w:sz w:val="23"/>
+          <w:szCs w:val="23"/>
+          <w:shd w:val="clear" w:color="auto" w:fill="FFFFFF"/>
+        </w:rPr>
+        <w:t xml:space="preserve"> </w:t>
+      </w:r>
+      <w:r>
+        <w:rPr>
+          <w:rFonts w:ascii="Helvetica" w:hAnsi="Helvetica"/>
+          <w:color w:val="000000"/>
+          <w:sz w:val="23"/>
+          <w:szCs w:val="23"/>
+          <w:shd w:val="clear" w:color="auto" w:fill="FFFFFF"/>
+        </w:rPr>
+        <w:t>자동적으로</w:t>
+      </w:r>
+      <w:r>
+        <w:rPr>
+          <w:rFonts w:ascii="Helvetica" w:hAnsi="Helvetica"/>
+          <w:color w:val="000000"/>
+          <w:sz w:val="23"/>
+          <w:szCs w:val="23"/>
+          <w:shd w:val="clear" w:color="auto" w:fill="FFFFFF"/>
+        </w:rPr>
+        <w:t xml:space="preserve"> </w:t>
+      </w:r>
+      <w:r>
+        <w:rPr>
+          <w:rFonts w:ascii="Helvetica" w:hAnsi="Helvetica"/>
+          <w:color w:val="000000"/>
+          <w:sz w:val="23"/>
+          <w:szCs w:val="23"/>
+          <w:shd w:val="clear" w:color="auto" w:fill="FFFFFF"/>
+        </w:rPr>
+        <w:t>지정</w:t>
+      </w:r>
+      <w:r>
+        <w:rPr>
+          <w:rFonts w:ascii="Helvetica" w:hAnsi="Helvetica" w:hint="eastAsia"/>
+          <w:color w:val="000000"/>
+          <w:sz w:val="23"/>
+          <w:szCs w:val="23"/>
+          <w:shd w:val="clear" w:color="auto" w:fill="FFFFFF"/>
+        </w:rPr>
+        <w:t>된다</w:t>
+      </w:r>
+      <w:r>
+        <w:rPr>
+          <w:rFonts w:ascii="Helvetica" w:hAnsi="Helvetica" w:hint="eastAsia"/>
+          <w:color w:val="000000"/>
+          <w:sz w:val="23"/>
+          <w:szCs w:val="23"/>
+          <w:shd w:val="clear" w:color="auto" w:fill="FFFFFF"/>
+        </w:rPr>
+        <w:t>.</w:t>
+      </w:r>
+    </w:p>
+    <w:p>
+      <w:pPr>
+        <w:ind w:left="580"/>
+        <w:rPr>
+          <w:rFonts w:eastAsiaTheme="minorHAnsi"/>
+          <w:color w:val="000000"/>
+          <w:shd w:val="clear" w:color="auto" w:fill="FFFFFF"/>
+        </w:rPr>
+      </w:pPr>
+    </w:p>
+    <w:p>
+      <w:pPr>
+        <w:ind w:left="580"/>
+        <w:rPr>
+          <w:rFonts w:eastAsiaTheme="minorHAnsi"/>
+          <w:color w:val="000000"/>
+          <w:shd w:val="clear" w:color="auto" w:fill="FFFFFF"/>
+        </w:rPr>
+      </w:pPr>
+    </w:p>
+    <w:p>
+      <w:pPr>
+        <w:ind w:left="580"/>
+        <w:rPr>
+          <w:rFonts w:eastAsiaTheme="minorHAnsi"/>
+          <w:color w:val="000000"/>
+          <w:shd w:val="clear" w:color="auto" w:fill="FFFFFF"/>
+        </w:rPr>
+      </w:pPr>
+    </w:p>
+    <w:p>
+      <w:pPr>
+        <w:ind w:left="580"/>
+        <w:rPr>
+          <w:rFonts w:eastAsiaTheme="minorHAnsi"/>
+          <w:color w:val="000000"/>
+          <w:shd w:val="clear" w:color="auto" w:fill="FFFFFF"/>
+        </w:rPr>
+      </w:pPr>
+    </w:p>
+    <w:p>
+      <w:pPr>
+        <w:ind w:left="580"/>
+        <w:rPr>
+          <w:rFonts w:eastAsiaTheme="minorHAnsi"/>
+          <w:color w:val="000000"/>
+          <w:shd w:val="clear" w:color="auto" w:fill="FFFFFF"/>
+        </w:rPr>
+      </w:pPr>
+    </w:p>
+    <w:p>
+      <w:pPr>
+        <w:ind w:left="580"/>
+        <w:rPr>
+          <w:rFonts w:eastAsiaTheme="minorHAnsi"/>
+          <w:color w:val="000000"/>
+          <w:shd w:val="clear" w:color="auto" w:fill="FFFFFF"/>
+        </w:rPr>
+      </w:pPr>
+    </w:p>
+    <w:p>
+      <w:pPr>
+        <w:ind w:left="580"/>
+        <w:rPr>
+          <w:rFonts w:eastAsiaTheme="minorHAnsi"/>
+          <w:color w:val="000000"/>
+          <w:shd w:val="clear" w:color="auto" w:fill="FFFFFF"/>
+        </w:rPr>
+      </w:pPr>
+    </w:p>
+    <w:p>
+      <w:pPr>
+        <w:ind w:left="580"/>
+        <w:rPr>
+          <w:rFonts w:eastAsiaTheme="minorHAnsi"/>
+          <w:color w:val="000000"/>
+          <w:shd w:val="clear" w:color="auto" w:fill="FFFFFF"/>
+        </w:rPr>
+      </w:pPr>
+    </w:p>
+    <w:p>
+      <w:pPr>
+        <w:ind w:firstLine="180"/>
+        <w:rPr>
+          <w:b/>
+          <w:sz w:val="32"/>
+          <w:szCs w:val="32"/>
+        </w:rPr>
+      </w:pPr>
+      <w:r>
+        <w:rPr>
+          <w:rFonts w:hint="eastAsia"/>
+          <w:b/>
+          <w:sz w:val="32"/>
+          <w:szCs w:val="32"/>
+        </w:rPr>
+        <w:lastRenderedPageBreak/>
+        <w:t>H</w:t>
+      </w:r>
+      <w:r>
+        <w:rPr>
+          <w:b/>
+          <w:sz w:val="32"/>
+          <w:szCs w:val="32"/>
+        </w:rPr>
+        <w:t xml:space="preserve">eap memory </w:t>
+      </w:r>
+      <w:r>
+        <w:rPr>
+          <w:rFonts w:hint="eastAsia"/>
+          <w:b/>
+          <w:sz w:val="32"/>
+          <w:szCs w:val="32"/>
+        </w:rPr>
+        <w:t>구성</w:t>
+      </w:r>
+      <w:r>
+        <w:rPr>
+          <w:rFonts w:hint="eastAsia"/>
+          <w:b/>
+          <w:sz w:val="32"/>
+          <w:szCs w:val="32"/>
+        </w:rPr>
+        <w:t xml:space="preserve"> </w:t>
+      </w:r>
+    </w:p>
+    <w:p>
+      <w:pPr>
+        <w:ind w:firstLine="660"/>
+        <w:rPr>
+          <w:b/>
+          <w:sz w:val="32"/>
+          <w:szCs w:val="32"/>
+        </w:rPr>
+      </w:pPr>
+      <w:r>
+        <w:rPr>
+          <w:noProof/>
+        </w:rPr>
+        <w:drawing>
+          <wp:inline distT="0" distB="0" distL="0" distR="0">
+            <wp:extent cx="5731510" cy="2451277"/>
+            <wp:effectExtent l="0" t="0" r="2540" b="6350"/>
+            <wp:docPr id="65" name="그림 65" descr="https://postfiles.pstatic.net/MjAyMTEwMjFfMjY1/MDAxNjM0Nzc2NTk4MTAw.0pbRzozBMZL-qChUpC1tL4V4xE5ipJfchSpbePu8rxsg.yPu8w0cNd3nOdUCzjKUaA8J6QaAnjCMjyNG60JCKM3Ug.PNG.ggoddii/heap.png?type=w773"/>
+            <wp:cNvGraphicFramePr>
+              <a:graphicFrameLocks xmlns:a="http://schemas.openxmlformats.org/drawingml/2006/main" noChangeAspect="1"/>
+            </wp:cNvGraphicFramePr>
+            <a:graphic xmlns:a="http://schemas.openxmlformats.org/drawingml/2006/main">
+              <a:graphicData uri="http://schemas.openxmlformats.org/drawingml/2006/picture">
+                <pic:pic xmlns:pic="http://schemas.openxmlformats.org/drawingml/2006/picture">
+                  <pic:nvPicPr>
+                    <pic:cNvPr id="0" name="Picture 23" descr="https://postfiles.pstatic.net/MjAyMTEwMjFfMjY1/MDAxNjM0Nzc2NTk4MTAw.0pbRzozBMZL-qChUpC1tL4V4xE5ipJfchSpbePu8rxsg.yPu8w0cNd3nOdUCzjKUaA8J6QaAnjCMjyNG60JCKM3Ug.PNG.ggoddii/heap.png?type=w773"/>
+                    <pic:cNvPicPr>
+                      <a:picLocks noChangeAspect="1" noChangeArrowheads="1"/>
+                    </pic:cNvPicPr>
+                  </pic:nvPicPr>
+                  <pic:blipFill>
+                    <a:blip r:embed="rId49">
+                      <a:extLst>
+                        <a:ext uri="{28A0092B-C50C-407E-A947-70E740481C1C}">
+                          <a14:useLocalDpi xmlns:a14="http://schemas.microsoft.com/office/drawing/2010/main" val="0"/>
+                        </a:ext>
+                      </a:extLst>
+                    </a:blip>
+                    <a:srcRect/>
+                    <a:stretch>
+                      <a:fillRect/>
+                    </a:stretch>
+                  </pic:blipFill>
+                  <pic:spPr bwMode="auto">
+                    <a:xfrm>
+                      <a:off x="0" y="0"/>
+                      <a:ext cx="5731510" cy="2451277"/>
+                    </a:xfrm>
+                    <a:prstGeom prst="rect">
+                      <a:avLst/>
+                    </a:prstGeom>
+                    <a:noFill/>
+                    <a:ln>
+                      <a:noFill/>
+                    </a:ln>
+                  </pic:spPr>
+                </pic:pic>
+              </a:graphicData>
+            </a:graphic>
+          </wp:inline>
+        </w:drawing>
+      </w:r>
+    </w:p>
+    <w:p>
+      <w:pPr>
+        <w:pStyle w:val="se-text-paragraph"/>
+        <w:shd w:val="clear" w:color="auto" w:fill="FFFFFF"/>
+        <w:spacing w:before="0" w:beforeAutospacing="0" w:after="0" w:afterAutospacing="0"/>
+        <w:ind w:leftChars="300" w:left="660"/>
+        <w:textAlignment w:val="baseline"/>
+        <w:rPr>
+          <w:rFonts w:asciiTheme="minorEastAsia" w:eastAsiaTheme="minorEastAsia" w:hAnsiTheme="minorEastAsia" w:cs="Arial"/>
+          <w:color w:val="8A8A8A"/>
+          <w:sz w:val="22"/>
+          <w:szCs w:val="22"/>
+        </w:rPr>
+      </w:pPr>
+      <w:r>
+        <w:rPr>
+          <w:rStyle w:val="se-fs-"/>
+          <w:rFonts w:asciiTheme="minorEastAsia" w:eastAsiaTheme="minorEastAsia" w:hAnsiTheme="minorEastAsia" w:cs="Arial"/>
+          <w:color w:val="000000"/>
+          <w:sz w:val="22"/>
+          <w:szCs w:val="22"/>
+          <w:bdr w:val="none" w:sz="0" w:space="0" w:color="auto" w:frame="1"/>
+        </w:rPr>
+        <w:t>GC</w:t>
+      </w:r>
+      <w:r>
+        <w:rPr>
+          <w:rStyle w:val="se-fs-"/>
+          <w:rFonts w:asciiTheme="minorEastAsia" w:eastAsiaTheme="minorEastAsia" w:hAnsiTheme="minorEastAsia" w:cs="Arial"/>
+          <w:color w:val="000000"/>
+          <w:sz w:val="22"/>
+          <w:szCs w:val="22"/>
+          <w:bdr w:val="none" w:sz="0" w:space="0" w:color="auto" w:frame="1"/>
+        </w:rPr>
+        <w:t>(</w:t>
+      </w:r>
+      <w:r>
+        <w:rPr>
+          <w:rFonts w:ascii="Helvetica" w:hAnsi="Helvetica"/>
+          <w:color w:val="000000"/>
+          <w:sz w:val="23"/>
+          <w:szCs w:val="23"/>
+          <w:shd w:val="clear" w:color="auto" w:fill="FFFFFF"/>
+        </w:rPr>
+        <w:t>Garbage Collection)</w:t>
+      </w:r>
+      <w:r>
+        <w:rPr>
+          <w:rStyle w:val="se-fs-"/>
+          <w:rFonts w:asciiTheme="minorEastAsia" w:eastAsiaTheme="minorEastAsia" w:hAnsiTheme="minorEastAsia" w:cs="Arial"/>
+          <w:color w:val="000000"/>
+          <w:sz w:val="22"/>
+          <w:szCs w:val="22"/>
+          <w:bdr w:val="none" w:sz="0" w:space="0" w:color="auto" w:frame="1"/>
+        </w:rPr>
+        <w:t xml:space="preserve">가 heap 전체를 계속 청소한다면 오버헤드가 </w:t>
+      </w:r>
+      <w:r>
+        <w:rPr>
+          <w:rStyle w:val="se-fs-"/>
+          <w:rFonts w:asciiTheme="minorEastAsia" w:eastAsiaTheme="minorEastAsia" w:hAnsiTheme="minorEastAsia" w:cs="Arial" w:hint="eastAsia"/>
+          <w:color w:val="000000"/>
+          <w:sz w:val="22"/>
+          <w:szCs w:val="22"/>
+          <w:bdr w:val="none" w:sz="0" w:space="0" w:color="auto" w:frame="1"/>
+        </w:rPr>
+        <w:t>발생하고</w:t>
+      </w:r>
+      <w:r>
+        <w:rPr>
+          <w:rStyle w:val="se-fs-"/>
+          <w:rFonts w:asciiTheme="minorEastAsia" w:eastAsiaTheme="minorEastAsia" w:hAnsiTheme="minorEastAsia" w:cs="Arial"/>
+          <w:color w:val="000000"/>
+          <w:sz w:val="22"/>
+          <w:szCs w:val="22"/>
+          <w:bdr w:val="none" w:sz="0" w:space="0" w:color="auto" w:frame="1"/>
+        </w:rPr>
+        <w:t xml:space="preserve"> 효율도 떨어</w:t>
+      </w:r>
+      <w:r>
+        <w:rPr>
+          <w:rStyle w:val="se-fs-"/>
+          <w:rFonts w:asciiTheme="minorEastAsia" w:eastAsiaTheme="minorEastAsia" w:hAnsiTheme="minorEastAsia" w:cs="Arial" w:hint="eastAsia"/>
+          <w:color w:val="000000"/>
+          <w:sz w:val="22"/>
+          <w:szCs w:val="22"/>
+          <w:bdr w:val="none" w:sz="0" w:space="0" w:color="auto" w:frame="1"/>
+        </w:rPr>
+        <w:t>진다.</w:t>
+      </w:r>
+      <w:r>
+        <w:rPr>
+          <w:rStyle w:val="se-fs-"/>
+          <w:rFonts w:asciiTheme="minorEastAsia" w:eastAsiaTheme="minorEastAsia" w:hAnsiTheme="minorEastAsia" w:cs="Arial"/>
+          <w:color w:val="000000"/>
+          <w:sz w:val="22"/>
+          <w:szCs w:val="22"/>
+          <w:bdr w:val="none" w:sz="0" w:space="0" w:color="auto" w:frame="1"/>
+        </w:rPr>
+        <w:t xml:space="preserve"> </w:t>
+      </w:r>
+    </w:p>
+    <w:p>
+      <w:pPr>
+        <w:pStyle w:val="se-text-paragraph"/>
+        <w:shd w:val="clear" w:color="auto" w:fill="FFFFFF"/>
+        <w:spacing w:before="0" w:beforeAutospacing="0" w:after="0" w:afterAutospacing="0"/>
+        <w:ind w:leftChars="300" w:left="660"/>
+        <w:textAlignment w:val="baseline"/>
+        <w:rPr>
+          <w:rFonts w:asciiTheme="minorEastAsia" w:eastAsiaTheme="minorEastAsia" w:hAnsiTheme="minorEastAsia" w:cs="Arial"/>
+          <w:color w:val="8A8A8A"/>
+          <w:sz w:val="22"/>
+          <w:szCs w:val="22"/>
+        </w:rPr>
+      </w:pPr>
+      <w:r>
+        <w:rPr>
+          <w:rStyle w:val="se-fs-"/>
+          <w:rFonts w:asciiTheme="minorEastAsia" w:eastAsiaTheme="minorEastAsia" w:hAnsiTheme="minorEastAsia" w:cs="Arial"/>
+          <w:color w:val="000000"/>
+          <w:sz w:val="22"/>
+          <w:szCs w:val="22"/>
+          <w:bdr w:val="none" w:sz="0" w:space="0" w:color="auto" w:frame="1"/>
+        </w:rPr>
+        <w:t xml:space="preserve">그래서 heap 메모리를 아래와 같이 나누게 </w:t>
+      </w:r>
+      <w:r>
+        <w:rPr>
+          <w:rStyle w:val="se-fs-"/>
+          <w:rFonts w:asciiTheme="minorEastAsia" w:eastAsiaTheme="minorEastAsia" w:hAnsiTheme="minorEastAsia" w:cs="Arial" w:hint="eastAsia"/>
+          <w:color w:val="000000"/>
+          <w:sz w:val="22"/>
+          <w:szCs w:val="22"/>
+          <w:bdr w:val="none" w:sz="0" w:space="0" w:color="auto" w:frame="1"/>
+        </w:rPr>
+        <w:t>된다.</w:t>
+      </w:r>
+      <w:r>
+        <w:rPr>
+          <w:rStyle w:val="se-fs-"/>
+          <w:rFonts w:asciiTheme="minorEastAsia" w:eastAsiaTheme="minorEastAsia" w:hAnsiTheme="minorEastAsia" w:cs="Arial"/>
+          <w:color w:val="000000"/>
+          <w:sz w:val="22"/>
+          <w:szCs w:val="22"/>
+          <w:bdr w:val="none" w:sz="0" w:space="0" w:color="auto" w:frame="1"/>
+        </w:rPr>
+        <w:t xml:space="preserve"> </w:t>
+      </w:r>
+    </w:p>
+    <w:p>
+      <w:pPr>
+        <w:pStyle w:val="se-text-paragraph"/>
+        <w:shd w:val="clear" w:color="auto" w:fill="FFFFFF"/>
+        <w:spacing w:before="0" w:beforeAutospacing="0" w:after="0" w:afterAutospacing="0"/>
+        <w:ind w:leftChars="300" w:left="660"/>
+        <w:textAlignment w:val="baseline"/>
+        <w:rPr>
+          <w:rFonts w:asciiTheme="minorEastAsia" w:eastAsiaTheme="minorEastAsia" w:hAnsiTheme="minorEastAsia" w:cs="Arial"/>
+          <w:color w:val="8A8A8A"/>
+          <w:sz w:val="22"/>
+          <w:szCs w:val="22"/>
+        </w:rPr>
+      </w:pPr>
+      <w:r>
+        <w:rPr>
+          <w:rStyle w:val="se-fs-"/>
+          <w:rFonts w:asciiTheme="minorEastAsia" w:eastAsiaTheme="minorEastAsia" w:hAnsiTheme="minorEastAsia" w:cs="Arial"/>
+          <w:color w:val="000000"/>
+          <w:sz w:val="22"/>
+          <w:szCs w:val="22"/>
+          <w:bdr w:val="none" w:sz="0" w:space="0" w:color="auto" w:frame="1"/>
+        </w:rPr>
+        <w:t>​</w:t>
+      </w:r>
+    </w:p>
+    <w:p>
+      <w:pPr>
+        <w:pStyle w:val="se-text-paragraph"/>
+        <w:shd w:val="clear" w:color="auto" w:fill="FFFFFF"/>
+        <w:spacing w:before="0" w:beforeAutospacing="0" w:after="0" w:afterAutospacing="0"/>
+        <w:ind w:leftChars="300" w:left="660"/>
+        <w:textAlignment w:val="baseline"/>
+        <w:rPr>
+          <w:rFonts w:asciiTheme="minorEastAsia" w:eastAsiaTheme="minorEastAsia" w:hAnsiTheme="minorEastAsia" w:cs="Arial"/>
+          <w:color w:val="8A8A8A"/>
+          <w:sz w:val="22"/>
+          <w:szCs w:val="22"/>
+        </w:rPr>
+      </w:pPr>
+      <w:r>
+        <w:rPr>
+          <w:rStyle w:val="se-fs-"/>
+          <w:rFonts w:asciiTheme="minorEastAsia" w:eastAsiaTheme="minorEastAsia" w:hAnsiTheme="minorEastAsia" w:cs="Arial"/>
+          <w:b/>
+          <w:bCs/>
+          <w:color w:val="000000"/>
+          <w:sz w:val="22"/>
+          <w:szCs w:val="22"/>
+          <w:bdr w:val="none" w:sz="0" w:space="0" w:color="auto" w:frame="1"/>
+        </w:rPr>
+        <w:t>Young Generation</w:t>
+      </w:r>
+    </w:p>
+    <w:p>
+      <w:pPr>
+        <w:pStyle w:val="se-text-paragraph"/>
+        <w:shd w:val="clear" w:color="auto" w:fill="FFFFFF"/>
+        <w:spacing w:before="0" w:beforeAutospacing="0" w:after="0" w:afterAutospacing="0"/>
+        <w:ind w:leftChars="300" w:left="660"/>
+        <w:textAlignment w:val="baseline"/>
+        <w:rPr>
+          <w:rFonts w:asciiTheme="minorEastAsia" w:eastAsiaTheme="minorEastAsia" w:hAnsiTheme="minorEastAsia" w:cs="Arial"/>
+          <w:color w:val="8A8A8A"/>
+          <w:sz w:val="22"/>
+          <w:szCs w:val="22"/>
+        </w:rPr>
+      </w:pPr>
+      <w:r>
+        <w:rPr>
+          <w:rStyle w:val="se-fs-"/>
+          <w:rFonts w:asciiTheme="minorEastAsia" w:eastAsiaTheme="minorEastAsia" w:hAnsiTheme="minorEastAsia" w:cs="Arial"/>
+          <w:color w:val="000000"/>
+          <w:sz w:val="22"/>
+          <w:szCs w:val="22"/>
+          <w:bdr w:val="none" w:sz="0" w:space="0" w:color="auto" w:frame="1"/>
+        </w:rPr>
+        <w:t xml:space="preserve">- </w:t>
+      </w:r>
+      <w:r>
+        <w:rPr>
+          <w:rStyle w:val="se-fs-"/>
+          <w:rFonts w:asciiTheme="minorEastAsia" w:eastAsiaTheme="minorEastAsia" w:hAnsiTheme="minorEastAsia" w:cs="Arial"/>
+          <w:b/>
+          <w:bCs/>
+          <w:color w:val="000000"/>
+          <w:sz w:val="22"/>
+          <w:szCs w:val="22"/>
+          <w:bdr w:val="none" w:sz="0" w:space="0" w:color="auto" w:frame="1"/>
+        </w:rPr>
+        <w:t xml:space="preserve">Eden </w:t>
+      </w:r>
+    </w:p>
+    <w:p>
+      <w:pPr>
+        <w:pStyle w:val="se-text-paragraph"/>
+        <w:shd w:val="clear" w:color="auto" w:fill="FFFFFF"/>
+        <w:spacing w:before="0" w:beforeAutospacing="0" w:after="0" w:afterAutospacing="0"/>
+        <w:ind w:leftChars="300" w:left="660"/>
+        <w:textAlignment w:val="baseline"/>
+        <w:rPr>
+          <w:rFonts w:asciiTheme="minorEastAsia" w:eastAsiaTheme="minorEastAsia" w:hAnsiTheme="minorEastAsia" w:cs="Arial"/>
+          <w:color w:val="8A8A8A"/>
+          <w:sz w:val="22"/>
+          <w:szCs w:val="22"/>
+        </w:rPr>
+      </w:pPr>
+      <w:r>
+        <w:rPr>
+          <w:rStyle w:val="se-fs-"/>
+          <w:rFonts w:asciiTheme="minorEastAsia" w:eastAsiaTheme="minorEastAsia" w:hAnsiTheme="minorEastAsia" w:cs="Arial"/>
+          <w:color w:val="000000"/>
+          <w:sz w:val="22"/>
+          <w:szCs w:val="22"/>
+          <w:bdr w:val="none" w:sz="0" w:space="0" w:color="auto" w:frame="1"/>
+        </w:rPr>
+        <w:t xml:space="preserve">: 처음 </w:t>
+      </w:r>
+      <w:r>
+        <w:rPr>
+          <w:rStyle w:val="se-fs-"/>
+          <w:rFonts w:asciiTheme="minorEastAsia" w:eastAsiaTheme="minorEastAsia" w:hAnsiTheme="minorEastAsia" w:cs="Arial" w:hint="eastAsia"/>
+          <w:color w:val="000000"/>
+          <w:sz w:val="22"/>
+          <w:szCs w:val="22"/>
+          <w:bdr w:val="none" w:sz="0" w:space="0" w:color="auto" w:frame="1"/>
+        </w:rPr>
+        <w:t>저장되는 곳</w:t>
+      </w:r>
+      <w:r>
+        <w:rPr>
+          <w:rStyle w:val="se-fs-"/>
+          <w:rFonts w:asciiTheme="minorEastAsia" w:eastAsiaTheme="minorEastAsia" w:hAnsiTheme="minorEastAsia" w:cs="Arial"/>
+          <w:color w:val="000000"/>
+          <w:sz w:val="22"/>
+          <w:szCs w:val="22"/>
+          <w:bdr w:val="none" w:sz="0" w:space="0" w:color="auto" w:frame="1"/>
+        </w:rPr>
+        <w:t>,</w:t>
+      </w:r>
+      <w:r>
+        <w:rPr>
+          <w:rStyle w:val="se-fs-"/>
+          <w:rFonts w:asciiTheme="minorEastAsia" w:eastAsiaTheme="minorEastAsia" w:hAnsiTheme="minorEastAsia" w:cs="Arial"/>
+          <w:color w:val="000000"/>
+          <w:sz w:val="22"/>
+          <w:szCs w:val="22"/>
+          <w:bdr w:val="none" w:sz="0" w:space="0" w:color="auto" w:frame="1"/>
+        </w:rPr>
+        <w:t xml:space="preserve"> GC</w:t>
+      </w:r>
+      <w:r>
+        <w:rPr>
+          <w:rStyle w:val="se-fs-"/>
+          <w:rFonts w:asciiTheme="minorEastAsia" w:eastAsiaTheme="minorEastAsia" w:hAnsiTheme="minorEastAsia" w:cs="Arial"/>
+          <w:color w:val="000000"/>
+          <w:sz w:val="22"/>
+          <w:szCs w:val="22"/>
+          <w:bdr w:val="none" w:sz="0" w:space="0" w:color="auto" w:frame="1"/>
+        </w:rPr>
+        <w:t>(</w:t>
+      </w:r>
+      <w:r>
+        <w:rPr>
+          <w:rFonts w:ascii="Helvetica" w:hAnsi="Helvetica"/>
+          <w:color w:val="000000"/>
+          <w:sz w:val="23"/>
+          <w:szCs w:val="23"/>
+          <w:shd w:val="clear" w:color="auto" w:fill="FFFFFF"/>
+        </w:rPr>
+        <w:t>Garbage Collection)</w:t>
+      </w:r>
+      <w:r>
+        <w:rPr>
+          <w:rStyle w:val="se-fs-"/>
+          <w:rFonts w:asciiTheme="minorEastAsia" w:eastAsiaTheme="minorEastAsia" w:hAnsiTheme="minorEastAsia" w:cs="Arial"/>
+          <w:color w:val="000000"/>
+          <w:sz w:val="22"/>
+          <w:szCs w:val="22"/>
+          <w:bdr w:val="none" w:sz="0" w:space="0" w:color="auto" w:frame="1"/>
+        </w:rPr>
+        <w:t xml:space="preserve">가 가장 자주 </w:t>
+      </w:r>
+      <w:proofErr w:type="spellStart"/>
+      <w:r>
+        <w:rPr>
+          <w:rStyle w:val="se-fs-"/>
+          <w:rFonts w:asciiTheme="minorEastAsia" w:eastAsiaTheme="minorEastAsia" w:hAnsiTheme="minorEastAsia" w:cs="Arial" w:hint="eastAsia"/>
+          <w:color w:val="000000"/>
+          <w:sz w:val="22"/>
+          <w:szCs w:val="22"/>
+          <w:bdr w:val="none" w:sz="0" w:space="0" w:color="auto" w:frame="1"/>
+        </w:rPr>
+        <w:t>일어남</w:t>
+      </w:r>
+      <w:proofErr w:type="spellEnd"/>
+      <w:r>
+        <w:rPr>
+          <w:rStyle w:val="se-fs-"/>
+          <w:rFonts w:asciiTheme="minorEastAsia" w:eastAsiaTheme="minorEastAsia" w:hAnsiTheme="minorEastAsia" w:cs="Arial" w:hint="eastAsia"/>
+          <w:color w:val="000000"/>
+          <w:sz w:val="22"/>
+          <w:szCs w:val="22"/>
+          <w:bdr w:val="none" w:sz="0" w:space="0" w:color="auto" w:frame="1"/>
+        </w:rPr>
+        <w:t>.</w:t>
+      </w:r>
+    </w:p>
+    <w:p>
+      <w:pPr>
+        <w:pStyle w:val="se-text-paragraph"/>
+        <w:shd w:val="clear" w:color="auto" w:fill="FFFFFF"/>
+        <w:spacing w:before="0" w:beforeAutospacing="0" w:after="0" w:afterAutospacing="0"/>
+        <w:ind w:leftChars="300" w:left="660"/>
+        <w:textAlignment w:val="baseline"/>
+        <w:rPr>
+          <w:rFonts w:asciiTheme="minorEastAsia" w:eastAsiaTheme="minorEastAsia" w:hAnsiTheme="minorEastAsia" w:cs="Arial"/>
+          <w:color w:val="8A8A8A"/>
+          <w:sz w:val="22"/>
+          <w:szCs w:val="22"/>
+        </w:rPr>
+      </w:pPr>
+      <w:r>
+        <w:rPr>
+          <w:rStyle w:val="se-fs-"/>
+          <w:rFonts w:asciiTheme="minorEastAsia" w:eastAsiaTheme="minorEastAsia" w:hAnsiTheme="minorEastAsia" w:cs="Arial"/>
+          <w:color w:val="000000"/>
+          <w:sz w:val="22"/>
+          <w:szCs w:val="22"/>
+          <w:bdr w:val="none" w:sz="0" w:space="0" w:color="auto" w:frame="1"/>
+        </w:rPr>
+        <w:t xml:space="preserve">- </w:t>
+      </w:r>
+      <w:r>
+        <w:rPr>
+          <w:rStyle w:val="se-fs-"/>
+          <w:rFonts w:asciiTheme="minorEastAsia" w:eastAsiaTheme="minorEastAsia" w:hAnsiTheme="minorEastAsia" w:cs="Arial"/>
+          <w:b/>
+          <w:bCs/>
+          <w:color w:val="000000"/>
+          <w:sz w:val="22"/>
+          <w:szCs w:val="22"/>
+          <w:bdr w:val="none" w:sz="0" w:space="0" w:color="auto" w:frame="1"/>
+        </w:rPr>
+        <w:t>Survivor 0,1</w:t>
+      </w:r>
+      <w:r>
+        <w:rPr>
+          <w:rStyle w:val="se-fs-"/>
+          <w:rFonts w:asciiTheme="minorEastAsia" w:eastAsiaTheme="minorEastAsia" w:hAnsiTheme="minorEastAsia" w:cs="Arial"/>
+          <w:color w:val="000000"/>
+          <w:sz w:val="22"/>
+          <w:szCs w:val="22"/>
+          <w:bdr w:val="none" w:sz="0" w:space="0" w:color="auto" w:frame="1"/>
+        </w:rPr>
+        <w:t xml:space="preserve"> </w:t>
+      </w:r>
+    </w:p>
+    <w:p>
+      <w:pPr>
+        <w:pStyle w:val="se-text-paragraph"/>
+        <w:shd w:val="clear" w:color="auto" w:fill="FFFFFF"/>
+        <w:spacing w:before="0" w:beforeAutospacing="0" w:after="0" w:afterAutospacing="0"/>
+        <w:ind w:leftChars="300" w:left="660"/>
+        <w:textAlignment w:val="baseline"/>
+        <w:rPr>
+          <w:rFonts w:asciiTheme="minorEastAsia" w:eastAsiaTheme="minorEastAsia" w:hAnsiTheme="minorEastAsia" w:cs="Arial"/>
+          <w:color w:val="8A8A8A"/>
+          <w:sz w:val="22"/>
+          <w:szCs w:val="22"/>
+        </w:rPr>
+      </w:pPr>
+      <w:r>
+        <w:rPr>
+          <w:rStyle w:val="se-fs-"/>
+          <w:rFonts w:asciiTheme="minorEastAsia" w:eastAsiaTheme="minorEastAsia" w:hAnsiTheme="minorEastAsia" w:cs="Arial"/>
+          <w:color w:val="000000"/>
+          <w:sz w:val="22"/>
+          <w:szCs w:val="22"/>
+          <w:bdr w:val="none" w:sz="0" w:space="0" w:color="auto" w:frame="1"/>
+        </w:rPr>
+        <w:t xml:space="preserve">: 청소되지 </w:t>
+      </w:r>
+      <w:r>
+        <w:rPr>
+          <w:rStyle w:val="se-fs-"/>
+          <w:rFonts w:asciiTheme="minorEastAsia" w:eastAsiaTheme="minorEastAsia" w:hAnsiTheme="minorEastAsia" w:cs="Arial" w:hint="eastAsia"/>
+          <w:color w:val="000000"/>
+          <w:sz w:val="22"/>
+          <w:szCs w:val="22"/>
+          <w:bdr w:val="none" w:sz="0" w:space="0" w:color="auto" w:frame="1"/>
+        </w:rPr>
+        <w:t>않은 것들이</w:t>
+      </w:r>
+      <w:r>
+        <w:rPr>
+          <w:rStyle w:val="se-fs-"/>
+          <w:rFonts w:asciiTheme="minorEastAsia" w:eastAsiaTheme="minorEastAsia" w:hAnsiTheme="minorEastAsia" w:cs="Arial"/>
+          <w:color w:val="000000"/>
+          <w:sz w:val="22"/>
+          <w:szCs w:val="22"/>
+          <w:bdr w:val="none" w:sz="0" w:space="0" w:color="auto" w:frame="1"/>
+        </w:rPr>
+        <w:t xml:space="preserve"> </w:t>
+      </w:r>
+      <w:r>
+        <w:rPr>
+          <w:rStyle w:val="se-fs-"/>
+          <w:rFonts w:asciiTheme="minorEastAsia" w:eastAsiaTheme="minorEastAsia" w:hAnsiTheme="minorEastAsia" w:cs="Arial" w:hint="eastAsia"/>
+          <w:color w:val="000000"/>
+          <w:sz w:val="22"/>
+          <w:szCs w:val="22"/>
+          <w:bdr w:val="none" w:sz="0" w:space="0" w:color="auto" w:frame="1"/>
+        </w:rPr>
+        <w:t>저장되는 곳</w:t>
+      </w:r>
+      <w:r>
+        <w:rPr>
+          <w:rStyle w:val="se-fs-"/>
+          <w:rFonts w:asciiTheme="minorEastAsia" w:eastAsiaTheme="minorEastAsia" w:hAnsiTheme="minorEastAsia" w:cs="Arial"/>
+          <w:color w:val="000000"/>
+          <w:sz w:val="22"/>
+          <w:szCs w:val="22"/>
+          <w:bdr w:val="none" w:sz="0" w:space="0" w:color="auto" w:frame="1"/>
+        </w:rPr>
+        <w:t xml:space="preserve">, Survivor0메모리가 </w:t>
+      </w:r>
+      <w:r>
+        <w:rPr>
+          <w:rStyle w:val="se-fs-"/>
+          <w:rFonts w:asciiTheme="minorEastAsia" w:eastAsiaTheme="minorEastAsia" w:hAnsiTheme="minorEastAsia" w:cs="Arial" w:hint="eastAsia"/>
+          <w:color w:val="000000"/>
+          <w:sz w:val="22"/>
+          <w:szCs w:val="22"/>
+          <w:bdr w:val="none" w:sz="0" w:space="0" w:color="auto" w:frame="1"/>
+        </w:rPr>
+        <w:t>꽉 차면</w:t>
+      </w:r>
+      <w:r>
+        <w:rPr>
+          <w:rStyle w:val="se-fs-"/>
+          <w:rFonts w:asciiTheme="minorEastAsia" w:eastAsiaTheme="minorEastAsia" w:hAnsiTheme="minorEastAsia" w:cs="Arial"/>
+          <w:color w:val="000000"/>
+          <w:sz w:val="22"/>
+          <w:szCs w:val="22"/>
+          <w:bdr w:val="none" w:sz="0" w:space="0" w:color="auto" w:frame="1"/>
+        </w:rPr>
+        <w:t xml:space="preserve"> Survivor1과 자리를 바꾸고 Survivor0메모리 데이터는 Tenured로 </w:t>
+      </w:r>
+      <w:r>
+        <w:rPr>
+          <w:rStyle w:val="se-fs-"/>
+          <w:rFonts w:asciiTheme="minorEastAsia" w:eastAsiaTheme="minorEastAsia" w:hAnsiTheme="minorEastAsia" w:cs="Arial" w:hint="eastAsia"/>
+          <w:color w:val="000000"/>
+          <w:sz w:val="22"/>
+          <w:szCs w:val="22"/>
+          <w:bdr w:val="none" w:sz="0" w:space="0" w:color="auto" w:frame="1"/>
+        </w:rPr>
+        <w:t>넘김</w:t>
+      </w:r>
+      <w:r>
+        <w:rPr>
+          <w:rStyle w:val="se-fs-"/>
+          <w:rFonts w:asciiTheme="minorEastAsia" w:eastAsiaTheme="minorEastAsia" w:hAnsiTheme="minorEastAsia" w:cs="Arial"/>
+          <w:color w:val="000000"/>
+          <w:sz w:val="22"/>
+          <w:szCs w:val="22"/>
+          <w:bdr w:val="none" w:sz="0" w:space="0" w:color="auto" w:frame="1"/>
+        </w:rPr>
+        <w:t>,</w:t>
+      </w:r>
+      <w:r>
+        <w:rPr>
+          <w:rStyle w:val="se-fs-"/>
+          <w:rFonts w:asciiTheme="minorEastAsia" w:eastAsiaTheme="minorEastAsia" w:hAnsiTheme="minorEastAsia" w:cs="Arial"/>
+          <w:color w:val="000000"/>
+          <w:sz w:val="22"/>
+          <w:szCs w:val="22"/>
+          <w:bdr w:val="none" w:sz="0" w:space="0" w:color="auto" w:frame="1"/>
+        </w:rPr>
+        <w:t xml:space="preserve"> 이 과정을 Survivor0, Survivor1이 </w:t>
+      </w:r>
+      <w:r>
+        <w:rPr>
+          <w:rStyle w:val="se-fs-"/>
+          <w:rFonts w:asciiTheme="minorEastAsia" w:eastAsiaTheme="minorEastAsia" w:hAnsiTheme="minorEastAsia" w:cs="Arial" w:hint="eastAsia"/>
+          <w:color w:val="000000"/>
+          <w:sz w:val="22"/>
+          <w:szCs w:val="22"/>
+          <w:bdr w:val="none" w:sz="0" w:space="0" w:color="auto" w:frame="1"/>
+        </w:rPr>
+        <w:t>번갈아 가면서</w:t>
+      </w:r>
+      <w:r>
+        <w:rPr>
+          <w:rStyle w:val="se-fs-"/>
+          <w:rFonts w:asciiTheme="minorEastAsia" w:eastAsiaTheme="minorEastAsia" w:hAnsiTheme="minorEastAsia" w:cs="Arial"/>
+          <w:color w:val="000000"/>
+          <w:sz w:val="22"/>
+          <w:szCs w:val="22"/>
+          <w:bdr w:val="none" w:sz="0" w:space="0" w:color="auto" w:frame="1"/>
+        </w:rPr>
+        <w:t xml:space="preserve"> 반복</w:t>
+      </w:r>
+    </w:p>
+    <w:p>
+      <w:pPr>
+        <w:pStyle w:val="se-text-paragraph"/>
+        <w:shd w:val="clear" w:color="auto" w:fill="FFFFFF"/>
+        <w:spacing w:before="0" w:beforeAutospacing="0" w:after="0" w:afterAutospacing="0"/>
+        <w:ind w:leftChars="300" w:left="660"/>
+        <w:textAlignment w:val="baseline"/>
+        <w:rPr>
+          <w:rFonts w:asciiTheme="minorEastAsia" w:eastAsiaTheme="minorEastAsia" w:hAnsiTheme="minorEastAsia" w:cs="Arial"/>
+          <w:color w:val="8A8A8A"/>
+          <w:sz w:val="22"/>
+          <w:szCs w:val="22"/>
+        </w:rPr>
+      </w:pPr>
+      <w:r>
+        <w:rPr>
+          <w:rStyle w:val="se-fs-"/>
+          <w:rFonts w:asciiTheme="minorEastAsia" w:eastAsiaTheme="minorEastAsia" w:hAnsiTheme="minorEastAsia" w:cs="Arial"/>
+          <w:b/>
+          <w:bCs/>
+          <w:color w:val="000000"/>
+          <w:sz w:val="22"/>
+          <w:szCs w:val="22"/>
+          <w:bdr w:val="none" w:sz="0" w:space="0" w:color="auto" w:frame="1"/>
+        </w:rPr>
+        <w:t>​</w:t>
+      </w:r>
+    </w:p>
+    <w:p>
+      <w:pPr>
+        <w:pStyle w:val="se-text-paragraph"/>
+        <w:shd w:val="clear" w:color="auto" w:fill="FFFFFF"/>
+        <w:spacing w:before="0" w:beforeAutospacing="0" w:after="0" w:afterAutospacing="0"/>
+        <w:ind w:leftChars="300" w:left="660"/>
+        <w:textAlignment w:val="baseline"/>
+        <w:rPr>
+          <w:rFonts w:asciiTheme="minorEastAsia" w:eastAsiaTheme="minorEastAsia" w:hAnsiTheme="minorEastAsia" w:cs="Arial"/>
+          <w:color w:val="8A8A8A"/>
+          <w:sz w:val="22"/>
+          <w:szCs w:val="22"/>
+        </w:rPr>
+      </w:pPr>
+      <w:r>
+        <w:rPr>
+          <w:rStyle w:val="se-fs-"/>
+          <w:rFonts w:asciiTheme="minorEastAsia" w:eastAsiaTheme="minorEastAsia" w:hAnsiTheme="minorEastAsia" w:cs="Arial"/>
+          <w:b/>
+          <w:bCs/>
+          <w:color w:val="000000"/>
+          <w:sz w:val="22"/>
+          <w:szCs w:val="22"/>
+          <w:bdr w:val="none" w:sz="0" w:space="0" w:color="auto" w:frame="1"/>
+        </w:rPr>
+        <w:t>Old Generation</w:t>
+      </w:r>
+    </w:p>
+    <w:p>
+      <w:pPr>
+        <w:pStyle w:val="se-text-paragraph"/>
+        <w:shd w:val="clear" w:color="auto" w:fill="FFFFFF"/>
+        <w:spacing w:before="0" w:beforeAutospacing="0" w:after="0" w:afterAutospacing="0"/>
+        <w:ind w:leftChars="300" w:left="660"/>
+        <w:textAlignment w:val="baseline"/>
+        <w:rPr>
+          <w:rFonts w:asciiTheme="minorEastAsia" w:eastAsiaTheme="minorEastAsia" w:hAnsiTheme="minorEastAsia" w:cs="Arial"/>
+          <w:color w:val="8A8A8A"/>
+          <w:sz w:val="22"/>
+          <w:szCs w:val="22"/>
+        </w:rPr>
+      </w:pPr>
+      <w:r>
+        <w:rPr>
+          <w:rStyle w:val="se-fs-"/>
+          <w:rFonts w:asciiTheme="minorEastAsia" w:eastAsiaTheme="minorEastAsia" w:hAnsiTheme="minorEastAsia" w:cs="Arial"/>
+          <w:color w:val="000000"/>
+          <w:sz w:val="22"/>
+          <w:szCs w:val="22"/>
+          <w:bdr w:val="none" w:sz="0" w:space="0" w:color="auto" w:frame="1"/>
+        </w:rPr>
+        <w:t xml:space="preserve">- </w:t>
+      </w:r>
+      <w:r>
+        <w:rPr>
+          <w:rStyle w:val="se-fs-"/>
+          <w:rFonts w:asciiTheme="minorEastAsia" w:eastAsiaTheme="minorEastAsia" w:hAnsiTheme="minorEastAsia" w:cs="Arial"/>
+          <w:b/>
+          <w:bCs/>
+          <w:color w:val="000000"/>
+          <w:sz w:val="22"/>
+          <w:szCs w:val="22"/>
+          <w:bdr w:val="none" w:sz="0" w:space="0" w:color="auto" w:frame="1"/>
+        </w:rPr>
+        <w:t>Tenured</w:t>
+      </w:r>
+    </w:p>
+    <w:p>
+      <w:pPr>
+        <w:pStyle w:val="se-text-paragraph"/>
+        <w:shd w:val="clear" w:color="auto" w:fill="FFFFFF"/>
+        <w:spacing w:before="0" w:beforeAutospacing="0" w:after="0" w:afterAutospacing="0"/>
+        <w:ind w:leftChars="300" w:left="660"/>
+        <w:textAlignment w:val="baseline"/>
+        <w:rPr>
+          <w:rStyle w:val="se-fs-"/>
+          <w:rFonts w:asciiTheme="minorEastAsia" w:eastAsiaTheme="minorEastAsia" w:hAnsiTheme="minorEastAsia" w:cs="Arial"/>
+          <w:color w:val="000000"/>
+          <w:sz w:val="22"/>
+          <w:szCs w:val="22"/>
+          <w:bdr w:val="none" w:sz="0" w:space="0" w:color="auto" w:frame="1"/>
+          <w:shd w:val="clear" w:color="auto" w:fill="FFFFFF"/>
+        </w:rPr>
+      </w:pPr>
+      <w:r>
+        <w:rPr>
+          <w:rStyle w:val="se-fs-"/>
+          <w:rFonts w:asciiTheme="minorEastAsia" w:eastAsiaTheme="minorEastAsia" w:hAnsiTheme="minorEastAsia" w:cs="Arial"/>
+          <w:color w:val="000000"/>
+          <w:sz w:val="22"/>
+          <w:szCs w:val="22"/>
+          <w:bdr w:val="none" w:sz="0" w:space="0" w:color="auto" w:frame="1"/>
+          <w:shd w:val="clear" w:color="auto" w:fill="FFFFFF"/>
+        </w:rPr>
+        <w:t>: Survivor 영역에서 살아남아 오랫동안 참조 되었고 앞으로도 사용될 확률이 높은 Object들을 저장하는 영역</w:t>
+      </w:r>
+    </w:p>
+    <w:p>
+      <w:pPr>
+        <w:pStyle w:val="se-text-paragraph"/>
+        <w:shd w:val="clear" w:color="auto" w:fill="FFFFFF"/>
+        <w:spacing w:before="0" w:beforeAutospacing="0" w:after="0" w:afterAutospacing="0"/>
+        <w:ind w:leftChars="300" w:left="660"/>
+        <w:textAlignment w:val="baseline"/>
+        <w:rPr>
+          <w:rFonts w:asciiTheme="minorEastAsia" w:eastAsiaTheme="minorEastAsia" w:hAnsiTheme="minorEastAsia" w:cs="Arial"/>
+          <w:color w:val="8A8A8A"/>
+          <w:sz w:val="22"/>
+          <w:szCs w:val="22"/>
+        </w:rPr>
+      </w:pPr>
+    </w:p>
+    <w:p>
+      <w:pPr>
+        <w:pStyle w:val="se-text-paragraph"/>
+        <w:shd w:val="clear" w:color="auto" w:fill="FFFFFF"/>
+        <w:spacing w:before="0" w:beforeAutospacing="0" w:after="0" w:afterAutospacing="0"/>
+        <w:ind w:leftChars="300" w:left="660"/>
+        <w:textAlignment w:val="baseline"/>
+        <w:rPr>
+          <w:rFonts w:asciiTheme="minorEastAsia" w:eastAsiaTheme="minorEastAsia" w:hAnsiTheme="minorEastAsia" w:cs="Arial"/>
+          <w:color w:val="8A8A8A"/>
+          <w:sz w:val="22"/>
+          <w:szCs w:val="22"/>
+        </w:rPr>
+      </w:pPr>
+    </w:p>
+    <w:p>
+      <w:pPr>
+        <w:pStyle w:val="se-text-paragraph"/>
+        <w:shd w:val="clear" w:color="auto" w:fill="FFFFFF"/>
+        <w:spacing w:before="0" w:beforeAutospacing="0" w:after="0" w:afterAutospacing="0"/>
+        <w:ind w:leftChars="300" w:left="660"/>
+        <w:textAlignment w:val="baseline"/>
+        <w:rPr>
+          <w:rFonts w:asciiTheme="minorEastAsia" w:eastAsiaTheme="minorEastAsia" w:hAnsiTheme="minorEastAsia" w:cs="Arial"/>
+          <w:sz w:val="22"/>
+          <w:szCs w:val="22"/>
+        </w:rPr>
+      </w:pPr>
+      <w:r>
+        <w:rPr>
+          <w:rStyle w:val="se-fs-"/>
+          <w:rFonts w:asciiTheme="minorEastAsia" w:eastAsiaTheme="minorEastAsia" w:hAnsiTheme="minorEastAsia" w:cs="Arial"/>
+          <w:bCs/>
+          <w:sz w:val="22"/>
+          <w:szCs w:val="22"/>
+          <w:bdr w:val="none" w:sz="0" w:space="0" w:color="auto" w:frame="1"/>
+        </w:rPr>
+        <w:t>Young Generation</w:t>
+      </w:r>
+      <w:r>
+        <w:rPr>
+          <w:rStyle w:val="se-fs-"/>
+          <w:rFonts w:asciiTheme="minorEastAsia" w:eastAsiaTheme="minorEastAsia" w:hAnsiTheme="minorEastAsia" w:cs="Arial" w:hint="eastAsia"/>
+          <w:bCs/>
+          <w:sz w:val="22"/>
+          <w:szCs w:val="22"/>
+          <w:bdr w:val="none" w:sz="0" w:space="0" w:color="auto" w:frame="1"/>
+        </w:rPr>
+        <w:t>영역</w:t>
+      </w:r>
+      <w:r>
+        <w:rPr>
+          <w:rFonts w:asciiTheme="minorEastAsia" w:eastAsiaTheme="minorEastAsia" w:hAnsiTheme="minorEastAsia" w:cs="Arial" w:hint="eastAsia"/>
+          <w:sz w:val="22"/>
+          <w:szCs w:val="22"/>
+        </w:rPr>
+        <w:t>에서 발생하는 G</w:t>
+      </w:r>
+      <w:r>
+        <w:rPr>
+          <w:rFonts w:asciiTheme="minorEastAsia" w:eastAsiaTheme="minorEastAsia" w:hAnsiTheme="minorEastAsia" w:cs="Arial"/>
+          <w:sz w:val="22"/>
+          <w:szCs w:val="22"/>
+        </w:rPr>
+        <w:t>C</w:t>
+      </w:r>
+      <w:r>
+        <w:rPr>
+          <w:rFonts w:asciiTheme="minorEastAsia" w:eastAsiaTheme="minorEastAsia" w:hAnsiTheme="minorEastAsia" w:cs="Arial" w:hint="eastAsia"/>
+          <w:sz w:val="22"/>
+          <w:szCs w:val="22"/>
+        </w:rPr>
+        <w:t xml:space="preserve">를 </w:t>
+      </w:r>
+      <w:proofErr w:type="spellStart"/>
+      <w:r>
+        <w:rPr>
+          <w:rFonts w:asciiTheme="minorEastAsia" w:eastAsiaTheme="minorEastAsia" w:hAnsiTheme="minorEastAsia" w:cs="Arial"/>
+          <w:b/>
+          <w:sz w:val="22"/>
+          <w:szCs w:val="22"/>
+        </w:rPr>
+        <w:t>minorGC</w:t>
+      </w:r>
+      <w:proofErr w:type="spellEnd"/>
+      <w:r>
+        <w:rPr>
+          <w:rFonts w:asciiTheme="minorEastAsia" w:eastAsiaTheme="minorEastAsia" w:hAnsiTheme="minorEastAsia" w:cs="Arial" w:hint="eastAsia"/>
+          <w:sz w:val="22"/>
+          <w:szCs w:val="22"/>
+        </w:rPr>
+        <w:t xml:space="preserve">라고 부르고 </w:t>
+      </w:r>
+    </w:p>
+    <w:p>
+      <w:pPr>
+        <w:pStyle w:val="se-text-paragraph"/>
+        <w:shd w:val="clear" w:color="auto" w:fill="FFFFFF"/>
+        <w:spacing w:before="0" w:beforeAutospacing="0" w:after="0" w:afterAutospacing="0"/>
+        <w:ind w:leftChars="300" w:left="660"/>
+        <w:textAlignment w:val="baseline"/>
+        <w:rPr>
+          <w:rFonts w:asciiTheme="minorEastAsia" w:eastAsiaTheme="minorEastAsia" w:hAnsiTheme="minorEastAsia" w:cs="Arial"/>
+          <w:sz w:val="22"/>
+          <w:szCs w:val="22"/>
+        </w:rPr>
+      </w:pPr>
+      <w:r>
+        <w:rPr>
+          <w:rStyle w:val="se-fs-"/>
+          <w:rFonts w:asciiTheme="minorEastAsia" w:eastAsiaTheme="minorEastAsia" w:hAnsiTheme="minorEastAsia" w:cs="Arial"/>
+          <w:bCs/>
+          <w:sz w:val="22"/>
+          <w:szCs w:val="22"/>
+          <w:bdr w:val="none" w:sz="0" w:space="0" w:color="auto" w:frame="1"/>
+        </w:rPr>
+        <w:t>Old Generation</w:t>
+      </w:r>
+      <w:r>
+        <w:rPr>
+          <w:rFonts w:asciiTheme="minorEastAsia" w:eastAsiaTheme="minorEastAsia" w:hAnsiTheme="minorEastAsia" w:cs="Arial" w:hint="eastAsia"/>
+          <w:sz w:val="22"/>
+          <w:szCs w:val="22"/>
+        </w:rPr>
+        <w:t xml:space="preserve">영역에서 발생하는 </w:t>
+      </w:r>
+      <w:r>
+        <w:rPr>
+          <w:rFonts w:asciiTheme="minorEastAsia" w:eastAsiaTheme="minorEastAsia" w:hAnsiTheme="minorEastAsia" w:cs="Arial"/>
+          <w:sz w:val="22"/>
+          <w:szCs w:val="22"/>
+        </w:rPr>
+        <w:t>GC</w:t>
+      </w:r>
+      <w:r>
+        <w:rPr>
+          <w:rFonts w:asciiTheme="minorEastAsia" w:eastAsiaTheme="minorEastAsia" w:hAnsiTheme="minorEastAsia" w:cs="Arial" w:hint="eastAsia"/>
+          <w:sz w:val="22"/>
+          <w:szCs w:val="22"/>
+        </w:rPr>
+        <w:t xml:space="preserve">를 </w:t>
+      </w:r>
+      <w:proofErr w:type="spellStart"/>
+      <w:r>
+        <w:rPr>
+          <w:rFonts w:asciiTheme="minorEastAsia" w:eastAsiaTheme="minorEastAsia" w:hAnsiTheme="minorEastAsia" w:cs="Arial"/>
+          <w:b/>
+          <w:sz w:val="22"/>
+          <w:szCs w:val="22"/>
+        </w:rPr>
+        <w:t>majorGC</w:t>
+      </w:r>
+      <w:proofErr w:type="spellEnd"/>
+      <w:r>
+        <w:rPr>
+          <w:rFonts w:asciiTheme="minorEastAsia" w:eastAsiaTheme="minorEastAsia" w:hAnsiTheme="minorEastAsia" w:cs="Arial" w:hint="eastAsia"/>
+          <w:sz w:val="22"/>
+          <w:szCs w:val="22"/>
+        </w:rPr>
+        <w:t>라고 부른다.</w:t>
+      </w:r>
+    </w:p>
+    <w:p>
+      <w:pPr>
+        <w:rPr>
+          <w:b/>
+          <w:sz w:val="32"/>
+          <w:szCs w:val="32"/>
+        </w:rPr>
+      </w:pPr>
+    </w:p>
+    <w:p>
+      <w:pPr>
+        <w:ind w:firstLine="180"/>
+        <w:rPr>
+          <w:b/>
+          <w:sz w:val="32"/>
+          <w:szCs w:val="32"/>
+        </w:rPr>
+      </w:pPr>
+      <w:r>
+        <w:rPr>
+          <w:rFonts w:hint="eastAsia"/>
+          <w:b/>
+          <w:sz w:val="32"/>
+          <w:szCs w:val="32"/>
+        </w:rPr>
+        <w:lastRenderedPageBreak/>
+        <w:t>H</w:t>
+      </w:r>
+      <w:r>
+        <w:rPr>
+          <w:b/>
+          <w:sz w:val="32"/>
+          <w:szCs w:val="32"/>
+        </w:rPr>
+        <w:t xml:space="preserve">eap memory </w:t>
+      </w:r>
+      <w:r>
+        <w:rPr>
+          <w:rFonts w:hint="eastAsia"/>
+          <w:b/>
+          <w:sz w:val="32"/>
+          <w:szCs w:val="32"/>
+        </w:rPr>
+        <w:t xml:space="preserve">상태분석 </w:t>
+      </w:r>
+    </w:p>
+    <w:p>
+      <w:pPr>
+        <w:pStyle w:val="a4"/>
+        <w:numPr>
+          <w:ilvl w:val="0"/>
+          <w:numId w:val="32"/>
+        </w:numPr>
+        <w:spacing w:before="240" w:line="168" w:lineRule="auto"/>
+        <w:ind w:leftChars="0"/>
+        <w:rPr>
+          <w:rFonts w:eastAsiaTheme="minorHAnsi"/>
+        </w:rPr>
+      </w:pPr>
+      <w:r>
+        <w:rPr>
+          <w:rFonts w:eastAsiaTheme="minorHAnsi"/>
+          <w:b/>
+          <w:sz w:val="28"/>
+          <w:szCs w:val="28"/>
+        </w:rPr>
+        <w:t>jstat -gc [PID] [ms]</w:t>
+      </w:r>
+    </w:p>
+    <w:p>
+      <w:pPr>
+        <w:widowControl/>
+        <w:shd w:val="clear" w:color="auto" w:fill="FFFFFF"/>
+        <w:wordWrap/>
+        <w:autoSpaceDE/>
+        <w:autoSpaceDN/>
+        <w:spacing w:after="0" w:line="240" w:lineRule="auto"/>
+        <w:ind w:leftChars="300" w:left="660"/>
+        <w:jc w:val="left"/>
+        <w:textAlignment w:val="baseline"/>
+        <w:rPr>
+          <w:rFonts w:eastAsiaTheme="minorHAnsi" w:cs="Arial"/>
+          <w:color w:val="8A8A8A"/>
+          <w:kern w:val="0"/>
+        </w:rPr>
+      </w:pPr>
+      <w:r>
+        <w:rPr>
+          <w:rFonts w:hint="eastAsia"/>
+          <w:noProof/>
+        </w:rPr>
+        <mc:AlternateContent>
+          <mc:Choice Requires="wps">
+            <w:drawing>
+              <wp:anchor distT="0" distB="0" distL="114300" distR="114300" simplePos="0" relativeHeight="251704320" behindDoc="0" locked="0" layoutInCell="1" allowOverlap="1" wp14:anchorId="168BC47D" wp14:editId="0AFD9C85">
+                <wp:simplePos x="0" y="0"/>
+                <wp:positionH relativeFrom="column">
+                  <wp:posOffset>1264589</wp:posOffset>
+                </wp:positionH>
+                <wp:positionV relativeFrom="paragraph">
+                  <wp:posOffset>131445</wp:posOffset>
+                </wp:positionV>
+                <wp:extent cx="429370" cy="206679"/>
+                <wp:effectExtent l="0" t="0" r="27940" b="22225"/>
+                <wp:wrapNone/>
+                <wp:docPr id="71" name="직사각형 71"/>
+                <wp:cNvGraphicFramePr/>
+                <a:graphic xmlns:a="http://schemas.openxmlformats.org/drawingml/2006/main">
+                  <a:graphicData uri="http://schemas.microsoft.com/office/word/2010/wordprocessingShape">
+                    <wps:wsp>
+                      <wps:cNvSpPr/>
+                      <wps:spPr>
+                        <a:xfrm>
+                          <a:off x="0" y="0"/>
+                          <a:ext cx="429370" cy="206679"/>
+                        </a:xfrm>
+                        <a:prstGeom prst="rect">
+                          <a:avLst/>
+                        </a:prstGeom>
+                        <a:noFill/>
+                        <a:ln>
+                          <a:solidFill>
+                            <a:srgbClr val="FF0000"/>
+                          </a:solidFill>
+                        </a:ln>
+                      </wps:spPr>
+                      <wps:style>
+                        <a:lnRef idx="2">
+                          <a:schemeClr val="accent1">
+                            <a:shade val="50000"/>
+                          </a:schemeClr>
+                        </a:lnRef>
+                        <a:fillRef idx="1">
+                          <a:schemeClr val="accent1"/>
+                        </a:fillRef>
+                        <a:effectRef idx="0">
+                          <a:schemeClr val="accent1"/>
+                        </a:effectRef>
+                        <a:fontRef idx="minor">
+                          <a:schemeClr val="lt1"/>
+                        </a:fontRef>
+                      </wps:style>
+                      <wps:bodyPr rot="0" spcFirstLastPara="0" vertOverflow="overflow" horzOverflow="overflow" vert="horz" wrap="square" lIns="91440" tIns="45720" rIns="91440" bIns="45720" numCol="1" spcCol="0" rtlCol="0" fromWordArt="0" anchor="ctr" anchorCtr="0" forceAA="0" compatLnSpc="1">
+                        <a:prstTxWarp prst="textNoShape">
+                          <a:avLst/>
+                        </a:prstTxWarp>
+                        <a:noAutofit/>
+                      </wps:bodyPr>
+                    </wps:wsp>
+                  </a:graphicData>
+                </a:graphic>
+                <wp14:sizeRelH relativeFrom="margin">
+                  <wp14:pctWidth>0</wp14:pctWidth>
+                </wp14:sizeRelH>
+                <wp14:sizeRelV relativeFrom="margin">
+                  <wp14:pctHeight>0</wp14:pctHeight>
+                </wp14:sizeRelV>
+              </wp:anchor>
+            </w:drawing>
+          </mc:Choice>
+          <mc:Fallback>
+            <w:pict>
+              <v:rect w14:anchorId="7AA183B8" id="직사각형 71" o:spid="_x0000_s1026" style="position:absolute;left:0;text-align:left;margin-left:99.55pt;margin-top:10.35pt;width:33.8pt;height:16.25pt;z-index:251704320;visibility:visible;mso-wrap-style:square;mso-width-percent:0;mso-height-percent:0;mso-wrap-distance-left:9pt;mso-wrap-distance-top:0;mso-wrap-distance-right:9pt;mso-wrap-distance-bottom:0;mso-position-horizontal:absolute;mso-position-horizontal-relative:text;mso-position-vertical:absolute;mso-position-vertical-relative:text;mso-width-percent:0;mso-height-percent:0;mso-width-relative:margin;mso-height-relative:margin;v-text-anchor:middle" o:gfxdata="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" filled="f" strokecolor="red" strokeweight="1pt"/>
+            </w:pict>
+          </mc:Fallback>
+        </mc:AlternateContent>
+      </w:r>
+      <w:r>
+        <w:rPr>
+          <w:rFonts w:hint="eastAsia"/>
+          <w:noProof/>
+        </w:rPr>
+        <mc:AlternateContent>
+          <mc:Choice Requires="wps">
+            <w:drawing>
+              <wp:anchor distT="0" distB="0" distL="114300" distR="114300" simplePos="0" relativeHeight="251702272" behindDoc="0" locked="0" layoutInCell="1" allowOverlap="1" wp14:anchorId="4EF53F5B" wp14:editId="318C6239">
+                <wp:simplePos x="0" y="0"/>
+                <wp:positionH relativeFrom="column">
+                  <wp:posOffset>427355</wp:posOffset>
+                </wp:positionH>
+                <wp:positionV relativeFrom="paragraph">
+                  <wp:posOffset>129871</wp:posOffset>
+                </wp:positionV>
+                <wp:extent cx="429370" cy="206679"/>
+                <wp:effectExtent l="0" t="0" r="27940" b="22225"/>
+                <wp:wrapNone/>
+                <wp:docPr id="70" name="직사각형 70"/>
+                <wp:cNvGraphicFramePr/>
+                <a:graphic xmlns:a="http://schemas.openxmlformats.org/drawingml/2006/main">
+                  <a:graphicData uri="http://schemas.microsoft.com/office/word/2010/wordprocessingShape">
+                    <wps:wsp>
+                      <wps:cNvSpPr/>
+                      <wps:spPr>
+                        <a:xfrm>
+                          <a:off x="0" y="0"/>
+                          <a:ext cx="429370" cy="206679"/>
+                        </a:xfrm>
+                        <a:prstGeom prst="rect">
+                          <a:avLst/>
+                        </a:prstGeom>
+                        <a:noFill/>
+                        <a:ln>
+                          <a:solidFill>
+                            <a:srgbClr val="FF0000"/>
+                          </a:solidFill>
+                        </a:ln>
+                      </wps:spPr>
+                      <wps:style>
+                        <a:lnRef idx="2">
+                          <a:schemeClr val="accent1">
+                            <a:shade val="50000"/>
+                          </a:schemeClr>
+                        </a:lnRef>
+                        <a:fillRef idx="1">
+                          <a:schemeClr val="accent1"/>
+                        </a:fillRef>
+                        <a:effectRef idx="0">
+                          <a:schemeClr val="accent1"/>
+                        </a:effectRef>
+                        <a:fontRef idx="minor">
+                          <a:schemeClr val="lt1"/>
+                        </a:fontRef>
+                      </wps:style>
+                      <wps:bodyPr rot="0" spcFirstLastPara="0" vertOverflow="overflow" horzOverflow="overflow" vert="horz" wrap="square" lIns="91440" tIns="45720" rIns="91440" bIns="45720" numCol="1" spcCol="0" rtlCol="0" fromWordArt="0" anchor="ctr" anchorCtr="0" forceAA="0" compatLnSpc="1">
+                        <a:prstTxWarp prst="textNoShape">
+                          <a:avLst/>
+                        </a:prstTxWarp>
+                        <a:noAutofit/>
+                      </wps:bodyPr>
+                    </wps:wsp>
+                  </a:graphicData>
+                </a:graphic>
+                <wp14:sizeRelH relativeFrom="margin">
+                  <wp14:pctWidth>0</wp14:pctWidth>
+                </wp14:sizeRelH>
+                <wp14:sizeRelV relativeFrom="margin">
+                  <wp14:pctHeight>0</wp14:pctHeight>
+                </wp14:sizeRelV>
+              </wp:anchor>
+            </w:drawing>
+          </mc:Choice>
+          <mc:Fallback>
+            <w:pict>
+              <v:rect w14:anchorId="3DF6E663" id="직사각형 70" o:spid="_x0000_s1026" style="position:absolute;left:0;text-align:left;margin-left:33.65pt;margin-top:10.25pt;width:33.8pt;height:16.25pt;z-index:251702272;visibility:visible;mso-wrap-style:square;mso-width-percent:0;mso-height-percent:0;mso-wrap-distance-left:9pt;mso-wrap-distance-top:0;mso-wrap-distance-right:9pt;mso-wrap-distance-bottom:0;mso-position-horizontal:absolute;mso-position-horizontal-relative:text;mso-position-vertical:absolute;mso-position-vertical-relative:text;mso-width-percent:0;mso-height-percent:0;mso-width-relative:margin;mso-height-relative:margin;v-text-anchor:middle" o:gfxdata="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" filled="f" strokecolor="red" strokeweight="1pt"/>
+            </w:pict>
+          </mc:Fallback>
+        </mc:AlternateContent>
+      </w:r>
+      <w:r>
+        <w:rPr>
+          <w:rFonts w:eastAsiaTheme="minorHAnsi" w:cs="Arial"/>
+          <w:noProof/>
+          <w:color w:val="8A8A8A"/>
+          <w:kern w:val="0"/>
+        </w:rPr>
+        <w:drawing>
+          <wp:inline distT="0" distB="0" distL="0" distR="0">
+            <wp:extent cx="7362825" cy="819150"/>
+            <wp:effectExtent l="0" t="0" r="9525" b="0"/>
+            <wp:docPr id="69" name="그림 69" descr="https://postfiles.pstatic.net/MjAyMTEwMjFfMjM0/MDAxNjM0Nzc3MzI2OTAy.G7guPkZfzIvCAgRsSsXsJDwiqxuvP7APn4Cn5SGUFmwg.Zgc2nY9zKBZ25vFUfiC4IKPBaKs32BDTUia9z5ugyNAg.PNG.ggoddii/%EC%BA%A1%EC%B2%98.PNG?type=w773"/>
+            <wp:cNvGraphicFramePr>
+              <a:graphicFrameLocks xmlns:a="http://schemas.openxmlformats.org/drawingml/2006/main" noChangeAspect="1"/>
+            </wp:cNvGraphicFramePr>
+            <a:graphic xmlns:a="http://schemas.openxmlformats.org/drawingml/2006/main">
+              <a:graphicData uri="http://schemas.openxmlformats.org/drawingml/2006/picture">
+                <pic:pic xmlns:pic="http://schemas.openxmlformats.org/drawingml/2006/picture">
+                  <pic:nvPicPr>
+                    <pic:cNvPr id="0" name="Picture 25" descr="https://postfiles.pstatic.net/MjAyMTEwMjFfMjM0/MDAxNjM0Nzc3MzI2OTAy.G7guPkZfzIvCAgRsSsXsJDwiqxuvP7APn4Cn5SGUFmwg.Zgc2nY9zKBZ25vFUfiC4IKPBaKs32BDTUia9z5ugyNAg.PNG.ggoddii/%EC%BA%A1%EC%B2%98.PNG?type=w773"/>
+                    <pic:cNvPicPr>
+                      <a:picLocks noChangeAspect="1" noChangeArrowheads="1"/>
+                    </pic:cNvPicPr>
+                  </pic:nvPicPr>
+                  <pic:blipFill>
+                    <a:blip r:embed="rId50">
+                      <a:extLst>
+                        <a:ext uri="{28A0092B-C50C-407E-A947-70E740481C1C}">
+                          <a14:useLocalDpi xmlns:a14="http://schemas.microsoft.com/office/drawing/2010/main" val="0"/>
+                        </a:ext>
+                      </a:extLst>
+                    </a:blip>
+                    <a:srcRect/>
+                    <a:stretch>
+                      <a:fillRect/>
+                    </a:stretch>
+                  </pic:blipFill>
+                  <pic:spPr bwMode="auto">
+                    <a:xfrm>
+                      <a:off x="0" y="0"/>
+                      <a:ext cx="7362825" cy="819150"/>
+                    </a:xfrm>
+                    <a:prstGeom prst="rect">
+                      <a:avLst/>
+                    </a:prstGeom>
+                    <a:noFill/>
+                    <a:ln>
+                      <a:noFill/>
+                    </a:ln>
+                  </pic:spPr>
+                </pic:pic>
+              </a:graphicData>
+            </a:graphic>
+          </wp:inline>
+        </w:drawing>
+      </w:r>
+    </w:p>
+    <w:p>
+      <w:pPr>
+        <w:widowControl/>
+        <w:shd w:val="clear" w:color="auto" w:fill="FFFFFF"/>
+        <w:wordWrap/>
+        <w:autoSpaceDE/>
+        <w:autoSpaceDN/>
+        <w:spacing w:after="0" w:line="240" w:lineRule="auto"/>
+        <w:ind w:leftChars="300" w:left="660"/>
+        <w:jc w:val="left"/>
+        <w:textAlignment w:val="baseline"/>
+        <w:rPr>
+          <w:noProof/>
+        </w:rPr>
+      </w:pPr>
+      <w:r>
+        <w:rPr>
+          <w:rFonts w:eastAsiaTheme="minorHAnsi" w:cs="Arial"/>
+          <w:color w:val="000000"/>
+          <w:kern w:val="0"/>
+          <w:bdr w:val="none" w:sz="0" w:space="0" w:color="auto" w:frame="1"/>
+        </w:rPr>
+        <w:t xml:space="preserve">ps aux | grep ezFlow </w:t>
+      </w:r>
+      <w:r>
+        <w:rPr>
+          <w:rFonts w:eastAsiaTheme="minorHAnsi" w:cs="Arial" w:hint="eastAsia"/>
+          <w:color w:val="000000"/>
+          <w:kern w:val="0"/>
+          <w:bdr w:val="none" w:sz="0" w:space="0" w:color="auto" w:frame="1"/>
+        </w:rPr>
+        <w:t xml:space="preserve">명령어를 통해 특정프로세스가 </w:t>
+      </w:r>
+      <w:r>
+        <w:rPr>
+          <w:rFonts w:eastAsiaTheme="minorHAnsi" w:cs="Arial"/>
+          <w:color w:val="000000"/>
+          <w:kern w:val="0"/>
+          <w:bdr w:val="none" w:sz="0" w:space="0" w:color="auto" w:frame="1"/>
+        </w:rPr>
+        <w:t>Heap memory</w:t>
+      </w:r>
+      <w:r>
+        <w:rPr>
+          <w:rFonts w:eastAsiaTheme="minorHAnsi" w:cs="Arial" w:hint="eastAsia"/>
+          <w:color w:val="000000"/>
+          <w:kern w:val="0"/>
+          <w:bdr w:val="none" w:sz="0" w:space="0" w:color="auto" w:frame="1"/>
+        </w:rPr>
+        <w:t>를 얼마나 사용하고 있는지 확인해보려고 한다.</w:t>
+      </w:r>
+      <w:r>
+        <w:rPr>
+          <w:rFonts w:hint="eastAsia"/>
+          <w:noProof/>
+        </w:rPr>
+        <w:t xml:space="preserve"> </w:t>
+      </w:r>
+    </w:p>
+    <w:p>
+      <w:pPr>
+        <w:widowControl/>
+        <w:shd w:val="clear" w:color="auto" w:fill="FFFFFF"/>
+        <w:wordWrap/>
+        <w:autoSpaceDE/>
+        <w:autoSpaceDN/>
+        <w:spacing w:after="0" w:line="240" w:lineRule="auto"/>
+        <w:ind w:leftChars="300" w:left="660"/>
+        <w:jc w:val="left"/>
+        <w:textAlignment w:val="baseline"/>
+        <w:rPr>
+          <w:rFonts w:eastAsiaTheme="minorHAnsi" w:cs="Arial"/>
+          <w:color w:val="000000"/>
+          <w:kern w:val="0"/>
+          <w:bdr w:val="none" w:sz="0" w:space="0" w:color="auto" w:frame="1"/>
+        </w:rPr>
+      </w:pPr>
+    </w:p>
+    <w:p>
+      <w:pPr>
+        <w:widowControl/>
+        <w:shd w:val="clear" w:color="auto" w:fill="FFFFFF"/>
+        <w:wordWrap/>
+        <w:autoSpaceDE/>
+        <w:autoSpaceDN/>
+        <w:spacing w:after="0" w:line="240" w:lineRule="auto"/>
+        <w:ind w:leftChars="300" w:left="660"/>
+        <w:jc w:val="left"/>
+        <w:textAlignment w:val="baseline"/>
+        <w:rPr>
+          <w:rFonts w:eastAsiaTheme="minorHAnsi" w:cs="Arial"/>
+          <w:color w:val="8A8A8A"/>
+          <w:kern w:val="0"/>
+        </w:rPr>
+      </w:pPr>
+      <w:r>
+        <w:rPr>
+          <w:rFonts w:eastAsiaTheme="minorHAnsi" w:cs="Arial"/>
+          <w:color w:val="000000"/>
+          <w:kern w:val="0"/>
+          <w:bdr w:val="none" w:sz="0" w:space="0" w:color="auto" w:frame="1"/>
+        </w:rPr>
+        <w:t xml:space="preserve">이때 해당 프로세스가 root권한으로 실행되었다면 root로 </w:t>
+      </w:r>
+      <w:r>
+        <w:rPr>
+          <w:rFonts w:eastAsiaTheme="minorHAnsi" w:cs="Arial" w:hint="eastAsia"/>
+          <w:color w:val="000000"/>
+          <w:kern w:val="0"/>
+          <w:bdr w:val="none" w:sz="0" w:space="0" w:color="auto" w:frame="1"/>
+        </w:rPr>
+        <w:t>접근해 주</w:t>
+      </w:r>
+      <w:r>
+        <w:rPr>
+          <w:rFonts w:eastAsiaTheme="minorHAnsi" w:cs="Arial" w:hint="eastAsia"/>
+          <w:color w:val="000000"/>
+          <w:kern w:val="0"/>
+          <w:bdr w:val="none" w:sz="0" w:space="0" w:color="auto" w:frame="1"/>
+        </w:rPr>
+        <w:t>어야한다</w:t>
+      </w:r>
+      <w:r>
+        <w:rPr>
+          <w:rFonts w:eastAsiaTheme="minorHAnsi" w:cs="Arial"/>
+          <w:color w:val="000000"/>
+          <w:kern w:val="0"/>
+          <w:bdr w:val="none" w:sz="0" w:space="0" w:color="auto" w:frame="1"/>
+        </w:rPr>
+        <w:t>.</w:t>
+      </w:r>
+    </w:p>
+    <w:p>
+      <w:pPr>
+        <w:widowControl/>
+        <w:shd w:val="clear" w:color="auto" w:fill="FFFFFF"/>
+        <w:wordWrap/>
+        <w:autoSpaceDE/>
+        <w:autoSpaceDN/>
+        <w:spacing w:after="0" w:line="240" w:lineRule="auto"/>
+        <w:ind w:leftChars="300" w:left="660"/>
+        <w:jc w:val="left"/>
+        <w:textAlignment w:val="baseline"/>
+        <w:rPr>
+          <w:rFonts w:eastAsiaTheme="minorHAnsi" w:cs="Arial"/>
+          <w:color w:val="8A8A8A"/>
+          <w:kern w:val="0"/>
+        </w:rPr>
+      </w:pPr>
+      <w:r>
+        <w:rPr>
+          <w:rFonts w:eastAsiaTheme="minorHAnsi" w:cs="Arial"/>
+          <w:color w:val="000000"/>
+          <w:kern w:val="0"/>
+          <w:bdr w:val="none" w:sz="0" w:space="0" w:color="auto" w:frame="1"/>
+        </w:rPr>
+        <w:t>​</w:t>
+      </w:r>
+    </w:p>
+    <w:p>
+      <w:pPr>
+        <w:widowControl/>
+        <w:shd w:val="clear" w:color="auto" w:fill="FFFFFF"/>
+        <w:wordWrap/>
+        <w:autoSpaceDE/>
+        <w:autoSpaceDN/>
+        <w:spacing w:after="0" w:line="240" w:lineRule="auto"/>
+        <w:ind w:leftChars="300" w:left="660"/>
+        <w:jc w:val="left"/>
+        <w:textAlignment w:val="baseline"/>
+        <w:rPr>
+          <w:rFonts w:eastAsiaTheme="minorHAnsi" w:cs="Arial"/>
+          <w:color w:val="8A8A8A"/>
+          <w:kern w:val="0"/>
+        </w:rPr>
+      </w:pPr>
+      <w:r>
+        <w:rPr>
+          <w:rFonts w:eastAsiaTheme="minorHAnsi" w:cs="Arial"/>
+          <w:noProof/>
+          <w:color w:val="8A8A8A"/>
+          <w:kern w:val="0"/>
+        </w:rPr>
+        <w:drawing>
+          <wp:inline distT="0" distB="0" distL="0" distR="0">
+            <wp:extent cx="6122421" cy="1011691"/>
+            <wp:effectExtent l="0" t="0" r="0" b="0"/>
+            <wp:docPr id="68" name="그림 68" descr="https://postfiles.pstatic.net/MjAyMTEwMjFfMjg3/MDAxNjM0Nzc3NTA5MTg5.Sv5D7OhCNy4DP0DQncpg-VzA2meYZFI6hnCPu45V0Swg.udndW0yrOcPnEgoW7xnuVASm4utaohTErGkVam4rzgog.PNG.ggoddii/%EC%BA%A1%EC%B2%98.PNG?type=w773"/>
+            <wp:cNvGraphicFramePr>
+              <a:graphicFrameLocks xmlns:a="http://schemas.openxmlformats.org/drawingml/2006/main" noChangeAspect="1"/>
+            </wp:cNvGraphicFramePr>
+            <a:graphic xmlns:a="http://schemas.openxmlformats.org/drawingml/2006/main">
+              <a:graphicData uri="http://schemas.openxmlformats.org/drawingml/2006/picture">
+                <pic:pic xmlns:pic="http://schemas.openxmlformats.org/drawingml/2006/picture">
+                  <pic:nvPicPr>
+                    <pic:cNvPr id="0" name="Picture 26" descr="https://postfiles.pstatic.net/MjAyMTEwMjFfMjg3/MDAxNjM0Nzc3NTA5MTg5.Sv5D7OhCNy4DP0DQncpg-VzA2meYZFI6hnCPu45V0Swg.udndW0yrOcPnEgoW7xnuVASm4utaohTErGkVam4rzgog.PNG.ggoddii/%EC%BA%A1%EC%B2%98.PNG?type=w773"/>
+                    <pic:cNvPicPr>
+                      <a:picLocks noChangeAspect="1" noChangeArrowheads="1"/>
+                    </pic:cNvPicPr>
+                  </pic:nvPicPr>
+                  <pic:blipFill>
+                    <a:blip r:embed="rId51">
+                      <a:extLst>
+                        <a:ext uri="{28A0092B-C50C-407E-A947-70E740481C1C}">
+                          <a14:useLocalDpi xmlns:a14="http://schemas.microsoft.com/office/drawing/2010/main" val="0"/>
+                        </a:ext>
+                      </a:extLst>
+                    </a:blip>
+                    <a:srcRect/>
+                    <a:stretch>
+                      <a:fillRect/>
+                    </a:stretch>
+                  </pic:blipFill>
+                  <pic:spPr bwMode="auto">
+                    <a:xfrm>
+                      <a:off x="0" y="0"/>
+                      <a:ext cx="6348572" cy="1049061"/>
+                    </a:xfrm>
+                    <a:prstGeom prst="rect">
+                      <a:avLst/>
+                    </a:prstGeom>
+                    <a:noFill/>
+                    <a:ln>
+                      <a:noFill/>
+                    </a:ln>
+                  </pic:spPr>
+                </pic:pic>
+              </a:graphicData>
+            </a:graphic>
+          </wp:inline>
+        </w:drawing>
+      </w:r>
+    </w:p>
+    <w:p>
+      <w:pPr>
+        <w:widowControl/>
+        <w:shd w:val="clear" w:color="auto" w:fill="FDFDFD"/>
+        <w:wordWrap/>
+        <w:autoSpaceDE/>
+        <w:autoSpaceDN/>
+        <w:spacing w:after="0" w:line="360" w:lineRule="atLeast"/>
+        <w:ind w:leftChars="300" w:left="660"/>
+        <w:jc w:val="left"/>
+        <w:textAlignment w:val="baseline"/>
+        <w:rPr>
+          <w:rFonts w:eastAsiaTheme="minorHAnsi" w:cs="Arial"/>
+          <w:color w:val="000000"/>
+          <w:kern w:val="0"/>
+        </w:rPr>
+      </w:pPr>
+      <w:r>
+        <w:rPr>
+          <w:rFonts w:eastAsiaTheme="minorHAnsi" w:cs="Arial"/>
+          <w:color w:val="000000"/>
+          <w:kern w:val="0"/>
+        </w:rPr>
+        <w:t xml:space="preserve">jstat </w:t>
+      </w:r>
+      <w:r>
+        <w:rPr>
+          <w:rFonts w:eastAsiaTheme="minorHAnsi" w:cs="Arial"/>
+          <w:color w:val="A77F71"/>
+          <w:kern w:val="0"/>
+          <w:bdr w:val="none" w:sz="0" w:space="0" w:color="auto" w:frame="1"/>
+        </w:rPr>
+        <w:t>-</w:t>
+      </w:r>
+      <w:r>
+        <w:rPr>
+          <w:rFonts w:eastAsiaTheme="minorHAnsi" w:cs="Arial"/>
+          <w:color w:val="000000"/>
+          <w:kern w:val="0"/>
+        </w:rPr>
+        <w:t xml:space="preserve">gc </w:t>
+      </w:r>
+      <w:r>
+        <w:rPr>
+          <w:rFonts w:eastAsiaTheme="minorHAnsi" w:cs="Arial"/>
+          <w:color w:val="E57523"/>
+          <w:kern w:val="0"/>
+          <w:bdr w:val="none" w:sz="0" w:space="0" w:color="auto" w:frame="1"/>
+        </w:rPr>
+        <w:t>5967</w:t>
+      </w:r>
+      <w:r>
+        <w:rPr>
+          <w:rFonts w:eastAsiaTheme="minorHAnsi" w:cs="Arial"/>
+          <w:color w:val="000000"/>
+          <w:kern w:val="0"/>
+        </w:rPr>
+        <w:t xml:space="preserve"> </w:t>
+      </w:r>
+      <w:r>
+        <w:rPr>
+          <w:rFonts w:eastAsiaTheme="minorHAnsi" w:cs="Arial"/>
+          <w:color w:val="E57523"/>
+          <w:kern w:val="0"/>
+          <w:bdr w:val="none" w:sz="0" w:space="0" w:color="auto" w:frame="1"/>
+        </w:rPr>
+        <w:t>1000</w:t>
+      </w:r>
+      <w:r>
+        <w:rPr>
+          <w:rFonts w:eastAsiaTheme="minorHAnsi" w:cs="Arial"/>
+          <w:color w:val="E57523"/>
+          <w:kern w:val="0"/>
+          <w:bdr w:val="none" w:sz="0" w:space="0" w:color="auto" w:frame="1"/>
+        </w:rPr>
+        <w:t xml:space="preserve"> </w:t>
+      </w:r>
+      <w:r>
+        <w:rPr>
+          <w:rFonts w:eastAsiaTheme="minorHAnsi" w:cs="Arial" w:hint="eastAsia"/>
+          <w:color w:val="000000"/>
+          <w:kern w:val="0"/>
+          <w:bdr w:val="none" w:sz="0" w:space="0" w:color="auto" w:frame="1"/>
+        </w:rPr>
+        <w:t xml:space="preserve">명령어는 </w:t>
+      </w:r>
+      <w:r>
+        <w:rPr>
+          <w:rFonts w:eastAsiaTheme="minorHAnsi" w:cs="Arial"/>
+          <w:color w:val="000000"/>
+          <w:kern w:val="0"/>
+          <w:bdr w:val="none" w:sz="0" w:space="0" w:color="auto" w:frame="1"/>
+        </w:rPr>
+        <w:t>JVM</w:t>
+      </w:r>
+      <w:r>
+        <w:rPr>
+          <w:rFonts w:eastAsiaTheme="minorHAnsi" w:cs="Arial" w:hint="eastAsia"/>
+          <w:color w:val="000000"/>
+          <w:kern w:val="0"/>
+          <w:bdr w:val="none" w:sz="0" w:space="0" w:color="auto" w:frame="1"/>
+        </w:rPr>
+        <w:t xml:space="preserve">이 실행중인 </w:t>
+      </w:r>
+      <w:r>
+        <w:rPr>
+          <w:rFonts w:eastAsiaTheme="minorHAnsi" w:cs="Arial"/>
+          <w:color w:val="000000"/>
+          <w:kern w:val="0"/>
+          <w:bdr w:val="none" w:sz="0" w:space="0" w:color="auto" w:frame="1"/>
+        </w:rPr>
+        <w:t>GC</w:t>
+      </w:r>
+      <w:r>
+        <w:rPr>
+          <w:rFonts w:eastAsiaTheme="minorHAnsi" w:cs="Arial" w:hint="eastAsia"/>
+          <w:color w:val="000000"/>
+          <w:kern w:val="0"/>
+          <w:bdr w:val="none" w:sz="0" w:space="0" w:color="auto" w:frame="1"/>
+        </w:rPr>
+        <w:t>상태를 모니터링할 수</w:t>
+      </w:r>
+      <w:r>
+        <w:rPr>
+          <w:rFonts w:eastAsiaTheme="minorHAnsi" w:cs="Arial"/>
+          <w:color w:val="000000"/>
+          <w:kern w:val="0"/>
+          <w:bdr w:val="none" w:sz="0" w:space="0" w:color="auto" w:frame="1"/>
+        </w:rPr>
+        <w:t xml:space="preserve"> </w:t>
+      </w:r>
+      <w:r>
+        <w:rPr>
+          <w:rFonts w:eastAsiaTheme="minorHAnsi" w:cs="Arial" w:hint="eastAsia"/>
+          <w:color w:val="000000"/>
+          <w:kern w:val="0"/>
+          <w:bdr w:val="none" w:sz="0" w:space="0" w:color="auto" w:frame="1"/>
+        </w:rPr>
+        <w:t>있다.</w:t>
+      </w:r>
+    </w:p>
+    <w:p>
+      <w:pPr>
+        <w:widowControl/>
+        <w:shd w:val="clear" w:color="auto" w:fill="FFFFFF"/>
+        <w:wordWrap/>
+        <w:autoSpaceDE/>
+        <w:autoSpaceDN/>
+        <w:spacing w:after="0" w:line="240" w:lineRule="auto"/>
+        <w:ind w:leftChars="300" w:left="660"/>
+        <w:jc w:val="left"/>
+        <w:textAlignment w:val="baseline"/>
+        <w:rPr>
+          <w:rFonts w:eastAsiaTheme="minorHAnsi" w:cs="Arial"/>
+          <w:color w:val="000000"/>
+          <w:kern w:val="0"/>
+          <w:bdr w:val="none" w:sz="0" w:space="0" w:color="auto" w:frame="1"/>
+        </w:rPr>
+      </w:pPr>
+    </w:p>
+    <w:p>
+      <w:pPr>
+        <w:widowControl/>
+        <w:shd w:val="clear" w:color="auto" w:fill="FFFFFF"/>
+        <w:wordWrap/>
+        <w:autoSpaceDE/>
+        <w:autoSpaceDN/>
+        <w:spacing w:after="0" w:line="240" w:lineRule="auto"/>
+        <w:ind w:leftChars="300" w:left="660"/>
+        <w:jc w:val="left"/>
+        <w:textAlignment w:val="baseline"/>
+        <w:rPr>
+          <w:rFonts w:eastAsiaTheme="minorHAnsi" w:cs="Arial"/>
+          <w:color w:val="8A8A8A"/>
+          <w:kern w:val="0"/>
+          <w:sz w:val="20"/>
+          <w:szCs w:val="20"/>
+        </w:rPr>
+      </w:pPr>
+      <w:r>
+        <w:rPr>
+          <w:rFonts w:eastAsiaTheme="minorHAnsi" w:cs="Arial"/>
+          <w:color w:val="000000"/>
+          <w:kern w:val="0"/>
+          <w:sz w:val="20"/>
+          <w:szCs w:val="20"/>
+          <w:bdr w:val="none" w:sz="0" w:space="0" w:color="auto" w:frame="1"/>
+        </w:rPr>
+        <w:t>EC (</w:t>
+      </w:r>
+      <w:r>
+        <w:rPr>
+          <w:rFonts w:eastAsiaTheme="minorHAnsi" w:cs="Arial"/>
+          <w:color w:val="000000"/>
+          <w:kern w:val="0"/>
+          <w:sz w:val="20"/>
+          <w:szCs w:val="20"/>
+          <w:bdr w:val="none" w:sz="0" w:space="0" w:color="auto" w:frame="1"/>
+        </w:rPr>
+        <w:t xml:space="preserve">Eden </w:t>
+      </w:r>
+      <w:r>
+        <w:rPr>
+          <w:rFonts w:eastAsiaTheme="minorHAnsi" w:cs="Arial"/>
+          <w:color w:val="000000"/>
+          <w:kern w:val="0"/>
+          <w:sz w:val="20"/>
+          <w:szCs w:val="20"/>
+          <w:bdr w:val="none" w:sz="0" w:space="0" w:color="auto" w:frame="1"/>
+        </w:rPr>
+        <w:t>Capacity</w:t>
+      </w:r>
+      <w:r>
+        <w:rPr>
+          <w:rFonts w:eastAsiaTheme="minorHAnsi" w:cs="Arial"/>
+          <w:color w:val="000000"/>
+          <w:kern w:val="0"/>
+          <w:sz w:val="20"/>
+          <w:szCs w:val="20"/>
+          <w:bdr w:val="none" w:sz="0" w:space="0" w:color="auto" w:frame="1"/>
+        </w:rPr>
+        <w:t>)</w:t>
+      </w:r>
+    </w:p>
+    <w:p>
+      <w:pPr>
+        <w:widowControl/>
+        <w:shd w:val="clear" w:color="auto" w:fill="FFFFFF"/>
+        <w:wordWrap/>
+        <w:autoSpaceDE/>
+        <w:autoSpaceDN/>
+        <w:spacing w:after="0" w:line="240" w:lineRule="auto"/>
+        <w:ind w:leftChars="300" w:left="660"/>
+        <w:jc w:val="left"/>
+        <w:textAlignment w:val="baseline"/>
+        <w:rPr>
+          <w:rFonts w:eastAsiaTheme="minorHAnsi" w:cs="Arial"/>
+          <w:color w:val="8A8A8A"/>
+          <w:kern w:val="0"/>
+          <w:sz w:val="20"/>
+          <w:szCs w:val="20"/>
+        </w:rPr>
+      </w:pPr>
+      <w:r>
+        <w:rPr>
+          <w:rFonts w:eastAsiaTheme="minorHAnsi" w:cs="Arial"/>
+          <w:color w:val="000000"/>
+          <w:kern w:val="0"/>
+          <w:sz w:val="20"/>
+          <w:szCs w:val="20"/>
+          <w:bdr w:val="none" w:sz="0" w:space="0" w:color="auto" w:frame="1"/>
+        </w:rPr>
+        <w:t>- Eden 영역의 용량</w:t>
+      </w:r>
+    </w:p>
+    <w:p>
+      <w:pPr>
+        <w:widowControl/>
+        <w:shd w:val="clear" w:color="auto" w:fill="FFFFFF"/>
+        <w:wordWrap/>
+        <w:autoSpaceDE/>
+        <w:autoSpaceDN/>
+        <w:spacing w:after="0" w:line="240" w:lineRule="auto"/>
+        <w:ind w:leftChars="300" w:left="660"/>
+        <w:jc w:val="left"/>
+        <w:textAlignment w:val="baseline"/>
+        <w:rPr>
+          <w:rFonts w:eastAsiaTheme="minorHAnsi" w:cs="Arial"/>
+          <w:color w:val="8A8A8A"/>
+          <w:kern w:val="0"/>
+          <w:sz w:val="20"/>
+          <w:szCs w:val="20"/>
+        </w:rPr>
+      </w:pPr>
+      <w:r>
+        <w:rPr>
+          <w:rFonts w:eastAsiaTheme="minorHAnsi" w:cs="Arial"/>
+          <w:color w:val="000000"/>
+          <w:kern w:val="0"/>
+          <w:sz w:val="20"/>
+          <w:szCs w:val="20"/>
+          <w:bdr w:val="none" w:sz="0" w:space="0" w:color="auto" w:frame="1"/>
+        </w:rPr>
+        <w:t>EU (</w:t>
+      </w:r>
+      <w:r>
+        <w:rPr>
+          <w:rFonts w:eastAsiaTheme="minorHAnsi" w:cs="Arial"/>
+          <w:color w:val="000000"/>
+          <w:kern w:val="0"/>
+          <w:sz w:val="20"/>
+          <w:szCs w:val="20"/>
+          <w:bdr w:val="none" w:sz="0" w:space="0" w:color="auto" w:frame="1"/>
+        </w:rPr>
+        <w:t>Eden Used)</w:t>
+      </w:r>
+    </w:p>
+    <w:p>
+      <w:pPr>
+        <w:widowControl/>
+        <w:shd w:val="clear" w:color="auto" w:fill="FFFFFF"/>
+        <w:wordWrap/>
+        <w:autoSpaceDE/>
+        <w:autoSpaceDN/>
+        <w:spacing w:after="0" w:line="240" w:lineRule="auto"/>
+        <w:ind w:leftChars="300" w:left="660"/>
+        <w:jc w:val="left"/>
+        <w:textAlignment w:val="baseline"/>
+        <w:rPr>
+          <w:rFonts w:eastAsiaTheme="minorHAnsi" w:cs="Arial"/>
+          <w:color w:val="8A8A8A"/>
+          <w:kern w:val="0"/>
+          <w:sz w:val="20"/>
+          <w:szCs w:val="20"/>
+        </w:rPr>
+      </w:pPr>
+      <w:r>
+        <w:rPr>
+          <w:rFonts w:eastAsiaTheme="minorHAnsi" w:cs="Arial"/>
+          <w:color w:val="000000"/>
+          <w:kern w:val="0"/>
+          <w:sz w:val="20"/>
+          <w:szCs w:val="20"/>
+          <w:bdr w:val="none" w:sz="0" w:space="0" w:color="auto" w:frame="1"/>
+        </w:rPr>
+        <w:t>- Eden 영역의 사용량</w:t>
+      </w:r>
+    </w:p>
+    <w:p>
+      <w:pPr>
+        <w:widowControl/>
+        <w:shd w:val="clear" w:color="auto" w:fill="FFFFFF"/>
+        <w:wordWrap/>
+        <w:autoSpaceDE/>
+        <w:autoSpaceDN/>
+        <w:spacing w:after="0" w:line="240" w:lineRule="auto"/>
+        <w:ind w:leftChars="300" w:left="660"/>
+        <w:jc w:val="left"/>
+        <w:textAlignment w:val="baseline"/>
+        <w:rPr>
+          <w:rFonts w:eastAsiaTheme="minorHAnsi" w:cs="Arial"/>
+          <w:color w:val="8A8A8A"/>
+          <w:kern w:val="0"/>
+          <w:sz w:val="20"/>
+          <w:szCs w:val="20"/>
+        </w:rPr>
+      </w:pPr>
+      <w:r>
+        <w:rPr>
+          <w:rFonts w:eastAsiaTheme="minorHAnsi" w:cs="Arial"/>
+          <w:color w:val="000000"/>
+          <w:kern w:val="0"/>
+          <w:sz w:val="20"/>
+          <w:szCs w:val="20"/>
+          <w:bdr w:val="none" w:sz="0" w:space="0" w:color="auto" w:frame="1"/>
+        </w:rPr>
+        <w:t>OC (</w:t>
+      </w:r>
+      <w:r>
+        <w:rPr>
+          <w:rFonts w:eastAsiaTheme="minorHAnsi" w:cs="Arial"/>
+          <w:color w:val="000000"/>
+          <w:kern w:val="0"/>
+          <w:sz w:val="20"/>
+          <w:szCs w:val="20"/>
+          <w:bdr w:val="none" w:sz="0" w:space="0" w:color="auto" w:frame="1"/>
+        </w:rPr>
+        <w:t xml:space="preserve">Old </w:t>
+      </w:r>
+      <w:r>
+        <w:rPr>
+          <w:rFonts w:eastAsiaTheme="minorHAnsi" w:cs="Arial"/>
+          <w:color w:val="000000"/>
+          <w:kern w:val="0"/>
+          <w:sz w:val="20"/>
+          <w:szCs w:val="20"/>
+          <w:bdr w:val="none" w:sz="0" w:space="0" w:color="auto" w:frame="1"/>
+        </w:rPr>
+        <w:t>Capacity</w:t>
+      </w:r>
+      <w:r>
+        <w:rPr>
+          <w:rFonts w:eastAsiaTheme="minorHAnsi" w:cs="Arial"/>
+          <w:color w:val="000000"/>
+          <w:kern w:val="0"/>
+          <w:sz w:val="20"/>
+          <w:szCs w:val="20"/>
+          <w:bdr w:val="none" w:sz="0" w:space="0" w:color="auto" w:frame="1"/>
+        </w:rPr>
+        <w:t>)</w:t>
+      </w:r>
+    </w:p>
+    <w:p>
+      <w:pPr>
+        <w:widowControl/>
+        <w:shd w:val="clear" w:color="auto" w:fill="FFFFFF"/>
+        <w:wordWrap/>
+        <w:autoSpaceDE/>
+        <w:autoSpaceDN/>
+        <w:spacing w:after="0" w:line="240" w:lineRule="auto"/>
+        <w:ind w:leftChars="300" w:left="660"/>
+        <w:jc w:val="left"/>
+        <w:textAlignment w:val="baseline"/>
+        <w:rPr>
+          <w:rFonts w:eastAsiaTheme="minorHAnsi" w:cs="Arial"/>
+          <w:color w:val="8A8A8A"/>
+          <w:kern w:val="0"/>
+          <w:sz w:val="20"/>
+          <w:szCs w:val="20"/>
+        </w:rPr>
+      </w:pPr>
+      <w:r>
+        <w:rPr>
+          <w:rFonts w:eastAsiaTheme="minorHAnsi" w:cs="Arial"/>
+          <w:color w:val="000000"/>
+          <w:kern w:val="0"/>
+          <w:sz w:val="20"/>
+          <w:szCs w:val="20"/>
+          <w:bdr w:val="none" w:sz="0" w:space="0" w:color="auto" w:frame="1"/>
+        </w:rPr>
+        <w:t>- Old 영역의 용량</w:t>
+      </w:r>
+    </w:p>
+    <w:p>
+      <w:pPr>
+        <w:widowControl/>
+        <w:shd w:val="clear" w:color="auto" w:fill="FFFFFF"/>
+        <w:wordWrap/>
+        <w:autoSpaceDE/>
+        <w:autoSpaceDN/>
+        <w:spacing w:after="0" w:line="240" w:lineRule="auto"/>
+        <w:ind w:leftChars="300" w:left="660"/>
+        <w:jc w:val="left"/>
+        <w:textAlignment w:val="baseline"/>
+        <w:rPr>
+          <w:rFonts w:eastAsiaTheme="minorHAnsi" w:cs="Arial"/>
+          <w:color w:val="8A8A8A"/>
+          <w:kern w:val="0"/>
+          <w:sz w:val="20"/>
+          <w:szCs w:val="20"/>
+        </w:rPr>
+      </w:pPr>
+      <w:r>
+        <w:rPr>
+          <w:rFonts w:eastAsiaTheme="minorHAnsi" w:cs="Arial"/>
+          <w:color w:val="000000"/>
+          <w:kern w:val="0"/>
+          <w:sz w:val="20"/>
+          <w:szCs w:val="20"/>
+          <w:bdr w:val="none" w:sz="0" w:space="0" w:color="auto" w:frame="1"/>
+        </w:rPr>
+        <w:t>OU (</w:t>
+      </w:r>
+      <w:r>
+        <w:rPr>
+          <w:rFonts w:eastAsiaTheme="minorHAnsi" w:cs="Arial"/>
+          <w:color w:val="000000"/>
+          <w:kern w:val="0"/>
+          <w:sz w:val="20"/>
+          <w:szCs w:val="20"/>
+          <w:bdr w:val="none" w:sz="0" w:space="0" w:color="auto" w:frame="1"/>
+        </w:rPr>
+        <w:t>Old Used)</w:t>
+      </w:r>
+    </w:p>
+    <w:p>
+      <w:pPr>
+        <w:widowControl/>
+        <w:shd w:val="clear" w:color="auto" w:fill="FFFFFF"/>
+        <w:wordWrap/>
+        <w:autoSpaceDE/>
+        <w:autoSpaceDN/>
+        <w:spacing w:after="0" w:line="240" w:lineRule="auto"/>
+        <w:ind w:leftChars="300" w:left="660"/>
+        <w:jc w:val="left"/>
+        <w:textAlignment w:val="baseline"/>
+        <w:rPr>
+          <w:rFonts w:eastAsiaTheme="minorHAnsi" w:cs="Arial"/>
+          <w:color w:val="8A8A8A"/>
+          <w:kern w:val="0"/>
+          <w:sz w:val="20"/>
+          <w:szCs w:val="20"/>
+        </w:rPr>
+      </w:pPr>
+      <w:r>
+        <w:rPr>
+          <w:rFonts w:eastAsiaTheme="minorHAnsi" w:cs="Arial"/>
+          <w:color w:val="000000"/>
+          <w:kern w:val="0"/>
+          <w:sz w:val="20"/>
+          <w:szCs w:val="20"/>
+          <w:bdr w:val="none" w:sz="0" w:space="0" w:color="auto" w:frame="1"/>
+        </w:rPr>
+        <w:t>- Old 영역의 사용량</w:t>
+      </w:r>
+    </w:p>
+    <w:p>
+      <w:pPr>
+        <w:widowControl/>
+        <w:shd w:val="clear" w:color="auto" w:fill="FFFFFF"/>
+        <w:wordWrap/>
+        <w:autoSpaceDE/>
+        <w:autoSpaceDN/>
+        <w:spacing w:after="0" w:line="240" w:lineRule="auto"/>
+        <w:ind w:leftChars="300" w:left="660"/>
+        <w:jc w:val="left"/>
+        <w:textAlignment w:val="baseline"/>
+        <w:rPr>
+          <w:rFonts w:eastAsiaTheme="minorHAnsi" w:cs="Arial"/>
+          <w:color w:val="8A8A8A"/>
+          <w:kern w:val="0"/>
+          <w:sz w:val="20"/>
+          <w:szCs w:val="20"/>
+        </w:rPr>
+      </w:pPr>
+      <w:r>
+        <w:rPr>
+          <w:rFonts w:eastAsiaTheme="minorHAnsi" w:cs="Arial"/>
+          <w:color w:val="000000"/>
+          <w:kern w:val="0"/>
+          <w:sz w:val="20"/>
+          <w:szCs w:val="20"/>
+          <w:bdr w:val="none" w:sz="0" w:space="0" w:color="auto" w:frame="1"/>
+        </w:rPr>
+        <w:t>YGC (</w:t>
+      </w:r>
+      <w:r>
+        <w:rPr>
+          <w:rFonts w:eastAsiaTheme="minorHAnsi" w:cs="Arial"/>
+          <w:color w:val="000000"/>
+          <w:kern w:val="0"/>
+          <w:sz w:val="20"/>
+          <w:szCs w:val="20"/>
+          <w:bdr w:val="none" w:sz="0" w:space="0" w:color="auto" w:frame="1"/>
+        </w:rPr>
+        <w:t xml:space="preserve">Young </w:t>
+      </w:r>
+      <w:r>
+        <w:rPr>
+          <w:rFonts w:eastAsiaTheme="minorHAnsi" w:cs="Arial"/>
+          <w:color w:val="000000"/>
+          <w:kern w:val="0"/>
+          <w:sz w:val="20"/>
+          <w:szCs w:val="20"/>
+          <w:bdr w:val="none" w:sz="0" w:space="0" w:color="auto" w:frame="1"/>
+          <w:shd w:val="clear" w:color="auto" w:fill="FFFFFF"/>
+        </w:rPr>
+        <w:t>Garbage Collection Count</w:t>
+      </w:r>
+      <w:r>
+        <w:rPr>
+          <w:rFonts w:eastAsiaTheme="minorHAnsi" w:cs="Arial"/>
+          <w:color w:val="000000"/>
+          <w:kern w:val="0"/>
+          <w:sz w:val="20"/>
+          <w:szCs w:val="20"/>
+          <w:bdr w:val="none" w:sz="0" w:space="0" w:color="auto" w:frame="1"/>
+        </w:rPr>
+        <w:t>)</w:t>
+      </w:r>
+    </w:p>
+    <w:p>
+      <w:pPr>
+        <w:widowControl/>
+        <w:shd w:val="clear" w:color="auto" w:fill="FFFFFF"/>
+        <w:wordWrap/>
+        <w:autoSpaceDE/>
+        <w:autoSpaceDN/>
+        <w:spacing w:after="0" w:line="240" w:lineRule="auto"/>
+        <w:ind w:leftChars="300" w:left="660"/>
+        <w:jc w:val="left"/>
+        <w:textAlignment w:val="baseline"/>
+        <w:rPr>
+          <w:rFonts w:eastAsiaTheme="minorHAnsi" w:cs="Arial"/>
+          <w:color w:val="8A8A8A"/>
+          <w:kern w:val="0"/>
+          <w:sz w:val="20"/>
+          <w:szCs w:val="20"/>
+        </w:rPr>
+      </w:pPr>
+      <w:r>
+        <w:rPr>
+          <w:rFonts w:eastAsiaTheme="minorHAnsi" w:cs="Arial"/>
+          <w:color w:val="000000"/>
+          <w:kern w:val="0"/>
+          <w:sz w:val="20"/>
+          <w:szCs w:val="20"/>
+          <w:bdr w:val="none" w:sz="0" w:space="0" w:color="auto" w:frame="1"/>
+        </w:rPr>
+        <w:t>- Young영역에서 지금까지 가비지 컬렉션을 수행한 횟수</w:t>
+      </w:r>
+    </w:p>
+    <w:p>
+      <w:pPr>
+        <w:widowControl/>
+        <w:shd w:val="clear" w:color="auto" w:fill="FFFFFF"/>
+        <w:wordWrap/>
+        <w:autoSpaceDE/>
+        <w:autoSpaceDN/>
+        <w:spacing w:after="0" w:line="240" w:lineRule="auto"/>
+        <w:ind w:leftChars="300" w:left="660"/>
+        <w:jc w:val="left"/>
+        <w:textAlignment w:val="baseline"/>
+        <w:rPr>
+          <w:rFonts w:eastAsiaTheme="minorHAnsi" w:cs="Arial"/>
+          <w:color w:val="8A8A8A"/>
+          <w:kern w:val="0"/>
+          <w:sz w:val="20"/>
+          <w:szCs w:val="20"/>
+        </w:rPr>
+      </w:pPr>
+      <w:r>
+        <w:rPr>
+          <w:rFonts w:eastAsiaTheme="minorHAnsi" w:cs="Arial"/>
+          <w:color w:val="000000"/>
+          <w:kern w:val="0"/>
+          <w:sz w:val="20"/>
+          <w:szCs w:val="20"/>
+          <w:bdr w:val="none" w:sz="0" w:space="0" w:color="auto" w:frame="1"/>
+        </w:rPr>
+        <w:t>YGCT (</w:t>
+      </w:r>
+      <w:r>
+        <w:rPr>
+          <w:rFonts w:eastAsiaTheme="minorHAnsi" w:cs="Arial"/>
+          <w:color w:val="000000"/>
+          <w:kern w:val="0"/>
+          <w:sz w:val="20"/>
+          <w:szCs w:val="20"/>
+          <w:bdr w:val="none" w:sz="0" w:space="0" w:color="auto" w:frame="1"/>
+        </w:rPr>
+        <w:t xml:space="preserve">Young </w:t>
+      </w:r>
+      <w:r>
+        <w:rPr>
+          <w:rFonts w:eastAsiaTheme="minorHAnsi" w:cs="Arial"/>
+          <w:color w:val="000000"/>
+          <w:kern w:val="0"/>
+          <w:sz w:val="20"/>
+          <w:szCs w:val="20"/>
+          <w:bdr w:val="none" w:sz="0" w:space="0" w:color="auto" w:frame="1"/>
+          <w:shd w:val="clear" w:color="auto" w:fill="FFFFFF"/>
+        </w:rPr>
+        <w:t>Garbage Collection</w:t>
+      </w:r>
+      <w:r>
+        <w:rPr>
+          <w:rFonts w:eastAsiaTheme="minorHAnsi" w:cs="Arial"/>
+          <w:color w:val="000000"/>
+          <w:kern w:val="0"/>
+          <w:sz w:val="20"/>
+          <w:szCs w:val="20"/>
+          <w:bdr w:val="none" w:sz="0" w:space="0" w:color="auto" w:frame="1"/>
+        </w:rPr>
+        <w:t xml:space="preserve"> Time)</w:t>
+      </w:r>
+    </w:p>
+    <w:p>
+      <w:pPr>
+        <w:widowControl/>
+        <w:shd w:val="clear" w:color="auto" w:fill="FFFFFF"/>
+        <w:wordWrap/>
+        <w:autoSpaceDE/>
+        <w:autoSpaceDN/>
+        <w:spacing w:after="0" w:line="240" w:lineRule="auto"/>
+        <w:ind w:leftChars="300" w:left="660"/>
+        <w:jc w:val="left"/>
+        <w:textAlignment w:val="baseline"/>
+        <w:rPr>
+          <w:rFonts w:eastAsiaTheme="minorHAnsi" w:cs="Arial"/>
+          <w:color w:val="8A8A8A"/>
+          <w:kern w:val="0"/>
+          <w:sz w:val="20"/>
+          <w:szCs w:val="20"/>
+        </w:rPr>
+      </w:pPr>
+      <w:r>
+        <w:rPr>
+          <w:rFonts w:eastAsiaTheme="minorHAnsi" w:cs="Arial"/>
+          <w:color w:val="000000"/>
+          <w:kern w:val="0"/>
+          <w:sz w:val="20"/>
+          <w:szCs w:val="20"/>
+          <w:bdr w:val="none" w:sz="0" w:space="0" w:color="auto" w:frame="1"/>
+        </w:rPr>
+        <w:t>- Young영역에서 지금까지 가비지 컬렉션을 수행한 시간</w:t>
+      </w:r>
+    </w:p>
+    <w:p>
+      <w:pPr>
+        <w:widowControl/>
+        <w:shd w:val="clear" w:color="auto" w:fill="FFFFFF"/>
+        <w:wordWrap/>
+        <w:autoSpaceDE/>
+        <w:autoSpaceDN/>
+        <w:spacing w:after="0" w:line="240" w:lineRule="auto"/>
+        <w:ind w:leftChars="300" w:left="660"/>
+        <w:jc w:val="left"/>
+        <w:textAlignment w:val="baseline"/>
+        <w:rPr>
+          <w:rFonts w:eastAsiaTheme="minorHAnsi" w:cs="Arial"/>
+          <w:color w:val="8A8A8A"/>
+          <w:kern w:val="0"/>
+          <w:sz w:val="20"/>
+          <w:szCs w:val="20"/>
+        </w:rPr>
+      </w:pPr>
+      <w:r>
+        <w:rPr>
+          <w:rFonts w:eastAsiaTheme="minorHAnsi" w:cs="Arial"/>
+          <w:color w:val="000000"/>
+          <w:kern w:val="0"/>
+          <w:sz w:val="20"/>
+          <w:szCs w:val="20"/>
+          <w:bdr w:val="none" w:sz="0" w:space="0" w:color="auto" w:frame="1"/>
+        </w:rPr>
+        <w:t>FGC (</w:t>
+      </w:r>
+      <w:r>
+        <w:rPr>
+          <w:rFonts w:eastAsiaTheme="minorHAnsi" w:cs="Arial"/>
+          <w:color w:val="000000"/>
+          <w:kern w:val="0"/>
+          <w:sz w:val="20"/>
+          <w:szCs w:val="20"/>
+          <w:bdr w:val="none" w:sz="0" w:space="0" w:color="auto" w:frame="1"/>
+        </w:rPr>
+        <w:t xml:space="preserve">Full </w:t>
+      </w:r>
+      <w:r>
+        <w:rPr>
+          <w:rFonts w:eastAsiaTheme="minorHAnsi" w:cs="Arial"/>
+          <w:color w:val="000000"/>
+          <w:kern w:val="0"/>
+          <w:sz w:val="20"/>
+          <w:szCs w:val="20"/>
+          <w:bdr w:val="none" w:sz="0" w:space="0" w:color="auto" w:frame="1"/>
+          <w:shd w:val="clear" w:color="auto" w:fill="FFFFFF"/>
+        </w:rPr>
+        <w:t>Garbage Collection Count</w:t>
+      </w:r>
+      <w:r>
+        <w:rPr>
+          <w:rFonts w:eastAsiaTheme="minorHAnsi" w:cs="Arial"/>
+          <w:color w:val="000000"/>
+          <w:kern w:val="0"/>
+          <w:sz w:val="20"/>
+          <w:szCs w:val="20"/>
+          <w:bdr w:val="none" w:sz="0" w:space="0" w:color="auto" w:frame="1"/>
+        </w:rPr>
+        <w:t>)</w:t>
+      </w:r>
+    </w:p>
+    <w:p>
+      <w:pPr>
+        <w:widowControl/>
+        <w:shd w:val="clear" w:color="auto" w:fill="FFFFFF"/>
+        <w:wordWrap/>
+        <w:autoSpaceDE/>
+        <w:autoSpaceDN/>
+        <w:spacing w:after="0" w:line="240" w:lineRule="auto"/>
+        <w:ind w:leftChars="300" w:left="660"/>
+        <w:jc w:val="left"/>
+        <w:textAlignment w:val="baseline"/>
+        <w:rPr>
+          <w:rFonts w:eastAsiaTheme="minorHAnsi" w:cs="Arial"/>
+          <w:color w:val="8A8A8A"/>
+          <w:kern w:val="0"/>
+          <w:sz w:val="20"/>
+          <w:szCs w:val="20"/>
+        </w:rPr>
+      </w:pPr>
+      <w:r>
+        <w:rPr>
+          <w:rFonts w:eastAsiaTheme="minorHAnsi" w:cs="Arial"/>
+          <w:color w:val="000000"/>
+          <w:kern w:val="0"/>
+          <w:sz w:val="20"/>
+          <w:szCs w:val="20"/>
+          <w:bdr w:val="none" w:sz="0" w:space="0" w:color="auto" w:frame="1"/>
+        </w:rPr>
+        <w:t>- 0ld+young 영역에서 지금까지 가비지 컬렉션을 수행한 횟수</w:t>
+      </w:r>
+    </w:p>
+    <w:p>
+      <w:pPr>
+        <w:widowControl/>
+        <w:shd w:val="clear" w:color="auto" w:fill="FFFFFF"/>
+        <w:wordWrap/>
+        <w:autoSpaceDE/>
+        <w:autoSpaceDN/>
+        <w:spacing w:after="0" w:line="240" w:lineRule="auto"/>
+        <w:ind w:leftChars="300" w:left="660"/>
+        <w:jc w:val="left"/>
+        <w:textAlignment w:val="baseline"/>
+        <w:rPr>
+          <w:rFonts w:eastAsiaTheme="minorHAnsi" w:cs="Arial"/>
+          <w:color w:val="8A8A8A"/>
+          <w:kern w:val="0"/>
+          <w:sz w:val="20"/>
+          <w:szCs w:val="20"/>
+        </w:rPr>
+      </w:pPr>
+      <w:r>
+        <w:rPr>
+          <w:rFonts w:eastAsiaTheme="minorHAnsi" w:cs="Arial"/>
+          <w:color w:val="000000"/>
+          <w:kern w:val="0"/>
+          <w:sz w:val="20"/>
+          <w:szCs w:val="20"/>
+          <w:bdr w:val="none" w:sz="0" w:space="0" w:color="auto" w:frame="1"/>
+        </w:rPr>
+        <w:t>FGCT (</w:t>
+      </w:r>
+      <w:r>
+        <w:rPr>
+          <w:rFonts w:eastAsiaTheme="minorHAnsi" w:cs="Arial"/>
+          <w:color w:val="000000"/>
+          <w:kern w:val="0"/>
+          <w:sz w:val="20"/>
+          <w:szCs w:val="20"/>
+          <w:bdr w:val="none" w:sz="0" w:space="0" w:color="auto" w:frame="1"/>
+        </w:rPr>
+        <w:t xml:space="preserve">Full </w:t>
+      </w:r>
+      <w:r>
+        <w:rPr>
+          <w:rFonts w:eastAsiaTheme="minorHAnsi" w:cs="Arial"/>
+          <w:color w:val="000000"/>
+          <w:kern w:val="0"/>
+          <w:sz w:val="20"/>
+          <w:szCs w:val="20"/>
+          <w:bdr w:val="none" w:sz="0" w:space="0" w:color="auto" w:frame="1"/>
+          <w:shd w:val="clear" w:color="auto" w:fill="FFFFFF"/>
+        </w:rPr>
+        <w:t>Garbage Collection</w:t>
+      </w:r>
+      <w:r>
+        <w:rPr>
+          <w:rFonts w:eastAsiaTheme="minorHAnsi" w:cs="Arial"/>
+          <w:color w:val="000000"/>
+          <w:kern w:val="0"/>
+          <w:sz w:val="20"/>
+          <w:szCs w:val="20"/>
+          <w:bdr w:val="none" w:sz="0" w:space="0" w:color="auto" w:frame="1"/>
+        </w:rPr>
+        <w:t xml:space="preserve"> Time)</w:t>
+      </w:r>
+    </w:p>
+    <w:p>
+      <w:pPr>
+        <w:widowControl/>
+        <w:shd w:val="clear" w:color="auto" w:fill="FFFFFF"/>
+        <w:wordWrap/>
+        <w:autoSpaceDE/>
+        <w:autoSpaceDN/>
+        <w:spacing w:after="0" w:line="240" w:lineRule="auto"/>
+        <w:ind w:leftChars="300" w:left="660"/>
+        <w:jc w:val="left"/>
+        <w:textAlignment w:val="baseline"/>
+        <w:rPr>
+          <w:rFonts w:eastAsiaTheme="minorHAnsi" w:cs="Arial"/>
+          <w:color w:val="8A8A8A"/>
+          <w:kern w:val="0"/>
+          <w:sz w:val="20"/>
+          <w:szCs w:val="20"/>
+        </w:rPr>
+      </w:pPr>
+      <w:r>
+        <w:rPr>
+          <w:rFonts w:eastAsiaTheme="minorHAnsi" w:cs="Arial"/>
+          <w:color w:val="000000"/>
+          <w:kern w:val="0"/>
+          <w:sz w:val="20"/>
+          <w:szCs w:val="20"/>
+          <w:bdr w:val="none" w:sz="0" w:space="0" w:color="auto" w:frame="1"/>
+        </w:rPr>
+        <w:t>- 0ld+young 영역에서 지금까지 가비지 컬렉션을 수행한 시간</w:t>
+      </w:r>
+    </w:p>
+    <w:p>
+      <w:pPr>
+        <w:widowControl/>
+        <w:shd w:val="clear" w:color="auto" w:fill="FFFFFF"/>
+        <w:wordWrap/>
+        <w:autoSpaceDE/>
+        <w:autoSpaceDN/>
+        <w:spacing w:after="0" w:line="240" w:lineRule="auto"/>
+        <w:ind w:leftChars="300" w:left="660"/>
+        <w:jc w:val="left"/>
+        <w:textAlignment w:val="baseline"/>
+        <w:rPr>
+          <w:rFonts w:eastAsiaTheme="minorHAnsi" w:cs="Arial"/>
+          <w:color w:val="8A8A8A"/>
+          <w:kern w:val="0"/>
+          <w:sz w:val="20"/>
+          <w:szCs w:val="20"/>
+        </w:rPr>
+      </w:pPr>
+      <w:r>
+        <w:rPr>
+          <w:rFonts w:eastAsiaTheme="minorHAnsi" w:cs="Arial"/>
+          <w:color w:val="000000"/>
+          <w:kern w:val="0"/>
+          <w:sz w:val="20"/>
+          <w:szCs w:val="20"/>
+          <w:bdr w:val="none" w:sz="0" w:space="0" w:color="auto" w:frame="1"/>
+        </w:rPr>
+        <w:t>GCT (</w:t>
+      </w:r>
+      <w:r>
+        <w:rPr>
+          <w:rFonts w:eastAsiaTheme="minorHAnsi" w:cs="Arial"/>
+          <w:color w:val="000000"/>
+          <w:kern w:val="0"/>
+          <w:sz w:val="20"/>
+          <w:szCs w:val="20"/>
+          <w:bdr w:val="none" w:sz="0" w:space="0" w:color="auto" w:frame="1"/>
+          <w:shd w:val="clear" w:color="auto" w:fill="FFFFFF"/>
+        </w:rPr>
+        <w:t>Garbage Collection</w:t>
+      </w:r>
+      <w:r>
+        <w:rPr>
+          <w:rFonts w:eastAsiaTheme="minorHAnsi" w:cs="Arial"/>
+          <w:color w:val="000000"/>
+          <w:kern w:val="0"/>
+          <w:sz w:val="20"/>
+          <w:szCs w:val="20"/>
+          <w:bdr w:val="none" w:sz="0" w:space="0" w:color="auto" w:frame="1"/>
+          <w:shd w:val="clear" w:color="auto" w:fill="FFFFFF"/>
+        </w:rPr>
+        <w:t xml:space="preserve"> </w:t>
+      </w:r>
+      <w:r>
+        <w:rPr>
+          <w:rFonts w:eastAsiaTheme="minorHAnsi" w:cs="Arial"/>
+          <w:color w:val="000000"/>
+          <w:kern w:val="0"/>
+          <w:sz w:val="20"/>
+          <w:szCs w:val="20"/>
+          <w:bdr w:val="none" w:sz="0" w:space="0" w:color="auto" w:frame="1"/>
+        </w:rPr>
+        <w:t>Time)</w:t>
+      </w:r>
+    </w:p>
+    <w:p>
+      <w:pPr>
+        <w:widowControl/>
+        <w:shd w:val="clear" w:color="auto" w:fill="FFFFFF"/>
+        <w:wordWrap/>
+        <w:autoSpaceDE/>
+        <w:autoSpaceDN/>
+        <w:spacing w:after="0" w:line="240" w:lineRule="auto"/>
+        <w:ind w:leftChars="300" w:left="660"/>
+        <w:jc w:val="left"/>
+        <w:textAlignment w:val="baseline"/>
+        <w:rPr>
+          <w:rFonts w:eastAsiaTheme="minorHAnsi" w:cs="Arial"/>
+          <w:color w:val="8A8A8A"/>
+          <w:kern w:val="0"/>
+          <w:sz w:val="20"/>
+          <w:szCs w:val="20"/>
+        </w:rPr>
+      </w:pPr>
+      <w:r>
+        <w:rPr>
+          <w:rFonts w:eastAsiaTheme="minorHAnsi" w:cs="Arial"/>
+          <w:color w:val="000000"/>
+          <w:kern w:val="0"/>
+          <w:sz w:val="20"/>
+          <w:szCs w:val="20"/>
+          <w:bdr w:val="none" w:sz="0" w:space="0" w:color="auto" w:frame="1"/>
+        </w:rPr>
+        <w:t xml:space="preserve">- 가비지 컬렉션을 수행에 총 </w:t>
+      </w:r>
+      <w:r>
+        <w:rPr>
+          <w:rFonts w:eastAsiaTheme="minorHAnsi" w:cs="Arial" w:hint="eastAsia"/>
+          <w:color w:val="000000"/>
+          <w:kern w:val="0"/>
+          <w:sz w:val="20"/>
+          <w:szCs w:val="20"/>
+          <w:bdr w:val="none" w:sz="0" w:space="0" w:color="auto" w:frame="1"/>
+        </w:rPr>
+        <w:t>걸린 시간</w:t>
+      </w:r>
+      <w:r>
+        <w:rPr>
+          <w:rFonts w:eastAsiaTheme="minorHAnsi" w:cs="Arial"/>
+          <w:color w:val="000000"/>
+          <w:kern w:val="0"/>
+          <w:sz w:val="20"/>
+          <w:szCs w:val="20"/>
+          <w:bdr w:val="none" w:sz="0" w:space="0" w:color="auto" w:frame="1"/>
+        </w:rPr>
+        <w:t xml:space="preserve"> </w:t>
+      </w:r>
+    </w:p>
+    <w:p>
+      <w:pPr>
+        <w:widowControl/>
+        <w:shd w:val="clear" w:color="auto" w:fill="FFFFFF"/>
+        <w:wordWrap/>
+        <w:autoSpaceDE/>
+        <w:autoSpaceDN/>
+        <w:spacing w:after="0" w:line="240" w:lineRule="auto"/>
+        <w:ind w:leftChars="300" w:left="660"/>
+        <w:jc w:val="left"/>
+        <w:textAlignment w:val="baseline"/>
+        <w:rPr>
+          <w:rFonts w:eastAsiaTheme="minorHAnsi" w:cs="Arial"/>
+          <w:color w:val="8A8A8A"/>
+          <w:kern w:val="0"/>
+        </w:rPr>
+      </w:pPr>
+      <w:r>
+        <w:rPr>
+          <w:rFonts w:eastAsiaTheme="minorHAnsi" w:cs="Arial"/>
+          <w:color w:val="000000"/>
+          <w:kern w:val="0"/>
+          <w:bdr w:val="none" w:sz="0" w:space="0" w:color="auto" w:frame="1"/>
+        </w:rPr>
+        <w:t>​</w:t>
+      </w:r>
+    </w:p>
+    <w:p>
+      <w:pPr>
+        <w:pStyle w:val="a4"/>
+        <w:numPr>
+          <w:ilvl w:val="0"/>
+          <w:numId w:val="32"/>
+        </w:numPr>
+        <w:spacing w:before="240" w:line="168" w:lineRule="auto"/>
+        <w:ind w:leftChars="0"/>
+        <w:rPr>
+          <w:rFonts w:eastAsiaTheme="minorHAnsi"/>
+        </w:rPr>
+      </w:pPr>
+      <w:r>
+        <w:rPr>
+          <w:rFonts w:eastAsiaTheme="minorHAnsi" w:cs="Arial"/>
+          <w:color w:val="000000"/>
+          <w:kern w:val="0"/>
+          <w:bdr w:val="none" w:sz="0" w:space="0" w:color="auto" w:frame="1"/>
+        </w:rPr>
+        <w:lastRenderedPageBreak/>
+        <w:t>​</w:t>
+      </w:r>
+      <w:r>
+        <w:rPr>
+          <w:rFonts w:eastAsiaTheme="minorHAnsi"/>
+          <w:b/>
+          <w:sz w:val="28"/>
+          <w:szCs w:val="28"/>
+        </w:rPr>
+        <w:t xml:space="preserve"> </w:t>
+      </w:r>
+      <w:proofErr w:type="spellStart"/>
+      <w:r>
+        <w:rPr>
+          <w:rFonts w:eastAsiaTheme="minorHAnsi"/>
+          <w:b/>
+          <w:sz w:val="28"/>
+          <w:szCs w:val="28"/>
+        </w:rPr>
+        <w:t>jcmd</w:t>
+      </w:r>
+      <w:proofErr w:type="spellEnd"/>
+      <w:r>
+        <w:rPr>
+          <w:rFonts w:eastAsiaTheme="minorHAnsi"/>
+          <w:b/>
+          <w:sz w:val="28"/>
+          <w:szCs w:val="28"/>
+        </w:rPr>
+        <w:t xml:space="preserve"> [PID] </w:t>
+      </w:r>
+      <w:proofErr w:type="spellStart"/>
+      <w:r>
+        <w:rPr>
+          <w:rFonts w:eastAsiaTheme="minorHAnsi"/>
+          <w:b/>
+          <w:sz w:val="28"/>
+          <w:szCs w:val="28"/>
+        </w:rPr>
+        <w:t>GC.run</w:t>
+      </w:r>
+      <w:proofErr w:type="spellEnd"/>
+    </w:p>
+    <w:p>
+      <w:pPr>
+        <w:spacing w:before="240" w:line="240" w:lineRule="auto"/>
+        <w:ind w:left="580"/>
+        <w:rPr>
+          <w:rFonts w:eastAsiaTheme="minorHAnsi"/>
+        </w:rPr>
+      </w:pPr>
+      <w:r>
+        <w:rPr>
+          <w:rFonts w:eastAsiaTheme="minorHAnsi" w:hint="eastAsia"/>
+        </w:rPr>
+        <w:t xml:space="preserve">실제 모니터링을 진행해보면 </w:t>
+      </w:r>
+      <w:proofErr w:type="spellStart"/>
+      <w:r>
+        <w:rPr>
+          <w:rFonts w:eastAsiaTheme="minorHAnsi"/>
+        </w:rPr>
+        <w:t>minorGC</w:t>
+      </w:r>
+      <w:proofErr w:type="spellEnd"/>
+      <w:r>
+        <w:rPr>
+          <w:rFonts w:eastAsiaTheme="minorHAnsi" w:hint="eastAsia"/>
+        </w:rPr>
+        <w:t xml:space="preserve">는 자주 일어나지만 </w:t>
+      </w:r>
+      <w:proofErr w:type="spellStart"/>
+      <w:r>
+        <w:rPr>
+          <w:rFonts w:eastAsiaTheme="minorHAnsi"/>
+        </w:rPr>
+        <w:t>majorGC</w:t>
+      </w:r>
+      <w:proofErr w:type="spellEnd"/>
+      <w:r>
+        <w:rPr>
+          <w:rFonts w:eastAsiaTheme="minorHAnsi" w:hint="eastAsia"/>
+        </w:rPr>
+        <w:t>는 자주 일어나지 않는 것을 확인할 수 있다.</w:t>
+      </w:r>
+    </w:p>
+    <w:p>
+      <w:pPr>
+        <w:spacing w:before="240" w:line="240" w:lineRule="auto"/>
+        <w:ind w:left="580"/>
+        <w:rPr>
+          <w:rFonts w:eastAsiaTheme="minorHAnsi"/>
+        </w:rPr>
+      </w:pPr>
+      <w:proofErr w:type="spellStart"/>
+      <w:r>
+        <w:rPr>
+          <w:rFonts w:eastAsiaTheme="minorHAnsi" w:hint="eastAsia"/>
+        </w:rPr>
+        <w:t>m</w:t>
+      </w:r>
+      <w:r>
+        <w:rPr>
+          <w:rFonts w:eastAsiaTheme="minorHAnsi"/>
+        </w:rPr>
+        <w:t>ajorGC</w:t>
+      </w:r>
+      <w:proofErr w:type="spellEnd"/>
+      <w:r>
+        <w:rPr>
+          <w:rFonts w:eastAsiaTheme="minorHAnsi" w:hint="eastAsia"/>
+        </w:rPr>
+        <w:t xml:space="preserve">가 필요한 상황이라면 전체 </w:t>
+      </w:r>
+      <w:r>
+        <w:rPr>
+          <w:rFonts w:eastAsiaTheme="minorHAnsi"/>
+        </w:rPr>
+        <w:t>heap</w:t>
+      </w:r>
+      <w:r>
+        <w:rPr>
+          <w:rFonts w:eastAsiaTheme="minorHAnsi" w:hint="eastAsia"/>
+        </w:rPr>
+        <w:t xml:space="preserve">메모리를 청소하는 </w:t>
+      </w:r>
+      <w:r>
+        <w:rPr>
+          <w:rFonts w:eastAsiaTheme="minorHAnsi"/>
+        </w:rPr>
+        <w:t xml:space="preserve">Full </w:t>
+      </w:r>
+      <w:proofErr w:type="spellStart"/>
+      <w:r>
+        <w:rPr>
+          <w:rFonts w:eastAsiaTheme="minorHAnsi"/>
+        </w:rPr>
+        <w:t>Gabage</w:t>
+      </w:r>
+      <w:proofErr w:type="spellEnd"/>
+      <w:r>
+        <w:rPr>
+          <w:rFonts w:eastAsiaTheme="minorHAnsi"/>
+        </w:rPr>
+        <w:t xml:space="preserve"> Collection</w:t>
+      </w:r>
+      <w:r>
+        <w:rPr>
+          <w:rFonts w:eastAsiaTheme="minorHAnsi" w:hint="eastAsia"/>
+        </w:rPr>
+        <w:t>을 진행할 수 있다.</w:t>
+      </w:r>
+    </w:p>
+    <w:p>
+      <w:pPr>
+        <w:widowControl/>
+        <w:shd w:val="clear" w:color="auto" w:fill="FFFFFF"/>
+        <w:wordWrap/>
+        <w:autoSpaceDE/>
+        <w:autoSpaceDN/>
+        <w:spacing w:after="0" w:line="240" w:lineRule="auto"/>
+        <w:ind w:leftChars="300" w:left="660"/>
+        <w:jc w:val="left"/>
+        <w:textAlignment w:val="baseline"/>
+        <w:rPr>
+          <w:rFonts w:eastAsiaTheme="minorHAnsi" w:cs="Arial"/>
+          <w:color w:val="8A8A8A"/>
+          <w:kern w:val="0"/>
+        </w:rPr>
+      </w:pPr>
+      <w:r>
+        <w:rPr>
+          <w:rFonts w:eastAsiaTheme="minorHAnsi" w:cs="Arial"/>
+          <w:noProof/>
+          <w:color w:val="8A8A8A"/>
+          <w:kern w:val="0"/>
+        </w:rPr>
+        <w:drawing>
+          <wp:inline distT="0" distB="0" distL="0" distR="0">
+            <wp:extent cx="3315970" cy="429260"/>
+            <wp:effectExtent l="0" t="0" r="0" b="8890"/>
+            <wp:docPr id="67" name="그림 67" descr="https://postfiles.pstatic.net/MjAyMTEwMjFfMjc3/MDAxNjM0Nzc4MjI4NjI4.LCrfGjPxiiSni-npNcSuGndU4hEXKpW3TNRW4BRhnpIg.t6SCbJ5WSuv98S9iZklpdpzVyW0Lv_qzQXRSB89kwC0g.PNG.ggoddii/%EC%BA%A1%EC%B2%98.PNG?type=w773"/>
+            <wp:cNvGraphicFramePr>
+              <a:graphicFrameLocks xmlns:a="http://schemas.openxmlformats.org/drawingml/2006/main" noChangeAspect="1"/>
+            </wp:cNvGraphicFramePr>
+            <a:graphic xmlns:a="http://schemas.openxmlformats.org/drawingml/2006/main">
+              <a:graphicData uri="http://schemas.openxmlformats.org/drawingml/2006/picture">
+                <pic:pic xmlns:pic="http://schemas.openxmlformats.org/drawingml/2006/picture">
+                  <pic:nvPicPr>
+                    <pic:cNvPr id="0" name="Picture 27" descr="https://postfiles.pstatic.net/MjAyMTEwMjFfMjc3/MDAxNjM0Nzc4MjI4NjI4.LCrfGjPxiiSni-npNcSuGndU4hEXKpW3TNRW4BRhnpIg.t6SCbJ5WSuv98S9iZklpdpzVyW0Lv_qzQXRSB89kwC0g.PNG.ggoddii/%EC%BA%A1%EC%B2%98.PNG?type=w773"/>
+                    <pic:cNvPicPr>
+                      <a:picLocks noChangeAspect="1" noChangeArrowheads="1"/>
+                    </pic:cNvPicPr>
+                  </pic:nvPicPr>
+                  <pic:blipFill>
+                    <a:blip r:embed="rId52">
+                      <a:extLst>
+                        <a:ext uri="{28A0092B-C50C-407E-A947-70E740481C1C}">
+                          <a14:useLocalDpi xmlns:a14="http://schemas.microsoft.com/office/drawing/2010/main" val="0"/>
+                        </a:ext>
+                      </a:extLst>
+                    </a:blip>
+                    <a:srcRect/>
+                    <a:stretch>
+                      <a:fillRect/>
+                    </a:stretch>
+                  </pic:blipFill>
+                  <pic:spPr bwMode="auto">
+                    <a:xfrm>
+                      <a:off x="0" y="0"/>
+                      <a:ext cx="3315970" cy="429260"/>
+                    </a:xfrm>
+                    <a:prstGeom prst="rect">
+                      <a:avLst/>
+                    </a:prstGeom>
+                    <a:noFill/>
+                    <a:ln>
+                      <a:noFill/>
+                    </a:ln>
+                  </pic:spPr>
+                </pic:pic>
+              </a:graphicData>
+            </a:graphic>
+          </wp:inline>
+        </w:drawing>
+      </w:r>
+    </w:p>
+    <w:p>
+      <w:pPr>
+        <w:widowControl/>
+        <w:shd w:val="clear" w:color="auto" w:fill="FFFFFF"/>
+        <w:wordWrap/>
+        <w:autoSpaceDE/>
+        <w:autoSpaceDN/>
+        <w:spacing w:after="0" w:line="240" w:lineRule="auto"/>
+        <w:ind w:firstLine="660"/>
+        <w:jc w:val="left"/>
+        <w:textAlignment w:val="baseline"/>
+        <w:rPr>
+          <w:rFonts w:eastAsiaTheme="minorHAnsi" w:cs="Arial"/>
+          <w:color w:val="8A8A8A"/>
+          <w:kern w:val="0"/>
+        </w:rPr>
+      </w:pPr>
+      <w:r>
+        <w:rPr>
+          <w:rFonts w:eastAsiaTheme="minorHAnsi" w:cs="Arial"/>
+          <w:color w:val="000000"/>
+          <w:kern w:val="0"/>
+        </w:rPr>
+        <w:t xml:space="preserve">jcmd </w:t>
+      </w:r>
+      <w:r>
+        <w:rPr>
+          <w:rFonts w:eastAsiaTheme="minorHAnsi" w:cs="Arial"/>
+          <w:color w:val="E57523"/>
+          <w:kern w:val="0"/>
+          <w:bdr w:val="none" w:sz="0" w:space="0" w:color="auto" w:frame="1"/>
+        </w:rPr>
+        <w:t>5967</w:t>
+      </w:r>
+      <w:r>
+        <w:rPr>
+          <w:rFonts w:eastAsiaTheme="minorHAnsi" w:cs="Arial"/>
+          <w:color w:val="000000"/>
+          <w:kern w:val="0"/>
+        </w:rPr>
+        <w:t xml:space="preserve"> </w:t>
+      </w:r>
+      <w:r>
+        <w:rPr>
+          <w:rFonts w:eastAsiaTheme="minorHAnsi" w:cs="Arial"/>
+          <w:color w:val="E57523"/>
+          <w:kern w:val="0"/>
+          <w:bdr w:val="none" w:sz="0" w:space="0" w:color="auto" w:frame="1"/>
+        </w:rPr>
+        <w:t>GC</w:t>
+      </w:r>
+      <w:r>
+        <w:rPr>
+          <w:rFonts w:eastAsiaTheme="minorHAnsi" w:cs="Arial"/>
+          <w:color w:val="666666"/>
+          <w:kern w:val="0"/>
+          <w:bdr w:val="none" w:sz="0" w:space="0" w:color="auto" w:frame="1"/>
+        </w:rPr>
+        <w:t>.</w:t>
+      </w:r>
+      <w:r>
+        <w:rPr>
+          <w:rFonts w:eastAsiaTheme="minorHAnsi" w:cs="Arial"/>
+          <w:color w:val="000000"/>
+          <w:kern w:val="0"/>
+        </w:rPr>
+        <w:t xml:space="preserve">run </w:t>
+      </w:r>
+      <w:r>
+        <w:rPr>
+          <w:rFonts w:eastAsiaTheme="minorHAnsi" w:cs="Arial" w:hint="eastAsia"/>
+          <w:color w:val="000000"/>
+          <w:kern w:val="0"/>
+        </w:rPr>
+        <w:t xml:space="preserve">명령어는 </w:t>
+      </w:r>
+      <w:r>
+        <w:rPr>
+          <w:rFonts w:eastAsiaTheme="minorHAnsi" w:cs="Arial"/>
+          <w:color w:val="000000"/>
+          <w:kern w:val="0"/>
+          <w:bdr w:val="none" w:sz="0" w:space="0" w:color="auto" w:frame="1"/>
+        </w:rPr>
+        <w:t xml:space="preserve">FGC(Full </w:t>
+      </w:r>
+      <w:r>
+        <w:rPr>
+          <w:rFonts w:eastAsiaTheme="minorHAnsi" w:cs="Arial"/>
+          <w:color w:val="000000"/>
+          <w:kern w:val="0"/>
+          <w:bdr w:val="none" w:sz="0" w:space="0" w:color="auto" w:frame="1"/>
+          <w:shd w:val="clear" w:color="auto" w:fill="FFFFFF"/>
+        </w:rPr>
+        <w:t>Garbage Collection</w:t>
+      </w:r>
+      <w:r>
+        <w:rPr>
+          <w:rFonts w:eastAsiaTheme="minorHAnsi" w:cs="Arial"/>
+          <w:color w:val="000000"/>
+          <w:kern w:val="0"/>
+          <w:bdr w:val="none" w:sz="0" w:space="0" w:color="auto" w:frame="1"/>
+        </w:rPr>
+        <w:t>) 강제 수행</w:t>
+      </w:r>
+      <w:r>
+        <w:rPr>
+          <w:rFonts w:eastAsiaTheme="minorHAnsi" w:cs="Arial" w:hint="eastAsia"/>
+          <w:color w:val="000000"/>
+          <w:kern w:val="0"/>
+          <w:bdr w:val="none" w:sz="0" w:space="0" w:color="auto" w:frame="1"/>
+        </w:rPr>
+        <w:t>한다.</w:t>
+      </w:r>
+    </w:p>
+    <w:p>
+      <w:pPr>
+        <w:widowControl/>
+        <w:shd w:val="clear" w:color="auto" w:fill="FFFFFF"/>
+        <w:wordWrap/>
+        <w:autoSpaceDE/>
+        <w:autoSpaceDN/>
+        <w:spacing w:after="0" w:line="240" w:lineRule="auto"/>
+        <w:ind w:leftChars="300" w:left="660"/>
+        <w:jc w:val="left"/>
+        <w:textAlignment w:val="baseline"/>
+        <w:rPr>
+          <w:rFonts w:eastAsiaTheme="minorHAnsi" w:cs="Arial"/>
+          <w:color w:val="8A8A8A"/>
+          <w:kern w:val="0"/>
+        </w:rPr>
+      </w:pPr>
+      <w:r>
+        <w:rPr>
+          <w:rFonts w:hint="eastAsia"/>
+          <w:noProof/>
+        </w:rPr>
+        <mc:AlternateContent>
+          <mc:Choice Requires="wps">
+            <w:drawing>
+              <wp:anchor distT="0" distB="0" distL="114300" distR="114300" simplePos="0" relativeHeight="251706368" behindDoc="0" locked="0" layoutInCell="1" allowOverlap="1" wp14:anchorId="7BC1375B" wp14:editId="3E75980B">
+                <wp:simplePos x="0" y="0"/>
+                <wp:positionH relativeFrom="margin">
+                  <wp:posOffset>5452745</wp:posOffset>
+                </wp:positionH>
+                <wp:positionV relativeFrom="paragraph">
+                  <wp:posOffset>239395</wp:posOffset>
+                </wp:positionV>
+                <wp:extent cx="158750" cy="301625"/>
+                <wp:effectExtent l="0" t="0" r="12700" b="22225"/>
+                <wp:wrapNone/>
+                <wp:docPr id="72" name="직사각형 72"/>
+                <wp:cNvGraphicFramePr/>
+                <a:graphic xmlns:a="http://schemas.openxmlformats.org/drawingml/2006/main">
+                  <a:graphicData uri="http://schemas.microsoft.com/office/word/2010/wordprocessingShape">
+                    <wps:wsp>
+                      <wps:cNvSpPr/>
+                      <wps:spPr>
+                        <a:xfrm>
+                          <a:off x="0" y="0"/>
+                          <a:ext cx="158750" cy="301625"/>
+                        </a:xfrm>
+                        <a:prstGeom prst="rect">
+                          <a:avLst/>
+                        </a:prstGeom>
+                        <a:noFill/>
+                        <a:ln>
+                          <a:solidFill>
+                            <a:srgbClr val="FF0000"/>
+                          </a:solidFill>
+                        </a:ln>
+                      </wps:spPr>
+                      <wps:style>
+                        <a:lnRef idx="2">
+                          <a:schemeClr val="accent1">
+                            <a:shade val="50000"/>
+                          </a:schemeClr>
+                        </a:lnRef>
+                        <a:fillRef idx="1">
+                          <a:schemeClr val="accent1"/>
+                        </a:fillRef>
+                        <a:effectRef idx="0">
+                          <a:schemeClr val="accent1"/>
+                        </a:effectRef>
+                        <a:fontRef idx="minor">
+                          <a:schemeClr val="lt1"/>
+                        </a:fontRef>
+                      </wps:style>
+                      <wps:bodyPr rot="0" spcFirstLastPara="0" vertOverflow="overflow" horzOverflow="overflow" vert="horz" wrap="square" lIns="91440" tIns="45720" rIns="91440" bIns="45720" numCol="1" spcCol="0" rtlCol="0" fromWordArt="0" anchor="ctr" anchorCtr="0" forceAA="0" compatLnSpc="1">
+                        <a:prstTxWarp prst="textNoShape">
+                          <a:avLst/>
+                        </a:prstTxWarp>
+                        <a:noAutofit/>
+                      </wps:bodyPr>
+                    </wps:wsp>
+                  </a:graphicData>
+                </a:graphic>
+                <wp14:sizeRelH relativeFrom="margin">
+                  <wp14:pctWidth>0</wp14:pctWidth>
+                </wp14:sizeRelH>
+                <wp14:sizeRelV relativeFrom="margin">
+                  <wp14:pctHeight>0</wp14:pctHeight>
+                </wp14:sizeRelV>
+              </wp:anchor>
+            </w:drawing>
+          </mc:Choice>
+          <mc:Fallback>
+            <w:pict>
+              <v:rect w14:anchorId="7C5E2DCF" id="직사각형 72" o:spid="_x0000_s1026" style="position:absolute;left:0;text-align:left;margin-left:429.35pt;margin-top:18.85pt;width:12.5pt;height:23.75pt;z-index:251706368;visibility:visible;mso-wrap-style:square;mso-width-percent:0;mso-height-percent:0;mso-wrap-distance-left:9pt;mso-wrap-distance-top:0;mso-wrap-distance-right:9pt;mso-wrap-distance-bottom:0;mso-position-horizontal:absolute;mso-position-horizontal-relative:margin;mso-position-vertical:absolute;mso-position-vertical-relative:text;mso-width-percent:0;mso-height-percent:0;mso-width-relative:margin;mso-height-relative:margin;v-text-anchor:middle" o:gfxdata="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" filled="f" strokecolor="red" strokeweight="1pt">
+                <w10:wrap anchorx="margin"/>
+              </v:rect>
+            </w:pict>
+          </mc:Fallback>
+        </mc:AlternateContent>
+      </w:r>
+    </w:p>
+    <w:p>
+      <w:pPr>
+        <w:widowControl/>
+        <w:shd w:val="clear" w:color="auto" w:fill="FFFFFF"/>
+        <w:wordWrap/>
+        <w:autoSpaceDE/>
+        <w:autoSpaceDN/>
+        <w:spacing w:after="0" w:line="240" w:lineRule="auto"/>
+        <w:ind w:leftChars="300" w:left="660"/>
+        <w:jc w:val="left"/>
+        <w:textAlignment w:val="baseline"/>
+        <w:rPr>
+          <w:rFonts w:eastAsiaTheme="minorHAnsi" w:cs="Arial"/>
+          <w:color w:val="8A8A8A"/>
+          <w:kern w:val="0"/>
+        </w:rPr>
+      </w:pPr>
+      <w:r>
+        <w:rPr>
+          <w:rFonts w:hint="eastAsia"/>
+          <w:noProof/>
+        </w:rPr>
+        <mc:AlternateContent>
+          <mc:Choice Requires="wps">
+            <w:drawing>
+              <wp:anchor distT="0" distB="0" distL="114300" distR="114300" simplePos="0" relativeHeight="251708416" behindDoc="0" locked="0" layoutInCell="1" allowOverlap="1" wp14:anchorId="5D7005CB" wp14:editId="2D9B14F0">
+                <wp:simplePos x="0" y="0"/>
+                <wp:positionH relativeFrom="margin">
+                  <wp:posOffset>2106572</wp:posOffset>
+                </wp:positionH>
+                <wp:positionV relativeFrom="paragraph">
+                  <wp:posOffset>6985</wp:posOffset>
+                </wp:positionV>
+                <wp:extent cx="294198" cy="301625"/>
+                <wp:effectExtent l="0" t="0" r="10795" b="22225"/>
+                <wp:wrapNone/>
+                <wp:docPr id="73" name="직사각형 73"/>
+                <wp:cNvGraphicFramePr/>
+                <a:graphic xmlns:a="http://schemas.openxmlformats.org/drawingml/2006/main">
+                  <a:graphicData uri="http://schemas.microsoft.com/office/word/2010/wordprocessingShape">
+                    <wps:wsp>
+                      <wps:cNvSpPr/>
+                      <wps:spPr>
+                        <a:xfrm>
+                          <a:off x="0" y="0"/>
+                          <a:ext cx="294198" cy="301625"/>
+                        </a:xfrm>
+                        <a:prstGeom prst="rect">
+                          <a:avLst/>
+                        </a:prstGeom>
+                        <a:noFill/>
+                        <a:ln>
+                          <a:solidFill>
+                            <a:srgbClr val="FF0000"/>
+                          </a:solidFill>
+                        </a:ln>
+                      </wps:spPr>
+                      <wps:style>
+                        <a:lnRef idx="2">
+                          <a:schemeClr val="accent1">
+                            <a:shade val="50000"/>
+                          </a:schemeClr>
+                        </a:lnRef>
+                        <a:fillRef idx="1">
+                          <a:schemeClr val="accent1"/>
+                        </a:fillRef>
+                        <a:effectRef idx="0">
+                          <a:schemeClr val="accent1"/>
+                        </a:effectRef>
+                        <a:fontRef idx="minor">
+                          <a:schemeClr val="lt1"/>
+                        </a:fontRef>
+                      </wps:style>
+                      <wps:bodyPr rot="0" spcFirstLastPara="0" vertOverflow="overflow" horzOverflow="overflow" vert="horz" wrap="square" lIns="91440" tIns="45720" rIns="91440" bIns="45720" numCol="1" spcCol="0" rtlCol="0" fromWordArt="0" anchor="ctr" anchorCtr="0" forceAA="0" compatLnSpc="1">
+                        <a:prstTxWarp prst="textNoShape">
+                          <a:avLst/>
+                        </a:prstTxWarp>
+                        <a:noAutofit/>
+                      </wps:bodyPr>
+                    </wps:wsp>
+                  </a:graphicData>
+                </a:graphic>
+                <wp14:sizeRelH relativeFrom="margin">
+                  <wp14:pctWidth>0</wp14:pctWidth>
+                </wp14:sizeRelH>
+                <wp14:sizeRelV relativeFrom="margin">
+                  <wp14:pctHeight>0</wp14:pctHeight>
+                </wp14:sizeRelV>
+              </wp:anchor>
+            </w:drawing>
+          </mc:Choice>
+          <mc:Fallback>
+            <w:pict>
+              <v:rect w14:anchorId="5C399D98" id="직사각형 73" o:spid="_x0000_s1026" style="position:absolute;left:0;text-align:left;margin-left:165.85pt;margin-top:.55pt;width:23.15pt;height:23.75pt;z-index:251708416;visibility:visible;mso-wrap-style:square;mso-width-percent:0;mso-height-percent:0;mso-wrap-distance-left:9pt;mso-wrap-distance-top:0;mso-wrap-distance-right:9pt;mso-wrap-distance-bottom:0;mso-position-horizontal:absolute;mso-position-horizontal-relative:margin;mso-position-vertical:absolute;mso-position-vertical-relative:text;mso-width-percent:0;mso-height-percent:0;mso-width-relative:margin;mso-height-relative:margin;v-text-anchor:middle" o:gfxdata="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" filled="f" strokecolor="red" strokeweight="1pt">
+                <w10:wrap anchorx="margin"/>
+              </v:rect>
+            </w:pict>
+          </mc:Fallback>
+        </mc:AlternateContent>
+      </w:r>
+      <w:r>
+        <w:rPr>
+          <w:rFonts w:eastAsiaTheme="minorHAnsi" w:cs="Arial"/>
+          <w:noProof/>
+          <w:color w:val="8A8A8A"/>
+          <w:kern w:val="0"/>
+        </w:rPr>
+        <w:drawing>
+          <wp:inline distT="0" distB="0" distL="0" distR="0">
+            <wp:extent cx="6027006" cy="319153"/>
+            <wp:effectExtent l="0" t="0" r="0" b="5080"/>
+            <wp:docPr id="66" name="그림 66" descr="https://postfiles.pstatic.net/MjAyMTEwMjFfMjk2/MDAxNjM0Nzc4MjYyMTg0.57ddCzbzX2J0tb0EzZEBl8WkUZ145DLh39UXCrVCGHgg.8xsl32aQUkBGe1HvvydyFn4izYDcWz9Rc6u8ejEEziIg.PNG.ggoddii/%EC%BA%A1%EC%B2%98.PNG?type=w773"/>
+            <wp:cNvGraphicFramePr>
+              <a:graphicFrameLocks xmlns:a="http://schemas.openxmlformats.org/drawingml/2006/main" noChangeAspect="1"/>
+            </wp:cNvGraphicFramePr>
+            <a:graphic xmlns:a="http://schemas.openxmlformats.org/drawingml/2006/main">
+              <a:graphicData uri="http://schemas.openxmlformats.org/drawingml/2006/picture">
+                <pic:pic xmlns:pic="http://schemas.openxmlformats.org/drawingml/2006/picture">
+                  <pic:nvPicPr>
+                    <pic:cNvPr id="0" name="Picture 28" descr="https://postfiles.pstatic.net/MjAyMTEwMjFfMjk2/MDAxNjM0Nzc4MjYyMTg0.57ddCzbzX2J0tb0EzZEBl8WkUZ145DLh39UXCrVCGHgg.8xsl32aQUkBGe1HvvydyFn4izYDcWz9Rc6u8ejEEziIg.PNG.ggoddii/%EC%BA%A1%EC%B2%98.PNG?type=w773"/>
+                    <pic:cNvPicPr>
+                      <a:picLocks noChangeAspect="1" noChangeArrowheads="1"/>
+                    </pic:cNvPicPr>
+                  </pic:nvPicPr>
+                  <pic:blipFill>
+                    <a:blip r:embed="rId53">
+                      <a:extLst>
+                        <a:ext uri="{28A0092B-C50C-407E-A947-70E740481C1C}">
+                          <a14:useLocalDpi xmlns:a14="http://schemas.microsoft.com/office/drawing/2010/main" val="0"/>
+                        </a:ext>
+                      </a:extLst>
+                    </a:blip>
+                    <a:srcRect/>
+                    <a:stretch>
+                      <a:fillRect/>
+                    </a:stretch>
+                  </pic:blipFill>
+                  <pic:spPr bwMode="auto">
+                    <a:xfrm>
+                      <a:off x="0" y="0"/>
+                      <a:ext cx="6796807" cy="359917"/>
+                    </a:xfrm>
+                    <a:prstGeom prst="rect">
+                      <a:avLst/>
+                    </a:prstGeom>
+                    <a:noFill/>
+                    <a:ln>
+                      <a:noFill/>
+                    </a:ln>
+                  </pic:spPr>
+                </pic:pic>
+              </a:graphicData>
+            </a:graphic>
+          </wp:inline>
+        </w:drawing>
+      </w:r>
+    </w:p>
+    <w:p>
+      <w:pPr>
+        <w:widowControl/>
+        <w:shd w:val="clear" w:color="auto" w:fill="FFFFFF"/>
+        <w:wordWrap/>
+        <w:autoSpaceDE/>
+        <w:autoSpaceDN/>
+        <w:spacing w:after="0" w:line="240" w:lineRule="auto"/>
+        <w:ind w:leftChars="300" w:left="660"/>
+        <w:jc w:val="left"/>
+        <w:textAlignment w:val="baseline"/>
+        <w:rPr>
+          <w:rFonts w:ascii="inherit" w:eastAsia="굴림" w:hAnsi="inherit" w:cs="Arial" w:hint="eastAsia"/>
+          <w:color w:val="8A8A8A"/>
+          <w:kern w:val="0"/>
+          <w:sz w:val="2"/>
+          <w:szCs w:val="2"/>
+        </w:rPr>
+      </w:pPr>
+      <w:r>
+        <w:rPr>
+          <w:rFonts w:eastAsiaTheme="minorHAnsi" w:cs="Arial"/>
+          <w:color w:val="000000"/>
+          <w:kern w:val="0"/>
+          <w:bdr w:val="none" w:sz="0" w:space="0" w:color="auto" w:frame="1"/>
+        </w:rPr>
+        <w:t xml:space="preserve">FGC(Full </w:t>
+      </w:r>
+      <w:r>
+        <w:rPr>
+          <w:rFonts w:eastAsiaTheme="minorHAnsi" w:cs="Arial"/>
+          <w:color w:val="000000"/>
+          <w:kern w:val="0"/>
+          <w:bdr w:val="none" w:sz="0" w:space="0" w:color="auto" w:frame="1"/>
+          <w:shd w:val="clear" w:color="auto" w:fill="FFFFFF"/>
+        </w:rPr>
+        <w:t>Garbage Collection</w:t>
+      </w:r>
+      <w:r>
+        <w:rPr>
+          <w:rFonts w:eastAsiaTheme="minorHAnsi" w:cs="Arial"/>
+          <w:color w:val="000000"/>
+          <w:kern w:val="0"/>
+          <w:bdr w:val="none" w:sz="0" w:space="0" w:color="auto" w:frame="1"/>
+        </w:rPr>
+        <w:t xml:space="preserve">)가 7 -&gt;8로 늘어나고 EU(Eden Used)가 </w:t>
+      </w:r>
+      <w:r>
+        <w:rPr>
+          <w:rFonts w:eastAsiaTheme="minorHAnsi" w:cs="Arial" w:hint="eastAsia"/>
+          <w:color w:val="000000"/>
+          <w:kern w:val="0"/>
+          <w:bdr w:val="none" w:sz="0" w:space="0" w:color="auto" w:frame="1"/>
+        </w:rPr>
+        <w:t>청소된 것을</w:t>
+      </w:r>
+      <w:r>
+        <w:rPr>
+          <w:rFonts w:eastAsiaTheme="minorHAnsi" w:cs="Arial"/>
+          <w:color w:val="000000"/>
+          <w:kern w:val="0"/>
+          <w:bdr w:val="none" w:sz="0" w:space="0" w:color="auto" w:frame="1"/>
+        </w:rPr>
+        <w:t xml:space="preserve"> 확인할 수 </w:t>
+      </w:r>
+      <w:r>
+        <w:rPr>
+          <w:rFonts w:eastAsiaTheme="minorHAnsi" w:cs="Arial" w:hint="eastAsia"/>
+          <w:color w:val="000000"/>
+          <w:kern w:val="0"/>
+          <w:bdr w:val="none" w:sz="0" w:space="0" w:color="auto" w:frame="1"/>
+        </w:rPr>
+        <w:t>있다</w:t>
+      </w:r>
+      <w:r>
+        <w:rPr>
+          <w:rFonts w:eastAsiaTheme="minorHAnsi" w:cs="Arial"/>
+          <w:color w:val="000000"/>
+          <w:kern w:val="0"/>
+          <w:bdr w:val="none" w:sz="0" w:space="0" w:color="auto" w:frame="1"/>
+        </w:rPr>
+        <w:t>.</w:t>
+      </w:r>
+      <w:r>
+        <w:rPr>
+          <w:rFonts w:hint="eastAsia"/>
+          <w:noProof/>
+        </w:rPr>
+        <w:t xml:space="preserve"> </w:t>
       </w:r>
     </w:p>
     <w:sectPr>
@@ -18970,6 +24792,52 @@
     <w:basedOn w:val="a0"/>
     <w:rsid w:val="002E03DC"/>
   </w:style>
+  <w:style w:type="character" w:styleId="a9">
+    <w:name w:val="Unresolved Mention"/>
+    <w:basedOn w:val="a0"/>
+    <w:uiPriority w:val="99"/>
+    <w:semiHidden/>
+    <w:unhideWhenUsed/>
+    <w:rsid w:val="00317904"/>
+    <w:rPr>
+      <w:color w:val="605E5C"/>
+      <w:shd w:val="clear" w:color="auto" w:fill="E1DFDD"/>
+    </w:rPr>
+  </w:style>
+  <w:style w:type="character" w:customStyle="1" w:styleId="se-fs-">
+    <w:name w:val="se-fs-"/>
+    <w:basedOn w:val="a0"/>
+    <w:rsid w:val="00140064"/>
+  </w:style>
+  <w:style w:type="character" w:customStyle="1" w:styleId="se-fs-fs16">
+    <w:name w:val="se-fs-fs16"/>
+    <w:basedOn w:val="a0"/>
+    <w:rsid w:val="00140064"/>
+  </w:style>
+  <w:style w:type="paragraph" w:customStyle="1" w:styleId="se-text-paragraph">
+    <w:name w:val="se-text-paragraph"/>
+    <w:basedOn w:val="a"/>
+    <w:rsid w:val="00140064"/>
+    <w:pPr>
+      <w:widowControl/>
+      <w:wordWrap/>
+      <w:autoSpaceDE/>
+      <w:autoSpaceDN/>
+      <w:spacing w:before="100" w:beforeAutospacing="1" w:after="100" w:afterAutospacing="1" w:line="240" w:lineRule="auto"/>
+      <w:jc w:val="left"/>
+    </w:pPr>
+    <w:rPr>
+      <w:rFonts w:ascii="굴림" w:eastAsia="굴림" w:hAnsi="굴림" w:cs="굴림"/>
+      <w:kern w:val="0"/>
+      <w:sz w:val="24"/>
+      <w:szCs w:val="24"/>
+    </w:rPr>
+  </w:style>
+  <w:style w:type="character" w:customStyle="1" w:styleId="se-fs-fs11">
+    <w:name w:val="se-fs-fs11"/>
+    <w:basedOn w:val="a0"/>
+    <w:rsid w:val="00140064"/>
+  </w:style>
 </w:styles>
 </file>
 
@@ -19239,7 +25107,7 @@
 </file>
 
 <file path=customXml/itemProps1.xml><?xml version="1.0" encoding="utf-8"?>
-<ds:datastoreItem xmlns:ds="http://schemas.openxmlformats.org/officeDocument/2006/customXml" ds:itemID="{6006FC01-DD28-4201-96FF-A6397AE0F024}">
+<ds:datastoreItem xmlns:ds="http://schemas.openxmlformats.org/officeDocument/2006/customXml" ds:itemID="{58271D29-EC2E-48BB-882F-79F42FF0F516}">
   <ds:schemaRefs>
     <ds:schemaRef ds:uri="http://schemas.openxmlformats.org/officeDocument/2006/bibliography"/>
   </ds:schemaRefs>

--- a/docs/tech/ezEKP/시스템 모니터링 방법.docx
+++ b/docs/tech/ezEKP/시스템 모니터링 방법.docx
@@ -6,7 +6,7 @@
       <w:pPr>
         <w:pStyle w:val="a3"/>
       </w:pPr>
-      <w:bookmarkStart w:id="0" w:name="_Toc85811072"/>
+      <w:bookmarkStart w:id="0" w:name="_Toc86047970"/>
       <w:r>
         <w:rPr>
           <w:rFonts w:hint="eastAsia"/>
@@ -116,110 +116,63 @@
           <w:r>
             <w:fldChar w:fldCharType="separate"/>
           </w:r>
-          <w:bookmarkStart w:id="1" w:name="_GoBack"/>
-          <w:bookmarkEnd w:id="1"/>
-          <w:r>
-            <w:rPr>
-              <w:rStyle w:val="a5"/>
-              <w:noProof/>
-            </w:rPr>
-            <w:fldChar w:fldCharType="begin"/>
-          </w:r>
-          <w:r>
-            <w:rPr>
-              <w:rStyle w:val="a5"/>
-              <w:noProof/>
-            </w:rPr>
-            <w:instrText xml:space="preserve"> </w:instrText>
-          </w:r>
-          <w:r>
-            <w:rPr>
-              <w:noProof/>
-            </w:rPr>
-            <w:instrText>HYPERLINK \l "_Toc85811072"</w:instrText>
-          </w:r>
-          <w:r>
-            <w:rPr>
-              <w:rStyle w:val="a5"/>
-              <w:noProof/>
-            </w:rPr>
-            <w:instrText xml:space="preserve"> </w:instrText>
-          </w:r>
-          <w:r>
-            <w:rPr>
-              <w:rStyle w:val="a5"/>
-              <w:noProof/>
-            </w:rPr>
-          </w:r>
-          <w:r>
-            <w:rPr>
-              <w:rStyle w:val="a5"/>
-              <w:noProof/>
-            </w:rPr>
-            <w:fldChar w:fldCharType="separate"/>
-          </w:r>
-          <w:r>
-            <w:rPr>
-              <w:rStyle w:val="a5"/>
-              <w:noProof/>
-            </w:rPr>
-            <w:t>시스템 모니터링 방법</w:t>
-          </w:r>
-          <w:r>
-            <w:rPr>
-              <w:noProof/>
-              <w:webHidden/>
-            </w:rPr>
-            <w:tab/>
-          </w:r>
-          <w:r>
-            <w:rPr>
-              <w:noProof/>
-              <w:webHidden/>
-            </w:rPr>
-            <w:fldChar w:fldCharType="begin"/>
-          </w:r>
-          <w:r>
-            <w:rPr>
-              <w:noProof/>
-              <w:webHidden/>
-            </w:rPr>
-            <w:instrText xml:space="preserve"> PAGEREF _Toc85811072 \h </w:instrText>
-          </w:r>
-          <w:r>
-            <w:rPr>
-              <w:noProof/>
-              <w:webHidden/>
-            </w:rPr>
-          </w:r>
-          <w:r>
-            <w:rPr>
-              <w:noProof/>
-              <w:webHidden/>
-            </w:rPr>
-            <w:fldChar w:fldCharType="separate"/>
-          </w:r>
-          <w:r>
-            <w:rPr>
-              <w:noProof/>
-              <w:webHidden/>
-            </w:rPr>
-            <w:t>1</w:t>
-          </w:r>
-          <w:r>
-            <w:rPr>
-              <w:noProof/>
-              <w:webHidden/>
-            </w:rPr>
-            <w:fldChar w:fldCharType="end"/>
-          </w:r>
-          <w:r>
-            <w:rPr>
-              <w:rStyle w:val="a5"/>
-              <w:noProof/>
-            </w:rPr>
-            <w:fldChar w:fldCharType="end"/>
-          </w:r>
+          <w:hyperlink w:anchor="_Toc86047970" w:history="1">
+            <w:r>
+              <w:rPr>
+                <w:rStyle w:val="a5"/>
+                <w:noProof/>
+              </w:rPr>
+              <w:t>시스템 모니터링 방법</w:t>
+            </w:r>
+            <w:r>
+              <w:rPr>
+                <w:noProof/>
+                <w:webHidden/>
+              </w:rPr>
+              <w:tab/>
+            </w:r>
+            <w:r>
+              <w:rPr>
+                <w:noProof/>
+                <w:webHidden/>
+              </w:rPr>
+              <w:fldChar w:fldCharType="begin"/>
+            </w:r>
+            <w:r>
+              <w:rPr>
+                <w:noProof/>
+                <w:webHidden/>
+              </w:rPr>
+              <w:instrText xml:space="preserve"> PAGEREF _Toc86047970 \h </w:instrText>
+            </w:r>
+            <w:r>
+              <w:rPr>
+                <w:noProof/>
+                <w:webHidden/>
+              </w:rPr>
+            </w:r>
+            <w:r>
+              <w:rPr>
+                <w:noProof/>
+                <w:webHidden/>
+              </w:rPr>
+              <w:fldChar w:fldCharType="separate"/>
+            </w:r>
+            <w:r>
+              <w:rPr>
+                <w:noProof/>
+                <w:webHidden/>
+              </w:rPr>
+              <w:t>1</w:t>
+            </w:r>
+            <w:r>
+              <w:rPr>
+                <w:noProof/>
+                <w:webHidden/>
+              </w:rPr>
+              <w:fldChar w:fldCharType="end"/>
+            </w:r>
+          </w:hyperlink>
         </w:p>
         <w:p>
           <w:pPr>
@@ -234,7 +187,7 @@
               <w:sz w:val="20"/>
             </w:rPr>
           </w:pPr>
-          <w:hyperlink w:anchor="_Toc85811073" w:history="1">
+          <w:hyperlink w:anchor="_Toc86047971" w:history="1">
             <w:r>
               <w:rPr>
                 <w:rStyle w:val="a5"/>
@@ -261,7 +214,7 @@
                 <w:noProof/>
                 <w:webHidden/>
               </w:rPr>
-              <w:instrText xml:space="preserve"> PAGEREF _Toc85811073 \h </w:instrText>
+              <w:instrText xml:space="preserve"> PAGEREF _Toc86047971 \h </w:instrText>
             </w:r>
             <w:r>
               <w:rPr>
@@ -305,7 +258,7 @@
               <w:sz w:val="20"/>
             </w:rPr>
           </w:pPr>
-          <w:hyperlink w:anchor="_Toc85811074" w:history="1">
+          <w:hyperlink w:anchor="_Toc86047972" w:history="1">
             <w:r>
               <w:rPr>
                 <w:rStyle w:val="a5"/>
@@ -332,7 +285,7 @@
                 <w:noProof/>
                 <w:webHidden/>
               </w:rPr>
-              <w:instrText xml:space="preserve"> PAGEREF _Toc85811074 \h </w:instrText>
+              <w:instrText xml:space="preserve"> PAGEREF _Toc86047972 \h </w:instrText>
             </w:r>
             <w:r>
               <w:rPr>
@@ -376,7 +329,7 @@
               <w:sz w:val="20"/>
             </w:rPr>
           </w:pPr>
-          <w:hyperlink w:anchor="_Toc85811075" w:history="1">
+          <w:hyperlink w:anchor="_Toc86047973" w:history="1">
             <w:r>
               <w:rPr>
                 <w:rStyle w:val="a5"/>
@@ -403,7 +356,7 @@
                 <w:noProof/>
                 <w:webHidden/>
               </w:rPr>
-              <w:instrText xml:space="preserve"> PAGEREF _Toc85811075 \h </w:instrText>
+              <w:instrText xml:space="preserve"> PAGEREF _Toc86047973 \h </w:instrText>
             </w:r>
             <w:r>
               <w:rPr>
@@ -447,7 +400,7 @@
               <w:sz w:val="20"/>
             </w:rPr>
           </w:pPr>
-          <w:hyperlink w:anchor="_Toc85811076" w:history="1">
+          <w:hyperlink w:anchor="_Toc86047974" w:history="1">
             <w:r>
               <w:rPr>
                 <w:rStyle w:val="a5"/>
@@ -474,7 +427,7 @@
                 <w:noProof/>
                 <w:webHidden/>
               </w:rPr>
-              <w:instrText xml:space="preserve"> PAGEREF _Toc85811076 \h </w:instrText>
+              <w:instrText xml:space="preserve"> PAGEREF _Toc86047974 \h </w:instrText>
             </w:r>
             <w:r>
               <w:rPr>
@@ -518,7 +471,7 @@
               <w:sz w:val="20"/>
             </w:rPr>
           </w:pPr>
-          <w:hyperlink w:anchor="_Toc85811077" w:history="1">
+          <w:hyperlink w:anchor="_Toc86047975" w:history="1">
             <w:r>
               <w:rPr>
                 <w:rStyle w:val="a5"/>
@@ -545,7 +498,7 @@
                 <w:noProof/>
                 <w:webHidden/>
               </w:rPr>
-              <w:instrText xml:space="preserve"> PAGEREF _Toc85811077 \h </w:instrText>
+              <w:instrText xml:space="preserve"> PAGEREF _Toc86047975 \h </w:instrText>
             </w:r>
             <w:r>
               <w:rPr>
@@ -589,7 +542,7 @@
               <w:sz w:val="20"/>
             </w:rPr>
           </w:pPr>
-          <w:hyperlink w:anchor="_Toc85811078" w:history="1">
+          <w:hyperlink w:anchor="_Toc86047976" w:history="1">
             <w:r>
               <w:rPr>
                 <w:rStyle w:val="a5"/>
@@ -616,7 +569,7 @@
                 <w:noProof/>
                 <w:webHidden/>
               </w:rPr>
-              <w:instrText xml:space="preserve"> PAGEREF _Toc85811078 \h </w:instrText>
+              <w:instrText xml:space="preserve"> PAGEREF _Toc86047976 \h </w:instrText>
             </w:r>
             <w:r>
               <w:rPr>
@@ -660,7 +613,7 @@
               <w:sz w:val="20"/>
             </w:rPr>
           </w:pPr>
-          <w:hyperlink w:anchor="_Toc85811079" w:history="1">
+          <w:hyperlink w:anchor="_Toc86047977" w:history="1">
             <w:r>
               <w:rPr>
                 <w:rStyle w:val="a5"/>
@@ -687,7 +640,7 @@
                 <w:noProof/>
                 <w:webHidden/>
               </w:rPr>
-              <w:instrText xml:space="preserve"> PAGEREF _Toc85811079 \h </w:instrText>
+              <w:instrText xml:space="preserve"> PAGEREF _Toc86047977 \h </w:instrText>
             </w:r>
             <w:r>
               <w:rPr>
@@ -731,7 +684,7 @@
               <w:sz w:val="20"/>
             </w:rPr>
           </w:pPr>
-          <w:hyperlink w:anchor="_Toc85811080" w:history="1">
+          <w:hyperlink w:anchor="_Toc86047978" w:history="1">
             <w:r>
               <w:rPr>
                 <w:rStyle w:val="a5"/>
@@ -758,7 +711,7 @@
                 <w:noProof/>
                 <w:webHidden/>
               </w:rPr>
-              <w:instrText xml:space="preserve"> PAGEREF _Toc85811080 \h </w:instrText>
+              <w:instrText xml:space="preserve"> PAGEREF _Toc86047978 \h </w:instrText>
             </w:r>
             <w:r>
               <w:rPr>
@@ -778,7 +731,7 @@
                 <w:noProof/>
                 <w:webHidden/>
               </w:rPr>
-              <w:t>16</w:t>
+              <w:t>15</w:t>
             </w:r>
             <w:r>
               <w:rPr>
@@ -802,7 +755,7 @@
               <w:sz w:val="20"/>
             </w:rPr>
           </w:pPr>
-          <w:hyperlink w:anchor="_Toc85811081" w:history="1">
+          <w:hyperlink w:anchor="_Toc86047979" w:history="1">
             <w:r>
               <w:rPr>
                 <w:rStyle w:val="a5"/>
@@ -829,7 +782,7 @@
                 <w:noProof/>
                 <w:webHidden/>
               </w:rPr>
-              <w:instrText xml:space="preserve"> PAGEREF _Toc85811081 \h </w:instrText>
+              <w:instrText xml:space="preserve"> PAGEREF _Toc86047979 \h </w:instrText>
             </w:r>
             <w:r>
               <w:rPr>
@@ -849,7 +802,7 @@
                 <w:noProof/>
                 <w:webHidden/>
               </w:rPr>
-              <w:t>19</w:t>
+              <w:t>18</w:t>
             </w:r>
             <w:r>
               <w:rPr>
@@ -873,7 +826,7 @@
               <w:sz w:val="20"/>
             </w:rPr>
           </w:pPr>
-          <w:hyperlink w:anchor="_Toc85811082" w:history="1">
+          <w:hyperlink w:anchor="_Toc86047980" w:history="1">
             <w:r>
               <w:rPr>
                 <w:rStyle w:val="a5"/>
@@ -900,7 +853,7 @@
                 <w:noProof/>
                 <w:webHidden/>
               </w:rPr>
-              <w:instrText xml:space="preserve"> PAGEREF _Toc85811082 \h </w:instrText>
+              <w:instrText xml:space="preserve"> PAGEREF _Toc86047980 \h </w:instrText>
             </w:r>
             <w:r>
               <w:rPr>
@@ -966,12 +919,14 @@
       <w:r>
         <w:br w:type="page"/>
       </w:r>
+      <w:bookmarkStart w:id="1" w:name="_GoBack"/>
+      <w:bookmarkEnd w:id="1"/>
     </w:p>
     <w:p>
       <w:pPr>
         <w:pStyle w:val="1"/>
       </w:pPr>
-      <w:bookmarkStart w:id="2" w:name="_Toc85811073"/>
+      <w:bookmarkStart w:id="2" w:name="_Toc86047971"/>
       <w:r>
         <w:rPr>
           <w:rFonts w:hint="eastAsia"/>
@@ -2162,7 +2117,7 @@
         <w:pStyle w:val="1"/>
         <w:ind w:firstLineChars="50" w:firstLine="180"/>
       </w:pPr>
-      <w:bookmarkStart w:id="3" w:name="_Toc85811074"/>
+      <w:bookmarkStart w:id="3" w:name="_Toc86047972"/>
       <w:r>
         <w:rPr>
           <w:rFonts w:hint="eastAsia"/>
@@ -2727,7 +2682,7 @@
           <w:szCs w:val="36"/>
         </w:rPr>
       </w:pPr>
-      <w:bookmarkStart w:id="4" w:name="_Toc85811075"/>
+      <w:bookmarkStart w:id="4" w:name="_Toc86047973"/>
       <w:r>
         <w:rPr>
           <w:rFonts w:hint="eastAsia"/>
@@ -3559,7 +3514,7 @@
         <w:pStyle w:val="1"/>
         <w:ind w:firstLineChars="50" w:firstLine="180"/>
       </w:pPr>
-      <w:bookmarkStart w:id="5" w:name="_Toc85811076"/>
+      <w:bookmarkStart w:id="5" w:name="_Toc86047974"/>
       <w:r>
         <w:t>Memory</w:t>
       </w:r>
@@ -4036,7 +3991,7 @@
         <w:pStyle w:val="1"/>
         <w:ind w:firstLineChars="50" w:firstLine="180"/>
       </w:pPr>
-      <w:bookmarkStart w:id="6" w:name="_Toc85811077"/>
+      <w:bookmarkStart w:id="6" w:name="_Toc86047975"/>
       <w:r>
         <w:rPr>
           <w:rFonts w:hint="eastAsia"/>
@@ -5809,7 +5764,7 @@
         <w:pStyle w:val="1"/>
         <w:ind w:firstLineChars="50" w:firstLine="180"/>
       </w:pPr>
-      <w:bookmarkStart w:id="7" w:name="_Toc85811078"/>
+      <w:bookmarkStart w:id="7" w:name="_Toc86047976"/>
       <w:r>
         <w:rPr>
           <w:rFonts w:hint="eastAsia"/>
@@ -8460,7 +8415,7 @@
         <w:pStyle w:val="1"/>
         <w:ind w:firstLineChars="50" w:firstLine="180"/>
       </w:pPr>
-      <w:bookmarkStart w:id="8" w:name="_Toc85811079"/>
+      <w:bookmarkStart w:id="8" w:name="_Toc86047977"/>
       <w:r>
         <w:rPr>
           <w:rFonts w:hint="eastAsia"/>
@@ -10445,28 +10400,18 @@
     </w:p>
     <w:p>
       <w:pPr>
-        <w:spacing w:before="240" w:line="168" w:lineRule="auto"/>
-        <w:ind w:firstLine="800"/>
-        <w:rPr>
-          <w:rFonts w:hint="eastAsia"/>
-        </w:rPr>
-      </w:pPr>
-    </w:p>
-    <w:p>
-      <w:pPr>
         <w:pStyle w:val="1"/>
         <w:ind w:firstLineChars="50" w:firstLine="180"/>
         <w:rPr>
           <w:szCs w:val="36"/>
         </w:rPr>
       </w:pPr>
-      <w:bookmarkStart w:id="9" w:name="_Toc85811080"/>
+      <w:bookmarkStart w:id="9" w:name="_Toc86047978"/>
       <w:r>
         <w:rPr>
           <w:rFonts w:hint="eastAsia"/>
           <w:szCs w:val="36"/>
         </w:rPr>
-        <w:lastRenderedPageBreak/>
         <w:t xml:space="preserve">특정 프로세스 </w:t>
       </w:r>
       <w:r>
@@ -10516,6 +10461,7 @@
         <w:rPr>
           <w:b/>
         </w:rPr>
+        <w:lastRenderedPageBreak/>
         <w:t>ps</w:t>
       </w:r>
       <w:r>
@@ -11193,7 +11139,6 @@
         <w:ind w:leftChars="0" w:left="980"/>
       </w:pPr>
       <w:r>
-        <w:lastRenderedPageBreak/>
         <w:t>grep을</w:t>
       </w:r>
       <w:r>
@@ -11254,6 +11199,7 @@
         <w:rPr>
           <w:rFonts w:hint="eastAsia"/>
         </w:rPr>
+        <w:lastRenderedPageBreak/>
         <w:t>두번째 빨간색 박스는 시작날짜</w:t>
       </w:r>
     </w:p>
@@ -12093,6 +12039,7 @@
         <w:ind w:leftChars="0" w:left="980"/>
       </w:pPr>
       <w:r>
+        <w:lastRenderedPageBreak/>
         <w:t>[</w:t>
       </w:r>
       <w:r>
@@ -12594,13 +12541,12 @@
           <w:szCs w:val="36"/>
         </w:rPr>
       </w:pPr>
-      <w:bookmarkStart w:id="10" w:name="_Toc85811081"/>
+      <w:bookmarkStart w:id="10" w:name="_Toc86047979"/>
       <w:r>
         <w:rPr>
           <w:rFonts w:hint="eastAsia"/>
           <w:szCs w:val="36"/>
         </w:rPr>
-        <w:lastRenderedPageBreak/>
         <w:t>네트워크 프로토콜 통계 확인방법</w:t>
       </w:r>
       <w:bookmarkEnd w:id="10"/>
@@ -12652,6 +12598,7 @@
           <w:rFonts w:hint="eastAsia"/>
           <w:noProof/>
         </w:rPr>
+        <w:lastRenderedPageBreak/>
         <mc:AlternateContent>
           <mc:Choice Requires="wps">
             <w:drawing>
@@ -14182,7 +14129,7 @@
           <w:szCs w:val="36"/>
         </w:rPr>
       </w:pPr>
-      <w:bookmarkStart w:id="11" w:name="_Toc85811082"/>
+      <w:bookmarkStart w:id="11" w:name="_Toc86047980"/>
       <w:r>
         <w:rPr>
           <w:rFonts w:hint="eastAsia"/>
@@ -16274,7 +16221,53 @@
           <w:szCs w:val="23"/>
           <w:bdr w:val="none" w:sz="0" w:space="0" w:color="auto" w:frame="1"/>
         </w:rPr>
-        <w:t xml:space="preserve">-XMS </w:t>
+        <w:t>-</w:t>
+      </w:r>
+      <w:proofErr w:type="spellStart"/>
+      <w:r>
+        <w:rPr>
+          <w:rStyle w:val="se-fs-"/>
+          <w:rFonts w:ascii="Helvetica" w:hAnsi="Helvetica" w:cs="Arial"/>
+          <w:color w:val="000000"/>
+          <w:sz w:val="23"/>
+          <w:szCs w:val="23"/>
+          <w:bdr w:val="none" w:sz="0" w:space="0" w:color="auto" w:frame="1"/>
+        </w:rPr>
+        <w:t>X</w:t>
+      </w:r>
+      <w:r>
+        <w:rPr>
+          <w:rStyle w:val="se-fs-"/>
+          <w:rFonts w:ascii="Helvetica" w:hAnsi="Helvetica" w:cs="Arial" w:hint="eastAsia"/>
+          <w:color w:val="000000"/>
+          <w:sz w:val="23"/>
+          <w:szCs w:val="23"/>
+          <w:bdr w:val="none" w:sz="0" w:space="0" w:color="auto" w:frame="1"/>
+        </w:rPr>
+        <w:t>m</w:t>
+      </w:r>
+      <w:r>
+        <w:rPr>
+          <w:rStyle w:val="se-fs-"/>
+          <w:rFonts w:ascii="Helvetica" w:hAnsi="Helvetica" w:cs="Arial"/>
+          <w:color w:val="000000"/>
+          <w:sz w:val="23"/>
+          <w:szCs w:val="23"/>
+          <w:bdr w:val="none" w:sz="0" w:space="0" w:color="auto" w:frame="1"/>
+        </w:rPr>
+        <w:t>s</w:t>
+      </w:r>
+      <w:proofErr w:type="spellEnd"/>
+      <w:r>
+        <w:rPr>
+          <w:rStyle w:val="se-fs-"/>
+          <w:rFonts w:ascii="Helvetica" w:hAnsi="Helvetica" w:cs="Arial"/>
+          <w:color w:val="000000"/>
+          <w:sz w:val="23"/>
+          <w:szCs w:val="23"/>
+          <w:bdr w:val="none" w:sz="0" w:space="0" w:color="auto" w:frame="1"/>
+        </w:rPr>
+        <w:t xml:space="preserve"> </w:t>
       </w:r>
       <w:r>
         <w:rPr>
@@ -16313,7 +16306,42 @@
           <w:szCs w:val="23"/>
           <w:bdr w:val="none" w:sz="0" w:space="0" w:color="auto" w:frame="1"/>
         </w:rPr>
-        <w:t xml:space="preserve">-XMX </w:t>
+        <w:t>-</w:t>
+      </w:r>
+      <w:proofErr w:type="spellStart"/>
+      <w:r>
+        <w:rPr>
+          <w:rStyle w:val="se-fs-"/>
+          <w:rFonts w:ascii="Helvetica" w:hAnsi="Helvetica" w:cs="Arial"/>
+          <w:color w:val="000000"/>
+          <w:sz w:val="23"/>
+          <w:szCs w:val="23"/>
+          <w:bdr w:val="none" w:sz="0" w:space="0" w:color="auto" w:frame="1"/>
+        </w:rPr>
+        <w:t>X</w:t>
+      </w:r>
+      <w:r>
+        <w:rPr>
+          <w:rStyle w:val="se-fs-"/>
+          <w:rFonts w:ascii="Helvetica" w:hAnsi="Helvetica" w:cs="Arial"/>
+          <w:color w:val="000000"/>
+          <w:sz w:val="23"/>
+          <w:szCs w:val="23"/>
+          <w:bdr w:val="none" w:sz="0" w:space="0" w:color="auto" w:frame="1"/>
+        </w:rPr>
+        <w:t>mx</w:t>
+      </w:r>
+      <w:proofErr w:type="spellEnd"/>
+      <w:r>
+        <w:rPr>
+          <w:rStyle w:val="se-fs-"/>
+          <w:rFonts w:ascii="Helvetica" w:hAnsi="Helvetica" w:cs="Arial"/>
+          <w:color w:val="000000"/>
+          <w:sz w:val="23"/>
+          <w:szCs w:val="23"/>
+          <w:bdr w:val="none" w:sz="0" w:space="0" w:color="auto" w:frame="1"/>
+        </w:rPr>
+        <w:t xml:space="preserve"> </w:t>
       </w:r>
       <w:r>
         <w:rPr>
@@ -18191,13 +18219,23 @@
           <w:kern w:val="0"/>
         </w:rPr>
       </w:pPr>
+      <w:proofErr w:type="spellStart"/>
       <w:r>
         <w:rPr>
           <w:rFonts w:eastAsiaTheme="minorHAnsi" w:cs="Arial"/>
           <w:color w:val="000000"/>
           <w:kern w:val="0"/>
         </w:rPr>
-        <w:t xml:space="preserve">jstat </w:t>
+        <w:t>jstat</w:t>
+      </w:r>
+      <w:proofErr w:type="spellEnd"/>
+      <w:r>
+        <w:rPr>
+          <w:rFonts w:eastAsiaTheme="minorHAnsi" w:cs="Arial"/>
+          <w:color w:val="000000"/>
+          <w:kern w:val="0"/>
+        </w:rPr>
+        <w:t xml:space="preserve"> </w:t>
       </w:r>
       <w:r>
         <w:rPr>
@@ -18208,13 +18246,23 @@
         </w:rPr>
         <w:t>-</w:t>
       </w:r>
+      <w:proofErr w:type="spellStart"/>
       <w:r>
         <w:rPr>
           <w:rFonts w:eastAsiaTheme="minorHAnsi" w:cs="Arial"/>
           <w:color w:val="000000"/>
           <w:kern w:val="0"/>
         </w:rPr>
-        <w:t xml:space="preserve">gc </w:t>
+        <w:t>gc</w:t>
+      </w:r>
+      <w:proofErr w:type="spellEnd"/>
+      <w:r>
+        <w:rPr>
+          <w:rFonts w:eastAsiaTheme="minorHAnsi" w:cs="Arial"/>
+          <w:color w:val="000000"/>
+          <w:kern w:val="0"/>
+        </w:rPr>
+        <w:t xml:space="preserve"> </w:t>
       </w:r>
       <w:r>
         <w:rPr>
@@ -18294,7 +18342,43 @@
           <w:kern w:val="0"/>
           <w:bdr w:val="none" w:sz="0" w:space="0" w:color="auto" w:frame="1"/>
         </w:rPr>
-        <w:t>상태를 모니터링할 수</w:t>
+        <w:t>상태를</w:t>
+      </w:r>
+      <w:r>
+        <w:rPr>
+          <w:rFonts w:eastAsiaTheme="minorHAnsi" w:cs="Arial" w:hint="eastAsia"/>
+          <w:color w:val="000000"/>
+          <w:kern w:val="0"/>
+          <w:bdr w:val="none" w:sz="0" w:space="0" w:color="auto" w:frame="1"/>
+        </w:rPr>
+        <w:t xml:space="preserve"> </w:t>
+      </w:r>
+      <w:r>
+        <w:rPr>
+          <w:rFonts w:eastAsiaTheme="minorHAnsi" w:cs="Arial"/>
+          <w:color w:val="000000"/>
+          <w:kern w:val="0"/>
+          <w:bdr w:val="none" w:sz="0" w:space="0" w:color="auto" w:frame="1"/>
+        </w:rPr>
+        <w:t>1</w:t>
+      </w:r>
+      <w:r>
+        <w:rPr>
+          <w:rFonts w:eastAsiaTheme="minorHAnsi" w:cs="Arial" w:hint="eastAsia"/>
+          <w:color w:val="000000"/>
+          <w:kern w:val="0"/>
+          <w:bdr w:val="none" w:sz="0" w:space="0" w:color="auto" w:frame="1"/>
+        </w:rPr>
+        <w:t>초간격으로</w:t>
+      </w:r>
+      <w:r>
+        <w:rPr>
+          <w:rFonts w:eastAsiaTheme="minorHAnsi" w:cs="Arial" w:hint="eastAsia"/>
+          <w:color w:val="000000"/>
+          <w:kern w:val="0"/>
+          <w:bdr w:val="none" w:sz="0" w:space="0" w:color="auto" w:frame="1"/>
+        </w:rPr>
+        <w:t xml:space="preserve"> 모니터링할 수</w:t>
       </w:r>
       <w:r>
         <w:rPr>
@@ -19171,33 +19255,6 @@
           <w:bdr w:val="none" w:sz="0" w:space="0" w:color="auto" w:frame="1"/>
         </w:rPr>
         <w:t xml:space="preserve"> </w:t>
-      </w:r>
-    </w:p>
-    <w:p>
-      <w:pPr>
-        <w:widowControl/>
-        <w:shd w:val="clear" w:color="auto" w:fill="FFFFFF"/>
-        <w:wordWrap/>
-        <w:autoSpaceDE/>
-        <w:autoSpaceDN/>
-        <w:spacing w:after="0" w:line="240" w:lineRule="auto"/>
-        <w:ind w:leftChars="300" w:left="660"/>
-        <w:jc w:val="left"/>
-        <w:textAlignment w:val="baseline"/>
-        <w:rPr>
-          <w:rFonts w:eastAsiaTheme="minorHAnsi" w:cs="Arial"/>
-          <w:color w:val="8A8A8A"/>
-          <w:kern w:val="0"/>
-        </w:rPr>
-      </w:pPr>
-      <w:r>
-        <w:rPr>
-          <w:rFonts w:eastAsiaTheme="minorHAnsi" w:cs="Arial"/>
-          <w:color w:val="000000"/>
-          <w:kern w:val="0"/>
-          <w:bdr w:val="none" w:sz="0" w:space="0" w:color="auto" w:frame="1"/>
-        </w:rPr>
-        <w:t>​</w:t>
       </w:r>
     </w:p>
     <w:p>
@@ -25107,7 +25164,7 @@
 </file>
 
 <file path=customXml/itemProps1.xml><?xml version="1.0" encoding="utf-8"?>
-<ds:datastoreItem xmlns:ds="http://schemas.openxmlformats.org/officeDocument/2006/customXml" ds:itemID="{58271D29-EC2E-48BB-882F-79F42FF0F516}">
+<ds:datastoreItem xmlns:ds="http://schemas.openxmlformats.org/officeDocument/2006/customXml" ds:itemID="{51EEF2F8-E7A8-4EC4-9669-B4FD9D5997ED}">
   <ds:schemaRefs>
     <ds:schemaRef ds:uri="http://schemas.openxmlformats.org/officeDocument/2006/bibliography"/>
   </ds:schemaRefs>
